--- a/data/outputs/docx/Grade 10 Chemistry/Chemistry 1.4/Chemistry_Chemical_Bonding_CBE_LessonSequence.docx
+++ b/data/outputs/docx/Grade 10 Chemistry/Chemistry 1.4/Chemistry_Chemical_Bonding_CBE_LessonSequence.docx
@@ -492,7 +492,7 @@
                 <w:sz w:val="18"/>
                 <w:szCs w:val="18"/>
               </w:rPr>
-              <w:t xml:space="preserve">–  Valence electrons in bonding (octet rule and duplet rule)</w:t>
+              <w:t xml:space="preserve">–  Valence electrons in bonding and the octet/duplet rule</w:t>
             </w:r>
           </w:p>
           <w:p>
@@ -512,7 +512,7 @@
                 <w:sz w:val="18"/>
                 <w:szCs w:val="18"/>
               </w:rPr>
-              <w:t xml:space="preserve">–  Bond types: ionic bonding</w:t>
+              <w:t xml:space="preserve">–  Stability of atoms: gaining, losing, and sharing electrons</w:t>
             </w:r>
           </w:p>
           <w:p>
@@ -532,7 +532,7 @@
                 <w:sz w:val="18"/>
                 <w:szCs w:val="18"/>
               </w:rPr>
-              <w:t xml:space="preserve">–  Bond types: covalent and dative covalent bonding</w:t>
+              <w:t xml:space="preserve">–  Types of chemical bonds: ionic, covalent, dative covalent, hydrogen bond, Van der Waals forces, and metallic bonding</w:t>
             </w:r>
           </w:p>
           <w:p>
@@ -552,7 +552,7 @@
                 <w:sz w:val="18"/>
                 <w:szCs w:val="18"/>
               </w:rPr>
-              <w:t xml:space="preserve">–  Bond types: hydrogen bonds and Van der Waals forces</w:t>
+              <w:t xml:space="preserve">–  Lewis (dot-and-cross) diagrams for elements, molecules, and compounds</w:t>
             </w:r>
           </w:p>
           <w:p>
@@ -572,7 +572,7 @@
                 <w:sz w:val="18"/>
                 <w:szCs w:val="18"/>
               </w:rPr>
-              <w:t xml:space="preserve">–  Metallic bonding</w:t>
+              <w:t xml:space="preserve">–  Giant ionic structures and their physical properties (e.g., NaCl)</w:t>
             </w:r>
           </w:p>
           <w:p>
@@ -592,7 +592,7 @@
                 <w:sz w:val="18"/>
                 <w:szCs w:val="18"/>
               </w:rPr>
-              <w:t xml:space="preserve">–  Lewis (dot-and-cross) diagrams for elements, molecules, and compounds</w:t>
+              <w:t xml:space="preserve">–  Simple molecular structures and their physical properties (e.g., H₂O, CO₂)</w:t>
             </w:r>
           </w:p>
           <w:p>
@@ -612,7 +612,7 @@
                 <w:sz w:val="18"/>
                 <w:szCs w:val="18"/>
               </w:rPr>
-              <w:t xml:space="preserve">–  Physical properties of giant ionic, simple molecular, giant atomic/covalent, and giant metallic structures (solubility, thermal and electrical conductivity, melting point, boiling point)</w:t>
+              <w:t xml:space="preserve">–  Giant covalent/atomic structures and their physical properties (e.g., diamond, SiO₂, graphite)</w:t>
             </w:r>
           </w:p>
           <w:p>
@@ -632,7 +632,7 @@
                 <w:sz w:val="18"/>
                 <w:szCs w:val="18"/>
               </w:rPr>
-              <w:t xml:space="preserve">–  Relationship between bond type, resultant structure, and physical properties (e.g., NaCl, diamond, graphite, aluminium)</w:t>
+              <w:t xml:space="preserve">–  Giant metallic structures and their physical properties (e.g., aluminium, iron)</w:t>
             </w:r>
           </w:p>
           <w:p>
@@ -652,7 +652,7 @@
                 <w:sz w:val="18"/>
                 <w:szCs w:val="18"/>
               </w:rPr>
-              <w:t xml:space="preserve">–  Uses of elements, molecules, and compounds based on bond types and structures</w:t>
+              <w:t xml:space="preserve">–  Investigating physical properties: solubility, thermal conductivity, electrical conductivity, melting point, boiling point</w:t>
             </w:r>
           </w:p>
           <w:p>
@@ -672,7 +672,47 @@
                 <w:sz w:val="18"/>
                 <w:szCs w:val="18"/>
               </w:rPr>
-              <w:t xml:space="preserve">–  Model building of selected molecules and compounds using locally available materials</w:t>
+              <w:t xml:space="preserve">–  Relationship between bond type, resultant structure, and physical properties</w:t>
+            </w:r>
+          </w:p>
+          <w:p>
+            <w:pPr>
+              <w:spacing w:after="30" w:before="0"/>
+              <w:ind w:left="360" w:hanging="180"/>
+              <w:jc w:val="left"/>
+            </w:pPr>
+            <w:r>
+              <w:rPr>
+                <w:rFonts w:ascii="Arial" w:cs="Arial" w:eastAsia="Arial" w:hAnsi="Arial"/>
+                <w:b w:val="false"/>
+                <w:bCs w:val="false"/>
+                <w:i w:val="false"/>
+                <w:iCs w:val="false"/>
+                <w:color w:val="000000"/>
+                <w:sz w:val="18"/>
+                <w:szCs w:val="18"/>
+              </w:rPr>
+              <w:t xml:space="preserve">–  Uses of elements, molecules, and compounds based on bond type and structure</w:t>
+            </w:r>
+          </w:p>
+          <w:p>
+            <w:pPr>
+              <w:spacing w:after="30" w:before="0"/>
+              <w:ind w:left="360" w:hanging="180"/>
+              <w:jc w:val="left"/>
+            </w:pPr>
+            <w:r>
+              <w:rPr>
+                <w:rFonts w:ascii="Arial" w:cs="Arial" w:eastAsia="Arial" w:hAnsi="Arial"/>
+                <w:b w:val="false"/>
+                <w:bCs w:val="false"/>
+                <w:i w:val="false"/>
+                <w:iCs w:val="false"/>
+                <w:color w:val="000000"/>
+                <w:sz w:val="18"/>
+                <w:szCs w:val="18"/>
+              </w:rPr>
+              <w:t xml:space="preserve">–  Model building of selected molecules and compounds using locally available materials (NaCl, SiO₂, graphite, diamond)</w:t>
             </w:r>
           </w:p>
         </w:tc>
@@ -757,7 +797,7 @@
                 <w:sz w:val="18"/>
                 <w:szCs w:val="18"/>
               </w:rPr>
-              <w:t xml:space="preserve">a) illustrate bond types in elements, molecules and compounds using Lewis (dot-and-cross) diagrams;</w:t>
+              <w:t xml:space="preserve">a) illustrate bond types in elements, molecules and compounds using Lewis dot-and-cross diagrams;</w:t>
             </w:r>
           </w:p>
           <w:p>
@@ -900,7 +940,7 @@
                 <w:sz w:val="18"/>
                 <w:szCs w:val="18"/>
               </w:rPr>
-              <w:t xml:space="preserve">–  Learning to Learn: Learners develop independence and self-regulation as they individually draw dot-and-cross Lewis diagrams to illustrate different bond types in elements and compounds, checking their own understanding against noble gas configurations.</w:t>
+              <w:t xml:space="preserve">–  Learning to Learn: The learner develops independence and self-direction while drawing Lewis dot-and-cross diagrams to illustrate bonding in elements and compounds, progressively building confidence in representing chemical structures without scaffolding.</w:t>
             </w:r>
           </w:p>
           <w:p>
@@ -920,7 +960,7 @@
                 <w:sz w:val="18"/>
                 <w:szCs w:val="18"/>
               </w:rPr>
-              <w:t xml:space="preserve">–  Digital Literacy: Learners use digital tools effectively by watching animations, simulations, and videos on chemical bonding and resultant structures, building confidence in using technology for scientific inquiry.</w:t>
+              <w:t xml:space="preserve">–  Digital Literacy: The learner uses digital technology effectively while watching animations, simulations, and videos on chemical bonding and resultant structures, developing skills in evaluating and extracting scientific information from digital sources.</w:t>
             </w:r>
           </w:p>
           <w:p>
@@ -940,7 +980,7 @@
                 <w:sz w:val="18"/>
                 <w:szCs w:val="18"/>
               </w:rPr>
-              <w:t xml:space="preserve">–  Creativity and Imagination: Learners experiment with locally available materials (e.g., wire, clay, maize cobs, bottle tops) to construct three-dimensional models of bonding in selected compounds such as NaCl, SiO₂, graphite, and diamond.</w:t>
+              <w:t xml:space="preserve">–  Creativity and Imagination: The learner experiments with locally available materials (e.g., bottle tops, clay, sisal, maize cobs) to design and construct three-dimensional models illustrating bonding in selected elements and compounds such as NaCl, diamond, and graphite.</w:t>
             </w:r>
           </w:p>
           <w:p>
@@ -960,7 +1000,7 @@
                 <w:sz w:val="18"/>
                 <w:szCs w:val="18"/>
               </w:rPr>
-              <w:t xml:space="preserve">–  Critical Thinking and Problem Solving: Learners interpret experimental data and infer relationships between bond types and resulting physical properties, evaluating why substances like graphite conduct electricity while diamond does not.</w:t>
+              <w:t xml:space="preserve">–  Critical Thinking and Problem Solving: The learner interprets and infers with peers the relationship between bond types and resulting structures, and uses evidence from physical property investigations to explain why substances behave differently.</w:t>
             </w:r>
           </w:p>
         </w:tc>
@@ -1027,7 +1067,7 @@
                 <w:sz w:val="18"/>
                 <w:szCs w:val="18"/>
               </w:rPr>
-              <w:t xml:space="preserve">–  Love: The learner demonstrates care and concern for the safety and wellbeing of peers by handling chemicals and equipment responsibly and avoiding actions that could cause harm during practical investigations of physical properties of different structures.</w:t>
+              <w:t xml:space="preserve">–  Love: The learner demonstrates care and consideration for others by avoiding behaviours that could cause harm during hands-on activities investigating the physical properties of different structures, such as handling hot apparatus or electrical equipment safely.</w:t>
             </w:r>
           </w:p>
           <w:p>
@@ -1047,7 +1087,7 @@
                 <w:sz w:val="18"/>
                 <w:szCs w:val="18"/>
               </w:rPr>
-              <w:t xml:space="preserve">–  Responsibility: The learner takes ownership of group tasks — including model building and data collection — contributing meaningfully to shared scientific inquiry.</w:t>
+              <w:t xml:space="preserve">–  Responsibility: The learner takes responsibility for the accuracy of their Lewis diagrams and experimental observations, ensuring honest recording and reporting of results.</w:t>
             </w:r>
           </w:p>
           <w:p>
@@ -1067,7 +1107,7 @@
                 <w:sz w:val="18"/>
                 <w:szCs w:val="18"/>
               </w:rPr>
-              <w:t xml:space="preserve">–  Social Cohesion: The learner engages respectfully and collaboratively with peers from diverse backgrounds during group discussions on bond types and structure-property relationships.</w:t>
+              <w:t xml:space="preserve">–  Social Cohesion: The learner actively participates in and contributes to group discussions and collaborative model-building activities, respecting diverse perspectives from peers across different backgrounds.</w:t>
             </w:r>
           </w:p>
         </w:tc>
@@ -1134,7 +1174,7 @@
                 <w:sz w:val="18"/>
                 <w:szCs w:val="18"/>
               </w:rPr>
-              <w:t xml:space="preserve">–  Developing and Using Models: Students draw Lewis dot-and-cross diagrams and build physical 3D models of ionic, covalent, and metallic structures to represent bonding at the particle level and explain observable properties.</w:t>
+              <w:t xml:space="preserve">–  Developing and Using Models: Learners draw Lewis dot-and-cross diagrams and construct three-dimensional physical models of ionic, covalent, metallic, and giant covalent structures to represent and explain bonding at the molecular level.</w:t>
             </w:r>
           </w:p>
           <w:p>
@@ -1154,7 +1194,7 @@
                 <w:sz w:val="18"/>
                 <w:szCs w:val="18"/>
               </w:rPr>
-              <w:t xml:space="preserve">–  Planning and Carrying Out Investigations: Students design and conduct investigations into the physical properties (solubility, conductivity, melting point) of giant ionic, simple molecular, giant covalent, and metallic structures, identifying variables and collecting evidence.</w:t>
+              <w:t xml:space="preserve">–  Planning and Carrying Out Investigations: Learners design and conduct fair tests to investigate the physical properties (solubility, melting point, electrical conductivity, thermal conductivity) of substances with different bond types, such as NaCl, wax, graphite, and aluminium.</w:t>
             </w:r>
           </w:p>
           <w:p>
@@ -1174,7 +1214,7 @@
                 <w:sz w:val="18"/>
                 <w:szCs w:val="18"/>
               </w:rPr>
-              <w:t xml:space="preserve">–  Analyzing and Interpreting Data: Students analyze experimental results from conductivity and solubility tests, identifying patterns that link bond type to physical behaviour of substances such as NaCl, aluminium, graphite, and diamond.</w:t>
+              <w:t xml:space="preserve">–  Analysing and Interpreting Data: Learners collect, record, and analyse data from property investigations and use patterns in the data to draw conclusions about the relationship between bond type, structure, and properties.</w:t>
             </w:r>
           </w:p>
           <w:p>
@@ -1194,7 +1234,7 @@
                 <w:sz w:val="18"/>
                 <w:szCs w:val="18"/>
               </w:rPr>
-              <w:t xml:space="preserve">–  Constructing Explanations: Students use evidence from investigations and Lewis diagrams to construct explanations for why certain substances are used in specific applications (e.g., why graphite is used in pencils and electrodes, why aluminium is used in cooking pots).</w:t>
+              <w:t xml:space="preserve">–  Constructing Explanations: Learners use their understanding of bond types and structures to explain observations such as why NaCl dissolves in water but diamond does not, or why graphite conducts electricity but SiO₂ does not.</w:t>
             </w:r>
           </w:p>
           <w:p>
@@ -1214,7 +1254,7 @@
                 <w:sz w:val="18"/>
                 <w:szCs w:val="18"/>
               </w:rPr>
-              <w:t xml:space="preserve">–  Obtaining, Evaluating, and Communicating Information: Students watch simulations and videos on chemical bonding, then evaluate and communicate key ideas about bond types and structures to peers using diagrams, models, and discussion.</w:t>
+              <w:t xml:space="preserve">–  Obtaining, Evaluating, and Communicating Information: Learners watch videos and simulations on chemical bonding, evaluate the information presented, and communicate their understanding through group presentations and model demonstrations.</w:t>
             </w:r>
           </w:p>
         </w:tc>
@@ -1281,7 +1321,7 @@
                 <w:sz w:val="18"/>
                 <w:szCs w:val="18"/>
               </w:rPr>
-              <w:t xml:space="preserve">–  Socio-Economic and Environmental Issues — Environmental Conservation: Learners use locally available, low-cost materials (e.g., clay, maize cobs, wire, bottle tops) to build bonding models, promoting resourcefulness and reducing waste.</w:t>
+              <w:t xml:space="preserve">–  Socio-Economic and Environmental Issues (Environmental Conservation): The learner uses locally available and recycled materials — such as bottle tops, clay, dried maize, sisal string, and cardboard — to construct bonding models, reinforcing the value of resourcefulness and minimising waste.</w:t>
             </w:r>
           </w:p>
           <w:p>
@@ -1301,7 +1341,7 @@
                 <w:sz w:val="18"/>
                 <w:szCs w:val="18"/>
               </w:rPr>
-              <w:t xml:space="preserve">–  Life Skills — Creative Thinking: Learners apply creative thinking to model bonding in selected elements and compounds (e.g., SiO₂, NaCl, graphite, diamond) using everyday Kenyan materials.</w:t>
+              <w:t xml:space="preserve">–  Life Skills (Creative Thinking): The learner applies creative thinking to model bonding in selected elements and compounds such as SiO₂, NaCl, graphite, and diamond, making abstract molecular structures tangible and meaningful.</w:t>
             </w:r>
           </w:p>
           <w:p>
@@ -1321,7 +1361,7 @@
                 <w:sz w:val="18"/>
                 <w:szCs w:val="18"/>
               </w:rPr>
-              <w:t xml:space="preserve">–  Socio-Economic and Environmental Issues — Social Cohesion: Learners discuss different types of chemical bonds in peer groups, fostering collaboration, mutual respect, and inclusive participation across diverse learner backgrounds.</w:t>
+              <w:t xml:space="preserve">–  Socio-Economic and Environmental Issues (Social Cohesion): The learner engages in peer discussions on different types of chemical bonds, practising respectful communication, collaborative reasoning, and collective problem-solving across diverse groups.</w:t>
             </w:r>
           </w:p>
           <w:p>
@@ -1341,7 +1381,7 @@
                 <w:sz w:val="18"/>
                 <w:szCs w:val="18"/>
               </w:rPr>
-              <w:t xml:space="preserve">–  Safety and Security: Learners observe safe laboratory practices when handling substances during investigations of physical properties, ensuring personal and peer safety throughout practical work.</w:t>
+              <w:t xml:space="preserve">–  Health Education: The learner observes proper safety procedures when handling chemicals and apparatus during property investigations, reinforcing the importance of personal and communal safety in science practice.</w:t>
             </w:r>
           </w:p>
         </w:tc>
@@ -1408,7 +1448,7 @@
                 <w:sz w:val="18"/>
                 <w:szCs w:val="18"/>
               </w:rPr>
-              <w:t xml:space="preserve">–  Materials Scientist / Metallurgist: Understanding metallic and covalent bonding connects to careers in Kenya's growing mining and manufacturing sectors — e.g., processing minerals from the Rift Valley or producing aluminium products.</w:t>
+              <w:t xml:space="preserve">–  Materials Scientist / Engineer: Understanding chemical bonding is foundational to designing and selecting materials for construction, electronics, and manufacturing industries growing in Kenya's industrial sector.</w:t>
             </w:r>
           </w:p>
           <w:p>
@@ -1428,7 +1468,7 @@
                 <w:sz w:val="18"/>
                 <w:szCs w:val="18"/>
               </w:rPr>
-              <w:t xml:space="preserve">–  Pharmacist / Pharmaceutical Chemist: Knowledge of molecular bonding and intermolecular forces (hydrogen bonds, Van der Waals) underpins how drug molecules interact with biological targets, relevant to Kenya's expanding pharmaceutical industry.</w:t>
+              <w:t xml:space="preserve">–  Pharmacist / Pharmaceutical Chemist: Knowledge of molecular bonding (covalent, hydrogen bonds, Van der Waals) underpins drug design, solubility, and how medicines interact with the body — relevant to Kenya's expanding pharmaceutical sector.</w:t>
             </w:r>
           </w:p>
           <w:p>
@@ -1448,7 +1488,7 @@
                 <w:sz w:val="18"/>
                 <w:szCs w:val="18"/>
               </w:rPr>
-              <w:t xml:space="preserve">–  Structural Engineer / Civil Engineer: Giant covalent and metallic structures relate to material selection in construction — understanding why steel and concrete behave as they do is foundational for engineers working on Kenya's infrastructure projects.</w:t>
+              <w:t xml:space="preserve">–  Geologist / Mining Engineer: Giant covalent structures such as SiO₂ and diamond are directly relevant to Kenya's mining industry, including gemstone mining in Taita-Taveta and minerals extraction in the Rift Valley.</w:t>
             </w:r>
           </w:p>
           <w:p>
@@ -1468,7 +1508,7 @@
                 <w:sz w:val="18"/>
                 <w:szCs w:val="18"/>
               </w:rPr>
-              <w:t xml:space="preserve">–  Chemical Engineer: Industrial production of ionic compounds like sodium chloride (from Kenya's Lake Magadi trona deposits) and understanding of their properties connects directly to chemical engineering careers.</w:t>
+              <w:t xml:space="preserve">–  Metallurgist / Structural Engineer: Metallic bonding explains the properties of metals like iron and aluminium used in Kenya's construction industry (e.g., SGR infrastructure, building frames).</w:t>
             </w:r>
           </w:p>
           <w:p>
@@ -1488,7 +1528,7 @@
                 <w:sz w:val="18"/>
                 <w:szCs w:val="18"/>
               </w:rPr>
-              <w:t xml:space="preserve">–  Environmental Scientist: Understanding bond types and solubility informs careers in water quality monitoring (e.g., Lake Victoria basin management) and soil chemistry in Kenya's agricultural regions.</w:t>
+              <w:t xml:space="preserve">–  Environmental Chemist: Understanding ionic and molecular compounds informs water treatment, soil chemistry, and pollution control — critical for conserving Lake Victoria and other Kenyan ecosystems.</w:t>
             </w:r>
           </w:p>
           <w:p>
@@ -1508,7 +1548,7 @@
                 <w:sz w:val="18"/>
                 <w:szCs w:val="18"/>
               </w:rPr>
-              <w:t xml:space="preserve">–  Secondary School Chemistry Teacher: Mastery of chemical bonding concepts is essential for educators who will teach the next generation of Kenyan scientists.</w:t>
+              <w:t xml:space="preserve">–  Chemistry Teacher / Educator: Deep conceptual understanding of chemical bonding is essential for teaching Kenya's CBC curriculum at secondary and tertiary levels.</w:t>
             </w:r>
           </w:p>
         </w:tc>
@@ -1574,7 +1614,7 @@
                 <w:sz w:val="18"/>
                 <w:szCs w:val="18"/>
               </w:rPr>
-              <w:t xml:space="preserve">This unit anchors learning in a puzzling real-world observation: why do some solid substances — like table salt (NaCl) and copper wire — behave so differently when heated or placed in water, even though both appear as shiny or crystalline solids? Students investigate how the type of chemical bond holding particles together determines the physical properties and uses of substances found in everyday Kenyan life. Through Lewis diagrams, hands-on property investigations, simulations, and model building with locally available materials, learners move from atomic-level structure to macroscopic behaviour, building a coherent explanation of why diamond is the hardest natural material, why graphite conducts electricity, why aluminium cookware conducts heat, and why salt dissolves in water.</w:t>
+              <w:t xml:space="preserve">This unit anchors learning in a compelling real-world puzzle: why do substances all around us — table salt (NaCl) used in Kenyan kitchens, graphite in pencils, the aluminium in sufurias, and diamond in gemstones from Taita-Taveta — behave so differently from one another despite all being made of atoms bonded together? Students move from exploring the stability of atoms and the role of valence electrons, through constructing Lewis diagrams and investigating physical properties experimentally, to building cumulative conceptual and physical models that explain how bond type and structure determine the properties and uses of substances. The unit integrates hands-on investigations, digital simulations, collaborative model-building with local materials, and structured sensemaking discussions to develop both deep chemical understanding and key CBC competencies.</w:t>
             </w:r>
           </w:p>
         </w:tc>
@@ -1640,7 +1680,7 @@
                 <w:sz w:val="18"/>
                 <w:szCs w:val="18"/>
               </w:rPr>
-              <w:t xml:space="preserve">DRIVING QUESTION: Why do the atoms in different substances bond in different ways, and how does the type of bond determine what a substance looks, feels, and does in the real world?</w:t>
+              <w:t xml:space="preserve">DRIVING QUESTION: How do the types of chemical bonds between atoms determine the structure, properties, and uses of the substances all around us?</w:t>
             </w:r>
           </w:p>
           <w:p>
@@ -1697,26 +1737,26 @@
                 <w:sz w:val="18"/>
                 <w:szCs w:val="18"/>
               </w:rPr>
-              <w:t xml:space="preserve">1. How do valence electrons determine the type of bond formed between atoms?</w:t>
-            </w:r>
-          </w:p>
-          <w:p>
-            <w:pPr>
-              <w:spacing w:after="40" w:before="0"/>
-              <w:jc w:val="left"/>
-            </w:pPr>
-            <w:r>
-              <w:rPr>
-                <w:rFonts w:ascii="Arial" w:cs="Arial" w:eastAsia="Arial" w:hAnsi="Arial"/>
-                <w:b w:val="false"/>
-                <w:bCs w:val="false"/>
-                <w:i w:val="false"/>
-                <w:iCs w:val="false"/>
-                <w:color w:val="000000"/>
-                <w:sz w:val="18"/>
-                <w:szCs w:val="18"/>
-              </w:rPr>
-              <w:t xml:space="preserve">2. How does the type of chemical bond in a substance determine its physical properties and uses?</w:t>
+              <w:t xml:space="preserve">1. How do chemical bonds influence the properties of a substance?</w:t>
+            </w:r>
+          </w:p>
+          <w:p>
+            <w:pPr>
+              <w:spacing w:after="40" w:before="0"/>
+              <w:jc w:val="left"/>
+            </w:pPr>
+            <w:r>
+              <w:rPr>
+                <w:rFonts w:ascii="Arial" w:cs="Arial" w:eastAsia="Arial" w:hAnsi="Arial"/>
+                <w:b w:val="false"/>
+                <w:bCs w:val="false"/>
+                <w:i w:val="false"/>
+                <w:iCs w:val="false"/>
+                <w:color w:val="000000"/>
+                <w:sz w:val="18"/>
+                <w:szCs w:val="18"/>
+              </w:rPr>
+              <w:t xml:space="preserve">2. How do the uses of a substance relate to its bond type and resultant structure?</w:t>
             </w:r>
           </w:p>
         </w:tc>
@@ -1782,7 +1822,7 @@
                 <w:sz w:val="18"/>
                 <w:szCs w:val="18"/>
               </w:rPr>
-              <w:t xml:space="preserve">A Kenyan hardware vendor in Gikomba Market, Nairobi, sells four products side by side: table salt (sodium chloride) in a small paper bag, a graphite pencil, a diamond-tipped glass cutter, and a coil of copper wire. All four items look like solid materials — yet they behave in completely different ways. Table salt dissolves easily in water and conducts electricity only when dissolved. The graphite pencil leaves marks on paper and conducts electricity even as a solid. The diamond tip is the hardest substance known — it scratches glass without breaking — yet it does not conduct electricity at all. The copper wire bends easily, conducts electricity beautifully, and can be drawn into extremely thin strands. Students are puzzled: if all four are solids made of atoms, what is it about the invisible bonds holding those atoms together that causes such dramatically different behaviour? This is the central mystery the unit is designed to solve.</w:t>
+              <w:t xml:space="preserve">A Form 4 chemistry student in Nairobi notices something puzzling while helping prepare supper: the table salt (sodium chloride) dissolves instantly in water and conducts electricity when dissolved, yet the graphite in her pencil also conducts electricity but does not dissolve in water. Meanwhile, her mother's aluminium sufuria conducts both heat and electricity without dissolving at all, and she recalls from a class trip that diamond — also made of non-metal atoms like graphite — is the hardest known natural substance and does not conduct electricity. All of these substances are made of atoms held together by chemical bonds, yet they behave completely differently. Why? What is it about the way atoms bond together that makes NaCl brittle and soluble, graphite slippery and conductive, diamond ultra-hard and non-conductive, and aluminium malleable and highly conductive? This puzzling contrast between familiar, everyday Kenyan materials drives the entire unit, pushing students to investigate how the type of chemical bond formed between atoms — and the large-scale structure that results — determines every observable property of a substance.</w:t>
             </w:r>
           </w:p>
         </w:tc>
@@ -1848,273 +1888,140 @@
                 <w:sz w:val="18"/>
                 <w:szCs w:val="18"/>
               </w:rPr>
-              <w:t xml:space="preserve">Lesson 1 — Anchoring Phenomenon + Valence Electrons and the Octet Rule: Students are presented with the Gikomba Market phenomenon (salt, graphite, diamond, copper wire). They make initial predictions about why these solids differ. Teacher introduces valence electrons and the octet/duplet rule as the starting framework — atoms bond to achieve noble gas stability. Students review electron configurations and identify valence electrons for selected elements (Na, Cl, C, O, H, Al, Si).</w:t>
-            </w:r>
-          </w:p>
-          <w:p>
-            <w:pPr>
-              <w:spacing w:after="40" w:before="0"/>
-              <w:jc w:val="left"/>
-            </w:pPr>
-            <w:r>
-              <w:rPr>
-                <w:rFonts w:ascii="Arial" w:cs="Arial" w:eastAsia="Arial" w:hAnsi="Arial"/>
-                <w:b w:val="false"/>
-                <w:bCs w:val="false"/>
-                <w:i w:val="false"/>
-                <w:iCs w:val="false"/>
-                <w:color w:val="000000"/>
-                <w:sz w:val="18"/>
-                <w:szCs w:val="18"/>
-              </w:rPr>
-              <w:t xml:space="preserve"/>
-            </w:r>
-          </w:p>
-          <w:p>
-            <w:pPr>
-              <w:spacing w:after="40" w:before="0"/>
-              <w:jc w:val="left"/>
-            </w:pPr>
-            <w:r>
-              <w:rPr>
-                <w:rFonts w:ascii="Arial" w:cs="Arial" w:eastAsia="Arial" w:hAnsi="Arial"/>
-                <w:b w:val="false"/>
-                <w:bCs w:val="false"/>
-                <w:i w:val="false"/>
-                <w:iCs w:val="false"/>
-                <w:color w:val="000000"/>
-                <w:sz w:val="18"/>
-                <w:szCs w:val="18"/>
-              </w:rPr>
-              <w:t xml:space="preserve">Lesson 2 — Ionic Bonding and Lewis Diagrams (Ionic): Students investigate ionic bonding using sodium chloride as the anchor example. They draw dot-and-cross diagrams for NaCl and MgO. They discuss how electron transfer leads to electrostatic attraction between oppositely charged ions. Physical properties of giant ionic structures (hardness, brittleness, high melting point, solubility, conductivity when dissolved) are introduced and connected back to the phenomenon.</w:t>
-            </w:r>
-          </w:p>
-          <w:p>
-            <w:pPr>
-              <w:spacing w:after="40" w:before="0"/>
-              <w:jc w:val="left"/>
-            </w:pPr>
-            <w:r>
-              <w:rPr>
-                <w:rFonts w:ascii="Arial" w:cs="Arial" w:eastAsia="Arial" w:hAnsi="Arial"/>
-                <w:b w:val="false"/>
-                <w:bCs w:val="false"/>
-                <w:i w:val="false"/>
-                <w:iCs w:val="false"/>
-                <w:color w:val="000000"/>
-                <w:sz w:val="18"/>
-                <w:szCs w:val="18"/>
-              </w:rPr>
-              <w:t xml:space="preserve"/>
-            </w:r>
-          </w:p>
-          <w:p>
-            <w:pPr>
-              <w:spacing w:after="40" w:before="0"/>
-              <w:jc w:val="left"/>
-            </w:pPr>
-            <w:r>
-              <w:rPr>
-                <w:rFonts w:ascii="Arial" w:cs="Arial" w:eastAsia="Arial" w:hAnsi="Arial"/>
-                <w:b w:val="false"/>
-                <w:bCs w:val="false"/>
-                <w:i w:val="false"/>
-                <w:iCs w:val="false"/>
-                <w:color w:val="000000"/>
-                <w:sz w:val="18"/>
-                <w:szCs w:val="18"/>
-              </w:rPr>
-              <w:t xml:space="preserve">Lesson 3 — Covalent and Dative Covalent Bonding + Lewis Diagrams (Covalent): Students explore covalent bonding through familiar molecules — water (H₂O), carbon dioxide (CO₂), and nitrogen (N₂). They draw dot-and-cross diagrams for single, double, and triple bonds. Dative covalent (coordinate) bonding is introduced using the ammonium ion (NH₄⁺) and carbon monoxide (CO) as examples. Students compare ionic and covalent diagrams and discuss electron sharing vs. transfer.</w:t>
-            </w:r>
-          </w:p>
-          <w:p>
-            <w:pPr>
-              <w:spacing w:after="40" w:before="0"/>
-              <w:jc w:val="left"/>
-            </w:pPr>
-            <w:r>
-              <w:rPr>
-                <w:rFonts w:ascii="Arial" w:cs="Arial" w:eastAsia="Arial" w:hAnsi="Arial"/>
-                <w:b w:val="false"/>
-                <w:bCs w:val="false"/>
-                <w:i w:val="false"/>
-                <w:iCs w:val="false"/>
-                <w:color w:val="000000"/>
-                <w:sz w:val="18"/>
-                <w:szCs w:val="18"/>
-              </w:rPr>
-              <w:t xml:space="preserve"/>
-            </w:r>
-          </w:p>
-          <w:p>
-            <w:pPr>
-              <w:spacing w:after="40" w:before="0"/>
-              <w:jc w:val="left"/>
-            </w:pPr>
-            <w:r>
-              <w:rPr>
-                <w:rFonts w:ascii="Arial" w:cs="Arial" w:eastAsia="Arial" w:hAnsi="Arial"/>
-                <w:b w:val="false"/>
-                <w:bCs w:val="false"/>
-                <w:i w:val="false"/>
-                <w:iCs w:val="false"/>
-                <w:color w:val="000000"/>
-                <w:sz w:val="18"/>
-                <w:szCs w:val="18"/>
-              </w:rPr>
-              <w:t xml:space="preserve">Lesson 4 — Hydrogen Bonds and Van der Waals Forces: Students investigate intermolecular forces, beginning with the puzzling observation that water boils at a much higher temperature than expected. Hydrogen bonding in water and between water molecules is explained using diagrams. Van der Waals (dispersion) forces are introduced as weak, temporary attractions present in all molecules. Students relate these forces to physical properties of simple molecular substances (low melting points, poor conductivity, variable solubility).</w:t>
-            </w:r>
-          </w:p>
-          <w:p>
-            <w:pPr>
-              <w:spacing w:after="40" w:before="0"/>
-              <w:jc w:val="left"/>
-            </w:pPr>
-            <w:r>
-              <w:rPr>
-                <w:rFonts w:ascii="Arial" w:cs="Arial" w:eastAsia="Arial" w:hAnsi="Arial"/>
-                <w:b w:val="false"/>
-                <w:bCs w:val="false"/>
-                <w:i w:val="false"/>
-                <w:iCs w:val="false"/>
-                <w:color w:val="000000"/>
-                <w:sz w:val="18"/>
-                <w:szCs w:val="18"/>
-              </w:rPr>
-              <w:t xml:space="preserve"/>
-            </w:r>
-          </w:p>
-          <w:p>
-            <w:pPr>
-              <w:spacing w:after="40" w:before="0"/>
-              <w:jc w:val="left"/>
-            </w:pPr>
-            <w:r>
-              <w:rPr>
-                <w:rFonts w:ascii="Arial" w:cs="Arial" w:eastAsia="Arial" w:hAnsi="Arial"/>
-                <w:b w:val="false"/>
-                <w:bCs w:val="false"/>
-                <w:i w:val="false"/>
-                <w:iCs w:val="false"/>
-                <w:color w:val="000000"/>
-                <w:sz w:val="18"/>
-                <w:szCs w:val="18"/>
-              </w:rPr>
-              <w:t xml:space="preserve">Lesson 5 — Metallic Bonding: Students return to the copper wire and aluminium sufuria from the phenomenon. Metallic bonding is modelled as a lattice of positive ions surrounded by a 'sea' of delocalised electrons. Students explain why metals conduct heat and electricity, are malleable and ductile, and have high melting points. They compare metallic bonding to ionic and covalent bonding using diagrams. Kenyan contexts (copper from mining, aluminium cookware, steel in construction) are used throughout.</w:t>
-            </w:r>
-          </w:p>
-          <w:p>
-            <w:pPr>
-              <w:spacing w:after="40" w:before="0"/>
-              <w:jc w:val="left"/>
-            </w:pPr>
-            <w:r>
-              <w:rPr>
-                <w:rFonts w:ascii="Arial" w:cs="Arial" w:eastAsia="Arial" w:hAnsi="Arial"/>
-                <w:b w:val="false"/>
-                <w:bCs w:val="false"/>
-                <w:i w:val="false"/>
-                <w:iCs w:val="false"/>
-                <w:color w:val="000000"/>
-                <w:sz w:val="18"/>
-                <w:szCs w:val="18"/>
-              </w:rPr>
-              <w:t xml:space="preserve"/>
-            </w:r>
-          </w:p>
-          <w:p>
-            <w:pPr>
-              <w:spacing w:after="40" w:before="0"/>
-              <w:jc w:val="left"/>
-            </w:pPr>
-            <w:r>
-              <w:rPr>
-                <w:rFonts w:ascii="Arial" w:cs="Arial" w:eastAsia="Arial" w:hAnsi="Arial"/>
-                <w:b w:val="false"/>
-                <w:bCs w:val="false"/>
-                <w:i w:val="false"/>
-                <w:iCs w:val="false"/>
-                <w:color w:val="000000"/>
-                <w:sz w:val="18"/>
-                <w:szCs w:val="18"/>
-              </w:rPr>
-              <w:t xml:space="preserve">Lesson 6 — Physical Property Investigations (Practical): Students carry out structured investigations to test the physical properties of four representative substances — NaCl (giant ionic), wax/candle (simple molecular), graphite (giant covalent layered), and aluminium foil (giant metallic). They test solubility in water, electrical conductivity (using a simple circuit), and observe melting behaviour. Students record data, identify patterns, and begin to build evidence-based explanations linking bond type to property.</w:t>
-            </w:r>
-          </w:p>
-          <w:p>
-            <w:pPr>
-              <w:spacing w:after="40" w:before="0"/>
-              <w:jc w:val="left"/>
-            </w:pPr>
-            <w:r>
-              <w:rPr>
-                <w:rFonts w:ascii="Arial" w:cs="Arial" w:eastAsia="Arial" w:hAnsi="Arial"/>
-                <w:b w:val="false"/>
-                <w:bCs w:val="false"/>
-                <w:i w:val="false"/>
-                <w:iCs w:val="false"/>
-                <w:color w:val="000000"/>
-                <w:sz w:val="18"/>
-                <w:szCs w:val="18"/>
-              </w:rPr>
-              <w:t xml:space="preserve"/>
-            </w:r>
-          </w:p>
-          <w:p>
-            <w:pPr>
-              <w:spacing w:after="40" w:before="0"/>
-              <w:jc w:val="left"/>
-            </w:pPr>
-            <w:r>
-              <w:rPr>
-                <w:rFonts w:ascii="Arial" w:cs="Arial" w:eastAsia="Arial" w:hAnsi="Arial"/>
-                <w:b w:val="false"/>
-                <w:bCs w:val="false"/>
-                <w:i w:val="false"/>
-                <w:iCs w:val="false"/>
-                <w:color w:val="000000"/>
-                <w:sz w:val="18"/>
-                <w:szCs w:val="18"/>
-              </w:rPr>
-              <w:t xml:space="preserve">Lesson 7 — Structure, Properties, and Uses: Students analyse their investigation data and brainstorm the relationship between bond type, resultant structure, and physical properties. They compare diamond and graphite (both carbon, different structures, drastically different properties) and connect these to real uses: diamond-tipped cutters, graphite in pencils and electrodes. Students explore other uses — NaCl in food preservation (a practice common across Kenya), aluminium in cookware and electrical cables. The Driving Question Board is updated with evidence-based answers.</w:t>
-            </w:r>
-          </w:p>
-          <w:p>
-            <w:pPr>
-              <w:spacing w:after="40" w:before="0"/>
-              <w:jc w:val="left"/>
-            </w:pPr>
-            <w:r>
-              <w:rPr>
-                <w:rFonts w:ascii="Arial" w:cs="Arial" w:eastAsia="Arial" w:hAnsi="Arial"/>
-                <w:b w:val="false"/>
-                <w:bCs w:val="false"/>
-                <w:i w:val="false"/>
-                <w:iCs w:val="false"/>
-                <w:color w:val="000000"/>
-                <w:sz w:val="18"/>
-                <w:szCs w:val="18"/>
-              </w:rPr>
-              <w:t xml:space="preserve"/>
-            </w:r>
-          </w:p>
-          <w:p>
-            <w:pPr>
-              <w:spacing w:after="40" w:before="0"/>
-              <w:jc w:val="left"/>
-            </w:pPr>
-            <w:r>
-              <w:rPr>
-                <w:rFonts w:ascii="Arial" w:cs="Arial" w:eastAsia="Arial" w:hAnsi="Arial"/>
-                <w:b w:val="false"/>
-                <w:bCs w:val="false"/>
-                <w:i w:val="false"/>
-                <w:iCs w:val="false"/>
-                <w:color w:val="000000"/>
-                <w:sz w:val="18"/>
-                <w:szCs w:val="18"/>
-              </w:rPr>
-              <w:t xml:space="preserve">Lesson 8 — Model Building Project + Phenomenon Revisit: Students use locally available materials (clay, wire, bottle tops, maize cobs, string) to build 3D models of bonding in assigned compounds (NaCl, SiO₂, graphite, diamond, or a metal lattice). Groups present their models, explaining how the bond type produces the observed physical properties. The unit closes with students returning to the Gikomba Market phenomenon — they now write or discuss a full explanation of why the four vendor products behave so differently, demonstrating mastery of the driving question.</w:t>
+              <w:t xml:space="preserve">Lesson 1: Anchoring Phenomenon &amp; Driving Question — Students observe the contrasting properties of NaCl, graphite, aluminium, and diamond (everyday Kenyan materials); generate initial predictions about why they differ; co-construct the Driving Question Board and identify what they need to learn about atomic stability and valence electrons to begin answering it.</w:t>
+            </w:r>
+          </w:p>
+          <w:p>
+            <w:pPr>
+              <w:spacing w:after="40" w:before="0"/>
+              <w:jc w:val="left"/>
+            </w:pPr>
+            <w:r>
+              <w:rPr>
+                <w:rFonts w:ascii="Arial" w:cs="Arial" w:eastAsia="Arial" w:hAnsi="Arial"/>
+                <w:b w:val="false"/>
+                <w:bCs w:val="false"/>
+                <w:i w:val="false"/>
+                <w:iCs w:val="false"/>
+                <w:color w:val="000000"/>
+                <w:sz w:val="18"/>
+                <w:szCs w:val="18"/>
+              </w:rPr>
+              <w:t xml:space="preserve">Lesson 2: Valence Electrons and the Octet Rule — Students review electron configuration, identify valence electrons for elements in periods 1–3, and explore why atoms gain, lose, or share electrons to achieve noble gas configuration (octet/duplet rule); connect to the anchoring phenomenon by asking what sodium and chlorine must do to become stable.</w:t>
+            </w:r>
+          </w:p>
+          <w:p>
+            <w:pPr>
+              <w:spacing w:after="40" w:before="0"/>
+              <w:jc w:val="left"/>
+            </w:pPr>
+            <w:r>
+              <w:rPr>
+                <w:rFonts w:ascii="Arial" w:cs="Arial" w:eastAsia="Arial" w:hAnsi="Arial"/>
+                <w:b w:val="false"/>
+                <w:bCs w:val="false"/>
+                <w:i w:val="false"/>
+                <w:iCs w:val="false"/>
+                <w:color w:val="000000"/>
+                <w:sz w:val="18"/>
+                <w:szCs w:val="18"/>
+              </w:rPr>
+              <w:t xml:space="preserve">Lesson 3: Ionic Bonding — Students learn how ionic bonds form through electron transfer, draw Lewis dot-and-cross diagrams for ionic compounds (NaCl, MgO, CaCl₂), watch a simulation of ionic lattice formation, and connect the giant ionic structure of NaCl to its properties (high melting point, solubility, conductivity when dissolved).</w:t>
+            </w:r>
+          </w:p>
+          <w:p>
+            <w:pPr>
+              <w:spacing w:after="40" w:before="0"/>
+              <w:jc w:val="left"/>
+            </w:pPr>
+            <w:r>
+              <w:rPr>
+                <w:rFonts w:ascii="Arial" w:cs="Arial" w:eastAsia="Arial" w:hAnsi="Arial"/>
+                <w:b w:val="false"/>
+                <w:bCs w:val="false"/>
+                <w:i w:val="false"/>
+                <w:iCs w:val="false"/>
+                <w:color w:val="000000"/>
+                <w:sz w:val="18"/>
+                <w:szCs w:val="18"/>
+              </w:rPr>
+              <w:t xml:space="preserve">Lesson 4: Covalent and Dative Covalent Bonding — Students explore electron sharing in covalent bonds, draw Lewis diagrams for simple molecules (H₂, O₂, H₂O, CO₂, NH₃), distinguish single, double, and triple bonds, and introduce dative covalent bonds (NH₄⁺, H₃O⁺); connect simple molecular structures to their low melting points and non-conductivity.</w:t>
+            </w:r>
+          </w:p>
+          <w:p>
+            <w:pPr>
+              <w:spacing w:after="40" w:before="0"/>
+              <w:jc w:val="left"/>
+            </w:pPr>
+            <w:r>
+              <w:rPr>
+                <w:rFonts w:ascii="Arial" w:cs="Arial" w:eastAsia="Arial" w:hAnsi="Arial"/>
+                <w:b w:val="false"/>
+                <w:bCs w:val="false"/>
+                <w:i w:val="false"/>
+                <w:iCs w:val="false"/>
+                <w:color w:val="000000"/>
+                <w:sz w:val="18"/>
+                <w:szCs w:val="18"/>
+              </w:rPr>
+              <w:t xml:space="preserve">Lesson 5: Hydrogen Bonds and Van der Waals Forces — Students investigate why water's boiling point is anomalously high, model hydrogen bonding between water molecules, contrast with Van der Waals forces in non-polar molecules (e.g., wax, CO₂); use this to explain the properties of simple molecular substances and return to the supporting phenomenon about water.</w:t>
+            </w:r>
+          </w:p>
+          <w:p>
+            <w:pPr>
+              <w:spacing w:after="40" w:before="0"/>
+              <w:jc w:val="left"/>
+            </w:pPr>
+            <w:r>
+              <w:rPr>
+                <w:rFonts w:ascii="Arial" w:cs="Arial" w:eastAsia="Arial" w:hAnsi="Arial"/>
+                <w:b w:val="false"/>
+                <w:bCs w:val="false"/>
+                <w:i w:val="false"/>
+                <w:iCs w:val="false"/>
+                <w:color w:val="000000"/>
+                <w:sz w:val="18"/>
+                <w:szCs w:val="18"/>
+              </w:rPr>
+              <w:t xml:space="preserve">Lesson 6: Metallic Bonding and Giant Covalent Structures — Students model the 'sea of delocalised electrons' in metals to explain malleability, ductility, and conductivity of aluminium and iron (connecting to Kenyan sufurias and SGR rails); compare with giant covalent structures (diamond — hardness, non-conductivity; graphite — layered structure, conductivity; SiO₂ — insolubility, high melting point).</w:t>
+            </w:r>
+          </w:p>
+          <w:p>
+            <w:pPr>
+              <w:spacing w:after="40" w:before="0"/>
+              <w:jc w:val="left"/>
+            </w:pPr>
+            <w:r>
+              <w:rPr>
+                <w:rFonts w:ascii="Arial" w:cs="Arial" w:eastAsia="Arial" w:hAnsi="Arial"/>
+                <w:b w:val="false"/>
+                <w:bCs w:val="false"/>
+                <w:i w:val="false"/>
+                <w:iCs w:val="false"/>
+                <w:color w:val="000000"/>
+                <w:sz w:val="18"/>
+                <w:szCs w:val="18"/>
+              </w:rPr>
+              <w:t xml:space="preserve">Lesson 7: Investigating Physical Properties — Students carry out a structured practical investigation comparing solubility, electrical conductivity, and melting behaviour of NaCl, wax, graphite, and aluminium; record and analyse data; construct evidence-based explanations linking bond type and structure to observed properties and update the Driving Question Board.</w:t>
+            </w:r>
+          </w:p>
+          <w:p>
+            <w:pPr>
+              <w:spacing w:after="40" w:before="0"/>
+              <w:jc w:val="left"/>
+            </w:pPr>
+            <w:r>
+              <w:rPr>
+                <w:rFonts w:ascii="Arial" w:cs="Arial" w:eastAsia="Arial" w:hAnsi="Arial"/>
+                <w:b w:val="false"/>
+                <w:bCs w:val="false"/>
+                <w:i w:val="false"/>
+                <w:iCs w:val="false"/>
+                <w:color w:val="000000"/>
+                <w:sz w:val="18"/>
+                <w:szCs w:val="18"/>
+              </w:rPr>
+              <w:t xml:space="preserve">Lesson 8: Relating Bond Types to Uses &amp; Model Building — Students explore real-world uses of substances (NaCl in food preservation, aluminium in cookware, diamond in cutting tools, graphite in electrodes and pencils, SiO₂ in glass) and justify each use using bond type and structure; complete the unit by constructing physical models of NaCl, diamond/graphite, and a simple covalent molecule using locally available materials, presenting their models and final answers to the Driving Question.</w:t>
             </w:r>
           </w:p>
         </w:tc>
@@ -2181,7 +2088,7 @@
                 <w:sz w:val="18"/>
                 <w:szCs w:val="18"/>
               </w:rPr>
-              <w:t xml:space="preserve">–  A metal sufurias (cooking pot) made of aluminium heats ugali evenly and quickly, while a clay pot heats more slowly — what does the bonding in metals tell us about thermal conductivity that explains this everyday Kenyan kitchen observation?</w:t>
+              <w:t xml:space="preserve">–  A farmer in Kericho applies fertiliser (ammonium nitrate, NH₄NO₃) to tea crops — the fertiliser dissolves readily in rain water and releases ions that plants absorb. Why does this ionic compound dissolve so easily, yet the silicon dioxide (SiO₂) sand in the soil does not dissolve at all, even though both are crystalline solids?</w:t>
             </w:r>
           </w:p>
           <w:p>
@@ -2201,7 +2108,7 @@
                 <w:sz w:val="18"/>
                 <w:szCs w:val="18"/>
               </w:rPr>
-              <w:t xml:space="preserve">–  When Kenyan salt harvesters at Lake Magadi extract sodium chloride, the salt forms large, hard, brittle crystals that shatter when struck with a hammer — yet the crystals dissolve completely when dropped into water. Why does an ionic solid break in straight lines and dissolve, but a metal like iron bends instead of shattering?</w:t>
+              <w:t xml:space="preserve">–  A welder in Mombasa bends an iron rod into shape with heat, while a piece of chalk (calcium carbonate) shatters when struck with the same force. Both are solids held together by chemical bonds — why can the metal be deformed without breaking while the ionic solid simply cracks?</w:t>
             </w:r>
           </w:p>
           <w:p>
@@ -2221,7 +2128,7 @@
                 <w:sz w:val="18"/>
                 <w:szCs w:val="18"/>
               </w:rPr>
-              <w:t xml:space="preserve">–  A student notices that the charcoal (carbon in a different structural form) used to cook nyama choma burns to release energy, while a diamond ring worn by the same family does not burn under normal conditions — both are pure carbon. What structural difference explains this?</w:t>
+              <w:t xml:space="preserve">–  In a Kisumu market, a vendor wraps nyama choma in aluminium foil that easily crumples and conducts heat, while the plastic (polymer) bag beside it is an insulator and cannot be shaped the same way. What difference in bonding explains the dramatically different properties of these two materials?</w:t>
             </w:r>
           </w:p>
           <w:p>
@@ -2241,7 +2148,7 @@
                 <w:sz w:val="18"/>
                 <w:szCs w:val="18"/>
               </w:rPr>
-              <w:t xml:space="preserve">–  Water (H₂O) has a much higher boiling point than expected for such a small molecule — higher than hydrogen sulfide (H₂S), which is a much larger molecule. Kenyan students who have boiled water for chai notice it takes considerable time and energy. What special type of bond between water molecules explains this unusually high boiling point?</w:t>
+              <w:t xml:space="preserve">–  Water (H₂O) has an unusually high boiling point for such a small molecule — it should boil at around −80°C based on its molecular mass alone, yet it boils at 100°C, making it liquid at normal Kenyan temperatures and essential for life. What special type of bond between water molecules explains this anomaly?</w:t>
             </w:r>
           </w:p>
         </w:tc>
@@ -2310,7 +2217,7 @@
                 <w:sz w:val="22"/>
                 <w:szCs w:val="22"/>
               </w:rPr>
-              <w:t xml:space="preserve">LESSON 1 (40 minutes): Lesson 1 — The Gikomba Mystery: Why Do Solids Behave So Differently?</w:t>
+              <w:t xml:space="preserve">LESSON 1 (40 minutes): Lesson 1 — Anchoring the Phenomenon: Why Do Salt, Graphite, Aluminium, and Diamond Behave So Differently?</w:t>
             </w:r>
           </w:p>
         </w:tc>
@@ -2477,7 +2384,7 @@
                 <w:sz w:val="18"/>
                 <w:szCs w:val="18"/>
               </w:rPr>
-              <w:t xml:space="preserve">Students encounter the anchoring phenomenon — four contrasting solids sold at Gikomba Market — and build the initial framework of valence electrons and the octet rule that will drive all bonding explanations across the unit.</w:t>
+              <w:t xml:space="preserve">Students anchor the entire unit by observing and puzzling over the contrasting properties of four familiar Kenyan materials — NaCl, graphite, aluminium, and diamond — and co-construct the Driving Question Board that will guide all subsequent lessons.</w:t>
             </w:r>
           </w:p>
         </w:tc>
@@ -2544,7 +2451,7 @@
                 <w:sz w:val="18"/>
                 <w:szCs w:val="18"/>
               </w:rPr>
-              <w:t xml:space="preserve">–  Valence electrons are the outermost electrons of an atom and determine how that atom bonds with others.</w:t>
+              <w:t xml:space="preserve">–  Identify that NaCl, graphite, aluminium, and diamond are all made of atoms held together by chemical bonds yet exhibit strikingly different properties.</w:t>
             </w:r>
           </w:p>
           <w:p>
@@ -2564,7 +2471,7 @@
                 <w:sz w:val="18"/>
                 <w:szCs w:val="18"/>
               </w:rPr>
-              <w:t xml:space="preserve">–  The octet rule states that atoms bond to achieve a full outer shell of 8 electrons (or 2 for hydrogen — the duplet rule), mirroring noble gas configuration.</w:t>
+              <w:t xml:space="preserve">–  State that valence electrons are the outermost electrons of an atom and are involved in bonding.</w:t>
             </w:r>
           </w:p>
           <w:p>
@@ -2584,7 +2491,7 @@
                 <w:sz w:val="18"/>
                 <w:szCs w:val="18"/>
               </w:rPr>
-              <w:t xml:space="preserve">–  Elements Na, Cl, C, O, H, Al, and Si have characteristic numbers of valence electrons that predict their bonding behaviour.</w:t>
+              <w:t xml:space="preserve">–  Recognise that different bond types (to be investigated across the unit) produce different large-scale structures and observable properties.</w:t>
             </w:r>
           </w:p>
         </w:tc>
@@ -2651,7 +2558,7 @@
                 <w:sz w:val="18"/>
                 <w:szCs w:val="18"/>
               </w:rPr>
-              <w:t xml:space="preserve">–  Determine the number of valence electrons for selected elements using their electron configuration or position in the periodic table.</w:t>
+              <w:t xml:space="preserve">–  Observe and record physical property data (solubility, conductivity, hardness, appearance) for four materials and identify patterns.</w:t>
             </w:r>
           </w:p>
           <w:p>
@@ -2671,7 +2578,7 @@
                 <w:sz w:val="18"/>
                 <w:szCs w:val="18"/>
               </w:rPr>
-              <w:t xml:space="preserve">–  Record initial observations and predictions about the Gikomba phenomenon using scientific reasoning.</w:t>
+              <w:t xml:space="preserve">–  Generate testable questions from observations and organise them on a Driving Question Board.</w:t>
             </w:r>
           </w:p>
         </w:tc>
@@ -2738,7 +2645,7 @@
                 <w:sz w:val="18"/>
                 <w:szCs w:val="18"/>
               </w:rPr>
-              <w:t xml:space="preserve">–  Appreciate that everyday objects sold in Kenyan markets carry deep chemical meaning that chemistry can reveal.</w:t>
+              <w:t xml:space="preserve">–  Appreciate that familiar, everyday Kenyan materials contain fascinating chemistry worth investigating.</w:t>
             </w:r>
           </w:p>
           <w:p>
@@ -2758,7 +2665,7 @@
                 <w:sz w:val="18"/>
                 <w:szCs w:val="18"/>
               </w:rPr>
-              <w:t xml:space="preserve">–  Show intellectual curiosity by generating genuine questions about phenomena before receiving instruction.</w:t>
+              <w:t xml:space="preserve">–  Show care (Love value) for peers during hands-on activities by handling materials safely and sharing observations respectfully.</w:t>
             </w:r>
           </w:p>
         </w:tc>
@@ -2824,7 +2731,7 @@
                 <w:sz w:val="18"/>
                 <w:szCs w:val="18"/>
               </w:rPr>
-              <w:t xml:space="preserve">How do valence electrons determine the type of bond formed between atoms?</w:t>
+              <w:t xml:space="preserve">How do chemical bonds influence the properties of a substance?</w:t>
             </w:r>
           </w:p>
         </w:tc>
@@ -2890,7 +2797,7 @@
                 <w:sz w:val="18"/>
                 <w:szCs w:val="18"/>
               </w:rPr>
-              <w:t xml:space="preserve">This lesson launches the central mystery of the unit — four solids with wildly different properties — and equips students with the first analytical tool (valence electrons and the octet rule) needed to begin explaining those differences in subsequent lessons.</w:t>
+              <w:t xml:space="preserve">This opening lesson launches the entire Chemical Bonding sub-strand by presenting the anchoring phenomenon — the puzzling property contrasts of NaCl, graphite, aluminium, and diamond encountered in a Nairobi kitchen — and eliciting students' prior knowledge about atoms and electrons so that all future lessons are driven by genuine curiosity rather than content delivery.</w:t>
             </w:r>
           </w:p>
         </w:tc>
@@ -2956,7 +2863,7 @@
                 <w:sz w:val="18"/>
                 <w:szCs w:val="18"/>
               </w:rPr>
-              <w:t xml:space="preserve">No specific chemical hazards in this lesson. If physical samples of table salt, a graphite pencil, a copper wire, and a glass cutter are brought in, remind students not to handle the diamond-tipped glass cutter blade. Teacher handles the glass cutter at all times.</w:t>
+              <w:t xml:space="preserve">Handle graphite pencil rods and NaCl carefully to avoid eye contact. Aluminium sufuria samples may have sharp edges — teacher should pre-cut and file smooth. No open flames in this lesson. Wash hands after handling all materials.</w:t>
             </w:r>
           </w:p>
         </w:tc>
@@ -3049,7 +2956,7 @@
                 <w:sz w:val="18"/>
                 <w:szCs w:val="18"/>
               </w:rPr>
-              <w:t xml:space="preserve">Lesson 1 opens the entire Chemical Bonding unit by immersing students in a vivid, locally grounded phenomenon: a Gikomba Market hardware vendor who sells four products side by side — table salt, a graphite pencil, a diamond-tipped glass cutter, and a coil of copper wire. All four are solid materials made of atoms bonded together, yet they dissolve, scratch, conduct, and flex in completely different ways. The lesson invites students to sit inside this puzzle before any formal instruction, surfacing their prior ideas about atoms and electrons through a structured prediction routine.</w:t>
+              <w:t xml:space="preserve">Lesson 1 serves as the anchor for the entire Chemical Bonding sub-strand. Students are drawn into the phenomenon through a relatable Nairobi kitchen scenario in which four everyday Kenyan materials — table salt (NaCl), pencil graphite, an aluminium sufuria fragment, and a description/image of diamond — all contain atoms held together by chemical bonds yet behave completely differently. The lesson begins with a Predict phase in which students draw on prior knowledge of atoms and electrons to make initial guesses about why the properties differ. Students then move into an Observe phase, handling actual samples and recording property data (solubility in water, conductivity with a simple circuit tester, hardness scratch test, physical appearance) on a structured observation table, which gives them concrete, first-hand evidence to puzzle over.</w:t>
             </w:r>
           </w:p>
           <w:p>
@@ -3087,7 +2994,7 @@
                 <w:sz w:val="18"/>
                 <w:szCs w:val="18"/>
               </w:rPr>
-              <w:t xml:space="preserve">Once predictions are on the table, the teacher introduces the single most important idea students need to begin unlocking the phenomenon: valence electrons and the octet rule. Drawing on electron configurations already encountered in earlier chemistry strands, students identify valence electrons for seven key elements (Na, Cl, C, O, H, Al, Si) and begin to see that an atom's desire to achieve noble gas stability is the hidden engine driving all bonding decisions. This framework is deliberately incomplete — students will not yet know ionic from covalent from metallic bonds — but it gives them a real conceptual anchor.</w:t>
+              <w:t xml:space="preserve">The Explain phase is deliberately incomplete at this stage: students attempt to explain their observations using only what they already know, exposing gaps in understanding and generating genuine need-to-know questions. The teacher uses Socratic questioning to help students articulate what they do not yet understand — particularly around the role of atoms, electrons, and bonding — without delivering the answer. This productive struggle is the engine of the unit.</w:t>
             </w:r>
           </w:p>
           <w:p>
@@ -3125,7 +3032,7 @@
                 <w:sz w:val="18"/>
                 <w:szCs w:val="18"/>
               </w:rPr>
-              <w:t xml:space="preserve">The lesson closes by opening the Driving Question Board (DQB), where student-generated questions from the prediction phase are displayed and organised. Students produce a first-draft annotated diagram of the four Gikomba products, labelling what they know and what they still need to figure out. This model will be revised in every subsequent lesson in the unit, making student thinking visible and cumulative throughout the sub-strand.</w:t>
+              <w:t xml:space="preserve">The lesson culminates in the co-construction of the Driving Question Board (DQB), where student-generated questions are posted and organised into clusters (What are valence electrons? What types of bonds exist? How does bond type affect properties? How do we use these materials?). Students also produce a first, rough conceptual model — a simple annotated diagram comparing the four materials — that they will revise in every subsequent lesson. By the end of Lesson 1, students have personally invested in the driving question and have a clear map of what they need to learn.</w:t>
             </w:r>
           </w:p>
         </w:tc>
@@ -3450,7 +3357,7 @@
                 <w:sz w:val="18"/>
                 <w:szCs w:val="18"/>
               </w:rPr>
-              <w:t xml:space="preserve">Students are shown (or given to handle) the four Gikomba Market items: a small bag of table salt, a graphite pencil, a diamond-tipped glass cutter (teacher-held), and a coil of copper wire. Working individually for 3 minutes, each student writes answers to two prompt questions in their exercise book: (1) List one thing you already know or believe about each object. (2) All four are made of atoms bonded together — predict why they behave so differently. Students then share predictions in pairs before three or four are cold-called to share with the class.</w:t>
+              <w:t xml:space="preserve">Students individually read a short scenario card (projected on the board and printed on cards) describing the Nairobi Form 4 student — Aisha — who notices the puzzling property differences of salt, graphite, aluminium, and diamond while preparing supper with her mother. Students then respond in their science notebooks to two prompt questions: (1) 'From what you already know about atoms, why do you think these four materials behave so differently?' and (2) 'What do you think the word bond means in the phrase chemical bond?' After 3 minutes of individual writing, students share predictions with a shoulder partner for 2 minutes, then two or three pairs share with the class.</w:t>
             </w:r>
           </w:p>
         </w:tc>
@@ -3486,7 +3393,7 @@
             <w:pPr>
               <w:spacing w:after="20" w:before="0"/>
             </w:pPr>
-            <w:hyperlink w:history="1" r:id="rIdyw0yfx8g-sb11zzoolv07">
+            <w:hyperlink w:history="1" r:id="rId9o9b4z3st6gfmmzh4pd4k">
               <w:r>
                 <w:rPr>
                   <w:rFonts w:ascii="Arial" w:cs="Arial" w:eastAsia="Arial" w:hAnsi="Arial"/>
@@ -3495,7 +3402,7 @@
                   <w:szCs w:val="16"/>
                   <w:u w:val="single" w:color="2E75B6"/>
                 </w:rPr>
-                <w:t xml:space="preserve">Noble gas configuration</w:t>
+                <w:t xml:space="preserve">Genetics vocabulary</w:t>
               </w:r>
             </w:hyperlink>
           </w:p>
@@ -3519,7 +3426,7 @@
               <w:spacing w:after="10" w:before="0"/>
               <w:ind w:left="120"/>
             </w:pPr>
-            <w:hyperlink w:history="1" r:id="rIdphfjovvawk78sou_kbbse">
+            <w:hyperlink w:history="1" r:id="rIduecbry4fi6m1a7hstfmqv">
               <w:r>
                 <w:rPr>
                   <w:rFonts w:ascii="Arial" w:cs="Arial" w:eastAsia="Arial" w:hAnsi="Arial"/>
@@ -3564,7 +3471,7 @@
             <w:pPr>
               <w:spacing w:after="20" w:before="0"/>
             </w:pPr>
-            <w:hyperlink w:history="1" r:id="rIdpgoyzsjcmbg9q7bhvoxqg">
+            <w:hyperlink w:history="1" r:id="rIdgufsfbeiou-i2ohx3myvs">
               <w:r>
                 <w:rPr>
                   <w:rFonts w:ascii="Arial" w:cs="Arial" w:eastAsia="Arial" w:hAnsi="Arial"/>
@@ -3573,7 +3480,7 @@
                   <w:szCs w:val="16"/>
                   <w:u w:val="single" w:color="2E75B6"/>
                 </w:rPr>
-                <w:t xml:space="preserve">Valence Electrons (Flexbook)</w:t>
+                <w:t xml:space="preserve">Chemical Bonding (Flexbook)</w:t>
               </w:r>
             </w:hyperlink>
           </w:p>
@@ -3597,7 +3504,7 @@
               <w:spacing w:after="10" w:before="0"/>
               <w:ind w:left="120"/>
             </w:pPr>
-            <w:hyperlink w:history="1" r:id="rIdwcenmod0_l93-fiebjrpa">
+            <w:hyperlink w:history="1" r:id="rIdpxq7xogoqrn9bjicyvt41">
               <w:r>
                 <w:rPr>
                   <w:rFonts w:ascii="Arial" w:cs="Arial" w:eastAsia="Arial" w:hAnsi="Arial"/>
@@ -3639,7 +3546,7 @@
                 <w:sz w:val="18"/>
                 <w:szCs w:val="18"/>
               </w:rPr>
-              <w:t xml:space="preserve">Place the four items on the front demonstration bench before learners enter, or reveal them dramatically at the start. Say: 'Imagine you are walking through Gikomba Market in Nairobi on a Saturday morning. A vendor has these four items on the same table. Look at them carefully.' Give students 60 seconds of silent observation, then say: 'In your exercise books, write down one thing you already know about each item and your best prediction for why they behave differently — even if you are not sure, write something.' Allow 3 minutes of independent writing. WAIT TIME: Do not speak for the full 3 minutes. After pair-sharing (1 minute), cold-call exactly 3 students using names from the register — choose one confident student, one middle-confidence student, and one quiet student. After each response, say: 'Interesting — what is the rest of the class thinking? Thumbs up if you had a similar idea, thumbs sideways if yours was different.' Do NOT confirm or correct predictions yet. Close with: 'We are going to spend this entire unit answering exactly the question you just tried to answer.'</w:t>
+              <w:t xml:space="preserve">Display the scenario card on the board and read it aloud expressively to set context. Say: 'Before I tell you anything, I want your brain to work first. Write your prediction in your notebook — there is no wrong answer right now.' Allow 3 minutes of silent individual writing. WAIT TIME: do not speak or prompt during this silence. After writing, say: 'Turn to your shoulder partner. You have 2 minutes — share your predictions and listen carefully because I will call on you.' After partner talk, cold-call 3 pairs (not volunteers): 'Baraka and Zawadi, what did your pair predict?' — 'Amina and Korir, what was your idea?' — 'Faith and Odhiambo, did you agree or disagree with each other?' For each response, probe with: 'What made you think that?' and 'Where does the atom fit into your prediction?' WAIT TIME of 10 seconds after each probe before accepting another response. Record key prediction words on the board in a column labelled 'Our Starting Ideas' — do not correct misconceptions yet; affirm all reasoning.</w:t>
             </w:r>
           </w:p>
         </w:tc>
@@ -3671,7 +3578,7 @@
                 <w:sz w:val="18"/>
                 <w:szCs w:val="18"/>
               </w:rPr>
-              <w:t xml:space="preserve">Elicit-Before-Explain: By requiring written predictions before any instruction, the teacher surfaces prior conceptions (including misconceptions) that will be explicitly revisited and refined throughout the unit. This strategy ensures new knowledge is connected to — and visibly modifies — what students already thought, deepening retention and conceptual change.</w:t>
+              <w:t xml:space="preserve">Elicit-Before-Explain (EBE): By requiring written predictions before any instruction, the teacher surfaces prior knowledge and misconceptions about atoms, electrons, and bonding. This gives the teacher diagnostic data and gives students a personal stake in finding out whether their prediction is correct, which drives engagement throughout the unit.</w:t>
             </w:r>
           </w:p>
         </w:tc>
@@ -3703,7 +3610,7 @@
                 <w:sz w:val="18"/>
                 <w:szCs w:val="18"/>
               </w:rPr>
-              <w:t xml:space="preserve">Teacher circulates during independent writing and reads over shoulders. Look for: (1) Whether students connect the differences to atoms or electrons at all, or rely solely on macroscopic descriptions (e.g. 'salt is white'). (2) Any student who mentions 'electrons' or 'bonds' — these students can anchor later class discussion. (3) Common misconception to flag mentally for later: students often say 'diamond is harder because it has more atoms' — note this for the Explain Phase. No marks are given; teacher mentally sorts responses into three piles: purely macroscopic, partially atomic, and explicitly electron-based.</w:t>
+              <w:t xml:space="preserve">Teacher circulates during individual writing and reads over shoulders, noting: (a) whether students connect atoms/electrons to properties at all, (b) whether students use the word 'electron' or 'bond' spontaneously, (c) common misconceptions (e.g., 'salt dissolves because it is small'). Teacher mentally flags 2–3 students with sophisticated prior knowledge and 2–3 with significant gaps to monitor across the unit. The column 'Our Starting Ideas' on the board serves as a public record to revisit in Lesson 26.</w:t>
             </w:r>
           </w:p>
         </w:tc>
@@ -3769,7 +3676,7 @@
                 <w:sz w:val="18"/>
                 <w:szCs w:val="18"/>
               </w:rPr>
-              <w:t xml:space="preserve">Students observe a structured teacher demonstration comparing the four items across three properties: (a) Can it be scratched or marked? — teacher attempts to scratch salt crystals, draws with the graphite pencil on paper, attempts to scratch glass with the diamond tip, and bends the copper wire. (b) Does it conduct electricity? — teacher uses a simple circuit board (9V battery, LED, two crocodile clip leads) to test each solid. (c) What happens in water? — teacher drops a pinch of salt into a beaker of water and stirs, then places a small piece of graphite and a copper strand into separate beakers. Students complete an observation table in their books with columns: Item | Can be marked/bent? | Conducts electricity (solid)? | Dissolves in water?</w:t>
+              <w:t xml:space="preserve">In groups of four, students rotate through four material stations (6 minutes total, ~1.5 minutes per station) examining: Station A — NaCl crystals dissolved in water in a small cup with a simple LED circuit tester (two wires with an LED bulb dipped into the solution); Station B — graphite pencil rod rubbed on paper (to show it is slippery and leaves marks) and dipped into a dry circuit tester; Station C — a small, smooth aluminium sufuria strip tested for conductivity and scratched with a fingernail; Station D — a printed photograph and physical properties data card for diamond (hardness, non-conductivity, transparency). Students record observations in a structured four-column table in their notebooks with headers: Material | Appearance | Dissolves in water? | Conducts electricity? | Hardness (can it be scratched?). After rotation, groups spend 2 minutes adding a fifth column: 'What is surprising or puzzling about this material?'</w:t>
             </w:r>
           </w:p>
         </w:tc>
@@ -3805,7 +3712,7 @@
             <w:pPr>
               <w:spacing w:after="20" w:before="0"/>
             </w:pPr>
-            <w:hyperlink w:history="1" r:id="rIddj6coe-osi6v020tvjvjo">
+            <w:hyperlink w:history="1" r:id="rIdilvemlcsmryutbkx-vhb5">
               <w:r>
                 <w:rPr>
                   <w:rFonts w:ascii="Arial" w:cs="Arial" w:eastAsia="Arial" w:hAnsi="Arial"/>
@@ -3814,7 +3721,7 @@
                   <w:szCs w:val="16"/>
                   <w:u w:val="single" w:color="2E75B6"/>
                 </w:rPr>
-                <w:t xml:space="preserve">Noble gas configuration</w:t>
+                <w:t xml:space="preserve">Genetics vocabulary</w:t>
               </w:r>
             </w:hyperlink>
           </w:p>
@@ -3838,7 +3745,7 @@
               <w:spacing w:after="10" w:before="0"/>
               <w:ind w:left="120"/>
             </w:pPr>
-            <w:hyperlink w:history="1" r:id="rIdmksbvvrvtd3pf3-a_hy-t">
+            <w:hyperlink w:history="1" r:id="rId0pdaftn9_zzkkdqoksxfc">
               <w:r>
                 <w:rPr>
                   <w:rFonts w:ascii="Arial" w:cs="Arial" w:eastAsia="Arial" w:hAnsi="Arial"/>
@@ -3883,7 +3790,7 @@
             <w:pPr>
               <w:spacing w:after="20" w:before="0"/>
             </w:pPr>
-            <w:hyperlink w:history="1" r:id="rIdaf3qgtfsl1uosg-fjib2w">
+            <w:hyperlink w:history="1" r:id="rIdyi3oprhw8p-fmnnhztweh">
               <w:r>
                 <w:rPr>
                   <w:rFonts w:ascii="Arial" w:cs="Arial" w:eastAsia="Arial" w:hAnsi="Arial"/>
@@ -3892,7 +3799,7 @@
                   <w:szCs w:val="16"/>
                   <w:u w:val="single" w:color="2E75B6"/>
                 </w:rPr>
-                <w:t xml:space="preserve">Valence Electrons (Flexbook)</w:t>
+                <w:t xml:space="preserve">Chemical Bonding (Flexbook)</w:t>
               </w:r>
             </w:hyperlink>
           </w:p>
@@ -3916,7 +3823,7 @@
               <w:spacing w:after="10" w:before="0"/>
               <w:ind w:left="120"/>
             </w:pPr>
-            <w:hyperlink w:history="1" r:id="rIdpal4vu09gt-hq7-w0urk4">
+            <w:hyperlink w:history="1" r:id="rIdwtpgmc-zz0wnvva0qqoex">
               <w:r>
                 <w:rPr>
                   <w:rFonts w:ascii="Arial" w:cs="Arial" w:eastAsia="Arial" w:hAnsi="Arial"/>
@@ -3958,7 +3865,7 @@
                 <w:sz w:val="18"/>
                 <w:szCs w:val="18"/>
               </w:rPr>
-              <w:t xml:space="preserve">Set up the circuit board and beakers before the lesson. As you demonstrate each test, narrate clearly: 'Watch what happens — I am not telling you why yet, just what happens.' For the conductivity test, say: 'Tell me what you see — does the LED light up? Call it out.' After completing the table, ask: 'What pattern are you noticing across the four items?' WAIT TIME: 12 seconds of silence after the question. Cold-call 2 students. Then direct students to circle the result in their table that surprises them most and write one sentence explaining why it surprises them. Say: 'Keep that surprise in mind — that is exactly where chemistry lives.'</w:t>
+              <w:t xml:space="preserve">Before rotation begins, model the circuit tester at the front: 'Watch — I dip the wires into plain water. Does the LED light? No. Now I add a pinch of salt. What happens?' (LED lights.) Say: 'Record exactly what you see — not what you think should happen.' Assign roles within each group: Observer, Recorder, Material Handler, and Reporter. During rotation, circulate continuously and use targeted prompts: 'What exactly are you seeing?' — 'Compare graphite and aluminium — both conduct, but are they the same?' — 'What surprises you most at this station?' WAIT TIME: after asking a group question, wait 10 seconds before speaking again. After all rotations, bring the class together and cold-call one Reporter from each of four different groups to share one surprising observation. Say: 'I am not going to explain this yet. I want the puzzle to sit with you.' Write the four most striking observations on the board under the heading 'What We Observed' — e.g., 'NaCl conducts only when dissolved', 'Graphite conducts but does not dissolve', 'Aluminium conducts without dissolving', 'Diamond does not conduct at all.'</w:t>
             </w:r>
           </w:p>
         </w:tc>
@@ -3990,7 +3897,7 @@
                 <w:sz w:val="18"/>
                 <w:szCs w:val="18"/>
               </w:rPr>
-              <w:t xml:space="preserve">Phenomenon-Anchored Observation Table: The structured table forces students to record evidence in a comparable format across all four substances, making patterns and anomalies visible at a glance. By asking students to circle their biggest surprise, the teacher focuses attention on the most conceptually productive contrasts (e.g. graphite conducts but diamond does not — both are pure carbon), which will be the engine of later sensemaking.</w:t>
+              <w:t xml:space="preserve">Notice and Wonder with Structured Observation: The four-station rotation with the structured table ensures all students gather the same evidence base. The fifth 'surprising' column is a Notice-and-Wonder prompt that transforms passive data collection into active puzzlement, directly connecting observations back to the anchoring phenomenon and generating authentic questions for the DQB.</w:t>
             </w:r>
           </w:p>
         </w:tc>
@@ -4022,7 +3929,7 @@
                 <w:sz w:val="18"/>
                 <w:szCs w:val="18"/>
               </w:rPr>
-              <w:t xml:space="preserve">Circulate and check observation tables during the demonstration. Key indicators of understanding: (1) Students record that graphite conducts electricity as a solid but salt does not — this distinction is critical for later lessons. (2) Students record that copper bends and conducts while diamond does not bend and does not conduct — distinguishing metallic from covalent. (3) Red flag: students who record that salt conducts as a solid (it does not — prompt them to look again at the LED). Collect 3–4 tables at the end of the phase to review during the break.</w:t>
+              <w:t xml:space="preserve">Teacher checks that every group's table contains at least one entry per material per property column before the class comes back together. Red flag: any group that writes 'yes/no' without a description — prompt them to add a qualitative observation (e.g., 'LED glowed brightly'). Listen for groups that begin explaining (e.g., 'it conducts because of ions') — note these students as potential resources during the Explain phase. The 'surprising' column responses are the primary formative data; teacher skims these during the cold-call share to identify the richest questions for the DQB.</w:t>
             </w:r>
           </w:p>
         </w:tc>
@@ -4088,7 +3995,7 @@
                 <w:sz w:val="18"/>
                 <w:szCs w:val="18"/>
               </w:rPr>
-              <w:t xml:space="preserve">The teacher introduces valence electrons and the octet rule as the first conceptual tool for explaining the Gikomba observations. Students are walked through electron configurations of Na (2,8,1), Cl (2,8,7), C (2,4), O (2,6), H (1), Al (2,8,3), and Si (2,8,4), drawing each on the board as a simple shell diagram. For each element, students write the number of valence electrons in a table in their books and answer: 'How many electrons does this atom need to gain, lose, or share to reach a full outer shell?' Students then discuss in pairs: 'Looking back at our Gikomba table — which atoms do you think are in each of the four products, and what do you think those atoms might do to fill their outer shells?'</w:t>
+              <w:t xml:space="preserve">Students return to their groups and attempt a 'First Explanation' task: using only what they currently know, each group writes two to three sentences on a half-sheet of paper explaining why NaCl and graphite both conduct electricity but behave differently in water. Groups are told explicitly: 'You are not expected to have the full answer. Write your best current thinking and mark with a star (*) anything you are unsure about.' After 4 minutes of group writing, groups post their half-sheets on a designated wall space. The class does a brief Gallery Walk (2 minutes, silent reading) to read all posted explanations, then reconvenes. The teacher facilitates a whole-class discussion to identify common patterns in the explanations and, crucially, to name the gaps — what concepts would students need to fully explain the phenomenon?</w:t>
             </w:r>
           </w:p>
         </w:tc>
@@ -4124,7 +4031,7 @@
             <w:pPr>
               <w:spacing w:after="20" w:before="0"/>
             </w:pPr>
-            <w:hyperlink w:history="1" r:id="rIdzmsjhwdzhfv4uwbyptjc8">
+            <w:hyperlink w:history="1" r:id="rIdzu32ldtaz2xewzup2f9-h">
               <w:r>
                 <w:rPr>
                   <w:rFonts w:ascii="Arial" w:cs="Arial" w:eastAsia="Arial" w:hAnsi="Arial"/>
@@ -4133,7 +4040,7 @@
                   <w:szCs w:val="16"/>
                   <w:u w:val="single" w:color="2E75B6"/>
                 </w:rPr>
-                <w:t xml:space="preserve">Noble gas configuration</w:t>
+                <w:t xml:space="preserve">Genetics vocabulary</w:t>
               </w:r>
             </w:hyperlink>
           </w:p>
@@ -4157,7 +4064,7 @@
               <w:spacing w:after="10" w:before="0"/>
               <w:ind w:left="120"/>
             </w:pPr>
-            <w:hyperlink w:history="1" r:id="rIdyjcwhf4_q_l3xbjn5rkaa">
+            <w:hyperlink w:history="1" r:id="rIdiavqlzzfoiqmrxbwvt-u4">
               <w:r>
                 <w:rPr>
                   <w:rFonts w:ascii="Arial" w:cs="Arial" w:eastAsia="Arial" w:hAnsi="Arial"/>
@@ -4202,7 +4109,7 @@
             <w:pPr>
               <w:spacing w:after="20" w:before="0"/>
             </w:pPr>
-            <w:hyperlink w:history="1" r:id="rIdo39z0o3z5aamebhetnjzp">
+            <w:hyperlink w:history="1" r:id="rId6qx-toiw7l5gtq7e12oiu">
               <w:r>
                 <w:rPr>
                   <w:rFonts w:ascii="Arial" w:cs="Arial" w:eastAsia="Arial" w:hAnsi="Arial"/>
@@ -4211,7 +4118,7 @@
                   <w:szCs w:val="16"/>
                   <w:u w:val="single" w:color="2E75B6"/>
                 </w:rPr>
-                <w:t xml:space="preserve">Valence Electrons (Flexbook)</w:t>
+                <w:t xml:space="preserve">Chemical Bonding (Flexbook)</w:t>
               </w:r>
             </w:hyperlink>
           </w:p>
@@ -4235,7 +4142,7 @@
               <w:spacing w:after="10" w:before="0"/>
               <w:ind w:left="120"/>
             </w:pPr>
-            <w:hyperlink w:history="1" r:id="rId84xucl8znjfumnjjovdda">
+            <w:hyperlink w:history="1" r:id="rIdl1qavarktyhgrf2jc3k8j">
               <w:r>
                 <w:rPr>
                   <w:rFonts w:ascii="Arial" w:cs="Arial" w:eastAsia="Arial" w:hAnsi="Arial"/>
@@ -4277,7 +4184,7 @@
                 <w:sz w:val="18"/>
                 <w:szCs w:val="18"/>
               </w:rPr>
-              <w:t xml:space="preserve">Write the seven element symbols on the board before explaining. Ask: 'Who can remind us — from what we already know about electron configuration — how many electrons sodium has in total?' WAIT TIME: 10 seconds. Cold-call 1 student. Build the shell diagram (2,8,1) on the board together. Then say: 'So sodium has ONE electron in its outer shell. Noble gases like argon have EIGHT. What would sodium need to do to look like argon?' WAIT TIME: 12 seconds. Take 2 responses. Repeat this process for Cl and C only (the two most contrasting cases), then set the remaining 4 elements (O, H, Al, Si) as a rapid paired task (4 minutes). After pairs finish, connect explicitly back to the phenomenon: 'We now know carbon has 4 valence electrons. Carbon is inside both your graphite pencil AND your diamond cutter. Same atom — yet completely different behaviour. What could explain that?' Do not answer this question — write it on a sticky note and say: 'This goes on our Question Board in a moment.'</w:t>
+              <w:t xml:space="preserve">Introduce the task: 'You have your observations. Now try to explain them using what you know about atoms and electrons. Mark anything you are unsure about with a star.' After groups post, say: 'Walk silently and read every group's explanation. Put a tick next to any idea you agree with.' During the Gallery Walk, circulate and read all postings. After reconvening, cold-call 3 students (not group reporters — choose individuals who were quiet): 'Njeri, what idea on the wall did you tick and why?' — 'Mwangi, did any explanation surprise you?' — 'Achieng, what was the most common starred (unsure) idea?' WAIT TIME: 12 seconds after each question. Synthesise by saying: 'I notice most groups mentioned electrons or ions but were not sure how they connect to conductivity or dissolving. That is exactly right — you are at the edge of your knowledge, and that edge is where learning happens.' Write on the board: 'We need to understand: (1) How do atoms bond? (2) What role do electrons play? (3) How does the type of bond change properties?' Do NOT answer these questions yet. Say: 'These become the first entries on our Driving Question Board.'</w:t>
             </w:r>
           </w:p>
         </w:tc>
@@ -4309,7 +4216,7 @@
                 <w:sz w:val="18"/>
                 <w:szCs w:val="18"/>
               </w:rPr>
-              <w:t xml:space="preserve">Bridging from Macroscopic to Submicroscopic: The teacher deliberately connects each new submicroscopic concept (valence electrons, octet drive) back to the macroscopic observations students just recorded (conducts, scratches, dissolves). This two-way bridging — 'we saw X at the bench; now let us ask what atoms are doing to cause X' — is the core sensemaking move of the lesson and models the scientific practice of Constructing Explanations (NGSS SEP 6).</w:t>
+              <w:t xml:space="preserve">Gallery Walk with Targeted Cold-Call: Posting explanations publicly externalises group thinking and allows peer-to-peer learning without teacher delivery. The 'star the unsure parts' norm builds metacognitive awareness and directly generates the need-to-know questions that populate the DQB. Crucially, the teacher's role here is to validate the gaps, not fill them — preserving the productive struggle that motivates the rest of the unit.</w:t>
             </w:r>
           </w:p>
         </w:tc>
@@ -4341,7 +4248,7 @@
                 <w:sz w:val="18"/>
                 <w:szCs w:val="18"/>
               </w:rPr>
-              <w:t xml:space="preserve">Quick written exit check within the phase: Teacher calls out 'Boards up!' — students write the number of valence electrons for Si on the back of their exercise book cover and hold it up (or write on a mini whiteboard if available). Correct answer: 4. Teacher scans the room. If more than 25% show a wrong answer, pause and re-teach the shell diagram method before moving on. Also listen during pair discussion for students who are already speculating about bonds (e.g. 'maybe carbon shares electrons') — these students are ready for the DQB leadership role.</w:t>
+              <w:t xml:space="preserve">Teacher photographs all posted half-sheets to review after class. Look for: (a) whether any group correctly invokes electron transfer or sharing, (b) whether groups conflate conductivity with solubility, (c) the sophistication of uncertainty markers (starred items). Groups that write 'we have no idea' need scaffolding in Lesson 2; groups that correctly mention ion formation can be assigned peer-teaching roles later. The publicly identified gaps become the teacher's road map for sequencing Lessons 2–26.</w:t>
             </w:r>
           </w:p>
         </w:tc>
@@ -4407,7 +4314,7 @@
                 <w:sz w:val="18"/>
                 <w:szCs w:val="18"/>
               </w:rPr>
-              <w:t xml:space="preserve">Each student writes one or two genuine questions they still have about the Gikomba phenomenon on sticky notes (or small torn pieces of paper). Questions must be phrased as full questions and must connect to the four products or to bonding. Students post their questions on a designated wall section or board. The teacher — with student input — organises the questions into three emerging clusters: (1) Questions about WHY atoms bond at all, (2) Questions about TYPES of bonds (even if students do not yet know the names), and (3) Questions about HOW the bond type causes the physical behaviour we observed. The driving question is written in large letters at the top of the DQB: 'Why do the atoms in different substances bond in different ways, and how does the type of bond determine what a substance looks, feels, and does in the real world?'</w:t>
+              <w:t xml:space="preserve">Each student individually writes two questions on separate sticky notes (provided by the teacher): one question they are genuinely curious about after today's observations, and one thing they are confused about. Students bring their sticky notes to a large sheet of chart paper on the wall labelled 'Our Driving Question Board — Chemical Bonding.' The teacher reads several aloud as students post them, then facilitates a 3-minute whole-class clustering activity, grouping questions into four emerging themes with student input: (1) Atoms and Electrons, (2) Types of Chemical Bonds, (3) Bonds and Properties, (4) Uses of Materials. The overarching Driving Question — 'How do the types of chemical bonds between atoms determine the structure, properties, and uses of the substances all around us?' — is written in large letters at the top of the DQB by the teacher. Students copy the DQB structure into their notebooks, leaving space to add answers throughout the unit.</w:t>
             </w:r>
           </w:p>
         </w:tc>
@@ -4443,7 +4350,7 @@
             <w:pPr>
               <w:spacing w:after="20" w:before="0"/>
             </w:pPr>
-            <w:hyperlink w:history="1" r:id="rIdttyrfo6_huh8x236vw8hf">
+            <w:hyperlink w:history="1" r:id="rIdvtces3t6xo_xsollto6pc">
               <w:r>
                 <w:rPr>
                   <w:rFonts w:ascii="Arial" w:cs="Arial" w:eastAsia="Arial" w:hAnsi="Arial"/>
@@ -4452,7 +4359,7 @@
                   <w:szCs w:val="16"/>
                   <w:u w:val="single" w:color="2E75B6"/>
                 </w:rPr>
-                <w:t xml:space="preserve">Noble gas configuration</w:t>
+                <w:t xml:space="preserve">Genetics vocabulary</w:t>
               </w:r>
             </w:hyperlink>
           </w:p>
@@ -4476,7 +4383,7 @@
               <w:spacing w:after="10" w:before="0"/>
               <w:ind w:left="120"/>
             </w:pPr>
-            <w:hyperlink w:history="1" r:id="rIdao5nc0s8svghtt3jkjong">
+            <w:hyperlink w:history="1" r:id="rIdgdq04sipto8gjweumdwz5">
               <w:r>
                 <w:rPr>
                   <w:rFonts w:ascii="Arial" w:cs="Arial" w:eastAsia="Arial" w:hAnsi="Arial"/>
@@ -4521,7 +4428,7 @@
             <w:pPr>
               <w:spacing w:after="20" w:before="0"/>
             </w:pPr>
-            <w:hyperlink w:history="1" r:id="rIdmzp0vp9yxsyzzkidlmscu">
+            <w:hyperlink w:history="1" r:id="rIdqzizmeqf0stngs7cxk1_q">
               <w:r>
                 <w:rPr>
                   <w:rFonts w:ascii="Arial" w:cs="Arial" w:eastAsia="Arial" w:hAnsi="Arial"/>
@@ -4530,7 +4437,7 @@
                   <w:szCs w:val="16"/>
                   <w:u w:val="single" w:color="2E75B6"/>
                 </w:rPr>
-                <w:t xml:space="preserve">Valence Electrons (Flexbook)</w:t>
+                <w:t xml:space="preserve">Chemical Bonding (Flexbook)</w:t>
               </w:r>
             </w:hyperlink>
           </w:p>
@@ -4554,7 +4461,7 @@
               <w:spacing w:after="10" w:before="0"/>
               <w:ind w:left="120"/>
             </w:pPr>
-            <w:hyperlink w:history="1" r:id="rIdogqqllmcgyvimsgcfozbk">
+            <w:hyperlink w:history="1" r:id="rIdhzcaprrd8tkxlqhzdoddu">
               <w:r>
                 <w:rPr>
                   <w:rFonts w:ascii="Arial" w:cs="Arial" w:eastAsia="Arial" w:hAnsi="Arial"/>
@@ -4596,7 +4503,7 @@
                 <w:sz w:val="18"/>
                 <w:szCs w:val="18"/>
               </w:rPr>
-              <w:t xml:space="preserve">Distribute sticky notes or small paper slips. Say: 'Before we finish today, I want every one of you to write at least one question — a real question, something you genuinely do not yet know — about the Gikomba phenomenon or about bonding. If you write a question we can answer today, it is not deep enough. I want questions that will take us weeks to answer.' Give 2 minutes for writing. As students post their questions, read 4–5 aloud and say: 'This is a brilliant question — notice how it asks about something we cannot yet explain.' Organise clusters live with the class: 'Who agrees this question belongs with the WHY group? Who thinks it belongs with the TYPES group?' Use student names throughout: 'Wanjiru is asking about graphite — let us put that here.' End by saying: 'This board belongs to you. Every lesson, we will come back here, answer some questions, and add new ones. By the end of the unit, I want every question on this board answered — by you, not by me.'</w:t>
+              <w:t xml:space="preserve">Distribute two sticky notes per student and say: 'Write one genuine question you have after today — something you really want to know — and one thing that confused you. Put your name on the back only.' Give 2 minutes of silent writing. WAIT TIME: do not circulate during this writing. As students post, read 4–5 questions aloud to the class: 'Listen — Kamau asks: Why does salt only conduct when dissolved? Wanjiku asks: What exactly is an electron doing when atoms bond? These are brilliant scientific questions.' Facilitate clustering by saying: 'Who thinks their question is about electrons and atoms? Move those to this corner.' Use student names to label clusters — e.g., 'The Electrons Cluster — Fatuma's question lives here.' Write the overarching Driving Question at the top and say: 'This is our compass for the next 26 lessons. Every lesson, we will come back here and ask: What new evidence do we have to answer this question?' Assign one student per group as DQB Keeper — responsible for noting answered questions in green marker as the unit progresses.</w:t>
             </w:r>
           </w:p>
         </w:tc>
@@ -4628,7 +4535,7 @@
                 <w:sz w:val="18"/>
                 <w:szCs w:val="18"/>
               </w:rPr>
-              <w:t xml:space="preserve">Driving Question Board (DQB) as Epistemic Anchor: The DQB makes student thinking publicly visible and creates a shared class knowledge-building goal. By clustering questions into thematic groups, the teacher helps students see the architecture of the unit before it unfolds, building metacognitive awareness of their own learning progression. This strategy embeds NGSS SEP 1 (Asking Questions) as a legitimate and ongoing classroom practice, not a one-time activity.</w:t>
+              <w:t xml:space="preserve">Question Clustering on a Living DQB: The DQB is a visible, public, and persistent artefact that externalises collective curiosity and tracks growing understanding across the unit. Clustering student questions into themes mirrors how scientists organise inquiry and gives students ownership of the unit's direction. The DQB Keeper role creates accountability and continuity across all 26 lessons.</w:t>
             </w:r>
           </w:p>
         </w:tc>
@@ -4660,7 +4567,7 @@
                 <w:sz w:val="18"/>
                 <w:szCs w:val="18"/>
               </w:rPr>
-              <w:t xml:space="preserve">Quality of student questions is the primary indicator. Look for: (1) Questions that reference specific substances (e.g. 'Why does graphite conduct but diamond does not if they are both carbon?') — these show phenomenon engagement. (2) Questions that reference atoms or electrons even vaguely (e.g. 'Does it matter how many electrons an atom has?') — these show readiness for bonding content. (3) Purely macroscopic questions (e.g. 'Why is salt white?') — these students need more support connecting to the submicroscopic level. Teacher photographs the DQB at the end of the lesson for reference.</w:t>
+              <w:t xml:space="preserve">Teacher reviews all sticky notes after class, categorising question sophistication: Level 1 — factual recall questions ('What is an ionic bond?'), Level 2 — relational questions ('Why does bond type affect conductivity?'), Level 3 — application/transfer questions ('Could we design a new material by choosing a bond type?'). This informs differentiation in subsequent lessons. A healthy DQB at this stage has at least 60% Level 1–2 questions and a few Level 3 questions from advanced learners. If fewer than 3 questions per theme cluster, the teacher adds anonymised teacher-generated questions to ensure full coverage of KICD curriculum content.</w:t>
             </w:r>
           </w:p>
         </w:tc>
@@ -4726,7 +4633,7 @@
                 <w:sz w:val="18"/>
                 <w:szCs w:val="18"/>
               </w:rPr>
-              <w:t xml:space="preserve">Students draw a first-draft model in their exercise books: a simple diagram showing the four Gikomba products as labelled boxes, with the chemical formula or element symbol written inside each (NaCl, C for graphite, C for diamond, Cu for copper wire). Around each box, they write what they now know: the valence electron count of the main atoms involved, and one observable property from the demonstration table. They also write one arrow pointing to a blank space labelled 'type of bond — unknown' for each substance. This model is explicitly incomplete and labelled 'Draft 1 — Lesson 1'. Students understand it will be revised in every subsequent lesson.</w:t>
+              <w:t xml:space="preserve">In the final 5 minutes, students individually draw a 'First Model' in their notebooks — a simple annotated diagram with four boxes, one per material (NaCl, graphite, aluminium, diamond), showing their current best guess about what is happening at the atomic level inside each material that causes its observed properties. Students are told: 'Draw what you think the atoms look like inside each material and how they might be connected. Use arrows, labels, and question marks freely — this is your starting point, not your final answer.' Students label their diagrams 'Model Version 1 — Lesson 1' and date them. Teacher collects a photograph of three or four notebooks (volunteer or randomly selected) to project at the start of Lesson 2 for comparison.</w:t>
             </w:r>
           </w:p>
         </w:tc>
@@ -4762,7 +4669,7 @@
             <w:pPr>
               <w:spacing w:after="20" w:before="0"/>
             </w:pPr>
-            <w:hyperlink w:history="1" r:id="rIdezrdxbsct8stuz53jodoi">
+            <w:hyperlink w:history="1" r:id="rIdr7mga32hny1o4w0jsloel">
               <w:r>
                 <w:rPr>
                   <w:rFonts w:ascii="Arial" w:cs="Arial" w:eastAsia="Arial" w:hAnsi="Arial"/>
@@ -4771,7 +4678,7 @@
                   <w:szCs w:val="16"/>
                   <w:u w:val="single" w:color="2E75B6"/>
                 </w:rPr>
-                <w:t xml:space="preserve">Noble gas configuration</w:t>
+                <w:t xml:space="preserve">Genetics vocabulary</w:t>
               </w:r>
             </w:hyperlink>
           </w:p>
@@ -4795,7 +4702,7 @@
               <w:spacing w:after="10" w:before="0"/>
               <w:ind w:left="120"/>
             </w:pPr>
-            <w:hyperlink w:history="1" r:id="rIdhfnpj4ujei1_vmcvfoi1z">
+            <w:hyperlink w:history="1" r:id="rIdgkpirrc6v49ygqhc9dnxa">
               <w:r>
                 <w:rPr>
                   <w:rFonts w:ascii="Arial" w:cs="Arial" w:eastAsia="Arial" w:hAnsi="Arial"/>
@@ -4840,7 +4747,7 @@
             <w:pPr>
               <w:spacing w:after="20" w:before="0"/>
             </w:pPr>
-            <w:hyperlink w:history="1" r:id="rIdwtmbgozyspz0t6rknfhpz">
+            <w:hyperlink w:history="1" r:id="rIds1pri84aksntydqjestvk">
               <w:r>
                 <w:rPr>
                   <w:rFonts w:ascii="Arial" w:cs="Arial" w:eastAsia="Arial" w:hAnsi="Arial"/>
@@ -4849,7 +4756,7 @@
                   <w:szCs w:val="16"/>
                   <w:u w:val="single" w:color="2E75B6"/>
                 </w:rPr>
-                <w:t xml:space="preserve">Valence Electrons (Flexbook)</w:t>
+                <w:t xml:space="preserve">Chemical Bonding (Flexbook)</w:t>
               </w:r>
             </w:hyperlink>
           </w:p>
@@ -4873,7 +4780,7 @@
               <w:spacing w:after="10" w:before="0"/>
               <w:ind w:left="120"/>
             </w:pPr>
-            <w:hyperlink w:history="1" r:id="rIdb-jnggcsyrnrb-conib45">
+            <w:hyperlink w:history="1" r:id="rId2ahxzbvf7-xhhl65zuehi">
               <w:r>
                 <w:rPr>
                   <w:rFonts w:ascii="Arial" w:cs="Arial" w:eastAsia="Arial" w:hAnsi="Arial"/>
@@ -4915,7 +4822,7 @@
                 <w:sz w:val="18"/>
                 <w:szCs w:val="18"/>
               </w:rPr>
-              <w:t xml:space="preserve">Model the activity on the board using NaCl as an example: draw a box labelled 'Table Salt (NaCl)', write 'Na: 1 valence electron; Cl: 7 valence electrons', write 'Dissolves in water; conducts only when dissolved', and draw the arrow to 'type of bond — unknown'. Say: 'Your model does not need to be correct. It needs to be honest — show what you know and what you do not know yet. Scientists do this all the time. This is what Dr. Mwangi Kariuki at the University of Nairobi does before a new experiment — he writes down what he knows and marks clearly what is still a mystery.' Give 5 minutes for independent model drawing. With 1 minute remaining, say: 'Write your name and today's date on this model. Put a sticky note on this page — we will come back to it every lesson. By Lesson 26, this diagram will be completely different, and that transformation IS your learning.' Cold-call 1 student to share their model under the document camera or by holding it up.</w:t>
+              <w:t xml:space="preserve">Say: 'In the last 5 minutes, I want you to draw — not write — what you think is happening inside each material at the atomic level. Use your imagination. There is no wrong picture at this stage.' After 4 minutes of individual drawing, say: 'Hold up your notebook. Look around — notice how different everyone's models are. By Lesson 26, you will all have a much more accurate and detailed model, and you will be amazed at how much your thinking has changed.' Cold-call 2 students to briefly describe their model in one sentence: 'Omondi, tell me in one sentence what you drew for NaCl.' WAIT TIME: 10 seconds. 'Chebet, what did you draw for graphite?' Close by saying: 'These models belong to you. We will revise them every single lesson as we gather more evidence. That is exactly how real chemists work.' Point to the DQB: 'Tomorrow, we start answering the first cluster — Atoms and Electrons. Come ready to think hard.'</w:t>
             </w:r>
           </w:p>
         </w:tc>
@@ -4947,7 +4854,7 @@
                 <w:sz w:val="18"/>
                 <w:szCs w:val="18"/>
               </w:rPr>
-              <w:t xml:space="preserve">Cumulative Model Revision (Iterative Modelling): By creating an explicitly incomplete Draft 1 model that will be revised across 26 lessons, students experience knowledge-building as a progressive, iterative process rather than a one-shot transmission. This approach embeds NGSS SEP 2 (Developing and Using Models) as the structural backbone of the entire unit and gives students a concrete artefact that tracks their growing understanding. The 'unknown' labels are as important as the known content — they legitimise productive uncertainty.</w:t>
+              <w:t xml:space="preserve">Preliminary Model (Version 1) as a Thinking Anchor: Requiring students to draw atomic-level models before instruction externalises their mental models, making implicit thinking visible and revisable. Dating and numbering the model ('Version 1') establishes the norm of model revision as a scientific practice (NGSS SEP 2: Developing and Using Models) and gives students a concrete record of their own intellectual growth across the 26-lesson unit.</w:t>
             </w:r>
           </w:p>
         </w:tc>
@@ -4979,7 +4886,7 @@
                 <w:sz w:val="18"/>
                 <w:szCs w:val="18"/>
               </w:rPr>
-              <w:t xml:space="preserve">Circulate during the 5-minute drawing time. Collect 5 books at random to review after class. Key indicators: (1) Students correctly label valence electron counts (Na=1, Cl=7, C=4, Cu=1 — note: some students may not know Cu yet; that is fine). (2) Students draw a distinct box for graphite and diamond even though both are carbon — this shows they registered the key anomaly. (3) Red flag: students who write 'ionic bond', 'covalent bond' etc. in the 'unknown' box — check whether they are recalling from primary school or genuinely reasoning; if the latter, celebrate it but note that the class will prove it rigorously. Overall: 80% of students should have a diagram with at least 2 of 4 products correctly labelled with valence electron counts by end of phase.</w:t>
+              <w:t xml:space="preserve">Teacher scans models during the 4-minute drawing period, noting: (a) whether students draw atoms as circles/dots or as more complex structures, (b) whether any student includes electrons or charges spontaneously, (c) whether any student draws a lattice or repeating structure for NaCl or graphite (indicating strong prior knowledge). Two or three selected notebook photographs are saved for projection in Lesson 2 to launch model revision. Any student who leaves all four boxes blank is flagged for a brief check-in before Lesson 2 to ensure they feel safe to attempt the task.</w:t>
             </w:r>
           </w:p>
         </w:tc>
@@ -5072,83 +4979,83 @@
                 <w:sz w:val="18"/>
                 <w:szCs w:val="18"/>
               </w:rPr>
-              <w:t xml:space="preserve">1. During the Predict Phase, what range of prior knowledge did students surface? Were any students already reasoning at the atomic/electron level, and how can I leverage those students as peer resources in Lesson 2?</w:t>
-            </w:r>
-          </w:p>
-          <w:p>
-            <w:pPr>
-              <w:spacing w:after="40" w:before="0"/>
-              <w:jc w:val="left"/>
-            </w:pPr>
-            <w:r>
-              <w:rPr>
-                <w:rFonts w:ascii="Arial" w:cs="Arial" w:eastAsia="Arial" w:hAnsi="Arial"/>
-                <w:b w:val="false"/>
-                <w:bCs w:val="false"/>
-                <w:i w:val="false"/>
-                <w:iCs w:val="false"/>
-                <w:color w:val="000000"/>
-                <w:sz w:val="18"/>
-                <w:szCs w:val="18"/>
-              </w:rPr>
-              <w:t xml:space="preserve">2. Did the conductivity demonstration clearly show the contrast between graphite (conducts as solid) and salt (does not conduct as solid)? If the LED did not light brightly enough for graphite, what alternative demonstration or material could I use next time?</w:t>
-            </w:r>
-          </w:p>
-          <w:p>
-            <w:pPr>
-              <w:spacing w:after="40" w:before="0"/>
-              <w:jc w:val="left"/>
-            </w:pPr>
-            <w:r>
-              <w:rPr>
-                <w:rFonts w:ascii="Arial" w:cs="Arial" w:eastAsia="Arial" w:hAnsi="Arial"/>
-                <w:b w:val="false"/>
-                <w:bCs w:val="false"/>
-                <w:i w:val="false"/>
-                <w:iCs w:val="false"/>
-                <w:color w:val="000000"/>
-                <w:sz w:val="18"/>
-                <w:szCs w:val="18"/>
-              </w:rPr>
-              <w:t xml:space="preserve">3. When I introduced valence electrons, did students connect the octet rule to the Gikomba phenomenon, or did it feel like a separate, abstract topic? What bridging question could I add to Lesson 2 to strengthen that connection?</w:t>
-            </w:r>
-          </w:p>
-          <w:p>
-            <w:pPr>
-              <w:spacing w:after="40" w:before="0"/>
-              <w:jc w:val="left"/>
-            </w:pPr>
-            <w:r>
-              <w:rPr>
-                <w:rFonts w:ascii="Arial" w:cs="Arial" w:eastAsia="Arial" w:hAnsi="Arial"/>
-                <w:b w:val="false"/>
-                <w:bCs w:val="false"/>
-                <w:i w:val="false"/>
-                <w:iCs w:val="false"/>
-                <w:color w:val="000000"/>
-                <w:sz w:val="18"/>
-                <w:szCs w:val="18"/>
-              </w:rPr>
-              <w:t xml:space="preserve">4. Looking at the DQB questions students wrote, which cluster had the most questions? What does the distribution tell me about where students are most puzzled, and how should that shape the emphasis in Lesson 2 (ionic bonding)?</w:t>
-            </w:r>
-          </w:p>
-          <w:p>
-            <w:pPr>
-              <w:spacing w:after="40" w:before="0"/>
-              <w:jc w:val="left"/>
-            </w:pPr>
-            <w:r>
-              <w:rPr>
-                <w:rFonts w:ascii="Arial" w:cs="Arial" w:eastAsia="Arial" w:hAnsi="Arial"/>
-                <w:b w:val="false"/>
-                <w:bCs w:val="false"/>
-                <w:i w:val="false"/>
-                <w:iCs w:val="false"/>
-                <w:color w:val="000000"/>
-                <w:sz w:val="18"/>
-                <w:szCs w:val="18"/>
-              </w:rPr>
-              <w:t xml:space="preserve">5. Examining the 5 Draft 1 models I collected: are students marking the graphite/diamond distinction as a puzzle, or are they treating them as the same substance? If most students collapsed them into one entry, I need to open Lesson 2 with a deliberate spotlight on that anomaly.</w:t>
+              <w:t xml:space="preserve">1. Which student predictions in the Predict Phase revealed the most significant misconceptions about atoms and bonding, and how will I address these in Lesson 2 without simply telling students the correct answer?</w:t>
+            </w:r>
+          </w:p>
+          <w:p>
+            <w:pPr>
+              <w:spacing w:after="40" w:before="0"/>
+              <w:jc w:val="left"/>
+            </w:pPr>
+            <w:r>
+              <w:rPr>
+                <w:rFonts w:ascii="Arial" w:cs="Arial" w:eastAsia="Arial" w:hAnsi="Arial"/>
+                <w:b w:val="false"/>
+                <w:bCs w:val="false"/>
+                <w:i w:val="false"/>
+                <w:iCs w:val="false"/>
+                <w:color w:val="000000"/>
+                <w:sz w:val="18"/>
+                <w:szCs w:val="18"/>
+              </w:rPr>
+              <w:t xml:space="preserve">2. Did all four groups at the Observe Phase stations gather complete and accurate data? If any station produced unclear results (e.g., LED did not light reliably for NaCl solution), what adjustments do I need to make to the circuit tester setup before the next lesson?</w:t>
+            </w:r>
+          </w:p>
+          <w:p>
+            <w:pPr>
+              <w:spacing w:after="40" w:before="0"/>
+              <w:jc w:val="left"/>
+            </w:pPr>
+            <w:r>
+              <w:rPr>
+                <w:rFonts w:ascii="Arial" w:cs="Arial" w:eastAsia="Arial" w:hAnsi="Arial"/>
+                <w:b w:val="false"/>
+                <w:bCs w:val="false"/>
+                <w:i w:val="false"/>
+                <w:iCs w:val="false"/>
+                <w:color w:val="000000"/>
+                <w:sz w:val="18"/>
+                <w:szCs w:val="18"/>
+              </w:rPr>
+              <w:t xml:space="preserve">3. Looking at the DQB sticky notes, are there important KICD curriculum concepts (e.g., octet rule, Lewis structures, Van der Waals forces) that no student asked about? If so, how will I naturally introduce these as need-to-know questions in subsequent lessons without imposing them top-down?</w:t>
+            </w:r>
+          </w:p>
+          <w:p>
+            <w:pPr>
+              <w:spacing w:after="40" w:before="0"/>
+              <w:jc w:val="left"/>
+            </w:pPr>
+            <w:r>
+              <w:rPr>
+                <w:rFonts w:ascii="Arial" w:cs="Arial" w:eastAsia="Arial" w:hAnsi="Arial"/>
+                <w:b w:val="false"/>
+                <w:bCs w:val="false"/>
+                <w:i w:val="false"/>
+                <w:iCs w:val="false"/>
+                <w:color w:val="000000"/>
+                <w:sz w:val="18"/>
+                <w:szCs w:val="18"/>
+              </w:rPr>
+              <w:t xml:space="preserve">4. Were there students who appeared disengaged during the phenomenon scenario? What connections to their personal Kenyan daily life context can I strengthen — e.g., referencing jiko charcoal, cooking salt from Lake Magadi, or Kenyan jewellery — to increase relevance?</w:t>
+            </w:r>
+          </w:p>
+          <w:p>
+            <w:pPr>
+              <w:spacing w:after="40" w:before="0"/>
+              <w:jc w:val="left"/>
+            </w:pPr>
+            <w:r>
+              <w:rPr>
+                <w:rFonts w:ascii="Arial" w:cs="Arial" w:eastAsia="Arial" w:hAnsi="Arial"/>
+                <w:b w:val="false"/>
+                <w:bCs w:val="false"/>
+                <w:i w:val="false"/>
+                <w:iCs w:val="false"/>
+                <w:color w:val="000000"/>
+                <w:sz w:val="18"/>
+                <w:szCs w:val="18"/>
+              </w:rPr>
+              <w:t xml:space="preserve">5. Comparing the 'First Models' drawn today, what is the dominant naive conception about atomic structure in my class, and how does this inform the sequencing and scaffolding of Lesson 2 on valence electrons and atomic stability?</w:t>
             </w:r>
           </w:p>
         </w:tc>
@@ -5275,7 +5182,7 @@
                 <w:sz w:val="18"/>
                 <w:szCs w:val="18"/>
               </w:rPr>
-              <w:t xml:space="preserve">Students observed that four solids sold at Gikomba Market — table salt, graphite pencil, diamond-tipped glass cutter, and copper wire — behave dramatically differently: salt dissolves and conducts only when dissolved, graphite conducts as a solid and marks paper, diamond scratches glass but does not conduct, and copper bends and conducts. All four were confirmed to be solid materials made of atoms.</w:t>
+              <w:t xml:space="preserve">Students observed that NaCl dissolves in water and conducts electricity only when dissolved; graphite conducts electricity but does not dissolve; aluminium conducts electricity and heat without dissolving; and diamond neither conducts electricity nor dissolves — yet all four materials are composed of atoms held together by chemical bonds.</w:t>
             </w:r>
           </w:p>
         </w:tc>
@@ -5341,7 +5248,7 @@
                 <w:sz w:val="18"/>
                 <w:szCs w:val="18"/>
               </w:rPr>
-              <w:t xml:space="preserve">Valence electrons are the outermost electrons of an atom, and atoms bond in order to achieve a full outer shell (8 electrons for most elements, 2 for hydrogen), mirroring noble gas configuration. The elements in the four Gikomba products — Na (1), Cl (7), C (4), Cu (1 in outer shell of metallic structure) — each have different numbers of valence electrons, which drives them to bond in different ways.</w:t>
+              <w:t xml:space="preserve">All substances are made of atoms connected by chemical bonds, but different bond types produce different large-scale structures and therefore different physical properties (solubility, conductivity, hardness). Valence electrons — the outermost electrons of atoms — are involved in forming these bonds, and understanding how they behave is the key to explaining the phenomenon.</w:t>
             </w:r>
           </w:p>
         </w:tc>
@@ -5407,7 +5314,7 @@
                 <w:sz w:val="18"/>
                 <w:szCs w:val="18"/>
               </w:rPr>
-              <w:t xml:space="preserve">The lesson does not yet explain the Gikomba differences — it deliberately opens the mystery and provides only the first analytical tool. Students now know that the different valence electron counts of Na, Cl, C, and Cu will lead those atoms to bond differently, and that the type of bond formed is what causes the dramatic differences in conductivity, hardness, and solubility. The full explanation will be built across the remaining lessons in the unit.</w:t>
+              <w:t xml:space="preserve">The contrasting properties of NaCl, graphite, aluminium, and diamond observed in Aisha's Nairobi kitchen cannot yet be fully explained — that is the point of this lesson. Students have identified that the type of chemical bond must somehow determine properties, but they need to learn about valence electrons, bond types (ionic, covalent, metallic), and resulting structures before they can fully answer the driving question. This productive gap in understanding motivates the entire unit.</w:t>
             </w:r>
           </w:p>
         </w:tc>
@@ -5476,7 +5383,7 @@
                 <w:sz w:val="22"/>
                 <w:szCs w:val="22"/>
               </w:rPr>
-              <w:t xml:space="preserve">LESSON 2 (40 minutes): Lesson 2 — Ionic Bonding and Lewis Diagrams: Why Does Salt Dissolve But Diamond Does Not?</w:t>
+              <w:t xml:space="preserve">LESSON 2 (40 minutes): Lesson 2 — Valence Electrons and the Octet Rule: Why Do Atoms Bond at All?</w:t>
             </w:r>
           </w:p>
         </w:tc>
@@ -5643,7 +5550,7 @@
                 <w:sz w:val="18"/>
                 <w:szCs w:val="18"/>
               </w:rPr>
-              <w:t xml:space="preserve">Students investigate how electron transfer between sodium and chlorine atoms creates oppositely charged ions held together by electrostatic attraction, and connect the giant ionic structure of NaCl to its observable properties at the Gikomba Market stall.</w:t>
+              <w:t xml:space="preserve">Students investigate why atoms are chemically reactive or stable by exploring valence electrons and the octet rule, then apply this understanding to predict what sodium and chlorine must do to achieve stability — directly connecting to the NaCl phenomenon from Lesson 1.</w:t>
             </w:r>
           </w:p>
         </w:tc>
@@ -5710,7 +5617,7 @@
                 <w:sz w:val="18"/>
                 <w:szCs w:val="18"/>
               </w:rPr>
-              <w:t xml:space="preserve">–  Ionic bonding involves the complete transfer of one or more valence electrons from a metal atom to a non-metal atom, forming positively charged cations and negatively charged anions.</w:t>
+              <w:t xml:space="preserve">–  Identify the number of valence electrons for elements in Periods 1–3 using electron configuration</w:t>
             </w:r>
           </w:p>
           <w:p>
@@ -5730,7 +5637,7 @@
                 <w:sz w:val="18"/>
                 <w:szCs w:val="18"/>
               </w:rPr>
-              <w:t xml:space="preserve">–  Lewis dot-and-cross diagrams represent the transfer of electrons in ionic compounds such as NaCl and MgO, showing how each ion achieves a noble gas electron configuration.</w:t>
+              <w:t xml:space="preserve">–  Explain the octet rule (and duplet rule for Period 1) as the driving force behind chemical bonding</w:t>
             </w:r>
           </w:p>
           <w:p>
@@ -5750,7 +5657,7 @@
                 <w:sz w:val="18"/>
                 <w:szCs w:val="18"/>
               </w:rPr>
-              <w:t xml:space="preserve">–  Giant ionic structures have high melting points, are hard but brittle, dissolve in water, and conduct electricity only when dissolved or molten because the ions become free to move.</w:t>
+              <w:t xml:space="preserve">–  Describe how atoms achieve noble gas configuration by gaining, losing, or sharing electrons</w:t>
             </w:r>
           </w:p>
         </w:tc>
@@ -5817,7 +5724,7 @@
                 <w:sz w:val="18"/>
                 <w:szCs w:val="18"/>
               </w:rPr>
-              <w:t xml:space="preserve">–  Draw accurate dot-and-cross Lewis diagrams for NaCl and MgO showing electron transfer and resulting ion charges.</w:t>
+              <w:t xml:space="preserve">–  Draw Lewis electron dot structures for selected Period 1–3 atoms</w:t>
             </w:r>
           </w:p>
           <w:p>
@@ -5837,7 +5744,7 @@
                 <w:sz w:val="18"/>
                 <w:szCs w:val="18"/>
               </w:rPr>
-              <w:t xml:space="preserve">–  Analyse and explain how the properties of table salt (hardness, brittleness, solubility, conductivity when dissolved) arise directly from its giant ionic lattice structure.</w:t>
+              <w:t xml:space="preserve">–  Predict whether an atom will gain, lose, or share electrons based on its valence electron count</w:t>
             </w:r>
           </w:p>
         </w:tc>
@@ -5904,7 +5811,7 @@
                 <w:sz w:val="18"/>
                 <w:szCs w:val="18"/>
               </w:rPr>
-              <w:t xml:space="preserve">–  Appreciate that the invisible arrangement of electrons inside atoms determines the visible, real-world behaviour of everyday materials like the table salt sold at Gikomba Market.</w:t>
+              <w:t xml:space="preserve">–  Appreciate that stability — not change for its own sake — drives atomic behaviour, connecting to the idea that everyday materials like salt exist because atoms 'seek' lower energy states</w:t>
             </w:r>
           </w:p>
           <w:p>
@@ -5924,7 +5831,7 @@
                 <w:sz w:val="18"/>
                 <w:szCs w:val="18"/>
               </w:rPr>
-              <w:t xml:space="preserve">–  Show care (Love) towards peers when sharing materials and equipment during hands-on property investigation activities.</w:t>
+              <w:t xml:space="preserve">–  Show curiosity by questioning why noble gases are unreactive compared to sodium and chlorine</w:t>
             </w:r>
           </w:p>
         </w:tc>
@@ -5990,7 +5897,7 @@
                 <w:sz w:val="18"/>
                 <w:szCs w:val="18"/>
               </w:rPr>
-              <w:t xml:space="preserve">How do valence electrons determine the type of bond formed between atoms, and how does ionic bonding explain the specific physical properties of table salt?</w:t>
+              <w:t xml:space="preserve">How do valence electrons determine whether an atom gains, loses, or shares electrons to achieve stability?</w:t>
             </w:r>
           </w:p>
         </w:tc>
@@ -6056,7 +5963,7 @@
                 <w:sz w:val="18"/>
                 <w:szCs w:val="18"/>
               </w:rPr>
-              <w:t xml:space="preserve">In Lesson 1 students established that valence electrons drive bonding and that all four Gikomba products are solids yet behave differently. Lesson 2 opens the investigation of the first product — table salt — by revealing exactly how electron transfer creates an ionic bond and how the resulting giant ionic lattice explains why salt dissolves, conducts when dissolved, and shatters rather than bends, advancing the driving question by giving students their first complete bond-to-property explanation.</w:t>
+              <w:t xml:space="preserve">Lesson 1 established that NaCl, graphite, aluminium, and diamond behave differently because of their bond types. Lesson 2 provides the foundational 'why': atoms bond because they have incomplete outer electron shells. By understanding valence electrons and the octet rule, students can now begin to predict exactly what sodium (1 valence electron) and chlorine (7 valence electrons) must do when they meet — setting up the ionic bond investigation in Lesson 3.</w:t>
             </w:r>
           </w:p>
         </w:tc>
@@ -6122,7 +6029,7 @@
                 <w:sz w:val="18"/>
                 <w:szCs w:val="18"/>
               </w:rPr>
-              <w:t xml:space="preserve">Use only food-grade or laboratory-grade sodium chloride. Avoid inhaling powder. If a conductivity tester with exposed contacts is used, ensure voltage is low (battery-powered) and students do not touch live contacts. Handle glass petri dishes with care to avoid breakage.</w:t>
+              <w:t xml:space="preserve">No specific hazards. This is a pencil-and-paper and discussion lesson. Students using pencils to draw Lewis structures should handle shared stationery respectfully.</w:t>
             </w:r>
           </w:p>
         </w:tc>
@@ -6215,7 +6122,7 @@
                 <w:sz w:val="18"/>
                 <w:szCs w:val="18"/>
               </w:rPr>
-              <w:t xml:space="preserve">This lesson anchors on the table salt in the Gikomba Market stall — the most familiar of the four products — and uses it as the entry point into ionic bonding. Students begin by predicting what happens to sodium and chlorine atoms when they meet, drawing on their Lesson 1 knowledge of valence electrons and the octet rule. They then observe a guided evidence-gathering activity combining a short teacher demonstration of salt's physical properties (dissolving, conductivity when dissolved, inability to conduct as a dry solid, and shattering when struck) with a step-by-step construction of dot-and-cross diagrams for NaCl and MgO. This dual focus — macro behaviour and submicroscopic model — is central to the KICD curriculum requirement that learners connect bond type to physical properties.</w:t>
+              <w:t xml:space="preserve">This lesson builds directly on the anchoring phenomenon introduced in Lesson 1. Students observed that table salt (NaCl) dissolves in water and conducts electricity when dissolved, while graphite conducts electricity but does not dissolve, aluminium conducts heat and electricity, and diamond is hard and non-conductive. The question hanging over all of these observations is: what makes atoms bond in the first place? Lesson 2 answers this foundational question by guiding students to discover that atoms bond because their outer electron shells are incomplete. Using electron configuration knowledge from earlier in the course, students identify valence electrons for elements in Periods 1–3 and construct Lewis dot structures — a visual tool that makes the 'electron accounting' of bonding concrete and accessible.</w:t>
             </w:r>
           </w:p>
           <w:p>
@@ -6253,7 +6160,7 @@
                 <w:sz w:val="18"/>
                 <w:szCs w:val="18"/>
               </w:rPr>
-              <w:t xml:space="preserve">The Explain Phase formalises the language of ionic bonding: electron transfer, cation, anion, electrostatic attraction, and giant ionic lattice. Students use sensemaking strategies to link the lattice structure to each observed property: the strong electrostatic forces explain high melting point and hardness; the rigid lattice explains brittleness; the polar nature of water explains solubility; and the release of free ions in solution explains electrical conductivity. The MgO comparison deepens understanding by showing that a 2+ / 2− ion pair produces an even stronger lattice.</w:t>
+              <w:t xml:space="preserve">The lesson is structured around a central provocation: if noble gases (argon, neon, helium) are completely unreactive and exist as free atoms in the atmosphere above Nairobi and everywhere else on Earth, what makes them special compared to sodium or chlorine? Students work in pairs to compare electron configurations of reactive versus noble-gas elements, discovering the pattern that full outer shells (8 electrons for most elements, 2 for hydrogen and helium) correspond to stability. This is the octet rule — the single most important organising idea for the next seven lessons.</w:t>
             </w:r>
           </w:p>
           <w:p>
@@ -6291,7 +6198,7 @@
                 <w:sz w:val="18"/>
                 <w:szCs w:val="18"/>
               </w:rPr>
-              <w:t xml:space="preserve">By the end of the lesson, students can answer the first part of the driving question for ionic substances and update both the Driving Question Board and their cumulative model. The lesson is deliberately paced to leave students curious about what is different inside the graphite pencil — setting up Lesson 3 on covalent bonding.</w:t>
+              <w:t xml:space="preserve">In the Model Building phase, students revise their Lesson 1 phenomenon diagrams to annotate sodium and chlorine atoms with their Lewis dot structures, explicitly showing the 'electron gap' that drives bonding. This revision of the model is a visible record of growing understanding and directly advances the driving question. By the end of the lesson, students should be able to predict that sodium will lose its 1 valence electron and chlorine will gain 1 electron — a prediction they will test experimentally in Lesson 3.</w:t>
             </w:r>
           </w:p>
         </w:tc>
@@ -6616,7 +6523,7 @@
                 <w:sz w:val="18"/>
                 <w:szCs w:val="18"/>
               </w:rPr>
-              <w:t xml:space="preserve">Students look at a small transparent bag of table salt placed at the front of the class (referencing the Gikomba Market vendor). Each student silently sketches in their notebook: (1) what they think happens to the outer electrons of sodium (Na) and chlorine (Cl) when the two atoms come together, and (2) a prediction about whether dry salt crystals will conduct electricity. Students then share predictions with a shoulder partner before the teacher takes three cold-call responses.</w:t>
+              <w:t xml:space="preserve">Students are shown two images side by side on the board or printed on cards: a sealed glass tube containing argon gas (labelled 'Argon — used in light bulbs in Nairobi factories') and a piece of sodium metal stored under oil. The teacher poses the question: 'Argon and sodium are both elements. Argon never reacts with anything. Sodium reacts violently with water. In your exercise book, write down: what do you think is DIFFERENT about the atoms of argon and sodium that makes one so reactive and the other completely stable?' Students write individual predictions for 3 minutes, then share with a partner.</w:t>
             </w:r>
           </w:p>
         </w:tc>
@@ -6652,7 +6559,7 @@
             <w:pPr>
               <w:spacing w:after="20" w:before="0"/>
             </w:pPr>
-            <w:hyperlink w:history="1" r:id="rId3jhh6c6slcwtyovoc4bzn">
+            <w:hyperlink w:history="1" r:id="rIdxijf5iysrzftsbmco6_56">
               <w:r>
                 <w:rPr>
                   <w:rFonts w:ascii="Arial" w:cs="Arial" w:eastAsia="Arial" w:hAnsi="Arial"/>
@@ -6661,7 +6568,7 @@
                   <w:szCs w:val="16"/>
                   <w:u w:val="single" w:color="2E75B6"/>
                 </w:rPr>
-                <w:t xml:space="preserve">Genetics vocabulary</w:t>
+                <w:t xml:space="preserve">Noble gas configuration</w:t>
               </w:r>
             </w:hyperlink>
           </w:p>
@@ -6685,7 +6592,7 @@
               <w:spacing w:after="10" w:before="0"/>
               <w:ind w:left="120"/>
             </w:pPr>
-            <w:hyperlink w:history="1" r:id="rId7cbprlpu76bjstz246mdm">
+            <w:hyperlink w:history="1" r:id="rIdreysomdkfprfolxdvaepe">
               <w:r>
                 <w:rPr>
                   <w:rFonts w:ascii="Arial" w:cs="Arial" w:eastAsia="Arial" w:hAnsi="Arial"/>
@@ -6730,7 +6637,7 @@
             <w:pPr>
               <w:spacing w:after="20" w:before="0"/>
             </w:pPr>
-            <w:hyperlink w:history="1" r:id="rId5yfyripurlwt7vhdiw4up">
+            <w:hyperlink w:history="1" r:id="rIdcrgkzunlzs2xkkd5htnyc">
               <w:r>
                 <w:rPr>
                   <w:rFonts w:ascii="Arial" w:cs="Arial" w:eastAsia="Arial" w:hAnsi="Arial"/>
@@ -6739,7 +6646,7 @@
                   <w:szCs w:val="16"/>
                   <w:u w:val="single" w:color="2E75B6"/>
                 </w:rPr>
-                <w:t xml:space="preserve">Covalent and Ionic Bonding (PLIX)</w:t>
+                <w:t xml:space="preserve">Valence Electrons (Flexbook)</w:t>
               </w:r>
             </w:hyperlink>
           </w:p>
@@ -6763,7 +6670,7 @@
               <w:spacing w:after="10" w:before="0"/>
               <w:ind w:left="120"/>
             </w:pPr>
-            <w:hyperlink w:history="1" r:id="rIdxzfbtarp0xw8o4crkqjbh">
+            <w:hyperlink w:history="1" r:id="rId8uyzeku3o6cswy1g7sxss">
               <w:r>
                 <w:rPr>
                   <w:rFonts w:ascii="Arial" w:cs="Arial" w:eastAsia="Arial" w:hAnsi="Arial"/>
@@ -6805,7 +6712,7 @@
                 <w:sz w:val="18"/>
                 <w:szCs w:val="18"/>
               </w:rPr>
-              <w:t xml:space="preserve">Hold up the salt bag and say: 'This is exactly what our Gikomba vendor sells every day. In Lesson 1 we said valence electrons are the key to bonding. Sodium has one valence electron. Chlorine has seven. I want you to sketch — in 90 seconds — what you think happens to those electrons when Na and Cl meet. Does one atom give, take, or share? Write your prediction.' Set a visible 90-second timer. After sketching, say: 'Turn to your shoulder partner. You have 30 seconds each. Tell your partner what you drew and why.' [WAIT TIME: allow 60 seconds of paired talk.] Cold-call three students using a name stick: 'Amina, tell us what your sketch shows.' 'Brian, did your prediction agree or differ from Amina's — and why?' 'Zawadi, what did you predict about the dry salt and electricity?' Record the three predictions on the board under the heading 'Our Predictions — we will test these today.' Do NOT confirm or deny predictions yet.</w:t>
+              <w:t xml:space="preserve">Display the two images and say: 'Look carefully at these two elements. Both are made of atoms. One is completely stable and never bonds with anything. One is so reactive it has to be stored under oil to stop it reacting with air. In your books — not on your phones, not talking yet — write your best prediction for WHY they are so different. You have 3 minutes. Go.' [START TIMER. Circulate and read over shoulders. Note interesting predictions — especially any that mention electrons or outer shells — to highlight during sharing.] After 3 minutes: 'Stop writing. Turn to your neighbour and share your prediction. You have 90 seconds.' [WAIT 90 seconds.] Cold-call 3 pairs: 'Wanjiru and Kamau, what did you predict?', 'Otieno and Achieng, what was different about your prediction?', 'Mwangi and Fatuma, did you agree or disagree with each other?' Record key prediction words on the board under the heading 'OUR PREDICTIONS' — do NOT confirm or deny yet. Say: 'Keep these predictions in mind. By the end of today, you will know exactly what makes argon stable and sodium reactive — and why that matters for our salt and pencil mystery.'</w:t>
             </w:r>
           </w:p>
         </w:tc>
@@ -6837,7 +6744,7 @@
                 <w:sz w:val="18"/>
                 <w:szCs w:val="18"/>
               </w:rPr>
-              <w:t xml:space="preserve">Elicit-then-compare prediction: Students externalise prior knowledge through sketching before instruction begins. This activates Lesson 1 learning (valence electrons, octet rule) and creates a personal stake in the upcoming evidence, making the Observe Phase more cognitively engaging.</w:t>
+              <w:t xml:space="preserve">Prediction Anchoring: Students commit a written prediction to paper before instruction, activating prior knowledge of electron configuration from earlier topics. Writing before discussing prevents groupthink and gives the teacher diagnostic information about where misconceptions lie (e.g., students may predict mass, size, or number of protons rather than valence electrons). The public display of predictions on the board creates accountability — students will revisit and revise these predictions in the Explain phase.</w:t>
             </w:r>
           </w:p>
         </w:tc>
@@ -6869,7 +6776,7 @@
                 <w:sz w:val="18"/>
                 <w:szCs w:val="18"/>
               </w:rPr>
-              <w:t xml:space="preserve">Teacher scans sketches during the 90-second window looking for three indicators: (1) whether students correctly draw Na with 1 outer electron and Cl with 7; (2) whether they predict transfer vs. sharing; (3) whether they reason about conductivity using electron movement. Students who draw sharing instead of transfer are flagged for targeted questioning during the Explain Phase.</w:t>
+              <w:t xml:space="preserve">Teacher scans written predictions while circulating to identify: (1) students who correctly invoke electrons or electron shells — these students can be used as peer explainers later; (2) students who cite atomic mass, size, or number of protons — these students hold a common misconception and need targeted questioning during the Observe phase; (3) students who write 'I don't know' — seat these students near stronger peers for pair work. Record the spread of prediction types mentally to calibrate the depth of explanation needed.</w:t>
             </w:r>
           </w:p>
         </w:tc>
@@ -6935,7 +6842,7 @@
                 <w:sz w:val="18"/>
                 <w:szCs w:val="18"/>
               </w:rPr>
-              <w:t xml:space="preserve">Students observe a four-part teacher demonstration using table salt, then construct dot-and-cross diagrams in guided steps. Part A: Teacher places a small pile of dry salt crystals on a white tile and connects a battery-powered conductivity tester — students observe no bulb glow (dry salt does not conduct). Part B: Teacher dissolves salt in a beaker of water and dips the tester — bulb glows, confirming conductivity. Part C: Teacher strikes a salt crystal sharply with a metal rod — it shatters rather than bending. Part D: Students independently draw a dot-and-cross diagram for NaCl following a step-by-step scaffold on their worksheet, then attempt MgO in pairs.</w:t>
+              <w:t xml:space="preserve">Students receive a structured worksheet titled 'Electron Configuration Detectives.' The worksheet presents the electron configurations of 10 elements from Periods 1–3 (H, He, Li, C, N, O, F, Ne, Na, Cl, Ar) in the format used in Kenya's Form 3 syllabus (e.g., Na: 2, 8, 1). Students complete three tasks: (1) Circle the number in the outermost shell for each element — this is the valence electron count. (2) Sort the 10 elements into two columns: 'Reactive' and 'Stable/Unreactive' based on what they already know from the phenomenon and from prior lessons. (3) Look for a pattern — what valence electron count do all the 'Stable' elements share? Students work in pairs for 7 minutes, then the teacher leads a whole-class data-pooling discussion to build a shared class table on the board.</w:t>
             </w:r>
           </w:p>
         </w:tc>
@@ -6971,7 +6878,7 @@
             <w:pPr>
               <w:spacing w:after="20" w:before="0"/>
             </w:pPr>
-            <w:hyperlink w:history="1" r:id="rIdetv09yi5vyywgn-tyb8yc">
+            <w:hyperlink w:history="1" r:id="rId2dhpi9ah0qetpaiohwnu4">
               <w:r>
                 <w:rPr>
                   <w:rFonts w:ascii="Arial" w:cs="Arial" w:eastAsia="Arial" w:hAnsi="Arial"/>
@@ -6980,7 +6887,7 @@
                   <w:szCs w:val="16"/>
                   <w:u w:val="single" w:color="2E75B6"/>
                 </w:rPr>
-                <w:t xml:space="preserve">Genetics vocabulary</w:t>
+                <w:t xml:space="preserve">Noble gas configuration</w:t>
               </w:r>
             </w:hyperlink>
           </w:p>
@@ -7004,7 +6911,7 @@
               <w:spacing w:after="10" w:before="0"/>
               <w:ind w:left="120"/>
             </w:pPr>
-            <w:hyperlink w:history="1" r:id="rIdqgx8xbwywwktpgc_bi2_e">
+            <w:hyperlink w:history="1" r:id="rIdr9-zkevix0nj1yw_eae0i">
               <w:r>
                 <w:rPr>
                   <w:rFonts w:ascii="Arial" w:cs="Arial" w:eastAsia="Arial" w:hAnsi="Arial"/>
@@ -7049,7 +6956,7 @@
             <w:pPr>
               <w:spacing w:after="20" w:before="0"/>
             </w:pPr>
-            <w:hyperlink w:history="1" r:id="rIddwuj77plwjzb2bmovkrle">
+            <w:hyperlink w:history="1" r:id="rIdutrrhlx1yc0kwkdmrrma5">
               <w:r>
                 <w:rPr>
                   <w:rFonts w:ascii="Arial" w:cs="Arial" w:eastAsia="Arial" w:hAnsi="Arial"/>
@@ -7058,7 +6965,7 @@
                   <w:szCs w:val="16"/>
                   <w:u w:val="single" w:color="2E75B6"/>
                 </w:rPr>
-                <w:t xml:space="preserve">Covalent and Ionic Bonding (PLIX)</w:t>
+                <w:t xml:space="preserve">Valence Electrons (Flexbook)</w:t>
               </w:r>
             </w:hyperlink>
           </w:p>
@@ -7082,7 +6989,7 @@
               <w:spacing w:after="10" w:before="0"/>
               <w:ind w:left="120"/>
             </w:pPr>
-            <w:hyperlink w:history="1" r:id="rId2v4czo24egienaxsfdkex">
+            <w:hyperlink w:history="1" r:id="rIdn2lbckownfujx-u2tagas">
               <w:r>
                 <w:rPr>
                   <w:rFonts w:ascii="Arial" w:cs="Arial" w:eastAsia="Arial" w:hAnsi="Arial"/>
@@ -7124,7 +7031,7 @@
                 <w:sz w:val="18"/>
                 <w:szCs w:val="18"/>
               </w:rPr>
-              <w:t xml:space="preserve">Before Part A, say: 'Keep your prediction on the page. We are now gathering evidence.' Perform Part A silently, then ask: 'What did you observe? Call it out.' [Accept 2-3 responses. WAIT TIME: 10 seconds.] After Part B, say: 'Compare what you just saw with your prediction. Give me a thumbs up if the result matched, thumbs sideways if you were unsure.' Scan the room. After Part C, say: 'Watch closely — I am going to strike this salt crystal.' Strike firmly. Say: 'What happened? And why might a material shatter instead of bend? Write one word in your notebook: shatter. We will explain that word in the next phase.' For Part D, project the scaffold: Step 1 — draw Na with its 2,8,1 electron arrangement; Step 2 — draw Cl with 2,8,7; Step 3 — draw the arrow showing the single electron moving from Na to Cl; Step 4 — draw the resulting Na⁺ (2,8) and Cl⁻ (2,8,8) ions with correct charges. Say: 'You have 5 minutes. Draw each step. If you finish NaCl, attempt MgO: Mg has 2 valence electrons, O has 6.' Cold-call one student to narrate their NaCl diagram aloud step by step. [WAIT TIME: 15 seconds before calling.] Say to the class: 'Check your diagram against what [student name] described. Put a star next to anything that differs.'</w:t>
+              <w:t xml:space="preserve">Distribute worksheets and say: 'You are electron configuration detectives. Your job in the next 7 minutes is to find the pattern that explains why argon never reacts and sodium always does. Work with your partner. Task 1: circle the outermost number for each element — that is how many electrons are in the outer shell. Task 2: sort them into reactive and stable. Task 3: find the pattern. Go.' [CIRCULATE for 7 minutes. Prioritise pairs who are struggling with 'outermost shell' — prompt with: 'If sodium is 2, 8, 1 — how many shells does it have? Which number is in the last shell?'] After 7 minutes, draw a two-column table on the board. Cold-call 5 different students to fill in one element each: 'Njeri, come and write hydrogen's valence electrons here.' 'Kipchoge, what did you get for chlorine?' Build the complete table together. Then ask: 'Look at the stable column — He, Ne, Ar. What do their valence electron counts have in common?' [WAIT 12 seconds — count silently to ensure real wait time.] Cold-call: 'Amina, what pattern do you see?' After student responds, probe: 'Why might having 8 — or 2 for helium — electrons in the outer shell make an atom stable? What does it mean to have a FULL outer shell? Discuss with your partner for 1 minute.' [WAIT 60 seconds.] Take 2 more cold-calls. Say: 'This pattern has a name. It is called the OCTET RULE — from the Latin for eight. Atoms are most stable when their outer shell contains 8 electrons. Hydrogen and helium are stable with 2 — we call that the DUPLET RULE.' Write both terms on the board.</w:t>
             </w:r>
           </w:p>
         </w:tc>
@@ -7156,7 +7063,7 @@
                 <w:sz w:val="18"/>
                 <w:szCs w:val="18"/>
               </w:rPr>
-              <w:t xml:space="preserve">Macro-to-submicroscopic bridging: Students first observe the macroscopic behaviour of salt (no conductivity dry, conducts dissolved, shatters) and then immediately construct the submicroscopic model (dot-and-cross diagram) that explains those observations. This two-level approach — property then particle — is the core NGSS practice of developing and using models and matches the KICD requirement to connect bond type to physical properties.</w:t>
+              <w:t xml:space="preserve">Pattern Recognition from Data: Rather than telling students the octet rule, the worksheet guides them to discover it by sorting elements they already know into reactive/stable categories and then counting valence electrons. This inductive approach mirrors how scientists actually work — observing patterns in data and inferring rules. The shared class table-building on the board makes the collective evidence visible and gives every student a chance to contribute, reinforcing that scientific knowledge is built communally.</w:t>
             </w:r>
           </w:p>
         </w:tc>
@@ -7188,7 +7095,7 @@
                 <w:sz w:val="18"/>
                 <w:szCs w:val="18"/>
               </w:rPr>
-              <w:t xml:space="preserve">Teacher circulates during the 5-minute diagram-drawing window checking for three specific errors: (1) student draws electrons as shared rather than fully transferred; (2) student omits the ion charges (Na⁺, Cl⁻); (3) student gives Cl only 7 electrons after transfer instead of 8. Any student with error (1) is asked quietly: 'How many electrons does Na have in its outer shell after the transfer? Is it still sharing or has it given the electron away completely?' Correct MgO diagrams should show Mg²⁺ and O²⁻ with full octets.</w:t>
+              <w:t xml:space="preserve">Teacher checks two specific things during circulation: (1) Can students correctly identify the outermost shell from a configuration like 2, 8, 7? Students who read the middle number (8) instead of the last number (7) for chlorine need immediate re-teaching with a concrete analogy ('the last floor of the building is what matters'). (2) Do student-sorted tables correctly place He, Ne, Ar in the 'Stable' column? Any student who places sodium or chlorine in 'Stable' needs to be redirected to recall the Lesson 1 phenomenon — 'Remember, sodium chloride forms when Na and Cl react. If they were already stable, would they react at all?'</w:t>
             </w:r>
           </w:p>
         </w:tc>
@@ -7254,7 +7161,7 @@
                 <w:sz w:val="18"/>
                 <w:szCs w:val="18"/>
               </w:rPr>
-              <w:t xml:space="preserve">Students engage in a structured class discussion to formalise the concept of ionic bonding and giant ionic lattice. They use a 'Property–Structure Link' organiser in their notebooks with four rows: Melting Point, Hardness/Brittleness, Solubility in Water, Electrical Conductivity. For each property, they write the observation from the demonstration and then the structural reason from the ionic lattice model. Students then compare NaCl and MgO lattice strengths using ion charge as evidence.</w:t>
+              <w:t xml:space="preserve">Students now apply the octet rule to the phenomenon directly. Working in groups of three, they complete a 'Stability Gap Analysis' for the four substances from the anchoring phenomenon: Na (2,8,1), Cl (2,8,7), C as in graphite/diamond (2,4), and Al (2,8,3). For each atom, students calculate: (a) current valence electrons, (b) electrons needed to reach 8 (the 'gap'), and (c) whether the easiest route is to LOSE electrons (small gap from full inner shell) or GAIN electrons (small gap from octet). Students then draw Lewis electron dot structures for each atom using the dot-and-cross method specified in the KICD curriculum. Finally, each group writes one sentence per atom predicting what it will do when it meets other atoms.</w:t>
             </w:r>
           </w:p>
         </w:tc>
@@ -7290,7 +7197,7 @@
             <w:pPr>
               <w:spacing w:after="20" w:before="0"/>
             </w:pPr>
-            <w:hyperlink w:history="1" r:id="rIdlvs5rp-9kjurcjnznkrx8">
+            <w:hyperlink w:history="1" r:id="rId8_mtbj2jzi8xyvlvuvidm">
               <w:r>
                 <w:rPr>
                   <w:rFonts w:ascii="Arial" w:cs="Arial" w:eastAsia="Arial" w:hAnsi="Arial"/>
@@ -7299,7 +7206,7 @@
                   <w:szCs w:val="16"/>
                   <w:u w:val="single" w:color="2E75B6"/>
                 </w:rPr>
-                <w:t xml:space="preserve">Genetics vocabulary</w:t>
+                <w:t xml:space="preserve">Noble gas configuration</w:t>
               </w:r>
             </w:hyperlink>
           </w:p>
@@ -7323,7 +7230,7 @@
               <w:spacing w:after="10" w:before="0"/>
               <w:ind w:left="120"/>
             </w:pPr>
-            <w:hyperlink w:history="1" r:id="rIddqbvkxemideoxfw9fkhvo">
+            <w:hyperlink w:history="1" r:id="rIdhmutip2zsmvdt_9gtk_gj">
               <w:r>
                 <w:rPr>
                   <w:rFonts w:ascii="Arial" w:cs="Arial" w:eastAsia="Arial" w:hAnsi="Arial"/>
@@ -7368,7 +7275,7 @@
             <w:pPr>
               <w:spacing w:after="20" w:before="0"/>
             </w:pPr>
-            <w:hyperlink w:history="1" r:id="rIdlgyf2lgpptvz8nbso2tat">
+            <w:hyperlink w:history="1" r:id="rIdd55ylu4_lui8dhxjo-z0u">
               <w:r>
                 <w:rPr>
                   <w:rFonts w:ascii="Arial" w:cs="Arial" w:eastAsia="Arial" w:hAnsi="Arial"/>
@@ -7377,7 +7284,7 @@
                   <w:szCs w:val="16"/>
                   <w:u w:val="single" w:color="2E75B6"/>
                 </w:rPr>
-                <w:t xml:space="preserve">Covalent and Ionic Bonding (PLIX)</w:t>
+                <w:t xml:space="preserve">Valence Electrons (Flexbook)</w:t>
               </w:r>
             </w:hyperlink>
           </w:p>
@@ -7401,7 +7308,7 @@
               <w:spacing w:after="10" w:before="0"/>
               <w:ind w:left="120"/>
             </w:pPr>
-            <w:hyperlink w:history="1" r:id="rIdv0j7u6pfmozeutxua-kgi">
+            <w:hyperlink w:history="1" r:id="rIdch2iosydkwurxiqjubcml">
               <w:r>
                 <w:rPr>
                   <w:rFonts w:ascii="Arial" w:cs="Arial" w:eastAsia="Arial" w:hAnsi="Arial"/>
@@ -7443,7 +7350,7 @@
                 <w:sz w:val="18"/>
                 <w:szCs w:val="18"/>
               </w:rPr>
-              <w:t xml:space="preserve">Begin with: 'We have three observations on the board — no conductivity when dry, conducts when dissolved, shatters. Now we build the explanation. The key word is TRANSFER.' Write IONIC BOND on the board. Say: 'An ionic bond forms when one atom completely transfers one or more valence electrons to another atom. The atom that loses electrons becomes a positive ion — we call it a CATION. The atom that gains electrons becomes a negative ion — an ANION. These opposite charges attract. We call that electrostatic attraction. Write those three terms.' [WAIT TIME: 20 seconds for writing.] Project a diagram of the NaCl giant ionic lattice (alternating Na⁺ and Cl⁻ in a 3D grid). Say: 'This is the giant ionic lattice. Every Na⁺ is surrounded by six Cl⁻ ions. Every Cl⁻ is surrounded by six Na⁺ ions. Millions of ions, all held by electrostatic attraction. Now fill in your organiser.' Guide each row explicitly: 'Melting point — high. Why? Because you must break millions of strong electrostatic bonds. Hardness — hard. Why? The rigid lattice resists deformation. Brittleness — if you push a layer sideways, like-charged ions line up and repel each other — CRACK. That is why it shattered. Solubility — water molecules pull individual ions away from the lattice. Conductivity — dry, the ions cannot move. Dissolved, the ions ARE free to move and carry charge.' Cold-call two students: 'Joel, use the lattice to explain why dissolved salt conducts electricity.' [WAIT TIME: 15 seconds.] 'Fatuma, why does MgO have a higher melting point than NaCl?' [WAIT TIME: 15 seconds.] Accept and refine answers. Conclude: 'So the Gikomba vendor's salt bag contains a giant ionic lattice — and every single property of that salt comes from the electron transfer that happened between sodium and chlorine.'</w:t>
+              <w:t xml:space="preserve">Say: 'Now we use our new tool — the octet rule — to go back to our phenomenon. Remember from Lesson 1: salt dissolves, graphite conducts, aluminium bends, diamond is the hardest thing on Earth. All of these start with atoms. Let us look at what those atoms NEED.' Distribute the Stability Gap Analysis sheet. Model the first example live: 'Sodium is 2, 8, 1. Outer shell has 1 electron. To reach 8, sodium needs 7 MORE electrons. But wait — to reach the electron count of neon (which is 2, 8 and is stable), sodium only needs to LOSE 1 electron and its new outer shell IS 8. So it is much easier for sodium to lose 1 than to gain 7. Make sense?' [WAIT 8 seconds.] 'Now in your groups of three, do the same analysis for Cl, C, and Al. You have 6 minutes.' [CIRCULATE. For groups stuck on carbon (2,4), prompt: 'Carbon needs 4 to gain OR would lose 4. What does that suggest — neither losing nor gaining is easy for carbon. What might carbon do instead? Think about our phenomenon — graphite shares... what?' Do not give the answer — plant the question.] After 6 minutes, cold-call groups to share Lewis dot structures on the board — ask 3 different groups to draw Na, Cl, and Al respectively. For each structure, ask: 'Does this atom have a full outer shell right now? What is missing?' Then say: 'Look at sodium — 1 lonely dot. Look at chlorine — 7 dots, one space. What do you think happens when a sodium atom meets a chlorine atom?' [WAIT 15 seconds — this is the key conceptual leap; resist filling the silence.] Cold-call: 'Keziah, what is your group's prediction?'</w:t>
             </w:r>
           </w:p>
         </w:tc>
@@ -7475,7 +7382,7 @@
                 <w:sz w:val="18"/>
                 <w:szCs w:val="18"/>
               </w:rPr>
-              <w:t xml:space="preserve">Property–Structure Link organiser: This structured note-taking strategy requires students to explicitly connect each macroscopic property to a submicroscopic structural feature, preventing the common error of memorising properties without understanding their cause. It also directly fulfils the KICD learning experience of brainstorming the relationship between bond type and physical properties.</w:t>
+              <w:t xml:space="preserve">Stability Gap Analysis (Structured Application): This strategy moves students from knowing the octet rule abstractly to applying it to specific atoms from the phenomenon. By quantifying the 'gap' (electrons needed to reach 8), students make the cost-benefit logic of gaining versus losing electrons concrete and calculable. Drawing Lewis dot structures then gives a visual representation of the gap, making the concept of 'incomplete outer shell' tangible. Returning to the phenomenon atoms (Na, Cl, C, Al) directly advances the driving question and maintains narrative coherence across lessons.</w:t>
             </w:r>
           </w:p>
         </w:tc>
@@ -7507,7 +7414,7 @@
                 <w:sz w:val="18"/>
                 <w:szCs w:val="18"/>
               </w:rPr>
-              <w:t xml:space="preserve">Collect the Property–Structure Link organiser at the end of the Explain Phase (or photograph with a tablet). Look for: (1) correct causal language ('because the ions are free to move' not just 'because it dissolves'); (2) correct use of the terms cation, anion, electrostatic attraction; (3) the MgO comparison row showing that 2+ and 2− charges create stronger attraction than 1+ and 1−, hence higher melting point. Students who write only observations without structural reasons need re-teaching in the next lesson's warm-up.</w:t>
+              <w:t xml:space="preserve">Teacher looks for three specific indicators: (1) Lewis dot structures drawn correctly — valence electrons as dots arranged around the element symbol, not clustered together (a common error). Correct: Na with 1 dot; Cl with 7 dots (3 pairs + 1 lone); Al with 3 dots. (2) Students can articulate 'lose vs. gain' logic without prompting — e.g., 'Na loses because it only has 1 to lose.' (3) Students recognise carbon's ambiguity (4 electrons — neither loss nor gain is 'easier') and spontaneously raise the idea of sharing. If fewer than half the class identifies Na as a 'loser' and Cl as a 'gainer' during cold-calls, pause and re-model with the analogy: 'If you have 1 shilling and need 8 for bus fare, is it easier to find 7 more shillings or to give away that 1 shilling and go home?'</w:t>
             </w:r>
           </w:p>
         </w:tc>
@@ -7573,7 +7480,7 @@
                 <w:sz w:val="18"/>
                 <w:szCs w:val="18"/>
               </w:rPr>
-              <w:t xml:space="preserve">Students return to the class Driving Question Board established in Lesson 1. Each student receives a sticky note in a new colour (different from Lesson 1). They write one sentence beginning with 'Now I know…' summarising what today's evidence revealed about the Gikomba salt, and one sentence beginning with 'I still wonder…' about an unresolved question. They place both on the DQB under the column labelled 'Table Salt — Ionic.' The class briefly examines the 'I still wonder' notes to identify the top two emerging questions.</w:t>
+              <w:t xml:space="preserve">Students return to the class Driving Question Board established in Lesson 1. Each student writes one sticky note (or one entry in their DQB section of their exercise books) in response to the prompt: 'Today I learned that _______ because of valence electrons. This makes me wonder _______.' Students place their 'I learned' notes on the green section of the DQB and their 'I wonder' notes on the yellow section. The teacher then facilitates a 3-minute whole-class review of new questions that have emerged, clustering related questions together on the board.</w:t>
             </w:r>
           </w:p>
         </w:tc>
@@ -7609,7 +7516,7 @@
             <w:pPr>
               <w:spacing w:after="20" w:before="0"/>
             </w:pPr>
-            <w:hyperlink w:history="1" r:id="rIdqrn2d6bbi29g932vlbbbl">
+            <w:hyperlink w:history="1" r:id="rIdg-f95klvyo-iwamacjr_c">
               <w:r>
                 <w:rPr>
                   <w:rFonts w:ascii="Arial" w:cs="Arial" w:eastAsia="Arial" w:hAnsi="Arial"/>
@@ -7618,7 +7525,7 @@
                   <w:szCs w:val="16"/>
                   <w:u w:val="single" w:color="2E75B6"/>
                 </w:rPr>
-                <w:t xml:space="preserve">Genetics vocabulary</w:t>
+                <w:t xml:space="preserve">Noble gas configuration</w:t>
               </w:r>
             </w:hyperlink>
           </w:p>
@@ -7642,7 +7549,7 @@
               <w:spacing w:after="10" w:before="0"/>
               <w:ind w:left="120"/>
             </w:pPr>
-            <w:hyperlink w:history="1" r:id="rIdsm8u4ci2ic-ud1v6s9onx">
+            <w:hyperlink w:history="1" r:id="rIdlhlamvquqpylpuycfhkhl">
               <w:r>
                 <w:rPr>
                   <w:rFonts w:ascii="Arial" w:cs="Arial" w:eastAsia="Arial" w:hAnsi="Arial"/>
@@ -7687,7 +7594,7 @@
             <w:pPr>
               <w:spacing w:after="20" w:before="0"/>
             </w:pPr>
-            <w:hyperlink w:history="1" r:id="rIdqa-ubzl6qwyw51vsfwfdj">
+            <w:hyperlink w:history="1" r:id="rIdwbbqtbetk1jkr-4c4jxcz">
               <w:r>
                 <w:rPr>
                   <w:rFonts w:ascii="Arial" w:cs="Arial" w:eastAsia="Arial" w:hAnsi="Arial"/>
@@ -7696,7 +7603,7 @@
                   <w:szCs w:val="16"/>
                   <w:u w:val="single" w:color="2E75B6"/>
                 </w:rPr>
-                <w:t xml:space="preserve">Covalent and Ionic Bonding (PLIX)</w:t>
+                <w:t xml:space="preserve">Valence Electrons (Flexbook)</w:t>
               </w:r>
             </w:hyperlink>
           </w:p>
@@ -7720,7 +7627,7 @@
               <w:spacing w:after="10" w:before="0"/>
               <w:ind w:left="120"/>
             </w:pPr>
-            <w:hyperlink w:history="1" r:id="rIdrogeqwddeijz2dozza8ku">
+            <w:hyperlink w:history="1" r:id="rIdm11uy63sntfyg0bysmbi-">
               <w:r>
                 <w:rPr>
                   <w:rFonts w:ascii="Arial" w:cs="Arial" w:eastAsia="Arial" w:hAnsi="Arial"/>
@@ -7762,7 +7669,7 @@
                 <w:sz w:val="18"/>
                 <w:szCs w:val="18"/>
               </w:rPr>
-              <w:t xml:space="preserve">Say: 'Look at the driving question on the board: Why do the atoms in different substances bond in different ways, and how does the type of bond determine what a substance looks, feels, and does? Today we only studied one of the four Gikomba products — the salt. On your sticky note, write what the evidence today tells us about THAT question — specifically for salt. Start with 'Now I know…'' [WAIT TIME: 90 seconds for writing.] 'Now write one burning question you still have — anything today did NOT explain. Start with 'I still wonder…'' [WAIT TIME: 60 seconds.] 'Walk up and place your notes on the DQB.' After students sit, scan the 'I still wonder' notes aloud, reading three to the class. Say: 'I notice several of you are wondering about the graphite pencil — can it really conduct electricity if it has no ions? Hold that question. That is exactly where we are going next lesson.' Circle the graphite-related questions on the DQB with a marker. Say: 'The DQB is our shared memory. Every lesson we add evidence. Right now, we can answer the salt column — but three more products are still a mystery.'</w:t>
+              <w:t xml:space="preserve">Direct students to the DQB and say: 'In Lesson 1, we added questions about WHY salt dissolves but graphite does not. Today we have answered one of those foundation questions — why do atoms bond at all. Now update the board.' Distribute sticky notes or say 'Open your DQB page.' Give the prompt verbally and write it on the board: 'Today I learned that _______ because of valence electrons. This makes me wonder _______.' [WAIT 3 minutes for silent writing.] Then say: 'Place your learned notes on green and wonder notes on yellow.' [Allow 2 minutes for posting/recording.] Read 3–4 'I wonder' notes aloud yourself: 'Someone has written — I wonder what happens when sodium and chlorine actually meet. Excellent. That is Lesson 3.' 'Someone asks — I wonder if ALL metals lose electrons. Great question — we will get to Period 3 metals in Lesson 5.' 'Someone wonders — why does carbon not just lose or gain electrons like sodium does? That question is going to unlock Lesson 4 on covalent bonding.' Say: 'Every question you are asking right now is a question that chemists asked. You are thinking like scientists.' Point back to the driving question: 'We are building towards answering: HOW do bond types determine structure and properties? Today we built the foundation — atoms bond to fill their outer shells. Next lesson, we watch what sodium and chlorine actually do.'</w:t>
             </w:r>
           </w:p>
         </w:tc>
@@ -7794,7 +7701,7 @@
                 <w:sz w:val="18"/>
                 <w:szCs w:val="18"/>
               </w:rPr>
-              <w:t xml:space="preserve">Now I Know / I Still Wonder DQB protocol: This routine externalises the shift in student understanding lesson by lesson, making the incremental nature of scientific explanation visible. By colour-coding each lesson's contributions, students and the teacher can track the growth of the class's collective knowledge across the eight-lesson sequence, directly embodying the NGSS practice of obtaining, evaluating, and communicating information.</w:t>
+              <w:t xml:space="preserve">DQB Progressive Refinement: The Driving Question Board is a living document that tracks the class's collective growing understanding. By requiring both a 'learned' and a 'wonder' statement, the strategy prevents students from treating the lesson as complete and closed — it deliberately opens new questions. The teacher's public reading of student wonder-questions validates curiosity as scientifically productive and creates anticipation for future lessons, maintaining the narrative thread of the unit storyline.</w:t>
             </w:r>
           </w:p>
         </w:tc>
@@ -7826,7 +7733,7 @@
                 <w:sz w:val="18"/>
                 <w:szCs w:val="18"/>
               </w:rPr>
-              <w:t xml:space="preserve">Teacher photographs the DQB after the lesson. Evaluate the 'Now I know' notes for conceptual accuracy — specifically whether students attribute salt's properties to its ionic lattice (not just to 'bonding' vaguely). Flag any notes that say 'salt conducts because it dissolves' without mentioning free ions — these students have a partial understanding that must be addressed. Count the number of 'I still wonder' notes that correctly predict the next investigation topic (graphite/covalent) as an indicator of storyline coherence.</w:t>
+              <w:t xml:space="preserve">Teacher reads all 'I learned' sticky notes during the posting phase and scans for: (1) Correct causal language — 'atoms bond BECAUSE their outer shell is incomplete' rather than 'atoms bond to get electrons.' (2) Phenomenon connection — at least 30% of notes should reference Na, Cl, or the salt example from the phenomenon. (3) Depth of wonder — surface wonders ('I wonder what bonding looks like') versus deep wonders ('I wonder if the number of electrons lost or gained affects how strong the bond is') indicate different levels of conceptual engagement. Notes showing deep wonders signal students ready for extension; surface wonders signal students who need more scaffolding in Lesson 3.</w:t>
             </w:r>
           </w:p>
         </w:tc>
@@ -7892,7 +7799,7 @@
                 <w:sz w:val="18"/>
                 <w:szCs w:val="18"/>
               </w:rPr>
-              <w:t xml:space="preserve">Students open their cumulative model notebook page begun in Lesson 1. Below their Lesson 1 general valence electron model, they now add a new section titled 'Ionic Bonding — NaCl.' Using locally available materials (beans representing electrons, maize grains representing protons/nucleus, string to show electrostatic attraction between ions), or drawn diagrams if materials are unavailable, students represent: (1) a single Na⁺–Cl⁻ ion pair with the electron transfer shown, and (2) a small section of the giant ionic lattice showing at least four ion pairs in the alternating arrangement. They annotate the model with four labels: electron transfer, cation, anion, electrostatic attraction.</w:t>
+              <w:t xml:space="preserve">Students retrieve their Lesson 1 phenomenon diagrams (drawn in their science notebooks) showing the four substances: NaCl, graphite, aluminium, and diamond. Using the Lewis dot structures they practised in the Explain phase, students now annotate their diagrams by adding Lewis dot structures for Na and Cl atoms BEFORE bonding. They draw an arrow between the Na and Cl atoms and write a prediction sentence: 'I predict Na will _______ its valence electron and Cl will _______ it, because _______.' Students who finish early extend by adding Lewis dot structures for Al (2,8,3) and annotating what they predict Al will do. All annotations are made in a different colour pen or pencil to distinguish Lesson 2 additions from Lesson 1 work.</w:t>
             </w:r>
           </w:p>
         </w:tc>
@@ -7928,7 +7835,7 @@
             <w:pPr>
               <w:spacing w:after="20" w:before="0"/>
             </w:pPr>
-            <w:hyperlink w:history="1" r:id="rIdgua3n4m0inrkdyaxyuyri">
+            <w:hyperlink w:history="1" r:id="rId2t9dwkpomkphdpegzd5xr">
               <w:r>
                 <w:rPr>
                   <w:rFonts w:ascii="Arial" w:cs="Arial" w:eastAsia="Arial" w:hAnsi="Arial"/>
@@ -7937,7 +7844,7 @@
                   <w:szCs w:val="16"/>
                   <w:u w:val="single" w:color="2E75B6"/>
                 </w:rPr>
-                <w:t xml:space="preserve">Genetics vocabulary</w:t>
+                <w:t xml:space="preserve">Noble gas configuration</w:t>
               </w:r>
             </w:hyperlink>
           </w:p>
@@ -7961,7 +7868,7 @@
               <w:spacing w:after="10" w:before="0"/>
               <w:ind w:left="120"/>
             </w:pPr>
-            <w:hyperlink w:history="1" r:id="rIdt4u26dejzsg3meebmwi5t">
+            <w:hyperlink w:history="1" r:id="rIdqv5f9hqiwpz7zft1bwrt5">
               <w:r>
                 <w:rPr>
                   <w:rFonts w:ascii="Arial" w:cs="Arial" w:eastAsia="Arial" w:hAnsi="Arial"/>
@@ -8006,7 +7913,7 @@
             <w:pPr>
               <w:spacing w:after="20" w:before="0"/>
             </w:pPr>
-            <w:hyperlink w:history="1" r:id="rIdwhlqcbyba0mscokcaouoq">
+            <w:hyperlink w:history="1" r:id="rIdvxqz9buz8oj-woh_a9w3a">
               <w:r>
                 <w:rPr>
                   <w:rFonts w:ascii="Arial" w:cs="Arial" w:eastAsia="Arial" w:hAnsi="Arial"/>
@@ -8015,7 +7922,7 @@
                   <w:szCs w:val="16"/>
                   <w:u w:val="single" w:color="2E75B6"/>
                 </w:rPr>
-                <w:t xml:space="preserve">Covalent and Ionic Bonding (PLIX)</w:t>
+                <w:t xml:space="preserve">Valence Electrons (Flexbook)</w:t>
               </w:r>
             </w:hyperlink>
           </w:p>
@@ -8039,7 +7946,7 @@
               <w:spacing w:after="10" w:before="0"/>
               <w:ind w:left="120"/>
             </w:pPr>
-            <w:hyperlink w:history="1" r:id="rIdw3vxlzy8fvlvyovpwu9i7">
+            <w:hyperlink w:history="1" r:id="rIdmdqxbypvngqsuftwu1yvg">
               <w:r>
                 <w:rPr>
                   <w:rFonts w:ascii="Arial" w:cs="Arial" w:eastAsia="Arial" w:hAnsi="Arial"/>
@@ -8081,7 +7988,7 @@
                 <w:sz w:val="18"/>
                 <w:szCs w:val="18"/>
               </w:rPr>
-              <w:t xml:space="preserve">Say: 'In Lesson 1 you built the first part of our model — valence electrons and the drive for a full outer shell. Today we add the ionic chapter. Open your model page. You have 6 minutes to add the NaCl section. Use whatever materials are on your desk — beans for electrons, maize for the nucleus, or just pencil drawings. The model must show BOTH the transfer of the electron AND the resulting lattice with at least four ions. Label the four key terms.' Circulate during the 6 minutes. Crouch to student level and ask targeted questions: 'Where is the electron that used to belong to sodium? Show me.' 'If I added more NaCl ion pairs, what pattern would emerge in the lattice?' 'How does your model explain why salt shatters?' With 2 minutes remaining, say: 'Stop drawing. Look at your neighbour's model. Give them one specific compliment — something their model shows clearly — and one specific suggestion for improvement. Use scientific vocabulary.' [WAIT TIME: 90 seconds for peer feedback.] Close by saying: 'Your model now explains one of the four Gikomba products. Next lesson we will tackle the graphite pencil — and I promise, the explanation will be completely different. Think about why that might be tonight.'</w:t>
+              <w:t xml:space="preserve">Say: 'Open your phenomenon diagrams from Lesson 1. We are going to make them more detailed and more powerful using what we learned today. This is how science works — your model gets better as you learn more.' Demonstrate on the board by drawing a rough Na atom circle, then adding the Lewis dot structure beside it. Say: 'I am adding a Lewis dot structure to show sodium has only 1 valence electron. Now I draw Cl next to it with 7 dots. Now I draw an arrow and write my prediction.' [Model writing: 'I predict Na will LOSE its 1 valence electron and Cl will GAIN it, because Na needs to lose 1 to reach neon configuration and Cl needs 1 more to reach argon configuration.'] 'Now you do the same in your own diagrams. Use a different colour so we can see what is new today. You have 5 minutes.' [CIRCULATE. Look specifically for students who draw the electrons going IN to the bond between the atoms rather than transferring from Na TO Cl — this is a pre-misconception about ionic vs covalent bonding that will need addressing in Lesson 3. Do not correct it yet; note it.] With 1 minute remaining: 'Write your prediction sentence. It must include the word BECAUSE and it must mention valence electrons.' After time, cold-call 2 students to read their prediction sentences aloud. Close by saying: 'Your model now shows WHY atoms bond. Next lesson, we will observe what actually happens when sodium meets chlorine and test your predictions.'</w:t>
             </w:r>
           </w:p>
         </w:tc>
@@ -8113,7 +8020,7 @@
                 <w:sz w:val="18"/>
                 <w:szCs w:val="18"/>
               </w:rPr>
-              <w:t xml:space="preserve">Cumulative model revision with local materials: By physically building and annotating a model using locally available Kenyan materials (beans, maize grains), students engage kinesthetically with abstract submicroscopic structures. The cumulative format — adding to the same model page each lesson — makes the growth of understanding tangible and directly fulfils the KICD project requirement and the PCI of using locally available materials for model making.</w:t>
+              <w:t xml:space="preserve">Cumulative Model Revision: By annotating the SAME diagram from Lesson 1 rather than starting fresh, students build a single coherent visual model that grows in sophistication across all 8 lessons. The use of a different colour for each lesson's additions makes learning progression visible and tangible — students can literally see how their understanding is deepening. The prediction sentence (with BECAUSE) requires causal reasoning, not just description, which is the hallmark of scientific explanation.</w:t>
             </w:r>
           </w:p>
         </w:tc>
@@ -8145,7 +8052,7 @@
                 <w:sz w:val="18"/>
                 <w:szCs w:val="18"/>
               </w:rPr>
-              <w:t xml:space="preserve">Teacher collects model notebooks at the end of class (or photographs them). Assess each model on three criteria: (1) Is the electron transfer directional — from Na to Cl — and is the resulting ion charge shown correctly (Na⁺, Cl⁻)? (2) Does the lattice section show alternating positive and negative ions, not clustering of same-charge ions? (3) Are all four required labels present and correctly placed? Models missing criterion (2) — same-charge ions placed next to each other — reveal a critical misconception about lattice structure that must be corrected before Lesson 3.</w:t>
+              <w:t xml:space="preserve">Teacher collects or photographs 4–5 student diagrams at the end of class (with permission) to assess: (1) Lewis dot structures drawn correctly for Na (1 dot) and Cl (7 dots). (2) Arrow showing direction of electron transfer from Na to Cl, not a shared bond — this confirms understanding of the gain/lose prediction; any student drawing a shared bond between Na and Cl is making an interesting prediction that conflates covalent and ionic behaviour and will be a rich discussion point in Lesson 3. (3) Prediction sentence contains causal language referencing valence electrons and stability. Students who write 'Na gives Cl an electron to be happy' have an anthropomorphic framing that is common but can be gently redirected toward energy/stability language in Lesson 3.</w:t>
             </w:r>
           </w:p>
         </w:tc>
@@ -8238,83 +8145,83 @@
                 <w:sz w:val="18"/>
                 <w:szCs w:val="18"/>
               </w:rPr>
-              <w:t xml:space="preserve">1. During the Predict Phase, what proportion of students correctly predicted electron TRANSFER rather than sharing — and does this proportion match your expectation based on Lesson 1's exit evidence? What does this tell you about how well Lesson 1's key idea was retained?</w:t>
-            </w:r>
-          </w:p>
-          <w:p>
-            <w:pPr>
-              <w:spacing w:after="40" w:before="0"/>
-              <w:jc w:val="left"/>
-            </w:pPr>
-            <w:r>
-              <w:rPr>
-                <w:rFonts w:ascii="Arial" w:cs="Arial" w:eastAsia="Arial" w:hAnsi="Arial"/>
-                <w:b w:val="false"/>
-                <w:bCs w:val="false"/>
-                <w:i w:val="false"/>
-                <w:iCs w:val="false"/>
-                <w:color w:val="000000"/>
-                <w:sz w:val="18"/>
-                <w:szCs w:val="18"/>
-              </w:rPr>
-              <w:t xml:space="preserve">2. Were students able to correctly distinguish between a dry ionic solid (no conductivity) and a dissolved ionic solution (conducts) using the concept of free ions, or did they simply say 'it conducts because it dissolves'? How will you address partial understanding in Lesson 3's warm-up?</w:t>
-            </w:r>
-          </w:p>
-          <w:p>
-            <w:pPr>
-              <w:spacing w:after="40" w:before="0"/>
-              <w:jc w:val="left"/>
-            </w:pPr>
-            <w:r>
-              <w:rPr>
-                <w:rFonts w:ascii="Arial" w:cs="Arial" w:eastAsia="Arial" w:hAnsi="Arial"/>
-                <w:b w:val="false"/>
-                <w:bCs w:val="false"/>
-                <w:i w:val="false"/>
-                <w:iCs w:val="false"/>
-                <w:color w:val="000000"/>
-                <w:sz w:val="18"/>
-                <w:szCs w:val="18"/>
-              </w:rPr>
-              <w:t xml:space="preserve">3. When students compared NaCl and MgO melting points using ion charge as evidence, how many could generate the reasoning independently vs. requiring your scaffolding? What does this suggest about readiness to extend the concept to other ionic compounds?</w:t>
-            </w:r>
-          </w:p>
-          <w:p>
-            <w:pPr>
-              <w:spacing w:after="40" w:before="0"/>
-              <w:jc w:val="left"/>
-            </w:pPr>
-            <w:r>
-              <w:rPr>
-                <w:rFonts w:ascii="Arial" w:cs="Arial" w:eastAsia="Arial" w:hAnsi="Arial"/>
-                <w:b w:val="false"/>
-                <w:bCs w:val="false"/>
-                <w:i w:val="false"/>
-                <w:iCs w:val="false"/>
-                <w:color w:val="000000"/>
-                <w:sz w:val="18"/>
-                <w:szCs w:val="18"/>
-              </w:rPr>
-              <w:t xml:space="preserve">4. Looking at the 'I still wonder' notes on the DQB, are the emerging student questions about graphite/covalent bonding coherent with the lesson 3 storyline you have planned? Do any questions reveal misconceptions you had not anticipated?</w:t>
-            </w:r>
-          </w:p>
-          <w:p>
-            <w:pPr>
-              <w:spacing w:after="40" w:before="0"/>
-              <w:jc w:val="left"/>
-            </w:pPr>
-            <w:r>
-              <w:rPr>
-                <w:rFonts w:ascii="Arial" w:cs="Arial" w:eastAsia="Arial" w:hAnsi="Arial"/>
-                <w:b w:val="false"/>
-                <w:bCs w:val="false"/>
-                <w:i w:val="false"/>
-                <w:iCs w:val="false"/>
-                <w:color w:val="000000"/>
-                <w:sz w:val="18"/>
-                <w:szCs w:val="18"/>
-              </w:rPr>
-              <w:t xml:space="preserve">5. Did the use of local materials (beans and maize grains) for model building enhance or distract from the submicroscopic representation? Were students able to move fluidly between the concrete material model and the abstract dot-and-cross diagram, or did the two representations feel disconnected to them?</w:t>
+              <w:t xml:space="preserve">1. During the Observe phase, how many students initially sorted noble gases incorrectly into the 'Reactive' column? What does this tell you about gaps in prior learning from earlier electron configuration lessons, and how will you address this before Lesson 3?</w:t>
+            </w:r>
+          </w:p>
+          <w:p>
+            <w:pPr>
+              <w:spacing w:after="40" w:before="0"/>
+              <w:jc w:val="left"/>
+            </w:pPr>
+            <w:r>
+              <w:rPr>
+                <w:rFonts w:ascii="Arial" w:cs="Arial" w:eastAsia="Arial" w:hAnsi="Arial"/>
+                <w:b w:val="false"/>
+                <w:bCs w:val="false"/>
+                <w:i w:val="false"/>
+                <w:iCs w:val="false"/>
+                <w:color w:val="000000"/>
+                <w:sz w:val="18"/>
+                <w:szCs w:val="18"/>
+              </w:rPr>
+              <w:t xml:space="preserve">2. When you waited 15 seconds in the Explain phase after asking 'What do you think happens when sodium meets chlorine?', what did student body language and facial expressions tell you about their level of conceptual readiness? Did the silence feel productive or uncomfortable, and how will you calibrate wait time in future lessons?</w:t>
+            </w:r>
+          </w:p>
+          <w:p>
+            <w:pPr>
+              <w:spacing w:after="40" w:before="0"/>
+              <w:jc w:val="left"/>
+            </w:pPr>
+            <w:r>
+              <w:rPr>
+                <w:rFonts w:ascii="Arial" w:cs="Arial" w:eastAsia="Arial" w:hAnsi="Arial"/>
+                <w:b w:val="false"/>
+                <w:bCs w:val="false"/>
+                <w:i w:val="false"/>
+                <w:iCs w:val="false"/>
+                <w:color w:val="000000"/>
+                <w:sz w:val="18"/>
+                <w:szCs w:val="18"/>
+              </w:rPr>
+              <w:t xml:space="preserve">3. Were students able to articulate the 'lose vs. gain' logic for sodium versus chlorine independently, or did most students need the 'shilling' analogy? If the majority needed the analogy, consider whether the Stability Gap Analysis worksheet needs additional scaffolding for Lesson 3.</w:t>
+            </w:r>
+          </w:p>
+          <w:p>
+            <w:pPr>
+              <w:spacing w:after="40" w:before="0"/>
+              <w:jc w:val="left"/>
+            </w:pPr>
+            <w:r>
+              <w:rPr>
+                <w:rFonts w:ascii="Arial" w:cs="Arial" w:eastAsia="Arial" w:hAnsi="Arial"/>
+                <w:b w:val="false"/>
+                <w:bCs w:val="false"/>
+                <w:i w:val="false"/>
+                <w:iCs w:val="false"/>
+                <w:color w:val="000000"/>
+                <w:sz w:val="18"/>
+                <w:szCs w:val="18"/>
+              </w:rPr>
+              <w:t xml:space="preserve">4. Review the DQB 'I wonder' notes: are students generating questions that anticipate the upcoming lessons (ionic bonding, covalent bonding, metallic bonding), or are their questions circling back to surface-level curiosity? What does this tell you about the depth of sensemaking achieved today?</w:t>
+            </w:r>
+          </w:p>
+          <w:p>
+            <w:pPr>
+              <w:spacing w:after="40" w:before="0"/>
+              <w:jc w:val="left"/>
+            </w:pPr>
+            <w:r>
+              <w:rPr>
+                <w:rFonts w:ascii="Arial" w:cs="Arial" w:eastAsia="Arial" w:hAnsi="Arial"/>
+                <w:b w:val="false"/>
+                <w:bCs w:val="false"/>
+                <w:i w:val="false"/>
+                <w:iCs w:val="false"/>
+                <w:color w:val="000000"/>
+                <w:sz w:val="18"/>
+                <w:szCs w:val="18"/>
+              </w:rPr>
+              <w:t xml:space="preserve">5. In the Model Building phase, how many students drew a shared bond (covalent-style) between Na and Cl rather than a directional electron transfer? This is valuable diagnostic information — these students may have a strong intuition about sharing that will serve them well in Lesson 4 (covalent bonding) but will need gentle conceptual separation in Lesson 3. How will you use this information to differentiate instruction in Lesson 3?</w:t>
             </w:r>
           </w:p>
         </w:tc>
@@ -8441,7 +8348,7 @@
                 <w:sz w:val="18"/>
                 <w:szCs w:val="18"/>
               </w:rPr>
-              <w:t xml:space="preserve">Students observed that dry table salt crystals do not conduct electricity, dissolved salt solution conducts electricity, salt crystals shatter when struck rather than bending, and salt dissolves readily in water. They observed the step-by-step transfer of one electron from a sodium atom to a chlorine atom in dot-and-cross diagrams, producing Na⁺ and Cl⁻ ions each with a complete outer shell of electrons.</w:t>
+              <w:t xml:space="preserve">Students observed (through electron configuration data) that noble gases — helium, neon, and argon — have completely full outer electron shells (2 or 8 valence electrons), while reactive elements like sodium (1 valence electron) and chlorine (7 valence electrons) have incomplete outer shells. They observed this pattern across all Period 1–3 elements on the structured worksheet.</w:t>
             </w:r>
           </w:p>
         </w:tc>
@@ -8507,7 +8414,7 @@
                 <w:sz w:val="18"/>
                 <w:szCs w:val="18"/>
               </w:rPr>
-              <w:t xml:space="preserve">Ionic bonds form by the complete transfer of valence electrons from a metal to a non-metal, producing oppositely charged ions (cations and anions) held together by electrostatic attraction in a giant ionic lattice. The lattice structure directly explains all four observed properties: strong forces give a high melting point; the rigid lattice causes hardness; layer displacement aligns like charges causing brittleness; water pulls ions free causing solubility; and free ions in solution carry electric charge.</w:t>
+              <w:t xml:space="preserve">Atoms are chemically reactive because their outer electron shells are incomplete. The octet rule states that atoms are most stable with 8 electrons in their outer shell (duplet rule: 2, for Period 1). Sodium has 1 valence electron and will most easily achieve stability by LOSING it (reaching neon configuration). Chlorine has 7 valence electrons and will most easily achieve stability by GAINING 1 (reaching argon configuration). Lewis dot structures are a visual tool for representing valence electrons and predicting bonding behaviour.</w:t>
             </w:r>
           </w:p>
         </w:tc>
@@ -8573,7 +8480,7 @@
                 <w:sz w:val="18"/>
                 <w:szCs w:val="18"/>
               </w:rPr>
-              <w:t xml:space="preserve">The Gikomba vendor's table salt behaves the way it does — dissolving in water, conducting electricity only when dissolved, and shattering when struck — because sodium and chlorine atoms transfer electrons rather than sharing them, creating a giant three-dimensional lattice of Na⁺ and Cl⁻ ions locked in place by electrostatic attraction. This is fundamentally different from the other three products on the stall, which do not involve electron transfer, and explains why the salt column on the Driving Question Board can now be answered while the graphite, diamond, and copper columns remain open mysteries.</w:t>
+              <w:t xml:space="preserve">In the anchoring phenomenon, table salt (NaCl) forms because sodium and chlorine atoms each have incomplete outer electron shells and are therefore unstable on their own. The octet rule predicts that sodium will lose 1 electron and chlorine will gain 1 electron — this electron transfer is what creates the attraction between Na⁺ and Cl⁻ ions that makes NaCl. This lesson explains WHY the bond in NaCl forms in the first place, which is the foundational step to explaining why NaCl dissolves in water and conducts electricity when dissolved — properties that distinguish it from graphite, aluminium, and diamond.</w:t>
             </w:r>
           </w:p>
         </w:tc>
@@ -8642,7 +8549,7 @@
                 <w:sz w:val="22"/>
                 <w:szCs w:val="22"/>
               </w:rPr>
-              <w:t xml:space="preserve">LESSON 3 (40 minutes): Lesson 3 — Covalent and Dative Covalent Bonding: Why Does the Graphite Pencil Conduct Electricity But Diamond Does Not?</w:t>
+              <w:t xml:space="preserve">LESSON 3 (40 minutes): Lesson 3 — Ionic Bonding: How Electron Transfer Creates the Giant Structure of Table Salt</w:t>
             </w:r>
           </w:p>
         </w:tc>
@@ -8809,7 +8716,7 @@
                 <w:sz w:val="18"/>
                 <w:szCs w:val="18"/>
               </w:rPr>
-              <w:t xml:space="preserve">Students investigate how atoms share electrons to form covalent and dative covalent bonds, drawing Lewis diagrams for water, carbon dioxide, nitrogen, NH₄⁺, and CO, and begin to explain why graphite and diamond — both made of carbon — behave so differently in the Gikomba market phenomenon.</w:t>
+              <w:t xml:space="preserve">Students investigate how electron transfer between sodium and chlorine produces oppositely charged ions that arrange into a giant ionic lattice, explaining why table salt (NaCl) has a high melting point, dissolves in water, and conducts electricity when dissolved.</w:t>
             </w:r>
           </w:p>
         </w:tc>
@@ -8876,7 +8783,7 @@
                 <w:sz w:val="18"/>
                 <w:szCs w:val="18"/>
               </w:rPr>
-              <w:t xml:space="preserve">–  Covalent bonds form by the mutual sharing of electron pairs between non-metal atoms, allowing each atom to achieve a stable noble gas configuration.</w:t>
+              <w:t xml:space="preserve">–  Ionic bonds form when a metal atom transfers one or more valence electrons to a non-metal atom, producing cations and anions held together by electrostatic attraction.</w:t>
             </w:r>
           </w:p>
           <w:p>
@@ -8896,7 +8803,7 @@
                 <w:sz w:val="18"/>
                 <w:szCs w:val="18"/>
               </w:rPr>
-              <w:t xml:space="preserve">–  Single, double, and triple covalent bonds differ in the number of shared electron pairs and influence molecular properties such as bond strength and bond length.</w:t>
+              <w:t xml:space="preserve">–  Lewis dot-and-cross diagrams represent electron transfer in ionic compounds (NaCl, MgO, CaCl₂), showing each atom achieving a full outer shell (octet/duplet).</w:t>
             </w:r>
           </w:p>
           <w:p>
@@ -8916,7 +8823,7 @@
                 <w:sz w:val="18"/>
                 <w:szCs w:val="18"/>
               </w:rPr>
-              <w:t xml:space="preserve">–  A dative (coordinate) covalent bond forms when one atom donates both electrons of the shared pair, as seen in the ammonium ion (NH₄⁺) and carbon monoxide (CO).</w:t>
+              <w:t xml:space="preserve">–  The giant ionic lattice structure of NaCl — a regular 3D arrangement of Na⁺ and Cl⁻ ions — directly accounts for its high melting point, solubility in water, electrical conductivity when dissolved, and brittleness.</w:t>
             </w:r>
           </w:p>
         </w:tc>
@@ -8983,7 +8890,7 @@
                 <w:sz w:val="18"/>
                 <w:szCs w:val="18"/>
               </w:rPr>
-              <w:t xml:space="preserve">–  Draw accurate dot-and-cross Lewis diagrams for H₂O, CO₂, N₂, NH₄⁺, and CO, correctly representing shared and lone pairs.</w:t>
+              <w:t xml:space="preserve">–  Draw accurate Lewis dot-and-cross diagrams for ionic compounds including NaCl, MgO, and CaCl₂, correctly showing electron transfer and resulting charges.</w:t>
             </w:r>
           </w:p>
           <w:p>
@@ -9003,7 +8910,7 @@
                 <w:sz w:val="18"/>
                 <w:szCs w:val="18"/>
               </w:rPr>
-              <w:t xml:space="preserve">–  Distinguish between electron transfer (ionic bonding from Lesson 2) and electron sharing (covalent bonding), and identify the origin of both electrons in a dative covalent bond.</w:t>
+              <w:t xml:space="preserve">–  Analyse and explain how the giant ionic lattice structure of NaCl connects to its observable physical properties using evidence from a simulation and data table.</w:t>
             </w:r>
           </w:p>
         </w:tc>
@@ -9070,7 +8977,7 @@
                 <w:sz w:val="18"/>
                 <w:szCs w:val="18"/>
               </w:rPr>
-              <w:t xml:space="preserve">–  Appreciate that the invisible sharing of electrons between atoms explains tangible real-world differences between substances such as graphite and diamond encountered at Gikomba Market.</w:t>
+              <w:t xml:space="preserve">–  Appreciate that the everyday Kenyan experience of dissolving salt in water for cooking or preparing oral rehydration solution is underpinned by ionic bonding principles.</w:t>
             </w:r>
           </w:p>
           <w:p>
@@ -9090,7 +8997,7 @@
                 <w:sz w:val="18"/>
                 <w:szCs w:val="18"/>
               </w:rPr>
-              <w:t xml:space="preserve">–  Show intellectual curiosity by questioning why atoms that are identical (carbon in graphite vs. diamond) can produce substances with dramatically different properties depending on how they bond.</w:t>
+              <w:t xml:space="preserve">–  Show care and patience when working with peers during diagram-drawing activities, avoiding conflict and supporting each other's understanding (Value: Love).</w:t>
             </w:r>
           </w:p>
         </w:tc>
@@ -9156,7 +9063,7 @@
                 <w:sz w:val="18"/>
                 <w:szCs w:val="18"/>
               </w:rPr>
-              <w:t xml:space="preserve">How do valence electrons determine the type of bond formed between atoms, and how does electron sharing differ from electron transfer?</w:t>
+              <w:t xml:space="preserve">How do chemical bonds influence the properties of a substance? — specifically, how does ionic bonding and the resulting giant lattice structure explain the properties of NaCl observed in the anchoring phenomenon?</w:t>
             </w:r>
           </w:p>
         </w:tc>
@@ -9222,7 +9129,7 @@
                 <w:sz w:val="18"/>
                 <w:szCs w:val="18"/>
               </w:rPr>
-              <w:t xml:space="preserve">Having established in Lessons 1 and 2 that ionic bonding involves electron transfer and produces a lattice (explaining why NaCl dissolves and conducts when dissolved), Lesson 3 shifts attention to the graphite pencil and diamond tip at Gikomba — both made of carbon, both covalently bonded — setting up the critical question of why identical bond type (covalent) can still produce strikingly different properties, which will be fully resolved in Lesson 5 on giant covalent structures.</w:t>
+              <w:t xml:space="preserve">Having established in Lessons 1–2 that atoms bond to achieve stability using valence electrons and the octet rule, students now investigate the first of four bond types — ionic bonding — explaining why the Form 4 student's table salt dissolves instantly, conducts electricity when dissolved, yet has a very high melting point. This builds the first evidence block for answering the driving question and sets a structural template for comparing later bond types.</w:t>
             </w:r>
           </w:p>
         </w:tc>
@@ -9288,7 +9195,7 @@
                 <w:sz w:val="18"/>
                 <w:szCs w:val="18"/>
               </w:rPr>
-              <w:t xml:space="preserve">No specific chemical hazards. Students use pencils and paper for drawing activities. If ball-and-stick models or locally available materials (maize kernels, wire, bottle-top caps) are used for model building, caution students against putting small objects in their mouths or eyes.</w:t>
+              <w:t xml:space="preserve">No hazardous chemicals are used. If physical salt samples are handled, remind students not to taste laboratory chemicals. Supervise use of devices during simulation activity.</w:t>
             </w:r>
           </w:p>
         </w:tc>
@@ -9381,7 +9288,7 @@
                 <w:sz w:val="18"/>
                 <w:szCs w:val="18"/>
               </w:rPr>
-              <w:t xml:space="preserve">Lesson 3 continues the Gikomba Market storyline by zooming in on two of the four products — the graphite pencil and the diamond-tipped glass cutter. Both are made entirely of carbon atoms, yet one is soft and conducts electricity while the other is the hardest known substance and does not conduct. To begin explaining this mystery, students must first understand how carbon and other non-metals bond: through electron sharing rather than electron transfer. This lesson introduces covalent bonding as the dominant bond type in non-metal molecules, explores single (H₂O), double (CO₂), and triple (N₂) bonds through Lewis dot-and-cross diagrams, and extends the concept to dative covalent bonding using NH₄⁺ and CO.</w:t>
+              <w:t xml:space="preserve">This lesson anchors firmly in the opening phenomenon: the Form 4 student in Nairobi notices that table salt (NaCl) dissolves readily in water and conducts electricity when dissolved, yet withstands very high temperatures during cooking in the sufuria. In Lessons 1 and 2, students established that atoms bond to achieve noble gas configurations using valence electrons. Now, in Lesson 3, they investigate the mechanism of ionic bonding — electron transfer from sodium to chlorine — and connect it to the giant ionic lattice structure that explains NaCl's distinctive properties.</w:t>
             </w:r>
           </w:p>
           <w:p>
@@ -9419,7 +9326,7 @@
                 <w:sz w:val="18"/>
                 <w:szCs w:val="18"/>
               </w:rPr>
-              <w:t xml:space="preserve">The pedagogical sequence follows the Predict–Observe–Explain–DQB–Model framework. Students begin by predicting how two non-metal atoms (both 'wanting' electrons) could possibly bond without one giving up electrons entirely. They then observe a structured diagram-drawing activity and an animated simulation, gathering evidence for how electron sharing works. In the Explain phase, students apply the octet rule to construct and justify Lewis diagrams, compare ionic and covalent diagrams side by side, and are introduced to the special case of dative bonding. The Driving Question Board is updated to reflect new evidence, and students revise their cumulative class model of the Gikomba materials.</w:t>
+              <w:t xml:space="preserve">Students begin by predicting what happens to sodium's and chlorine's electrons when the two atoms come together, drawing on their Lesson 2 knowledge of valence electrons and the octet rule. They then gather evidence by watching a curated ionic lattice simulation and completing guided Lewis dot-and-cross diagrams for NaCl, MgO, and CaCl₂. The Explain phase uses a structured data analysis connecting lattice properties (high melting point, solubility, conductivity) back to the ionic bond itself. Students update the Driving Question Board with new evidence and revise their cumulative class model by adding an ionic bonding panel alongside the phenomenon images established in Lesson 1.</w:t>
             </w:r>
           </w:p>
           <w:p>
@@ -9457,7 +9364,7 @@
                 <w:sz w:val="18"/>
                 <w:szCs w:val="18"/>
               </w:rPr>
-              <w:t xml:space="preserve">Throughout the lesson, Kenya-relevant molecules anchor the learning: water (maji) is central to Kenyan daily life — cooking ugali, drinking, irrigation in Kericho tea farms; CO₂ is released during fermentation of uji and busaa; and nitrogen gas makes up most of the air above the Rift Valley. These familiar contexts help students connect abstract electron-sharing diagrams to substances they already know, building both comprehension and scientific confidence.</w:t>
+              <w:t xml:space="preserve">Throughout, Kenyan contexts are foregrounded: NaCl as table salt in ugali preparation, oral rehydration salts used in Kenyan clinics (which contain NaCl and KCl), and MgO as a refractory lining in Kenyan steel-processing plants. By the end of the lesson, students can explain one quarter of the anchoring phenomenon — the salt — using evidence from electron transfer, ion formation, and lattice structure, and they are primed to compare ionic bonding with the covalent structures of graphite and diamond in subsequent lessons.</w:t>
             </w:r>
           </w:p>
         </w:tc>
@@ -9782,7 +9689,7 @@
                 <w:sz w:val="18"/>
                 <w:szCs w:val="18"/>
               </w:rPr>
-              <w:t xml:space="preserve">Students are shown a simple prompt on the board: 'In Lesson 2, we saw that sodium GAVE an electron to chlorine. But now imagine two oxygen atoms — neither wants to give away electrons. How do you think they manage to bond? Write or sketch your prediction in your exercise book in 2 minutes.' Students write individual predictions, then share with a shoulder partner for 1 minute. Selected students share with the class before any instruction is given.</w:t>
+              <w:t xml:space="preserve">Students revisit the phenomenon image (salt dissolving in water, displayed on the board) and individually write responses to two predict prompts in their science notebooks: (1) 'When sodium and chlorine atoms meet, what do you think happens to their electrons — do they share them or does one atom take them from the other? Sketch what you think this looks like.' (2) 'Why do you think NaCl dissolves in water but does not melt easily on a jiko?' Students then do a Think-Pair-Share with a tablemate for 2 minutes before selected pairs share with the class.</w:t>
             </w:r>
           </w:p>
         </w:tc>
@@ -9818,7 +9725,7 @@
             <w:pPr>
               <w:spacing w:after="20" w:before="0"/>
             </w:pPr>
-            <w:hyperlink w:history="1" r:id="rIdixtzukllp4a058swmocti">
+            <w:hyperlink w:history="1" r:id="rIdu-feyxb_ahtnwgr4ldjzc">
               <w:r>
                 <w:rPr>
                   <w:rFonts w:ascii="Arial" w:cs="Arial" w:eastAsia="Arial" w:hAnsi="Arial"/>
@@ -9827,7 +9734,7 @@
                   <w:szCs w:val="16"/>
                   <w:u w:val="single" w:color="2E75B6"/>
                 </w:rPr>
-                <w:t xml:space="preserve">Common polyatomic ions</w:t>
+                <w:t xml:space="preserve">Genetics vocabulary</w:t>
               </w:r>
             </w:hyperlink>
           </w:p>
@@ -9851,7 +9758,7 @@
               <w:spacing w:after="10" w:before="0"/>
               <w:ind w:left="120"/>
             </w:pPr>
-            <w:hyperlink w:history="1" r:id="rIdvnzfltsnmrbkrtslzjivk">
+            <w:hyperlink w:history="1" r:id="rIdxdx5qi7aa6fwsgwkqrhfk">
               <w:r>
                 <w:rPr>
                   <w:rFonts w:ascii="Arial" w:cs="Arial" w:eastAsia="Arial" w:hAnsi="Arial"/>
@@ -9896,7 +9803,7 @@
             <w:pPr>
               <w:spacing w:after="20" w:before="0"/>
             </w:pPr>
-            <w:hyperlink w:history="1" r:id="rIdyg12dinbf2a3i8kzqprwy">
+            <w:hyperlink w:history="1" r:id="rIdvjmyu2qw1uxqibjiodcfs">
               <w:r>
                 <w:rPr>
                   <w:rFonts w:ascii="Arial" w:cs="Arial" w:eastAsia="Arial" w:hAnsi="Arial"/>
@@ -9929,7 +9836,7 @@
               <w:spacing w:after="10" w:before="0"/>
               <w:ind w:left="120"/>
             </w:pPr>
-            <w:hyperlink w:history="1" r:id="rIdbsrejtvjnkzguvtk9i5sx">
+            <w:hyperlink w:history="1" r:id="rIdd1aznedjztzumcafoyr4x">
               <w:r>
                 <w:rPr>
                   <w:rFonts w:ascii="Arial" w:cs="Arial" w:eastAsia="Arial" w:hAnsi="Arial"/>
@@ -9971,7 +9878,7 @@
                 <w:sz w:val="18"/>
                 <w:szCs w:val="18"/>
               </w:rPr>
-              <w:t xml:space="preserve">Display the prompt on the board alongside the Gikomba photograph from Lesson 1. Say: 'Look at the graphite pencil and diamond cutter in our Gikomba Market photo. Both are made of carbon. In Lesson 2 we saw sodium transfer an electron to chlorine. But carbon is a non-metal — and so is the carbon next to it. Two atoms that both WANT electrons. Think quietly for 10 seconds: what would they have to do instead of transferring?' [WAIT TIME: 15 seconds of silence — do not prompt.] Then say: 'Write your prediction now — a sentence, a diagram, anything — you have 2 minutes.' After writing, use cold-call: call on 3 students by name (aim for 1 high-confidence, 1 mid-level, 1 who rarely volunteers). Say to each: 'Thank you — hold that idea. Let's see if the evidence supports it.'</w:t>
+              <w:t xml:space="preserve">Display the phenomenon image and say: 'Cast your mind back to our Form 4 student in Nairobi. She is dissolving salt — sodium chloride — in water to make soup for ugali. From what you know about sodium and chlorine's valence electrons from Lesson 2, I want you to predict, on your own, what you think is happening to those electrons when salt forms. Write your prediction — a sentence AND a sketch — in your notebooks. You have 3 minutes.' WAIT TIME: Allow full 3 minutes of silent independent writing. Circulate and scan notebooks without commenting. Then say: 'Now share your prediction with your partner. Explain your sketch. You have 2 minutes.' After pair discussion, cold-call 3 pairs: 'Akinyi and Kamau, what did you predict? Now Fatuma and Otieno. Now Njeri and Mwangi.' Record key prediction words on the board (e.g., 'sharing,' 'taking,' 'giving away') without correcting. Say: 'We are going to test these predictions today using a simulation and diagrams. Keep your prediction visible — you will revise it at the end.'</w:t>
             </w:r>
           </w:p>
         </w:tc>
@@ -10003,7 +9910,7 @@
                 <w:sz w:val="18"/>
                 <w:szCs w:val="18"/>
               </w:rPr>
-              <w:t xml:space="preserve">Elicit–Probe–Push (Predict-first routine): By requiring a prediction before any instruction, the teacher activates prior knowledge of the octet rule and electron configurations from Lesson 1, surfaces misconceptions (e.g., 'they can't bond' or 'one carbon must lose'), and creates cognitive dissonance that motivates the observe phase. Predictions are not corrected immediately — they are held as hypotheses.</w:t>
+              <w:t xml:space="preserve">Predict-Sketch-Share: Students commit predictions to paper as both text and a rough sketch before instruction. This activates Lesson 2 prior knowledge (valence electrons, octet rule), surfaces misconceptions (especially the common confusion between sharing and transfer), and creates a personal intellectual stake in the lesson. Recording student language publicly validates their thinking and creates a reference point for revision.</w:t>
             </w:r>
           </w:p>
         </w:tc>
@@ -10035,7 +9942,7 @@
                 <w:sz w:val="18"/>
                 <w:szCs w:val="18"/>
               </w:rPr>
-              <w:t xml:space="preserve">Teacher circulates during the 2-minute writing period and scans notebooks. Look for: (1) students who predict 'sharing' — these show readiness for covalent bonding; (2) students who predict 'one gives, one receives' — carry-over ionic thinking that needs addressing; (3) students who draw two atoms with no interaction — may need revisiting of Lesson 1 octet rule. Note at least 2 specific misconceptions to address explicitly during the Explain phase.</w:t>
+              <w:t xml:space="preserve">Teacher scans sketches for: (1) whether students show sodium with 1 valence electron and chlorine with 7 (indicating Lesson 2 retention); (2) whether predictions distinguish between electron sharing and electron transfer; (3) common misconception — students drawing both atoms sharing electrons (covalent model) — flagged mentally for explicit address in the Observe phase. Cold-call responses reveal confidence level and the predominant class mental model before instruction.</w:t>
             </w:r>
           </w:p>
         </w:tc>
@@ -10101,7 +10008,7 @@
                 <w:sz w:val="18"/>
                 <w:szCs w:val="18"/>
               </w:rPr>
-              <w:t xml:space="preserve">Students participate in a structured diagram-drawing activity in pairs, guided step-by-step by the teacher on the board, for three molecules: H₂O (single bonds), CO₂ (double bonds), and N₂ (triple bond). Each pair draws the dot-and-cross diagram in their book as the teacher builds it on the board. After all three diagrams, students watch a 3-minute ARES simulation/animation showing electron sharing in real time for these molecules. Finally, students examine a pre-drawn dative covalent diagram of NH₄⁺ on the board and are asked to identify what is different about the bond indicated with an arrow.</w:t>
+              <w:t xml:space="preserve">Students watch a 4-minute animated simulation of ionic lattice formation (NaCl), pausing at three teacher-directed moments to annotate a structured observation worksheet. The worksheet contains three panels: Panel A — electron transfer from Na to Cl; Panel B — the resulting Na⁺ and Cl⁻ ions and electrostatic attraction; Panel C — the 3D giant ionic lattice. After the simulation, students work in pairs to complete Lewis dot-and-cross diagrams for NaCl, MgO, and CaCl₂ on the worksheet, using sodium (·), magnesium (·), calcium (·), chlorine (×), and oxygen (×) notation. Finally, students read a two-paragraph evidence card about NaCl properties (melting point 801°C, soluble in water, conducts electricity only when dissolved or molten, brittle/cleaves along crystal planes) and annotate each property with a brief reason.</w:t>
             </w:r>
           </w:p>
         </w:tc>
@@ -10137,7 +10044,7 @@
             <w:pPr>
               <w:spacing w:after="20" w:before="0"/>
             </w:pPr>
-            <w:hyperlink w:history="1" r:id="rIdztrdusnldwtz-dgtjiluf">
+            <w:hyperlink w:history="1" r:id="rId6plydmy2vbvy40j5s1irn">
               <w:r>
                 <w:rPr>
                   <w:rFonts w:ascii="Arial" w:cs="Arial" w:eastAsia="Arial" w:hAnsi="Arial"/>
@@ -10146,7 +10053,7 @@
                   <w:szCs w:val="16"/>
                   <w:u w:val="single" w:color="2E75B6"/>
                 </w:rPr>
-                <w:t xml:space="preserve">Common polyatomic ions</w:t>
+                <w:t xml:space="preserve">Genetics vocabulary</w:t>
               </w:r>
             </w:hyperlink>
           </w:p>
@@ -10170,7 +10077,7 @@
               <w:spacing w:after="10" w:before="0"/>
               <w:ind w:left="120"/>
             </w:pPr>
-            <w:hyperlink w:history="1" r:id="rIdunbwl5vhqwqkwii-nffw3">
+            <w:hyperlink w:history="1" r:id="rIdr_qs-pdw8hhzkpy7scczu">
               <w:r>
                 <w:rPr>
                   <w:rFonts w:ascii="Arial" w:cs="Arial" w:eastAsia="Arial" w:hAnsi="Arial"/>
@@ -10215,7 +10122,7 @@
             <w:pPr>
               <w:spacing w:after="20" w:before="0"/>
             </w:pPr>
-            <w:hyperlink w:history="1" r:id="rIdtyczla57untolkldvnaj4">
+            <w:hyperlink w:history="1" r:id="rIdjulm7y_jfnmjetycn1f5z">
               <w:r>
                 <w:rPr>
                   <w:rFonts w:ascii="Arial" w:cs="Arial" w:eastAsia="Arial" w:hAnsi="Arial"/>
@@ -10248,7 +10155,7 @@
               <w:spacing w:after="10" w:before="0"/>
               <w:ind w:left="120"/>
             </w:pPr>
-            <w:hyperlink w:history="1" r:id="rIdlz0iultx-1cy8woxi6mqi">
+            <w:hyperlink w:history="1" r:id="rIdolizr66pzc0oox92rfmz6">
               <w:r>
                 <w:rPr>
                   <w:rFonts w:ascii="Arial" w:cs="Arial" w:eastAsia="Arial" w:hAnsi="Arial"/>
@@ -10290,159 +10197,7 @@
                 <w:sz w:val="18"/>
                 <w:szCs w:val="18"/>
               </w:rPr>
-              <w:t xml:space="preserve">Step 1 — H₂O: Draw a hydrogen atom (1 dot) on the board. Ask: 'Hydrogen has 1 valence electron. How many does it need for a full shell?' [Cold-call 1 student.] Draw oxygen (6 dots). Say: 'Oxygen needs 2 more. Watch: I place ONE electron from each atom into the SHARED space — this is one covalent bond.' Build the diagram live, narrating each dot. Say: 'Both atoms now count the shared pair as their own — hydrogen sees 2, oxygen sees 8. The octet rule is satisfied for BOTH. This is the magic of sharing.' [WAIT TIME: 10 seconds for students to finish copying.]</w:t>
-            </w:r>
-          </w:p>
-          <w:p>
-            <w:pPr>
-              <w:spacing w:after="40" w:before="0"/>
-              <w:jc w:val="left"/>
-            </w:pPr>
-            <w:r>
-              <w:rPr>
-                <w:rFonts w:ascii="Arial" w:cs="Arial" w:eastAsia="Arial" w:hAnsi="Arial"/>
-                <w:b w:val="false"/>
-                <w:bCs w:val="false"/>
-                <w:i w:val="false"/>
-                <w:iCs w:val="false"/>
-                <w:color w:val="000000"/>
-                <w:sz w:val="18"/>
-                <w:szCs w:val="18"/>
-              </w:rPr>
-              <w:t xml:space="preserve"/>
-            </w:r>
-          </w:p>
-          <w:p>
-            <w:pPr>
-              <w:spacing w:after="40" w:before="0"/>
-              <w:jc w:val="left"/>
-            </w:pPr>
-            <w:r>
-              <w:rPr>
-                <w:rFonts w:ascii="Arial" w:cs="Arial" w:eastAsia="Arial" w:hAnsi="Arial"/>
-                <w:b w:val="false"/>
-                <w:bCs w:val="false"/>
-                <w:i w:val="false"/>
-                <w:iCs w:val="false"/>
-                <w:color w:val="000000"/>
-                <w:sz w:val="18"/>
-                <w:szCs w:val="18"/>
-              </w:rPr>
-              <w:t xml:space="preserve">Step 2 — CO₂: Ask: 'Carbon has 4 valence electrons. Oxygen has 6. How many bonds must they form for both to reach 8?' [WAIT TIME: 12 seconds. Cold-call 2 students.] Build the double-bond diagram live, narrating the two shared pairs per bond.</w:t>
-            </w:r>
-          </w:p>
-          <w:p>
-            <w:pPr>
-              <w:spacing w:after="40" w:before="0"/>
-              <w:jc w:val="left"/>
-            </w:pPr>
-            <w:r>
-              <w:rPr>
-                <w:rFonts w:ascii="Arial" w:cs="Arial" w:eastAsia="Arial" w:hAnsi="Arial"/>
-                <w:b w:val="false"/>
-                <w:bCs w:val="false"/>
-                <w:i w:val="false"/>
-                <w:iCs w:val="false"/>
-                <w:color w:val="000000"/>
-                <w:sz w:val="18"/>
-                <w:szCs w:val="18"/>
-              </w:rPr>
-              <w:t xml:space="preserve"/>
-            </w:r>
-          </w:p>
-          <w:p>
-            <w:pPr>
-              <w:spacing w:after="40" w:before="0"/>
-              <w:jc w:val="left"/>
-            </w:pPr>
-            <w:r>
-              <w:rPr>
-                <w:rFonts w:ascii="Arial" w:cs="Arial" w:eastAsia="Arial" w:hAnsi="Arial"/>
-                <w:b w:val="false"/>
-                <w:bCs w:val="false"/>
-                <w:i w:val="false"/>
-                <w:iCs w:val="false"/>
-                <w:color w:val="000000"/>
-                <w:sz w:val="18"/>
-                <w:szCs w:val="18"/>
-              </w:rPr>
-              <w:t xml:space="preserve">Step 3 — N₂: Say: 'Nitrogen has 5 valence electrons — it needs 3 more. What does that tell us about the bond?' [WAIT TIME: 15 seconds. Cold-call 1 student.] Draw the triple bond diagram. Say: 'Three shared pairs — this is why nitrogen gas is so stable. The nitrogen in the air above Lake Victoria and the Rift Valley is mostly N₂, held together by one of the strongest covalent bonds in chemistry.'</w:t>
-            </w:r>
-          </w:p>
-          <w:p>
-            <w:pPr>
-              <w:spacing w:after="40" w:before="0"/>
-              <w:jc w:val="left"/>
-            </w:pPr>
-            <w:r>
-              <w:rPr>
-                <w:rFonts w:ascii="Arial" w:cs="Arial" w:eastAsia="Arial" w:hAnsi="Arial"/>
-                <w:b w:val="false"/>
-                <w:bCs w:val="false"/>
-                <w:i w:val="false"/>
-                <w:iCs w:val="false"/>
-                <w:color w:val="000000"/>
-                <w:sz w:val="18"/>
-                <w:szCs w:val="18"/>
-              </w:rPr>
-              <w:t xml:space="preserve"/>
-            </w:r>
-          </w:p>
-          <w:p>
-            <w:pPr>
-              <w:spacing w:after="40" w:before="0"/>
-              <w:jc w:val="left"/>
-            </w:pPr>
-            <w:r>
-              <w:rPr>
-                <w:rFonts w:ascii="Arial" w:cs="Arial" w:eastAsia="Arial" w:hAnsi="Arial"/>
-                <w:b w:val="false"/>
-                <w:bCs w:val="false"/>
-                <w:i w:val="false"/>
-                <w:iCs w:val="false"/>
-                <w:color w:val="000000"/>
-                <w:sz w:val="18"/>
-                <w:szCs w:val="18"/>
-              </w:rPr>
-              <w:t xml:space="preserve">Step 4 — ARES Simulation: 'Now let us watch the electrons moving in real time. As you watch, write one observation that connects to your prediction from earlier.' Play 3-minute simulation.</w:t>
-            </w:r>
-          </w:p>
-          <w:p>
-            <w:pPr>
-              <w:spacing w:after="40" w:before="0"/>
-              <w:jc w:val="left"/>
-            </w:pPr>
-            <w:r>
-              <w:rPr>
-                <w:rFonts w:ascii="Arial" w:cs="Arial" w:eastAsia="Arial" w:hAnsi="Arial"/>
-                <w:b w:val="false"/>
-                <w:bCs w:val="false"/>
-                <w:i w:val="false"/>
-                <w:iCs w:val="false"/>
-                <w:color w:val="000000"/>
-                <w:sz w:val="18"/>
-                <w:szCs w:val="18"/>
-              </w:rPr>
-              <w:t xml:space="preserve"/>
-            </w:r>
-          </w:p>
-          <w:p>
-            <w:pPr>
-              <w:spacing w:after="40" w:before="0"/>
-              <w:jc w:val="left"/>
-            </w:pPr>
-            <w:r>
-              <w:rPr>
-                <w:rFonts w:ascii="Arial" w:cs="Arial" w:eastAsia="Arial" w:hAnsi="Arial"/>
-                <w:b w:val="false"/>
-                <w:bCs w:val="false"/>
-                <w:i w:val="false"/>
-                <w:iCs w:val="false"/>
-                <w:color w:val="000000"/>
-                <w:sz w:val="18"/>
-                <w:szCs w:val="18"/>
-              </w:rPr>
-              <w:t xml:space="preserve">Step 5 — NH₄⁺ Dative Bond: Display pre-drawn NH₄⁺. Say: 'I want you to look at this bond — the one marked with an arrow. Discuss with your partner: what is different about it compared to the other three N–H bonds? You have 90 seconds.' [Cold-call 2 pairs.]</w:t>
+              <w:t xml:space="preserve">Say: 'We are going to watch a simulation. I want you to be scientists observing evidence — not just watching. Open your observation worksheet to Panel A.' PLAY simulation and PAUSE at electron transfer moment (approx. 45 seconds). Say: 'Pause. In Panel A, draw what you just saw happening to sodium's outer electron. Label it. You have 90 seconds.' WAIT. PLAY and PAUSE at ion formation (approx. 1 min 30 sec). Say: 'Panel B — draw the two ions you can see. What charge does each carry? Write it. 90 seconds.' WAIT. PLAY the full lattice formation sequence to end. Say: 'Panel C — sketch the pattern you see. How would you describe the arrangement of the two types of ions?' WAIT 2 minutes for sketching. Cold-call 2 students to describe Panel C aloud: 'Chebet, describe the arrangement you drew.' 'Omondi, do you agree or would you add anything?' Then direct pair work: 'Now with your partner, complete the dot-and-cross diagrams on the worksheet. Sodium uses dots, chlorine uses crosses — this way we can track which electrons came from which atom. Start with NaCl, then MgO, then CaCl₂. You have 6 minutes.' Circulate, kneel to student level, and ask quietly: 'How many electrons does magnesium have in its outer shell? So how many does it need to give away?' After pair work, distribute the NaCl properties evidence card. Say: 'Read the two paragraphs. Next to each property, write one sentence connecting it to what you saw in the simulation — the ions and the lattice.'</w:t>
             </w:r>
           </w:p>
         </w:tc>
@@ -10474,7 +10229,7 @@
                 <w:sz w:val="18"/>
                 <w:szCs w:val="18"/>
               </w:rPr>
-              <w:t xml:space="preserve">Guided Inquiry with Structured Note-Making: Rather than showing completed diagrams, the teacher builds each Lewis structure live and narrates the reasoning, requiring students to copy-and-construct simultaneously. This encodes the procedural skill (how to draw) alongside the conceptual understanding (why it looks this way). The ARES simulation then provides a dynamic visual representation that bridges the static 2D diagram to the concept of moving, shared electrons.</w:t>
+              <w:t xml:space="preserve">Pause-Annotate-Discuss (PAD) during simulation: Strategically pausing the simulation at three conceptual moments forces students to process and record evidence in real time rather than passively watching. This mirrors NGSS Science and Engineering Practice 4 (Analysing and Interpreting Data) and Practice 2 (Developing and Using Models). The dot-and-cross convention (Na = dots, Cl = crosses) makes electron provenance visible and prevents confusion about electron identity — a key representation skill in KICD Chemistry.</w:t>
             </w:r>
           </w:p>
         </w:tc>
@@ -10506,7 +10261,7 @@
                 <w:sz w:val="18"/>
                 <w:szCs w:val="18"/>
               </w:rPr>
-              <w:t xml:space="preserve">Circulate during diagram-drawing and check: (1) Are shared pairs drawn in the overlap region between atoms, not just on one atom? (2) Does the student's H₂O diagram show 2 lone pairs on oxygen? (3) Does N₂ show a triple bond with one lone pair on each nitrogen? During the NH₄⁺ discussion, listen for language such as 'both electrons came from the same atom' or 'nitrogen donated both' — these indicate emerging understanding of dative bonding. Flag students who draw the NH₄⁺ dative bond identically to normal covalent bonds without noting the arrow/origin — they need additional explanation in the Explain phase.</w:t>
+              <w:t xml:space="preserve">Teacher checks Panel A sketches for correct direction of electron transfer (Na → Cl, not bidirectional). In Panel B, looks for correct ion charges (Na⁺, Cl⁻) and evidence of electrostatic attraction notation. In Panel C, checks for a regular alternating pattern of positive and negative ions. During dot-and-cross pair work, look for: (1) CaCl₂ — students must show Ca giving one electron to each of two Cl atoms (common error: only drawing one Cl); (2) MgO — students must show Mg losing 2 and O gaining 2. Flag pairs struggling with CaCl₂ for targeted support during Explain phase. Property card annotations are checked for causal language ('because the ions are strongly attracted' rather than simply restating the property).</w:t>
             </w:r>
           </w:p>
         </w:tc>
@@ -10572,7 +10327,7 @@
                 <w:sz w:val="18"/>
                 <w:szCs w:val="18"/>
               </w:rPr>
-              <w:t xml:space="preserve">Students engage in three linked activities: (1) a side-by-side comparison of an ionic diagram (NaCl from Lesson 2) and a covalent diagram (H₂O from today) displayed on the board, using a comparison table they fill in their books; (2) a teacher-led explanation of dative covalent bonding using NH₄⁺ and CO with emphasis on the origin of the shared pair; (3) a 'Back to Gikomba' discussion connecting carbon's 4 valence electrons and ability to form 4 covalent bonds to why it can build both graphite and diamond — though full explanation of the structural differences is deferred to Lesson 5.</w:t>
+              <w:t xml:space="preserve">Students engage in a structured whole-class sensemaking discussion guided by four anchor questions displayed on the board, connecting the ionic bond mechanism to the NaCl properties from the phenomenon. Groups of four then complete a 'Claim-Evidence-Reasoning' (CER) card for one assigned property of NaCl (Group A: high melting point; Group B: solubility in water; Group C: electrical conductivity when dissolved; Group D: brittleness/cleavage). Each group writes their CER on a large sticky note and posts it on the class Evidence Wall. A brief gallery walk (3 minutes) allows students to read all four CER cards before a final teacher-led consolidation connects all four properties back to the single structural cause: the giant ionic lattice.</w:t>
             </w:r>
           </w:p>
         </w:tc>
@@ -10608,7 +10363,7 @@
             <w:pPr>
               <w:spacing w:after="20" w:before="0"/>
             </w:pPr>
-            <w:hyperlink w:history="1" r:id="rId1ozy03bdcz7wxgwzuctkc">
+            <w:hyperlink w:history="1" r:id="rIdm5xm2sxkrgakn2o7fukix">
               <w:r>
                 <w:rPr>
                   <w:rFonts w:ascii="Arial" w:cs="Arial" w:eastAsia="Arial" w:hAnsi="Arial"/>
@@ -10617,7 +10372,7 @@
                   <w:szCs w:val="16"/>
                   <w:u w:val="single" w:color="2E75B6"/>
                 </w:rPr>
-                <w:t xml:space="preserve">Common polyatomic ions</w:t>
+                <w:t xml:space="preserve">Genetics vocabulary</w:t>
               </w:r>
             </w:hyperlink>
           </w:p>
@@ -10641,7 +10396,7 @@
               <w:spacing w:after="10" w:before="0"/>
               <w:ind w:left="120"/>
             </w:pPr>
-            <w:hyperlink w:history="1" r:id="rIdmgm-g4vfstoxegihkzdk2">
+            <w:hyperlink w:history="1" r:id="rIdqts0prq404tvs5q5in95q">
               <w:r>
                 <w:rPr>
                   <w:rFonts w:ascii="Arial" w:cs="Arial" w:eastAsia="Arial" w:hAnsi="Arial"/>
@@ -10686,7 +10441,7 @@
             <w:pPr>
               <w:spacing w:after="20" w:before="0"/>
             </w:pPr>
-            <w:hyperlink w:history="1" r:id="rIdjle2ocgheloederlomicu">
+            <w:hyperlink w:history="1" r:id="rId3zxesbo6wllgloo2u2wxi">
               <w:r>
                 <w:rPr>
                   <w:rFonts w:ascii="Arial" w:cs="Arial" w:eastAsia="Arial" w:hAnsi="Arial"/>
@@ -10719,7 +10474,7 @@
               <w:spacing w:after="10" w:before="0"/>
               <w:ind w:left="120"/>
             </w:pPr>
-            <w:hyperlink w:history="1" r:id="rIdlo18hhdeeu0z-nmgusivv">
+            <w:hyperlink w:history="1" r:id="rIdmhyv4ycblawiuaxo2ouqm">
               <w:r>
                 <w:rPr>
                   <w:rFonts w:ascii="Arial" w:cs="Arial" w:eastAsia="Arial" w:hAnsi="Arial"/>
@@ -10761,83 +10516,7 @@
                 <w:sz w:val="18"/>
                 <w:szCs w:val="18"/>
               </w:rPr>
-              <w:t xml:space="preserve">Activity 1 — Comparison Table: Write on the board: 'Ionic Bond vs. Covalent Bond' with columns: How electrons move | Which atoms are involved | Result (ions or molecule?) | Example from Gikomba. Say: 'Using your Lesson 2 notes and today's diagrams, complete this table with your partner — 3 minutes.' [WAIT TIME during pair work.] Cold-call 3 pairs, one column each. Correct misconceptions immediately. Say: 'In ionic bonding, sodium gave — electrons moved completely. In covalent bonding, carbon, oxygen, nitrogen SHARE — electrons stay between both atoms. No ions are formed.'</w:t>
-            </w:r>
-          </w:p>
-          <w:p>
-            <w:pPr>
-              <w:spacing w:after="40" w:before="0"/>
-              <w:jc w:val="left"/>
-            </w:pPr>
-            <w:r>
-              <w:rPr>
-                <w:rFonts w:ascii="Arial" w:cs="Arial" w:eastAsia="Arial" w:hAnsi="Arial"/>
-                <w:b w:val="false"/>
-                <w:bCs w:val="false"/>
-                <w:i w:val="false"/>
-                <w:iCs w:val="false"/>
-                <w:color w:val="000000"/>
-                <w:sz w:val="18"/>
-                <w:szCs w:val="18"/>
-              </w:rPr>
-              <w:t xml:space="preserve"/>
-            </w:r>
-          </w:p>
-          <w:p>
-            <w:pPr>
-              <w:spacing w:after="40" w:before="0"/>
-              <w:jc w:val="left"/>
-            </w:pPr>
-            <w:r>
-              <w:rPr>
-                <w:rFonts w:ascii="Arial" w:cs="Arial" w:eastAsia="Arial" w:hAnsi="Arial"/>
-                <w:b w:val="false"/>
-                <w:bCs w:val="false"/>
-                <w:i w:val="false"/>
-                <w:iCs w:val="false"/>
-                <w:color w:val="000000"/>
-                <w:sz w:val="18"/>
-                <w:szCs w:val="18"/>
-              </w:rPr>
-              <w:t xml:space="preserve">Activity 2 — Dative Covalent Explanation: Say: 'In all the covalent bonds we drew today, each atom contributed ONE electron to the shared pair. But look at NH₄⁺ again. After nitrogen forms 3 bonds with hydrogen, it still has one lone pair — two electrons sitting unused. When H⁺ comes along with NO electrons, nitrogen DONATES BOTH electrons of that lone pair to form the 4th bond. This is a dative — also called coordinate — covalent bond. The bond itself looks identical once formed, but we mark the origin with an arrow pointing from donor to acceptor.' Draw CO on the board. Ask: 'In CO, carbon has 2 electrons to share but oxygen has a lone pair it donates to carbon for the third bond. Can someone identify which bond in CO is dative?' [WAIT TIME: 15 seconds. Cold-call 1 student.]</w:t>
-            </w:r>
-          </w:p>
-          <w:p>
-            <w:pPr>
-              <w:spacing w:after="40" w:before="0"/>
-              <w:jc w:val="left"/>
-            </w:pPr>
-            <w:r>
-              <w:rPr>
-                <w:rFonts w:ascii="Arial" w:cs="Arial" w:eastAsia="Arial" w:hAnsi="Arial"/>
-                <w:b w:val="false"/>
-                <w:bCs w:val="false"/>
-                <w:i w:val="false"/>
-                <w:iCs w:val="false"/>
-                <w:color w:val="000000"/>
-                <w:sz w:val="18"/>
-                <w:szCs w:val="18"/>
-              </w:rPr>
-              <w:t xml:space="preserve"/>
-            </w:r>
-          </w:p>
-          <w:p>
-            <w:pPr>
-              <w:spacing w:after="40" w:before="0"/>
-              <w:jc w:val="left"/>
-            </w:pPr>
-            <w:r>
-              <w:rPr>
-                <w:rFonts w:ascii="Arial" w:cs="Arial" w:eastAsia="Arial" w:hAnsi="Arial"/>
-                <w:b w:val="false"/>
-                <w:bCs w:val="false"/>
-                <w:i w:val="false"/>
-                <w:iCs w:val="false"/>
-                <w:color w:val="000000"/>
-                <w:sz w:val="18"/>
-                <w:szCs w:val="18"/>
-              </w:rPr>
-              <w:t xml:space="preserve">Activity 3 — Back to Gikomba: Display the Gikomba photo again. Say: 'Carbon has 4 valence electrons. Using today's lesson, tell me: how many covalent bonds can one carbon atom form?' [Cold-call 2 students — expected answer: 4.] Say: 'Four bonds in every direction — that flexibility is WHY carbon can build so many different structures. Graphite and diamond are both pure carbon, both covalent — but we will discover in Lesson 5 exactly how the ARRANGEMENT of those bonds creates one of the softest and one of the hardest substances on Earth. For now, write this in your book as our bridge question: If carbon forms 4 covalent bonds in both graphite and diamond, what must be different?'</w:t>
+              <w:t xml:space="preserve">Display the four anchor questions: (1) 'Why does it take so much energy to melt NaCl — what must be broken?' (2) 'Why does NaCl conduct electricity when dissolved in water but NOT as a solid?' (3) 'Why does NaCl dissolve in water — what happens to the lattice?' (4) 'Why is NaCl brittle — what happens when you strike a crystal?' Say: 'In your groups of four, you each have one property to explain using evidence from the simulation and your worksheet. Write a Claim, your Evidence, and your Reasoning on the sticky note. Claim: state what the property is. Evidence: describe what you saw in the simulation or read on the card. Reasoning: connect the evidence to ionic bonding. You have 5 minutes.' WAIT. Circulate and prompt with: 'What are the ions doing when NaCl dissolves? Can the ions move when they are locked in the lattice?' After posting, conduct gallery walk. Then cold-call one spokesperson per group for 30-second CER summary. After all four groups, say: 'What is the ONE structural feature that explains ALL four of these properties?' WAIT 15 seconds. Cold-call: 'Wanjiku, what would you say?' Consolidate by writing on the board: 'Giant ionic lattice → strong electrostatic forces between ions → high melting point, solubility when ions separate, conductivity when ions are mobile, brittleness when planes shift.' Return explicitly to the phenomenon: 'So now we can explain the first part of our Nairobi student's puzzle. Why does her salt dissolve and conduct electricity when dissolved? Because...' — gesture to board and have class complete the sentence chorally.</w:t>
             </w:r>
           </w:p>
         </w:tc>
@@ -10869,7 +10548,7 @@
                 <w:sz w:val="18"/>
                 <w:szCs w:val="18"/>
               </w:rPr>
-              <w:t xml:space="preserve">Contrast and Compare (Structured Comparison Table): Placing the ionic NaCl diagram (Lesson 2) directly beside the covalent H₂O diagram forces students to articulate the conceptual distinction between transfer and sharing using evidence from both lessons. This cross-lesson comparison builds a coherent mental model rather than treating each bond type as an isolated topic. The 'Back to Gikomba' closure re-anchors the abstract chemistry to the phenomenon and creates productive anticipation for Lessons 4–5.</w:t>
+              <w:t xml:space="preserve">Claim-Evidence-Reasoning (CER) framework: CER structures scientific explanation by separating what students claim, what evidence supports it, and the reasoning that links the two. This enacts NGSS Practice 6 (Constructing Explanations) and directly addresses KICD outcome (b) — investigating the relationship between bond type and physical properties. The gallery walk builds collective knowledge and exposes students to all four property explanations before consolidation, ensuring no group only understands their assigned property.</w:t>
             </w:r>
           </w:p>
         </w:tc>
@@ -10901,7 +10580,7 @@
                 <w:sz w:val="18"/>
                 <w:szCs w:val="18"/>
               </w:rPr>
-              <w:t xml:space="preserve">Collect completed comparison tables from 5 randomly selected students at the end of the phase (use these for feedback before Lesson 4). Look for: (1) Correct identification that covalent bonds involve non-metals sharing electrons, not forming ions; (2) Correct use of the term 'lone pair' in explaining dative bonding; (3) The bridge question answer — students who can articulate 'the arrangement or pattern of bonds must differ' show readiness for giant covalent structures in Lesson 5. Students who answer 'the number of bonds must differ' need a prompt to revisit that both graphite and diamond involve 4 bonds per carbon.</w:t>
+              <w:t xml:space="preserve">Teacher reads all four sticky-note CER cards during the gallery walk. Success indicators: Claims use precise language ('NaCl has a high melting point because...' not 'salt is hard to melt'); Evidence references the simulation or data card specifically; Reasoning uses the words 'ions,' 'electrostatic attraction,' or 'lattice.' Flag any group whose Reasoning column simply restates the claim without a structural explanation. Use the choral sentence completion at the end as a quick whole-class comprehension check — listen for 'ionic lattice,' 'ions moving freely,' or 'strong attraction' in student completions.</w:t>
             </w:r>
           </w:p>
         </w:tc>
@@ -10967,7 +10646,7 @@
                 <w:sz w:val="18"/>
                 <w:szCs w:val="18"/>
               </w:rPr>
-              <w:t xml:space="preserve">Students revisit the class Driving Question Board (established in Lesson 1) and update it with new evidence and new questions generated by today's lesson. Each student writes on a sticky note (or scrap paper strip): one thing they can NOW explain about the Gikomba materials that they could not explain at the start of Lesson 1, AND one new question that today's lesson has raised. Notes are placed on the board under two columns: 'We now know…' and 'We still wonder…'. The class reads 3–4 selected notes aloud.</w:t>
+              <w:t xml:space="preserve">Students return to the class Driving Question Board established in Lesson 1. They each receive one sticky note (green = new evidence learned; orange = new question raised). On their green note, students write one specific piece of evidence from today's lesson that helps answer the driving question. On their orange note, they write one new question today's lesson raised for them — particularly connecting to the other substances in the phenomenon (graphite, diamond, aluminium). Students post their notes in the DQB columns and the class does a 2-minute silent read of the new additions.</w:t>
             </w:r>
           </w:p>
         </w:tc>
@@ -11003,7 +10682,7 @@
             <w:pPr>
               <w:spacing w:after="20" w:before="0"/>
             </w:pPr>
-            <w:hyperlink w:history="1" r:id="rIda7c40nxzwy0hph06q5bs7">
+            <w:hyperlink w:history="1" r:id="rIdi4saksu0ajzpgol3cubzr">
               <w:r>
                 <w:rPr>
                   <w:rFonts w:ascii="Arial" w:cs="Arial" w:eastAsia="Arial" w:hAnsi="Arial"/>
@@ -11012,7 +10691,7 @@
                   <w:szCs w:val="16"/>
                   <w:u w:val="single" w:color="2E75B6"/>
                 </w:rPr>
-                <w:t xml:space="preserve">Common polyatomic ions</w:t>
+                <w:t xml:space="preserve">Genetics vocabulary</w:t>
               </w:r>
             </w:hyperlink>
           </w:p>
@@ -11036,7 +10715,7 @@
               <w:spacing w:after="10" w:before="0"/>
               <w:ind w:left="120"/>
             </w:pPr>
-            <w:hyperlink w:history="1" r:id="rIdae8zjbvc5arzywyqfr7p0">
+            <w:hyperlink w:history="1" r:id="rId8wo4gpt4xl_t8va0zia_m">
               <w:r>
                 <w:rPr>
                   <w:rFonts w:ascii="Arial" w:cs="Arial" w:eastAsia="Arial" w:hAnsi="Arial"/>
@@ -11081,7 +10760,7 @@
             <w:pPr>
               <w:spacing w:after="20" w:before="0"/>
             </w:pPr>
-            <w:hyperlink w:history="1" r:id="rIdsi2zsb6u3kg5ghsevakfp">
+            <w:hyperlink w:history="1" r:id="rIdmninxnb7letpgx-ztdaws">
               <w:r>
                 <w:rPr>
                   <w:rFonts w:ascii="Arial" w:cs="Arial" w:eastAsia="Arial" w:hAnsi="Arial"/>
@@ -11114,7 +10793,7 @@
               <w:spacing w:after="10" w:before="0"/>
               <w:ind w:left="120"/>
             </w:pPr>
-            <w:hyperlink w:history="1" r:id="rIdbnadtn6j7nupecayinfx7">
+            <w:hyperlink w:history="1" r:id="rIdxdwdacuowwsacwsy2pnba">
               <w:r>
                 <w:rPr>
                   <w:rFonts w:ascii="Arial" w:cs="Arial" w:eastAsia="Arial" w:hAnsi="Arial"/>
@@ -11156,7 +10835,7 @@
                 <w:sz w:val="18"/>
                 <w:szCs w:val="18"/>
               </w:rPr>
-              <w:t xml:space="preserve">Say: 'Take out a piece of paper and tear two small strips. On the first strip, write: something about our Gikomba materials — the salt, the graphite pencil, the diamond cutter, or the copper wire — that you can NOW explain using covalent or dative covalent bonding. On the second strip, write a NEW question that today's lesson has raised for you — something you still cannot explain.' Give 2 minutes of silent writing. [WAIT TIME: enforce silence.] Ask 4 students to read their 'We now know' strips aloud before placing them on the board. Ask 3 students to read their 'We still wonder' strips. Say: 'Look at these new questions — several of you are asking why graphite conducts electricity if it is covalently bonded. That is an excellent question. Look at this board — we will answer it together by Lesson 5.' Point to existing DQB questions from Lessons 1 and 2. Say: 'Compare: in Lesson 1 we asked WHY do these solids behave differently. In Lesson 2 we answered part of it for salt. Today we have answered part of it for water and CO₂. The graphite and diamond mystery — that is our next target.'</w:t>
+              <w:t xml:space="preserve">Direct students to the DQB and say: 'In Lesson 1 we put up our first questions about why salt, graphite, diamond, and aluminium behave so differently. Today we have gathered real evidence about salt. On your GREEN note, write one specific thing you learned today that helps answer our driving question — be specific, use the word ionic bond or lattice. On your ORANGE note, write one new question today raised for you — maybe about graphite, diamond, or aluminium. You have 2 minutes.' WAIT 2 minutes. 'Come post your notes now.' After posting, say: 'Two minutes of silent reading — read the new additions around you.' After silent read, cold-call 2 students: 'Kamau, read us one orange question that someone else wrote that YOU also want answered.' 'Aisha, is there a green evidence note that surprises you?' Point to the DQB columns for the remaining substances and say: 'We have explained the SALT. Three substances remain in our phenomenon. What do you think the next lessons will investigate?' Take 2-3 quick responses. Affirm: 'Exactly — we now need to investigate covalent bonds to explain graphite and diamond, and metallic bonds for aluminium. The DQB is our map.'</w:t>
             </w:r>
           </w:p>
         </w:tc>
@@ -11188,7 +10867,7 @@
                 <w:sz w:val="18"/>
                 <w:szCs w:val="18"/>
               </w:rPr>
-              <w:t xml:space="preserve">Driving Question Board Update (Evidence Tracking): The DQB serves as a public, cumulative record of the class's growing understanding across the 8-lesson sequence. By explicitly separating 'We now know' from 'We still wonder', students practise the scientific practice of distinguishing evidence-based claims from open questions — mirroring how real scientists track progress. Seeing unanswered questions about graphite and diamond persist on the board creates purposeful intellectual tension that motivates upcoming lessons.</w:t>
+              <w:t xml:space="preserve">Dual-coded DQB update (Evidence + New Questions): Using two colours distinguishes between knowledge consolidation (green) and productive uncertainty (orange). This enacts NGSS Practice 1 (Asking Questions) and makes metacognitive growth visible — students can see the board filling with evidence over the 8-lesson sequence. Directing students to read each other's orange questions builds shared intellectual curiosity and previews the storyline arc of upcoming lessons.</w:t>
             </w:r>
           </w:p>
         </w:tc>
@@ -11220,7 +10899,7 @@
                 <w:sz w:val="18"/>
                 <w:szCs w:val="18"/>
               </w:rPr>
-              <w:t xml:space="preserve">Read all submitted strips (collected at end of lesson or photographed). Look for: (1) 'We now know' strips that correctly reference electron sharing, specific molecules (H₂O, CO₂, N₂), or the octet rule — these show conceptual uptake; (2) 'We now know' strips that are vague ('covalent bonds exist') — these students need more scaffolding; (3) 'We still wonder' strips asking about graphite conductivity, diamond hardness, or why carbon bonds differently in each — these show productive scientific curiosity and readiness for Lessons 4–5; (4) 'We still wonder' strips that revisit already-answered questions (e.g., 'why does salt dissolve?') — check whether these students were present in Lesson 2.</w:t>
+              <w:t xml:space="preserve">Teacher reads green notes for specificity: acceptable = 'Na loses 1 electron to Cl, forming Na⁺ and Cl⁻ in a lattice that explains salt's high melting point'; insufficient = 'ionic bonds form.' Orange notes are assessed for productive directionality: ideal questions reference the other phenomenon substances ('Does graphite also have a lattice?', 'Why doesn't aluminium dissolve like salt does?'). Questions that reveal persistent misconceptions (e.g., 'If NaCl dissolves, does the bond break forever?') are flagged for explicit address in the Lesson 4 preview.</w:t>
             </w:r>
           </w:p>
         </w:tc>
@@ -11286,7 +10965,7 @@
                 <w:sz w:val="18"/>
                 <w:szCs w:val="18"/>
               </w:rPr>
-              <w:t xml:space="preserve">Students return to their cumulative class model of the Gikomba Market materials (a large wall poster or section of the board begun in Lesson 1 and updated in Lesson 2). Working in groups of 4, each group adds to the graphite pencil and diamond cutter sections of the model by sketching a Lewis dot-and-cross diagram for a carbon-carbon covalent bond and labelling it with: bond type (covalent), electron origin (shared from both carbons), and a question mark cloud over the arrangement (since full structure is deferred to Lesson 5). Groups also add water molecule diagrams to a 'molecules in our environment' section of the model, referencing cooking ugali and irrigation on Kericho tea farms.</w:t>
+              <w:t xml:space="preserve">Students revise their cumulative class model — a large A3 poster begun in Lesson 1 that maps the four phenomenon substances to their bonding explanations. Today they add an 'Ionic Bonding Panel' for NaCl: a hand-drawn 2D ionic lattice diagram showing alternating Na⁺ and Cl⁻ ions, annotated with (1) the dot-and-cross diagram showing electron transfer, (2) arrows labelling electrostatic attraction, and (3) a properties box listing the four NaCl properties and their structural explanations. Students also sketch the NaCl model using locally available materials concept (e.g., two colours of dried maize and beans to represent Na⁺ and Cl⁻ ions in the lattice) as a note for the upcoming project. Individual students then do a 3-minute 'model revision' in their notebooks — updating their Lesson 1 initial model with today's ionic bonding evidence.</w:t>
             </w:r>
           </w:p>
         </w:tc>
@@ -11322,7 +11001,7 @@
             <w:pPr>
               <w:spacing w:after="20" w:before="0"/>
             </w:pPr>
-            <w:hyperlink w:history="1" r:id="rIdj8a0nrqpk8rxmkytwzzgo">
+            <w:hyperlink w:history="1" r:id="rIdqnvcwusuhd3z5imxvt6o3">
               <w:r>
                 <w:rPr>
                   <w:rFonts w:ascii="Arial" w:cs="Arial" w:eastAsia="Arial" w:hAnsi="Arial"/>
@@ -11331,7 +11010,7 @@
                   <w:szCs w:val="16"/>
                   <w:u w:val="single" w:color="2E75B6"/>
                 </w:rPr>
-                <w:t xml:space="preserve">Common polyatomic ions</w:t>
+                <w:t xml:space="preserve">Genetics vocabulary</w:t>
               </w:r>
             </w:hyperlink>
           </w:p>
@@ -11355,7 +11034,7 @@
               <w:spacing w:after="10" w:before="0"/>
               <w:ind w:left="120"/>
             </w:pPr>
-            <w:hyperlink w:history="1" r:id="rIdqid6tuutrjqmdltwfua5t">
+            <w:hyperlink w:history="1" r:id="rIdgjw8m5alk8gaourdzawbx">
               <w:r>
                 <w:rPr>
                   <w:rFonts w:ascii="Arial" w:cs="Arial" w:eastAsia="Arial" w:hAnsi="Arial"/>
@@ -11400,7 +11079,7 @@
             <w:pPr>
               <w:spacing w:after="20" w:before="0"/>
             </w:pPr>
-            <w:hyperlink w:history="1" r:id="rIdcwlctw57ddqsoq9u3ywfs">
+            <w:hyperlink w:history="1" r:id="rIdx54phkq52ofdtpbjohmpn">
               <w:r>
                 <w:rPr>
                   <w:rFonts w:ascii="Arial" w:cs="Arial" w:eastAsia="Arial" w:hAnsi="Arial"/>
@@ -11433,7 +11112,7 @@
               <w:spacing w:after="10" w:before="0"/>
               <w:ind w:left="120"/>
             </w:pPr>
-            <w:hyperlink w:history="1" r:id="rIdoi_iv5oaqpzfagosxlpxe">
+            <w:hyperlink w:history="1" r:id="rIdu5o9negodgwqjhoormavw">
               <w:r>
                 <w:rPr>
                   <w:rFonts w:ascii="Arial" w:cs="Arial" w:eastAsia="Arial" w:hAnsi="Arial"/>
@@ -11475,7 +11154,7 @@
                 <w:sz w:val="18"/>
                 <w:szCs w:val="18"/>
               </w:rPr>
-              <w:t xml:space="preserve">Distribute model posters/wall sections (or direct groups to the class wall model). Say: 'In Lesson 2, your group added an ionic bond diagram to the sodium chloride section. Today, you will add covalent bonding evidence to the graphite and diamond sections, AND add a water molecule to our environment section.' Give groups 5 minutes. Circulate and prompt with: 'Show me with your dots and crosses — where do the shared electrons come from in your carbon-carbon bond?' [WAIT TIME per group: 10 seconds before scaffolding.] After 5 minutes, call the class back. Select 2 groups to present their additions — one from the carbon section, one from the water section. Say: 'Notice that the graphite and diamond sections of our model BOTH show covalent bonding — yet we know from Gikomba that they behave completely differently. Our model cannot yet explain this. That question mark cloud stays on the board. We will resolve it in Lesson 5 when we study giant covalent structures.' End by saying: 'Today we learned that sharing electrons — covalent bonding — holds together the graphite in the pencil, the water we cook ugali with, the CO₂ we breathe out, and the nitrogen in the air. The bond type is the same word — covalent — but the number of bonds and the arrangement of atoms creates an entirely different world of properties. That is the mystery we are solving together.'</w:t>
+              <w:t xml:space="preserve">Distribute the A3 class model posters (one per group, stored from Lesson 1). Say: 'In Lesson 1 you drew a first rough model of why these substances behave differently. Today we can fill in the NaCl panel with real evidence. Your panel must include three things — I am writing them on the board: (1) a dot-and-cross diagram showing Na giving an electron to Cl; (2) a sketch of the ionic lattice with ions labelled; (3) a properties box with at least three properties explained structurally. You have 6 minutes.' WAIT and circulate. Prompt with: 'How does the lattice diagram explain the high melting point? Add that as an annotation.' After 6 minutes, ask each group to display their poster panel. Quick cold-call: 'Otieno's group — point to where in your diagram you can see WHY NaCl conducts when dissolved but not as a solid.' Then say: 'Now individually, take 3 minutes to update YOUR personal model in your notebook. What did you draw in Lesson 1 that you now know was incomplete or wrong? Revise it.' WAIT 3 minutes. Close by saying: 'Your model is growing lesson by lesson. By Lesson 8, it will explain everything our Nairobi student observed. Today you explained the salt. Three more substances to go.'</w:t>
             </w:r>
           </w:p>
         </w:tc>
@@ -11507,7 +11186,7 @@
                 <w:sz w:val="18"/>
                 <w:szCs w:val="18"/>
               </w:rPr>
-              <w:t xml:space="preserve">Cumulative Model Revision (Progressive Model Building): The class model — initiated in Lesson 1 as a mystery about the Gikomba materials — is revised each lesson as new evidence is gathered. This models the scientific practice of revising explanations in light of new evidence. By explicitly leaving question mark clouds over unexplained features (graphite vs. diamond structures), the teacher signals that scientific models are always works in progress, building epistemic humility and motivating future inquiry.</w:t>
+              <w:t xml:space="preserve">Cumulative Model Revision (NGSS Practice 2 — Developing and Using Models): The A3 poster model grows across all 8 lessons, making conceptual development visible and giving students ownership of a scientific explanation that becomes progressively more complete. Connecting the ionic lattice to locally available materials (maize = Na⁺, beans = Cl⁻) pre-figures the KICD project work and honours the PCI of using locally available materials for model-building. Individual notebook revision enacts metacognition — students must identify what they now know was incomplete in their Lesson 1 model.</w:t>
             </w:r>
           </w:p>
         </w:tc>
@@ -11539,7 +11218,7 @@
                 <w:sz w:val="18"/>
                 <w:szCs w:val="18"/>
               </w:rPr>
-              <w:t xml:space="preserve">Examine each group's model additions after the lesson. Assess: (1) Is the shared pair drawn between two carbon atoms (not on one side only)? (2) Does the label correctly say 'covalent' not 'ionic'? (3) Does the water molecule diagram show 2 lone pairs on oxygen and correct bond angles implied by the Lewis structure? (4) Has the group articulated — in any form — that graphite and diamond are both covalent but the arrangement differs? Groups whose model additions are accurate and include the question mark cloud about arrangement show strong readiness for Lesson 5. Groups whose additions still show ion formation or electron transfer in the carbon-carbon bond need individual follow-up before Lesson 4.</w:t>
+              <w:t xml:space="preserve">Assess class model panels for three non-negotiables: (1) electron transfer shown with dot-and-cross convention (Na dots moving to Cl); (2) lattice sketch shows regular alternating ion pattern; (3) at least one property is explained with the word 'because' linked to a structural feature. Individual notebook revisions are checked in the following lesson for evidence of model growth — teacher looks for crossed-out or annotated Lesson 1 sketches indicating genuine revision rather than a fresh drawing ignoring prior work.</w:t>
             </w:r>
           </w:p>
         </w:tc>
@@ -11632,83 +11311,83 @@
                 <w:sz w:val="18"/>
                 <w:szCs w:val="18"/>
               </w:rPr>
-              <w:t xml:space="preserve">1. During the Predict phase, what misconceptions did students reveal about how non-metals bond — and did I successfully hold these as open hypotheses rather than correcting them immediately, so that the Observe phase could provide the correcting evidence?</w:t>
-            </w:r>
-          </w:p>
-          <w:p>
-            <w:pPr>
-              <w:spacing w:after="40" w:before="0"/>
-              <w:jc w:val="left"/>
-            </w:pPr>
-            <w:r>
-              <w:rPr>
-                <w:rFonts w:ascii="Arial" w:cs="Arial" w:eastAsia="Arial" w:hAnsi="Arial"/>
-                <w:b w:val="false"/>
-                <w:bCs w:val="false"/>
-                <w:i w:val="false"/>
-                <w:iCs w:val="false"/>
-                <w:color w:val="000000"/>
-                <w:sz w:val="18"/>
-                <w:szCs w:val="18"/>
-              </w:rPr>
-              <w:t xml:space="preserve">2. When building Lewis diagrams live on the board for H₂O, CO₂, and N₂, did I give students sufficient wait time (at least 10 seconds) to reason through the number of bonds before cold-calling, or did I inadvertently give away the answer through facial expression or leading hints?</w:t>
-            </w:r>
-          </w:p>
-          <w:p>
-            <w:pPr>
-              <w:spacing w:after="40" w:before="0"/>
-              <w:jc w:val="left"/>
-            </w:pPr>
-            <w:r>
-              <w:rPr>
-                <w:rFonts w:ascii="Arial" w:cs="Arial" w:eastAsia="Arial" w:hAnsi="Arial"/>
-                <w:b w:val="false"/>
-                <w:bCs w:val="false"/>
-                <w:i w:val="false"/>
-                <w:iCs w:val="false"/>
-                <w:color w:val="000000"/>
-                <w:sz w:val="18"/>
-                <w:szCs w:val="18"/>
-              </w:rPr>
-              <w:t xml:space="preserve">3. Were students able to clearly articulate the distinction between a dative covalent bond and a regular covalent bond by the end of the Explain phase — specifically, could they state that in a dative bond one atom donates BOTH electrons of the shared pair? What evidence from the DQB strips or model building supports or challenges this?</w:t>
-            </w:r>
-          </w:p>
-          <w:p>
-            <w:pPr>
-              <w:spacing w:after="40" w:before="0"/>
-              <w:jc w:val="left"/>
-            </w:pPr>
-            <w:r>
-              <w:rPr>
-                <w:rFonts w:ascii="Arial" w:cs="Arial" w:eastAsia="Arial" w:hAnsi="Arial"/>
-                <w:b w:val="false"/>
-                <w:bCs w:val="false"/>
-                <w:i w:val="false"/>
-                <w:iCs w:val="false"/>
-                <w:color w:val="000000"/>
-                <w:sz w:val="18"/>
-                <w:szCs w:val="18"/>
-              </w:rPr>
-              <w:t xml:space="preserve">4. Did the 'Back to Gikomba' anchor at the end of the Explain phase successfully re-ignite curiosity about why graphite and diamond differ, or did students seem satisfied with the partial explanation and less motivated to pursue the question in Lessons 4–5? What adjustments could create more productive intellectual tension?</w:t>
-            </w:r>
-          </w:p>
-          <w:p>
-            <w:pPr>
-              <w:spacing w:after="40" w:before="0"/>
-              <w:jc w:val="left"/>
-            </w:pPr>
-            <w:r>
-              <w:rPr>
-                <w:rFonts w:ascii="Arial" w:cs="Arial" w:eastAsia="Arial" w:hAnsi="Arial"/>
-                <w:b w:val="false"/>
-                <w:bCs w:val="false"/>
-                <w:i w:val="false"/>
-                <w:iCs w:val="false"/>
-                <w:color w:val="000000"/>
-                <w:sz w:val="18"/>
-                <w:szCs w:val="18"/>
-              </w:rPr>
-              <w:t xml:space="preserve">5. Looking at the updated class model, do all groups' additions show conceptual accuracy in representing electron sharing, or are there persistent ionic-transfer diagrams that need to be addressed at the start of Lesson 4 before moving to metallic bonding?</w:t>
+              <w:t xml:space="preserve">1. During the Predict Phase, what were the most common student predictions about electron behaviour — did most students predict transfer or sharing? What does this reveal about the strength of Lesson 2 teaching on valence electrons, and how will you address residual confusion between ionic and covalent bonding in Lesson 4?</w:t>
+            </w:r>
+          </w:p>
+          <w:p>
+            <w:pPr>
+              <w:spacing w:after="40" w:before="0"/>
+              <w:jc w:val="left"/>
+            </w:pPr>
+            <w:r>
+              <w:rPr>
+                <w:rFonts w:ascii="Arial" w:cs="Arial" w:eastAsia="Arial" w:hAnsi="Arial"/>
+                <w:b w:val="false"/>
+                <w:bCs w:val="false"/>
+                <w:i w:val="false"/>
+                <w:iCs w:val="false"/>
+                <w:color w:val="000000"/>
+                <w:sz w:val="18"/>
+                <w:szCs w:val="18"/>
+              </w:rPr>
+              <w:t xml:space="preserve">2. When students completed the CaCl₂ dot-and-cross diagram, how many pairs correctly showed calcium transferring one electron to EACH of two chlorine atoms? Which pairs struggled, and what specific scaffolding would you provide before Lesson 4 to close this gap?</w:t>
+            </w:r>
+          </w:p>
+          <w:p>
+            <w:pPr>
+              <w:spacing w:after="40" w:before="0"/>
+              <w:jc w:val="left"/>
+            </w:pPr>
+            <w:r>
+              <w:rPr>
+                <w:rFonts w:ascii="Arial" w:cs="Arial" w:eastAsia="Arial" w:hAnsi="Arial"/>
+                <w:b w:val="false"/>
+                <w:bCs w:val="false"/>
+                <w:i w:val="false"/>
+                <w:iCs w:val="false"/>
+                <w:color w:val="000000"/>
+                <w:sz w:val="18"/>
+                <w:szCs w:val="18"/>
+              </w:rPr>
+              <w:t xml:space="preserve">3. How specific and structural were the CER sticky-note explanations? Did students use causal language connecting the ionic lattice to properties, or did they describe properties without explanation? What questioning moves could deepen causal reasoning in the next lesson?</w:t>
+            </w:r>
+          </w:p>
+          <w:p>
+            <w:pPr>
+              <w:spacing w:after="40" w:before="0"/>
+              <w:jc w:val="left"/>
+            </w:pPr>
+            <w:r>
+              <w:rPr>
+                <w:rFonts w:ascii="Arial" w:cs="Arial" w:eastAsia="Arial" w:hAnsi="Arial"/>
+                <w:b w:val="false"/>
+                <w:bCs w:val="false"/>
+                <w:i w:val="false"/>
+                <w:iCs w:val="false"/>
+                <w:color w:val="000000"/>
+                <w:sz w:val="18"/>
+                <w:szCs w:val="18"/>
+              </w:rPr>
+              <w:t xml:space="preserve">4. Looking at the DQB orange (new question) notes: what questions did students raise about graphite, diamond, and aluminium that you should explicitly address in Lessons 4–6? Are there any misconceptions evident in the questions that need proactive correction?</w:t>
+            </w:r>
+          </w:p>
+          <w:p>
+            <w:pPr>
+              <w:spacing w:after="40" w:before="0"/>
+              <w:jc w:val="left"/>
+            </w:pPr>
+            <w:r>
+              <w:rPr>
+                <w:rFonts w:ascii="Arial" w:cs="Arial" w:eastAsia="Arial" w:hAnsi="Arial"/>
+                <w:b w:val="false"/>
+                <w:bCs w:val="false"/>
+                <w:i w:val="false"/>
+                <w:iCs w:val="false"/>
+                <w:color w:val="000000"/>
+                <w:sz w:val="18"/>
+                <w:szCs w:val="18"/>
+              </w:rPr>
+              <w:t xml:space="preserve">5. Did the 40-minute timeframe allow all five phases to be completed meaningfully, or did time pressure compress the Model Building Phase? If so, which phase adjustment would you make — and how would you preserve the cumulative model revision that is critical to the 8-lesson storyline?</w:t>
             </w:r>
           </w:p>
         </w:tc>
@@ -11835,7 +11514,7 @@
                 <w:sz w:val="18"/>
                 <w:szCs w:val="18"/>
               </w:rPr>
-              <w:t xml:space="preserve">Students observed (through live board construction and ARES simulation) that non-metal atoms such as hydrogen, oxygen, carbon, and nitrogen share electron pairs — rather than transferring electrons — to achieve full outer shells, forming single bonds (H₂O), double bonds (CO₂), and triple bonds (N₂). They also observed that in the dative covalent bond of NH₄⁺, one atom (nitrogen) donates both electrons of the shared pair to an atom that contributes none (H⁺).</w:t>
+              <w:t xml:space="preserve">Students observed (via simulation) that sodium atoms transfer one valence electron to chlorine atoms, forming Na⁺ cations and Cl⁻ anions that arrange into a regular 3D giant ionic lattice. They observed that this lattice has a high melting point (801°C), dissolves in water as ions separate, and conducts electricity only when ions are free to move (dissolved or molten state).</w:t>
             </w:r>
           </w:p>
         </w:tc>
@@ -11901,7 +11580,7 @@
                 <w:sz w:val="18"/>
                 <w:szCs w:val="18"/>
               </w:rPr>
-              <w:t xml:space="preserve">Covalent bonds form when two non-metal atoms each contribute one electron to a shared pair, satisfying the octet rule for both atoms without creating ions. The number of shared pairs determines whether the bond is single, double, or triple — and triple bonds (as in N₂) are stronger and shorter. A dative covalent bond is a special case where one atom donates both electrons of the shared pair; the bond is identical once formed but its origin is marked with an arrow. Carbon's 4 valence electrons allow it to form 4 covalent bonds, making it the basis of both graphite and diamond — though the arrangement of those bonds, not yet explained, must account for their dramatically different properties.</w:t>
+              <w:t xml:space="preserve">Ionic bonds form through electron transfer — metals lose electrons to become cations, non-metals gain electrons to become anions, and the electrostatic attraction between opposite charges constitutes the ionic bond. The giant ionic lattice structure of NaCl (and similar compounds like MgO and CaCl₂) directly determines physical properties: strong electrostatic forces explain the high melting point; separation of ions in water explains solubility; mobile ions in solution explain conductivity; and the rigid lattice explains brittleness. Lewis dot-and-cross diagrams are the representation tool for showing electron transfer in ionic compounds.</w:t>
             </w:r>
           </w:p>
         </w:tc>
@@ -11967,7 +11646,7 @@
                 <w:sz w:val="18"/>
                 <w:szCs w:val="18"/>
               </w:rPr>
-              <w:t xml:space="preserve">This lesson begins to explain why the graphite pencil and diamond cutter at Gikomba Market — both made of carbon — are covalently bonded, distinguishing covalent bonding (electron sharing between non-metals) from the ionic bonding (electron transfer) that explains sodium chloride's behaviour. It does not yet fully explain the graphite-versus-diamond contrast (deferred to Lesson 5 on giant covalent structures) but establishes the foundational concept that covalent bonding produces molecules or networks of atoms held together by shared electrons, setting up the next phase of the Gikomba Market mystery.</w:t>
+              <w:t xml:space="preserve">The first part of the anchoring phenomenon is now explained: the Form 4 student's table salt (NaCl) dissolves instantly in water because the polar water molecules separate the Na⁺ and Cl⁻ ions from the lattice, and it conducts electricity when dissolved because those free ions carry charge. Its high melting point — why it survives cooking temperatures — is explained by the very strong electrostatic forces between ions throughout the giant lattice. This provides one complete evidence block for the driving question: ionic bonding produces a giant ionic structure whose properties (solubility, conductivity when dissolved, high melting point, brittleness) are entirely explained by the nature and arrangement of the ions formed through electron transfer.</w:t>
             </w:r>
           </w:p>
         </w:tc>
@@ -12036,7 +11715,7 @@
                 <w:sz w:val="22"/>
                 <w:szCs w:val="22"/>
               </w:rPr>
-              <w:t xml:space="preserve">LESSON 4 (40 minutes): Lesson 4 — Hydrogen Bonds and Van der Waals Forces: Why Does Water Boil So Much Higher Than Expected?</w:t>
+              <w:t xml:space="preserve">LESSON 4 (40 minutes): Lesson 4 — Covalent and Dative Covalent Bonding: Why Do Atoms Share Electrons?</w:t>
             </w:r>
           </w:p>
         </w:tc>
@@ -12203,7 +11882,7 @@
                 <w:sz w:val="18"/>
                 <w:szCs w:val="18"/>
               </w:rPr>
-              <w:t xml:space="preserve">Students investigate intermolecular forces — hydrogen bonds and Van der Waals forces — to explain why simple molecular substances like water have unexpectedly high boiling points and to connect these weak forces to the physical properties of substances sold at Gikomba Market.</w:t>
+              <w:t xml:space="preserve">Students investigate how non-metal atoms achieve stability by sharing electrons rather than transferring them, constructing Lewis diagrams for simple molecules and connecting simple molecular structures to their characteristically low melting points and non-conductivity — advancing the storyline toward explaining why graphite and diamond (both covalent) behave so differently from each other and from NaCl.</w:t>
             </w:r>
           </w:p>
         </w:tc>
@@ -12270,7 +11949,7 @@
                 <w:sz w:val="18"/>
                 <w:szCs w:val="18"/>
               </w:rPr>
-              <w:t xml:space="preserve">–  Hydrogen bonds form between a hydrogen atom covalently bonded to a highly electronegative atom (N, O, or F) and a lone pair on an electronegative atom of a neighbouring molecule</w:t>
+              <w:t xml:space="preserve">–  Define a covalent bond as the electrostatic attraction between two nuclei and a shared pair of electrons, distinguishing it from ionic electron transfer</w:t>
             </w:r>
           </w:p>
           <w:p>
@@ -12290,7 +11969,7 @@
                 <w:sz w:val="18"/>
                 <w:szCs w:val="18"/>
               </w:rPr>
-              <w:t xml:space="preserve">–  Van der Waals (dispersion) forces are weak, temporary, instantaneous dipole-induced dipole attractions present in all molecules, increasing in strength with increasing molecular size</w:t>
+              <w:t xml:space="preserve">–  Draw correct Lewis (dot-and-cross) diagrams for H₂, O₂, H₂O, CO₂, and NH₃, showing single, double, and triple bonds</w:t>
             </w:r>
           </w:p>
           <w:p>
@@ -12310,7 +11989,27 @@
                 <w:sz w:val="18"/>
                 <w:szCs w:val="18"/>
               </w:rPr>
-              <w:t xml:space="preserve">–  Simple molecular substances have low melting and boiling points, are generally poor conductors of electricity, and have variable solubility due to the weakness of intermolecular forces compared to intramolecular bonds</w:t>
+              <w:t xml:space="preserve">–  Explain dative (coordinate) covalent bonds in NH₄⁺ and H₃O⁺ as bonds in which both shared electrons come from one atom</w:t>
+            </w:r>
+          </w:p>
+          <w:p>
+            <w:pPr>
+              <w:spacing w:after="30" w:before="0"/>
+              <w:ind w:left="360" w:hanging="180"/>
+              <w:jc w:val="left"/>
+            </w:pPr>
+            <w:r>
+              <w:rPr>
+                <w:rFonts w:ascii="Arial" w:cs="Arial" w:eastAsia="Arial" w:hAnsi="Arial"/>
+                <w:b w:val="false"/>
+                <w:bCs w:val="false"/>
+                <w:i w:val="false"/>
+                <w:iCs w:val="false"/>
+                <w:color w:val="000000"/>
+                <w:sz w:val="18"/>
+                <w:szCs w:val="18"/>
+              </w:rPr>
+              <w:t xml:space="preserve">–  Relate simple molecular covalent structures to low melting points and non-conductivity</w:t>
             </w:r>
           </w:p>
         </w:tc>
@@ -12377,7 +12076,7 @@
                 <w:sz w:val="18"/>
                 <w:szCs w:val="18"/>
               </w:rPr>
-              <w:t xml:space="preserve">–  Draw diagrams showing hydrogen bonding between water molecules using dot-and-cross notation and dashed lines to represent hydrogen bonds</w:t>
+              <w:t xml:space="preserve">–  Construct and interpret Lewis dot-and-cross diagrams for simple covalent and dative covalent species</w:t>
             </w:r>
           </w:p>
           <w:p>
@@ -12397,7 +12096,7 @@
                 <w:sz w:val="18"/>
                 <w:szCs w:val="18"/>
               </w:rPr>
-              <w:t xml:space="preserve">–  Analyse and compare boiling point data for simple molecular substances to infer the relative strength of intermolecular forces</w:t>
+              <w:t xml:space="preserve">–  Analyse physical property data (melting point, conductivity) and infer the bond type and structure responsible</w:t>
             </w:r>
           </w:p>
         </w:tc>
@@ -12464,7 +12163,7 @@
                 <w:sz w:val="18"/>
                 <w:szCs w:val="18"/>
               </w:rPr>
-              <w:t xml:space="preserve">–  Appreciate that invisible forces at the molecular scale explain observable, real-world behaviour of everyday Kenyan substances such as water, cooking oil, and kerosene</w:t>
+              <w:t xml:space="preserve">–  Appreciate that the same type of bonding (covalent) can produce strikingly different large-scale structures and properties, building curiosity about the diamond–graphite contrast</w:t>
             </w:r>
           </w:p>
           <w:p>
@@ -12484,7 +12183,7 @@
                 <w:sz w:val="18"/>
                 <w:szCs w:val="18"/>
               </w:rPr>
-              <w:t xml:space="preserve">–  Show intellectual curiosity by questioning why substances that seem similar at the macroscopic level behave very differently</w:t>
+              <w:t xml:space="preserve">–  Show care and precision when drawing diagrams, recognising that accuracy in representing electron pairs is essential for correct scientific communication</w:t>
             </w:r>
           </w:p>
         </w:tc>
@@ -12550,7 +12249,7 @@
                 <w:sz w:val="18"/>
                 <w:szCs w:val="18"/>
               </w:rPr>
-              <w:t xml:space="preserve">How does the type of chemical bond in a substance determine its physical properties and uses?</w:t>
+              <w:t xml:space="preserve">How do chemical bonds influence the properties of a substance — specifically, why do covalently bonded simple molecular substances have low melting points and do not conduct electricity?</w:t>
             </w:r>
           </w:p>
         </w:tc>
@@ -12616,7 +12315,7 @@
                 <w:sz w:val="18"/>
                 <w:szCs w:val="18"/>
               </w:rPr>
-              <w:t xml:space="preserve">Having established ionic and covalent bonding in Lessons 1–3, students now encounter a third category of force — intermolecular forces — which operate between, not within, molecules. This lesson explains why water (used to dissolve NaCl from the Gikomba vendor's bag) has such a high boiling point, and sets up the comparative framework needed to fully solve the driving question about why the four Gikomba solids behave so differently.</w:t>
+              <w:t xml:space="preserve">Having established in Lesson 3 why NaCl is soluble and conducts electricity when dissolved (ionic giant structure), students now turn to the covalent world. This lesson builds the electron-sharing model needed to later explain why graphite conducts electricity (giant covalent layer structure with delocalised electrons) and why diamond is the hardest known substance (giant covalent network) — contrasts that have puzzled the Form 4 student since Lesson 1. By the end of this lesson, students can explain why simple molecular covalent substances (like the CO₂ in bread rising or the H₂O in the sufuria of boiling water) have very low melting points compared with NaCl, setting up the giant covalent structures in Lesson 5.</w:t>
             </w:r>
           </w:p>
         </w:tc>
@@ -12666,7 +12365,25 @@
             </w:tcMar>
             <w:vAlign w:val="top"/>
           </w:tcPr>
-          <w:p/>
+          <w:p>
+            <w:pPr>
+              <w:spacing w:after="40" w:before="0"/>
+              <w:jc w:val="left"/>
+            </w:pPr>
+            <w:r>
+              <w:rPr>
+                <w:rFonts w:ascii="Arial" w:cs="Arial" w:eastAsia="Arial" w:hAnsi="Arial"/>
+                <w:b w:val="false"/>
+                <w:bCs w:val="false"/>
+                <w:i w:val="false"/>
+                <w:iCs w:val="false"/>
+                <w:color w:val="000000"/>
+                <w:sz w:val="18"/>
+                <w:szCs w:val="18"/>
+              </w:rPr>
+              <w:t xml:space="preserve">No hazardous chemicals are used. If molecular model kits are available, remind students to handle small spheres carefully so they are not swallowed or lost. No specific chemical hazards.</w:t>
+            </w:r>
+          </w:p>
         </w:tc>
       </w:tr>
     </w:tbl>
@@ -12757,7 +12474,7 @@
                 <w:sz w:val="18"/>
                 <w:szCs w:val="18"/>
               </w:rPr>
-              <w:t xml:space="preserve">Lesson 4 opens a new chapter in the unit's evidence-gathering sequence by shifting the question from bonds within molecules (intramolecular) to forces between molecules (intermolecular). Students begin with a puzzling piece of data: water (H₂O, molecular weight 18 g/mol) boils at 100°C, while hydrogen sulfide (H₂S, molecular weight 34 g/mol) — a heavier molecule — boils at only −60°C. This anomaly cannot be explained by covalent bonding alone and launches the investigation of hydrogen bonds. Students observe a simple classroom demonstration of water's surface tension (a needle or a 10-cent coin floating on still water in a basin) and analyse a data table comparing boiling points of Group VI hydrides, connecting the trend to bond strength.</w:t>
+              <w:t xml:space="preserve">This lesson opens by returning to the anchoring phenomenon: the Form 4 student noticed that graphite (carbon atoms only) conducts electricity while diamond (also carbon atoms only) does not — yet both are purely covalent. Before students can understand that contrast, they must first master what a covalent bond actually is. The lesson begins with a predict task in which students consider why two chlorine atoms — neither of which can simply donate or receive electrons like Na and Cl do — would bond at all. This creates productive cognitive conflict that motivates the electron-sharing model.</w:t>
             </w:r>
           </w:p>
           <w:p>
@@ -12795,7 +12512,7 @@
                 <w:sz w:val="18"/>
                 <w:szCs w:val="18"/>
               </w:rPr>
-              <w:t xml:space="preserve">In the Explain Phase, students construct hydrogen bond diagrams for water and then generalise to Van der Waals forces, which are introduced as the weakest intermolecular force present in all molecules, including non-polar ones like candle wax and cooking gas (LPG). The lesson uses locally relevant Kenyan examples throughout: water from Lake Victoria, kerosene used in jikos across Nairobi, cooking oil used to fry mandazi, and wax from candles in rural homes without electricity. These everyday materials are shown to be simple molecular substances whose properties — low melting points, poor electrical conductivity, and variable solubility — arise directly from weak intermolecular forces.</w:t>
+              <w:t xml:space="preserve">The observe phase uses a guided Lewis diagram activity supplemented by a short simulation or molecular visualisation on the ARES platform. Students draw dot-and-cross diagrams for H₂, O₂, H₂O, CO₂, and NH₃, counting shared pairs to distinguish single, double, and triple bonds. They then encounter the puzzling case of NH₄⁺ and H₃O⁺, where a nitrogen or oxygen atom donates both electrons of a lone pair to form a dative covalent bond — a logical extension of the sharing model. Students compare physical property data for simple molecular substances (wax, water, CO₂, sugar) with ionic NaCl, observing that covalent molecular substances melt at far lower temperatures and do not conduct electricity in any state.</w:t>
             </w:r>
           </w:p>
           <w:p>
@@ -12833,7 +12550,7 @@
                 <w:sz w:val="18"/>
                 <w:szCs w:val="18"/>
               </w:rPr>
-              <w:t xml:space="preserve">By the lesson's close, students update their Driving Question Board to record this new category of force and revise their cumulative bonding model to distinguish between the strong intramolecular bonds holding atoms together and the much weaker intermolecular forces holding molecules near each other. This distinction is critical for the next lessons on giant covalent structures (diamond, graphite) and metallic bonding, completing the full explanation of the Gikomba phenomenon.</w:t>
+              <w:t xml:space="preserve">In the explain phase, students construct a causal explanation: weak intermolecular forces between discrete molecules (not the covalent bonds themselves) are overcome at low temperatures, explaining low melting points, while the absence of freely moving charged particles explains non-conductivity. This understanding is captured on the Driving Question Board and in a revised cumulative model, positioning students to tackle giant covalent structures (diamond and graphite) in Lesson 5 with a clear conceptual foundation.</w:t>
             </w:r>
           </w:p>
         </w:tc>
@@ -13158,7 +12875,7 @@
                 <w:sz w:val="18"/>
                 <w:szCs w:val="18"/>
               </w:rPr>
-              <w:t xml:space="preserve">Students are shown a data card (written on the board or printed) listing three molecules: water (H₂O, boiling point 100°C), hydrogen sulfide (H₂S, boiling point −60°C), and methane (CH₄, boiling point −161°C). Each student individually writes in their exercise book their prediction: 'Which molecule do you expect to have the highest boiling point — and why?' Students then share predictions with their elbow partner for 60 seconds before three students share with the class. Students also predict whether a steel needle can float on still water and record their prediction.</w:t>
+              <w:t xml:space="preserve">Students are shown two scenarios side by side on the board: (A) sodium and chlorine bonding — which they studied in Lesson 3 — and (B) two chlorine atoms approaching each other. In their exercise books, students write a 2–3 sentence prediction answering: 'Two chlorine atoms are identical — neither one will simply give up its electron to the other. So how do you think they bond? Draw what you think the arrangement of electrons might look like between them.' Students share predictions with a partner before two or three are cold-called to share with the class. This activates prior knowledge of valence electrons and the octet rule from Lesson 2 while surfacing the conceptual gap that motivates the lesson.</w:t>
             </w:r>
           </w:p>
         </w:tc>
@@ -13194,7 +12911,7 @@
             <w:pPr>
               <w:spacing w:after="20" w:before="0"/>
             </w:pPr>
-            <w:hyperlink w:history="1" r:id="rIdhmc-cebb8-fswr6jxhvxx">
+            <w:hyperlink w:history="1" r:id="rId7oxsctliftqofjweon2s3">
               <w:r>
                 <w:rPr>
                   <w:rFonts w:ascii="Arial" w:cs="Arial" w:eastAsia="Arial" w:hAnsi="Arial"/>
@@ -13203,7 +12920,7 @@
                   <w:szCs w:val="16"/>
                   <w:u w:val="single" w:color="2E75B6"/>
                 </w:rPr>
-                <w:t xml:space="preserve">Van der Waals Forces - Overview</w:t>
+                <w:t xml:space="preserve">Genetics vocabulary</w:t>
               </w:r>
             </w:hyperlink>
           </w:p>
@@ -13219,7 +12936,7 @@
                 <w:sz w:val="14"/>
                 <w:szCs w:val="14"/>
               </w:rPr>
-              <w:t xml:space="preserve">Source: CK-12</w:t>
+              <w:t xml:space="preserve">Source: Khan Academy (English - US curriculum)</w:t>
             </w:r>
           </w:p>
           <w:p>
@@ -13227,7 +12944,7 @@
               <w:spacing w:after="10" w:before="0"/>
               <w:ind w:left="120"/>
             </w:pPr>
-            <w:hyperlink w:history="1" r:id="rIdph-nkgk3wpk5er4gk0dxb">
+            <w:hyperlink w:history="1" r:id="rIdpzhil8rstsqf0mpjg1qek">
               <w:r>
                 <w:rPr>
                   <w:rFonts w:ascii="Arial" w:cs="Arial" w:eastAsia="Arial" w:hAnsi="Arial"/>
@@ -13272,7 +12989,7 @@
             <w:pPr>
               <w:spacing w:after="20" w:before="0"/>
             </w:pPr>
-            <w:hyperlink w:history="1" r:id="rIdt3i--ptrydcdfocohd4ux">
+            <w:hyperlink w:history="1" r:id="rId47ot170sa0t6xg9ywi0of">
               <w:r>
                 <w:rPr>
                   <w:rFonts w:ascii="Arial" w:cs="Arial" w:eastAsia="Arial" w:hAnsi="Arial"/>
@@ -13281,7 +12998,7 @@
                   <w:szCs w:val="16"/>
                   <w:u w:val="single" w:color="2E75B6"/>
                 </w:rPr>
-                <w:t xml:space="preserve">Hydrogen and Alkali Metals (Flexbook)</w:t>
+                <w:t xml:space="preserve">Covalent and Ionic Bonding (PLIX)</w:t>
               </w:r>
             </w:hyperlink>
           </w:p>
@@ -13305,7 +13022,7 @@
               <w:spacing w:after="10" w:before="0"/>
               <w:ind w:left="120"/>
             </w:pPr>
-            <w:hyperlink w:history="1" r:id="rIdbd_so4qzwvkb-jftdyoo6">
+            <w:hyperlink w:history="1" r:id="rIdnv_2c-6lhhzdb4clrl3xm">
               <w:r>
                 <w:rPr>
                   <w:rFonts w:ascii="Arial" w:cs="Arial" w:eastAsia="Arial" w:hAnsi="Arial"/>
@@ -13347,7 +13064,7 @@
                 <w:sz w:val="18"/>
                 <w:szCs w:val="18"/>
               </w:rPr>
-              <w:t xml:space="preserve">Write the three molecules and boiling points on the board in a table. Say: 'Look at these three molecules. H₂S is heavier than water — its molecular weight is 34, compared to water's 18. Based on what you know from Lesson 3 about covalent bonds, which would you predict boils at the highest temperature? Write your prediction and your reason — you have 90 seconds, working alone.' [WAIT 90 seconds — circulate and scan notebooks without commenting.] Then say: 'Now share your prediction with the person next to you — 60 seconds.' [WAIT 60 seconds.] Cold-call exactly 3 students: 'Achieng, what did you and your partner predict — and what was your reasoning?' After each response, say only: 'Interesting — keep that prediction in mind as we observe today.' Do NOT confirm or deny predictions. Then place a basin of still water on the demonstration table and ask: 'Can a steel needle float on water? Write yes or no in your book — and one sentence of reasoning.'</w:t>
+              <w:t xml:space="preserve">Display the two scenarios clearly and read the prompt aloud. Say: 'You have 90 seconds to write your prediction. Use your knowledge of valence electrons from Lesson 2 — remember, chlorine has 7 valence electrons and needs 8 to be stable.' [Allow 90 seconds silent writing.] 'Now turn to your partner and share your prediction for 60 seconds. Go.' [Allow 60 seconds pair talk.] After pair talk, say: 'I am going to cold-call three people — not volunteers — so be ready.' Cold-call Student 1: 'Tell me what you predicted and why.' [WAIT TIME 12 seconds.] After response, cold-call Student 2: 'Do you agree or disagree with that prediction? Add something new.' [WAIT TIME 10 seconds.] Cold-call Student 3: 'Based on what you heard, what is the best prediction so far?' [WAIT TIME 10 seconds.] Record key ideas — especially any student who suggests 'sharing' — on the board under the heading PREDICTIONS. Do NOT confirm or deny. Say: 'Keep these predictions in mind. We are about to gather evidence to test them.'</w:t>
             </w:r>
           </w:p>
         </w:tc>
@@ -13379,7 +13096,7 @@
                 <w:sz w:val="18"/>
                 <w:szCs w:val="18"/>
               </w:rPr>
-              <w:t xml:space="preserve">Anomalous Data Prediction (Discrepant Event Launch): Students are confronted with data that contradicts their existing schema (heavier molecule should need more energy to boil). This cognitive conflict activates prior knowledge of covalent bonding while creating a gap that motivates investigation. Recording predictions in writing ensures individual accountability before peer discussion.</w:t>
+              <w:t xml:space="preserve">Activation of Prior Knowledge + Prediction Conflict: Students recall the octet rule and electron configurations from Lesson 2, then face a deliberate anomaly (two identical atoms cannot transfer electrons) that destabilises any electron-transfer-only model. This creates a 'need to know' that drives engagement with the observe phase.</w:t>
             </w:r>
           </w:p>
         </w:tc>
@@ -13411,7 +13128,7 @@
                 <w:sz w:val="18"/>
                 <w:szCs w:val="18"/>
               </w:rPr>
-              <w:t xml:space="preserve">Teacher scans written predictions during the 90-second individual writing time. Look for: (1) students who correctly identify water despite its lower mass — these students may already have partial knowledge of hydrogen bonding; (2) students who predict H₂S or CH₄ based purely on mass — these students hold the target misconception that will be productively disrupted. Note 2–3 specific misconceptions to address explicitly in the Explain Phase.</w:t>
+              <w:t xml:space="preserve">Listen for whether students (a) correctly recall that Cl has 7 valence electrons and needs 1 more, and (b) whether any students spontaneously suggest sharing. Students who say 'one chlorine gives an electron to the other' reveal a misconception that ionic bonding is universal — note these students for targeted follow-up during the observe phase. Written predictions in exercise books can be quickly scanned as teacher circulates.</w:t>
             </w:r>
           </w:p>
         </w:tc>
@@ -13477,7 +13194,7 @@
                 <w:sz w:val="18"/>
                 <w:szCs w:val="18"/>
               </w:rPr>
-              <w:t xml:space="preserve">Students observe two evidence sources in sequence. First, the teacher performs a live demonstration: gently placing a dry steel needle flat on the surface of still water in a basin using a small piece of tissue paper — the needle floats as the tissue paper sinks. Students sketch what they see and write: 'What force do you think is holding the needle up?' Second, students analyse a printed or board-displayed data table of boiling points for Group VI hydrides (H₂O: 100°C; H₂S: −60°C; H₂Se: −41°C; H₂Te: −2°C) and answer three guided questions in pairs: (1) Describe the trend in boiling points from H₂S to H₂Te. (2) Does water fit that trend? (3) What does this suggest about forces in water that are not present in H₂S, H₂Se, and H₂Te?</w:t>
+              <w:t xml:space="preserve">Students work in pairs through a structured three-part evidence-gathering activity. Part 1 (12 minutes): Each pair receives a Lewis Diagrams Worksheet (or accesses it on the ARES platform). Using dot-and-cross notation, they draw covalent bonding in H₂, Cl₂, O₂, H₂O, CO₂, and NH₃ step by step — first counting valence electrons for each atom, then arranging shared and lone pairs to satisfy the octet (or duplet) rule, then labelling each bond as single, double, or triple. Part 2 (5 minutes): Students watch a 3-minute ARES simulation or teacher-drawn animation showing how a lone pair from NH₃ nitrogen is donated into an empty orbital on H⁺ to form NH₄⁺, and similarly how H₂O forms H₃O⁺ — both producing a dative (coordinate) covalent bond. Students annotate their worksheet with an arrow showing the electron-pair donation. Part 3 (3 minutes): Students examine a data table comparing melting points and conductivity of five substances: NaCl (801°C, conducts when molten/dissolved), candle wax (~60°C, does not conduct), water (0°C, does not conduct in pure form), dry ice/CO₂ (−78°C, does not conduct), and table sugar/sucrose (~186°C, does not conduct). Students circle a pattern they notice about covalent molecular substances.</w:t>
             </w:r>
           </w:p>
         </w:tc>
@@ -13513,7 +13230,7 @@
             <w:pPr>
               <w:spacing w:after="20" w:before="0"/>
             </w:pPr>
-            <w:hyperlink w:history="1" r:id="rIdb8rtngmlxr45hfdskzkt3">
+            <w:hyperlink w:history="1" r:id="rId912cteyhdqqpb7z_kje8g">
               <w:r>
                 <w:rPr>
                   <w:rFonts w:ascii="Arial" w:cs="Arial" w:eastAsia="Arial" w:hAnsi="Arial"/>
@@ -13522,7 +13239,7 @@
                   <w:szCs w:val="16"/>
                   <w:u w:val="single" w:color="2E75B6"/>
                 </w:rPr>
-                <w:t xml:space="preserve">Van der Waals Forces - Overview</w:t>
+                <w:t xml:space="preserve">Genetics vocabulary</w:t>
               </w:r>
             </w:hyperlink>
           </w:p>
@@ -13538,7 +13255,7 @@
                 <w:sz w:val="14"/>
                 <w:szCs w:val="14"/>
               </w:rPr>
-              <w:t xml:space="preserve">Source: CK-12</w:t>
+              <w:t xml:space="preserve">Source: Khan Academy (English - US curriculum)</w:t>
             </w:r>
           </w:p>
           <w:p>
@@ -13546,7 +13263,7 @@
               <w:spacing w:after="10" w:before="0"/>
               <w:ind w:left="120"/>
             </w:pPr>
-            <w:hyperlink w:history="1" r:id="rIdqsp5bpygawso60sdw6wru">
+            <w:hyperlink w:history="1" r:id="rId1oshp5gzrpni7hnfq5jce">
               <w:r>
                 <w:rPr>
                   <w:rFonts w:ascii="Arial" w:cs="Arial" w:eastAsia="Arial" w:hAnsi="Arial"/>
@@ -13591,7 +13308,7 @@
             <w:pPr>
               <w:spacing w:after="20" w:before="0"/>
             </w:pPr>
-            <w:hyperlink w:history="1" r:id="rIdccflzi2_i_jgbde1cnh5h">
+            <w:hyperlink w:history="1" r:id="rIdkjxyo6_ntkwupgpz3pseq">
               <w:r>
                 <w:rPr>
                   <w:rFonts w:ascii="Arial" w:cs="Arial" w:eastAsia="Arial" w:hAnsi="Arial"/>
@@ -13600,7 +13317,7 @@
                   <w:szCs w:val="16"/>
                   <w:u w:val="single" w:color="2E75B6"/>
                 </w:rPr>
-                <w:t xml:space="preserve">Hydrogen and Alkali Metals (Flexbook)</w:t>
+                <w:t xml:space="preserve">Covalent and Ionic Bonding (PLIX)</w:t>
               </w:r>
             </w:hyperlink>
           </w:p>
@@ -13624,7 +13341,7 @@
               <w:spacing w:after="10" w:before="0"/>
               <w:ind w:left="120"/>
             </w:pPr>
-            <w:hyperlink w:history="1" r:id="rIdanlopa1z3zkvotm8ssyso">
+            <w:hyperlink w:history="1" r:id="rIdma8b3gpu5vsxo5ai9hbgb">
               <w:r>
                 <w:rPr>
                   <w:rFonts w:ascii="Arial" w:cs="Arial" w:eastAsia="Arial" w:hAnsi="Arial"/>
@@ -13666,7 +13383,7 @@
                 <w:sz w:val="18"/>
                 <w:szCs w:val="18"/>
               </w:rPr>
-              <w:t xml:space="preserve">Perform the needle demonstration slowly and deliberately. Say: 'Watch carefully — I am going to lower this needle flat onto the surface of the water using the tissue. Do not call out — just observe and sketch what you see.' [WAIT as tissue sinks and needle floats.] Ask: 'In your book, draw what you see and write one sentence: what invisible force might be holding the needle on the water surface? 45 seconds.' [WAIT 45 seconds.] Then direct students to the data table: 'Now look at this table of boiling points. Work with your partner — answer these three questions in your book. You have 4 minutes.' [WAIT 4 minutes — circulate and look for quality of reasoning in question 3.] Cold-call 2 pairs: 'Kamau and Wanjiru — what did you notice about water compared to the rest of the trend?' After responses, say: 'You have noticed something that puzzled chemists for decades. The reason is a special type of intermolecular force — and that is what we will explain now.'</w:t>
+              <w:t xml:space="preserve">Distribute or display the Lewis Diagrams Worksheet. Say: 'Start with H₂. Each hydrogen has one valence electron. How many electrons do two hydrogen atoms bring to this bond together? Write that number before you draw anything.' [Allow 45 seconds.] Circulate and check that students are counting total valence electrons before drawing. For pairs who finish H₂ quickly, prompt: 'Good — now try O₂. Oxygen needs to reach 8. How many bonds will it need to share?' [WAIT TIME 12 seconds before moving on.] At the 8-minute mark, pause the class: 'Hands down, eyes up. I want to address a common confusion I am seeing.' Draw the correct O₂ Lewis diagram on the board, narrating: 'Two shared pairs — that gives us a double bond. Each oxygen now has 8 electrons in its outer shell.' For Part 2, play the ARES simulation or draw the dative bond animation live. Say: 'Watch carefully — in NH₄⁺, where do BOTH electrons in the new bond come from? Write the answer in one sentence on your worksheet before we discuss.' [Allow 30 seconds after the animation ends.] Cold-call two students: 'Akinyi, where did both electrons come from?' [WAIT TIME 10 seconds.] 'Mutua, what makes this bond different from the covalent bonds in NH₃?' [WAIT TIME 12 seconds.] For Part 3, say: 'Look at the data table. Working alone for 90 seconds, circle the pattern you see in the melting points of the covalent substances compared with NaCl. Write one sentence describing the pattern.' Cold-call Student: 'Wanjiku, read your sentence.' [WAIT TIME 10 seconds.]</w:t>
             </w:r>
           </w:p>
         </w:tc>
@@ -13698,7 +13415,7 @@
                 <w:sz w:val="18"/>
                 <w:szCs w:val="18"/>
               </w:rPr>
-              <w:t xml:space="preserve">Evidence-Based Pattern Recognition: Students engage with two complementary evidence sources — a macroscopic observation (needle floating) and quantitative data (boiling point table) — to build a multi-representational understanding. The guided questions scaffold students from description (question 1) to anomaly identification (question 2) to inference (question 3), developing science practice EP4 (Analysing and Interpreting Data) as defined by NGSS.</w:t>
+              <w:t xml:space="preserve">Structured Inquiry with Progressive Complexity: The three-part sequence moves from concrete representation (drawing Lewis diagrams for simple molecules), to a conceptual extension (dative bonds as a special case of sharing), to data analysis (connecting structure to properties). Each step scaffolds the next, and all three connect back to the phenomenon — the substances on the table (water in the sufuria, CO₂ in bread rising, wax on candles at celebrations) are all simple molecular covalent substances with characteristically low melting points.</w:t>
             </w:r>
           </w:p>
         </w:tc>
@@ -13730,7 +13447,7 @@
                 <w:sz w:val="18"/>
                 <w:szCs w:val="18"/>
               </w:rPr>
-              <w:t xml:space="preserve">Circulate during the 4-minute pair analysis. Listen for: (1) pairs correctly identifying that H₂O does not fit the trend and concluding that an extra force must operate in water — this shows readiness for conceptual explanation; (2) pairs who describe only the pattern without noticing water's anomaly — prompt these pairs by asking: 'Where would you expect water to fall on this list if it followed the same pattern as the others?' Collect 2–3 representative written answers to review after class.</w:t>
+              <w:t xml:space="preserve">Circulate during Part 1 and look for four specific errors: (1) students not counting total valence electrons before drawing; (2) oxygen drawn with a single bond in O₂ (octet not satisfied); (3) lone pairs omitted entirely; (4) nitrogen in NH₃ given four bonds instead of three. Stamp or initial correct worksheets as you circulate. During Part 3, listen for students who identify 'covalent substances have low melting points' as the pattern — this is the target insight. Students who say 'all non-metals have low melting points' reveal an incomplete generalisation; redirect with 'What about diamond? It is also made of non-metals — we will test that idea next lesson.'</w:t>
             </w:r>
           </w:p>
         </w:tc>
@@ -13796,7 +13513,7 @@
                 <w:sz w:val="18"/>
                 <w:szCs w:val="18"/>
               </w:rPr>
-              <w:t xml:space="preserve">Students first watch a 3-minute teacher-led guided diagram construction on the board, drawing two water molecules and showing the hydrogen bond between them (dashed line from H of one molecule to O of the neighbouring molecule, with partial charges δ+ and δ− labelled). Students copy the diagram into their books and label: covalent O–H bond (solid line, strong), hydrogen bond (dashed line, weak, approximately 1/10 the strength of a covalent bond). Then the class is introduced to Van der Waals forces using a candle and cooking oil as examples. Students complete a structured comparison table in their books: three columns (Hydrogen Bond / Van der Waals Force / Covalent Bond) and four rows (present in which substances / relative strength / effect on boiling point / example from Kenya).</w:t>
+              <w:t xml:space="preserve">Students work in groups of four for a 'Claim–Evidence–Reasoning' (CER) sensemaking task. Each group receives three questions on a half-sheet: (1) 'Using evidence from your Lewis diagrams, explain why covalent bonds form between non-metal atoms.' (2) 'Why do simple covalent molecules like H₂O and CO₂ have much lower melting points than ionic NaCl?' (3) 'Wanjiru fills a sufuria with water (H₂O) and heats it on a jiko. Why does the water boil away easily, and why does the pure water not conduct electricity?' Groups write a CER response, then each group nominates a spokesperson to share point 2 or 3 with the class. The teacher leads a whole-class discussion that builds a shared explanation: the covalent bond within the molecule is strong, but the intermolecular forces between discrete molecules are weak — so little energy is needed to separate the molecules (low melting/boiling points); and because there are no freely moving ions or delocalised electrons, simple molecular substances do not conduct electricity.</w:t>
             </w:r>
           </w:p>
         </w:tc>
@@ -13832,7 +13549,7 @@
             <w:pPr>
               <w:spacing w:after="20" w:before="0"/>
             </w:pPr>
-            <w:hyperlink w:history="1" r:id="rIdt2pqkk-h850dhwevb4d_z">
+            <w:hyperlink w:history="1" r:id="rIdwzepaqpbyf7o-73us4iik">
               <w:r>
                 <w:rPr>
                   <w:rFonts w:ascii="Arial" w:cs="Arial" w:eastAsia="Arial" w:hAnsi="Arial"/>
@@ -13841,7 +13558,7 @@
                   <w:szCs w:val="16"/>
                   <w:u w:val="single" w:color="2E75B6"/>
                 </w:rPr>
-                <w:t xml:space="preserve">Van der Waals Forces - Overview</w:t>
+                <w:t xml:space="preserve">Genetics vocabulary</w:t>
               </w:r>
             </w:hyperlink>
           </w:p>
@@ -13857,7 +13574,7 @@
                 <w:sz w:val="14"/>
                 <w:szCs w:val="14"/>
               </w:rPr>
-              <w:t xml:space="preserve">Source: CK-12</w:t>
+              <w:t xml:space="preserve">Source: Khan Academy (English - US curriculum)</w:t>
             </w:r>
           </w:p>
           <w:p>
@@ -13865,7 +13582,7 @@
               <w:spacing w:after="10" w:before="0"/>
               <w:ind w:left="120"/>
             </w:pPr>
-            <w:hyperlink w:history="1" r:id="rIdmc-ofk_bpto198mgmeyrk">
+            <w:hyperlink w:history="1" r:id="rIdhso1qutermvt3qd2z7mxv">
               <w:r>
                 <w:rPr>
                   <w:rFonts w:ascii="Arial" w:cs="Arial" w:eastAsia="Arial" w:hAnsi="Arial"/>
@@ -13910,7 +13627,7 @@
             <w:pPr>
               <w:spacing w:after="20" w:before="0"/>
             </w:pPr>
-            <w:hyperlink w:history="1" r:id="rIdvifkzzkw72uuzlfh_clpz">
+            <w:hyperlink w:history="1" r:id="rId0w5nuxzq5dwrv77rsakzw">
               <w:r>
                 <w:rPr>
                   <w:rFonts w:ascii="Arial" w:cs="Arial" w:eastAsia="Arial" w:hAnsi="Arial"/>
@@ -13919,7 +13636,7 @@
                   <w:szCs w:val="16"/>
                   <w:u w:val="single" w:color="2E75B6"/>
                 </w:rPr>
-                <w:t xml:space="preserve">Hydrogen and Alkali Metals (Flexbook)</w:t>
+                <w:t xml:space="preserve">Covalent and Ionic Bonding (PLIX)</w:t>
               </w:r>
             </w:hyperlink>
           </w:p>
@@ -13943,7 +13660,7 @@
               <w:spacing w:after="10" w:before="0"/>
               <w:ind w:left="120"/>
             </w:pPr>
-            <w:hyperlink w:history="1" r:id="rIdskwmvokxxmnu66jjcx7vp">
+            <w:hyperlink w:history="1" r:id="rIdlil5tppn_mmnq9hvfqplg">
               <w:r>
                 <w:rPr>
                   <w:rFonts w:ascii="Arial" w:cs="Arial" w:eastAsia="Arial" w:hAnsi="Arial"/>
@@ -13985,7 +13702,7 @@
                 <w:sz w:val="18"/>
                 <w:szCs w:val="18"/>
               </w:rPr>
-              <w:t xml:space="preserve">Draw the two water molecules on the board step by step. As you draw, narrate: 'The oxygen atom in water is very electronegative — it pulls the shared electrons strongly toward itself. This makes the oxygen slightly negative — we write δ minus — and the hydrogen slightly positive — δ plus. Now, this slightly positive hydrogen is attracted to the lone pair on the oxygen of the NEIGHBOURING molecule. That attraction — between molecules, not inside them — is a hydrogen bond.' Point to the dashed line: 'We always draw hydrogen bonds as dashed lines to distinguish them from the solid lines of covalent bonds.' Say: 'Copy this diagram carefully. You have 3 minutes.' [WAIT 3 minutes.] Then say: 'Now, not every molecule can form hydrogen bonds — you need hydrogen directly bonded to N, O, or F. What about candle wax? What about the cooking oil Mama uses to fry mandazi?' [WAIT 10 seconds.] Cold-call 2 students. Then introduce Van der Waals: 'Candle wax molecules have NO hydrogen bonded to O or F — yet they are still attracted to each other. This is due to Van der Waals forces — temporary, instantaneous dipoles that appear randomly as electrons move.' Direct students to the comparison table: 'Complete this table with your partner — 5 minutes.' [WAIT 5 minutes.] Cold-call 3 pairs to share one row each.</w:t>
+              <w:t xml:space="preserve">Assign groups and distribute the CER half-sheet. Say: 'You have 6 minutes to write your CER responses. Every person in the group must contribute at least one sentence — I will check your sheet when I circulate.' [Circulate actively, spending 30–40 seconds per group. Prompt groups who are stuck on question 2: 'Think about what has to happen physically when a substance melts. What is being broken — the bonds inside the molecule, or the attractions between molecules?'] After 6 minutes, call time. Say: 'Group 3 — Amina, share your response to question 2.' [WAIT TIME 10 seconds.] After Amina speaks, say: 'Group 1 — does your group agree? What would you add or change?' [WAIT TIME 10 seconds.] Facilitate convergence toward the target explanation. Then write on the board: 'COVALENT BOND (strong, within molecule) ≠ INTERMOLECULAR FORCE (weak, between molecules). MELTING breaks intermolecular forces, NOT covalent bonds.' Say: 'Copy this distinction into your notes — it will be essential for the next two lessons.' Address the dative bond explicitly: 'In NH₄⁺ and H₃O⁺, once the dative bond is formed, can you tell it apart from the other N–H or O–H bonds? The answer is no — once formed, a dative bond is identical in strength and properties to any other covalent bond. The arrow just shows us the origin of the electrons.' Write: 'Dative covalent bond = normal covalent bond in all properties; arrow notation shows electron-pair donor.' Close the explain phase by pointing back to the phenomenon: 'Our student in Nairobi noticed that pure water does not conduct electricity. Your CER explanation now explains exactly why — no free ions, no delocalised electrons in simple molecular H₂O.'</w:t>
             </w:r>
           </w:p>
         </w:tc>
@@ -14017,7 +13734,7 @@
                 <w:sz w:val="18"/>
                 <w:szCs w:val="18"/>
               </w:rPr>
-              <w:t xml:space="preserve">Representational Scaffolding with Graduated Abstraction: The lesson moves from macroscopic observation (needle, boiling data) to a particulate diagram (hydrogen bond between two water molecules) to an abstract comparison table. This scaffolded sequence supports learners in building from the concrete to the symbolic — a critical literacy in chemistry. The local Kenyan examples (mandazi oil, candle wax, kerosene/paraffin for jiko) anchor abstract concepts in familiar experience, supporting culturally responsive pedagogy.</w:t>
+              <w:t xml:space="preserve">Claim–Evidence–Reasoning (CER) Framework: By requiring students to articulate a claim, cite specific evidence from their Lewis diagrams and data table, and explain the reasoning connecting them, this strategy moves students from 'what we observed' to 'why it happens at the particle level.' The teacher's facilitated whole-class discussion then consolidates individual group explanations into a shared, precise scientific model, with the key distinction between intramolecular covalent bonds and intermolecular forces written explicitly on the board as a reference anchor.</w:t>
             </w:r>
           </w:p>
         </w:tc>
@@ -14049,7 +13766,7 @@
                 <w:sz w:val="18"/>
                 <w:szCs w:val="18"/>
               </w:rPr>
-              <w:t xml:space="preserve">Collect 5 exercise books at random at the end of this phase and check: (1) Is the hydrogen bond drawn as a dashed line (not solid)? (2) Are δ+ and δ− correctly placed on H and O respectively? (3) Is the comparison table logically consistent — particularly the 'relative strength' row? Common error to watch for: students drawing the hydrogen bond inside the water molecule rather than between two separate molecules. Address this whole-class if seen in more than 3 books: 'Remember — a hydrogen bond is an INTERmolecular force — it acts BETWEEN molecules, not inside them.'</w:t>
+              <w:t xml:space="preserve">Look for three indicators of understanding in the CER responses: (1) students correctly attribute low melting points to weak intermolecular forces (not weak covalent bonds); (2) students explain non-conductivity by absence of free ions or delocalised electrons; (3) students can correctly identify the lone pair donor in NH₄⁺ formation. A common misconception to flag: students saying 'the covalent bond breaks when the substance melts' — correct this explicitly during discussion. Students who make this error should be noted for targeted questioning in Lesson 5.</w:t>
             </w:r>
           </w:p>
         </w:tc>
@@ -14115,7 +13832,7 @@
                 <w:sz w:val="18"/>
                 <w:szCs w:val="18"/>
               </w:rPr>
-              <w:t xml:space="preserve">Students return to the class Driving Question Board displayed at the front of the room. They add two sticky notes (or write in the designated DQB section of their books): one green note labelled 'New Evidence' summarising what today's lesson revealed about intermolecular forces, and one yellow note labelled 'New Question' recording a question that today's lesson raised for them. The class then does a 3-minute gallery-walk of the DQB, reading new additions from today and from previous lessons. Students identify one connection between today's evidence and any evidence from Lessons 1–3.</w:t>
+              <w:t xml:space="preserve">Students return to the class Driving Question Board (established in Lesson 1 and updated in Lessons 2 and 3). Individually, each student writes on a sticky note: one new CLAIM they can now make about how bond type affects properties, and one new QUESTION that this lesson has raised for them. They place claims on the green 'EVIDENCE/CLAIMS' column and questions on the yellow 'STILL WONDERING' column of the DQB. The class then takes 2 minutes to read the new additions silently. The teacher highlights two or three sticky notes that directly advance the driving question and one or two questions that preview Lesson 5 (giant covalent structures).</w:t>
             </w:r>
           </w:p>
         </w:tc>
@@ -14151,7 +13868,7 @@
             <w:pPr>
               <w:spacing w:after="20" w:before="0"/>
             </w:pPr>
-            <w:hyperlink w:history="1" r:id="rIddtvr1glordmszl_n_bdju">
+            <w:hyperlink w:history="1" r:id="rIdhukthtatslmef5qpwacp0">
               <w:r>
                 <w:rPr>
                   <w:rFonts w:ascii="Arial" w:cs="Arial" w:eastAsia="Arial" w:hAnsi="Arial"/>
@@ -14160,7 +13877,7 @@
                   <w:szCs w:val="16"/>
                   <w:u w:val="single" w:color="2E75B6"/>
                 </w:rPr>
-                <w:t xml:space="preserve">Van der Waals Forces - Overview</w:t>
+                <w:t xml:space="preserve">Genetics vocabulary</w:t>
               </w:r>
             </w:hyperlink>
           </w:p>
@@ -14176,7 +13893,7 @@
                 <w:sz w:val="14"/>
                 <w:szCs w:val="14"/>
               </w:rPr>
-              <w:t xml:space="preserve">Source: CK-12</w:t>
+              <w:t xml:space="preserve">Source: Khan Academy (English - US curriculum)</w:t>
             </w:r>
           </w:p>
           <w:p>
@@ -14184,7 +13901,7 @@
               <w:spacing w:after="10" w:before="0"/>
               <w:ind w:left="120"/>
             </w:pPr>
-            <w:hyperlink w:history="1" r:id="rIdhfrnuujc5eg99s8v9pfot">
+            <w:hyperlink w:history="1" r:id="rIdlc9m3v5wfxjk5cbshpw9e">
               <w:r>
                 <w:rPr>
                   <w:rFonts w:ascii="Arial" w:cs="Arial" w:eastAsia="Arial" w:hAnsi="Arial"/>
@@ -14229,7 +13946,7 @@
             <w:pPr>
               <w:spacing w:after="20" w:before="0"/>
             </w:pPr>
-            <w:hyperlink w:history="1" r:id="rIdxcv4i0s-dro1e4ycthsg2">
+            <w:hyperlink w:history="1" r:id="rIdrcjldu2nuef1ohhcxb86v">
               <w:r>
                 <w:rPr>
                   <w:rFonts w:ascii="Arial" w:cs="Arial" w:eastAsia="Arial" w:hAnsi="Arial"/>
@@ -14238,7 +13955,7 @@
                   <w:szCs w:val="16"/>
                   <w:u w:val="single" w:color="2E75B6"/>
                 </w:rPr>
-                <w:t xml:space="preserve">Hydrogen and Alkali Metals (Flexbook)</w:t>
+                <w:t xml:space="preserve">Covalent and Ionic Bonding (PLIX)</w:t>
               </w:r>
             </w:hyperlink>
           </w:p>
@@ -14262,7 +13979,7 @@
               <w:spacing w:after="10" w:before="0"/>
               <w:ind w:left="120"/>
             </w:pPr>
-            <w:hyperlink w:history="1" r:id="rId75ysfiapxyraja5dnvspq">
+            <w:hyperlink w:history="1" r:id="rId2n2dxxa-xudnspzcjxhr5">
               <w:r>
                 <w:rPr>
                   <w:rFonts w:ascii="Arial" w:cs="Arial" w:eastAsia="Arial" w:hAnsi="Arial"/>
@@ -14304,7 +14021,7 @@
                 <w:sz w:val="18"/>
                 <w:szCs w:val="18"/>
               </w:rPr>
-              <w:t xml:space="preserve">Say: 'We have been adding to our Driving Question Board since Lesson 1. Today we discovered a completely new type of force. Go to the board — or write in your DQB section — and add your green evidence note and your yellow question note. You have 2 minutes.' [WAIT 2 minutes.] Then say: 'Now do a silent gallery walk — read what your classmates have written. In 3 minutes, I will ask two people to share one connection they see between today's lesson and a previous lesson.' [WAIT 3 minutes, circulate.] Cold-call 2 students: 'Otieno — what connection did you find?' After responses, draw the class's attention to the board: 'Notice that we now have four categories of bond or force on our board: ionic, covalent, hydrogen bond, and Van der Waals. Each one helps us answer a piece of the Gikomba mystery.' Point to each category as you name it.</w:t>
+              <w:t xml:space="preserve">Distribute two sticky notes (one green, one yellow, or label them C and Q) to each student. Say: 'On your green note, write one claim you can now make that helps answer our driving question: How do bond types determine properties? Be specific — use evidence from today. On your yellow note, write one question today's lesson raised for you. You have 2 minutes. Go.' [Allow 2 minutes silent writing.] Circulate and prompt students who are stuck: 'Think about the water in the sufuria — what can you claim about it now that you could not claim before Lesson 1?' After 2 minutes, direct students to place their notes on the DQB. Allow 1 minute silent reading of the board. Then point to 2–3 selected notes and read them aloud: 'This claim says: Simple covalent molecules have low melting points because intermolecular forces between them are weak. That is a strong evidence-backed claim. Notice it is different from what we knew about NaCl.' Then point to a question note: 'This student is asking: If diamond is also covalent, why does it have an extremely HIGH melting point? Excellent — that is exactly what we will investigate in Lesson 5.' Close by saying: 'Our DQB is showing us that covalent bonding is more complex than we first thought. There must be more than one type of covalent structure.'</w:t>
             </w:r>
           </w:p>
         </w:tc>
@@ -14336,7 +14053,7 @@
                 <w:sz w:val="18"/>
                 <w:szCs w:val="18"/>
               </w:rPr>
-              <w:t xml:space="preserve">Running Evidence Board (Cumulative Storyline Tracking): The DQB functions as a public, shared record of the class's growing understanding. By requiring both a 'New Evidence' note and a 'New Question' note, the strategy simultaneously consolidates learning and sustains epistemic curiosity — a hallmark of scientific thinking. The connection-finding task during the gallery walk develops the NGSS practice of Constructing Explanations (EP6) by requiring students to synthesise across lessons.</w:t>
+              <w:t xml:space="preserve">Driving Question Board Update — Public Knowledge Building: The DQB functions as a collective, visible record of the class's growing understanding. By requiring both a claim and a question, the strategy prevents premature closure — students articulate what they now know while simultaneously identifying what remains unexplained. Publicly highlighting the diamond question seeds productive anticipation for Lesson 5 and reinforces the storyline continuity that connects every lesson back to the anchoring phenomenon.</w:t>
             </w:r>
           </w:p>
         </w:tc>
@@ -14368,7 +14085,7 @@
                 <w:sz w:val="18"/>
                 <w:szCs w:val="18"/>
               </w:rPr>
-              <w:t xml:space="preserve">During the gallery walk, look for: (1) Whether green notes accurately represent today's learning (hydrogen bonds explain water's anomalously high boiling point; Van der Waals forces are present in all molecules); (2) Whether yellow question notes show productive scientific curiosity (e.g., 'Does the graphite pencil have any intermolecular forces?', 'Why does salt dissolve in water — is it related to hydrogen bonds?'). Questions in category 2 are especially valuable — photograph or note them to use as launch points in Lesson 5.</w:t>
+              <w:t xml:space="preserve">Read the claim sticky notes as students place them. Target claims should reference: electron sharing, weak intermolecular forces, low melting points, or non-conductivity of simple molecular substances. Weak claims (e.g., 'covalent bonds share electrons') are superficial — prompt these students: 'That is true, but how does sharing electrons explain why water boils at 100°C but salt melts at 801°C?' Quality question notes that preview Lesson 5 (asking about diamond, graphite, or giant structures) indicate strong lesson comprehension and curiosity — these students may be paired as peer tutors in Lesson 5.</w:t>
             </w:r>
           </w:p>
         </w:tc>
@@ -14434,7 +14151,7 @@
                 <w:sz w:val="18"/>
                 <w:szCs w:val="18"/>
               </w:rPr>
-              <w:t xml:space="preserve">Students open to their cumulative bonding model — a diagram they have been adding to since Lesson 1 — and make two additions today: (1) They draw a simple molecular substance panel (two water molecules side by side) showing both the covalent O–H bond inside each molecule (solid line) and the hydrogen bond between the molecules (dashed line), with labels and δ+/δ− notation. (2) They add a 'Force Strength Ladder' to their model — a vertical arrow with 'Metallic / Ionic / Covalent' at the top (strong, intramolecular) and 'Hydrogen Bond → Van der Waals' at the bottom (weak, intermolecular) — and annotate which Gikomba market items are held together by each type of force. Students write one sentence at the bottom of their model: 'Intermolecular forces determine physical properties of simple molecular substances because...'</w:t>
+              <w:t xml:space="preserve">Students open their cumulative model — the particle-level diagram they have been building since Lesson 1 (updated in Lessons 2 and 3 to include ionic transfer and NaCl giant structure). Today, they add a new section labelled 'SIMPLE MOLECULAR COVALENT STRUCTURE.' Using dot-and-cross notation, students draw: (a) one simple molecule (H₂O or CO₂ of their choice) with all electron pairs shown, (b) two or three such molecules side by side with dotted lines representing weak intermolecular forces between them, and (c) annotations explaining why the substance has a low melting point (weak forces between molecules overcome easily) and does not conduct electricity (no free ions or delocalised electrons). Students also add a small inset box showing the dative bond in NH₄⁺ with an arrow indicating the lone pair donor. At the bottom of this section, students write one sentence connecting their model back to the phenomenon: 'This explains why the water in the sufuria boils away easily and does not conduct electricity in its pure form.'</w:t>
             </w:r>
           </w:p>
         </w:tc>
@@ -14470,7 +14187,7 @@
             <w:pPr>
               <w:spacing w:after="20" w:before="0"/>
             </w:pPr>
-            <w:hyperlink w:history="1" r:id="rIdheo1uszhi3botq23tpv3b">
+            <w:hyperlink w:history="1" r:id="rId_jigmo0qz-cnoctgdmyth">
               <w:r>
                 <w:rPr>
                   <w:rFonts w:ascii="Arial" w:cs="Arial" w:eastAsia="Arial" w:hAnsi="Arial"/>
@@ -14479,7 +14196,7 @@
                   <w:szCs w:val="16"/>
                   <w:u w:val="single" w:color="2E75B6"/>
                 </w:rPr>
-                <w:t xml:space="preserve">Van der Waals Forces - Overview</w:t>
+                <w:t xml:space="preserve">Genetics vocabulary</w:t>
               </w:r>
             </w:hyperlink>
           </w:p>
@@ -14495,7 +14212,7 @@
                 <w:sz w:val="14"/>
                 <w:szCs w:val="14"/>
               </w:rPr>
-              <w:t xml:space="preserve">Source: CK-12</w:t>
+              <w:t xml:space="preserve">Source: Khan Academy (English - US curriculum)</w:t>
             </w:r>
           </w:p>
           <w:p>
@@ -14503,7 +14220,7 @@
               <w:spacing w:after="10" w:before="0"/>
               <w:ind w:left="120"/>
             </w:pPr>
-            <w:hyperlink w:history="1" r:id="rIdnht1mmwtw2b7ry7zqbh93">
+            <w:hyperlink w:history="1" r:id="rId-uepjk0_atrtvvdktqfr5">
               <w:r>
                 <w:rPr>
                   <w:rFonts w:ascii="Arial" w:cs="Arial" w:eastAsia="Arial" w:hAnsi="Arial"/>
@@ -14548,7 +14265,7 @@
             <w:pPr>
               <w:spacing w:after="20" w:before="0"/>
             </w:pPr>
-            <w:hyperlink w:history="1" r:id="rIducysbje4dcgmgmiwxwhme">
+            <w:hyperlink w:history="1" r:id="rIdhcpdemwydo-l5wo_9hgwe">
               <w:r>
                 <w:rPr>
                   <w:rFonts w:ascii="Arial" w:cs="Arial" w:eastAsia="Arial" w:hAnsi="Arial"/>
@@ -14557,7 +14274,7 @@
                   <w:szCs w:val="16"/>
                   <w:u w:val="single" w:color="2E75B6"/>
                 </w:rPr>
-                <w:t xml:space="preserve">Hydrogen and Alkali Metals (Flexbook)</w:t>
+                <w:t xml:space="preserve">Covalent and Ionic Bonding (PLIX)</w:t>
               </w:r>
             </w:hyperlink>
           </w:p>
@@ -14581,7 +14298,7 @@
               <w:spacing w:after="10" w:before="0"/>
               <w:ind w:left="120"/>
             </w:pPr>
-            <w:hyperlink w:history="1" r:id="rIduz78hecmvqhyhyqtvx4kr">
+            <w:hyperlink w:history="1" r:id="rIdihqguficzg8ijfxrm838i">
               <w:r>
                 <w:rPr>
                   <w:rFonts w:ascii="Arial" w:cs="Arial" w:eastAsia="Arial" w:hAnsi="Arial"/>
@@ -14623,7 +14340,7 @@
                 <w:sz w:val="18"/>
                 <w:szCs w:val="18"/>
               </w:rPr>
-              <w:t xml:space="preserve">Say: 'Open to your cumulative bonding model. Today you will add two things: the water hydrogen bonding diagram and the Force Strength Ladder. Look at the board — I will show you where to place them.' Draw the Force Strength Ladder on the board and say: 'This ladder shows all the forces we have studied so far, from strongest at the top to weakest at the bottom. Copy it and annotate which Gikomba item is held by each type of force. You have 5 minutes — work independently.' [WAIT 5 minutes — circulate and prompt with: 'Where does copper wire belong on the ladder? Where does the salt bag belong?'] With 2 minutes remaining, say: 'Complete your sentence stem at the bottom: Intermolecular forces determine physical properties of simple molecular substances because...' Cold-call 2 students to read their completed sentence aloud. Close the lesson by saying: 'Next lesson, we return to diamond and graphite — now we can ask: do giant covalent structures have intermolecular forces at all? That question will help us finally explain why diamond is so hard and graphite writes on paper.'</w:t>
+              <w:t xml:space="preserve">Say: 'Open your cumulative model to the next blank section. Title it: SIMPLE MOLECULAR COVALENT STRUCTURE. You will add to this model today — it must connect to the models you built in Lessons 1, 2, and 3.' [Display the model structure on the board as a scaffold.] 'Step 1: Draw your chosen molecule with all electron pairs — shared and lone. You have 2 minutes.' [Allow 2 minutes.] 'Step 2: Draw two or three copies of your molecule next to each other and add dotted lines between them labelled WEAK INTERMOLECULAR FORCES. 90 seconds.' [Allow 90 seconds.] 'Step 3: Add two annotations — one explaining the low melting point, one explaining non-conductivity. Use these exact scientific terms: intermolecular forces, free ions, delocalised electrons. 2 minutes.' [Allow 2 minutes.] 'Step 4: Add your NH₄⁺ inset box with the donor arrow. 90 seconds.' [Allow 90 seconds.] 'Finally, write your phenomenon sentence at the bottom. Look at the board if you need the wording prompt.' [Write on board: 'This explains why _____ because _____.'] Cold-call two students to read their phenomenon sentences aloud. [WAIT TIME 10 seconds each.] Close by saying: 'Your cumulative model now shows two very different structures — the giant ionic lattice of NaCl from Lesson 3 and the simple molecular structure of H₂O from today. Next lesson, you will add a third structure — giant covalent — and finally begin to explain why diamond and graphite, both made of carbon atoms with covalent bonds, are so astonishingly different from each other and from everything else on that kitchen table.'</w:t>
             </w:r>
           </w:p>
         </w:tc>
@@ -14655,7 +14372,7 @@
                 <w:sz w:val="18"/>
                 <w:szCs w:val="18"/>
               </w:rPr>
-              <w:t xml:space="preserve">Cumulative Annotated Model Revision: Students maintain a single, evolving visual model across all 8 lessons — adding new information without erasing previous entries. This strategy makes conceptual growth visible to both students and teacher, and mirrors authentic scientific practice of model revision as evidence accumulates (NGSS EP2: Developing and Using Models). The Force Strength Ladder is a particularly powerful organiser because it provides a single framework that unifies all bond types across the unit.</w:t>
+              <w:t xml:space="preserve">Cumulative Model Revision — Progressive Model Building: The cumulative model is the core epistemic tool of the unit. Each lesson adds a new structural type to the same growing diagram, allowing students to literally see the contrast between bond types and structures on a single page. The requirement to write a phenomenon sentence in every model revision ensures that abstract particle-level diagrams are always tethered to the observable, real-world anchoring phenomenon. This models the scientific practice of using representations to explain natural phenomena.</w:t>
             </w:r>
           </w:p>
         </w:tc>
@@ -14687,7 +14404,7 @@
                 <w:sz w:val="18"/>
                 <w:szCs w:val="18"/>
               </w:rPr>
-              <w:t xml:space="preserve">Check models for three specific indicators: (1) Covalent bonds drawn as solid lines and hydrogen bonds as dashed lines — correct representational convention; (2) Force Strength Ladder correctly ordered with intramolecular forces (ionic, covalent, metallic) above intermolecular forces (hydrogen bond, Van der Waals); (3) Correct annotation of Gikomba items — copper wire (metallic), salt (ionic), graphite pencil (covalent within layers + Van der Waals between layers — students may not yet know this; accept 'covalent' as valid for now). The sentence stem completion is a brief exit-ticket proxy — listen to the two cold-called readings and note whether causal reasoning is present ('because the forces are weak, less energy is needed to separate the molecules').</w:t>
+              <w:t xml:space="preserve">Collect or photograph 4–5 cumulative models before students leave. Look for: (1) correct dot-and-cross diagram with lone pairs shown (not just bonding pairs); (2) multiple molecules drawn separately with intermolecular force notation — students who draw one giant connected structure have confused simple molecular with giant covalent; (3) annotations that correctly distinguish intermolecular forces from covalent bonds; (4) a phenomenon sentence that is specific and causal (not just 'water is covalent'). The most critical error to check is students fusing molecules into a continuous lattice — this misconception will interfere directly with Lesson 5 content and must be addressed at the start of the next lesson.</w:t>
             </w:r>
           </w:p>
         </w:tc>
@@ -14780,83 +14497,83 @@
                 <w:sz w:val="18"/>
                 <w:szCs w:val="18"/>
               </w:rPr>
-              <w:t xml:space="preserve">1. Did students clearly distinguish between intramolecular bonds (covalent, ionic) and intermolecular forces (hydrogen bonds, Van der Waals) — or did some students conflate the two? If so, what additional representation or analogy might help?</w:t>
-            </w:r>
-          </w:p>
-          <w:p>
-            <w:pPr>
-              <w:spacing w:after="40" w:before="0"/>
-              <w:jc w:val="left"/>
-            </w:pPr>
-            <w:r>
-              <w:rPr>
-                <w:rFonts w:ascii="Arial" w:cs="Arial" w:eastAsia="Arial" w:hAnsi="Arial"/>
-                <w:b w:val="false"/>
-                <w:bCs w:val="false"/>
-                <w:i w:val="false"/>
-                <w:iCs w:val="false"/>
-                <w:color w:val="000000"/>
-                <w:sz w:val="18"/>
-                <w:szCs w:val="18"/>
-              </w:rPr>
-              <w:t xml:space="preserve">2. Were the Kenyan examples (mandazi oil, candle wax, Lake Victoria water, jiko kerosene) effective in grounding abstract intermolecular force concepts in familiar experience? Which example resonated most with students?</w:t>
-            </w:r>
-          </w:p>
-          <w:p>
-            <w:pPr>
-              <w:spacing w:after="40" w:before="0"/>
-              <w:jc w:val="left"/>
-            </w:pPr>
-            <w:r>
-              <w:rPr>
-                <w:rFonts w:ascii="Arial" w:cs="Arial" w:eastAsia="Arial" w:hAnsi="Arial"/>
-                <w:b w:val="false"/>
-                <w:bCs w:val="false"/>
-                <w:i w:val="false"/>
-                <w:iCs w:val="false"/>
-                <w:color w:val="000000"/>
-                <w:sz w:val="18"/>
-                <w:szCs w:val="18"/>
-              </w:rPr>
-              <w:t xml:space="preserve">3. How well did students use the boiling point data table to identify water's anomaly independently? Did they need more scaffolding, less, or a different type of guided question?</w:t>
-            </w:r>
-          </w:p>
-          <w:p>
-            <w:pPr>
-              <w:spacing w:after="40" w:before="0"/>
-              <w:jc w:val="left"/>
-            </w:pPr>
-            <w:r>
-              <w:rPr>
-                <w:rFonts w:ascii="Arial" w:cs="Arial" w:eastAsia="Arial" w:hAnsi="Arial"/>
-                <w:b w:val="false"/>
-                <w:bCs w:val="false"/>
-                <w:i w:val="false"/>
-                <w:iCs w:val="false"/>
-                <w:color w:val="000000"/>
-                <w:sz w:val="18"/>
-                <w:szCs w:val="18"/>
-              </w:rPr>
-              <w:t xml:space="preserve">4. Reviewing the DQB yellow question notes: which student questions are scientifically productive and should be woven into the introduction of Lessons 5 and 6 (giant covalent structures, metallic bonding)?</w:t>
-            </w:r>
-          </w:p>
-          <w:p>
-            <w:pPr>
-              <w:spacing w:after="40" w:before="0"/>
-              <w:jc w:val="left"/>
-            </w:pPr>
-            <w:r>
-              <w:rPr>
-                <w:rFonts w:ascii="Arial" w:cs="Arial" w:eastAsia="Arial" w:hAnsi="Arial"/>
-                <w:b w:val="false"/>
-                <w:bCs w:val="false"/>
-                <w:i w:val="false"/>
-                <w:iCs w:val="false"/>
-                <w:color w:val="000000"/>
-                <w:sz w:val="18"/>
-                <w:szCs w:val="18"/>
-              </w:rPr>
-              <w:t xml:space="preserve">5. Were all students able to correctly place the four Gikomba items on the Force Strength Ladder in their models? What does this reveal about whether the unit's central phenomenon is functioning as an effective anchor for learning?</w:t>
+              <w:t xml:space="preserve">1. When students drew Lewis diagrams in the observe phase, which molecules caused the most confusion — and what does this reveal about gaps in their understanding of the octet rule or valence electron counting that I need to address before Lesson 5?</w:t>
+            </w:r>
+          </w:p>
+          <w:p>
+            <w:pPr>
+              <w:spacing w:after="40" w:before="0"/>
+              <w:jc w:val="left"/>
+            </w:pPr>
+            <w:r>
+              <w:rPr>
+                <w:rFonts w:ascii="Arial" w:cs="Arial" w:eastAsia="Arial" w:hAnsi="Arial"/>
+                <w:b w:val="false"/>
+                <w:bCs w:val="false"/>
+                <w:i w:val="false"/>
+                <w:iCs w:val="false"/>
+                <w:color w:val="000000"/>
+                <w:sz w:val="18"/>
+                <w:szCs w:val="18"/>
+              </w:rPr>
+              <w:t xml:space="preserve">2. Did students successfully distinguish between the strength of the covalent bond within a molecule and the weakness of the intermolecular forces between molecules? Which students conflated these two concepts, and how will I address this misconception?</w:t>
+            </w:r>
+          </w:p>
+          <w:p>
+            <w:pPr>
+              <w:spacing w:after="40" w:before="0"/>
+              <w:jc w:val="left"/>
+            </w:pPr>
+            <w:r>
+              <w:rPr>
+                <w:rFonts w:ascii="Arial" w:cs="Arial" w:eastAsia="Arial" w:hAnsi="Arial"/>
+                <w:b w:val="false"/>
+                <w:bCs w:val="false"/>
+                <w:i w:val="false"/>
+                <w:iCs w:val="false"/>
+                <w:color w:val="000000"/>
+                <w:sz w:val="18"/>
+                <w:szCs w:val="18"/>
+              </w:rPr>
+              <w:t xml:space="preserve">3. During the DQB update, what questions did students raise about diamond and graphite? Do these questions reveal that students are already beginning to hypothesise about giant covalent structures, and how can I use their own questions to open Lesson 5?</w:t>
+            </w:r>
+          </w:p>
+          <w:p>
+            <w:pPr>
+              <w:spacing w:after="40" w:before="0"/>
+              <w:jc w:val="left"/>
+            </w:pPr>
+            <w:r>
+              <w:rPr>
+                <w:rFonts w:ascii="Arial" w:cs="Arial" w:eastAsia="Arial" w:hAnsi="Arial"/>
+                <w:b w:val="false"/>
+                <w:bCs w:val="false"/>
+                <w:i w:val="false"/>
+                <w:iCs w:val="false"/>
+                <w:color w:val="000000"/>
+                <w:sz w:val="18"/>
+                <w:szCs w:val="18"/>
+              </w:rPr>
+              <w:t xml:space="preserve">4. When students wrote their phenomenon sentences in the model-building phase, were they specific and causal (connecting electron sharing → discrete molecules → weak intermolecular forces → low melting point) or superficial (just stating 'it is covalent so it melts easily')? What scaffolding do I need to add?</w:t>
+            </w:r>
+          </w:p>
+          <w:p>
+            <w:pPr>
+              <w:spacing w:after="40" w:before="0"/>
+              <w:jc w:val="left"/>
+            </w:pPr>
+            <w:r>
+              <w:rPr>
+                <w:rFonts w:ascii="Arial" w:cs="Arial" w:eastAsia="Arial" w:hAnsi="Arial"/>
+                <w:b w:val="false"/>
+                <w:bCs w:val="false"/>
+                <w:i w:val="false"/>
+                <w:iCs w:val="false"/>
+                <w:color w:val="000000"/>
+                <w:sz w:val="18"/>
+                <w:szCs w:val="18"/>
+              </w:rPr>
+              <w:t xml:space="preserve">5. How effectively did the CER framework push students beyond describing observations to constructing particle-level explanations? Which groups produced the strongest reasoning, and can I use their responses as exemplars at the start of Lesson 5?</w:t>
             </w:r>
           </w:p>
         </w:tc>
@@ -14983,7 +14700,7 @@
                 <w:sz w:val="18"/>
                 <w:szCs w:val="18"/>
               </w:rPr>
-              <w:t xml:space="preserve">Students observed that water boils at 100°C despite being lighter than H₂S (which boils at −60°C), and that a steel needle can float on still water — both anomalies that cannot be explained by covalent bonding alone. They also analysed the trend in boiling points of Group VI hydrides and identified water as a clear outlier.</w:t>
+              <w:t xml:space="preserve">Students observed that simple covalent molecular substances (water, CO₂, wax, sugar) have much lower melting points than ionic NaCl and do not conduct electricity in any state; they also observed through Lewis diagram construction that non-metal atoms achieve stability by sharing electron pairs rather than transferring them, and that a donor atom can provide both electrons in a dative covalent bond (NH₄⁺, H₃O⁺).</w:t>
             </w:r>
           </w:p>
         </w:tc>
@@ -15049,7 +14766,7 @@
                 <w:sz w:val="18"/>
                 <w:szCs w:val="18"/>
               </w:rPr>
-              <w:t xml:space="preserve">Hydrogen bonds form between a δ+ hydrogen atom and a lone pair on an electronegative atom (O, N, or F) of a neighbouring molecule — they are intermolecular (between molecules) and are represented by dashed lines. Van der Waals forces are weaker, temporary, instantaneous dipole attractions present in all molecules. Both forces are much weaker than intramolecular covalent or ionic bonds, which is why simple molecular substances have low melting/boiling points and do not conduct electricity.</w:t>
+              <w:t xml:space="preserve">Covalent bonds form when non-metal atoms share pairs of electrons so that each atom achieves a full outer shell (octet or duplet). Single, double, and triple bonds involve one, two, or three shared pairs respectively. A dative covalent bond is a special case where one atom donates both electrons of a lone pair to form the shared pair. Simple molecular covalent substances consist of discrete molecules held together by weak intermolecular forces — these forces, not the strong covalent bonds, are broken when the substance melts, explaining low melting points. The absence of free ions or delocalised electrons in simple molecular substances explains their non-conductivity.</w:t>
             </w:r>
           </w:p>
         </w:tc>
@@ -15115,7 +14832,7 @@
                 <w:sz w:val="18"/>
                 <w:szCs w:val="18"/>
               </w:rPr>
-              <w:t xml:space="preserve">The salt in the Gikomba vendor's paper bag dissolves in water because water molecules — held together by strong hydrogen bonds — are polar enough to pull apart the ionic lattice of NaCl. The cooking oil and candle wax found nearby are simple molecular substances held together by only Van der Waals forces, which is why they melt at low temperatures and do not dissolve in water. This lesson reveals that not all 'bonds' are the same strength, and that the type and strength of force between particles — not just within them — determines observable physical properties.</w:t>
+              <w:t xml:space="preserve">The Form 4 student's observation that pure water (H₂O) does not conduct electricity and boils away easily is now explained: water is a simple molecular covalent substance made of discrete molecules with only weak intermolecular forces between them, requiring little energy to separate (low boiling point at 100°C compared to NaCl's 801°C melting point), and containing no free ions or delocalised electrons to carry electric charge. This deepens the contrast with NaCl (giant ionic — high melting point, conducts when dissolved) and sets up the next puzzle: why does diamond — also a covalent substance — have an extremely high melting point and extreme hardness, unlike any simple molecular covalent substance?</w:t>
             </w:r>
           </w:p>
         </w:tc>
@@ -15184,7 +14901,7 @@
                 <w:sz w:val="22"/>
                 <w:szCs w:val="22"/>
               </w:rPr>
-              <w:t xml:space="preserve">LESSON 5 (40 minutes): Lesson 5 — Metallic Bonding: Why Does the Copper Wire Bend, Conduct, and Shine?</w:t>
+              <w:t xml:space="preserve">LESSON 5 (40 minutes): Lesson 5 — Hydrogen Bonds and Van der Waals Forces: Why Does Water Boil So High and Wax Melt So Low?</w:t>
             </w:r>
           </w:p>
         </w:tc>
@@ -15351,7 +15068,7 @@
                 <w:sz w:val="18"/>
                 <w:szCs w:val="18"/>
               </w:rPr>
-              <w:t xml:space="preserve">Students build the metallic bonding model to explain why copper wire and aluminium sufuria behave so differently from salt, graphite, and diamond — completing the third of four bond-type explanations for the Gikomba phenomenon.</w:t>
+              <w:t xml:space="preserve">Students investigate intermolecular forces — hydrogen bonds and Van der Waals forces — to explain why simple molecular substances have low melting and boiling points, and why water is a spectacular exception, advancing the class's ability to explain the phenomenon of contrasting everyday Kenyan materials.</w:t>
             </w:r>
           </w:p>
         </w:tc>
@@ -15418,7 +15135,7 @@
                 <w:sz w:val="18"/>
                 <w:szCs w:val="18"/>
               </w:rPr>
-              <w:t xml:space="preserve">–  Metallic bonding involves a lattice of positive metal ions (cations) surrounded by a 'sea' of delocalised (free-moving) electrons released from the outer shells of metal atoms.</w:t>
+              <w:t xml:space="preserve">–  Hydrogen bonds form between molecules containing a highly electronegative atom (F, O, or N) bonded to hydrogen, and are stronger than Van der Waals forces but weaker than covalent or ionic bonds.</w:t>
             </w:r>
           </w:p>
           <w:p>
@@ -15438,7 +15155,7 @@
                 <w:sz w:val="18"/>
                 <w:szCs w:val="18"/>
               </w:rPr>
-              <w:t xml:space="preserve">–  Delocalised electrons explain why metals conduct electricity and heat efficiently, even in the solid state.</w:t>
+              <w:t xml:space="preserve">–  Van der Waals (dispersion) forces are weak, temporary attractions between all molecules caused by instantaneous dipoles; their strength increases with molecular size and surface area.</w:t>
             </w:r>
           </w:p>
           <w:p>
@@ -15458,7 +15175,7 @@
                 <w:sz w:val="18"/>
                 <w:szCs w:val="18"/>
               </w:rPr>
-              <w:t xml:space="preserve">–  The non-directional nature of the metallic bond and the ability of ion layers to slide over each other explain malleability, ductility, and the lustrous appearance of metals.</w:t>
+              <w:t xml:space="preserve">–  Simple molecular substances held together only by Van der Waals forces (e.g., wax, CO₂) have low melting and boiling points, are non-conductors, and may be soft or waxy.</w:t>
             </w:r>
           </w:p>
         </w:tc>
@@ -15525,7 +15242,7 @@
                 <w:sz w:val="18"/>
                 <w:szCs w:val="18"/>
               </w:rPr>
-              <w:t xml:space="preserve">–  Draw and label a diagram of the metallic bonding model showing the lattice of cations and the sea of delocalised electrons.</w:t>
+              <w:t xml:space="preserve">–  Draw and interpret diagrams showing hydrogen bonding between water molecules using dot-and-cross notation and dashed-line conventions.</w:t>
             </w:r>
           </w:p>
           <w:p>
@@ -15545,7 +15262,7 @@
                 <w:sz w:val="18"/>
                 <w:szCs w:val="18"/>
               </w:rPr>
-              <w:t xml:space="preserve">–  Compare metallic bonding to ionic and covalent bonding using a structured comparison table, identifying similarities and differences in electron behaviour and resulting properties.</w:t>
+              <w:t xml:space="preserve">–  Analyse and compare physical property data (boiling points of Group VI hydrides) to identify anomalies caused by hydrogen bonding.</w:t>
             </w:r>
           </w:p>
         </w:tc>
@@ -15612,7 +15329,7 @@
                 <w:sz w:val="18"/>
                 <w:szCs w:val="18"/>
               </w:rPr>
-              <w:t xml:space="preserve">–  Appreciate how understanding metallic bonding connects to real Kenyan industries — copper mining in the Rift Valley, aluminium cookware manufacturing, and steel used in Nairobi's construction boom.</w:t>
+              <w:t xml:space="preserve">–  Appreciate how invisible molecular-level forces determine the large-scale, observable behaviour of everyday Kenyan materials such as cooking water, candle wax, and paraffin.</w:t>
             </w:r>
           </w:p>
           <w:p>
@@ -15632,7 +15349,7 @@
                 <w:sz w:val="18"/>
                 <w:szCs w:val="18"/>
               </w:rPr>
-              <w:t xml:space="preserve">–  Show care (Love) for peers and shared materials when handling metal samples and drawing diagrams collaboratively.</w:t>
+              <w:t xml:space="preserve">–  Show curiosity and persistence when interpreting data that initially seems puzzling or counter-intuitive.</w:t>
             </w:r>
           </w:p>
         </w:tc>
@@ -15698,7 +15415,7 @@
                 <w:sz w:val="18"/>
                 <w:szCs w:val="18"/>
               </w:rPr>
-              <w:t xml:space="preserve">How does the type of chemical bond in a substance determine its physical properties and uses?</w:t>
+              <w:t xml:space="preserve">How do chemical bonds influence the properties of a substance — specifically, why does water have such an unexpectedly high boiling point compared to other simple molecular substances?</w:t>
             </w:r>
           </w:p>
         </w:tc>
@@ -15764,7 +15481,7 @@
                 <w:sz w:val="18"/>
                 <w:szCs w:val="18"/>
               </w:rPr>
-              <w:t xml:space="preserve">Having explained ionic bonding (salt), covalent giant-atomic bonding (diamond and graphite), and intermolecular forces (water), students now tackle the fourth Gikomba object — the copper wire — by discovering that metals share electrons in a fundamentally different, non-directional 'sea' model, which accounts for properties no previous bond type could explain: solid-state electrical conductivity, malleability, and metallic lustre.</w:t>
+              <w:t xml:space="preserve">Lessons 3 and 4 explained ionic and covalent bonding between atoms; Lesson 5 shifts scale to explain attractions between molecules, filling the gap of why simple molecular substances behave so differently from giant structures, and specifically why water — the most Kenyan of all everyday liquids — behaves anomalously. This sets up Lesson 6's comparison of all four major structure types.</w:t>
             </w:r>
           </w:p>
         </w:tc>
@@ -15830,7 +15547,7 @@
                 <w:sz w:val="18"/>
                 <w:szCs w:val="18"/>
               </w:rPr>
-              <w:t xml:space="preserve">No specific chemical hazards. If metal strip samples (copper, aluminium) are used, edges may be sharp — handle with care. Remind students not to bend metal strips toward their faces.</w:t>
+              <w:t xml:space="preserve">No hazardous chemicals used. If candle wax or paraffin is handled, warn students not to touch recently melted wax (burn risk). Keep open flames away from paper materials on desks.</w:t>
             </w:r>
           </w:p>
         </w:tc>
@@ -15923,7 +15640,7 @@
                 <w:sz w:val="18"/>
                 <w:szCs w:val="18"/>
               </w:rPr>
-              <w:t xml:space="preserve">This lesson is the fourth evidence-gathering session in the bonding sequence and focuses on metallic bonding. Students re-encounter the copper wire and aluminium sufuria from the Gikomba phenomenon and are challenged to explain observations that previous bond models cannot account for: the copper wire conducts electricity while solid, bends without shattering, and has a shiny surface — properties that ionic and covalent models cannot explain. Through a structured prediction activity, a guided 'sea of electrons' animation or diagram activity, and a comparative explanation exercise, students construct the metallic bonding model and apply it to Kenyan industrial contexts including copper from Kitui mines, aluminium sufuria, and steel rebar used in Nairobi buildings.</w:t>
+              <w:t xml:space="preserve">This lesson opens the 'intermolecular forces' chapter of the unit storyline. Students have so far explained ionic bonding in NaCl (Lesson 3) and covalent/dative bonding in molecules (Lesson 4), but the driving question demands they also account for the properties of simple molecular substances — substances whose molecules are held together internally by covalent bonds but are only attracted to each other by much weaker intermolecular forces. The anchoring phenomenon is extended: the Form 4 student also notices that the water in her family's aluminium sufuria boils at 100 °C, which seems unremarkably normal — until chemistry reveals it is anything but normal. A molecule as small as H₂O should boil far below 0 °C if only Van der Waals forces acted between molecules; hydrogen bonding raises its boiling point by roughly 160 °C above the expected value, keeping water liquid at Kenyan room temperatures and making life possible.</w:t>
             </w:r>
           </w:p>
           <w:p>
@@ -15961,7 +15678,7 @@
                 <w:sz w:val="18"/>
                 <w:szCs w:val="18"/>
               </w:rPr>
-              <w:t xml:space="preserve">The lesson uses the 'Claim–Evidence–Reasoning' (CER) sensemaking framework as students write one-sentence explanations linking the sea-of-electrons model to each observed property. A cumulative comparison table — begun in Lesson 2 — is updated to include metallic bonding alongside ionic and covalent, and the class Driving Question Board is annotated with new sticky-note answers. The lesson ends with students revising their cumulative unit model (the four-quadrant bonding diagram) to include a metallic bonding quadrant, bringing them one step closer to fully explaining all four Gikomba objects.</w:t>
+              <w:t xml:space="preserve">Students begin by predicting the boiling points of simple hydrides from a data table, then observe a graph of Group VI hydride boiling points that dramatically reveals water's anomaly. Through guided sensemaking they model hydrogen bond formation using dot-and-cross diagrams and the dashed-line convention, contrasting this with the weak Van der Waals forces in non-polar molecules like wax and CO₂. The lesson uses locally resonant examples — cooking water, candle wax used during power cuts, paraffin stoves, and the CO₂ bubbles in a soda bottle — to ground all abstract concepts in Kenyan daily life.</w:t>
             </w:r>
           </w:p>
           <w:p>
@@ -15999,7 +15716,7 @@
                 <w:sz w:val="18"/>
                 <w:szCs w:val="18"/>
               </w:rPr>
-              <w:t xml:space="preserve">This lesson directly addresses KICD Specific Learning Outcomes (a), (b), and (d): illustrating bond types, investigating the relationship between bond types and physical properties, and appreciating uses of substances based on bond types. Core competencies foregrounded are Critical Thinking and Problem Solving (interpreting the sea-of-electrons model) and Learning to Learn (independent diagram drawing). The PCI of Socio-Economic and Environmental Issues is activated through the Kenyan mining and construction contexts.</w:t>
+              <w:t xml:space="preserve">By the end of the lesson, students can distinguish between intramolecular covalent bonds (within a molecule) and intermolecular hydrogen bonds or Van der Waals forces (between molecules), explain why simple molecular substances have low melting/boiling points and do not conduct electricity, and explain water's anomalously high boiling point. These ideas feed directly into the unit-level driving question by explaining yet another contrasting material behaviour: why candle wax melts easily in Nairobi afternoon heat but water does not.</w:t>
             </w:r>
           </w:p>
         </w:tc>
@@ -16324,7 +16041,7 @@
                 <w:sz w:val="18"/>
                 <w:szCs w:val="18"/>
               </w:rPr>
-              <w:t xml:space="preserve">Students receive a half-page 'Predict Card' showing three images: a coil of copper wire, an aluminium sufuria on a jiko, and a steel beam in a Nairobi construction site. They read four observed properties listed on the card — (1) conducts electricity as a solid, (2) can be bent and flattened without breaking, (3) has a shiny surface, (4) has a high melting point — and individually write a 2-sentence prediction: 'I think the copper wire behaves this way because…' referencing what they already know about valence electrons from Lessons 1–4. Students then share predictions with a shoulder partner for 90 seconds before the teacher cold-calls three students.</w:t>
+              <w:t xml:space="preserve">Students receive a small data card listing the boiling points of three simple hydrides of Group VI: H₂S (−60 °C), H₂Se (−41 °C), and H₂Te (−2 °C). Working individually for 2 minutes, students write a prediction: 'Based on this trend, what do you predict the boiling point of H₂O should be?' They record their prediction in their exercise books and briefly justify it in one sentence. Students then do a quick Turn-and-Talk with a partner, comparing predictions before the teacher takes whole-class responses.</w:t>
             </w:r>
           </w:p>
         </w:tc>
@@ -16360,7 +16077,7 @@
             <w:pPr>
               <w:spacing w:after="20" w:before="0"/>
             </w:pPr>
-            <w:hyperlink w:history="1" r:id="rIdahujqyn-5qpyamiwzxevs">
+            <w:hyperlink w:history="1" r:id="rIdzrfsj30w8rggqbaavb-eu">
               <w:r>
                 <w:rPr>
                   <w:rFonts w:ascii="Arial" w:cs="Arial" w:eastAsia="Arial" w:hAnsi="Arial"/>
@@ -16369,7 +16086,7 @@
                   <w:szCs w:val="16"/>
                   <w:u w:val="single" w:color="2E75B6"/>
                 </w:rPr>
-                <w:t xml:space="preserve">Genetics vocabulary</w:t>
+                <w:t xml:space="preserve">Van der Waals Forces - Overview</w:t>
               </w:r>
             </w:hyperlink>
           </w:p>
@@ -16385,7 +16102,7 @@
                 <w:sz w:val="14"/>
                 <w:szCs w:val="14"/>
               </w:rPr>
-              <w:t xml:space="preserve">Source: Khan Academy (English - US curriculum)</w:t>
+              <w:t xml:space="preserve">Source: CK-12</w:t>
             </w:r>
           </w:p>
           <w:p>
@@ -16393,7 +16110,7 @@
               <w:spacing w:after="10" w:before="0"/>
               <w:ind w:left="120"/>
             </w:pPr>
-            <w:hyperlink w:history="1" r:id="rIdmxvixz3gnzcccvbnafgc4">
+            <w:hyperlink w:history="1" r:id="rIdzit7u_5ezmqnk1jtzzxf4">
               <w:r>
                 <w:rPr>
                   <w:rFonts w:ascii="Arial" w:cs="Arial" w:eastAsia="Arial" w:hAnsi="Arial"/>
@@ -16438,7 +16155,7 @@
             <w:pPr>
               <w:spacing w:after="20" w:before="0"/>
             </w:pPr>
-            <w:hyperlink w:history="1" r:id="rIdhqsgezi1k_hlqhyufzrdu">
+            <w:hyperlink w:history="1" r:id="rIdfoo4izhzlynby1uqwgmv8">
               <w:r>
                 <w:rPr>
                   <w:rFonts w:ascii="Arial" w:cs="Arial" w:eastAsia="Arial" w:hAnsi="Arial"/>
@@ -16447,7 +16164,7 @@
                   <w:szCs w:val="16"/>
                   <w:u w:val="single" w:color="2E75B6"/>
                 </w:rPr>
-                <w:t xml:space="preserve">Metallic Bonding (Flexbook)</w:t>
+                <w:t xml:space="preserve">Hydrogen and Alkali Metals (Flexbook)</w:t>
               </w:r>
             </w:hyperlink>
           </w:p>
@@ -16471,7 +16188,7 @@
               <w:spacing w:after="10" w:before="0"/>
               <w:ind w:left="120"/>
             </w:pPr>
-            <w:hyperlink w:history="1" r:id="rId4ehq4doryisxwan1ffcnj">
+            <w:hyperlink w:history="1" r:id="rIdpk0h4ck0mqp1odaiibsxc">
               <w:r>
                 <w:rPr>
                   <w:rFonts w:ascii="Arial" w:cs="Arial" w:eastAsia="Arial" w:hAnsi="Arial"/>
@@ -16513,7 +16230,7 @@
                 <w:sz w:val="18"/>
                 <w:szCs w:val="18"/>
               </w:rPr>
-              <w:t xml:space="preserve">Distribute Predict Cards face-down. Say: 'Before we look at any new information, I want you to think like a Kenyan engineer. You have seen how ionic bonds explain salt and covalent bonds explain diamond. Now look at the copper wire in the Gikomba market. Use what you already know about valence electrons to predict — why can this wire bend without breaking, and why does it conduct electricity even when it is solid? Write your prediction now. You have 3 minutes — go.' [Allow 3 minutes of silent individual writing.] After writing, say: 'Turn to your shoulder partner. Share your predictions. You have 90 seconds.' [Allow 90 seconds.] After partner talk, cold-call exactly 3 students using name cards: 'Akinyi, tell me one idea from your prediction.' [WAIT TIME: 12 seconds after each question before accepting answers.] After each response, say: 'Interesting — let us hold that idea and see if the evidence supports it.' Record key prediction words (e.g. 'free electrons,' 'loose bonds,' 'layers') on the board in a column headed 'Our Predictions.'</w:t>
+              <w:t xml:space="preserve">Distribute data cards as students settle. Say: 'Look at this data carefully — it shows boiling points going UP as the molecules get bigger. Based only on this trend, write your best prediction for where H₂O should fit. You have 2 minutes — work alone first.' [Allow 2 minutes of silent individual thinking — do not circulate during this time to preserve authentic prediction.] After 2 minutes: 'Now turn to your neighbour and compare your predictions. You have 1 minute.' [Allow 1 minute.] Bring class back: 'Who predicted a boiling point below zero for water? Raise your hands.' [Count hands — note on board: X students predicted below 0 °C.] Cold-call 3 students with raised hands: 'Tell me your number and your reasoning.' Record 2–3 predictions on the board. Then ask: 'Does anyone think water's actual boiling point is HIGHER than your prediction? Why might that be?' [WAIT TIME: 12 seconds.] Cold-call 2 students who hesitate. Say: 'Keep your prediction written down — we will test it with evidence in a moment.'</w:t>
             </w:r>
           </w:p>
         </w:tc>
@@ -16545,7 +16262,7 @@
                 <w:sz w:val="18"/>
                 <w:szCs w:val="18"/>
               </w:rPr>
-              <w:t xml:space="preserve">Activation of Prior Knowledge via Predict Cards: This strategy surfaces students' existing mental models about electron behaviour before instruction, creating cognitive dissonance when the sea-of-electrons model challenges or confirms their predictions. Recording predictions publicly on the board makes thinking visible and gives the class a reference point to revisit during the Explain phase.</w:t>
+              <w:t xml:space="preserve">Anchored Prediction with Trend Extrapolation — Students use observable data trends to generate a falsifiable prediction before instruction. This activates prior knowledge about molecular size and forces, creates cognitive dissonance when the actual value is revealed, and gives students ownership of the anomaly they are about to investigate.</w:t>
             </w:r>
           </w:p>
         </w:tc>
@@ -16577,7 +16294,7 @@
                 <w:sz w:val="18"/>
                 <w:szCs w:val="18"/>
               </w:rPr>
-              <w:t xml:space="preserve">Teacher circulates during the 3-minute writing period and scans for: (a) students who correctly invoke valence electrons or electron sharing/transfer from previous lessons — these students are ready for extension; (b) students who write only surface-level observations ('it bends because it is metal') — these students need scaffolding in the Observe phase to connect structure to property. Cold-call responses reveal whether the class has a working model of electrons as mobile particles — if fewer than 2 of 3 students mention electrons, spend an additional 2 minutes reviewing Lesson 1's valence electron concept before proceeding.</w:t>
+              <w:t xml:space="preserve">Teacher observes whether students correctly extrapolate the trend to predict a boiling point around −70 °C to −80 °C for H₂O. Most students should predict well below 0 °C if they follow the trend. Any student who predicts 100 °C is drawing on prior knowledge but not yet using the data — note this for the Explain Phase. Teacher records on board how many predicted below vs. above 0 °C to use as a reference point during the Observe Phase reveal.</w:t>
             </w:r>
           </w:p>
         </w:tc>
@@ -16643,7 +16360,7 @@
                 <w:sz w:val="18"/>
                 <w:szCs w:val="18"/>
               </w:rPr>
-              <w:t xml:space="preserve">Students observe evidence through two complementary activities. First (8 minutes), groups of 4 examine a physical 'stations' set: a short copper wire they can bend with fingers, a small piece of aluminium foil they can crumple and flatten, and a piece of table salt (from Lesson 2) they attempt to bend — it crumbles. They record observations on an 'Evidence Table' with columns: Substance | Can it bend? | Does it shatter? | Prediction: what is happening to the atoms? Second (5 minutes), the teacher displays a labelled diagram of the sea-of-electrons model (projected or drawn on board): a regular lattice of Cu²⁺ or Cu⁺ ions shown as circled plus signs, surrounded by small dots representing delocalised electrons flowing between them. Students copy the diagram and label: 'positive metal ion (cation),' 'delocalised electron,' 'sea of electrons,' 'metallic bond = electrostatic attraction between cations and delocalised electrons.'</w:t>
+              <w:t xml:space="preserve">The teacher reveals the complete Group VI hydride boiling point graph (or draws it on the board), showing H₂Te, H₂Se, H₂S following the downward trend, but then H₂O dramatically breaking the pattern at +100 °C — approximately 160 °C above the expected value. Students annotate the graph in their books by marking the 'expected' boiling point for H₂O and the 'actual' boiling point, labelling the gap 'something extra must be happening here.' Students then observe two demonstrations or images: (a) a candle (wax) melting easily in moderate heat, and (b) a pot of water needing sustained heat to boil — connecting the molecular-level graph to macroscopic Kenyan kitchen observations.</w:t>
             </w:r>
           </w:p>
         </w:tc>
@@ -16679,7 +16396,7 @@
             <w:pPr>
               <w:spacing w:after="20" w:before="0"/>
             </w:pPr>
-            <w:hyperlink w:history="1" r:id="rIdhb_sorgabhg_jwto11b0-">
+            <w:hyperlink w:history="1" r:id="rIdxt8kxas8auukqjl7gxdst">
               <w:r>
                 <w:rPr>
                   <w:rFonts w:ascii="Arial" w:cs="Arial" w:eastAsia="Arial" w:hAnsi="Arial"/>
@@ -16688,7 +16405,7 @@
                   <w:szCs w:val="16"/>
                   <w:u w:val="single" w:color="2E75B6"/>
                 </w:rPr>
-                <w:t xml:space="preserve">Genetics vocabulary</w:t>
+                <w:t xml:space="preserve">Van der Waals Forces - Overview</w:t>
               </w:r>
             </w:hyperlink>
           </w:p>
@@ -16704,7 +16421,7 @@
                 <w:sz w:val="14"/>
                 <w:szCs w:val="14"/>
               </w:rPr>
-              <w:t xml:space="preserve">Source: Khan Academy (English - US curriculum)</w:t>
+              <w:t xml:space="preserve">Source: CK-12</w:t>
             </w:r>
           </w:p>
           <w:p>
@@ -16712,7 +16429,7 @@
               <w:spacing w:after="10" w:before="0"/>
               <w:ind w:left="120"/>
             </w:pPr>
-            <w:hyperlink w:history="1" r:id="rIdw30zpodw3psmvvbexx93e">
+            <w:hyperlink w:history="1" r:id="rIdfm-cpdusv6r-c4ulxfw9g">
               <w:r>
                 <w:rPr>
                   <w:rFonts w:ascii="Arial" w:cs="Arial" w:eastAsia="Arial" w:hAnsi="Arial"/>
@@ -16757,7 +16474,7 @@
             <w:pPr>
               <w:spacing w:after="20" w:before="0"/>
             </w:pPr>
-            <w:hyperlink w:history="1" r:id="rIdliyke9zckn69fer1-vbmo">
+            <w:hyperlink w:history="1" r:id="rIdzmmp6s0_33airog7alvfi">
               <w:r>
                 <w:rPr>
                   <w:rFonts w:ascii="Arial" w:cs="Arial" w:eastAsia="Arial" w:hAnsi="Arial"/>
@@ -16766,7 +16483,7 @@
                   <w:szCs w:val="16"/>
                   <w:u w:val="single" w:color="2E75B6"/>
                 </w:rPr>
-                <w:t xml:space="preserve">Metallic Bonding (Flexbook)</w:t>
+                <w:t xml:space="preserve">Hydrogen and Alkali Metals (Flexbook)</w:t>
               </w:r>
             </w:hyperlink>
           </w:p>
@@ -16790,7 +16507,7 @@
               <w:spacing w:after="10" w:before="0"/>
               <w:ind w:left="120"/>
             </w:pPr>
-            <w:hyperlink w:history="1" r:id="rIdqiukqgh4ugvkjp2ekm0gp">
+            <w:hyperlink w:history="1" r:id="rIdcxx5ydql6hy-amnazvtu4">
               <w:r>
                 <w:rPr>
                   <w:rFonts w:ascii="Arial" w:cs="Arial" w:eastAsia="Arial" w:hAnsi="Arial"/>
@@ -16832,7 +16549,7 @@
                 <w:sz w:val="18"/>
                 <w:szCs w:val="18"/>
               </w:rPr>
-              <w:t xml:space="preserve">Distribute the stations materials in small trays. Say: 'In your group of four, you have copper wire, aluminium foil, and a crystal of table salt. Test each one — try to bend it, press it, and record what happens in your Evidence Table. You have 5 minutes.' [Circulate — press groups with: 'What happened to the salt when you tried to bend it? What is different about the copper?'] After 5 minutes, call attention to the front. Say: 'Stop — eyes up here.' Draw or project the sea-of-electrons diagram. Say: 'This is the model chemists use to explain metallic bonding. I want you to copy this diagram carefully into your notebook and label all four parts I have written here.' [Point to each label in turn.] 'You have 4 minutes — label as you copy.' [WAIT TIME during diagram copy — circulate and check labelling.] After diagram copy, ask the class: 'Look at the delocalised electrons in this model. How are they different from the electrons in an ionic bond? [WAIT TIME: 15 seconds.] Cold-call 2 students: 'Omondi — what do you notice?' then 'Wanjiku — do you agree or want to add something?'</w:t>
+              <w:t xml:space="preserve">Draw or project the graph axes on the board. Say: 'I am going to complete the data. Watch carefully.' Slowly plot H₂S, H₂Se, H₂Te and draw the trend line downward. Pause dramatically before plotting H₂O. 'Now — here is water.' Plot +100 °C. [Pause — WAIT TIME: 10 seconds of silence. Let the visual anomaly sink in.] Ask: 'What do you notice?' [WAIT TIME: 12 seconds.] Cold-call 4 students by name: 'Wanjiku — what do you notice? Otieno — does this match your prediction? Fatuma — what does this gap on the graph tell us? Kipchoge — what question does this raise in your mind?' Record student noticings on the board verbatim. Then say: 'This gap — roughly 160 degrees — is not an error. It is one of the most important anomalies in chemistry. Something is happening between water molecules that does NOT happen between H₂S or H₂Te molecules. Your job today is to figure out what that something is.' Hold up a candle stub: 'This wax melts easily — even on a hot Nairobi afternoon. Why does water NOT do the same thing, even though both are molecular substances held together by covalent bonds internally?' [WAIT TIME: 10 seconds.] Say: 'Write one observation sentence about the graph and one observation sentence about the wax vs. water comparison in your books — 90 seconds.'</w:t>
             </w:r>
           </w:p>
         </w:tc>
@@ -16864,7 +16581,7 @@
                 <w:sz w:val="18"/>
                 <w:szCs w:val="18"/>
               </w:rPr>
-              <w:t xml:space="preserve">Concrete-to-Abstract Bridging: Students first manipulate real physical samples (concrete) to generate observational evidence, then immediately encounter the abstract sea-of-electrons diagram. This two-step sequence — hands-on manipulation followed by model introduction — helps students connect the macroscopic behaviour they observed (bending without breaking) to the submicroscopic model (sliding ion layers in a sea of electrons), preventing the model from being purely memorised without physical grounding.</w:t>
+              <w:t xml:space="preserve">Anomaly-Driven Observation (Data Discrepancy) — The graph makes the anomaly visually undeniable. By plotting the trend first and then revealing the outlier, the teacher creates productive cognitive conflict. The wax vs. water comparison anchors the abstract graph in a concrete, sensory Kenyan kitchen context that students can visualise from lived experience.</w:t>
             </w:r>
           </w:p>
         </w:tc>
@@ -16896,7 +16613,7 @@
                 <w:sz w:val="18"/>
                 <w:szCs w:val="18"/>
               </w:rPr>
-              <w:t xml:space="preserve">Teacher checks Evidence Tables during circulation — look for accurate observation language ('the copper bent but did not break,' 'the salt crumbled/shattered'). During diagram labelling, check that students correctly distinguish 'cation' from 'neutral atom' and place delocalised electrons between — not inside — the cations. A common error is drawing electrons as bonded pairs (covalent thinking) rather than as a freely distributed sea; address this immediately by pointing to the diagram and saying: 'In metallic bonding, these electrons belong to no single atom — they are shared by the whole lattice.'</w:t>
+              <w:t xml:space="preserve">Teacher circulates during the 90-second writing period and reads 4–5 students' observation sentences. Look for: (1) students identifying that water's boiling point is much higher than expected from the trend, and (2) students connecting this to the idea that 'something extra' holds water molecules together. Red flag: students who write only 'water boils at 100 °C' without referencing the anomaly — these students may need a targeted prompt: 'Compared to what the trend predicts, is 100 °C high or low?'</w:t>
             </w:r>
           </w:p>
         </w:tc>
@@ -16962,7 +16679,7 @@
                 <w:sz w:val="18"/>
                 <w:szCs w:val="18"/>
               </w:rPr>
-              <w:t xml:space="preserve">Students use the Claim–Evidence–Reasoning (CER) framework to write three short explanations, one for each metallic property: (1) electrical conductivity, (2) malleability and ductility, (3) high melting point. A CER scaffold on the board reads: 'CLAIM: [property] / EVIDENCE: [what we observed or know about the model] / REASONING: [how the sea-of-electrons model explains it].' Students write all three CERs individually (6 minutes), then compare with their group, and one group representative shares each CER aloud. The teacher then connects each CER back to the Gikomba copper wire and to Kenyan industrial contexts: copper wire for Kenya Power electricity distribution, aluminium sufuria (malleable, conducts heat), steel rebar in Nairobi skyscrapers (high melting point).</w:t>
+              <w:t xml:space="preserve">Students work in pairs to read a short structured text (provided on a resource card or projected) explaining hydrogen bonding: the concept of electronegativity difference causing a partial positive charge on H and a partial negative charge on O, represented by δ+ and δ−; the resulting attraction between the δ+ H of one water molecule and the lone pair on the O of an adjacent molecule, shown with a dashed line. Students draw a hydrogen bonding diagram between three water molecules using the dashed-line convention. They then read a second short section on Van der Waals forces in non-polar molecules (wax, CO₂) and answer three guided questions in their books: (1) What is the key difference between a hydrogen bond and a covalent bond? (2) Why does wax melt at a much lower temperature than water boils? (3) Using the idea of intermolecular forces, predict whether solid CO₂ ('dry ice') would sublime at a low or high temperature, and why.</w:t>
             </w:r>
           </w:p>
         </w:tc>
@@ -16998,7 +16715,7 @@
             <w:pPr>
               <w:spacing w:after="20" w:before="0"/>
             </w:pPr>
-            <w:hyperlink w:history="1" r:id="rIdt9occkzt0q8hled63d4vj">
+            <w:hyperlink w:history="1" r:id="rIdkxmysvqecg1z0aaeyzqwr">
               <w:r>
                 <w:rPr>
                   <w:rFonts w:ascii="Arial" w:cs="Arial" w:eastAsia="Arial" w:hAnsi="Arial"/>
@@ -17007,7 +16724,7 @@
                   <w:szCs w:val="16"/>
                   <w:u w:val="single" w:color="2E75B6"/>
                 </w:rPr>
-                <w:t xml:space="preserve">Genetics vocabulary</w:t>
+                <w:t xml:space="preserve">Van der Waals Forces - Overview</w:t>
               </w:r>
             </w:hyperlink>
           </w:p>
@@ -17023,7 +16740,7 @@
                 <w:sz w:val="14"/>
                 <w:szCs w:val="14"/>
               </w:rPr>
-              <w:t xml:space="preserve">Source: Khan Academy (English - US curriculum)</w:t>
+              <w:t xml:space="preserve">Source: CK-12</w:t>
             </w:r>
           </w:p>
           <w:p>
@@ -17031,7 +16748,7 @@
               <w:spacing w:after="10" w:before="0"/>
               <w:ind w:left="120"/>
             </w:pPr>
-            <w:hyperlink w:history="1" r:id="rIdwrhdjql6tcjgndahgp2py">
+            <w:hyperlink w:history="1" r:id="rIdlx8tkbk28kynrlawtrsfn">
               <w:r>
                 <w:rPr>
                   <w:rFonts w:ascii="Arial" w:cs="Arial" w:eastAsia="Arial" w:hAnsi="Arial"/>
@@ -17076,7 +16793,7 @@
             <w:pPr>
               <w:spacing w:after="20" w:before="0"/>
             </w:pPr>
-            <w:hyperlink w:history="1" r:id="rIdqdqryw_ec9u5npvkotuby">
+            <w:hyperlink w:history="1" r:id="rId7gdn5ar1vh1uovpau6wlu">
               <w:r>
                 <w:rPr>
                   <w:rFonts w:ascii="Arial" w:cs="Arial" w:eastAsia="Arial" w:hAnsi="Arial"/>
@@ -17085,7 +16802,7 @@
                   <w:szCs w:val="16"/>
                   <w:u w:val="single" w:color="2E75B6"/>
                 </w:rPr>
-                <w:t xml:space="preserve">Metallic Bonding (Flexbook)</w:t>
+                <w:t xml:space="preserve">Hydrogen and Alkali Metals (Flexbook)</w:t>
               </w:r>
             </w:hyperlink>
           </w:p>
@@ -17109,7 +16826,7 @@
               <w:spacing w:after="10" w:before="0"/>
               <w:ind w:left="120"/>
             </w:pPr>
-            <w:hyperlink w:history="1" r:id="rIdrd6qxcdvkh3hzbnzsqtq-">
+            <w:hyperlink w:history="1" r:id="rIdy92mso2azy6mtqjwp58vo">
               <w:r>
                 <w:rPr>
                   <w:rFonts w:ascii="Arial" w:cs="Arial" w:eastAsia="Arial" w:hAnsi="Arial"/>
@@ -17151,7 +16868,7 @@
                 <w:sz w:val="18"/>
                 <w:szCs w:val="18"/>
               </w:rPr>
-              <w:t xml:space="preserve">Write the CER scaffold on the board. Say: 'You have observed the evidence and studied the model. Now I want you to be the scientist who explains it. For each of the three properties on the board, write a Claim–Evidence–Reasoning statement. You have 6 minutes — work individually.' [Allow 6 minutes of silent writing.] After writing, say: 'Compare your CERs with your group — do you agree on the reasoning? Fix any errors together. 2 minutes.' After group compare, cold-call one representative per property (3 different students): 'Chebet — read us your CER for electrical conductivity.' [WAIT TIME: 12 seconds after calling name.] After each CER, probe: 'Class — do you agree with the reasoning? Thumbs up, sideways, or down.' Correct misconceptions immediately, then say: 'Now let me connect this to Kenya. Kenya Power runs copper cables from Olkaria geothermal plant all the way to Nairobi — now you know why copper, not salt and not diamond, was chosen.' [Pause for effect.] 'Your mama's aluminium sufuria conducts heat from the jiko because of these same delocalised electrons — they transfer kinetic energy rapidly through the lattice.' Ask a final synthesis question: 'How is the sea of electrons in copper wire fundamentally different from the bonding electrons in the graphite pencil we studied last lesson?' [WAIT TIME: 15 seconds. Cold-call 2 students.]</w:t>
+              <w:t xml:space="preserve">Distribute resource cards or display the structured text. Say: 'You have 8 minutes to read, draw your hydrogen bonding diagram, and answer the three questions. Work in pairs — both partners must have a complete diagram in their own book.' [Circulate actively — spend no more than 45 seconds at any one pair. Use targeted prompts: 'Show me which bond is covalent and which is the hydrogen bond — how are they different on your diagram?' and 'What symbol tells us a bond is a hydrogen bond on a diagram?'] After 8 minutes, use whole-class cold-calling: 'Amina, come draw your hydrogen bonding diagram on the board.' While Amina draws, ask the class: 'What should she label with δ+ and δ−? Thumbs up when you see a part she should label.' After diagram is complete: 'Baraka, answer question 2 for us — why does wax melt so much more easily than water boils?' [WAIT TIME: 12 seconds.] 'Njeri, build on what Baraka said using the word intermolecular.' Explicitly name the concept: 'The key vocabulary today is INTERMOLECULAR — meaning between molecules, not within. Hydrogen bonds are intermolecular. Van der Waals forces are intermolecular. The covalent bonds inside water are intramolecular. Write these two words and their meanings right now.' [Allow 60 seconds.] Return to the phenomenon: 'So now — why does the Form 4 student's cooking water need so much heat from the charcoal jiko to boil? Explain using the words intermolecular and hydrogen bond.' [WAIT TIME: 15 seconds.] Cold-call 3 students.</w:t>
             </w:r>
           </w:p>
         </w:tc>
@@ -17183,7 +16900,7 @@
                 <w:sz w:val="18"/>
                 <w:szCs w:val="18"/>
               </w:rPr>
-              <w:t xml:space="preserve">Claim–Evidence–Reasoning (CER) Writing: CER is a disciplinary literacy strategy from NGSS Science and Engineering Practice 6 (Constructing Explanations). By requiring students to separate their claim from the evidence and then provide mechanistic reasoning, it prevents surface-level 'because it is metal' responses and forces students to reference the sea-of-electrons model explicitly. Public sharing of CERs and the thumbs-up/sideways/down class check creates a low-stakes peer-assessment culture while giving the teacher rapid whole-class formative data.</w:t>
+              <w:t xml:space="preserve">Structured Paired Reading with Progressive Questioning (Jigsaw-within-pairs) — Students construct understanding from a resource text rather than receiving it through lecture, promoting Learning to Learn competency. The three tiered questions move from recall (Q1) to explanation (Q2) to application/prediction (Q3), scaffolding scientific reasoning. Cold-calling a student to draw on the board makes the diagram a shared class artefact that all students can check against their own work.</w:t>
             </w:r>
           </w:p>
         </w:tc>
@@ -17215,7 +16932,7 @@
                 <w:sz w:val="18"/>
                 <w:szCs w:val="18"/>
               </w:rPr>
-              <w:t xml:space="preserve">Collect or photograph 4–5 CER notebooks during group discussion. Look for: (a) Reasoning that explicitly references 'delocalised electrons' and 'free to move' — this is the target understanding; (b) Correct distinction between malleability (layers slide) and conductivity (electrons move) — students often conflate these; (c) Any student who writes 'the ionic lattice' instead of 'metallic lattice' — this signals carryover confusion from Lesson 2 and requires immediate individual correction. The synthesis question comparing copper to graphite assesses whether students can differentiate metallic delocalisation from covalent delocalisation — a key conceptual distinction for KICD outcomes (a) and (b).</w:t>
+              <w:t xml:space="preserve">Teacher collects diagnostic evidence at three points: (1) During circulation, check that hydrogen bond diagrams correctly show the dashed line between δ+ H and the lone pair on O of the adjacent molecule — not between two O atoms or between O and O. (2) Listen for students using the word 'intermolecular' correctly in cold-call responses. (3) Written responses to Q3 (CO₂ prediction) reveal whether students can transfer the concept of weak Van der Waals forces to a new context — correct answer is that dry ice sublimes at a low temperature (−78 °C) because only weak Van der Waals forces hold CO₂ molecules together. Students who struggle with Q3 may need teacher scaffolding before Lesson 6's comparison activity.</w:t>
             </w:r>
           </w:p>
         </w:tc>
@@ -17281,7 +16998,7 @@
                 <w:sz w:val="18"/>
                 <w:szCs w:val="18"/>
               </w:rPr>
-              <w:t xml:space="preserve">Each group receives three sticky notes in a new colour (e.g. orange, reserved for metallic bonding evidence). Students write: Note 1 — one new answer they can now give to the main driving question about the copper wire; Note 2 — one new question the lesson has raised (e.g. 'Why do some metals conduct electricity better than others?' or 'Why is steel stronger than pure iron?'); Note 3 — a connection arrow between their new orange note and a previous lesson's sticky note (linking metallic bonding to ionic or covalent). Groups post their notes on the class DQB and one representative from each group briefly (30 seconds) explains the connection arrow they drew.</w:t>
+              <w:t xml:space="preserve">Students return to the class Driving Question Board. Each student writes one sticky note (or contributes to a shared board column) with a new piece of evidence or a new question generated by today's lesson. The teacher guides students to sort contributions into two columns: 'Evidence we now have' and 'Questions still remaining.' Students verbally connect today's learning to the original phenomenon by completing the sentence frame: 'Hydrogen bonds explain why ___, but I still wonder ___.' The class identifies that the phenomenon now requires one more piece of evidence — comparing all four bond/structure types side by side — to fully answer the driving question.</w:t>
             </w:r>
           </w:p>
         </w:tc>
@@ -17317,7 +17034,7 @@
             <w:pPr>
               <w:spacing w:after="20" w:before="0"/>
             </w:pPr>
-            <w:hyperlink w:history="1" r:id="rIdvcc2b3jx-tjvjo5tlah5n">
+            <w:hyperlink w:history="1" r:id="rIdg8pm7oj1qfs-2opudfvrz">
               <w:r>
                 <w:rPr>
                   <w:rFonts w:ascii="Arial" w:cs="Arial" w:eastAsia="Arial" w:hAnsi="Arial"/>
@@ -17326,7 +17043,7 @@
                   <w:szCs w:val="16"/>
                   <w:u w:val="single" w:color="2E75B6"/>
                 </w:rPr>
-                <w:t xml:space="preserve">Genetics vocabulary</w:t>
+                <w:t xml:space="preserve">Van der Waals Forces - Overview</w:t>
               </w:r>
             </w:hyperlink>
           </w:p>
@@ -17342,7 +17059,7 @@
                 <w:sz w:val="14"/>
                 <w:szCs w:val="14"/>
               </w:rPr>
-              <w:t xml:space="preserve">Source: Khan Academy (English - US curriculum)</w:t>
+              <w:t xml:space="preserve">Source: CK-12</w:t>
             </w:r>
           </w:p>
           <w:p>
@@ -17350,7 +17067,7 @@
               <w:spacing w:after="10" w:before="0"/>
               <w:ind w:left="120"/>
             </w:pPr>
-            <w:hyperlink w:history="1" r:id="rIdatplwdfnp0o3hd7rwj2yd">
+            <w:hyperlink w:history="1" r:id="rIdo00uslz0wru10g3fdugm0">
               <w:r>
                 <w:rPr>
                   <w:rFonts w:ascii="Arial" w:cs="Arial" w:eastAsia="Arial" w:hAnsi="Arial"/>
@@ -17395,7 +17112,7 @@
             <w:pPr>
               <w:spacing w:after="20" w:before="0"/>
             </w:pPr>
-            <w:hyperlink w:history="1" r:id="rIdp7bfyaqh1ewwo6xekhgr4">
+            <w:hyperlink w:history="1" r:id="rIdjmvq3woiqk1e800dccuph">
               <w:r>
                 <w:rPr>
                   <w:rFonts w:ascii="Arial" w:cs="Arial" w:eastAsia="Arial" w:hAnsi="Arial"/>
@@ -17404,7 +17121,7 @@
                   <w:szCs w:val="16"/>
                   <w:u w:val="single" w:color="2E75B6"/>
                 </w:rPr>
-                <w:t xml:space="preserve">Metallic Bonding (Flexbook)</w:t>
+                <w:t xml:space="preserve">Hydrogen and Alkali Metals (Flexbook)</w:t>
               </w:r>
             </w:hyperlink>
           </w:p>
@@ -17428,7 +17145,7 @@
               <w:spacing w:after="10" w:before="0"/>
               <w:ind w:left="120"/>
             </w:pPr>
-            <w:hyperlink w:history="1" r:id="rIdb-pugu9c_24-wicae0rvj">
+            <w:hyperlink w:history="1" r:id="rIdpsgmolurg0ztvt6xmklwe">
               <w:r>
                 <w:rPr>
                   <w:rFonts w:ascii="Arial" w:cs="Arial" w:eastAsia="Arial" w:hAnsi="Arial"/>
@@ -17470,7 +17187,7 @@
                 <w:sz w:val="18"/>
                 <w:szCs w:val="18"/>
               </w:rPr>
-              <w:t xml:space="preserve">Direct students to the DQB. Say: 'The Gikomba vendor's copper wire has been waiting on our board since Lesson 1. Today we can finally start to explain it fully. Take your three orange sticky notes. Note 1: write one answer — what do you now know about why copper wire conducts electricity? Note 2: write one new question this lesson has raised for you. Note 3: write how today's metallic bonding connects to what we learned about ionic bonding in Lesson 2 or covalent bonding in Lesson 3.' [Allow 3 minutes for writing.] 'Post your notes now and draw a connection arrow to at least one earlier note.' After posting, do a rapid gallery: 'Group 3 — Fatuma, tell us your connection arrow in 30 seconds.' Repeat for 2 more groups. Point to the DQB and say: 'Look at how our board is filling. We have now explained three of the four Gikomba objects. What is the one thing still missing from our board?' [Elicit: full comparison of all four bond types / uses of substances based on bond type — setting up Lessons 6–8.]</w:t>
+              <w:t xml:space="preserve">Bring the class's attention to the DQB (physically or digitally). Say: 'In Lesson 1, our student noticed that water — which is essential to all Kenyan cooking — behaves strangely compared to other molecular substances. We now have a molecular explanation. What evidence can we add to our board today?' [WAIT TIME: 10 seconds.] Cold-call 4 students to share their sticky note contributions. As students speak, physically place notes on the board in the correct column and narrate: 'Zawadi says hydrogen bonds between water molecules explain the high boiling point — that goes in Evidence. Mwangi asks why hydrogen bonds don't form in wax — great question, that goes in Questions Remaining.' Then say: 'Look at our board. We can now explain NaCl (ionic bonds — Lesson 3), diamond and graphite (covalent bonds — Lesson 4), and water and wax (intermolecular forces — today). What is STILL missing from our explanation of the phenomenon?' [WAIT TIME: 12 seconds.] Guide students to notice that aluminium (metallic bonding) has not yet been fully addressed, and that a side-by-side comparison is needed. Say: 'Write your sentence frame in your books now: Hydrogen bonds explain why ___, but I still wonder ___.' [Allow 90 seconds.] Cold-call 3 students to read their sentences aloud.</w:t>
             </w:r>
           </w:p>
         </w:tc>
@@ -17502,7 +17219,7 @@
                 <w:sz w:val="18"/>
                 <w:szCs w:val="18"/>
               </w:rPr>
-              <w:t xml:space="preserve">Driving Question Board with Colour-Coded Evidence Threads: Each lesson's evidence is posted in a consistent colour, so over 8 lessons the DQB becomes a visual map of the unit's growing understanding. Connection arrows activate NGSS Practice 8 (Obtaining, Evaluating, and Communicating Information) by requiring students to explicitly link new evidence to prior evidence. The 'what is still missing?' prompt maintains productive curiosity and previews the next lessons.</w:t>
+              <w:t xml:space="preserve">Driving Question Board Update with Evidence Sorting — The DQB serves as a running public record of the class's collective understanding. Sorting new contributions into 'evidence' vs. 'questions' trains students to distinguish between what is now explained and what remains uncertain, modelling authentic scientific practice. The sentence frame scaffolds metacognitive articulation of partial understanding.</w:t>
             </w:r>
           </w:p>
         </w:tc>
@@ -17534,7 +17251,7 @@
                 <w:sz w:val="18"/>
                 <w:szCs w:val="18"/>
               </w:rPr>
-              <w:t xml:space="preserve">Scan sticky notes for quality of the answer on Note 1 — it should reference 'delocalised electrons' and 'sea of electrons model,' not just 'because it is a metal.' Questions on Note 2 that show conceptual depth (alloys, conductivity comparisons) indicate high readiness for Lessons 6–7. Connection arrows that correctly link metallic bonding to ionic bonding (both involve cations / both are giant structures / both have high melting points) demonstrate cross-lesson synthesis. Note any groups whose connection arrows are vague or absent — revisit with those groups in the opening of Lesson 6.</w:t>
+              <w:t xml:space="preserve">Teacher reads sticky notes and listens to sentence frames for two indicators: (1) Students correctly attribute water's high boiling point to hydrogen bonds (not to covalent bonds within water, a common misconception). (2) Students' 'still wonder' questions are substantive and point forward — e.g., 'I still wonder why metallic bonds make aluminium conduct electricity' — suggesting readiness for Lesson 6. Misconception flag: if students write 'hydrogen bonds hold the H and O atoms together inside water,' address this immediately by asking the class: 'Is a hydrogen bond inside a water molecule or between two water molecules? Use the prefix inter- to help you.'  </w:t>
             </w:r>
           </w:p>
         </w:tc>
@@ -17600,7 +17317,7 @@
                 <w:sz w:val="18"/>
                 <w:szCs w:val="18"/>
               </w:rPr>
-              <w:t xml:space="preserve">Students open the cumulative unit model they have been building since Lesson 1 — a four-quadrant diagram with one quadrant per bond type. The first three quadrants (ionic, covalent giant, covalent molecular/intermolecular) were completed in Lessons 2–4. Today students complete quadrant 4: Metallic Bonding. Each quadrant contains: (a) a small particle diagram, (b) a list of 3 properties, (c) one Kenyan example substance, (d) one Kenyan use. Students draw the sea-of-electrons diagram in the metallic quadrant, list conductivity/malleability/high melting point, write 'copper (shaba)' as the example, and write 'Kenya Power transmission cables / aluminium sufuria' as the use. They then write one synthesis sentence at the bottom of the whole diagram: 'The type of bond determines the properties because…' connecting all four quadrants.</w:t>
+              <w:t xml:space="preserve">Students revisit the cumulative class model begun in Lesson 1 (a visual display showing the four contrasting materials from the phenomenon). Today they add a new panel for 'Simple Molecular Substances' next to the existing panels for NaCl and covalent substances. Using pencils, rulers, and coloured pens, each student draws a model panel in their book showing: (a) two or three water molecules with intramolecular covalent bonds (solid lines) and intermolecular hydrogen bonds (dashed lines), δ+ and δ− labels; (b) two wax-like molecules showing only weak Van der Waals forces (wavy arrows or dotted lines labelled 'weak VdW'). Beneath the model, students write two property predictions: melting/boiling point (low or high) and electrical conductivity (yes/no), using the model to justify each prediction.</w:t>
             </w:r>
           </w:p>
         </w:tc>
@@ -17636,7 +17353,7 @@
             <w:pPr>
               <w:spacing w:after="20" w:before="0"/>
             </w:pPr>
-            <w:hyperlink w:history="1" r:id="rIduqxvk1mzmjgqwfg5n86sw">
+            <w:hyperlink w:history="1" r:id="rIdssmgh72i7uo4ijaohz6pq">
               <w:r>
                 <w:rPr>
                   <w:rFonts w:ascii="Arial" w:cs="Arial" w:eastAsia="Arial" w:hAnsi="Arial"/>
@@ -17645,7 +17362,7 @@
                   <w:szCs w:val="16"/>
                   <w:u w:val="single" w:color="2E75B6"/>
                 </w:rPr>
-                <w:t xml:space="preserve">Genetics vocabulary</w:t>
+                <w:t xml:space="preserve">Van der Waals Forces - Overview</w:t>
               </w:r>
             </w:hyperlink>
           </w:p>
@@ -17661,7 +17378,7 @@
                 <w:sz w:val="14"/>
                 <w:szCs w:val="14"/>
               </w:rPr>
-              <w:t xml:space="preserve">Source: Khan Academy (English - US curriculum)</w:t>
+              <w:t xml:space="preserve">Source: CK-12</w:t>
             </w:r>
           </w:p>
           <w:p>
@@ -17669,7 +17386,7 @@
               <w:spacing w:after="10" w:before="0"/>
               <w:ind w:left="120"/>
             </w:pPr>
-            <w:hyperlink w:history="1" r:id="rIdaf2h2ukzbf-6yf4yqnyxc">
+            <w:hyperlink w:history="1" r:id="rIdwttt3gkfuzpz181vzxuld">
               <w:r>
                 <w:rPr>
                   <w:rFonts w:ascii="Arial" w:cs="Arial" w:eastAsia="Arial" w:hAnsi="Arial"/>
@@ -17714,7 +17431,7 @@
             <w:pPr>
               <w:spacing w:after="20" w:before="0"/>
             </w:pPr>
-            <w:hyperlink w:history="1" r:id="rIdenix87h7t1f3fmn7fh0fm">
+            <w:hyperlink w:history="1" r:id="rIdgloiw2gtvkagistud_lvk">
               <w:r>
                 <w:rPr>
                   <w:rFonts w:ascii="Arial" w:cs="Arial" w:eastAsia="Arial" w:hAnsi="Arial"/>
@@ -17723,7 +17440,7 @@
                   <w:szCs w:val="16"/>
                   <w:u w:val="single" w:color="2E75B6"/>
                 </w:rPr>
-                <w:t xml:space="preserve">Metallic Bonding (Flexbook)</w:t>
+                <w:t xml:space="preserve">Hydrogen and Alkali Metals (Flexbook)</w:t>
               </w:r>
             </w:hyperlink>
           </w:p>
@@ -17747,7 +17464,7 @@
               <w:spacing w:after="10" w:before="0"/>
               <w:ind w:left="120"/>
             </w:pPr>
-            <w:hyperlink w:history="1" r:id="rIdi7tbw4sqpu_mnuxgxpwzb">
+            <w:hyperlink w:history="1" r:id="rId5cfnjqwai0s0etnxrwvcc">
               <w:r>
                 <w:rPr>
                   <w:rFonts w:ascii="Arial" w:cs="Arial" w:eastAsia="Arial" w:hAnsi="Arial"/>
@@ -17789,7 +17506,7 @@
                 <w:sz w:val="18"/>
                 <w:szCs w:val="18"/>
               </w:rPr>
-              <w:t xml:space="preserve">Say: 'Take out your four-quadrant unit model. The first three quadrants tell the stories of salt, diamond, and graphite. Now complete quadrant 4 for metallic bonding — use everything from today: the diagram, the three properties, a Kenyan example, and a Kenyan use. You have 4 minutes.' [Allow 4 minutes of quiet individual work.] After drawing: 'Now write one sentence at the bottom of the whole diagram that connects all four quadrants — why does the type of bond determine the properties? Use the sentence starter: The type of bond determines the properties because…' [WAIT TIME: allow 2 minutes for writing the synthesis sentence.] Cold-call 2 students to read their synthesis sentence aloud. After both, say: 'Both sentences mention electrons — that is the key. The story of this whole unit is the story of electrons: transferred, shared, or delocalised. Remember that for our next lesson.' Close by returning to the phenomenon: 'The Gikomba hardware vendor did not know he was selling four different electron stories. Now you do. Next lesson, we will compare all four side by side and answer the driving question fully.'</w:t>
+              <w:t xml:space="preserve">Say: 'Open your books to your cumulative model page. We are going to add a new panel today — Simple Molecular Substances. Draw a box and label it. Inside, draw three water molecules arranged in a bent shape — remember from Lesson 4 that water is a bent molecule — and connect them with the dashed hydrogen bond lines we practised. Then draw two wax-molecule shapes (long zigzag chains) and show Van der Waals forces with wavy dotted lines between them.' [Allow 5 minutes for drawing. Circulate and give targeted feedback. Look for: Are the hydrogen bonds between molecules, not within them? Are covalent bonds solid lines and hydrogen bonds dashed? Are δ+ and δ− on the correct atoms?] After 5 minutes: 'Now write your two property predictions beneath your model with justifications. Use this sentence frame: The boiling point of water is [high/low] because ___. Water [does/does not] conduct electricity because ___.' [Allow 2 minutes.] Bring the class together: 'Chebet, show us your model under the document camera.' [If no camera, ask Chebet to describe it.] Ask the class: 'Compare your model to Chebet's — what is the same? What is different? Does her model correctly show where hydrogen bonds form?' [WAIT TIME: 12 seconds.] Close by returning to the phenomenon: 'We now have four panels on our model: ionic NaCl, covalent diamond and graphite, simple molecular water and wax. One material from our phenomenon is still waiting — aluminium. That comes next lesson.'</w:t>
             </w:r>
           </w:p>
         </w:tc>
@@ -17821,7 +17538,7 @@
                 <w:sz w:val="18"/>
                 <w:szCs w:val="18"/>
               </w:rPr>
-              <w:t xml:space="preserve">Cumulative Four-Quadrant Model Revision (NGSS Practice 2 — Developing and Using Models): The four-quadrant diagram is the unit's anchor model, revised in every lesson as new bond type evidence accumulates. This strategy externalises the growing understanding, prevents knowledge compartmentalisation (treating each bond type as isolated), and prepares students for the comparative explanations required by KICD SLO (b) and (c). The synthesis sentence at the bottom requires students to operate at the highest level of Bloom's taxonomy — synthesis/creation — consolidating all four lessons' evidence into one mechanistic claim.</w:t>
+              <w:t xml:space="preserve">Cumulative Model Revision (Additive Panel Strategy) — Each lesson adds a new panel to a growing visual model of the phenomenon's materials. This strategy makes the growth of understanding visible over time, reinforces that the four materials in the phenomenon represent four distinct bonding/structure types, and requires students to commit their understanding to a public, evaluable form. The property prediction sentences force students to use the model as an explanatory tool, not just a drawing exercise.</w:t>
             </w:r>
           </w:p>
         </w:tc>
@@ -17853,7 +17570,7 @@
                 <w:sz w:val="18"/>
                 <w:szCs w:val="18"/>
               </w:rPr>
-              <w:t xml:space="preserve">Collect 5–6 models (or photograph them) at the end of class. Check for: (a) Accurate sea-of-electrons particle diagram in quadrant 4 — cations shown as positive ions, electrons as free dots between them, NOT as bonded pairs; (b) Correct Kenyan example and use — accept any valid Kenyan metal context (copper wire, aluminium foil/sufuria, iron jembe, steel matatu body); (c) Quality of synthesis sentence — the target response references electron behaviour ('transferred in ionic, shared in covalent, delocalised in metallic') and connects it to a property difference. Students who write only 'different bonds make different properties' without mechanistic reasoning need individual follow-up at the start of Lesson 6. Return models at the beginning of Lesson 6 with written feedback.</w:t>
+              <w:t xml:space="preserve">Teacher collects or photographs 4–5 student model panels during circulation. Key success criteria: (1) Hydrogen bonds shown as dashed lines between molecules, not solid lines within molecules. (2) δ+ on H atoms and δ− on O atoms (not reversed). (3) Van der Waals forces in the wax section labelled as 'weak.' (4) Property predictions logically derived from the model — e.g., 'Water has a high boiling point because many hydrogen bonds must be broken, requiring more energy.' Misconception to flag and address next lesson: students who draw hydrogen bonds inside a single water molecule between the H and O — these students have not yet distinguished intramolecular from intermolecular forces.</w:t>
             </w:r>
           </w:p>
         </w:tc>
@@ -17946,83 +17663,83 @@
                 <w:sz w:val="18"/>
                 <w:szCs w:val="18"/>
               </w:rPr>
-              <w:t xml:space="preserve">1. Did all students correctly distinguish 'delocalised electrons moving freely through the lattice' from 'electrons shared between two specific atoms' — and if not, which specific language or diagram would have made this distinction clearer?</w:t>
-            </w:r>
-          </w:p>
-          <w:p>
-            <w:pPr>
-              <w:spacing w:after="40" w:before="0"/>
-              <w:jc w:val="left"/>
-            </w:pPr>
-            <w:r>
-              <w:rPr>
-                <w:rFonts w:ascii="Arial" w:cs="Arial" w:eastAsia="Arial" w:hAnsi="Arial"/>
-                <w:b w:val="false"/>
-                <w:bCs w:val="false"/>
-                <w:i w:val="false"/>
-                <w:iCs w:val="false"/>
-                <w:color w:val="000000"/>
-                <w:sz w:val="18"/>
-                <w:szCs w:val="18"/>
-              </w:rPr>
-              <w:t xml:space="preserve">2. When students made connections on the DQB between metallic bonding and ionic bonding (both involve cations, both have high melting points), did I probe deeply enough to also surface the key difference (delocalised vs. localised electrons)? How can I build this contrast more explicitly into Lesson 6?</w:t>
-            </w:r>
-          </w:p>
-          <w:p>
-            <w:pPr>
-              <w:spacing w:after="40" w:before="0"/>
-              <w:jc w:val="left"/>
-            </w:pPr>
-            <w:r>
-              <w:rPr>
-                <w:rFonts w:ascii="Arial" w:cs="Arial" w:eastAsia="Arial" w:hAnsi="Arial"/>
-                <w:b w:val="false"/>
-                <w:bCs w:val="false"/>
-                <w:i w:val="false"/>
-                <w:iCs w:val="false"/>
-                <w:color w:val="000000"/>
-                <w:sz w:val="18"/>
-                <w:szCs w:val="18"/>
-              </w:rPr>
-              <w:t xml:space="preserve">3. Were the Kenyan industrial contexts (Kenya Power copper cables, aluminium sufuria, Nairobi steel construction) engaging and credible to students, or did they feel superficial? What additional local detail — for example, specific Kitui copper deposits or a named Nairobi building — would make these connections more meaningful?</w:t>
-            </w:r>
-          </w:p>
-          <w:p>
-            <w:pPr>
-              <w:spacing w:after="40" w:before="0"/>
-              <w:jc w:val="left"/>
-            </w:pPr>
-            <w:r>
-              <w:rPr>
-                <w:rFonts w:ascii="Arial" w:cs="Arial" w:eastAsia="Arial" w:hAnsi="Arial"/>
-                <w:b w:val="false"/>
-                <w:bCs w:val="false"/>
-                <w:i w:val="false"/>
-                <w:iCs w:val="false"/>
-                <w:color w:val="000000"/>
-                <w:sz w:val="18"/>
-                <w:szCs w:val="18"/>
-              </w:rPr>
-              <w:t xml:space="preserve">4. How many students produced a strong CER reasoning statement that explicitly named 'delocalised electrons' rather than just 'free electrons' or 'loose bonds'? What scaffolding (sentence frames, word banks) would raise this proportion in future lessons?</w:t>
-            </w:r>
-          </w:p>
-          <w:p>
-            <w:pPr>
-              <w:spacing w:after="40" w:before="0"/>
-              <w:jc w:val="left"/>
-            </w:pPr>
-            <w:r>
-              <w:rPr>
-                <w:rFonts w:ascii="Arial" w:cs="Arial" w:eastAsia="Arial" w:hAnsi="Arial"/>
-                <w:b w:val="false"/>
-                <w:bCs w:val="false"/>
-                <w:i w:val="false"/>
-                <w:iCs w:val="false"/>
-                <w:color w:val="000000"/>
-                <w:sz w:val="18"/>
-                <w:szCs w:val="18"/>
-              </w:rPr>
-              <w:t xml:space="preserve">5. Looking at the four-quadrant models collected at the end of class, do students show a coherent progression across all four quadrants, or do earlier quadrants show errors that were never corrected? Should Lesson 6 begin with a brief peer-review of the whole four-quadrant model before moving to comparative analysis?</w:t>
+              <w:t xml:space="preserve">1. Did students successfully identify water's boiling point anomaly from the graph data, or did many students already 'know' the answer and skip the reasoning? How can you protect the authenticity of prediction next time?</w:t>
+            </w:r>
+          </w:p>
+          <w:p>
+            <w:pPr>
+              <w:spacing w:after="40" w:before="0"/>
+              <w:jc w:val="left"/>
+            </w:pPr>
+            <w:r>
+              <w:rPr>
+                <w:rFonts w:ascii="Arial" w:cs="Arial" w:eastAsia="Arial" w:hAnsi="Arial"/>
+                <w:b w:val="false"/>
+                <w:bCs w:val="false"/>
+                <w:i w:val="false"/>
+                <w:iCs w:val="false"/>
+                <w:color w:val="000000"/>
+                <w:sz w:val="18"/>
+                <w:szCs w:val="18"/>
+              </w:rPr>
+              <w:t xml:space="preserve">2. Were students consistently using the terms 'intramolecular' and 'intermolecular' correctly in their explanations by the end of the lesson, or did the misconception (hydrogen bonds inside a water molecule) persist? Which students need targeted follow-up?</w:t>
+            </w:r>
+          </w:p>
+          <w:p>
+            <w:pPr>
+              <w:spacing w:after="40" w:before="0"/>
+              <w:jc w:val="left"/>
+            </w:pPr>
+            <w:r>
+              <w:rPr>
+                <w:rFonts w:ascii="Arial" w:cs="Arial" w:eastAsia="Arial" w:hAnsi="Arial"/>
+                <w:b w:val="false"/>
+                <w:bCs w:val="false"/>
+                <w:i w:val="false"/>
+                <w:iCs w:val="false"/>
+                <w:color w:val="000000"/>
+                <w:sz w:val="18"/>
+                <w:szCs w:val="18"/>
+              </w:rPr>
+              <w:t xml:space="preserve">3. How effectively did the Kenyan kitchen context (jiko, sufuria, candle wax during power cuts, soda bottles) help students connect abstract intermolecular force concepts to lived experience? Which examples generated the most engagement?</w:t>
+            </w:r>
+          </w:p>
+          <w:p>
+            <w:pPr>
+              <w:spacing w:after="40" w:before="0"/>
+              <w:jc w:val="left"/>
+            </w:pPr>
+            <w:r>
+              <w:rPr>
+                <w:rFonts w:ascii="Arial" w:cs="Arial" w:eastAsia="Arial" w:hAnsi="Arial"/>
+                <w:b w:val="false"/>
+                <w:bCs w:val="false"/>
+                <w:i w:val="false"/>
+                <w:iCs w:val="false"/>
+                <w:color w:val="000000"/>
+                <w:sz w:val="18"/>
+                <w:szCs w:val="18"/>
+              </w:rPr>
+              <w:t xml:space="preserve">4. Did the cumulative model panels show genuine conceptual progress, or were students copying diagrams without understanding what they represent? What question could you ask next lesson to quickly diagnose this?</w:t>
+            </w:r>
+          </w:p>
+          <w:p>
+            <w:pPr>
+              <w:spacing w:after="40" w:before="0"/>
+              <w:jc w:val="left"/>
+            </w:pPr>
+            <w:r>
+              <w:rPr>
+                <w:rFonts w:ascii="Arial" w:cs="Arial" w:eastAsia="Arial" w:hAnsi="Arial"/>
+                <w:b w:val="false"/>
+                <w:bCs w:val="false"/>
+                <w:i w:val="false"/>
+                <w:iCs w:val="false"/>
+                <w:color w:val="000000"/>
+                <w:sz w:val="18"/>
+                <w:szCs w:val="18"/>
+              </w:rPr>
+              <w:t xml:space="preserve">5. Looking at the DQB after this lesson, do students' 'still wonder' questions point meaningfully toward metallic bonding (Lesson 6) and the comparative structure lesson? If not, what bridging question will you pose at the start of Lesson 6 to create that link?</w:t>
             </w:r>
           </w:p>
         </w:tc>
@@ -18149,7 +17866,7 @@
                 <w:sz w:val="18"/>
                 <w:szCs w:val="18"/>
               </w:rPr>
-              <w:t xml:space="preserve">Students observed that copper wire bends without breaking, aluminium foil can be flattened and reshaped, and table salt shatters when bent — all solids, but with dramatically different mechanical responses. They also observed a diagram showing a regular lattice of positive metal ions surrounded by freely moving delocalised electrons.</w:t>
+              <w:t xml:space="preserve">Students observed that water's boiling point (+100 °C) is approximately 160 °C higher than the value predicted by the Group VI hydride boiling point trend, and that wax and CO₂ (non-polar molecular substances) melt or sublimate at very low temperatures — confirming that 'something extra' holds water molecules together that is absent in non-polar substances.</w:t>
             </w:r>
           </w:p>
         </w:tc>
@@ -18215,7 +17932,7 @@
                 <w:sz w:val="18"/>
                 <w:szCs w:val="18"/>
               </w:rPr>
-              <w:t xml:space="preserve">Metallic bonding forms when metal atoms release their valence electrons into a shared 'sea' of delocalised electrons that flows freely around a lattice of positive metal cations. This sea of electrons explains: (1) electrical conductivity — electrons carry charge through the solid; (2) thermal conductivity — electrons transfer kinetic energy rapidly; (3) malleability and ductility — ion layers can slide over each other without breaking the non-directional bond; (4) metallic lustre — delocalised electrons absorb and re-emit light.</w:t>
+              <w:t xml:space="preserve">Hydrogen bonds form between molecules containing a highly electronegative atom (O, N, F) bonded to H; the δ+ H of one molecule is attracted to a lone pair on the electronegative atom of an adjacent molecule, creating an intermolecular force much stronger than Van der Waals dispersion forces. Van der Waals forces are weak, temporary attractions present in all molecules but dominant in non-polar substances like wax and CO₂, giving these substances low melting and boiling points. Simple molecular substances do not conduct electricity because they have no free ions or electrons.</w:t>
             </w:r>
           </w:p>
         </w:tc>
@@ -18281,7 +17998,7 @@
                 <w:sz w:val="18"/>
                 <w:szCs w:val="18"/>
               </w:rPr>
-              <w:t xml:space="preserve">The copper wire at the Gikomba hardware stall conducts electricity as a solid (unlike salt, which needs to dissolve) because its delocalised electrons are already free to carry charge through the solid lattice. It bends without shattering (unlike salt or diamond) because the metallic bond is non-directional — ion layers can slide while remaining in the electron sea. The aluminium sufuria conducts heat from the jiko quickly for the same reason. This is the third of four bond-type explanations needed to fully solve the Gikomba mystery.</w:t>
+              <w:t xml:space="preserve">The Form 4 student's cooking water requires sustained heat from the charcoal jiko to boil because the many hydrogen bonds between water molecules require significant energy to break — far more than the Van der Waals forces holding wax molecules together, which is why wax melts easily on a warm Nairobi afternoon while water remains liquid. This is a direct consequence of the type of intermolecular force acting between the molecules, which is in turn determined by the polarity of the molecule, which is determined by the electronegativity of the atoms involved — all traceable back to bond type, the central focus of the driving question.</w:t>
             </w:r>
           </w:p>
         </w:tc>
@@ -18350,7 +18067,7 @@
                 <w:sz w:val="22"/>
                 <w:szCs w:val="22"/>
               </w:rPr>
-              <w:t xml:space="preserve">LESSON 6 (40 minutes): Lesson 6 — Physical Property Investigations: What Does Evidence Tell Us About the Bonds Inside?</w:t>
+              <w:t xml:space="preserve">LESSON 6 (40 minutes): Lesson 6 — Metallic Bonding and Giant Covalent Structures: Why Is Aluminium Malleable but Diamond Unbreakable?</w:t>
             </w:r>
           </w:p>
         </w:tc>
@@ -18517,7 +18234,7 @@
                 <w:sz w:val="18"/>
                 <w:szCs w:val="18"/>
               </w:rPr>
-              <w:t xml:space="preserve">Students carry out structured practical investigations on NaCl, wax, graphite, and aluminium foil to gather empirical evidence linking bond type to observable physical properties — directly advancing the Gikomba Market mystery.</w:t>
+              <w:t xml:space="preserve">Students model the sea of delocalised electrons in metallic bonding to explain the properties of aluminium and iron, then contrast these with giant covalent structures (diamond, graphite, SiO₂) to complete the evidence needed for answering the driving question.</w:t>
             </w:r>
           </w:p>
         </w:tc>
@@ -18584,7 +18301,7 @@
                 <w:sz w:val="18"/>
                 <w:szCs w:val="18"/>
               </w:rPr>
-              <w:t xml:space="preserve">–  Giant ionic structures (NaCl) have high melting points, dissolve in water, and conduct electricity only when dissolved or molten</w:t>
+              <w:t xml:space="preserve">–  Metallic bonding involves a lattice of positive metal ions surrounded by a 'sea' of delocalised electrons that are free to move throughout the structure.</w:t>
             </w:r>
           </w:p>
           <w:p>
@@ -18604,7 +18321,7 @@
                 <w:sz w:val="18"/>
                 <w:szCs w:val="18"/>
               </w:rPr>
-              <w:t xml:space="preserve">–  Simple molecular substances (wax) have low melting points, are generally insoluble in water, and do not conduct electricity</w:t>
+              <w:t xml:space="preserve">–  Giant covalent (atomic) structures consist of millions of atoms covalently bonded in a continuous network, giving very high melting points and exceptional hardness (diamond, SiO₂) or layered conductivity (graphite).</w:t>
             </w:r>
           </w:p>
           <w:p>
@@ -18624,9 +18341,56 @@
                 <w:sz w:val="18"/>
                 <w:szCs w:val="18"/>
               </w:rPr>
-              <w:t xml:space="preserve">–  Giant covalent layered structures (graphite) have high melting points, are insoluble in water, but conduct electricity in solid state due to delocalised electrons between layers</w:t>
-            </w:r>
-          </w:p>
+              <w:t xml:space="preserve">–  The specific structural features of each bond type — ion arrangement, electron mobility, layer spacing — directly determine observable physical properties such as malleability, conductivity, hardness, and solubility.</w:t>
+            </w:r>
+          </w:p>
+        </w:tc>
+      </w:tr>
+      <w:tr>
+        <w:tc>
+          <w:tcPr>
+            <w:tcW w:type="dxa" w:w="2400"/>
+            <w:shd w:fill="D5E8F0" w:color="auto" w:val="clear"/>
+            <w:tcMar>
+              <w:top w:type="dxa" w:w="60"/>
+              <w:left w:type="dxa" w:w="120"/>
+              <w:bottom w:type="dxa" w:w="60"/>
+              <w:right w:type="dxa" w:w="120"/>
+            </w:tcMar>
+            <w:vAlign w:val="top"/>
+          </w:tcPr>
+          <w:p>
+            <w:pPr>
+              <w:spacing w:after="40" w:before="0"/>
+              <w:jc w:val="left"/>
+            </w:pPr>
+            <w:r>
+              <w:rPr>
+                <w:rFonts w:ascii="Arial" w:cs="Arial" w:eastAsia="Arial" w:hAnsi="Arial"/>
+                <w:b/>
+                <w:bCs/>
+                <w:i w:val="false"/>
+                <w:iCs w:val="false"/>
+                <w:color w:val="000000"/>
+                <w:sz w:val="18"/>
+                <w:szCs w:val="18"/>
+              </w:rPr>
+              <w:t xml:space="preserve">Skills</w:t>
+            </w:r>
+          </w:p>
+        </w:tc>
+        <w:tc>
+          <w:tcPr>
+            <w:tcW w:type="dxa" w:w="11280"/>
+            <w:shd w:fill="FFFFFF" w:color="auto" w:val="clear"/>
+            <w:tcMar>
+              <w:top w:type="dxa" w:w="60"/>
+              <w:left w:type="dxa" w:w="120"/>
+              <w:bottom w:type="dxa" w:w="60"/>
+              <w:right w:type="dxa" w:w="120"/>
+            </w:tcMar>
+            <w:vAlign w:val="top"/>
+          </w:tcPr>
           <w:p>
             <w:pPr>
               <w:spacing w:after="30" w:before="0"/>
@@ -18644,7 +18408,27 @@
                 <w:sz w:val="18"/>
                 <w:szCs w:val="18"/>
               </w:rPr>
-              <w:t xml:space="preserve">–  Giant metallic structures (aluminium) have high melting points, are insoluble in water, and conduct electricity in solid state due to the sea of delocalised electrons</w:t>
+              <w:t xml:space="preserve">–  Model the sea of delocalised electrons in a metal using locally available materials and use the model to predict physical properties.</w:t>
+            </w:r>
+          </w:p>
+          <w:p>
+            <w:pPr>
+              <w:spacing w:after="30" w:before="0"/>
+              <w:ind w:left="360" w:hanging="180"/>
+              <w:jc w:val="left"/>
+            </w:pPr>
+            <w:r>
+              <w:rPr>
+                <w:rFonts w:ascii="Arial" w:cs="Arial" w:eastAsia="Arial" w:hAnsi="Arial"/>
+                <w:b w:val="false"/>
+                <w:bCs w:val="false"/>
+                <w:i w:val="false"/>
+                <w:iCs w:val="false"/>
+                <w:color w:val="000000"/>
+                <w:sz w:val="18"/>
+                <w:szCs w:val="18"/>
+              </w:rPr>
+              <w:t xml:space="preserve">–  Compare and contrast property data for diamond, graphite, SiO₂, aluminium, and iron and link each property to a specific structural feature.</w:t>
             </w:r>
           </w:p>
         </w:tc>
@@ -18653,32 +18437,32 @@
         <w:tc>
           <w:tcPr>
             <w:tcW w:type="dxa" w:w="2400"/>
-            <w:shd w:fill="D5E8F0" w:color="auto" w:val="clear"/>
-            <w:tcMar>
-              <w:top w:type="dxa" w:w="60"/>
-              <w:left w:type="dxa" w:w="120"/>
-              <w:bottom w:type="dxa" w:w="60"/>
-              <w:right w:type="dxa" w:w="120"/>
-            </w:tcMar>
-            <w:vAlign w:val="top"/>
-          </w:tcPr>
-          <w:p>
-            <w:pPr>
-              <w:spacing w:after="40" w:before="0"/>
-              <w:jc w:val="left"/>
-            </w:pPr>
-            <w:r>
-              <w:rPr>
-                <w:rFonts w:ascii="Arial" w:cs="Arial" w:eastAsia="Arial" w:hAnsi="Arial"/>
-                <w:b/>
-                <w:bCs/>
-                <w:i w:val="false"/>
-                <w:iCs w:val="false"/>
-                <w:color w:val="000000"/>
-                <w:sz w:val="18"/>
-                <w:szCs w:val="18"/>
-              </w:rPr>
-              <w:t xml:space="preserve">Skills</w:t>
+            <w:shd w:fill="E2EFDA" w:color="auto" w:val="clear"/>
+            <w:tcMar>
+              <w:top w:type="dxa" w:w="60"/>
+              <w:left w:type="dxa" w:w="120"/>
+              <w:bottom w:type="dxa" w:w="60"/>
+              <w:right w:type="dxa" w:w="120"/>
+            </w:tcMar>
+            <w:vAlign w:val="top"/>
+          </w:tcPr>
+          <w:p>
+            <w:pPr>
+              <w:spacing w:after="40" w:before="0"/>
+              <w:jc w:val="left"/>
+            </w:pPr>
+            <w:r>
+              <w:rPr>
+                <w:rFonts w:ascii="Arial" w:cs="Arial" w:eastAsia="Arial" w:hAnsi="Arial"/>
+                <w:b/>
+                <w:bCs/>
+                <w:i w:val="false"/>
+                <w:iCs w:val="false"/>
+                <w:color w:val="000000"/>
+                <w:sz w:val="18"/>
+                <w:szCs w:val="18"/>
+              </w:rPr>
+              <w:t xml:space="preserve">Attitudes</w:t>
             </w:r>
           </w:p>
         </w:tc>
@@ -18711,7 +18495,7 @@
                 <w:sz w:val="18"/>
                 <w:szCs w:val="18"/>
               </w:rPr>
-              <w:t xml:space="preserve">–  Carry out controlled investigations to test solubility, electrical conductivity, and melting behaviour of four representative substances</w:t>
+              <w:t xml:space="preserve">–  Appreciate how understanding bond types and structures enables engineers and artisans across Kenya — from jua kali welders to SGR builders — to select the right material for each job.</w:t>
             </w:r>
           </w:p>
           <w:p>
@@ -18731,7 +18515,7 @@
                 <w:sz w:val="18"/>
                 <w:szCs w:val="18"/>
               </w:rPr>
-              <w:t xml:space="preserve">–  Record, tabulate, and interpret experimental data to identify patterns between bond type and physical properties</w:t>
+              <w:t xml:space="preserve">–  Show care (Love) for peers during practical modelling activities, ensuring no one is hurt by materials or equipment.</w:t>
             </w:r>
           </w:p>
         </w:tc>
@@ -18740,32 +18524,32 @@
         <w:tc>
           <w:tcPr>
             <w:tcW w:type="dxa" w:w="2400"/>
-            <w:shd w:fill="E2EFDA" w:color="auto" w:val="clear"/>
-            <w:tcMar>
-              <w:top w:type="dxa" w:w="60"/>
-              <w:left w:type="dxa" w:w="120"/>
-              <w:bottom w:type="dxa" w:w="60"/>
-              <w:right w:type="dxa" w:w="120"/>
-            </w:tcMar>
-            <w:vAlign w:val="top"/>
-          </w:tcPr>
-          <w:p>
-            <w:pPr>
-              <w:spacing w:after="40" w:before="0"/>
-              <w:jc w:val="left"/>
-            </w:pPr>
-            <w:r>
-              <w:rPr>
-                <w:rFonts w:ascii="Arial" w:cs="Arial" w:eastAsia="Arial" w:hAnsi="Arial"/>
-                <w:b/>
-                <w:bCs/>
-                <w:i w:val="false"/>
-                <w:iCs w:val="false"/>
-                <w:color w:val="000000"/>
-                <w:sz w:val="18"/>
-                <w:szCs w:val="18"/>
-              </w:rPr>
-              <w:t xml:space="preserve">Attitudes</w:t>
+            <w:shd w:fill="EAD1F5" w:color="auto" w:val="clear"/>
+            <w:tcMar>
+              <w:top w:type="dxa" w:w="60"/>
+              <w:left w:type="dxa" w:w="120"/>
+              <w:bottom w:type="dxa" w:w="60"/>
+              <w:right w:type="dxa" w:w="120"/>
+            </w:tcMar>
+            <w:vAlign w:val="top"/>
+          </w:tcPr>
+          <w:p>
+            <w:pPr>
+              <w:spacing w:after="40" w:before="0"/>
+              <w:jc w:val="left"/>
+            </w:pPr>
+            <w:r>
+              <w:rPr>
+                <w:rFonts w:ascii="Arial" w:cs="Arial" w:eastAsia="Arial" w:hAnsi="Arial"/>
+                <w:b/>
+                <w:bCs/>
+                <w:i w:val="false"/>
+                <w:iCs w:val="false"/>
+                <w:color w:val="000000"/>
+                <w:sz w:val="18"/>
+                <w:szCs w:val="18"/>
+              </w:rPr>
+              <w:t xml:space="preserve">Key Inquiry Question</w:t>
             </w:r>
           </w:p>
         </w:tc>
@@ -18783,42 +18567,21 @@
           </w:tcPr>
           <w:p>
             <w:pPr>
-              <w:spacing w:after="30" w:before="0"/>
-              <w:ind w:left="360" w:hanging="180"/>
-              <w:jc w:val="left"/>
-            </w:pPr>
-            <w:r>
-              <w:rPr>
-                <w:rFonts w:ascii="Arial" w:cs="Arial" w:eastAsia="Arial" w:hAnsi="Arial"/>
-                <w:b w:val="false"/>
-                <w:bCs w:val="false"/>
-                <w:i w:val="false"/>
-                <w:iCs w:val="false"/>
-                <w:color w:val="000000"/>
-                <w:sz w:val="18"/>
-                <w:szCs w:val="18"/>
-              </w:rPr>
-              <w:t xml:space="preserve">–  Appreciate that real-world laboratory evidence — not just theory — is the foundation of scientific understanding</w:t>
-            </w:r>
-          </w:p>
-          <w:p>
-            <w:pPr>
-              <w:spacing w:after="30" w:before="0"/>
-              <w:ind w:left="360" w:hanging="180"/>
-              <w:jc w:val="left"/>
-            </w:pPr>
-            <w:r>
-              <w:rPr>
-                <w:rFonts w:ascii="Arial" w:cs="Arial" w:eastAsia="Arial" w:hAnsi="Arial"/>
-                <w:b w:val="false"/>
-                <w:bCs w:val="false"/>
-                <w:i w:val="false"/>
-                <w:iCs w:val="false"/>
-                <w:color w:val="000000"/>
-                <w:sz w:val="18"/>
-                <w:szCs w:val="18"/>
-              </w:rPr>
-              <w:t xml:space="preserve">–  Show care and responsibility for peers and equipment during practical activities, consistent with the KICD value of Love</w:t>
+              <w:spacing w:after="40" w:before="0"/>
+              <w:jc w:val="left"/>
+            </w:pPr>
+            <w:r>
+              <w:rPr>
+                <w:rFonts w:ascii="Arial" w:cs="Arial" w:eastAsia="Arial" w:hAnsi="Arial"/>
+                <w:b w:val="false"/>
+                <w:bCs w:val="false"/>
+                <w:i w:val="false"/>
+                <w:iCs w:val="false"/>
+                <w:color w:val="000000"/>
+                <w:sz w:val="18"/>
+                <w:szCs w:val="18"/>
+              </w:rPr>
+              <w:t xml:space="preserve">How do the types of chemical bonds between atoms determine the structure, properties, and uses of the substances all around us?</w:t>
             </w:r>
           </w:p>
         </w:tc>
@@ -18827,32 +18590,32 @@
         <w:tc>
           <w:tcPr>
             <w:tcW w:type="dxa" w:w="2400"/>
-            <w:shd w:fill="EAD1F5" w:color="auto" w:val="clear"/>
-            <w:tcMar>
-              <w:top w:type="dxa" w:w="60"/>
-              <w:left w:type="dxa" w:w="120"/>
-              <w:bottom w:type="dxa" w:w="60"/>
-              <w:right w:type="dxa" w:w="120"/>
-            </w:tcMar>
-            <w:vAlign w:val="top"/>
-          </w:tcPr>
-          <w:p>
-            <w:pPr>
-              <w:spacing w:after="40" w:before="0"/>
-              <w:jc w:val="left"/>
-            </w:pPr>
-            <w:r>
-              <w:rPr>
-                <w:rFonts w:ascii="Arial" w:cs="Arial" w:eastAsia="Arial" w:hAnsi="Arial"/>
-                <w:b/>
-                <w:bCs/>
-                <w:i w:val="false"/>
-                <w:iCs w:val="false"/>
-                <w:color w:val="000000"/>
-                <w:sz w:val="18"/>
-                <w:szCs w:val="18"/>
-              </w:rPr>
-              <w:t xml:space="preserve">Key Inquiry Question</w:t>
+            <w:shd w:fill="D9EEF1" w:color="auto" w:val="clear"/>
+            <w:tcMar>
+              <w:top w:type="dxa" w:w="60"/>
+              <w:left w:type="dxa" w:w="120"/>
+              <w:bottom w:type="dxa" w:w="60"/>
+              <w:right w:type="dxa" w:w="120"/>
+            </w:tcMar>
+            <w:vAlign w:val="top"/>
+          </w:tcPr>
+          <w:p>
+            <w:pPr>
+              <w:spacing w:after="40" w:before="0"/>
+              <w:jc w:val="left"/>
+            </w:pPr>
+            <w:r>
+              <w:rPr>
+                <w:rFonts w:ascii="Arial" w:cs="Arial" w:eastAsia="Arial" w:hAnsi="Arial"/>
+                <w:b/>
+                <w:bCs/>
+                <w:i w:val="false"/>
+                <w:iCs w:val="false"/>
+                <w:color w:val="000000"/>
+                <w:sz w:val="18"/>
+                <w:szCs w:val="18"/>
+              </w:rPr>
+              <w:t xml:space="preserve">Purpose in Storyline</w:t>
             </w:r>
           </w:p>
         </w:tc>
@@ -18884,7 +18647,7 @@
                 <w:sz w:val="18"/>
                 <w:szCs w:val="18"/>
               </w:rPr>
-              <w:t xml:space="preserve">How does the type of chemical bond in a substance determine its physical properties and uses?</w:t>
+              <w:t xml:space="preserve">After establishing ionic, covalent, dative covalent, hydrogen, and van der Waals bonding in Lessons 2–5, Lesson 6 completes the bond-type inventory by explaining metallic bonding and giant covalent structures — directly accounting for the aluminium sufuria and the graphite pencil from the anchoring phenomenon, and setting up Lesson 7's cross-bond comparison.</w:t>
             </w:r>
           </w:p>
         </w:tc>
@@ -18893,32 +18656,32 @@
         <w:tc>
           <w:tcPr>
             <w:tcW w:type="dxa" w:w="2400"/>
-            <w:shd w:fill="D9EEF1" w:color="auto" w:val="clear"/>
-            <w:tcMar>
-              <w:top w:type="dxa" w:w="60"/>
-              <w:left w:type="dxa" w:w="120"/>
-              <w:bottom w:type="dxa" w:w="60"/>
-              <w:right w:type="dxa" w:w="120"/>
-            </w:tcMar>
-            <w:vAlign w:val="top"/>
-          </w:tcPr>
-          <w:p>
-            <w:pPr>
-              <w:spacing w:after="40" w:before="0"/>
-              <w:jc w:val="left"/>
-            </w:pPr>
-            <w:r>
-              <w:rPr>
-                <w:rFonts w:ascii="Arial" w:cs="Arial" w:eastAsia="Arial" w:hAnsi="Arial"/>
-                <w:b/>
-                <w:bCs/>
-                <w:i w:val="false"/>
-                <w:iCs w:val="false"/>
-                <w:color w:val="000000"/>
-                <w:sz w:val="18"/>
-                <w:szCs w:val="18"/>
-              </w:rPr>
-              <w:t xml:space="preserve">Purpose in Storyline</w:t>
+            <w:shd w:fill="FCE4D6" w:color="auto" w:val="clear"/>
+            <w:tcMar>
+              <w:top w:type="dxa" w:w="60"/>
+              <w:left w:type="dxa" w:w="120"/>
+              <w:bottom w:type="dxa" w:w="60"/>
+              <w:right w:type="dxa" w:w="120"/>
+            </w:tcMar>
+            <w:vAlign w:val="top"/>
+          </w:tcPr>
+          <w:p>
+            <w:pPr>
+              <w:spacing w:after="40" w:before="0"/>
+              <w:jc w:val="left"/>
+            </w:pPr>
+            <w:r>
+              <w:rPr>
+                <w:rFonts w:ascii="Arial" w:cs="Arial" w:eastAsia="Arial" w:hAnsi="Arial"/>
+                <w:b/>
+                <w:bCs/>
+                <w:i w:val="false"/>
+                <w:iCs w:val="false"/>
+                <w:color w:val="000000"/>
+                <w:sz w:val="18"/>
+                <w:szCs w:val="18"/>
+              </w:rPr>
+              <w:t xml:space="preserve">Safety Notes</w:t>
             </w:r>
           </w:p>
         </w:tc>
@@ -18950,73 +18713,7 @@
                 <w:sz w:val="18"/>
                 <w:szCs w:val="18"/>
               </w:rPr>
-              <w:t xml:space="preserve">Having learned about the four bond types (ionic, covalent, Van der Waals/hydrogen, and metallic) across Lessons 1–5, students now test real substances and collect the physical evidence needed to fully explain why the salt, graphite, diamond, and copper wire at the Gikomba Market stall behave so dramatically differently.</w:t>
-            </w:r>
-          </w:p>
-        </w:tc>
-      </w:tr>
-      <w:tr>
-        <w:tc>
-          <w:tcPr>
-            <w:tcW w:type="dxa" w:w="2400"/>
-            <w:shd w:fill="FCE4D6" w:color="auto" w:val="clear"/>
-            <w:tcMar>
-              <w:top w:type="dxa" w:w="60"/>
-              <w:left w:type="dxa" w:w="120"/>
-              <w:bottom w:type="dxa" w:w="60"/>
-              <w:right w:type="dxa" w:w="120"/>
-            </w:tcMar>
-            <w:vAlign w:val="top"/>
-          </w:tcPr>
-          <w:p>
-            <w:pPr>
-              <w:spacing w:after="40" w:before="0"/>
-              <w:jc w:val="left"/>
-            </w:pPr>
-            <w:r>
-              <w:rPr>
-                <w:rFonts w:ascii="Arial" w:cs="Arial" w:eastAsia="Arial" w:hAnsi="Arial"/>
-                <w:b/>
-                <w:bCs/>
-                <w:i w:val="false"/>
-                <w:iCs w:val="false"/>
-                <w:color w:val="000000"/>
-                <w:sz w:val="18"/>
-                <w:szCs w:val="18"/>
-              </w:rPr>
-              <w:t xml:space="preserve">Safety Notes</w:t>
-            </w:r>
-          </w:p>
-        </w:tc>
-        <w:tc>
-          <w:tcPr>
-            <w:tcW w:type="dxa" w:w="11280"/>
-            <w:shd w:fill="FFFFFF" w:color="auto" w:val="clear"/>
-            <w:tcMar>
-              <w:top w:type="dxa" w:w="60"/>
-              <w:left w:type="dxa" w:w="120"/>
-              <w:bottom w:type="dxa" w:w="60"/>
-              <w:right w:type="dxa" w:w="120"/>
-            </w:tcMar>
-            <w:vAlign w:val="top"/>
-          </w:tcPr>
-          <w:p>
-            <w:pPr>
-              <w:spacing w:after="40" w:before="0"/>
-              <w:jc w:val="left"/>
-            </w:pPr>
-            <w:r>
-              <w:rPr>
-                <w:rFonts w:ascii="Arial" w:cs="Arial" w:eastAsia="Arial" w:hAnsi="Arial"/>
-                <w:b w:val="false"/>
-                <w:bCs w:val="false"/>
-                <w:i w:val="false"/>
-                <w:iCs w:val="false"/>
-                <w:color w:val="000000"/>
-                <w:sz w:val="18"/>
-                <w:szCs w:val="18"/>
-              </w:rPr>
-              <w:t xml:space="preserve">Handle candle/wax carefully — use a water bath or tea-light only; do not heat wax directly over an open flame unsupervised. Electrical circuit uses 1.5 V AA batteries only — no mains electricity. Graphite from pencils may produce fine dust — avoid rubbing eyes. Wash hands after handling all substances. Students must tie back long hair and avoid loose clothing near any heat source.</w:t>
+              <w:t xml:space="preserve">No hazardous chemicals used. If using clay or wire for models, caution students about sharp wire ends. Remind students not to throw or flick modelling materials across the room (Love value — care for others).</w:t>
             </w:r>
           </w:p>
         </w:tc>
@@ -19109,7 +18806,7 @@
                 <w:sz w:val="18"/>
                 <w:szCs w:val="18"/>
               </w:rPr>
-              <w:t xml:space="preserve">This lesson is the central practical investigation of the Chemical Bonding unit. Students move from theoretical knowledge gathered in Lessons 1–5 into hands-on, evidence-based inquiry. Working in groups of four, students rotate through three testing stations — solubility, electrical conductivity, and melting/heat behaviour — using four representative substances: table salt (NaCl, giant ionic), candle wax (simple molecular), pencil graphite (giant covalent layered), and aluminium foil (giant metallic). Each group records observations in a structured data table and identifies patterns across the four substances.</w:t>
+              <w:t xml:space="preserve">This lesson targets the two remaining bond types from the anchoring phenomenon: metallic bonding (aluminium sufuria, iron SGR rails) and giant covalent structures (diamond, graphite pencil, SiO₂ sand). Students begin by predicting — using only their prior knowledge — why the aluminium sufuria can be dented and bent without shattering, while a diamond cannot. This cognitive tension primes them to receive the 'sea of delocalised electrons' model with genuine curiosity.</w:t>
             </w:r>
           </w:p>
           <w:p>
@@ -19147,7 +18844,7 @@
                 <w:sz w:val="18"/>
                 <w:szCs w:val="18"/>
               </w:rPr>
-              <w:t xml:space="preserve">The lesson is anchored explicitly in the Gikomba Market phenomenon. The vendor's four products — salt, a graphite pencil, a diamond-tipped cutter, and copper wire — are mapped onto the four test substances (diamond is replaced by graphite for safety and availability, copper by aluminium foil). Students are prompted to ask: 'If all four are solid, why does only one dissolve in water? Why do only two conduct electricity as solids?' These questions push students to connect macroscopic observations back to the invisible bond structures they have been building models of.</w:t>
+              <w:t xml:space="preserve">In the Observe phase, students carry out a structured two-part activity: (1) a tactile modelling exercise in which they use locally available materials (dried maize kernels or small stones representing cations, and a piece of cloth or tray of water representing the electron sea) to simulate metallic bonding, then test the model's predictions by bending a piece of aluminium foil and observing that it does not crack; (2) a data-interpretation task using a provided properties table for diamond, graphite, SiO₂, aluminium, and iron that links melting point, hardness, electrical conductivity, and solubility data to structural differences.</w:t>
             </w:r>
           </w:p>
           <w:p>
@@ -19185,7 +18882,7 @@
                 <w:sz w:val="18"/>
                 <w:szCs w:val="18"/>
               </w:rPr>
-              <w:t xml:space="preserve">The lesson closes with a class data-sharing moment and DQB update. Students revise their cumulative bond-type models to include a 'properties column', creating a bridge to Lesson 7, where they will use this evidence to explain the specific uses of substances in Kenyan industry and everyday life — completing the answer to the driving question.</w:t>
+              <w:t xml:space="preserve">In the Explain and Model Building phases, students annotate and revise their cumulative unit models — first developed in Lesson 1 — to include metallic and giant covalent structures alongside the ionic and covalent structures from previous lessons. By the end of the lesson, all four principal bond types are represented on a single class anchor chart and in each student's notebook model, directly answering why the aluminium sufuria, graphite pencil, diamond, and salt behave so differently — completing the core evidence-gathering sequence of the unit.</w:t>
             </w:r>
           </w:p>
         </w:tc>
@@ -19510,7 +19207,7 @@
                 <w:sz w:val="18"/>
                 <w:szCs w:val="18"/>
               </w:rPr>
-              <w:t xml:space="preserve">Before any practical work begins, each student individually completes a prediction table in their exercise books. The table has four rows (NaCl, wax, graphite, aluminium) and three columns (dissolves in water?, conducts electricity as a solid?, melts easily with gentle heat?). Students write YES, NO, or UNSURE for each cell and add a one-sentence reason drawing on what they learned in Lessons 1–5. After 3 minutes, students share predictions with their lab partner using a Think-Pair-Share before the teacher takes a whole-class pulse check.</w:t>
+              <w:t xml:space="preserve">Students observe two objects placed at the front of the classroom: a piece of aluminium foil (cut from a sufuria or kitchen roll) and a photograph/sample of graphite (pencil lead). Working individually for 2 minutes, they write answers to two prompt questions in their notebooks: (1) 'Why can you bend aluminium foil without it cracking, but you cannot bend a piece of chalk the same way?' and (2) 'Graphite conducts electricity — but so does aluminium. Could they be bonded the same way? Explain your reasoning.' Students then share predictions with a neighbour (Think-Pair) before three pairs are cold-called to share with the class.</w:t>
             </w:r>
           </w:p>
         </w:tc>
@@ -19546,7 +19243,7 @@
             <w:pPr>
               <w:spacing w:after="20" w:before="0"/>
             </w:pPr>
-            <w:hyperlink w:history="1" r:id="rIdekfbvh3kn9t-5infy4mbx">
+            <w:hyperlink w:history="1" r:id="rIdlyp-fdkj7nxh6dcxfhsng">
               <w:r>
                 <w:rPr>
                   <w:rFonts w:ascii="Arial" w:cs="Arial" w:eastAsia="Arial" w:hAnsi="Arial"/>
@@ -19555,7 +19252,7 @@
                   <w:szCs w:val="16"/>
                   <w:u w:val="single" w:color="2E75B6"/>
                 </w:rPr>
-                <w:t xml:space="preserve">Genetics vocabulary</w:t>
+                <w:t xml:space="preserve">Elements and atoms</w:t>
               </w:r>
             </w:hyperlink>
           </w:p>
@@ -19579,7 +19276,7 @@
               <w:spacing w:after="10" w:before="0"/>
               <w:ind w:left="120"/>
             </w:pPr>
-            <w:hyperlink w:history="1" r:id="rIdaqkabquwbown16ktremvq">
+            <w:hyperlink w:history="1" r:id="rIdnlegrm9fu-rpu2fabxh_l">
               <w:r>
                 <w:rPr>
                   <w:rFonts w:ascii="Arial" w:cs="Arial" w:eastAsia="Arial" w:hAnsi="Arial"/>
@@ -19624,7 +19321,7 @@
             <w:pPr>
               <w:spacing w:after="20" w:before="0"/>
             </w:pPr>
-            <w:hyperlink w:history="1" r:id="rIduifimopflnbe7cv-qfskm">
+            <w:hyperlink w:history="1" r:id="rIdnkmjxkwaiwe4omrbj4q3o">
               <w:r>
                 <w:rPr>
                   <w:rFonts w:ascii="Arial" w:cs="Arial" w:eastAsia="Arial" w:hAnsi="Arial"/>
@@ -19633,7 +19330,7 @@
                   <w:szCs w:val="16"/>
                   <w:u w:val="single" w:color="2E75B6"/>
                 </w:rPr>
-                <w:t xml:space="preserve">Covalent and Ionic Bonding (PLIX)</w:t>
+                <w:t xml:space="preserve">Metallic Bonding (Flexbook)</w:t>
               </w:r>
             </w:hyperlink>
           </w:p>
@@ -19657,7 +19354,7 @@
               <w:spacing w:after="10" w:before="0"/>
               <w:ind w:left="120"/>
             </w:pPr>
-            <w:hyperlink w:history="1" r:id="rIdczlt7ftzdzanfxczjqh-y">
+            <w:hyperlink w:history="1" r:id="rId3-pht9uplkes3xtwwynzo">
               <w:r>
                 <w:rPr>
                   <w:rFonts w:ascii="Arial" w:cs="Arial" w:eastAsia="Arial" w:hAnsi="Arial"/>
@@ -19699,7 +19396,7 @@
                 <w:sz w:val="18"/>
                 <w:szCs w:val="18"/>
               </w:rPr>
-              <w:t xml:space="preserve">Say: 'Before we touch anything, I want every person to make a prediction — not a guess, a reasoned prediction based on everything we have learned about bonds since Lesson 1.' Distribute or display the prediction table. Allow 3 minutes of individual silent writing. WAIT TIME: do not prompt or answer questions during this window. After 3 minutes, say: 'Turn to your partner. Compare your tables. Where you disagree, explain your reasoning to each other — you have 90 seconds.' After pair-share, cold-call 4 students (one per substance): 'Akinyi, what did you predict for NaCl dissolving in water and why?' 'Mwangi, what about graphite conducting electricity — what was your reasoning?' Tally YES/NO/UNSURE responses on the board for the conductivity column to create a visual class prediction snapshot. Say: 'We are about to find out who is right. Scientists do not guess — they test. Let us test.'</w:t>
+              <w:t xml:space="preserve">Place the aluminium foil and graphite pencil visibly at the front before students enter. Open with: 'Remember our Form 4 student in Nairobi — she noticed her mother's aluminium sufuria conducts heat and can be dented, yet it never dissolves in the soup. Today we find out exactly why.' Distribute the two prompt questions on the board or a printed slip. After 2 minutes of individual writing, say: 'Turn to your partner. You have 90 seconds — share your prediction and listen to theirs.' [WAIT 90 seconds.] Cold-call 3 pairs in sequence: 'Pair one — what did you predict for question one?' [WAIT 10 seconds after each response before probing.] After each response, ask: 'What evidence from our previous lessons supports that prediction?' Do NOT correct predictions — record key ideas on the board under the heading 'Our Predictions.' Emphasise: 'Hold these predictions — our observations will either support or challenge them.'</w:t>
             </w:r>
           </w:p>
         </w:tc>
@@ -19731,7 +19428,7 @@
                 <w:sz w:val="18"/>
                 <w:szCs w:val="18"/>
               </w:rPr>
-              <w:t xml:space="preserve">Prediction Table with Reasoning (Anchored Prediction): Students commit to evidence-based predictions before observation, activating prior knowledge from Lessons 1–5 and creating a personal intellectual stake in the outcome. The class tally creates a shared prediction that can be publicly confirmed or challenged by experimental results.</w:t>
+              <w:t xml:space="preserve">Think-Pair-Share with Anchored Prediction: Students activate prior knowledge (Lessons 3–5) to make a testable claim before instruction, creating a cognitive hook. Recording predictions publicly makes thinking visible and gives students a personal stake in the upcoming evidence.</w:t>
             </w:r>
           </w:p>
         </w:tc>
@@ -19763,7 +19460,7 @@
                 <w:sz w:val="18"/>
                 <w:szCs w:val="18"/>
               </w:rPr>
-              <w:t xml:space="preserve">Teacher scans prediction tables during pair-share — look for: (1) correct reasoning for NaCl (ionic lattice, ions free to move when dissolved); (2) correct reasoning for graphite (delocalised electrons between layers); (3) common misconception — students predicting wax conducts because 'it melts, so particles must move'. Flag this group for targeted questioning during the Observe phase.</w:t>
+              <w:t xml:space="preserve">Teacher listens for: (a) whether students attempt to link bonding from prior lessons (e.g., 'maybe it's like covalent bonding?'), (b) whether students use observable properties as evidence, and (c) any misconception that 'all conductors must be bonded the same way.' Flag pairs who conflate metallic and covalent bonding for targeted follow-up during the Explain phase.</w:t>
             </w:r>
           </w:p>
         </w:tc>
@@ -19829,7 +19526,7 @@
                 <w:sz w:val="18"/>
                 <w:szCs w:val="18"/>
               </w:rPr>
-              <w:t xml:space="preserve">Students work in groups of four at pre-set lab stations. Each group has a kit containing: a small labelled container of table salt, a small piece of candle wax, a pencil stub (for graphite), and a strip of aluminium cooking foil; plus a beaker of water, a simple 1.5 V battery circuit with a bulb and two crocodile-clip probes, and a tea-light candle with matches (supervised). Groups rotate through three tests — (1) Solubility Test: add a small spatula of each substance to water in separate cups and stir for 30 seconds; (2) Conductivity Test: press both crocodile-clip probes onto each solid substance and note whether the bulb lights; also test NaCl dissolved in water vs pure water; (3) Melting/Heat Test: using the tea-light, hold each substance briefly in a metal spoon over the flame (teacher demonstrates first) and note which melts quickly, slowly, or not at all. Students record all observations in the class data table on a shared sheet at each station.</w:t>
+              <w:t xml:space="preserve">Students carry out two structured activities in groups of four. Activity A (Metallic Bonding Model, 8 minutes): Each group receives a tray of dried maize kernels (or small stones) and a sheet of thin plastic or cloth. They arrange the kernels in a close-packed grid representing metal cations, then lay the cloth over them to represent the delocalised electron sea. They gently push one row of kernels sideways and observe that the cloth (electrons) flows around and the structure does not break — linking this to aluminium foil being bent without cracking. They record a labelled sketch of their model in notebooks. Activity B (Giant Covalent Data Interpretation, 8 minutes): Groups receive a pre-prepared data table (melting point, hardness on Mohs scale, electrical conductivity, solubility in water) for diamond, graphite, SiO₂, aluminium, and iron. They complete a structured observation grid: for each substance, they write one sentence stating the most striking property and propose a structural explanation using the word 'bonding.'</w:t>
             </w:r>
           </w:p>
         </w:tc>
@@ -19865,7 +19562,7 @@
             <w:pPr>
               <w:spacing w:after="20" w:before="0"/>
             </w:pPr>
-            <w:hyperlink w:history="1" r:id="rIdncxgiu2pijwd_vz-pmgmw">
+            <w:hyperlink w:history="1" r:id="rId4rr6reyqknggbm4wbr0yu">
               <w:r>
                 <w:rPr>
                   <w:rFonts w:ascii="Arial" w:cs="Arial" w:eastAsia="Arial" w:hAnsi="Arial"/>
@@ -19874,7 +19571,7 @@
                   <w:szCs w:val="16"/>
                   <w:u w:val="single" w:color="2E75B6"/>
                 </w:rPr>
-                <w:t xml:space="preserve">Genetics vocabulary</w:t>
+                <w:t xml:space="preserve">Elements and atoms</w:t>
               </w:r>
             </w:hyperlink>
           </w:p>
@@ -19898,7 +19595,7 @@
               <w:spacing w:after="10" w:before="0"/>
               <w:ind w:left="120"/>
             </w:pPr>
-            <w:hyperlink w:history="1" r:id="rIddk0nqes0swedu7wuq5qiw">
+            <w:hyperlink w:history="1" r:id="rIdjbcsoynbtj8gwetm90lv2">
               <w:r>
                 <w:rPr>
                   <w:rFonts w:ascii="Arial" w:cs="Arial" w:eastAsia="Arial" w:hAnsi="Arial"/>
@@ -19943,7 +19640,7 @@
             <w:pPr>
               <w:spacing w:after="20" w:before="0"/>
             </w:pPr>
-            <w:hyperlink w:history="1" r:id="rIdgztpb8mjvvmpux7dp71uy">
+            <w:hyperlink w:history="1" r:id="rIdli_vt__vjoxjae_3grmow">
               <w:r>
                 <w:rPr>
                   <w:rFonts w:ascii="Arial" w:cs="Arial" w:eastAsia="Arial" w:hAnsi="Arial"/>
@@ -19952,7 +19649,7 @@
                   <w:szCs w:val="16"/>
                   <w:u w:val="single" w:color="2E75B6"/>
                 </w:rPr>
-                <w:t xml:space="preserve">Covalent and Ionic Bonding (PLIX)</w:t>
+                <w:t xml:space="preserve">Metallic Bonding (Flexbook)</w:t>
               </w:r>
             </w:hyperlink>
           </w:p>
@@ -19976,7 +19673,7 @@
               <w:spacing w:after="10" w:before="0"/>
               <w:ind w:left="120"/>
             </w:pPr>
-            <w:hyperlink w:history="1" r:id="rId9qjbsxnmjcvfpmdghnloa">
+            <w:hyperlink w:history="1" r:id="rIdankbmxd__tooucw2p95et">
               <w:r>
                 <w:rPr>
                   <w:rFonts w:ascii="Arial" w:cs="Arial" w:eastAsia="Arial" w:hAnsi="Arial"/>
@@ -20018,7 +19715,7 @@
                 <w:sz w:val="18"/>
                 <w:szCs w:val="18"/>
               </w:rPr>
-              <w:t xml:space="preserve">Begin with a 3-minute safety briefing: 'Three rules: one person holds the heat source at a time; never put graphite dust near your face; always report a spill immediately.' Demonstrate the conductivity test first: touch probes to the aluminium foil — 'What do you notice?' Wait for responses. Then touch probes to dry salt — 'Is the bulb lit? Now watch.' Dissolve salt in water and test again. Say: 'That difference is the key. Remember it.' Release groups to stations. Circulate every 2 minutes. At each group, ask one probing question without giving answers: 'What does it mean if the bulb does NOT light when you touch the graphite? Does that match your prediction?' WAIT TIME: 10 seconds after each question before accepting a response. At the 15-minute mark, call: 'Stations — rotate!' Use a visible timer. At the 28-minute mark, call all groups back and say: 'Complete your final row and make sure every person in your group can explain one result using the word bond.'</w:t>
+              <w:t xml:space="preserve">Distribute materials before the phase begins to avoid losing time. Introduce Activity A: 'You have maize kernels and a cloth. Arrange the kernels in rows — these are the metal cations. Lay the cloth over them — this is your sea of electrons. Now slowly push one row sideways. Watch what happens and record it.' [Circulate — spend 30 seconds per group checking arrangement is close-packed.] After 4 minutes, ask the class to pause: 'Raise your hand if the kernels stayed together even after you pushed the row.' [Affirm.] 'Why did the structure not fall apart? Write one sentence.' [WAIT 15 seconds for writing.] Cold-call 2 groups. Transition: 'Now flip to Activity B — the data table. Your job is not to memorise numbers but to find patterns. For each substance, what one property stands out, and what does that tell you about its structure?' Circulate during Activity B, prompting with: 'Diamond's melting point is over 3500 °C — what must be true about the bonds holding it together?' and 'Graphite conducts electricity — but diamond does not. They are both pure carbon. What structural difference could explain this?' [WAIT 10 seconds after each prompt before offering a hint.]</w:t>
             </w:r>
           </w:p>
         </w:tc>
@@ -20050,7 +19747,7 @@
                 <w:sz w:val="18"/>
                 <w:szCs w:val="18"/>
               </w:rPr>
-              <w:t xml:space="preserve">Structured Rotation Investigation with Shared Data Table: Each group contributes observations to a class master table displayed at the front (projected or on the board). This NGSS Science and Engineering Practice of 'Planning and Carrying Out Investigations' is combined with 'Analysing and Interpreting Data' as students immediately compare their results to the class table, normalising errors and identifying outliers collaboratively.</w:t>
+              <w:t xml:space="preserve">Analogical Modelling followed by Data Pattern Analysis: The maize-kernel model makes the abstract electron sea tangible and testable — students physically manipulate the model and observe the predicted outcome (no fracture on layer shift). The data table then grounds the model in real quantitative evidence, building the habit of linking structure to observable properties (NGSS SEP 4: Analysing and Interpreting Data).</w:t>
             </w:r>
           </w:p>
         </w:tc>
@@ -20082,7 +19779,7 @@
                 <w:sz w:val="18"/>
                 <w:szCs w:val="18"/>
               </w:rPr>
-              <w:t xml:space="preserve">Teacher uses a clipboard checklist to note: (1) Does each group correctly identify that NaCl solution conducts but solid NaCl does not — and can they articulate why? (2) Do students notice that graphite conducts as a solid (unexpected for many)? (3) Does any group record wax as conducting — flag as likely probe contact error, ask group to repeat. Target misconception to address: 'Metals conduct because they melt' — challenge with: 'Aluminium did not melt with our heat source, yet the bulb lit. What does that tell you?'</w:t>
+              <w:t xml:space="preserve">During Activity A, teacher checks that each group's model sketch (a) labels cations and delocalised electrons separately, (b) shows close packing, and (c) includes a sentence linking electron mobility to a property. During Activity B, teacher scans observation grids for: whether students correctly identify that diamond's extreme hardness = strong covalent bonds in all directions; whether students note graphite's layered structure as distinct from diamond despite both being carbon. Groups with vague or property-only responses (no structural explanation) are flagged for targeted questioning in the Explain phase.</w:t>
             </w:r>
           </w:p>
         </w:tc>
@@ -20148,7 +19845,7 @@
                 <w:sz w:val="18"/>
                 <w:szCs w:val="18"/>
               </w:rPr>
-              <w:t xml:space="preserve">The class assembles their results into a completed master data table on the board. Students then work in pairs to write evidence-based explanations for three selected results chosen by the teacher: (1) Why does NaCl dissolve but graphite does not? (2) Why does aluminium conduct electricity as a solid but wax does not? (3) Why does wax melt easily but NaCl does not melt even when held over the flame? Each pair writes their explanations using a sentence frame provided on the board, explicitly referencing bond type and particle structure. After 5 minutes, three pairs are cold-called to present one explanation each. The class uses a thumbs-up/sideways/down system to agree, partially agree, or disagree with each explanation.</w:t>
+              <w:t xml:space="preserve">The teacher leads a whole-class sensemaking discussion that consolidates both activities. Students use their notebook sketches and data grids as reference. First, they collaboratively construct a class definition of metallic bonding. Then, working in pairs, they complete a structured comparison table contrasting metallic bonding with the three giant covalent structures (diamond, graphite, SiO₂) across five properties: bond type, structure type, melting point (high/low), electrical conductivity (yes/no/why), and one real Kenyan use. Finally, students return to the anchoring phenomenon and write two sentences in their notebooks explaining — using today's evidence — why the aluminium sufuria and the graphite pencil behave as they do.</w:t>
             </w:r>
           </w:p>
         </w:tc>
@@ -20184,7 +19881,7 @@
             <w:pPr>
               <w:spacing w:after="20" w:before="0"/>
             </w:pPr>
-            <w:hyperlink w:history="1" r:id="rIdx2c3ulw1napfp4hucsyqs">
+            <w:hyperlink w:history="1" r:id="rIdydoze7o9de2womynj2ukc">
               <w:r>
                 <w:rPr>
                   <w:rFonts w:ascii="Arial" w:cs="Arial" w:eastAsia="Arial" w:hAnsi="Arial"/>
@@ -20193,7 +19890,7 @@
                   <w:szCs w:val="16"/>
                   <w:u w:val="single" w:color="2E75B6"/>
                 </w:rPr>
-                <w:t xml:space="preserve">Genetics vocabulary</w:t>
+                <w:t xml:space="preserve">Elements and atoms</w:t>
               </w:r>
             </w:hyperlink>
           </w:p>
@@ -20217,7 +19914,7 @@
               <w:spacing w:after="10" w:before="0"/>
               <w:ind w:left="120"/>
             </w:pPr>
-            <w:hyperlink w:history="1" r:id="rIdgp_qp2a1lxtpmsag31gbl">
+            <w:hyperlink w:history="1" r:id="rIduyzrl4oe0xwjmpf24tho3">
               <w:r>
                 <w:rPr>
                   <w:rFonts w:ascii="Arial" w:cs="Arial" w:eastAsia="Arial" w:hAnsi="Arial"/>
@@ -20262,7 +19959,7 @@
             <w:pPr>
               <w:spacing w:after="20" w:before="0"/>
             </w:pPr>
-            <w:hyperlink w:history="1" r:id="rIdy-gbcx4pr9fr3itzvtbia">
+            <w:hyperlink w:history="1" r:id="rIdkaidanb_ulemdd5-g5cp2">
               <w:r>
                 <w:rPr>
                   <w:rFonts w:ascii="Arial" w:cs="Arial" w:eastAsia="Arial" w:hAnsi="Arial"/>
@@ -20271,7 +19968,7 @@
                   <w:szCs w:val="16"/>
                   <w:u w:val="single" w:color="2E75B6"/>
                 </w:rPr>
-                <w:t xml:space="preserve">Covalent and Ionic Bonding (PLIX)</w:t>
+                <w:t xml:space="preserve">Metallic Bonding (Flexbook)</w:t>
               </w:r>
             </w:hyperlink>
           </w:p>
@@ -20295,7 +19992,7 @@
               <w:spacing w:after="10" w:before="0"/>
               <w:ind w:left="120"/>
             </w:pPr>
-            <w:hyperlink w:history="1" r:id="rId0kxbjqgikpybcwwedhjkx">
+            <w:hyperlink w:history="1" r:id="rIdgaxqe0xuljo88pbb_7hll">
               <w:r>
                 <w:rPr>
                   <w:rFonts w:ascii="Arial" w:cs="Arial" w:eastAsia="Arial" w:hAnsi="Arial"/>
@@ -20337,7 +20034,7 @@
                 <w:sz w:val="18"/>
                 <w:szCs w:val="18"/>
               </w:rPr>
-              <w:t xml:space="preserve">Populate the class master table on the board with group data. Highlight any discrepancies and say: 'Two groups got different results for graphite conductivity. Before we explain anything, we need clean data. What might explain the difference?' WAIT TIME: 12 seconds. Take 2–3 responses. Resolve: 'Graphite must make direct contact with both probes. If your graphite rod was too small, you may have had an incomplete circuit — not a property of graphite.' Display sentence frames: 'Substance X [conducts / does not conduct] electricity because its bond type is [ionic / covalent / metallic] which means [electrons / ions] are [free to move / locked in place].' After pair writing (5 minutes), cold-call 3 pairs: 'Fatuma and Ochieng — explain why aluminium conducts.' After their answer: 'Class — thumbs? Who wants to add to or challenge that?' After the thumbs response, say: 'We heard the word delocalised electrons — where did we first see that in our Gikomba Market story?' (Lesson 5, copper wire.) Connect explicitly: 'Aluminium behaves like copper for the same reason — sea of electrons.'</w:t>
+              <w:t xml:space="preserve">Begin by projecting (or drawing) a simple diagram of the metallic lattice: rows of '+' symbols in a sea of 'e⁻' dots. Ask: 'From your maize model, what are the '+' symbols and what does the sea represent?' Cold-call 2 students. [WAIT 10 seconds each.] Build the class definition together: write each contributed phrase on the board until you reach: 'Metallic bonding is the electrostatic attraction between a lattice of positive metal ions and a sea of delocalised electrons that are free to move throughout the structure.' Say: 'Now, why does this make aluminium malleable? If I hammer the sufuria, the layers of cations shift — does the electron sea break?' [WAIT 10 seconds.] Cold-call 1 student. 'And why does aluminium conduct electricity?' [WAIT 10 seconds.] Cold-call 1 student. Transition to giant covalent: display a side-by-side image of diamond (tetrahedral 3D network) and graphite (hexagonal layers). Ask: 'Both are pure carbon. One conducts electricity, one does not. One is the hardest natural substance, one is slippery. Using your data table — what structural difference explains this?' Give pairs 2 minutes to discuss. Cold-call 2 pairs. Confirm: 'In diamond, every carbon bonds to four others in all directions — no free electrons, no layers that slide. In graphite, carbon atoms form flat layers held together by weak van der Waals forces — layers slide easily, and the delocalised electrons between layers conduct electricity.' Connect to phenomenon: 'Now write two sentences in your notebook: why does the aluminium sufuria conduct heat without dissolving, and why does the graphite pencil leave a mark and conduct electricity?' [WAIT 3 minutes for individual writing.] Cold-call 2 students to read aloud.</w:t>
             </w:r>
           </w:p>
         </w:tc>
@@ -20369,7 +20066,7 @@
                 <w:sz w:val="18"/>
                 <w:szCs w:val="18"/>
               </w:rPr>
-              <w:t xml:space="preserve">Evidence-to-Explanation Sentence Frames (Structured Argumentation): Sentence frames scaffold the NGSS practice of 'Constructing Explanations' by requiring students to name the bond type, describe the particle-level structure, and link it to the macroscopic observation. The thumbs system provides low-stakes peer critique, building scientific discourse norms.</w:t>
+              <w:t xml:space="preserve">Collaborative Definition Construction followed by Targeted Comparison Table: Co-constructing the definition ensures students contribute language rather than passively copy — building scientific vocabulary ownership (NGSS SEP 6: Constructing Explanations). The comparison table requires students to hold multiple structures in mind simultaneously, training the cross-cutting concept of Structure and Function.</w:t>
             </w:r>
           </w:p>
         </w:tc>
@@ -20401,7 +20098,7 @@
                 <w:sz w:val="18"/>
                 <w:szCs w:val="18"/>
               </w:rPr>
-              <w:t xml:space="preserve">Collect one explanation per pair (written on a sticky note or torn notebook page). Scan for: (1) correct identification of bond type for each substance; (2) use of particle-level language (ions, electrons, molecules, lattice); (3) connection between 'freedom of particles to move' and conductivity/solubility. Misconception alert — if students write 'NaCl conducts because it is ionic' without specifying dissolved/molten state, address immediately: 'Does it conduct as a solid? What did your bulb tell you?'</w:t>
+              <w:t xml:space="preserve">Teacher reads 4–5 students' two-sentence phenomenon explanations while circulating. Look for: (a) explicit mention of 'delocalised electrons' for aluminium conductivity, (b) explanation of malleability using layer shift without bond breaking, (c) contrast between diamond (3D covalent network, no free electrons) and graphite (layered, delocalised electrons between layers). Absence of mechanistic language ('the electrons move') signals need for re-teaching during Model Building. Collect 3 notebooks at random to review after class.</w:t>
             </w:r>
           </w:p>
         </w:tc>
@@ -20467,7 +20164,7 @@
                 <w:sz w:val="18"/>
                 <w:szCs w:val="18"/>
               </w:rPr>
-              <w:t xml:space="preserve">Students return to the class Driving Question Board displayed at the front of the room. Each group receives two sticky notes — one green ('We now have evidence for...') and one orange ('We still wonder...'). Groups write one claim per green note, citing their experimental evidence (e.g., 'We have evidence that ionic bonds break apart in water — our NaCl solution lit the bulb, but solid NaCl did not'). On the orange note, groups write one lingering question (e.g., 'We still wonder why graphite conducts but diamond does not — both are carbon'). Groups post their notes on the DQB. The teacher reads out three selected green notes and two orange notes aloud and explicitly labels what the class now knows vs what they will investigate in Lessons 7–8.</w:t>
+              <w:t xml:space="preserve">Each student writes one new 'answer sticky' — a 2–3 sentence evidence-based claim — to add to the class Driving Question Board. The claim must address: 'What does metallic bonding or a giant covalent structure explain that we could not explain before today?' Students also write one new 'question sticky' — something today's lesson has made them more curious about. Both stickies are placed on the DQB in their designated columns ('Evidence We Now Have' and 'Questions We Still Have'). The class takes 3 minutes to read the new additions silently, and one student is chosen to read aloud the question they find most interesting.</w:t>
             </w:r>
           </w:p>
         </w:tc>
@@ -20503,7 +20200,7 @@
             <w:pPr>
               <w:spacing w:after="20" w:before="0"/>
             </w:pPr>
-            <w:hyperlink w:history="1" r:id="rId8dhmndaqf5mryhm3nbhzb">
+            <w:hyperlink w:history="1" r:id="rIdrz-ud44rnokyjdztphyfn">
               <w:r>
                 <w:rPr>
                   <w:rFonts w:ascii="Arial" w:cs="Arial" w:eastAsia="Arial" w:hAnsi="Arial"/>
@@ -20512,7 +20209,7 @@
                   <w:szCs w:val="16"/>
                   <w:u w:val="single" w:color="2E75B6"/>
                 </w:rPr>
-                <w:t xml:space="preserve">Genetics vocabulary</w:t>
+                <w:t xml:space="preserve">Elements and atoms</w:t>
               </w:r>
             </w:hyperlink>
           </w:p>
@@ -20536,7 +20233,7 @@
               <w:spacing w:after="10" w:before="0"/>
               <w:ind w:left="120"/>
             </w:pPr>
-            <w:hyperlink w:history="1" r:id="rId-e3npxhwsvehum94llioe">
+            <w:hyperlink w:history="1" r:id="rIdzxhbmzd5a7u2bueraajfc">
               <w:r>
                 <w:rPr>
                   <w:rFonts w:ascii="Arial" w:cs="Arial" w:eastAsia="Arial" w:hAnsi="Arial"/>
@@ -20581,7 +20278,7 @@
             <w:pPr>
               <w:spacing w:after="20" w:before="0"/>
             </w:pPr>
-            <w:hyperlink w:history="1" r:id="rId7n0se3gewd_l4yqh5hf-h">
+            <w:hyperlink w:history="1" r:id="rIdjrljujxcxgcxatu0o5o33">
               <w:r>
                 <w:rPr>
                   <w:rFonts w:ascii="Arial" w:cs="Arial" w:eastAsia="Arial" w:hAnsi="Arial"/>
@@ -20590,7 +20287,7 @@
                   <w:szCs w:val="16"/>
                   <w:u w:val="single" w:color="2E75B6"/>
                 </w:rPr>
-                <w:t xml:space="preserve">Covalent and Ionic Bonding (PLIX)</w:t>
+                <w:t xml:space="preserve">Metallic Bonding (Flexbook)</w:t>
               </w:r>
             </w:hyperlink>
           </w:p>
@@ -20614,7 +20311,7 @@
               <w:spacing w:after="10" w:before="0"/>
               <w:ind w:left="120"/>
             </w:pPr>
-            <w:hyperlink w:history="1" r:id="rId5smbp3tbjprvrbkk0dn4m">
+            <w:hyperlink w:history="1" r:id="rIdquj7xupk4exbk_xaf3q_8">
               <w:r>
                 <w:rPr>
                   <w:rFonts w:ascii="Arial" w:cs="Arial" w:eastAsia="Arial" w:hAnsi="Arial"/>
@@ -20656,7 +20353,7 @@
                 <w:sz w:val="18"/>
                 <w:szCs w:val="18"/>
               </w:rPr>
-              <w:t xml:space="preserve">Point to the DQB and say: 'This board tracks our growing understanding of the Gikomba Market mystery. Today we have real evidence — not just theory — to add.' Distribute sticky notes. Give groups 3 minutes to write. Circulate and prompt where groups are stuck: 'What was the most surprising result today? Write that as your evidence claim.' After posting, read 3 green notes aloud and say: 'This group has just answered part of our driving question: the type of bond determines whether a substance conducts electricity. Let us draw an arrow from this note to the driving question.' Read 2 orange notes: 'This question — why graphite conducts but diamond does not even though both are carbon — is the perfect question to bring into our next lesson on uses of substances.' Write that question on the board in a box labelled 'Lesson 7 Starting Point.'</w:t>
+              <w:t xml:space="preserve">Distribute two sticky notes per student (or instruct them to write on torn notebook paper if stickies are unavailable). Say: 'We now have evidence about six bond types — ionic, covalent, dative covalent, hydrogen bonds, van der Waals forces, and today's metallic bonding and giant covalent structures. Write your answer sticky: what can you now explain about our phenomenon that you could not explain at the start of today's lesson? Be specific — name the substance and the bond type.' [WAIT 3 minutes for writing.] 'Now write your question sticky — what does today's lesson make you more curious about? It could be about another material, about how bonds form in industry, or about anything connected to our driving question.' [WAIT 2 minutes.] Invite students to place stickies on the DQB. Read 2 answer stickies aloud and affirm specific language. Ask: 'Who wrote a question that connects to the SGR railway or to a Kenyan jua kali workshop?' Cold-call 1 student to read their question sticky. Say: 'Keep that question in mind — our next two lessons will help you answer it.'</w:t>
             </w:r>
           </w:p>
         </w:tc>
@@ -20688,7 +20385,7 @@
                 <w:sz w:val="18"/>
                 <w:szCs w:val="18"/>
               </w:rPr>
-              <w:t xml:space="preserve">Evidence Claim Posting (DQB Update): The two-colour sticky note system distinguishes between evidence-based claims (green) and genuine inquiry questions (orange), reinforcing the NGSS practice of 'Engaging in Argument from Evidence.' Public posting makes individual group thinking visible to the whole class and creates a living record of the unit's intellectual progress.</w:t>
+              <w:t xml:space="preserve">Public Knowledge Tracking via DQB: The board makes the class's growing understanding visible and cumulative, allowing students to see how each lesson adds a new explanatory layer to the driving question. Writing both an answer and a question models the scientific disposition that new knowledge always generates new curiosity (NGSS SEP 1: Asking Questions).</w:t>
             </w:r>
           </w:p>
         </w:tc>
@@ -20720,7 +20417,7 @@
                 <w:sz w:val="18"/>
                 <w:szCs w:val="18"/>
               </w:rPr>
-              <w:t xml:space="preserve">Read green notes for three quality indicators: (1) Is the claim tied to specific experimental evidence ('the bulb lit / did not light')? (2) Does the claim reference bond type? (3) Is the claim generalised beyond one substance (showing pattern recognition)? Flag groups whose green notes are purely descriptive ('we saw NaCl dissolve') without explanation — these groups need additional scaffolding in Lesson 7.</w:t>
+              <w:t xml:space="preserve">Teacher reads DQB answer stickies for: (a) correct naming of bond/structure type, (b) linking structure to at least one specific property, (c) use of Kenyan context (sufuria, SGR, pencil). Question stickies are scanned for productive confusion (e.g., 'Why does graphite conduct but not dissolve, while NaCl dissolves but only conducts when dissolved?') — these are recorded for use as lesson openers in Lessons 7–8.</w:t>
             </w:r>
           </w:p>
         </w:tc>
@@ -20786,7 +20483,7 @@
                 <w:sz w:val="18"/>
                 <w:szCs w:val="18"/>
               </w:rPr>
-              <w:t xml:space="preserve">Students open their cumulative bond model — a diagram they have been building since Lesson 1, showing particle arrangements for each bond type. Today they add a 'Properties Evidence Column' alongside each bond type. For each of the four structures (giant ionic, simple molecular, giant covalent, giant metallic), students draw a small two-column mini-table: LEFT side = 'Particle structure sketch' (a quick particle diagram — ions in lattice, molecules held by weak forces, covalent network, or metal ions in electron sea); RIGHT side = 'Properties we proved today' (solubility result, conductivity result, melting behaviour). Students annotate each sketch with one sentence beginning: 'In the Gikomba Market, the [substance] behaves this way because...' The graphite/diamond contrast is highlighted with a question mark box to signal the outstanding puzzle for Lesson 7.</w:t>
+              <w:t xml:space="preserve">Students return to their cumulative unit model — the annotated diagram of the anchoring phenomenon substances begun in Lesson 1 and updated in each subsequent lesson. Today they add two new panels to their model: (1) a labelled diagram of metallic bonding showing the cation lattice and electron sea for aluminium, with arrows indicating electron movement and labels for malleability and conductivity; (2) a side-by-side labelled sketch of diamond (3D tetrahedral network) and graphite (hexagonal layers with weak inter-layer forces and delocalised electrons). Each panel must include: bond type name, key structural feature, and two properties explained by that structure. Students who finish early add a third panel for SiO₂ (silica/sand). The class closes by displaying three models under a document camera (or posted on the wall) and students give one 'warm' (strength) and one 'wonder' (improvement suggestion) as peer feedback.</w:t>
             </w:r>
           </w:p>
         </w:tc>
@@ -20822,7 +20519,7 @@
             <w:pPr>
               <w:spacing w:after="20" w:before="0"/>
             </w:pPr>
-            <w:hyperlink w:history="1" r:id="rIdr5hsegd7cslx9smujf7vp">
+            <w:hyperlink w:history="1" r:id="rIdggujxiiyugrt0zlnipsu9">
               <w:r>
                 <w:rPr>
                   <w:rFonts w:ascii="Arial" w:cs="Arial" w:eastAsia="Arial" w:hAnsi="Arial"/>
@@ -20831,7 +20528,7 @@
                   <w:szCs w:val="16"/>
                   <w:u w:val="single" w:color="2E75B6"/>
                 </w:rPr>
-                <w:t xml:space="preserve">Genetics vocabulary</w:t>
+                <w:t xml:space="preserve">Elements and atoms</w:t>
               </w:r>
             </w:hyperlink>
           </w:p>
@@ -20855,7 +20552,7 @@
               <w:spacing w:after="10" w:before="0"/>
               <w:ind w:left="120"/>
             </w:pPr>
-            <w:hyperlink w:history="1" r:id="rIdfgmn3jjngcu8x613rg3so">
+            <w:hyperlink w:history="1" r:id="rIdoscle5fnnrhtl3mwt1qkp">
               <w:r>
                 <w:rPr>
                   <w:rFonts w:ascii="Arial" w:cs="Arial" w:eastAsia="Arial" w:hAnsi="Arial"/>
@@ -20900,7 +20597,7 @@
             <w:pPr>
               <w:spacing w:after="20" w:before="0"/>
             </w:pPr>
-            <w:hyperlink w:history="1" r:id="rIddat5ds27kltokgbtvrahy">
+            <w:hyperlink w:history="1" r:id="rId_ef3hvmyrxrzs_eivcfcv">
               <w:r>
                 <w:rPr>
                   <w:rFonts w:ascii="Arial" w:cs="Arial" w:eastAsia="Arial" w:hAnsi="Arial"/>
@@ -20909,7 +20606,7 @@
                   <w:szCs w:val="16"/>
                   <w:u w:val="single" w:color="2E75B6"/>
                 </w:rPr>
-                <w:t xml:space="preserve">Covalent and Ionic Bonding (PLIX)</w:t>
+                <w:t xml:space="preserve">Metallic Bonding (Flexbook)</w:t>
               </w:r>
             </w:hyperlink>
           </w:p>
@@ -20933,7 +20630,7 @@
               <w:spacing w:after="10" w:before="0"/>
               <w:ind w:left="120"/>
             </w:pPr>
-            <w:hyperlink w:history="1" r:id="rIdlhd2_72uamfeotspyeoqx">
+            <w:hyperlink w:history="1" r:id="rId97jswkwj-q7ab-ilshfqc">
               <w:r>
                 <w:rPr>
                   <w:rFonts w:ascii="Arial" w:cs="Arial" w:eastAsia="Arial" w:hAnsi="Arial"/>
@@ -20975,7 +20672,7 @@
                 <w:sz w:val="18"/>
                 <w:szCs w:val="18"/>
               </w:rPr>
-              <w:t xml:space="preserve">Say: 'Every lesson, you have added one more piece to your model of chemical bonding. Today you are adding the most important piece — real evidence. Open your model. You have 5 minutes to add the properties evidence column.' Display on the board a partially completed model for NaCl as a worked example: ionic lattice sketch on the left, and on the right — 'Dissolves in water ✓, Conducts when dissolved ✓, Does NOT conduct as solid ✓, High melting point ✓.' Say: 'Do this for all four bond types using your data table.' After 5 minutes, cold-call one student per bond type to read their annotation: 'Kamau — what did you write for aluminium?' 'Wanjiru — what did you write for wax?' After each, say: 'Does everyone's model agree? Adjust if needed.' Close by pointing to the graphite question mark: 'Your model has a gap — graphite and diamond are both giant covalent carbon, but they behave differently. Our model cannot fully explain that yet. That is exactly what Lesson 7 will help us fix — and then we can finally give the Gikomba Market vendor a complete answer.'</w:t>
+              <w:t xml:space="preserve">Say: 'Open your unit models — the diagram you started in Lesson 1. You have been updating it every lesson. Today you add metallic bonding and giant covalent structures.' Project a model template on the board showing blank Panel 5 (metallic bonding) and Panel 6 (giant covalent). Say: 'Your diagram must include — and I am serious about this — the name of the bond, the key structural feature that makes it unique, and two properties it explains. Use the words: lattice, delocalised, cation, tetrahedral, layers, van der Waals.' [Write these six words on the board as a word bank.] Circulate during the 6 minutes of model drawing. For students who draw the electron sea without labelling it: 'What is special about these electrons? Add the word that tells us they can move freely.' For students who draw diamond without showing the 3D connectivity: 'In diamond, every carbon touches four others — how can you show that in 2D?' After 6 minutes, select 3 models to display. For each, ask the class: 'One warm — what is strong about this model?' [WAIT 10 seconds.] Cold-call 1 student. 'One wonder — what could make it clearer?' [WAIT 10 seconds.] Cold-call 1 different student. Close: 'Your model now contains all six bond types we have studied. In Lesson 7, we will use this model to answer the driving question fully — so make sure it is complete and in your notebook.'</w:t>
             </w:r>
           </w:p>
         </w:tc>
@@ -21007,7 +20704,7 @@
                 <w:sz w:val="18"/>
                 <w:szCs w:val="18"/>
               </w:rPr>
-              <w:t xml:space="preserve">Cumulative Model Revision with Evidence Integration (NGSS: Developing and Using Models): By physically adding an evidence column to their existing model, students make the bond type–property relationship structural and visible. The intentional 'question mark gap' for graphite vs diamond uses productive incompleteness to drive curiosity into the next lesson, a key storyline continuity technique.</w:t>
+              <w:t xml:space="preserve">Cumulative Model Revision with Peer Gallery Critique: Revising the same model across lessons externalises conceptual change — students can literally see how their understanding has grown since Lesson 1. Peer feedback using warm/wonder language scaffolds scientific discourse and makes evaluation criteria explicit (NGSS SEP 2: Developing and Using Models; Cross-Cutting Concept: Structure and Function).</w:t>
             </w:r>
           </w:p>
         </w:tc>
@@ -21039,7 +20736,7 @@
                 <w:sz w:val="18"/>
                 <w:szCs w:val="18"/>
               </w:rPr>
-              <w:t xml:space="preserve">Walk the room during the 5-minute model-building window. Look for: (1) Correct particle sketch for each bond type (ionic lattice, discrete molecules, covalent network, metal lattice with electron cloud); (2) Properties correctly matched to bond type based on today's data; (3) At least one sentence beginning 'In the Gikomba Market...' connecting the model to the phenomenon. Exit indicator: ask any student to point to their model and say in one sentence what property of copper wire (or aluminium) they can now explain — if they can say 'delocalised electrons conduct electricity,' they are ready for Lesson 7.</w:t>
+              <w:t xml:space="preserve">Teacher scans models for: (a) correct structural diagrams (cation lattice with electron sea for metals; 3D network for diamond; layered hexagons for graphite), (b) properties correctly linked to structural features — not just listed, (c) use of at least 4 of the 6 word-bank terms. Models missing mechanistic links (structure → property) are flagged for individual follow-up at the start of Lesson 7. The three displayed models serve as anchor examples for the class standard.</w:t>
             </w:r>
           </w:p>
         </w:tc>
@@ -21132,83 +20829,83 @@
                 <w:sz w:val="18"/>
                 <w:szCs w:val="18"/>
               </w:rPr>
-              <w:t xml:space="preserve">1. Which of the three tests (solubility, conductivity, melting) produced the clearest student 'aha moment' today — and which produced the most confusion or error? What would I change in the station setup to reduce that confusion next time?</w:t>
-            </w:r>
-          </w:p>
-          <w:p>
-            <w:pPr>
-              <w:spacing w:after="40" w:before="0"/>
-              <w:jc w:val="left"/>
-            </w:pPr>
-            <w:r>
-              <w:rPr>
-                <w:rFonts w:ascii="Arial" w:cs="Arial" w:eastAsia="Arial" w:hAnsi="Arial"/>
-                <w:b w:val="false"/>
-                <w:bCs w:val="false"/>
-                <w:i w:val="false"/>
-                <w:iCs w:val="false"/>
-                <w:color w:val="000000"/>
-                <w:sz w:val="18"/>
-                <w:szCs w:val="18"/>
-              </w:rPr>
-              <w:t xml:space="preserve">2. Did students make the connection between graphite conducting electricity and the delocalised electrons they learned about in metallic bonding (Lesson 5) — or did they treat graphite's conductivity as a puzzling anomaly? How did I handle that moment?</w:t>
-            </w:r>
-          </w:p>
-          <w:p>
-            <w:pPr>
-              <w:spacing w:after="40" w:before="0"/>
-              <w:jc w:val="left"/>
-            </w:pPr>
-            <w:r>
-              <w:rPr>
-                <w:rFonts w:ascii="Arial" w:cs="Arial" w:eastAsia="Arial" w:hAnsi="Arial"/>
-                <w:b w:val="false"/>
-                <w:bCs w:val="false"/>
-                <w:i w:val="false"/>
-                <w:iCs w:val="false"/>
-                <w:color w:val="000000"/>
-                <w:sz w:val="18"/>
-                <w:szCs w:val="18"/>
-              </w:rPr>
-              <w:t xml:space="preserve">3. Were students able to write evidence-based explanations using particle-level language (ions, electrons, lattice, molecules), or did they revert to surface-level descriptions ('it dissolved because it is salty')? What scaffolding would help the students who struggled?</w:t>
-            </w:r>
-          </w:p>
-          <w:p>
-            <w:pPr>
-              <w:spacing w:after="40" w:before="0"/>
-              <w:jc w:val="left"/>
-            </w:pPr>
-            <w:r>
-              <w:rPr>
-                <w:rFonts w:ascii="Arial" w:cs="Arial" w:eastAsia="Arial" w:hAnsi="Arial"/>
-                <w:b w:val="false"/>
-                <w:bCs w:val="false"/>
-                <w:i w:val="false"/>
-                <w:iCs w:val="false"/>
-                <w:color w:val="000000"/>
-                <w:sz w:val="18"/>
-                <w:szCs w:val="18"/>
-              </w:rPr>
-              <w:t xml:space="preserve">4. How effectively did the DQB update session distinguish between evidence claims and genuine inquiry questions? Did students' orange notes reveal meaningful gaps in understanding that I should address before Lesson 7?</w:t>
-            </w:r>
-          </w:p>
-          <w:p>
-            <w:pPr>
-              <w:spacing w:after="40" w:before="0"/>
-              <w:jc w:val="left"/>
-            </w:pPr>
-            <w:r>
-              <w:rPr>
-                <w:rFonts w:ascii="Arial" w:cs="Arial" w:eastAsia="Arial" w:hAnsi="Arial"/>
-                <w:b w:val="false"/>
-                <w:bCs w:val="false"/>
-                <w:i w:val="false"/>
-                <w:iCs w:val="false"/>
-                <w:color w:val="000000"/>
-                <w:sz w:val="18"/>
-                <w:szCs w:val="18"/>
-              </w:rPr>
-              <w:t xml:space="preserve">5. Looking at the cumulative model revisions, do students' models now accurately connect all four bond types to their physical properties — and is the graphite/diamond gap clearly flagged as an open question? What do I need to pre-teach or re-teach before the lesson on uses of substances?</w:t>
+              <w:t xml:space="preserve">1. Did students successfully distinguish between metallic bonding (delocalised electrons, cation lattice) and giant covalent bonding (no free electrons in diamond, delocalised between layers in graphite) — or did any groups conflate the two types of conductivity? What re-teaching is needed at the start of Lesson 7?</w:t>
+            </w:r>
+          </w:p>
+          <w:p>
+            <w:pPr>
+              <w:spacing w:after="40" w:before="0"/>
+              <w:jc w:val="left"/>
+            </w:pPr>
+            <w:r>
+              <w:rPr>
+                <w:rFonts w:ascii="Arial" w:cs="Arial" w:eastAsia="Arial" w:hAnsi="Arial"/>
+                <w:b w:val="false"/>
+                <w:bCs w:val="false"/>
+                <w:i w:val="false"/>
+                <w:iCs w:val="false"/>
+                <w:color w:val="000000"/>
+                <w:sz w:val="18"/>
+                <w:szCs w:val="18"/>
+              </w:rPr>
+              <w:t xml:space="preserve">2. During the maize-kernel modelling activity, did students make the conceptual leap from 'the structure did not break when I pushed the row' to 'this explains why aluminium is malleable' — or did they treat it as a fun activity without extracting the principle? How can I make the model-to-property link more explicit next time?</w:t>
+            </w:r>
+          </w:p>
+          <w:p>
+            <w:pPr>
+              <w:spacing w:after="40" w:before="0"/>
+              <w:jc w:val="left"/>
+            </w:pPr>
+            <w:r>
+              <w:rPr>
+                <w:rFonts w:ascii="Arial" w:cs="Arial" w:eastAsia="Arial" w:hAnsi="Arial"/>
+                <w:b w:val="false"/>
+                <w:bCs w:val="false"/>
+                <w:i w:val="false"/>
+                <w:iCs w:val="false"/>
+                <w:color w:val="000000"/>
+                <w:sz w:val="18"/>
+                <w:szCs w:val="18"/>
+              </w:rPr>
+              <w:t xml:space="preserve">3. Were students able to write two-sentence phenomenon explanations (aluminium sufuria, graphite pencil) using mechanistic language ('delocalised electrons move freely, carrying charge…') rather than simply restating properties? Which students need targeted support?</w:t>
+            </w:r>
+          </w:p>
+          <w:p>
+            <w:pPr>
+              <w:spacing w:after="40" w:before="0"/>
+              <w:jc w:val="left"/>
+            </w:pPr>
+            <w:r>
+              <w:rPr>
+                <w:rFonts w:ascii="Arial" w:cs="Arial" w:eastAsia="Arial" w:hAnsi="Arial"/>
+                <w:b w:val="false"/>
+                <w:bCs w:val="false"/>
+                <w:i w:val="false"/>
+                <w:iCs w:val="false"/>
+                <w:color w:val="000000"/>
+                <w:sz w:val="18"/>
+                <w:szCs w:val="18"/>
+              </w:rPr>
+              <w:t xml:space="preserve">4. How productive were the DQB question stickies? Did students generate questions that point productively toward Lesson 7's cross-bond comparison, or were questions too vague ('Why are there different bonds?')? How will I use the best questions as Lesson 7 openers?</w:t>
+            </w:r>
+          </w:p>
+          <w:p>
+            <w:pPr>
+              <w:spacing w:after="40" w:before="0"/>
+              <w:jc w:val="left"/>
+            </w:pPr>
+            <w:r>
+              <w:rPr>
+                <w:rFonts w:ascii="Arial" w:cs="Arial" w:eastAsia="Arial" w:hAnsi="Arial"/>
+                <w:b w:val="false"/>
+                <w:bCs w:val="false"/>
+                <w:i w:val="false"/>
+                <w:iCs w:val="false"/>
+                <w:color w:val="000000"/>
+                <w:sz w:val="18"/>
+                <w:szCs w:val="18"/>
+              </w:rPr>
+              <w:t xml:space="preserve">5. By the end of this lesson, every student's cumulative model should contain panels for all six bond types studied so far. How complete and accurate were the models I reviewed? What proportion of students are ready to use this model to answer the full driving question in Lessons 7–8?</w:t>
             </w:r>
           </w:p>
         </w:tc>
@@ -21335,7 +21032,7 @@
                 <w:sz w:val="18"/>
                 <w:szCs w:val="18"/>
               </w:rPr>
-              <w:t xml:space="preserve">Students observed that NaCl dissolves in water and conducts electricity only when dissolved; wax does not dissolve and does not conduct; graphite does not dissolve but conducts electricity as a solid; aluminium does not dissolve but conducts electricity as a solid and is resistant to easy melting with a small flame.</w:t>
+              <w:t xml:space="preserve">Students observed that aluminium foil bends without cracking (modelled using maize kernels in a cloth 'electron sea'), that diamond has an extreme melting point and hardness but does not conduct electricity, that graphite conducts electricity and has a layered slippery structure, and that SiO₂ has a very high melting point and is insoluble — all evidenced through the properties data table and tactile models.</w:t>
             </w:r>
           </w:p>
         </w:tc>
@@ -21401,7 +21098,7 @@
                 <w:sz w:val="18"/>
                 <w:szCs w:val="18"/>
               </w:rPr>
-              <w:t xml:space="preserve">The type of bond within a substance directly determines its physical properties: ionic substances conduct only when ions are free to move (dissolved/molten); metallic and layered covalent substances conduct due to delocalised electrons; simple molecular substances have weak intermolecular forces giving low melting points and poor conductivity; giant structures (ionic, covalent, metallic) have high melting points due to the strength of their bonds throughout the structure.</w:t>
+              <w:t xml:space="preserve">Metallic bonding involves positive metal ions arranged in a lattice surrounded by a sea of delocalised electrons that are free to move; this explains malleability (layers shift without breaking), electrical conductivity (electrons flow), and high melting point (strong electrostatic attraction). Giant covalent structures have millions of atoms joined by covalent bonds in a continuous network: diamond (3D tetrahedral, hardest natural substance, non-conductive), graphite (hexagonal layers, delocalised electrons between layers make it conductive and slippery), and SiO₂ (3D network, very high melting point, insoluble).</w:t>
             </w:r>
           </w:p>
         </w:tc>
@@ -21467,7 +21164,7 @@
                 <w:sz w:val="18"/>
                 <w:szCs w:val="18"/>
               </w:rPr>
-              <w:t xml:space="preserve">The four products at the Gikomba Market stall behave differently because their invisible internal bonds create fundamentally different particle arrangements: the salt's ionic lattice breaks apart in water releasing mobile ions; the graphite's layered covalent structure has free electrons between layers; the copper/aluminium wire's sea of delocalised electrons flows freely; and the wax's weak Van der Waals forces between molecules mean it melts and does not conduct — all matching our experimental evidence exactly.</w:t>
+              <w:t xml:space="preserve">The anchoring phenomenon is now fully accountable at the structural level: the aluminium sufuria is malleable and conductive because delocalised electrons flow freely through the cation lattice and layers shift without bond breaking. The graphite pencil conducts electricity because of delocalised electrons between sliding layers, and it leaves a mark because layers slide off easily. Diamond is the hardest natural substance and non-conductive because every carbon atom is bonded covalently to four others in all directions, leaving no free electrons and no planes of weakness. Combined with Lessons 3–5 (ionic, covalent, hydrogen, van der Waals), students can now explain all four substances in the phenomenon through bond type and resulting structure.</w:t>
             </w:r>
           </w:p>
         </w:tc>
@@ -21536,7 +21233,7 @@
                 <w:sz w:val="22"/>
                 <w:szCs w:val="22"/>
               </w:rPr>
-              <w:t xml:space="preserve">LESSON 7 (40 minutes): Lesson 7 — Structure, Properties, and Uses: Why Does Carbon Make Both the Hardest and the Softest Solid?</w:t>
+              <w:t xml:space="preserve">LESSON 7 (40 minutes): Lesson 7 — Investigating Physical Properties: What Does the Evidence Tell Us About Bond Type and Structure?</w:t>
             </w:r>
           </w:p>
         </w:tc>
@@ -21703,7 +21400,7 @@
                 <w:sz w:val="18"/>
                 <w:szCs w:val="18"/>
               </w:rPr>
-              <w:t xml:space="preserve">Students synthesise all six lessons of evidence to establish the definitive link between bond type, resultant structure, and physical properties — then apply that link to explain real-world uses of diamond, graphite, NaCl, copper, and aluminium as seen in the Gikomba Market phenomenon.</w:t>
+              <w:t xml:space="preserve">Students carry out a structured practical investigation comparing solubility, electrical conductivity, and melting behaviour of NaCl, wax, graphite, and aluminium, then construct evidence-based explanations linking each substance's bond type and giant structure to its observed physical properties.</w:t>
             </w:r>
           </w:p>
         </w:tc>
@@ -21770,7 +21467,7 @@
                 <w:sz w:val="18"/>
                 <w:szCs w:val="18"/>
               </w:rPr>
-              <w:t xml:space="preserve">–  Explain why diamond and graphite, both pure carbon, have dramatically different physical properties due to their different bonding structures (giant covalent tetrahedral vs. layered hexagonal with delocalised electrons)</w:t>
+              <w:t xml:space="preserve">–  Ionic giant structures (NaCl) are soluble in water and conduct electricity only when dissolved or molten, because ions are only free to move in solution or melt</w:t>
             </w:r>
           </w:p>
           <w:p>
@@ -21790,7 +21487,7 @@
                 <w:sz w:val="18"/>
                 <w:szCs w:val="18"/>
               </w:rPr>
-              <w:t xml:space="preserve">–  Describe how the structure of NaCl (giant ionic lattice) determines its solubility, conductivity when dissolved, and use in food preservation across Kenya</w:t>
+              <w:t xml:space="preserve">–  Simple molecular structures (wax) have low melting points and do not conduct electricity because only weak Van der Waals forces exist between molecules and no charged particles are present</w:t>
             </w:r>
           </w:p>
           <w:p>
@@ -21810,7 +21507,27 @@
                 <w:sz w:val="18"/>
                 <w:szCs w:val="18"/>
               </w:rPr>
-              <w:t xml:space="preserve">–  State how metallic bonding in copper and aluminium gives each its characteristic malleability, ductility, and electrical conductivity, and link these to specific uses (copper wire, aluminium cookware and cables)</w:t>
+              <w:t xml:space="preserve">–  Giant covalent structures (graphite) conduct electricity due to delocalised electrons in layered sheets but do not dissolve in water</w:t>
+            </w:r>
+          </w:p>
+          <w:p>
+            <w:pPr>
+              <w:spacing w:after="30" w:before="0"/>
+              <w:ind w:left="360" w:hanging="180"/>
+              <w:jc w:val="left"/>
+            </w:pPr>
+            <w:r>
+              <w:rPr>
+                <w:rFonts w:ascii="Arial" w:cs="Arial" w:eastAsia="Arial" w:hAnsi="Arial"/>
+                <w:b w:val="false"/>
+                <w:bCs w:val="false"/>
+                <w:i w:val="false"/>
+                <w:iCs w:val="false"/>
+                <w:color w:val="000000"/>
+                <w:sz w:val="18"/>
+                <w:szCs w:val="18"/>
+              </w:rPr>
+              <w:t xml:space="preserve">–  Giant metallic structures (aluminium) conduct electricity and heat in solid state due to a sea of delocalised electrons, are malleable, and do not dissolve in water</w:t>
             </w:r>
           </w:p>
         </w:tc>
@@ -21877,7 +21594,7 @@
                 <w:sz w:val="18"/>
                 <w:szCs w:val="18"/>
               </w:rPr>
-              <w:t xml:space="preserve">–  Analyse and interpret data from previous investigations (Lessons 1–6) to construct evidence-based structure–property–use chains for each of the four Gikomba materials</w:t>
+              <w:t xml:space="preserve">–  Carry out a systematic practical investigation recording qualitative and quantitative observations in a structured data table</w:t>
             </w:r>
           </w:p>
           <w:p>
@@ -21897,7 +21614,7 @@
                 <w:sz w:val="18"/>
                 <w:szCs w:val="18"/>
               </w:rPr>
-              <w:t xml:space="preserve">–  Evaluate and revise a cumulative bonding model by adding a 'uses' layer that connects structural features to real-world applications</w:t>
+              <w:t xml:space="preserve">–  Construct evidence-based explanations that link observed physical properties to bond type and large-scale structure</w:t>
             </w:r>
           </w:p>
         </w:tc>
@@ -21964,7 +21681,7 @@
                 <w:sz w:val="18"/>
                 <w:szCs w:val="18"/>
               </w:rPr>
-              <w:t xml:space="preserve">–  Appreciate how understanding invisible atomic-scale bonds enables Kenyan industries, engineers, and farmers to select the right material for the right job (value: Love — caring for community through informed material choices)</w:t>
+              <w:t xml:space="preserve">–  Show care (Love) by following safety procedures and avoiding hazards to self and peers during the practical investigation</w:t>
             </w:r>
           </w:p>
           <w:p>
@@ -21984,7 +21701,7 @@
                 <w:sz w:val="18"/>
                 <w:szCs w:val="18"/>
               </w:rPr>
-              <w:t xml:space="preserve">–  Demonstrate intellectual honesty by revising earlier predictions on the DQB when new evidence contradicts them</w:t>
+              <w:t xml:space="preserve">–  Appreciate how bond type and structure rationally explain the contrasting behaviours of everyday Kenyan materials</w:t>
             </w:r>
           </w:p>
         </w:tc>
@@ -22050,7 +21767,7 @@
                 <w:sz w:val="18"/>
                 <w:szCs w:val="18"/>
               </w:rPr>
-              <w:t xml:space="preserve">How does the type of chemical bond in a substance determine its physical properties and uses?</w:t>
+              <w:t xml:space="preserve">How do chemical bonds influence the physical properties of a substance, and how do those properties relate to bond type and resultant structure?</w:t>
             </w:r>
           </w:p>
         </w:tc>
@@ -22116,7 +21833,7 @@
                 <w:sz w:val="18"/>
                 <w:szCs w:val="18"/>
               </w:rPr>
-              <w:t xml:space="preserve">This is the evidence-synthesis lesson: students stop gathering new experimental data and instead weave together findings from Lessons 1–6 into coherent structure–property–use explanations for all four Gikomba Market materials, bringing the unit's driving question within one lesson of full resolution.</w:t>
+              <w:t xml:space="preserve">This lesson is the empirical centrepiece of the unit: students move from theoretical models built in Lessons 1–6 to direct experimental evidence, generating a data set that allows them to definitively link bond type → giant structure → physical properties for each of the four substances from the original phenomenon (NaCl, wax/simple molecular, graphite, aluminium), setting up the final lesson's synthesis of uses.</w:t>
             </w:r>
           </w:p>
         </w:tc>
@@ -22182,7 +21899,7 @@
                 <w:sz w:val="18"/>
                 <w:szCs w:val="18"/>
               </w:rPr>
-              <w:t xml:space="preserve">No specific hazards. This is a data-analysis and discussion lesson. If physical samples (salt, pencil graphite, copper wire off-cut) are passed around for tactile reference, remind students not to taste any laboratory samples.</w:t>
+              <w:t xml:space="preserve">Heating wax: use a water bath or pre-melted wax in a boiling tube — never heat wax directly over an open flame. Hot equipment risk — use tongs and heat-proof mats. Electrical circuit uses low-voltage (1.5 V) battery only. Graphite powder may cause eye irritation — avoid blowing. Wash hands after handling all substances.</w:t>
             </w:r>
           </w:p>
         </w:tc>
@@ -22275,7 +21992,7 @@
                 <w:sz w:val="18"/>
                 <w:szCs w:val="18"/>
               </w:rPr>
-              <w:t xml:space="preserve">By Lesson 7, students have gathered substantial evidence across six lessons: they understand valence electrons and the octet rule (L1), ionic bonding and Lewis diagrams (L2), covalent and dative covalent bonding (L3), hydrogen bonds and Van der Waals forces (L4), metallic bonding (L5), and physical property investigations linking bond type to measurable properties (L6). This lesson pivots from evidence-gathering to evidence-synthesis. Students return to their investigation data tables and, working in groups, construct explicit structure–property–use chains — logical narratives that trace from atomic-scale bonding, through the structure that bonding creates, to the macroscopic properties that structure produces, and finally to the real-world uses those properties enable.</w:t>
+              <w:t xml:space="preserve">In Lessons 1–6, students built theoretical models explaining why ionic, covalent, Van der Waals, hydrogen bond, metallic, and giant covalent structures form and what those structures look like at the particle level. Lesson 7 now puts those models to the test through a structured practical investigation. Using four station-based activities, groups test the solubility in water, electrical conductivity (solid and dissolved/molten where applicable), and relative melting behaviour of sodium chloride (NaCl), candle wax (representing simple molecular/Van der Waals), graphite (giant covalent), and aluminium foil (giant metallic). Students record findings in a class evidence table and then cross-reference their data against the theoretical predictions made in earlier lessons.</w:t>
             </w:r>
           </w:p>
           <w:p>
@@ -22313,7 +22030,7 @@
                 <w:sz w:val="18"/>
                 <w:szCs w:val="18"/>
               </w:rPr>
-              <w:t xml:space="preserve">The lesson anchors every discussion in the Gikomba Market phenomenon. The diamond–graphite comparison is the conceptual centrepiece: both substances are pure carbon, yet diamond is the hardest known substance (used in glass-cutting tools sold in hardware stalls) while graphite is soft enough to leave marks on paper (pencil cores) and conducts electricity. Students reason through how the type and arrangement of covalent bonds — four equivalent sigma bonds in a tetrahedral giant lattice (diamond) versus three sigma bonds plus one delocalised pi system in hexagonal layers (graphite) — produces these opposite properties. NaCl's giant ionic lattice explains its brittleness, high melting point, solubility in water, and crucial role in salting fish, preserving nyama choma, and pickling vegetables across Kenyan households and markets. Copper's 'sea of electrons' metallic lattice explains why it is the wire of choice for Kenyan electrical installations, while aluminium's similar metallic structure plus lower density makes it ideal for sufuria (cooking pots) and overhead power cables.</w:t>
+              <w:t xml:space="preserve">The lesson is anchored throughout to the original phenomenon: the Form 4 student in Nairobi noticing that salt dissolves and conducts, graphite conducts but does not dissolve, aluminium conducts without dissolving, and diamond (giant covalent like graphite) neither dissolves nor conducts. By the end of the investigation, students have first-hand empirical evidence that maps directly onto those four contrasting behaviours. The Explain Phase formalises this mapping using the NGSS practice of constructing explanations from evidence.</w:t>
             </w:r>
           </w:p>
           <w:p>
@@ -22351,7 +22068,7 @@
                 <w:sz w:val="18"/>
                 <w:szCs w:val="18"/>
               </w:rPr>
-              <w:t xml:space="preserve">The lesson culminates in a structured DQB update in which students move earlier 'wonder' sticky notes to a 'we can now explain' column and compose brief written evidence-based answers. Students also make their first comprehensive revision to their cumulative bonding model, adding a third layer (uses) to the structure–property diagram they began in Lesson 2 and have been refining ever since. By the end of the lesson, students should be able to look at any of the four Gikomba items and narrate a complete, evidence-backed bond-to-use story — positioning them to attempt a full driving-question answer in Lesson 8.</w:t>
+              <w:t xml:space="preserve">The Driving Question Board is updated with green 'evidence confirmed' sticky notes replacing earlier 'we think' predictions, and students revise their cumulative bond-structure-property models to incorporate experimental findings. This positions Lesson 8 — which focuses on uses — as a natural consequence: because we now know the properties, we can predict and explain the uses.</w:t>
             </w:r>
           </w:p>
         </w:tc>
@@ -22676,7 +22393,7 @@
                 <w:sz w:val="18"/>
                 <w:szCs w:val="18"/>
               </w:rPr>
-              <w:t xml:space="preserve">Students are shown two unlabelled diagrams on the board — a 3D tetrahedral network (diamond) and a layered hexagonal sheet structure (graphite) — without being told which is which. In their exercise books they write two predictions: (1) 'Which structure do you think is harder, and why?' and (2) 'Which structure do you think conducts electricity, and why?' They then share predictions with a partner using a Think-Pair-Share before the teacher takes a class poll. Students also briefly revisit the three-column data table they completed during the Lesson 6 investigations (solubility, conductivity, melting point) to recall what experimental evidence they already hold.</w:t>
+              <w:t xml:space="preserve">Students receive a Prediction Table (printed or on ARES platform) listing the four substances — NaCl, candle wax, graphite powder/rod, aluminium foil — across the top and three property columns: Solubility in water (soluble/insoluble), Electrical conductivity as solid (yes/no), and Relative melting behaviour (low/medium/high). Working individually for 3 minutes, students fill in their predictions with a brief reason for each cell drawn from their prior learning in Lessons 1–6. They then share predictions with a shoulder partner and note any disagreements before the class discussion.</w:t>
             </w:r>
           </w:p>
         </w:tc>
@@ -22712,7 +22429,7 @@
             <w:pPr>
               <w:spacing w:after="20" w:before="0"/>
             </w:pPr>
-            <w:hyperlink w:history="1" r:id="rIdxioqaa7h5xbpudwb7fcex">
+            <w:hyperlink w:history="1" r:id="rIdaz1eflw5ezoifougez73z">
               <w:r>
                 <w:rPr>
                   <w:rFonts w:ascii="Arial" w:cs="Arial" w:eastAsia="Arial" w:hAnsi="Arial"/>
@@ -22721,7 +22438,7 @@
                   <w:szCs w:val="16"/>
                   <w:u w:val="single" w:color="2E75B6"/>
                 </w:rPr>
-                <w:t xml:space="preserve">Elements and atoms</w:t>
+                <w:t xml:space="preserve">Genetics vocabulary</w:t>
               </w:r>
             </w:hyperlink>
           </w:p>
@@ -22745,7 +22462,7 @@
               <w:spacing w:after="10" w:before="0"/>
               <w:ind w:left="120"/>
             </w:pPr>
-            <w:hyperlink w:history="1" r:id="rId4urbnathbqkpr7knczg2f">
+            <w:hyperlink w:history="1" r:id="rIdbd1h2amdqvzqo-uxat7ne">
               <w:r>
                 <w:rPr>
                   <w:rFonts w:ascii="Arial" w:cs="Arial" w:eastAsia="Arial" w:hAnsi="Arial"/>
@@ -22790,7 +22507,7 @@
             <w:pPr>
               <w:spacing w:after="20" w:before="0"/>
             </w:pPr>
-            <w:hyperlink w:history="1" r:id="rIdf5uwfwuugq_vla4uc7ivr">
+            <w:hyperlink w:history="1" r:id="rIdwym505guqxazyaultjnah">
               <w:r>
                 <w:rPr>
                   <w:rFonts w:ascii="Arial" w:cs="Arial" w:eastAsia="Arial" w:hAnsi="Arial"/>
@@ -22823,7 +22540,7 @@
               <w:spacing w:after="10" w:before="0"/>
               <w:ind w:left="120"/>
             </w:pPr>
-            <w:hyperlink w:history="1" r:id="rIdbx1q5tmx4e2uf9jznw9j9">
+            <w:hyperlink w:history="1" r:id="rIdp1mhc8rin6xjm47ebwxly">
               <w:r>
                 <w:rPr>
                   <w:rFonts w:ascii="Arial" w:cs="Arial" w:eastAsia="Arial" w:hAnsi="Arial"/>
@@ -22865,7 +22582,7 @@
                 <w:sz w:val="18"/>
                 <w:szCs w:val="18"/>
               </w:rPr>
-              <w:t xml:space="preserve">Display both structural diagrams (draw on board or project). Say: 'Without looking anything up — just use what you already know from our six lessons together — write your two predictions in your book. You have 90 seconds. Go.' [Allow 90 seconds of silent individual writing.] Then: 'Turn to your partner, compare predictions. You have 60 seconds.' [Allow 60 seconds.] Conduct a show-of-hands poll: 'Hands up — who says Structure A is harder?' Count and record on the board. 'Hands up — who says Structure A conducts electricity?' Record. Cold-call three students (one from majority, one from minority, one abstainer) using names: 'Achieng, what is your reasoning?' — wait 12 seconds minimum after each student speaks before responding or redirecting. Do NOT confirm or deny predictions yet. Say: 'We are going to use all the evidence we have collected to test these predictions today.'</w:t>
+              <w:t xml:space="preserve">Display the Prediction Table on the board or ARES screen. Say: 'Before we touch any equipment today, I want you to be scientists who commit to a prediction. Use everything you learned in Lessons 1 through 6 — your models, your notes, the DQB — and fill in every cell. You have 3 minutes working alone. Go.' [Set visible 3-minute timer. Circulate silently, noting predictions that are misconceived — particularly students who predict wax will conduct electricity or NaCl will not dissolve.] After 3 minutes: 'Now turn to your shoulder partner. Compare your tables. Circle any cell where you disagree and write down why you disagree. Two minutes.' [Circulate and listen.] Cold-call 3 pairs to share one disagreement each. For each, ask: 'What evidence from a previous lesson supports your prediction?' [WAIT TIME 12 seconds after each question before accepting responses.] Record class prediction tally on the board in a 4×3 grid using tally marks for yes/no responses. Say: 'These are our scientific hypotheses. The experiment we are about to do will tell us which predictions are correct — and which ones force us to revise our models.'</w:t>
             </w:r>
           </w:p>
         </w:tc>
@@ -22897,7 +22614,7 @@
                 <w:sz w:val="18"/>
                 <w:szCs w:val="18"/>
               </w:rPr>
-              <w:t xml:space="preserve">Activation of Prior Knowledge via Structured Prediction — by requiring written predictions before instruction, students surface existing mental models and identify personal knowledge gaps. Recording class poll numbers on the board creates a public intellectual commitment that motivates engagement with the evidence phase.</w:t>
+              <w:t xml:space="preserve">Prediction Commitment with Reason Justification — by requiring students to write a reason for every cell, this strategy activates prior knowledge from Lessons 1–6, surfaces misconceptions before instruction, and creates cognitive dissonance when experimental results contradict predictions, which drives deeper sensemaking during the Explain Phase.</w:t>
             </w:r>
           </w:p>
         </w:tc>
@@ -22929,7 +22646,7 @@
                 <w:sz w:val="18"/>
                 <w:szCs w:val="18"/>
               </w:rPr>
-              <w:t xml:space="preserve">Teacher scans written predictions while circulating during the 90-second window. Look for: (a) students citing specific bond types in their reasoning (target behaviour), (b) students using vague language ('it looks harder') without structural justification (needs scaffolding). Note names of students with strong structural reasoning to draw on during the Explain Phase. Collect 4–5 books at random for a quick written check mid-lesson.</w:t>
+              <w:t xml:space="preserve">Teacher scans prediction tables during circulation to identify: (1) students who correctly link ionic structure to solubility/conductivity in solution; (2) students who incorrectly predict solid NaCl conducts (common misconception — ions not free in solid lattice); (3) students who understand Van der Waals → low melting point for wax. Teacher notes these patterns to target cold-calls during the Explain Phase.</w:t>
             </w:r>
           </w:p>
         </w:tc>
@@ -22995,7 +22712,7 @@
                 <w:sz w:val="18"/>
                 <w:szCs w:val="18"/>
               </w:rPr>
-              <w:t xml:space="preserve">Students work in their established groups of four to complete a structured 'Evidence Harvest' task. Each group receives (or draws from their books) their Lesson 6 data table plus a printed or hand-drawn 'Structure–Property–Use' organiser with four rows (Diamond, Graphite, NaCl, Copper/Aluminium) and four columns (Bond type + Lewis/structural diagram, Key structural feature, Physical properties from our data, Real-world use in Kenya). Groups fill in all columns using only evidence already gathered in Lessons 1–6 — no new information is introduced yet. After 8 minutes, groups rotate their completed organisers one seat clockwise (Gallery Rotation) so each group checks another group's reasoning. Each group writes one 'Agree' and one 'Challenge' sticky note on the organiser they receive before rotating back.</w:t>
+              <w:t xml:space="preserve">Students work in groups of 4 at four rotating stations (8 minutes total across all stations, ~2 minutes per station, or teacher may keep groups at one assigned station and share data). Station A — Solubility: Add a spatula of NaCl, a small piece of wax, a pinch of graphite powder, and a small piece of aluminium foil (separate beakers) to 50 mL of water in clear plastic cups; stir for 30 seconds and observe. Station B — Electrical conductivity (solid): Connect each substance in turn into a simple circuit (1.5 V battery, LED, connecting wires with crocodile clips); observe whether LED lights. Station C — Electrical conductivity (NaCl solution): Test the NaCl solution from Station A in the same circuit; compare to distilled water. Station D — Melting behaviour (teacher demonstration or pre-set): Observe pre-melted wax solidifying in a test tube versus aluminium foil that remains solid over a Bunsen burner for 30 seconds (teacher-conducted); record qualitative observations. All groups record raw observations in a class Evidence Table projected on the board — one representative from each group fills in their row after each station.</w:t>
             </w:r>
           </w:p>
         </w:tc>
@@ -23031,7 +22748,7 @@
             <w:pPr>
               <w:spacing w:after="20" w:before="0"/>
             </w:pPr>
-            <w:hyperlink w:history="1" r:id="rIdkosfndwyhzg_dxcbucqxr">
+            <w:hyperlink w:history="1" r:id="rIdhfmxy11jqmj_xwc9dj6my">
               <w:r>
                 <w:rPr>
                   <w:rFonts w:ascii="Arial" w:cs="Arial" w:eastAsia="Arial" w:hAnsi="Arial"/>
@@ -23040,7 +22757,7 @@
                   <w:szCs w:val="16"/>
                   <w:u w:val="single" w:color="2E75B6"/>
                 </w:rPr>
-                <w:t xml:space="preserve">Elements and atoms</w:t>
+                <w:t xml:space="preserve">Genetics vocabulary</w:t>
               </w:r>
             </w:hyperlink>
           </w:p>
@@ -23064,7 +22781,7 @@
               <w:spacing w:after="10" w:before="0"/>
               <w:ind w:left="120"/>
             </w:pPr>
-            <w:hyperlink w:history="1" r:id="rId68blfwal1yi0vbs4ljq2o">
+            <w:hyperlink w:history="1" r:id="rIdjfcq6mv7vbt66-fvp0nln">
               <w:r>
                 <w:rPr>
                   <w:rFonts w:ascii="Arial" w:cs="Arial" w:eastAsia="Arial" w:hAnsi="Arial"/>
@@ -23109,7 +22826,7 @@
             <w:pPr>
               <w:spacing w:after="20" w:before="0"/>
             </w:pPr>
-            <w:hyperlink w:history="1" r:id="rIdvmb2i7hcfft7gb5d-eydj">
+            <w:hyperlink w:history="1" r:id="rIdfs2tupaefef8nf5s9p0oq">
               <w:r>
                 <w:rPr>
                   <w:rFonts w:ascii="Arial" w:cs="Arial" w:eastAsia="Arial" w:hAnsi="Arial"/>
@@ -23142,7 +22859,7 @@
               <w:spacing w:after="10" w:before="0"/>
               <w:ind w:left="120"/>
             </w:pPr>
-            <w:hyperlink w:history="1" r:id="rIdtr-q_6a4cxpamussgmxc0">
+            <w:hyperlink w:history="1" r:id="rId9uo-ihaancuig7zlvwhrv">
               <w:r>
                 <w:rPr>
                   <w:rFonts w:ascii="Arial" w:cs="Arial" w:eastAsia="Arial" w:hAnsi="Arial"/>
@@ -23184,7 +22901,7 @@
                 <w:sz w:val="18"/>
                 <w:szCs w:val="18"/>
               </w:rPr>
-              <w:t xml:space="preserve">Distribute the organiser template (or write the table on the board for students to copy). Say: 'This is your evidence harvest. Every cell you fill in must be traceable to something we observed, measured, or read in Lessons 1 through 6. If you cannot trace it, leave it blank — blanks are honest and important.' [Set a visible 8-minute timer.] Circulate continuously. At each group, ask one targeted question from this list — vary by group: 'What did your conductivity test in Lesson 6 tell you about this substance?' / 'Which lesson gave you evidence about melting point?' / 'How does the Lewis diagram you drew in Lesson 3 connect to the structure in that column?' After the Gallery Rotation, cold-call two students to read out their 'Challenge' sticky notes to the class. Say: 'Challenges are gifts — they show us where our evidence chain has a weak link.' WAIT TIME: 12 seconds after each challenge is read before inviting responses.</w:t>
+              <w:t xml:space="preserve">Before stations open: 'Read the safety card at each station before you touch anything. Hot equipment — tongs only. The battery is 1.5 volts — it is safe, but do not short-circuit it. Graphite powder — keep it away from your eyes.' Assign roles within groups: Recorder, Equipment Manager, Observer, Reporter. As groups work, circulate with targeted questions at each station — Station A: 'What do you see happening to the NaCl crystals? Describe it precisely.' [WAIT 10 seconds] Station B: 'When you place graphite in the circuit, what happens to the LED? Does that surprise you given what we said about delocalised electrons in Lesson 6?' [WAIT 12 seconds] Station C: 'Compare the brightness of the LED with dissolved NaCl versus solid NaCl. What does the difference tell us about the ions?' [WAIT 12 seconds] Station D (demonstration): Say aloud while showing: 'Notice the wax melts at a temperature you could achieve with a candle flame — roughly 60 degrees Celsius. Aluminium does not melt even over a Bunsen burner in 30 seconds because its melting point is 660 degrees Celsius. What does that tell us about the strength of the forces holding the particles together?' [WAIT 15 seconds — cold-call 2 students.] After all data is collected, project the completed class Evidence Table and say: 'Everyone copy this table into your notebooks. This is your experimental evidence — it must be accurate.'</w:t>
             </w:r>
           </w:p>
         </w:tc>
@@ -23216,7 +22933,7 @@
                 <w:sz w:val="18"/>
                 <w:szCs w:val="18"/>
               </w:rPr>
-              <w:t xml:space="preserve">Evidence Harvest with Gallery Rotation — the structured organiser forces students to explicitly trace claims back to prior evidence (NGSS Science and Engineering Practice 6: Constructing Explanations from Evidence). The rotation introduces a peer-accountability layer: knowing another group will scrutinise the organiser motivates precision and discourages unsupported claims.</w:t>
+              <w:t xml:space="preserve">Station-Based Evidence Collection with Shared Class Data Table — each group contributes data to a collective evidence record, mirroring how scientists share experimental results. The shared table allows cross-group comparison and prevents groups from dismissing anomalous results, reinforcing the NGSS practice of using data as the basis for explanation rather than prior belief.</w:t>
             </w:r>
           </w:p>
         </w:tc>
@@ -23248,7 +22965,7 @@
                 <w:sz w:val="18"/>
                 <w:szCs w:val="18"/>
               </w:rPr>
-              <w:t xml:space="preserve">Teacher photographs two completed organisers during rotation using a phone or tablet for later review. During circulation, look for: (a) groups correctly identifying 'delocalised electrons in graphite layers' as the source of electrical conductivity (target), (b) groups confusing 'metallic bonding' with 'giant covalent' for copper (common error — address in Explain Phase). Listen for groups that leave the 'Real-world use in Kenya' column blank — these groups need explicit prompting in the next phase.</w:t>
+              <w:t xml:space="preserve">Teacher checks that observations are qualitative and specific (e.g. 'NaCl crystals disappeared, solution became clear' not 'NaCl changed') and that LED observations are recorded as 'bright / dim / off' rather than just 'yes/no'. Teacher listens for students at Station B who are surprised graphite conducts — this is the productive anomaly from the phenomenon that should resurface in the Explain Phase. Any group recording that solid NaCl conducts electricity needs immediate corrective questioning at the station.</w:t>
             </w:r>
           </w:p>
         </w:tc>
@@ -23314,7 +23031,7 @@
                 <w:sz w:val="18"/>
                 <w:szCs w:val="18"/>
               </w:rPr>
-              <w:t xml:space="preserve">The teacher leads a whole-class structured discussion, building a master 'Structure–Property–Use Chain' on the board one substance at a time, drawing on student evidence from their organisers. For each of the four substances, students nominate evidence from their tables, the teacher scribes the chain, and the class debates whether each link in the chain is supported by experimental data. Students then complete a written 'Explain It to a Mwananchi' task: in plain Swahili-inflected English, they write two to three sentences explaining to a Gikomba hardware vendor exactly why the diamond-tipped glass cutter should be stored separately and never bent, while the copper wire coil can be bent freely. Finally, the teacher presents a brief (5-minute) structured comparison of diamond vs. graphite using diagrams, emphasising that carbon forms four sigma bonds in diamond (tetrahedral, rigid, no free electrons) versus three sigma bonds plus one delocalised pi electron per carbon in graphite (layered, slippery, conducting).</w:t>
+              <w:t xml:space="preserve">Using their completed Evidence Table and their Prediction Table, students work in groups to complete an Explanation Frame for each substance. The frame has three columns: Observation (from evidence table), Bond type and structure (from Lessons 1–6 models), Explanation — why does the structure produce this property? Groups write explanations for all four substances across all three properties, then each group presents one explanation to the class. The class evaluates each presented explanation against two criteria: (1) Does it cite specific evidence from today's experiment? (2) Does it name the bond type and describe the structure? Students then individually write a 4-sentence synthesis statement connecting all four substances back to the original phenomenon.</w:t>
             </w:r>
           </w:p>
         </w:tc>
@@ -23350,7 +23067,7 @@
             <w:pPr>
               <w:spacing w:after="20" w:before="0"/>
             </w:pPr>
-            <w:hyperlink w:history="1" r:id="rIdu0w5hfexdv9vnmrh3qa5j">
+            <w:hyperlink w:history="1" r:id="rIdtgoq-99jb8qy_1gzlnnaa">
               <w:r>
                 <w:rPr>
                   <w:rFonts w:ascii="Arial" w:cs="Arial" w:eastAsia="Arial" w:hAnsi="Arial"/>
@@ -23359,7 +23076,7 @@
                   <w:szCs w:val="16"/>
                   <w:u w:val="single" w:color="2E75B6"/>
                 </w:rPr>
-                <w:t xml:space="preserve">Elements and atoms</w:t>
+                <w:t xml:space="preserve">Genetics vocabulary</w:t>
               </w:r>
             </w:hyperlink>
           </w:p>
@@ -23383,7 +23100,7 @@
               <w:spacing w:after="10" w:before="0"/>
               <w:ind w:left="120"/>
             </w:pPr>
-            <w:hyperlink w:history="1" r:id="rIdrb49g2ulp1ppiuhi2umvb">
+            <w:hyperlink w:history="1" r:id="rIdi35p4q8v6e-hgmm9mkuuz">
               <w:r>
                 <w:rPr>
                   <w:rFonts w:ascii="Arial" w:cs="Arial" w:eastAsia="Arial" w:hAnsi="Arial"/>
@@ -23428,7 +23145,7 @@
             <w:pPr>
               <w:spacing w:after="20" w:before="0"/>
             </w:pPr>
-            <w:hyperlink w:history="1" r:id="rIdydo4jjal-_oruf8yhdb59">
+            <w:hyperlink w:history="1" r:id="rId1frha9hrj4jmgujqee7wg">
               <w:r>
                 <w:rPr>
                   <w:rFonts w:ascii="Arial" w:cs="Arial" w:eastAsia="Arial" w:hAnsi="Arial"/>
@@ -23461,7 +23178,7 @@
               <w:spacing w:after="10" w:before="0"/>
               <w:ind w:left="120"/>
             </w:pPr>
-            <w:hyperlink w:history="1" r:id="rIdcym5nrjth-ndsy9fi-7go">
+            <w:hyperlink w:history="1" r:id="rIdixjoudqdfdsc7p6ed_dlm">
               <w:r>
                 <w:rPr>
                   <w:rFonts w:ascii="Arial" w:cs="Arial" w:eastAsia="Arial" w:hAnsi="Arial"/>
@@ -23503,7 +23220,7 @@
                 <w:sz w:val="18"/>
                 <w:szCs w:val="18"/>
               </w:rPr>
-              <w:t xml:space="preserve">Begin with: 'Let us build this chain together on the board. I need a volunteer to give me the bond type for diamond.' Cold-call if no hand raised. Write: 'Diamond → Giant covalent (tetrahedral network) → Every C bonded to 4 others, no free electrons, rigid lattice → Extremely hard, non-conductor, very high melting point → Use: glass cutter, drill bit, abrasive.' Repeat for graphite, NaCl, and copper/aluminium, calling on different students each time (target: at least 8 different student voices during this phase). For NaCl, explicitly link to Kenyan food preservation: 'When your grandmother in Kisii salts fish from Lake Victoria, she is using the giant ionic lattice of NaCl to draw water out of the fish cells by osmosis — the bond type makes that process possible.' For aluminium, ask: 'Why does Kenya Power use aluminium cables for long-distance transmission lines instead of copper?' — WAIT 15 seconds — accept two responses — then explain: lower density, still highly conductive due to metallic bonding sea of electrons. After the 'Explain It to a Mwananchi' task (4 minutes writing), cold-call three students to share. Affirm correct use of structural language; prompt vague responses with: 'Can you say that using the word lattice or electrons?'</w:t>
+              <w:t xml:space="preserve">Display the Explanation Frame on the board. Say: 'You are now going to do what chemists do — use your evidence to explain why. Your explanation must have three parts: what you observed, what the bond type and structure is, and why that structure produces that observation. You have 7 minutes in your groups.' [Set timer. Circulate. Listen for groups conflating ionic and metallic conductivity — both conduct but for different structural reasons. Prompt: 'Both NaCl solution and aluminium conduct electricity — but are they conducting for the same reason? Look at your Lesson 3 and Lesson 6 notes.'] [WAIT 12 seconds after asking any group.] After groups present, use Socratic questioning: 'Group 2 says graphite conducts because it has delocalised electrons. Does the evidence from Station B support or challenge that claim? Be specific.' [WAIT 15 seconds — cold-call 3 students who have not spoken yet.] Address the key misconception: 'Some of you predicted solid NaCl would conduct. What did the LED tell us? Why can the ions NOT move in solid NaCl?' [Draw giant ionic lattice quickly on board — ions locked in position.] After all presentations: 'Now write your 4-sentence synthesis. Sentence 1: NaCl. Sentence 2: Wax. Sentence 3: Graphite. Sentence 4: Aluminium. Each sentence must connect bond type → structure → the property you observed today.' [Give 4 minutes for individual writing.]</w:t>
             </w:r>
           </w:p>
         </w:tc>
@@ -23535,7 +23252,7 @@
                 <w:sz w:val="18"/>
                 <w:szCs w:val="18"/>
               </w:rPr>
-              <w:t xml:space="preserve">Co-constructed Explanation Chain — by building the structure–property–use table collaboratively with student-nominated evidence, the teacher models the scientific practice of chaining evidence to explanation (NGSS SEP 6). The 'Explain It to a Mwananchi' task forces students to translate formal chemical language into accessible communication, deepening conceptual ownership (NGSS SEP 8: Obtaining, Evaluating, and Communicating Information). Connecting NaCl to fish salting in Kisumu and aluminium to Kenya Power cables grounds abstract bonding concepts in lived Kenyan experience.</w:t>
+              <w:t xml:space="preserve">Claim-Evidence-Reasoning (CER) Explanation Frames — this NGSS-aligned strategy explicitly separates observation (evidence) from structural interpretation (reasoning), preventing students from writing circular explanations. The three-column structure scaffolds the intellectual move from 'what happened' to 'why it happened at the particle level', which is the core disciplinary practice of this lesson.</w:t>
             </w:r>
           </w:p>
         </w:tc>
@@ -23567,7 +23284,7 @@
                 <w:sz w:val="18"/>
                 <w:szCs w:val="18"/>
               </w:rPr>
-              <w:t xml:space="preserve">Collect the 'Explain It to a Mwananchi' written responses from five randomly selected students. Target response should include: (a) reference to rigid/tetrahedral structure or 'strong covalent bonds in all directions' for diamond hardness, (b) reference to delocalised electrons or 'free electrons' for copper conductivity. Absence of either indicates the structure–property link has not been internalised. During oral cold-calls, listen for whether students distinguish between 'bond type' and 'structure' — a student who conflates them (e.g., 'diamond conducts because of covalent bonds') needs a follow-up probe: 'What is it about the arrangement of those covalent bonds that matters?'</w:t>
+              <w:t xml:space="preserve">Teacher reads 4–5 individual synthesis statements during writing time (walk and read over shoulders). Look for: (1) correct linkage of ionic structure → mobile ions only in solution/melt → conductivity; (2) correct linkage of Van der Waals → weak intermolecular forces → low melting point for wax; (3) correct distinction between graphite's delocalised electrons (within layers) and aluminium's sea of delocalised electrons (3D). Flag any student who writes that 'all conductors conduct for the same reason' — address with targeted questioning in the DQB phase.</w:t>
             </w:r>
           </w:p>
         </w:tc>
@@ -23633,7 +23350,7 @@
                 <w:sz w:val="18"/>
                 <w:szCs w:val="18"/>
               </w:rPr>
-              <w:t xml:space="preserve">Students return to the class Driving Question Board displayed at the front of the room. Each group is given two coloured sticky notes: one green ('We can now explain') and one orange ('Still wondering'). Groups read all sticky notes currently on the DQB — questions accumulated across Lessons 1–6 — and identify: (1) at least two questions they can now answer with evidence and (2) any remaining questions or new ones generated by today's discussion. Green notes are placed in the 'EXPLAINED' column with a one-sentence evidence-based answer written on them; orange notes go in the 'STILL WONDERING' column. The class then reads the driving question aloud together: 'Why do the atoms in different substances bond in different ways, and how does the type of bond determine what a substance looks, feels, and does in the real world?' Students vote: 'Can we now answer this question fully — thumbs up, sideways, or down?'</w:t>
+              <w:t xml:space="preserve">Each group receives two types of sticky notes: green ('Evidence confirms') and orange ('We now understand'). Students revisit the DQB from previous lessons and identify every question or 'we think' prediction that today's experimental evidence either confirms or answers. They write a specific, evidence-referencing statement on a green sticky note and physically place it on or next to the original DQB card it addresses. Groups also add orange sticky notes for new understanding generated today — particularly the distinction between ionic and metallic conductivity mechanisms, and the empirical confirmation of wax's low melting point. The class then does a 2-minute 'DQB Gallery Walk' to read all additions.</w:t>
             </w:r>
           </w:p>
         </w:tc>
@@ -23669,7 +23386,7 @@
             <w:pPr>
               <w:spacing w:after="20" w:before="0"/>
             </w:pPr>
-            <w:hyperlink w:history="1" r:id="rIdpsi-k2omezfl0ngl0jk3g">
+            <w:hyperlink w:history="1" r:id="rIdslbc13td-1glvc2fgvnzo">
               <w:r>
                 <w:rPr>
                   <w:rFonts w:ascii="Arial" w:cs="Arial" w:eastAsia="Arial" w:hAnsi="Arial"/>
@@ -23678,7 +23395,7 @@
                   <w:szCs w:val="16"/>
                   <w:u w:val="single" w:color="2E75B6"/>
                 </w:rPr>
-                <w:t xml:space="preserve">Elements and atoms</w:t>
+                <w:t xml:space="preserve">Genetics vocabulary</w:t>
               </w:r>
             </w:hyperlink>
           </w:p>
@@ -23702,7 +23419,7 @@
               <w:spacing w:after="10" w:before="0"/>
               <w:ind w:left="120"/>
             </w:pPr>
-            <w:hyperlink w:history="1" r:id="rIddtwx7wjme6tiss9oafaem">
+            <w:hyperlink w:history="1" r:id="rIdyre3i2p2rgbbu-6d8eqwc">
               <w:r>
                 <w:rPr>
                   <w:rFonts w:ascii="Arial" w:cs="Arial" w:eastAsia="Arial" w:hAnsi="Arial"/>
@@ -23747,7 +23464,7 @@
             <w:pPr>
               <w:spacing w:after="20" w:before="0"/>
             </w:pPr>
-            <w:hyperlink w:history="1" r:id="rIdonivyca8e6o1y_8nsrwoq">
+            <w:hyperlink w:history="1" r:id="rId9f6dfa7joqlxnxftg771-">
               <w:r>
                 <w:rPr>
                   <w:rFonts w:ascii="Arial" w:cs="Arial" w:eastAsia="Arial" w:hAnsi="Arial"/>
@@ -23780,7 +23497,7 @@
               <w:spacing w:after="10" w:before="0"/>
               <w:ind w:left="120"/>
             </w:pPr>
-            <w:hyperlink w:history="1" r:id="rIdryuintxb-2t5qfwcx4nuo">
+            <w:hyperlink w:history="1" r:id="rIdf4xua7klwv-xur4a88e8g">
               <w:r>
                 <w:rPr>
                   <w:rFonts w:ascii="Arial" w:cs="Arial" w:eastAsia="Arial" w:hAnsi="Arial"/>
@@ -23822,7 +23539,7 @@
                 <w:sz w:val="18"/>
                 <w:szCs w:val="18"/>
               </w:rPr>
-              <w:t xml:space="preserve">Give groups 4 minutes to write and place their sticky notes. Circulate and prompt groups with: 'What question did you write in Lesson 1 that you can answer today?' and 'Is there anything from today's lesson that surprised you enough to generate a new question?' After notes are placed, read two green notes aloud and ask the authoring group: 'What specific evidence from our investigations supports that answer?' WAIT 12 seconds. After the thumbs vote, record the tally on the board. If fewer than two-thirds give thumbs-up, say: 'Some of us still feel uncertain — that is honest and important. Lesson 8 is our final lesson where we will make sure every part of this question is answered.' Point to any orange 'Still Wondering' notes and say: 'These are our targets for Lesson 8.' Leave the DQB visible throughout Lesson 8.</w:t>
+              <w:t xml:space="preserve">Direct students to the DQB: 'Look at every card on this board that was placed in Lessons 1 through 6. Today we generated real experimental evidence. Your job is to find every card that our data from today speaks to — either confirms, modifies, or answers — and attach a green sticky note.' Demonstrate with one example: point to the Lesson 1 card asking 'Why does NaCl conduct electricity but only when dissolved?' and say: 'Our Station C data today — LED lit up brightly in NaCl solution but not with solid NaCl — directly answers this. On a green sticky I would write: Evidence from Station B and C confirms: NaCl ions are locked in solid lattice, only mobile in solution, so only solution conducts.' [Allow 5 minutes for group sticky-note work.] During Gallery Walk: 'As you walk, read one orange sticky note from a different group that surprises you or that you disagree with. We will discuss two of those.' Cold-call 2 students after Gallery Walk: 'Tell me one orange sticky from another group and whether you agree. Why?' [WAIT 12 seconds each.] Say: 'Notice how the DQB is filling up with evidence. One lesson remains — Lesson 8. What questions are still unanswered on this board? Point to one.' [WAIT 10 seconds — cold-call 3 students to point to remaining questions about uses.]</w:t>
             </w:r>
           </w:p>
         </w:tc>
@@ -23854,7 +23571,7 @@
                 <w:sz w:val="18"/>
                 <w:szCs w:val="18"/>
               </w:rPr>
-              <w:t xml:space="preserve">Driving Question Board Structured Update — this DQB practice is a direct implementation of the NGSS phenomenon-anchored storyline approach. By physically moving questions from 'wondering' to 'explained,' students experience a tangible sense of intellectual progress (metacognition) and identify their own remaining gaps. The thumbs vote serves as a whole-class self-assessment of readiness for the final lesson.</w:t>
+              <w:t xml:space="preserve">DQB Evidence Anchoring with Colour-Coded Sticky Notes — using green ('evidence confirms') and orange ('new understanding') sticky notes creates a visual record of the epistemic shift from hypothesis to evidence-based conclusion. The colour distinction helps students and teacher track which claims are now empirically supported versus which remain theoretical, developing scientific epistemology alongside content knowledge.</w:t>
             </w:r>
           </w:p>
         </w:tc>
@@ -23886,7 +23603,7 @@
                 <w:sz w:val="18"/>
                 <w:szCs w:val="18"/>
               </w:rPr>
-              <w:t xml:space="preserve">Teacher reads all green sticky notes placed during this phase. Target: notes should cite specific evidence ('In Lesson 6 we tested conductivity and found NaCl solution conducted but solid NaCl did not, which shows ions must be free to move'). Vague notes ('because of ionic bonding') indicate students have not yet connected structure to evidence chain — teacher circles these and returns them to the group with a prompt written in pencil: 'Add one specific observation from our Lesson 6 data.' Count orange notes remaining: if more than 4 unique questions remain unanswered, prioritise them for Lesson 8's opening hook.</w:t>
+              <w:t xml:space="preserve">Teacher checks that green sticky notes cite specific station evidence (not just 'we did the experiment'). A quality green sticky reads: 'Station B: LED did NOT light with solid NaCl — confirms ions cannot move in solid ionic lattice.' A weak sticky reads: 'NaCl conducts when dissolved.' Teacher uses the Gallery Walk to identify groups whose sticky notes show persistent misconceptions about why both graphite and aluminium conduct electricity.</w:t>
             </w:r>
           </w:p>
         </w:tc>
@@ -23952,7 +23669,7 @@
                 <w:sz w:val="18"/>
                 <w:szCs w:val="18"/>
               </w:rPr>
-              <w:t xml:space="preserve">Students open their cumulative bonding model — a diagram they have been building and revising since Lesson 2 — and add a third annotated layer labelled 'Structure → Use.' For each of the four Gikomba materials, they draw an arrow from the 'Structure' box (added in earlier lessons) to a new 'Use' box, and inside the Use box they write one Kenyan-specific example (e.g., diamond → glass cutter in Gikomba hardware stall; graphite → pencil core + electrode in car batteries; NaCl → salting tilapia from Lake Victoria + preserving nyama choma; copper → electrical wiring in Kenyan homes; aluminium → sufuria + Kenya Power overhead transmission cables). Students add one 'Model Insight' sentence at the bottom of their model page: 'The bond type determines the structure, and the structure determines which job this substance can do in the real world.' Students who finish early annotate which specific structural feature (e.g., 'delocalised electrons,' 'rigid tetrahedral lattice,' 'mobile ions in solution,' 'sea of electrons') is the key to each use.</w:t>
+              <w:t xml:space="preserve">Students return to their cumulative bond-structure-property model begun in Lesson 1 and progressively revised through Lessons 2–6. Today's revision task is to add a 'Physical Properties Evidence' layer to the model for all four substances. Using a four-quadrant diagram (one quadrant per substance: NaCl, wax, graphite, aluminium), students annotate each quadrant with: (1) the bond type and structural diagram (from previous lessons), (2) three observed properties from today's investigation (solubility, conductivity, melting behaviour), and (3) a one-sentence structural explanation for each property. Students who finish early are challenged to add a fifth quadrant for diamond, predicting its properties from its giant covalent structure by analogy with graphite (no delocalised electrons → non-conductor; strong covalent bonds throughout → very high melting point → no solubility).</w:t>
             </w:r>
           </w:p>
         </w:tc>
@@ -23988,7 +23705,7 @@
             <w:pPr>
               <w:spacing w:after="20" w:before="0"/>
             </w:pPr>
-            <w:hyperlink w:history="1" r:id="rIdmv8qbhkv34wfzcjo1vyih">
+            <w:hyperlink w:history="1" r:id="rIdm6sn_qcdnaltvo2uptruu">
               <w:r>
                 <w:rPr>
                   <w:rFonts w:ascii="Arial" w:cs="Arial" w:eastAsia="Arial" w:hAnsi="Arial"/>
@@ -23997,7 +23714,7 @@
                   <w:szCs w:val="16"/>
                   <w:u w:val="single" w:color="2E75B6"/>
                 </w:rPr>
-                <w:t xml:space="preserve">Elements and atoms</w:t>
+                <w:t xml:space="preserve">Genetics vocabulary</w:t>
               </w:r>
             </w:hyperlink>
           </w:p>
@@ -24021,7 +23738,7 @@
               <w:spacing w:after="10" w:before="0"/>
               <w:ind w:left="120"/>
             </w:pPr>
-            <w:hyperlink w:history="1" r:id="rIdky27wrrtwcvisz5vevhbo">
+            <w:hyperlink w:history="1" r:id="rIdicykdihtrevucrqo-ubit">
               <w:r>
                 <w:rPr>
                   <w:rFonts w:ascii="Arial" w:cs="Arial" w:eastAsia="Arial" w:hAnsi="Arial"/>
@@ -24066,7 +23783,7 @@
             <w:pPr>
               <w:spacing w:after="20" w:before="0"/>
             </w:pPr>
-            <w:hyperlink w:history="1" r:id="rIdp65y1skkbqrwbkhcb1b3b">
+            <w:hyperlink w:history="1" r:id="rIduz3rkqqlqgwq1jaxeonsf">
               <w:r>
                 <w:rPr>
                   <w:rFonts w:ascii="Arial" w:cs="Arial" w:eastAsia="Arial" w:hAnsi="Arial"/>
@@ -24099,7 +23816,7 @@
               <w:spacing w:after="10" w:before="0"/>
               <w:ind w:left="120"/>
             </w:pPr>
-            <w:hyperlink w:history="1" r:id="rIdlohxs5a9ciyegcmdyghxd">
+            <w:hyperlink w:history="1" r:id="rIdjir5ulxmqkcqxnzqocrgm">
               <w:r>
                 <w:rPr>
                   <w:rFonts w:ascii="Arial" w:cs="Arial" w:eastAsia="Arial" w:hAnsi="Arial"/>
@@ -24141,7 +23858,7 @@
                 <w:sz w:val="18"/>
                 <w:szCs w:val="18"/>
               </w:rPr>
-              <w:t xml:space="preserve">Say: 'Take out your cumulative model. Today we add the final layer — the Use layer. This is the layer that connects everything we have learned to the four items on that Gikomba Market stall. You have 5 minutes.' [Set timer.] Circulate and look for models that show only the bond type without connecting it through structure to use — these students are 'short-circuiting' the chain. Prompt them: 'What structure does that bond create? Now what does that structure make possible?' After 5 minutes, cold-call two students to hold up and briefly narrate their model to the class — choose one strong model and one incomplete model (with permission). For the incomplete model, ask the class: 'What is missing from this chain? What would you add?' WAIT 10 seconds before taking suggestions. Close the lesson by saying: 'Your model now has three layers: bond type, structure, properties, and use. In Lesson 8, you will use this model to write a full, evidence-backed answer to our driving question — the mystery of why those four items in Gikomba behave so differently will be completely solved.'</w:t>
+              <w:t xml:space="preserve">Say: 'Open your cumulative model from Lesson 1. Today we add the most important layer yet — real experimental evidence. Your model must now show not just how the bonds form, but what properties result from that bonding. Draw four quadrants — label them NaCl, Wax, Graphite, Aluminium.' [Display example quadrant on board for NaCl with one property partially filled.] 'You have 6 minutes. Every quadrant must have a structural diagram, three properties from our data table today, and one sentence explaining why the structure causes each property.' [Circulate and provide targeted feedback — not corrections. Ask: 'Your NaCl quadrant shows it conducts electricity. Does your explanation say why it only conducts in solution?' WAIT 10 seconds. 'Your graphite quadrant — your structural diagram from Lesson 6 showed layered sheets with delocalised electrons between them. Is that shown here? How does that connect to the LED lighting at Station B?'] With 2 minutes remaining: 'Early finishers — add a diamond quadrant. You have not tested diamond today, but using your model of giant covalent structure from Lesson 6, predict its three properties and explain why.' [WAIT and observe.] Close by saying: 'Your model now connects bond type → structure → real, measured properties. In Lesson 8 — our final lesson — you will extend this model one more step: bond type → structure → properties → uses. The model will be complete.'</w:t>
             </w:r>
           </w:p>
         </w:tc>
@@ -24173,7 +23890,7 @@
                 <w:sz w:val="18"/>
                 <w:szCs w:val="18"/>
               </w:rPr>
-              <w:t xml:space="preserve">Cumulative Model Revision — adding a use-layer to the model is a direct implementation of NGSS SEP 2 (Developing and Using Models). The iterative nature of the model — revised in seven of eight lessons — builds metacognitive awareness of how scientific understanding deepens with evidence. Requiring Kenyan-specific examples in the Use box ensures the model is not abstract but grounded in the students' lived economic and cultural context, reinforcing the pedagogical principle that chemistry explains the world students actually inhabit.</w:t>
+              <w:t xml:space="preserve">Cumulative Four-Quadrant Model Revision — this iterative model-building strategy (used across all 8 lessons) develops the NGSS practice of developing and using models. Each revision adds a new evidential layer, making the model progressively more explanatory and less diagrammatic. The four-quadrant format creates a visual comparison across all four substances, which directly mirrors the structure of the original phenomenon and prepares students for the final lesson synthesis.</w:t>
             </w:r>
           </w:p>
         </w:tc>
@@ -24205,7 +23922,7 @@
                 <w:sz w:val="18"/>
                 <w:szCs w:val="18"/>
               </w:rPr>
-              <w:t xml:space="preserve">At lesson end, teacher collects 6 cumulative models at random (two from each ability group as tracked informally). Target: each model should show a connected chain from bond type → structural feature → physical property → Kenyan use with no gaps. Common gap to watch for: students writing 'diamond is hard because covalent bonds' without identifying the 3D tetrahedral network as the structural reason. Written 'Model Insight' sentence should show causal language ('determines,' 'causes,' 'makes possible') rather than correlational language ('is related to'). Return models at the start of Lesson 8 with a single written prompt if the chain is incomplete.</w:t>
+              <w:t xml:space="preserve">Teacher collects or photographs 3–4 models at the end of class to review before Lesson 8. Quality indicators: (1) All four quadrants completed with structural diagram, three properties, and one explanation sentence; (2) Explanations use particle-level language ('ions free to move', 'delocalised electrons', 'weak Van der Waals forces', 'strong covalent bonds throughout lattice'); (3) The distinction between ionic conductivity (mobile ions) and metallic conductivity (mobile electrons) is explicit. Students who add a correct diamond quadrant demonstrate transfer of structural reasoning — note these students for peer teaching roles in Lesson 8.</w:t>
             </w:r>
           </w:p>
         </w:tc>
@@ -24298,83 +24015,83 @@
                 <w:sz w:val="18"/>
                 <w:szCs w:val="18"/>
               </w:rPr>
-              <w:t xml:space="preserve">1. During the Evidence Harvest, were all four groups able to populate every column of the Structure–Property–Use organiser using only prior lesson evidence — or did gaps reveal that certain concepts (e.g., graphite's delocalised pi electrons) were never securely learned and need re-teaching at the start of Lesson 8?</w:t>
-            </w:r>
-          </w:p>
-          <w:p>
-            <w:pPr>
-              <w:spacing w:after="40" w:before="0"/>
-              <w:jc w:val="left"/>
-            </w:pPr>
-            <w:r>
-              <w:rPr>
-                <w:rFonts w:ascii="Arial" w:cs="Arial" w:eastAsia="Arial" w:hAnsi="Arial"/>
-                <w:b w:val="false"/>
-                <w:bCs w:val="false"/>
-                <w:i w:val="false"/>
-                <w:iCs w:val="false"/>
-                <w:color w:val="000000"/>
-                <w:sz w:val="18"/>
-                <w:szCs w:val="18"/>
-              </w:rPr>
-              <w:t xml:space="preserve">2. When students wrote their 'Explain It to a Mwananchi' sentences, did they use structural language (lattice, delocalised electrons, tetrahedral network) or fall back on surface-level descriptions (hard, shiny, dissolves)? What does this tell you about the depth of conceptual understanding versus vocabulary recall?</w:t>
-            </w:r>
-          </w:p>
-          <w:p>
-            <w:pPr>
-              <w:spacing w:after="40" w:before="0"/>
-              <w:jc w:val="left"/>
-            </w:pPr>
-            <w:r>
-              <w:rPr>
-                <w:rFonts w:ascii="Arial" w:cs="Arial" w:eastAsia="Arial" w:hAnsi="Arial"/>
-                <w:b w:val="false"/>
-                <w:bCs w:val="false"/>
-                <w:i w:val="false"/>
-                <w:iCs w:val="false"/>
-                <w:color w:val="000000"/>
-                <w:sz w:val="18"/>
-                <w:szCs w:val="18"/>
-              </w:rPr>
-              <w:t xml:space="preserve">3. How many orange 'Still Wondering' sticky notes remain on the DQB, and do they cluster around a particular substance or bond type — suggesting a gap in the lesson sequence that Lesson 8 must address?</w:t>
-            </w:r>
-          </w:p>
-          <w:p>
-            <w:pPr>
-              <w:spacing w:after="40" w:before="0"/>
-              <w:jc w:val="left"/>
-            </w:pPr>
-            <w:r>
-              <w:rPr>
-                <w:rFonts w:ascii="Arial" w:cs="Arial" w:eastAsia="Arial" w:hAnsi="Arial"/>
-                <w:b w:val="false"/>
-                <w:bCs w:val="false"/>
-                <w:i w:val="false"/>
-                <w:iCs w:val="false"/>
-                <w:color w:val="000000"/>
-                <w:sz w:val="18"/>
-                <w:szCs w:val="18"/>
-              </w:rPr>
-              <w:t xml:space="preserve">4. Were the Kenyan contexts (Lake Victoria fish salting, Kenya Power aluminium cables, Gikomba hardware stall, sufuria) genuinely engaging and accessible to all students, or did some students from non-Nairobi regions appear unfamiliar with specific references? How might you diversify examples to include Kisumu fish market, Kericho tea processing, or Mombasa port industries?</w:t>
-            </w:r>
-          </w:p>
-          <w:p>
-            <w:pPr>
-              <w:spacing w:after="40" w:before="0"/>
-              <w:jc w:val="left"/>
-            </w:pPr>
-            <w:r>
-              <w:rPr>
-                <w:rFonts w:ascii="Arial" w:cs="Arial" w:eastAsia="Arial" w:hAnsi="Arial"/>
-                <w:b w:val="false"/>
-                <w:bCs w:val="false"/>
-                <w:i w:val="false"/>
-                <w:iCs w:val="false"/>
-                <w:color w:val="000000"/>
-                <w:sz w:val="18"/>
-                <w:szCs w:val="18"/>
-              </w:rPr>
-              <w:t xml:space="preserve">5. Did the cumulative model revision reveal students who are successfully integrating new layers with prior knowledge versus students who are treating each lesson's model additions as disconnected activities? What targeted questioning strategy will you use in Lesson 8 to help the second group see the model as a single coherent explanation?</w:t>
+              <w:t xml:space="preserve">1. Were students able to distinguish between the mechanism of electrical conductivity in NaCl solution (mobile ions) and in aluminium (mobile delocalised electrons) — or did they conflate both as simply 'conductors'? What follow-up question or analogy would clarify this distinction at the start of Lesson 8?</w:t>
+            </w:r>
+          </w:p>
+          <w:p>
+            <w:pPr>
+              <w:spacing w:after="40" w:before="0"/>
+              <w:jc w:val="left"/>
+            </w:pPr>
+            <w:r>
+              <w:rPr>
+                <w:rFonts w:ascii="Arial" w:cs="Arial" w:eastAsia="Arial" w:hAnsi="Arial"/>
+                <w:b w:val="false"/>
+                <w:bCs w:val="false"/>
+                <w:i w:val="false"/>
+                <w:iCs w:val="false"/>
+                <w:color w:val="000000"/>
+                <w:sz w:val="18"/>
+                <w:szCs w:val="18"/>
+              </w:rPr>
+              <w:t xml:space="preserve">2. Did the practical investigation generate sufficient cognitive dissonance — particularly around graphite conducting but not dissolving? Which predictions on the Prediction Table were most commonly wrong, and does this reveal a persistent misconception about bond type and conductivity that needs to be addressed before Lesson 8?</w:t>
+            </w:r>
+          </w:p>
+          <w:p>
+            <w:pPr>
+              <w:spacing w:after="40" w:before="0"/>
+              <w:jc w:val="left"/>
+            </w:pPr>
+            <w:r>
+              <w:rPr>
+                <w:rFonts w:ascii="Arial" w:cs="Arial" w:eastAsia="Arial" w:hAnsi="Arial"/>
+                <w:b w:val="false"/>
+                <w:bCs w:val="false"/>
+                <w:i w:val="false"/>
+                <w:iCs w:val="false"/>
+                <w:color w:val="000000"/>
+                <w:sz w:val="18"/>
+                <w:szCs w:val="18"/>
+              </w:rPr>
+              <w:t xml:space="preserve">3. Were the Explanation Frames completed at a particle-level structural depth, or did groups write surface-level descriptions ('NaCl dissolves because it is a salt')? Which groups need scaffolding support for the synthesis in Lesson 8?</w:t>
+            </w:r>
+          </w:p>
+          <w:p>
+            <w:pPr>
+              <w:spacing w:after="40" w:before="0"/>
+              <w:jc w:val="left"/>
+            </w:pPr>
+            <w:r>
+              <w:rPr>
+                <w:rFonts w:ascii="Arial" w:cs="Arial" w:eastAsia="Arial" w:hAnsi="Arial"/>
+                <w:b w:val="false"/>
+                <w:bCs w:val="false"/>
+                <w:i w:val="false"/>
+                <w:iCs w:val="false"/>
+                <w:color w:val="000000"/>
+                <w:sz w:val="18"/>
+                <w:szCs w:val="18"/>
+              </w:rPr>
+              <w:t xml:space="preserve">4. How accurately does the DQB now reflect the class's growing understanding — are the green and orange sticky notes specific enough to be useful as a revision tool? Are the unanswered questions on the DQB pointing clearly toward the uses-focused Lesson 8, or are there structural gaps that need revisiting?</w:t>
+            </w:r>
+          </w:p>
+          <w:p>
+            <w:pPr>
+              <w:spacing w:after="40" w:before="0"/>
+              <w:jc w:val="left"/>
+            </w:pPr>
+            <w:r>
+              <w:rPr>
+                <w:rFonts w:ascii="Arial" w:cs="Arial" w:eastAsia="Arial" w:hAnsi="Arial"/>
+                <w:b w:val="false"/>
+                <w:bCs w:val="false"/>
+                <w:i w:val="false"/>
+                <w:iCs w:val="false"/>
+                <w:color w:val="000000"/>
+                <w:sz w:val="18"/>
+                <w:szCs w:val="18"/>
+              </w:rPr>
+              <w:t xml:space="preserve">5. Did all groups successfully complete all four quadrants of their cumulative model with particle-level explanations, and did any students successfully extend to the diamond quadrant through transfer of reasoning? How will I use these models as the entry point for Lesson 8's synthesis of bond type, structure, properties, and uses?</w:t>
             </w:r>
           </w:p>
         </w:tc>
@@ -24501,7 +24218,7 @@
                 <w:sz w:val="18"/>
                 <w:szCs w:val="18"/>
               </w:rPr>
-              <w:t xml:space="preserve">Students observed (through their own Lesson 6 experimental data and the structured Evidence Harvest) that diamond does not conduct electricity and is extremely hard, while graphite conducts electricity and leaves marks — despite both being pure carbon. They also reviewed evidence showing NaCl conducts only when dissolved, copper conducts in solid form, and aluminium shares similar metallic properties. They observed on the DQB that many 'wondering' questions accumulated since Lesson 1 can now be answered with specific experimental evidence.</w:t>
+              <w:t xml:space="preserve">Students observed that NaCl dissolved readily in water and its solution conducted electricity (LED lit brightly), solid NaCl did not conduct; candle wax did not dissolve and did not conduct and showed low melting behaviour; graphite did not dissolve in water but conducted electricity as a solid (LED lit); aluminium foil did not dissolve, conducted electricity as a solid, and showed very high melting behaviour compared to wax.</w:t>
             </w:r>
           </w:p>
         </w:tc>
@@ -24567,7 +24284,7 @@
                 <w:sz w:val="18"/>
                 <w:szCs w:val="18"/>
               </w:rPr>
-              <w:t xml:space="preserve">Bond type creates a specific atomic arrangement (structure), and that structure directly determines measurable physical properties, which in turn determine what a substance can be used for. Diamond's four-directional tetrahedral covalent network makes it hard and non-conducting — ideal for cutting tools. Graphite's layered structure with delocalised pi electrons makes it soft, slippery, and conducting — ideal for pencils and electrodes. NaCl's giant ionic lattice makes it soluble and conducting when dissolved — ideal for food preservation. Copper and aluminium's metallic bonding sea of electrons makes them malleable, ductile, and conducting — ideal for wiring and cookware.</w:t>
+              <w:t xml:space="preserve">The physical properties of a substance — solubility, electrical conductivity, and melting behaviour — are directly determined by the bond type and giant structure: ionic structures (NaCl) conduct only when ions are free to move (solution/melt); simple molecular structures (wax) have low melting points due to weak Van der Waals forces and cannot conduct; giant covalent structures (graphite) conduct due to delocalised electrons between layers; giant metallic structures (aluminium) conduct in solid state via a sea of delocalised electrons and have high melting points due to strong metallic bonding.</w:t>
             </w:r>
           </w:p>
         </w:tc>
@@ -24633,7 +24350,7 @@
                 <w:sz w:val="18"/>
                 <w:szCs w:val="18"/>
               </w:rPr>
-              <w:t xml:space="preserve">The Gikomba Market phenomenon is now substantially explained: the four items — salt bag, graphite pencil, diamond glass cutter, and copper wire — behave differently because their atoms are bonded in fundamentally different ways, and those different bonding arrangements create different structures at the atomic scale. Those structures determine every macroscopic property a person can observe or measure: hardness, slipperiness, whether it dissolves, whether it conducts. The vendor's choice of which item to use for which job is — unknowingly — a perfect practical application of chemical bonding theory.</w:t>
+              <w:t xml:space="preserve">The experimental evidence directly explains why Amina, the Form 4 student in Nairobi, observed the contrasting behaviours of NaCl, graphite, and aluminium during supper preparation: each substance has a different bond type producing a different giant structure, and it is that structure — specifically whether charged particles (ions or electrons) are free to move, and how strong the forces between structural units are — that determines every observable physical property. The data table from today's investigation is empirical proof of the theoretical models built in Lessons 1–6.</w:t>
             </w:r>
           </w:p>
         </w:tc>
@@ -24702,7 +24419,7 @@
                 <w:sz w:val="22"/>
                 <w:szCs w:val="22"/>
               </w:rPr>
-              <w:t xml:space="preserve">LESSON 8 (40 minutes): Lesson 8 — The Gikomba Verdict: Building Models, Presenting Evidence, and Solving the Mystery</w:t>
+              <w:t xml:space="preserve">LESSON 8 (40 minutes): Lesson 8 — Relating Bond Types to Uses &amp; Final Model Building: Answering Our Driving Question</w:t>
             </w:r>
           </w:p>
         </w:tc>
@@ -24869,7 +24586,7 @@
                 <w:sz w:val="18"/>
                 <w:szCs w:val="18"/>
               </w:rPr>
-              <w:t xml:space="preserve">Students synthesise seven lessons of evidence by building 3D models of assigned bonding structures, presenting to peers, and writing a complete final explanation of the Gikomba Market phenomenon — demonstrating mastery of the driving question.</w:t>
+              <w:t xml:space="preserve">Students synthesise all seven lessons of evidence to construct physical models of NaCl, diamond/graphite, and a simple covalent molecule, justify real-world uses of substances by bond type and structure, and deliver a final, complete answer to the unit driving question.</w:t>
             </w:r>
           </w:p>
         </w:tc>
@@ -24936,7 +24653,7 @@
                 <w:sz w:val="18"/>
                 <w:szCs w:val="18"/>
               </w:rPr>
-              <w:t xml:space="preserve">–  Ionic, covalent (giant atomic), metallic, and layered covalent structures each produce a unique 3D arrangement of atoms or ions that explains all observable physical properties</w:t>
+              <w:t xml:space="preserve">–  Explain how the bond type and giant/simple structure of NaCl, aluminium, diamond, graphite, and SiO₂ directly determines each substance's observable properties</w:t>
             </w:r>
           </w:p>
           <w:p>
@@ -24956,7 +24673,7 @@
                 <w:sz w:val="18"/>
                 <w:szCs w:val="18"/>
               </w:rPr>
-              <w:t xml:space="preserve">–  The Gikomba four products (NaCl, graphite, diamond, copper wire) differ in behaviour because their bond types differ at the atomic level</w:t>
+              <w:t xml:space="preserve">–  Justify specific real-world uses of these substances (food preservation, cookware, cutting tools, electrodes, pencils, glassmaking) using bond type and structure as evidence</w:t>
             </w:r>
           </w:p>
           <w:p>
@@ -24976,7 +24693,7 @@
                 <w:sz w:val="18"/>
                 <w:szCs w:val="18"/>
               </w:rPr>
-              <w:t xml:space="preserve">–  Bond type → structure → physical property → real-world use is a complete explanatory chain for any solid material</w:t>
+              <w:t xml:space="preserve">–  Articulate a complete, evidence-based answer to the driving question: 'How do the types of chemical bonds between atoms determine the structure, properties, and uses of the substances all around us?'</w:t>
             </w:r>
           </w:p>
         </w:tc>
@@ -25043,7 +24760,7 @@
                 <w:sz w:val="18"/>
                 <w:szCs w:val="18"/>
               </w:rPr>
-              <w:t xml:space="preserve">–  Construct a 3D physical model using locally available materials that accurately represents the bonding and structure of an assigned substance</w:t>
+              <w:t xml:space="preserve">–  Construct three-dimensional physical models of giant ionic (NaCl), giant covalent (diamond/graphite), and simple covalent (H₂O or CO₂) structures using locally available materials</w:t>
             </w:r>
           </w:p>
           <w:p>
@@ -25063,7 +24780,7 @@
                 <w:sz w:val="18"/>
                 <w:szCs w:val="18"/>
               </w:rPr>
-              <w:t xml:space="preserve">–  Construct a written final explanation that links bond type, structure, and properties back to the Gikomba Market phenomenon using evidence gathered across all eight lessons</w:t>
+              <w:t xml:space="preserve">–  Present and justify model features to peers using scientific vocabulary (lattice, delocalised electrons, covalent network, intermolecular forces)</w:t>
             </w:r>
           </w:p>
         </w:tc>
@@ -25130,7 +24847,7 @@
                 <w:sz w:val="18"/>
                 <w:szCs w:val="18"/>
               </w:rPr>
-              <w:t xml:space="preserve">–  Appreciate how invisible atomic-level bonding determines the tangible, practical uses of everyday Kenyan materials</w:t>
+              <w:t xml:space="preserve">–  Appreciate the elegance of how atomic-level bonding explains the everyday Kenyan materials encountered at home, school, and in industry</w:t>
             </w:r>
           </w:p>
           <w:p>
@@ -25150,7 +24867,7 @@
                 <w:sz w:val="18"/>
                 <w:szCs w:val="18"/>
               </w:rPr>
-              <w:t xml:space="preserve">–  Show intellectual honesty by revising earlier predictions and acknowledging how understanding has grown across the unit</w:t>
+              <w:t xml:space="preserve">–  Demonstrate creativity and care for peers while constructing and sharing models collaboratively</w:t>
             </w:r>
           </w:p>
         </w:tc>
@@ -25216,7 +24933,7 @@
                 <w:sz w:val="18"/>
                 <w:szCs w:val="18"/>
               </w:rPr>
-              <w:t xml:space="preserve">How does the type of chemical bond in a substance determine its physical properties and uses — and can we now fully explain why the four Gikomba products behave so differently?</w:t>
+              <w:t xml:space="preserve">How do the uses of a substance relate to its bond type and resultant structure?</w:t>
             </w:r>
           </w:p>
         </w:tc>
@@ -25282,7 +24999,7 @@
                 <w:sz w:val="18"/>
                 <w:szCs w:val="18"/>
               </w:rPr>
-              <w:t xml:space="preserve">This final lesson closes the unit storyline: students return to the exact mystery posed in Lesson 1 and provide a full, evidence-backed explanation, demonstrating that they have moved from puzzlement to mastery of chemical bonding.</w:t>
+              <w:t xml:space="preserve">This final lesson closes the unit storyline: students return to the Form 4 student's kitchen observation from Lesson 1 — salt, graphite, aluminium, and diamond all behaving differently — and now possess the full explanatory toolkit (seven lessons of evidence) to answer WHY completely, building physical models that make the invisible atomic world visible and presenting their final driving question answers.</w:t>
             </w:r>
           </w:p>
         </w:tc>
@@ -25348,7 +25065,7 @@
                 <w:sz w:val="18"/>
                 <w:szCs w:val="18"/>
               </w:rPr>
-              <w:t xml:space="preserve">Model-building materials (clay, wire, bottle tops, maize cobs, string) pose minimal risk. Warn students that wire ends can be sharp — handle carefully. Remind students not to throw or flick materials across the room (Value: Love — showing care for others).</w:t>
+              <w:t xml:space="preserve">Model-building uses everyday materials (maize, beans, bottle tops, clay, wire, straws, toothpicks). Remind students to handle sharp toothpicks/wire carefully and to avoid putting small items (beads, seeds) in mouths. No chemicals involved in this lesson.</w:t>
             </w:r>
           </w:p>
         </w:tc>
@@ -25441,7 +25158,7 @@
                 <w:sz w:val="18"/>
                 <w:szCs w:val="18"/>
               </w:rPr>
-              <w:t xml:space="preserve">Lesson 8 is the capstone of the Chemical Bonding unit. It has three interlocking parts that run sequentially within the 40-minute period. First, student groups (pre-assigned from Lesson 7) spend approximately 12 minutes completing and rehearsing 3D models of their assigned bonding structure — NaCl ionic lattice, SiO₂ giant covalent network, graphite layered structure, diamond tetrahedral network, or a copper metal lattice — using clay, wire, bottle tops, maize cobs, and string sourced locally. Each group has a two-minute gallery-walk presentation slot in which they explain (a) what bonds hold their structure together, (b) what 3D arrangement results, and (c) how that arrangement produces the physical properties observed in Lessons 5–6. This gallery walk constitutes the Observe Phase, as students gather comparative evidence across all five structures simultaneously.</w:t>
+              <w:t xml:space="preserve">Lesson 8 is the culminating lesson of the Chemical Bonding sub-strand. Students have spent seven lessons building an evidence base — from valence electrons and the octet rule (Lesson 2) through ionic, covalent, dative covalent, hydrogen, Van der Waals, and metallic bonds (Lessons 3–6) to experimental investigation of physical properties (Lesson 7). In this lesson, they bring all that evidence together in two major activities. First, they work in groups to match real-world Kenyan uses of substances — NaCl in fish preservation at Lake Victoria, aluminium sufuria for cooking ugali, diamond-tipped cutting tools used in Kenyan construction, graphite electrodes in industry, and SiO₂ in glass bottles — to the bond types and structures that make each use possible, constructing and presenting a justified 'Uses Table'. Second, they build physical models of NaCl (giant ionic lattice), diamond or graphite (giant covalent network), and water or CO₂ (simple covalent molecule) using locally sourced materials such as dried maize, beans, clay lumps, bottle tops, toothpicks, and wire, then compare their final models to the rough sketches drawn in Lesson 1.</w:t>
             </w:r>
           </w:p>
           <w:p>
@@ -25479,7 +25196,7 @@
                 <w:sz w:val="18"/>
                 <w:szCs w:val="18"/>
               </w:rPr>
-              <w:t xml:space="preserve">The second part is the Final Explanation — the Explain Phase. After the gallery walk, the class reassembles and the teacher facilitates a structured whole-class discussion anchored on the Gikomba Market image (displayed on the board or printed). Students individually write a final explanation (minimum five sentences) answering the driving question: 'Why do the atoms in different substances bond in different ways, and how does the type of bond determine what a substance looks, feels, and does in the real world?' The written explanation must name all four Gikomba products, their bond types, their resulting structures, and at least two physical properties each — connecting back to evidence from Lessons 2–6.</w:t>
+              <w:t xml:space="preserve">The lesson is anchored throughout to the original phenomenon: the Form 4 student's puzzlement at why salt, graphite, aluminium, and diamond — all made of atoms held by chemical bonds — behave so completely differently. By lesson end, every student should be able to deliver a full, evidence-supported answer to the driving question, demonstrating mastery of KICD Specific Learning Outcomes (a), (b), (c), and (d) for Sub-Strand 1.4. The Driving Question Board is completed and celebrated as a record of the class's intellectual journey over all eight lessons.</w:t>
             </w:r>
           </w:p>
           <w:p>
@@ -25517,7 +25234,7 @@
                 <w:sz w:val="18"/>
                 <w:szCs w:val="18"/>
               </w:rPr>
-              <w:t xml:space="preserve">The third part is DQB Completion and Model Comparison. The class revisits the Driving Question Board built across Lessons 1–7, removes or ticks off answered questions, and reflects on how their Lesson 1 models (rough sketches) compare with their final 3D models — making the growth in understanding visible. The lesson closes with a teacher-led celebration of the journey from mystery to mastery, reinforcing that chemistry explains the everyday world around them — from Gikomba Market in Nairobi to the copper mines of Kitui and the graphite deposits of Kwale County.</w:t>
+              <w:t xml:space="preserve">Core competencies foregrounded in this lesson are Creativity and Imagination (model construction), Critical Thinking and Problem Solving (justifying uses from bond type), and Learning to Learn (independent synthesis). PCIs addressed include environmental conservation (using locally available/recycled materials for models) and social cohesion (collaborative group presentations). The value of Love is enacted as students work carefully to avoid injuring peers with sharp materials and support each other's presentations with constructive feedback.</w:t>
             </w:r>
           </w:p>
         </w:tc>
@@ -25842,7 +25559,7 @@
                 <w:sz w:val="18"/>
                 <w:szCs w:val="18"/>
               </w:rPr>
-              <w:t xml:space="preserve">Before any model-building begins, students spend 3 minutes individually answering a written prompt: 'Look at the four Gikomba products. Write one sentence for each that predicts WHY it behaves the way it does — use what you now know about bonds.' Students compare their prediction to what they wrote in their very first lesson (Lesson 1 sticky note or journal entry) and note at least one thing they got wrong or incomplete at the start of the unit. This activates prior knowledge, creates metacognitive contrast, and motivates the final explanation.</w:t>
+              <w:t xml:space="preserve">Students open their exercise books to the rough diagram/notes they made in Lesson 1 about the Form 4 student's kitchen observations (salt, graphite, aluminium sufuria, diamond). Working individually for 3 minutes, they write a 'Before and After' statement: one sentence describing what they thought in Lesson 1 and one sentence describing what they now believe explains the differences. They also predict which substance — NaCl, aluminium, diamond, or graphite — they think will be hardest to model using local materials and briefly explain why.</w:t>
             </w:r>
           </w:p>
         </w:tc>
@@ -25878,7 +25595,7 @@
             <w:pPr>
               <w:spacing w:after="20" w:before="0"/>
             </w:pPr>
-            <w:hyperlink w:history="1" r:id="rIdgu5i7_-7u64vw5lmrxwpp">
+            <w:hyperlink w:history="1" r:id="rIdlnixfxmwry6otjhe54v-5">
               <w:r>
                 <w:rPr>
                   <w:rFonts w:ascii="Arial" w:cs="Arial" w:eastAsia="Arial" w:hAnsi="Arial"/>
@@ -25911,7 +25628,7 @@
               <w:spacing w:after="10" w:before="0"/>
               <w:ind w:left="120"/>
             </w:pPr>
-            <w:hyperlink w:history="1" r:id="rIdwqxfuhx4zrhmktii040mu">
+            <w:hyperlink w:history="1" r:id="rIdqrb98luawztwpqcb8x7yo">
               <w:r>
                 <w:rPr>
                   <w:rFonts w:ascii="Arial" w:cs="Arial" w:eastAsia="Arial" w:hAnsi="Arial"/>
@@ -25956,7 +25673,7 @@
             <w:pPr>
               <w:spacing w:after="20" w:before="0"/>
             </w:pPr>
-            <w:hyperlink w:history="1" r:id="rIdbmrkdtspxfkbhjtrpd7-8">
+            <w:hyperlink w:history="1" r:id="rId35n-scsmkdpdwzmk9em9r">
               <w:r>
                 <w:rPr>
                   <w:rFonts w:ascii="Arial" w:cs="Arial" w:eastAsia="Arial" w:hAnsi="Arial"/>
@@ -25989,7 +25706,7 @@
               <w:spacing w:after="10" w:before="0"/>
               <w:ind w:left="120"/>
             </w:pPr>
-            <w:hyperlink w:history="1" r:id="rId4_wsatbdqkcrmkfgiol10">
+            <w:hyperlink w:history="1" r:id="rIdenfghgpwr6glur5lhuke8">
               <w:r>
                 <w:rPr>
                   <w:rFonts w:ascii="Arial" w:cs="Arial" w:eastAsia="Arial" w:hAnsi="Arial"/>
@@ -26031,7 +25748,7 @@
                 <w:sz w:val="18"/>
                 <w:szCs w:val="18"/>
               </w:rPr>
-              <w:t xml:space="preserve">Display the Gikomba Market image prominently — either on the board, printed on A3, or shown on a screen. Say: 'We are back where we started — Gikomba Market, four products on the same table. In Lesson 1, you had guesses. Today, you have evidence. Take 3 minutes — individually, silently — and write one sentence for each product predicting exactly why it behaves the way it does. Use your chemistry vocabulary.' Set a visible timer for 3 minutes. After time, say: 'Now find your Lesson 1 prediction from your journal or sticky note. Read it. What did you get wrong? What did you not know yet?' WAIT TIME: 15 seconds of silence after this question. Cold-call 3 students: 'Amina — what did you think in Lesson 1 that you now know is incomplete?' 'Brian — same question for you.' 'Wanjiku — what one idea changed most for you?' Record key vocabulary students use on the board (ionic, lattice, delocalised, covalent network, layers) — these become the scaffolding for the Final Explanation.</w:t>
+              <w:t xml:space="preserve">Display the original phenomenon slide/poster used in Lesson 1 showing the Form 4 student in the Nairobi kitchen. Say exactly: 'We began this unit in that kitchen eight lessons ago. Before we share our final answers, I want each of you to look back at what you wrote in Lesson 1 and write two sentences — what did you think THEN, and what do you think NOW?' Allow 3 minutes of individual silent writing. WAIT TIME: do not speak or circulate for the first 90 seconds; let silence do its work. After 3 minutes, cold-call 3 students using a random name method: 'Akinyi, read us your THEN sentence please.' 'Kamau, read your NOW sentence.' 'Wanjiru, which substance do you predict will be hardest to model — and why?' After each response, ask the class: 'Does anyone want to add to that? Hands up.' Accept 1–2 additional contributions per response. Record key contrasting phrases on the board in two columns: LESSON 1 IDEAS | LESSON 8 IDEAS.</w:t>
             </w:r>
           </w:p>
         </w:tc>
@@ -26063,7 +25780,7 @@
                 <w:sz w:val="18"/>
                 <w:szCs w:val="18"/>
               </w:rPr>
-              <w:t xml:space="preserve">Prediction-Revision Contrast (Metacognitive Bookend): Students compare their Lesson 1 naive prediction with their Lesson 8 evidence-based prediction. This makes growth in understanding visible and motivates precision in the Final Explanation. It is not a new content strategy — it is a metacognitive tool that shows students how far they have travelled intellectually since Lesson 1.</w:t>
+              <w:t xml:space="preserve">Then-and-Now Reflection — a metacognitive strategy in which students explicitly compare their prior understanding to their current understanding, making conceptual growth visible and activating all prior lesson knowledge as a foundation for final synthesis.</w:t>
             </w:r>
           </w:p>
         </w:tc>
@@ -26095,7 +25812,7 @@
                 <w:sz w:val="18"/>
                 <w:szCs w:val="18"/>
               </w:rPr>
-              <w:t xml:space="preserve">Teacher scans written predictions as students write. Look for: (1) correct bond type named for each product (ionic for NaCl, metallic for copper, covalent network for diamond, layered covalent for graphite); (2) at least one property linked to bond type in each sentence. Red flag: students still attributing properties to appearance ('salt is white so it dissolves') rather than bond type — these students need targeted support during group model-building. Collect 4–5 books quickly and note who needs scaffolding.</w:t>
+              <w:t xml:space="preserve">Listen for whether students' 'NOW' sentences reference specific bond types (ionic, metallic, giant covalent) and specific structural features (lattice, delocalised electrons, network). A student who says only 'salt dissolves because it is ionic' is partially there; a student who says 'NaCl dissolves because water molecules pull apart the Na⁺ and Cl⁻ ions from the giant ionic lattice due to ion-dipole attractions' demonstrates full mastery. Note any persistent misconceptions for targeted follow-up during the Explain phase.</w:t>
             </w:r>
           </w:p>
         </w:tc>
@@ -26161,7 +25878,7 @@
                 <w:sz w:val="18"/>
                 <w:szCs w:val="18"/>
               </w:rPr>
-              <w:t xml:space="preserve">Student groups (pre-assigned in Lesson 7) spend 12 minutes completing their 3D models using clay, wire, bottle tops, maize cobs, and string. Each group is assigned one structure: Group A = NaCl ionic lattice, Group B = SiO₂ giant covalent network, Group C = graphite layered structure, Group D = diamond tetrahedral network, Group E = copper metal lattice. Groups place their finished model on their desk with a hand-written label card showing: structure name, bond type, and two key properties. A 5-minute gallery walk follows — all students circulate, observe each model, and complete a simple 5-row observation table in their notebooks: Structure | Bond Type | Key Feature of Model | One Property Explained. This is the evidence-gathering phase where students observe all five structures comparatively.</w:t>
+              <w:t xml:space="preserve">Groups of 4 receive a 'Real-World Uses Card Set' — six laminated cards (or printed slips) each describing a specific Kenyan use of a substance: Card 1 (NaCl — salting omena fish at Lake Victoria for preservation), Card 2 (Aluminium — making sufuria for cooking ugali and githeri), Card 3 (Diamond — tipped drill bits used in Nairobi construction sites), Card 4 (Graphite — electrodes in industrial electrolysis plants in Kenya), Card 5 (SiO₂ — glass bottles used for storing Tusker and mineral water), Card 6 (Polyethylene/simple covalent — plastic water pipes and packaging used across Kenya). Groups also receive a 'Bond-Structure-Properties Evidence Sheet' summarising data from their Lesson 7 investigation (conductivity, solubility, melting point results). Groups have 6 minutes to read all cards and evidence, then physically sort and match each use card to the bond type that enables it, writing brief justification notes on mini-whiteboards or paper.</w:t>
             </w:r>
           </w:p>
         </w:tc>
@@ -26197,7 +25914,7 @@
             <w:pPr>
               <w:spacing w:after="20" w:before="0"/>
             </w:pPr>
-            <w:hyperlink w:history="1" r:id="rIdfjv_e4g6g2ekkvkfuhwj4">
+            <w:hyperlink w:history="1" r:id="rIdo_by6m1gjfk8yyyuyez55">
               <w:r>
                 <w:rPr>
                   <w:rFonts w:ascii="Arial" w:cs="Arial" w:eastAsia="Arial" w:hAnsi="Arial"/>
@@ -26230,7 +25947,7 @@
               <w:spacing w:after="10" w:before="0"/>
               <w:ind w:left="120"/>
             </w:pPr>
-            <w:hyperlink w:history="1" r:id="rIdhfbeaxg08gw6fdfico3yt">
+            <w:hyperlink w:history="1" r:id="rIduloein8qkcx2xkrrtyygv">
               <w:r>
                 <w:rPr>
                   <w:rFonts w:ascii="Arial" w:cs="Arial" w:eastAsia="Arial" w:hAnsi="Arial"/>
@@ -26275,7 +25992,7 @@
             <w:pPr>
               <w:spacing w:after="20" w:before="0"/>
             </w:pPr>
-            <w:hyperlink w:history="1" r:id="rIdu8z20xhbka0b-3jwt0n-j">
+            <w:hyperlink w:history="1" r:id="rIddh6jeegteas9zdj5if9vl">
               <w:r>
                 <w:rPr>
                   <w:rFonts w:ascii="Arial" w:cs="Arial" w:eastAsia="Arial" w:hAnsi="Arial"/>
@@ -26308,7 +26025,7 @@
               <w:spacing w:after="10" w:before="0"/>
               <w:ind w:left="120"/>
             </w:pPr>
-            <w:hyperlink w:history="1" r:id="rIdfqbhco7p5lofjj0jtt84z">
+            <w:hyperlink w:history="1" r:id="rIdtsj7lfyjahvmyfhea9sid">
               <w:r>
                 <w:rPr>
                   <w:rFonts w:ascii="Arial" w:cs="Arial" w:eastAsia="Arial" w:hAnsi="Arial"/>
@@ -26350,7 +26067,7 @@
                 <w:sz w:val="18"/>
                 <w:szCs w:val="18"/>
               </w:rPr>
-              <w:t xml:space="preserve">Distribute materials immediately as students enter (pre-packed per group in labelled bags). Say: 'Your group has 12 minutes to complete your model and write your label card. Your label card must answer three things — what bond holds it together, what is the key structural feature, and what two properties does that structure explain. Go.' Circulate actively during model-building. Targeted prompts per group: To NaCl group — 'Show me which colour clay is sodium and which is chloride. Why does your lattice conduct when dissolved but not as a solid?' To graphite group — 'Where are your delocalised electrons in this model? How are you showing the weak forces between layers?' To copper group — 'Where is your sea of electrons? Can you make your lattice ions look like they could move past each other?' At 12 minutes, call time: 'Stop building. Place your label card in front of your model. You have 5 minutes to walk and record — every group must visit every table. Use your observation table.' During gallery walk, stand centrally and say to passing students: 'What do you notice is DIFFERENT between graphite and diamond? They are both carbon.' WAIT TIME: 10 seconds. Cold-call 2 students at the end of the gallery walk before regrouping.</w:t>
+              <w:t xml:space="preserve">Distribute materials before the lesson starts to save time. As groups work, circulate and use targeted prompting questions — do NOT give answers. For groups that are uncertain: 'Look at your Lesson 7 evidence sheet — what did you observe about aluminium's conductivity? How does that connect to why a sufuria is safe to put on a jiko?' For groups that finish early: 'Can you rank your six substances from weakest to strongest intermolecular/interlattice forces? Use melting point data as your evidence.' After 6 minutes, call time: 'Pens down, let's share. I'll ask each group to defend one card.' Cold-call each group for ONE card (6 groups × 1 card = 6 shares). For each share, ask the listening class: 'Do you agree? Thumbs up, thumbs sideways, or thumbs down — 3 seconds.' WAIT TIME: give 10 seconds after each group presents before soliciting class response.</w:t>
             </w:r>
           </w:p>
         </w:tc>
@@ -26382,7 +26099,7 @@
                 <w:sz w:val="18"/>
                 <w:szCs w:val="18"/>
               </w:rPr>
-              <w:t xml:space="preserve">Comparative Gallery Walk with Structured Observation Table: Students do not just look at models — they record in a structured table that forces them to identify bond type, key structural feature, and property link for each of the five substances. This comparative observation mirrors the scientific practice of Analysing and Interpreting Data (NGSS SEP 4) and creates the evidence base students need to write their Final Explanation.</w:t>
+              <w:t xml:space="preserve">Evidence Card Sorting — a jigsaw-variant strategy where students physically manipulate use-scenario cards and match them to explanatory concepts, making the abstract relationship between bond type and real-world function concrete and discussable. The Lesson 7 data sheet serves as the empirical anchor, grounding reasoning in experimental evidence rather than memorised facts.</w:t>
             </w:r>
           </w:p>
         </w:tc>
@@ -26414,7 +26131,7 @@
                 <w:sz w:val="18"/>
                 <w:szCs w:val="18"/>
               </w:rPr>
-              <w:t xml:space="preserve">Teacher checks label cards during the 12-minute build — look for accuracy of bond type, structural description, and property linkage. During gallery walk, check observation tables for at least 3 of 5 rows completed. Key indicators of mastery: student can state why graphite conducts and diamond does not despite both being carbon; student can explain why NaCl only conducts when dissolved. Misconception to catch: confusing the structure of SiO₂ (giant covalent, high melting point) with simple molecular covalent (low melting point).</w:t>
+              <w:t xml:space="preserve">Watch for the quality of justification language on mini-whiteboards. Acceptable: 'Aluminium conducts heat — metallic bond.' Target mastery: 'Aluminium's delocalised electrons transfer kinetic energy rapidly through the lattice, making it an excellent heat conductor for sufuria — and its layers of ions can slide without breaking bonds, so it can be shaped.' Flag any group that confuses graphite (giant covalent, layered) with diamond (giant covalent, 3D network) — this is a common persistent error that must be corrected before model building.</w:t>
             </w:r>
           </w:p>
         </w:tc>
@@ -26480,7 +26197,7 @@
                 <w:sz w:val="18"/>
                 <w:szCs w:val="18"/>
               </w:rPr>
-              <w:t xml:space="preserve">The class reassembles facing the board. The teacher facilitates a 10-minute structured whole-class discussion, building a consensus explanation on the board. Students then spend 6 minutes writing their individual Final Explanation in their notebooks — a minimum five-sentence paragraph that answers the driving question using all four Gikomba products. The Final Explanation must follow the chain: Bond type → 3D Structure → Physical Properties → Real-World Use, for each product. Students may use their gallery walk observation table, their lesson notes, and the board summary — this is an open-resource evidence task, not a memory test.</w:t>
+              <w:t xml:space="preserve">The teacher leads a whole-class 'Final Explanation Gallery Walk' structured around the driving question. Each group has already produced a mini-whiteboard or poster during the Observe phase. Now, one representative from each group stands at their station while the other three rotate to read and leave a sticky-note comment ('I agree because…' or 'I want to add…'). After 4 minutes of rotation, all students return to their own group, read the comments, and spend 2 minutes refining their justification statement into a single 'Final Explanation Sentence' for their assigned substance — written large enough to post on the class Driving Question Board. The teacher then facilitates a 5-minute whole-class synthesis, sequencing the six substance explanations from simplest to most complex (simple covalent → giant ionic → metallic → giant covalent layered → giant covalent 3D network → giant covalent SiO₂).</w:t>
             </w:r>
           </w:p>
         </w:tc>
@@ -26516,7 +26233,7 @@
             <w:pPr>
               <w:spacing w:after="20" w:before="0"/>
             </w:pPr>
-            <w:hyperlink w:history="1" r:id="rIdc_xctkzwvvhdght0bsced">
+            <w:hyperlink w:history="1" r:id="rIdmhksjdilvbtwlptr1vn6z">
               <w:r>
                 <w:rPr>
                   <w:rFonts w:ascii="Arial" w:cs="Arial" w:eastAsia="Arial" w:hAnsi="Arial"/>
@@ -26549,7 +26266,7 @@
               <w:spacing w:after="10" w:before="0"/>
               <w:ind w:left="120"/>
             </w:pPr>
-            <w:hyperlink w:history="1" r:id="rId9wee5gmptzysrtogfuwxb">
+            <w:hyperlink w:history="1" r:id="rIdktsll5f2fzmzpzp6ff1x_">
               <w:r>
                 <w:rPr>
                   <w:rFonts w:ascii="Arial" w:cs="Arial" w:eastAsia="Arial" w:hAnsi="Arial"/>
@@ -26594,7 +26311,7 @@
             <w:pPr>
               <w:spacing w:after="20" w:before="0"/>
             </w:pPr>
-            <w:hyperlink w:history="1" r:id="rIdm0umxlzkbr1kfzl39mgdk">
+            <w:hyperlink w:history="1" r:id="rIdwhchiouyxy0kwoojyiks8">
               <w:r>
                 <w:rPr>
                   <w:rFonts w:ascii="Arial" w:cs="Arial" w:eastAsia="Arial" w:hAnsi="Arial"/>
@@ -26627,7 +26344,7 @@
               <w:spacing w:after="10" w:before="0"/>
               <w:ind w:left="120"/>
             </w:pPr>
-            <w:hyperlink w:history="1" r:id="rIdpmepy8jtqkvmhkscd6whs">
+            <w:hyperlink w:history="1" r:id="rIdkmtti3fj4fks3ej1swhgi">
               <w:r>
                 <w:rPr>
                   <w:rFonts w:ascii="Arial" w:cs="Arial" w:eastAsia="Arial" w:hAnsi="Arial"/>
@@ -26669,7 +26386,7 @@
                 <w:sz w:val="18"/>
                 <w:szCs w:val="18"/>
               </w:rPr>
-              <w:t xml:space="preserve">Return to the Gikomba Market image. Say: 'We have seven lessons of evidence. We have five models on our desks. Now let us give the Gikomba vendor an answer he can understand.' Draw a four-column table on the board: Product | Bond Type | Structure | Why It Behaves This Way. Point to NaCl column: 'Group A — give me one sentence for the last column.' Cold-call Group A spokesperson. WAIT TIME: 10 seconds. Repeat for graphite (Group C), diamond (Group D), copper (Group E). Fill in the table collaboratively. Then say: 'Notice: NaCl and copper both conduct electricity — but for completely different reasons. Can anyone tell me the difference?' WAIT TIME: 15 seconds. Cold-call 2 students. Expected answer: NaCl conducts because mobile ions (only when dissolved), copper conducts because delocalised electrons (always, even as solid). Write this contrast on the board in a box labelled KEY CONTRAST. Then instruct: 'You now have 6 minutes. Write your Final Explanation in your notebook. Five sentences minimum. Every sentence must use at least one chemistry term from our unit. Include all four Gikomba products. Begin.' Circulate and read over shoulders. If a student is stuck, prompt: 'Start with salt. What bond does NaCl have? Write that first sentence right now.' At 5 minutes, say: 'One minute left — make sure you have linked each product to a real use in Kenya — copper wire in Nairobi homes, graphite in pencils used by students, salt in ugali cooking, diamond cutting glass.'</w:t>
+              <w:t xml:space="preserve">During the Gallery Walk rotation, stand at the graphite vs diamond station — this is the most conceptually difficult comparison and the one most likely to surface lingering misconceptions. When students read the diamond and graphite cards, ask: 'Both are made only of carbon atoms with covalent bonds. Why does graphite conduct electricity and diamond does not? What is the structural difference?' WAIT TIME: 15 seconds. If no student answers, prompt: 'Think about how many covalent bonds each carbon forms in each structure.' During whole-class synthesis, sequence explanations by cold-calling group reporters in order: start with polyethylene (simple covalent, weakest forces) and end with diamond (strongest 3D covalent network). After each explanation, use the 'Press for Evidence' move: 'That's a good claim — what evidence from our seven lessons supports it?' Write the final explanation sentences on the board under the heading: 'OUR FINAL ANSWERS'. At the end of synthesis, say: 'Look at what you knew in Lesson 1 compared to what you can explain now. This is science — building understanding one piece of evidence at a time.'</w:t>
             </w:r>
           </w:p>
         </w:tc>
@@ -26701,7 +26418,7 @@
                 <w:sz w:val="18"/>
                 <w:szCs w:val="18"/>
               </w:rPr>
-              <w:t xml:space="preserve">Co-constructed Summary Table + Individual Written Synthesis (NGSS SEP 6 — Constructing Explanations): The teacher and class build the explanation together first (reducing cognitive load), then students write individually (ensuring personal accountability). The four-column table makes the explanatory chain Bond→Structure→Property→Use explicit and reproducible. The KEY CONTRAST box targets the most common persistent misconception (confusing ionic and metallic conductivity).</w:t>
+              <w:t xml:space="preserve">Structured Gallery Walk with Press-for-Evidence — the physical rotation creates low-stakes peer review; the Press-for-Evidence teacher move forces students to ground claims in experimental or observational data from previous lessons rather than stating memorised conclusions, developing scientific argumentation skills aligned with NGSS Science and Engineering Practice 7 (Engaging in Argument from Evidence).</w:t>
             </w:r>
           </w:p>
         </w:tc>
@@ -26733,7 +26450,7 @@
                 <w:sz w:val="18"/>
                 <w:szCs w:val="18"/>
               </w:rPr>
-              <w:t xml:space="preserve">Collect 6–8 Final Explanation notebooks immediately after writing. Score against a 3-point rubric: (1) Names correct bond type for all four products; (2) Links bond type to at least one structural feature for each; (3) Links structure to at least one physical property and one real Kenyan use. Students scoring 0–1 receive a scaffolded prompt card for homework completion. Students scoring 3 are identified as peer tutors for any follow-up consolidation. Observable indicator of mastery: student's Final Explanation paragraph flows logically from bond → structure → property → use without prompting.</w:t>
+              <w:t xml:space="preserve">Collect each group's 'Final Explanation Sentence' as a written product. Assess against three criteria: (1) names the correct bond type/structure, (2) connects at least one physical property to that structure using a causal mechanism (e.g. 'because delocalised electrons…', 'because ion-dipole forces overcome…'), (3) links that property to the specific real-world use. Students who meet all three criteria have achieved SLO (c) at mastery level. Students who meet only (1) need further reinforcement.</w:t>
             </w:r>
           </w:p>
         </w:tc>
@@ -26799,7 +26516,7 @@
                 <w:sz w:val="18"/>
                 <w:szCs w:val="18"/>
               </w:rPr>
-              <w:t xml:space="preserve">Students return to the class Driving Question Board (built incrementally from Lesson 1). Working as a whole class, they physically tick off or remove sticky notes representing questions that have now been fully answered. For any question that is still partially answered or has generated a new question, students add a new sticky note in a different colour. Each student writes one final personal question or wonder on a sticky note — something the unit has made them curious about that goes beyond the curriculum — and adds it to a 'Future Investigations' section of the DQB. This closes the unit's intellectual record.</w:t>
+              <w:t xml:space="preserve">Students return to the class Driving Question Board that has been built up across all eight lessons. Each group posts their 'Final Explanation Sentence' card on the board under the driving question: 'How do the types of chemical bonds between atoms determine the structure, properties, and uses of the substances all around us?' The teacher then guides the class in a 3-minute 'DQB Celebration Walk' — students silently read all eight lesson contributions on the board from Lesson 1 to Lesson 8, tracing the intellectual journey from 'we don't know why' to 'we can now fully explain'. Each student individually writes in their exercise book one sentence completing this stem: 'At the start of this unit I thought _______ but now I understand that _______ because _______.'</w:t>
             </w:r>
           </w:p>
         </w:tc>
@@ -26835,7 +26552,7 @@
             <w:pPr>
               <w:spacing w:after="20" w:before="0"/>
             </w:pPr>
-            <w:hyperlink w:history="1" r:id="rIdtov1id3uclkb9aeh1xvup">
+            <w:hyperlink w:history="1" r:id="rIdeexk8ix-fqgfbx-0hknsz">
               <w:r>
                 <w:rPr>
                   <w:rFonts w:ascii="Arial" w:cs="Arial" w:eastAsia="Arial" w:hAnsi="Arial"/>
@@ -26868,7 +26585,7 @@
               <w:spacing w:after="10" w:before="0"/>
               <w:ind w:left="120"/>
             </w:pPr>
-            <w:hyperlink w:history="1" r:id="rId0pxfd5xgfvmvxmcl1kzmo">
+            <w:hyperlink w:history="1" r:id="rId1lo6jhd7qozcis5sqpgxt">
               <w:r>
                 <w:rPr>
                   <w:rFonts w:ascii="Arial" w:cs="Arial" w:eastAsia="Arial" w:hAnsi="Arial"/>
@@ -26913,7 +26630,7 @@
             <w:pPr>
               <w:spacing w:after="20" w:before="0"/>
             </w:pPr>
-            <w:hyperlink w:history="1" r:id="rIdg_hby7ekq4p5sdumtukfy">
+            <w:hyperlink w:history="1" r:id="rIdna5dxswhxlsbaqgfqum6r">
               <w:r>
                 <w:rPr>
                   <w:rFonts w:ascii="Arial" w:cs="Arial" w:eastAsia="Arial" w:hAnsi="Arial"/>
@@ -26946,7 +26663,7 @@
               <w:spacing w:after="10" w:before="0"/>
               <w:ind w:left="120"/>
             </w:pPr>
-            <w:hyperlink w:history="1" r:id="rId6ctmpvke_str-0sdn4z1d">
+            <w:hyperlink w:history="1" r:id="rIdjogv4tdqfjh1efeucpnsq">
               <w:r>
                 <w:rPr>
                   <w:rFonts w:ascii="Arial" w:cs="Arial" w:eastAsia="Arial" w:hAnsi="Arial"/>
@@ -26988,7 +26705,7 @@
                 <w:sz w:val="18"/>
                 <w:szCs w:val="18"/>
               </w:rPr>
-              <w:t xml:space="preserve">Point to the DQB: 'Look at the questions we put up in Lesson 1 and added to across the unit. Let us see what we can now answer.' Read out each question card aloud. After each one, ask the class: 'Answered? Thumbs up if yes.' If thumbs up from majority, say: 'Who can give me the answer in one sentence?' Cold-call 1 student. If answered correctly, dramatically tick or remove the card: 'Gone — we solved that one.' If a question is partially answered, say: 'We have more evidence now, but is there still something we do not fully understand? Add a new question.' After clearing answered questions, say: 'Now think — what new question has this unit opened up for you? Something you are now curious about that we did not study. Write it on a sticky note and add it to Future Investigations.' Give 2 minutes. Read out 4–5 future questions aloud with energy: 'Look at what you are now curious about — these are the questions scientists are still working on.' Examples to affirm: 'Why does graphite conduct but not diamond if both are covalent?' (affirm — this IS answered); 'Can we make a material stronger than diamond?' (affirm as genuine frontier science); 'Why does copper turn green near the coast in Mombasa?' (affirm — connects to corrosion chemistry).</w:t>
+              <w:t xml:space="preserve">Arrange the DQB so that Lesson 1 questions/wonderings are on the left and Lesson 8 final explanations are on the right — the board should visually narrate the unit story. As students do the silent walk, say: 'Notice how the questions we had in Lesson 1 have been answered one by one — that is exactly how scientists work. Every property of every material around you is explainable by what is happening between atoms.' After the silent walk, cold-call 3 students to read their sentence-stem completion aloud — choose one student who struggled early in the unit if possible, to publicly celebrate their growth. Then say: 'Class, can we now answer our driving question completely? Let's try together.' Read the driving question aloud and invite students to call out key phrases — write a collective answer on the board, shaped by student voices. End with: 'Aisha noticed that salt, graphite, aluminium, and diamond all behave differently. Now you can explain exactly why to her — and to anyone else who is curious. That is the power of chemistry.'</w:t>
             </w:r>
           </w:p>
         </w:tc>
@@ -27020,7 +26737,7 @@
                 <w:sz w:val="18"/>
                 <w:szCs w:val="18"/>
               </w:rPr>
-              <w:t xml:space="preserve">DQB Completion and Future-Question Generation (Intellectual Closure + Opening): Systematically closing the DQB makes the unit's learning arc visible and gives students a sense of earned achievement. Adding future questions prevents the misconception that science is 'finished' — it models how answering one question opens new ones, which is the epistemic core of scientific inquiry (NGSS SEP 1 — Asking Questions).</w:t>
+              <w:t xml:space="preserve">DQB Completion and Sentence-Stem Reflection — the DQB serves as a public, cumulative knowledge artefact that makes the unit's intellectual progression visible. The sentence-stem ('I thought… but now I understand… because…') is a structured metacognitive tool that requires students to explicitly name their conceptual change and the evidence that caused it, reinforcing long-term retention and scientific thinking habits.</w:t>
             </w:r>
           </w:p>
         </w:tc>
@@ -27052,7 +26769,7 @@
                 <w:sz w:val="18"/>
                 <w:szCs w:val="18"/>
               </w:rPr>
-              <w:t xml:space="preserve">Teacher listens to the one-sentence answers given when cards are ticked off — these are rapid oral formative checks of unit mastery. Look for: precision of language (bond type named correctly, structure described, property linked). The future question sticky notes reveal depth of curiosity and transfer — a student who asks 'Could we use graphite layers as a battery material?' (graphene/lithium-ion connection) shows sophisticated transfer. Collect photos of the completed DQB for the teacher's unit portfolio.</w:t>
+              <w:t xml:space="preserve">Read the sentence-stem completions as an exit-level formative check. A complete response names a prior misconception, a new understanding that includes bond type and structural feature, and a causal 'because' that references evidence. Tally the proportion of students who include all three elements — this gives a unit-level mastery indicator for reporting. Any student whose 'because' clause is vague ('because we learned it') should be individually followed up before the end-of-strand assessment.</w:t>
             </w:r>
           </w:p>
         </w:tc>
@@ -27118,7 +26835,7 @@
                 <w:sz w:val="18"/>
                 <w:szCs w:val="18"/>
               </w:rPr>
-              <w:t xml:space="preserve">In the final 5 minutes, students are asked to open their Lesson 1 journal entry or notebook page where they drew their very first sketch of 'what bonds look like' — the rough, often incorrect model from before the unit began. They hold it beside (or recall) the 3D model their group built today. Each student writes two sentences in their notebook under the heading 'My Model Then vs. My Model Now': one sentence describing what their Lesson 1 model got wrong or missed, and one sentence describing what their final model correctly shows that the Lesson 1 model could not. The teacher closes with a whole-class share of 3 students' responses, then a formal unit closing statement.</w:t>
+              <w:t xml:space="preserve">Groups choose one of three assigned structures to model using locally available materials: Group A/B build the NaCl giant ionic lattice (alternating Na⁺ and Cl⁻ represented by two different colours of dried maize/beans or clay balls, connected with toothpicks in a 3D cubic arrangement); Group C/D build the diamond giant covalent network or graphite layered structure (clay balls for carbon atoms connected with toothpicks — diamond: each carbon connects to 4 others tetrahedrally; graphite: hexagonal layers connected within layers but loosely stacked); Group E builds water or CO₂ (simple covalent — clay atoms, toothpick bonds, showing lone pairs with wire loops). After 8 minutes of building, each group presents their model in 60 seconds: name the substance, describe the bond type and structure shown, and state one use justified by the model. Groups self-assess against a checklist: correct number of bonds per atom, correct geometry, correct representation of particles (ions vs atoms), connection to one real-world use.</w:t>
             </w:r>
           </w:p>
         </w:tc>
@@ -27154,7 +26871,7 @@
             <w:pPr>
               <w:spacing w:after="20" w:before="0"/>
             </w:pPr>
-            <w:hyperlink w:history="1" r:id="rId1bqjnj_fdvawyzqqktfhe">
+            <w:hyperlink w:history="1" r:id="rId514roavgqy8gt6xrvsajk">
               <w:r>
                 <w:rPr>
                   <w:rFonts w:ascii="Arial" w:cs="Arial" w:eastAsia="Arial" w:hAnsi="Arial"/>
@@ -27187,7 +26904,7 @@
               <w:spacing w:after="10" w:before="0"/>
               <w:ind w:left="120"/>
             </w:pPr>
-            <w:hyperlink w:history="1" r:id="rIdpjkxf5mmzdvm0whhpil6i">
+            <w:hyperlink w:history="1" r:id="rIdu_u7-457gxuhfjordw0ss">
               <w:r>
                 <w:rPr>
                   <w:rFonts w:ascii="Arial" w:cs="Arial" w:eastAsia="Arial" w:hAnsi="Arial"/>
@@ -27232,7 +26949,7 @@
             <w:pPr>
               <w:spacing w:after="20" w:before="0"/>
             </w:pPr>
-            <w:hyperlink w:history="1" r:id="rIdximd9lmitdb8tkkf_b_m_">
+            <w:hyperlink w:history="1" r:id="rIdhvfzjky-1qkl82aisir7s">
               <w:r>
                 <w:rPr>
                   <w:rFonts w:ascii="Arial" w:cs="Arial" w:eastAsia="Arial" w:hAnsi="Arial"/>
@@ -27265,7 +26982,7 @@
               <w:spacing w:after="10" w:before="0"/>
               <w:ind w:left="120"/>
             </w:pPr>
-            <w:hyperlink w:history="1" r:id="rIdqlkv9aun6cx1zkrs2w31l">
+            <w:hyperlink w:history="1" r:id="rIdxrk8waj4gnpii8w93lrph">
               <w:r>
                 <w:rPr>
                   <w:rFonts w:ascii="Arial" w:cs="Arial" w:eastAsia="Arial" w:hAnsi="Arial"/>
@@ -27307,7 +27024,7 @@
                 <w:sz w:val="18"/>
                 <w:szCs w:val="18"/>
               </w:rPr>
-              <w:t xml:space="preserve">Say: 'Open to your very first sketch from Lesson 1 — the one you drew when you were still puzzled by the Gikomba mystery. Look at it. Now look at the model on your group's desk. Write two sentences: what did your Lesson 1 model get wrong, and what does your final model correctly show?' Give 3 minutes of writing time in silence. Then cold-call 3 students — deliberately choose one student who struggled early in the unit if possible: 'Tell us what your Lesson 1 model missed.' After 3 shares, say with deliberate energy: 'In Lesson 1, you saw four solid objects on a table in Gikomba and had no explanation. Today, you built those explanations with your own hands — with clay, wire, maize cobs, and string from right here in Kenya. You now know something that most adults in Nairobi do not know: that the invisible arrangement of atoms explains everything you can see, touch, and use in the world. That is chemistry. That is what you did in eight lessons.' Pause. Then: 'The Gikomba vendor's mystery — solved. Well done.' Instruct students to label their final models with their names and leave them on display if possible for the school to see.</w:t>
+              <w:t xml:space="preserve">Before building starts, hold up examples of materials available and say: 'Scientists use models to make invisible things visible. Your model does not need to be perfect — but it must be accurate. Every atom or ion must have the correct number of bonds shown.' As groups build, rotate every 90 seconds: spend longest with the diamond/graphite groups as the geometry is most challenging. For diamond groups, ask: 'How many bonds is each carbon forming? Show me on your model.' For graphite groups: 'Why did you use loose connections between your layers? What property does that represent?' WAIT TIME: 10 seconds after each question before accepting answers. During presentations, use the 'Tag and Add' protocol: after each group presents, tag one peer to add one detail the presenting group did not mention. This keeps all students engaged during others' presentations. At the close of all presentations, place all models side by side and ask: 'What does it look like when you compare these models side by side? What does that tell us about why these substances have such different properties?' Cold-call 2 students for responses. End the lesson by returning to the phenomenon image: 'Aisha's kitchen — salt, graphite, aluminium sufuria, diamond. You built the evidence. You built the models. You answered the question. Well done.'</w:t>
             </w:r>
           </w:p>
         </w:tc>
@@ -27339,7 +27056,7 @@
                 <w:sz w:val="18"/>
                 <w:szCs w:val="18"/>
               </w:rPr>
-              <w:t xml:space="preserve">Model Comparison: Lesson 1 vs. Final (Visible Learning Growth through Iterative Modelling — NGSS SEP 2 Developing and Using Models): The explicit comparison of initial and final models makes conceptual growth tangible and personal. Students do not just know more — they can SEE that they know more by comparing two concrete artefacts. This is a powerful motivational and metacognitive closure that honours the constructivist learning journey of the entire unit.</w:t>
+              <w:t xml:space="preserve">Three-Dimensional Model Construction with Peer Presentation — physical model building (NGSS Science and Engineering Practice 2: Developing and Using Models) makes abstract lattice and molecular structures tangible; the 60-second presentation requirement forces students to translate spatial understanding into verbal scientific explanation, consolidating learning across both modalities. Comparing all models side-by-side at the end creates a powerful visual argument for why structure determines properties.</w:t>
             </w:r>
           </w:p>
         </w:tc>
@@ -27371,7 +27088,7 @@
                 <w:sz w:val="18"/>
                 <w:szCs w:val="18"/>
               </w:rPr>
-              <w:t xml:space="preserve">The two-sentence 'Then vs. Now' written reflection is the final formative data point of the unit. Teacher collects these (or photographs them) after class. Quality indicator: student correctly identifies a specific misconception from Lesson 1 (e.g., 'I thought all solids conduct electricity because they look the same') and correctly names what the final model shows instead (e.g., 'My final model shows that NaCl has a rigid lattice of ions that cannot move unless dissolved, which is why it only conducts in solution'). Students who cannot identify any difference between their two models need targeted consolidation before the summative assessment. The 3D models themselves serve as a performance assessment artefact — teacher photographs each model against the label card for the unit portfolio.</w:t>
+              <w:t xml:space="preserve">Use the model self-assessment checklist as a performance task indicator. Teacher observes: (1) Does the NaCl model show alternating ions — not Na-Na or Cl-Cl neighbours? (2) Does the diamond model show tetrahedral 4-bond carbon — not 3 or 6? (3) Does the graphite model show hexagonal layers that are loosely stacked (not rigidly bonded between layers)? (4) Does the simple covalent model show the correct number of shared pairs and lone pairs? Presentation quality: can the student name the bond type, describe the structural feature, and connect it to one use unprompted? Document one specific observation per group as a performance record for SLO (a) and (c) assessment.</w:t>
             </w:r>
           </w:p>
         </w:tc>
@@ -27464,83 +27181,83 @@
                 <w:sz w:val="18"/>
                 <w:szCs w:val="18"/>
               </w:rPr>
-              <w:t xml:space="preserve">1. Did every student's Final Explanation paragraph successfully link all four Gikomba products to their bond types, structures, and at least one physical property each — and if not, which specific link (bond→structure or structure→property) was most commonly missing, and how will I address this before the summative assessment?</w:t>
-            </w:r>
-          </w:p>
-          <w:p>
-            <w:pPr>
-              <w:spacing w:after="40" w:before="0"/>
-              <w:jc w:val="left"/>
-            </w:pPr>
-            <w:r>
-              <w:rPr>
-                <w:rFonts w:ascii="Arial" w:cs="Arial" w:eastAsia="Arial" w:hAnsi="Arial"/>
-                <w:b w:val="false"/>
-                <w:bCs w:val="false"/>
-                <w:i w:val="false"/>
-                <w:iCs w:val="false"/>
-                <w:color w:val="000000"/>
-                <w:sz w:val="18"/>
-                <w:szCs w:val="18"/>
-              </w:rPr>
-              <w:t xml:space="preserve">2. When students compared their Lesson 1 sketch to their final 3D model, did they identify genuine conceptual changes (e.g., correcting the idea that all solids conduct electricity) or only surface changes (e.g., 'my model has more detail now') — and what does this tell me about the depth of conceptual learning achieved?</w:t>
-            </w:r>
-          </w:p>
-          <w:p>
-            <w:pPr>
-              <w:spacing w:after="40" w:before="0"/>
-              <w:jc w:val="left"/>
-            </w:pPr>
-            <w:r>
-              <w:rPr>
-                <w:rFonts w:ascii="Arial" w:cs="Arial" w:eastAsia="Arial" w:hAnsi="Arial"/>
-                <w:b w:val="false"/>
-                <w:bCs w:val="false"/>
-                <w:i w:val="false"/>
-                <w:iCs w:val="false"/>
-                <w:color w:val="000000"/>
-                <w:sz w:val="18"/>
-                <w:szCs w:val="18"/>
-              </w:rPr>
-              <w:t xml:space="preserve">3. Which of the five model-building groups produced the most scientifically accurate model, and which struggled most — was this due to the difficulty of the assigned structure, group dynamics, or gaps in understanding from earlier lessons?</w:t>
-            </w:r>
-          </w:p>
-          <w:p>
-            <w:pPr>
-              <w:spacing w:after="40" w:before="0"/>
-              <w:jc w:val="left"/>
-            </w:pPr>
-            <w:r>
-              <w:rPr>
-                <w:rFonts w:ascii="Arial" w:cs="Arial" w:eastAsia="Arial" w:hAnsi="Arial"/>
-                <w:b w:val="false"/>
-                <w:bCs w:val="false"/>
-                <w:i w:val="false"/>
-                <w:iCs w:val="false"/>
-                <w:color w:val="000000"/>
-                <w:sz w:val="18"/>
-                <w:szCs w:val="18"/>
-              </w:rPr>
-              <w:t xml:space="preserve">4. Were there persistent misconceptions that survived all eight lessons — for example, confusion between ionic and metallic conductivity, or between giant covalent and simple molecular structures — and how will I build earlier, more explicit conceptual contrast into the unit next time?</w:t>
-            </w:r>
-          </w:p>
-          <w:p>
-            <w:pPr>
-              <w:spacing w:after="40" w:before="0"/>
-              <w:jc w:val="left"/>
-            </w:pPr>
-            <w:r>
-              <w:rPr>
-                <w:rFonts w:ascii="Arial" w:cs="Arial" w:eastAsia="Arial" w:hAnsi="Arial"/>
-                <w:b w:val="false"/>
-                <w:bCs w:val="false"/>
-                <w:i w:val="false"/>
-                <w:iCs w:val="false"/>
-                <w:color w:val="000000"/>
-                <w:sz w:val="18"/>
-                <w:szCs w:val="18"/>
-              </w:rPr>
-              <w:t xml:space="preserve">5. Did the Gikomba Market phenomenon serve as an effective anchor throughout the unit, or did students lose the connection to the real-world context in the middle lessons (Lessons 4–6) — and how might I strengthen the phenomenon thread in future iterations of this unit?</w:t>
+              <w:t xml:space="preserve">1. During the Gallery Walk, were students able to use causal language ('because the delocalised electrons…', 'because water molecules pull apart the ions…') or did they revert to descriptive statements? What does this tell me about depth of understanding achieved over the eight lessons?</w:t>
+            </w:r>
+          </w:p>
+          <w:p>
+            <w:pPr>
+              <w:spacing w:after="40" w:before="0"/>
+              <w:jc w:val="left"/>
+            </w:pPr>
+            <w:r>
+              <w:rPr>
+                <w:rFonts w:ascii="Arial" w:cs="Arial" w:eastAsia="Arial" w:hAnsi="Arial"/>
+                <w:b w:val="false"/>
+                <w:bCs w:val="false"/>
+                <w:i w:val="false"/>
+                <w:iCs w:val="false"/>
+                <w:color w:val="000000"/>
+                <w:sz w:val="18"/>
+                <w:szCs w:val="18"/>
+              </w:rPr>
+              <w:t xml:space="preserve">2. Which substance pairing caused the most confusion during card sorting — was it diamond vs graphite, or ionic vs metallic? How should I address this before the end-of-strand assessment in Sub-Strand 1.4?</w:t>
+            </w:r>
+          </w:p>
+          <w:p>
+            <w:pPr>
+              <w:spacing w:after="40" w:before="0"/>
+              <w:jc w:val="left"/>
+            </w:pPr>
+            <w:r>
+              <w:rPr>
+                <w:rFonts w:ascii="Arial" w:cs="Arial" w:eastAsia="Arial" w:hAnsi="Arial"/>
+                <w:b w:val="false"/>
+                <w:bCs w:val="false"/>
+                <w:i w:val="false"/>
+                <w:iCs w:val="false"/>
+                <w:color w:val="000000"/>
+                <w:sz w:val="18"/>
+                <w:szCs w:val="18"/>
+              </w:rPr>
+              <w:t xml:space="preserve">3. Were the locally available model materials (maize, beans, clay, toothpicks) sufficient for students to accurately represent the 3D geometry of diamond's tetrahedral network and graphite's layered structure? What adjustments would make the model-building activity more geometrically accurate next time?</w:t>
+            </w:r>
+          </w:p>
+          <w:p>
+            <w:pPr>
+              <w:spacing w:after="40" w:before="0"/>
+              <w:jc w:val="left"/>
+            </w:pPr>
+            <w:r>
+              <w:rPr>
+                <w:rFonts w:ascii="Arial" w:cs="Arial" w:eastAsia="Arial" w:hAnsi="Arial"/>
+                <w:b w:val="false"/>
+                <w:bCs w:val="false"/>
+                <w:i w:val="false"/>
+                <w:iCs w:val="false"/>
+                <w:color w:val="000000"/>
+                <w:sz w:val="18"/>
+                <w:szCs w:val="18"/>
+              </w:rPr>
+              <w:t xml:space="preserve">4. When cold-calling students for their sentence-stem completions ('I thought… but now I understand… because…'), how many students included a causal 'because' clause grounded in bond type and structural evidence? What proportion of the class demonstrated full mastery of KICD SLO (c)?</w:t>
+            </w:r>
+          </w:p>
+          <w:p>
+            <w:pPr>
+              <w:spacing w:after="40" w:before="0"/>
+              <w:jc w:val="left"/>
+            </w:pPr>
+            <w:r>
+              <w:rPr>
+                <w:rFonts w:ascii="Arial" w:cs="Arial" w:eastAsia="Arial" w:hAnsi="Arial"/>
+                <w:b w:val="false"/>
+                <w:bCs w:val="false"/>
+                <w:i w:val="false"/>
+                <w:iCs w:val="false"/>
+                <w:color w:val="000000"/>
+                <w:sz w:val="18"/>
+                <w:szCs w:val="18"/>
+              </w:rPr>
+              <w:t xml:space="preserve">5. Did the Driving Question Board, viewed as a complete eight-lesson record, effectively narrate the unit storyline for students — did they visibly recognise their own intellectual growth? If not, how could the DQB be structured differently across future iterations of this unit to make the progression of understanding more explicit?</w:t>
             </w:r>
           </w:p>
         </w:tc>
@@ -27667,7 +27384,7 @@
                 <w:sz w:val="18"/>
                 <w:szCs w:val="18"/>
               </w:rPr>
-              <w:t xml:space="preserve">Students observed five peer-built 3D models representing NaCl ionic lattice, SiO₂ giant covalent network, graphite layered structure, diamond tetrahedral network, and copper metal lattice — all constructed from locally available Kenyan materials (clay, wire, bottle tops, maize cobs, string). Through a structured gallery walk, they recorded comparative observations of bond type, structural feature, and property linkage across all five substances simultaneously.</w:t>
+              <w:t xml:space="preserve">Students observed that real-world Kenyan uses of substances (salting omena at Lake Victoria, aluminium sufuria for cooking ugali, diamond-tipped construction drills, graphite electrodes, SiO₂ glass bottles) can each be directly traced to specific bond types and structural features established across the previous seven lessons; they also observed their own intellectual growth by comparing Lesson 1 ideas to Lesson 8 explanations on the Driving Question Board.</w:t>
             </w:r>
           </w:p>
         </w:tc>
@@ -27733,7 +27450,7 @@
                 <w:sz w:val="18"/>
                 <w:szCs w:val="18"/>
               </w:rPr>
-              <w:t xml:space="preserve">Students learned that bond type creates a specific 3D structural arrangement, and that this arrangement — not the appearance of the solid — is the complete explanation for all observable physical properties. They learned that the explanatory chain Bond Type → 3D Structure → Physical Properties → Real-World Use applies universally to any solid material, and that two substances (graphite and diamond) can share the same atoms yet behave completely differently because their bond arrangements differ. They also learned that copper and NaCl both conduct electricity but through entirely different mechanisms (delocalised electrons vs. mobile ions).</w:t>
+              <w:t xml:space="preserve">Bond type determines structure (giant ionic lattice → NaCl; giant metallic lattice → aluminium; giant covalent 3D network → diamond; giant covalent layered → graphite; simple covalent molecules → water, CO₂); structure determines physical properties (solubility, conductivity, hardness, melting point); physical properties directly explain why each substance is used in specific Kenyan and global applications — making the driving question fully answerable with evidence.</w:t>
             </w:r>
           </w:p>
         </w:tc>
@@ -27799,7 +27516,7 @@
                 <w:sz w:val="18"/>
                 <w:szCs w:val="18"/>
               </w:rPr>
-              <w:t xml:space="preserve">Students can now fully explain the Gikomba Market phenomenon: table salt (NaCl) has an ionic lattice — ions are locked in place as a solid (no conductivity) but free to move when dissolved (conducts); graphite has a layered covalent structure with delocalised electrons between layers that can move (conducts as solid) and weak interlayer forces that allow layers to slide (leaves marks on paper); diamond has a rigid 3D tetrahedral covalent network with no free electrons and no weak bonds (hardest substance, does not conduct); copper has a metallic lattice with a sea of delocalised electrons throughout (always conducts, malleable, ductile). The type of bond — not the fact that all four are solids — is the complete explanation for every difference the Gikomba vendor observes.</w:t>
+              <w:t xml:space="preserve">The Form 4 student's kitchen puzzle is now fully resolved: NaCl's giant ionic lattice (strong electrostatic forces, ions that separate in water) explains its solubility and conductivity when dissolved and its use in food preservation; aluminium's giant metallic lattice (delocalised electrons, sliding ion layers) explains its conductivity, malleability, and suitability for sufuria; diamond's 3D giant covalent network (every carbon bonded to four others) explains its extreme hardness and non-conductivity in cutting tools; graphite's layered giant covalent structure (free electrons in layers, weak Van der Waals between layers) explains its conductivity and lubricating slipperiness in pencils and electrodes — all of these differences arise solely from the type of chemical bond formed between atoms and the large-scale structure that results.</w:t>
             </w:r>
           </w:p>
         </w:tc>

--- a/data/outputs/docx/Grade 10 Chemistry/Chemistry 1.4/Chemistry_Chemical_Bonding_CBE_LessonSequence.docx
+++ b/data/outputs/docx/Grade 10 Chemistry/Chemistry 1.4/Chemistry_Chemical_Bonding_CBE_LessonSequence.docx
@@ -492,7 +492,7 @@
                 <w:sz w:val="18"/>
                 <w:szCs w:val="18"/>
               </w:rPr>
-              <w:t xml:space="preserve">–  Valence electrons in bonding and the octet/duplet rule</w:t>
+              <w:t xml:space="preserve">–  Valence electrons in bonding — the octet/duplet rule and noble gas configuration</w:t>
             </w:r>
           </w:p>
           <w:p>
@@ -512,7 +512,7 @@
                 <w:sz w:val="18"/>
                 <w:szCs w:val="18"/>
               </w:rPr>
-              <w:t xml:space="preserve">–  Stability of atoms: gaining, losing, and sharing electrons</w:t>
+              <w:t xml:space="preserve">–  Types of chemical bonds — ionic, covalent, dative covalent, hydrogen bond, Van der Waals forces, and metallic bonding</w:t>
             </w:r>
           </w:p>
           <w:p>
@@ -532,7 +532,7 @@
                 <w:sz w:val="18"/>
                 <w:szCs w:val="18"/>
               </w:rPr>
-              <w:t xml:space="preserve">–  Types of chemical bonds: ionic, covalent, dative covalent, hydrogen bond, Van der Waals forces, and metallic bonding</w:t>
+              <w:t xml:space="preserve">–  Lewis (dot-and-cross) diagrams — drawing and interpreting bonding in elements, molecules, and compounds</w:t>
             </w:r>
           </w:p>
           <w:p>
@@ -552,7 +552,7 @@
                 <w:sz w:val="18"/>
                 <w:szCs w:val="18"/>
               </w:rPr>
-              <w:t xml:space="preserve">–  Lewis (dot-and-cross) diagrams for elements, molecules, and compounds</w:t>
+              <w:t xml:space="preserve">–  Ionic bonding — formation, examples (e.g. NaCl), and giant ionic structures</w:t>
             </w:r>
           </w:p>
           <w:p>
@@ -572,7 +572,7 @@
                 <w:sz w:val="18"/>
                 <w:szCs w:val="18"/>
               </w:rPr>
-              <w:t xml:space="preserve">–  Giant ionic structures and their physical properties (e.g., NaCl)</w:t>
+              <w:t xml:space="preserve">–  Covalent bonding — simple molecular structures, examples (e.g. H₂O, CO₂, HCl)</w:t>
             </w:r>
           </w:p>
           <w:p>
@@ -592,7 +592,7 @@
                 <w:sz w:val="18"/>
                 <w:szCs w:val="18"/>
               </w:rPr>
-              <w:t xml:space="preserve">–  Simple molecular structures and their physical properties (e.g., H₂O, CO₂)</w:t>
+              <w:t xml:space="preserve">–  Dative covalent bonding — formation and examples (e.g. NH₄⁺, H₃O⁺)</w:t>
             </w:r>
           </w:p>
           <w:p>
@@ -612,7 +612,7 @@
                 <w:sz w:val="18"/>
                 <w:szCs w:val="18"/>
               </w:rPr>
-              <w:t xml:space="preserve">–  Giant covalent/atomic structures and their physical properties (e.g., diamond, SiO₂, graphite)</w:t>
+              <w:t xml:space="preserve">–  Hydrogen bonding and Van der Waals forces — intermolecular forces and their effects</w:t>
             </w:r>
           </w:p>
           <w:p>
@@ -632,7 +632,7 @@
                 <w:sz w:val="18"/>
                 <w:szCs w:val="18"/>
               </w:rPr>
-              <w:t xml:space="preserve">–  Giant metallic structures and their physical properties (e.g., aluminium, iron)</w:t>
+              <w:t xml:space="preserve">–  Metallic bonding — the sea-of-electrons model and properties of metals (e.g. aluminium)</w:t>
             </w:r>
           </w:p>
           <w:p>
@@ -652,7 +652,7 @@
                 <w:sz w:val="18"/>
                 <w:szCs w:val="18"/>
               </w:rPr>
-              <w:t xml:space="preserve">–  Investigating physical properties: solubility, thermal conductivity, electrical conductivity, melting point, boiling point</w:t>
+              <w:t xml:space="preserve">–  Giant structures — giant ionic (NaCl), giant atomic/covalent (diamond, SiO₂, graphite), giant metallic (Al)</w:t>
             </w:r>
           </w:p>
           <w:p>
@@ -672,7 +672,7 @@
                 <w:sz w:val="18"/>
                 <w:szCs w:val="18"/>
               </w:rPr>
-              <w:t xml:space="preserve">–  Relationship between bond type, resultant structure, and physical properties</w:t>
+              <w:t xml:space="preserve">–  Physical properties linked to bond type — solubility, thermal conductivity, electrical conductivity, melting point, boiling point</w:t>
             </w:r>
           </w:p>
           <w:p>
@@ -692,7 +692,7 @@
                 <w:sz w:val="18"/>
                 <w:szCs w:val="18"/>
               </w:rPr>
-              <w:t xml:space="preserve">–  Uses of elements, molecules, and compounds based on bond type and structure</w:t>
+              <w:t xml:space="preserve">–  Relationship between bond type, resultant structure, and physical properties</w:t>
             </w:r>
           </w:p>
           <w:p>
@@ -712,7 +712,27 @@
                 <w:sz w:val="18"/>
                 <w:szCs w:val="18"/>
               </w:rPr>
-              <w:t xml:space="preserve">–  Model building of selected molecules and compounds using locally available materials (NaCl, SiO₂, graphite, diamond)</w:t>
+              <w:t xml:space="preserve">–  Uses of elements, molecules, and compounds based on bond types and structures</w:t>
+            </w:r>
+          </w:p>
+          <w:p>
+            <w:pPr>
+              <w:spacing w:after="30" w:before="0"/>
+              <w:ind w:left="360" w:hanging="180"/>
+              <w:jc w:val="left"/>
+            </w:pPr>
+            <w:r>
+              <w:rPr>
+                <w:rFonts w:ascii="Arial" w:cs="Arial" w:eastAsia="Arial" w:hAnsi="Arial"/>
+                <w:b w:val="false"/>
+                <w:bCs w:val="false"/>
+                <w:i w:val="false"/>
+                <w:iCs w:val="false"/>
+                <w:color w:val="000000"/>
+                <w:sz w:val="18"/>
+                <w:szCs w:val="18"/>
+              </w:rPr>
+              <w:t xml:space="preserve">–  Project: Building 3-D models of bonding in selected molecules/compounds (NaCl, SiO₂, graphite, diamond) using locally available materials</w:t>
             </w:r>
           </w:p>
         </w:tc>
@@ -797,7 +817,7 @@
                 <w:sz w:val="18"/>
                 <w:szCs w:val="18"/>
               </w:rPr>
-              <w:t xml:space="preserve">a) illustrate bond types in elements, molecules and compounds using Lewis dot-and-cross diagrams;</w:t>
+              <w:t xml:space="preserve">a) illustrate bond types in elements, molecules and compounds;</w:t>
             </w:r>
           </w:p>
           <w:p>
@@ -873,7 +893,125 @@
                 <w:sz w:val="18"/>
                 <w:szCs w:val="18"/>
               </w:rPr>
-              <w:t xml:space="preserve">e) construct physical models of bonding in selected molecules and compounds using locally available materials.</w:t>
+              <w:t xml:space="preserve">e) construct models of bonding in selected molecules and compounds (e.g. NaCl, SiO₂, graphite, diamond) using locally available materials.</w:t>
+            </w:r>
+          </w:p>
+          <w:p>
+            <w:pPr>
+              <w:spacing w:after="40" w:before="0"/>
+              <w:jc w:val="left"/>
+            </w:pPr>
+            <w:r>
+              <w:rPr>
+                <w:rFonts w:ascii="Arial" w:cs="Arial" w:eastAsia="Arial" w:hAnsi="Arial"/>
+                <w:b w:val="false"/>
+                <w:bCs w:val="false"/>
+                <w:i w:val="false"/>
+                <w:iCs w:val="false"/>
+                <w:color w:val="000000"/>
+                <w:sz w:val="18"/>
+                <w:szCs w:val="18"/>
+              </w:rPr>
+              <w:t xml:space="preserve"/>
+            </w:r>
+          </w:p>
+          <w:p>
+            <w:pPr>
+              <w:spacing w:after="40" w:before="0"/>
+              <w:jc w:val="left"/>
+            </w:pPr>
+            <w:r>
+              <w:rPr>
+                <w:rFonts w:ascii="Arial" w:cs="Arial" w:eastAsia="Arial" w:hAnsi="Arial"/>
+                <w:b w:val="false"/>
+                <w:bCs w:val="false"/>
+                <w:i w:val="false"/>
+                <w:iCs w:val="false"/>
+                <w:color w:val="000000"/>
+                <w:sz w:val="18"/>
+                <w:szCs w:val="18"/>
+              </w:rPr>
+              <w:t xml:space="preserve">Key scientific principles students will understand:</w:t>
+            </w:r>
+          </w:p>
+          <w:p>
+            <w:pPr>
+              <w:spacing w:after="30" w:before="0"/>
+              <w:ind w:left="360" w:hanging="180"/>
+              <w:jc w:val="left"/>
+            </w:pPr>
+            <w:r>
+              <w:rPr>
+                <w:rFonts w:ascii="Arial" w:cs="Arial" w:eastAsia="Arial" w:hAnsi="Arial"/>
+                <w:b w:val="false"/>
+                <w:bCs w:val="false"/>
+                <w:i w:val="false"/>
+                <w:iCs w:val="false"/>
+                <w:color w:val="000000"/>
+                <w:sz w:val="18"/>
+                <w:szCs w:val="18"/>
+              </w:rPr>
+              <w:t xml:space="preserve">–  Atoms achieve stability by gaining, losing, or sharing electrons to attain noble gas configuration (octet/duplet rule).</w:t>
+            </w:r>
+          </w:p>
+          <w:p>
+            <w:pPr>
+              <w:spacing w:after="30" w:before="0"/>
+              <w:ind w:left="360" w:hanging="180"/>
+              <w:jc w:val="left"/>
+            </w:pPr>
+            <w:r>
+              <w:rPr>
+                <w:rFonts w:ascii="Arial" w:cs="Arial" w:eastAsia="Arial" w:hAnsi="Arial"/>
+                <w:b w:val="false"/>
+                <w:bCs w:val="false"/>
+                <w:i w:val="false"/>
+                <w:iCs w:val="false"/>
+                <w:color w:val="000000"/>
+                <w:sz w:val="18"/>
+                <w:szCs w:val="18"/>
+              </w:rPr>
+              <w:t xml:space="preserve">–  The type of bond formed between atoms determines the structure of the resulting substance.</w:t>
+            </w:r>
+          </w:p>
+          <w:p>
+            <w:pPr>
+              <w:spacing w:after="30" w:before="0"/>
+              <w:ind w:left="360" w:hanging="180"/>
+              <w:jc w:val="left"/>
+            </w:pPr>
+            <w:r>
+              <w:rPr>
+                <w:rFonts w:ascii="Arial" w:cs="Arial" w:eastAsia="Arial" w:hAnsi="Arial"/>
+                <w:b w:val="false"/>
+                <w:bCs w:val="false"/>
+                <w:i w:val="false"/>
+                <w:iCs w:val="false"/>
+                <w:color w:val="000000"/>
+                <w:sz w:val="18"/>
+                <w:szCs w:val="18"/>
+              </w:rPr>
+              <w:t xml:space="preserve">–  The structure of a substance directly determines its physical properties (melting point, solubility, conductivity).</w:t>
+            </w:r>
+          </w:p>
+          <w:p>
+            <w:pPr>
+              <w:spacing w:after="30" w:before="0"/>
+              <w:ind w:left="360" w:hanging="180"/>
+              <w:jc w:val="left"/>
+            </w:pPr>
+            <w:r>
+              <w:rPr>
+                <w:rFonts w:ascii="Arial" w:cs="Arial" w:eastAsia="Arial" w:hAnsi="Arial"/>
+                <w:b w:val="false"/>
+                <w:bCs w:val="false"/>
+                <w:i w:val="false"/>
+                <w:iCs w:val="false"/>
+                <w:color w:val="000000"/>
+                <w:sz w:val="18"/>
+                <w:szCs w:val="18"/>
+              </w:rPr>
+              <w:t xml:space="preserve">–  Physical properties arising from bond type explain why substances are used the way they are in everyday Kenyan life — from table salt (NaCl) in cooking to graphite in pencils to aluminium in roofing sheets.</w:t>
             </w:r>
           </w:p>
         </w:tc>
@@ -940,7 +1078,7 @@
                 <w:sz w:val="18"/>
                 <w:szCs w:val="18"/>
               </w:rPr>
-              <w:t xml:space="preserve">–  Learning to Learn: The learner develops independence and self-direction while drawing Lewis dot-and-cross diagrams to illustrate bonding in elements and compounds, progressively building confidence in representing chemical structures without scaffolding.</w:t>
+              <w:t xml:space="preserve">–  Learning to Learn: The learner works independently to draw dot (.) and cross (x) Lewis diagrams that illustrate bonding in a range of elements, molecules, and compounds, building self-directed study habits progressively across the 8 lessons.</w:t>
             </w:r>
           </w:p>
           <w:p>
@@ -960,7 +1098,7 @@
                 <w:sz w:val="18"/>
                 <w:szCs w:val="18"/>
               </w:rPr>
-              <w:t xml:space="preserve">–  Digital Literacy: The learner uses digital technology effectively while watching animations, simulations, and videos on chemical bonding and resultant structures, developing skills in evaluating and extracting scientific information from digital sources.</w:t>
+              <w:t xml:space="preserve">–  Digital Literacy: The learner uses digital technology effectively — watching animations, simulations, and videos on chemical bonding and giant structures — to deepen conceptual understanding beyond what is visible in the classroom.</w:t>
             </w:r>
           </w:p>
           <w:p>
@@ -980,7 +1118,7 @@
                 <w:sz w:val="18"/>
                 <w:szCs w:val="18"/>
               </w:rPr>
-              <w:t xml:space="preserve">–  Creativity and Imagination: The learner experiments with locally available materials (e.g., bottle tops, clay, sisal, maize cobs) to design and construct three-dimensional models illustrating bonding in selected elements and compounds such as NaCl, diamond, and graphite.</w:t>
+              <w:t xml:space="preserve">–  Creativity and Imagination: The learner experiments with locally available materials (e.g. bottle tops, maize cobs, wire, clay) to design and build 3-D models that illustrate bonding in selected elements and compounds (NaCl, SiO₂, graphite, diamond).</w:t>
             </w:r>
           </w:p>
           <w:p>
@@ -1000,7 +1138,7 @@
                 <w:sz w:val="18"/>
                 <w:szCs w:val="18"/>
               </w:rPr>
-              <w:t xml:space="preserve">–  Critical Thinking and Problem Solving: The learner interprets and infers with peers the relationship between bond types and resulting structures, and uses evidence from physical property investigations to explain why substances behave differently.</w:t>
+              <w:t xml:space="preserve">–  Critical Thinking and Problem Solving: The learner interprets and infers — with peers — the relationship between bond types, resulting structures, and physical properties, using evidence from practical investigations on solubility, conductivity, melting point, and boiling point.</w:t>
             </w:r>
           </w:p>
         </w:tc>
@@ -1067,9 +1205,56 @@
                 <w:sz w:val="18"/>
                 <w:szCs w:val="18"/>
               </w:rPr>
-              <w:t xml:space="preserve">–  Love: The learner demonstrates care and consideration for others by avoiding behaviours that could cause harm during hands-on activities investigating the physical properties of different structures, such as handling hot apparatus or electrical equipment safely.</w:t>
-            </w:r>
-          </w:p>
+              <w:t xml:space="preserve">–  Love: The learner demonstrates care and concern for the safety and wellbeing of others by handling chemical substances and apparatus responsibly, and by avoiding actions that could harm peers during practical investigations of physical properties.</w:t>
+            </w:r>
+          </w:p>
+        </w:tc>
+      </w:tr>
+      <w:tr>
+        <w:tc>
+          <w:tcPr>
+            <w:tcW w:type="dxa" w:w="3000"/>
+            <w:shd w:fill="D5E8F0" w:color="auto" w:val="clear"/>
+            <w:tcMar>
+              <w:top w:type="dxa" w:w="60"/>
+              <w:left w:type="dxa" w:w="120"/>
+              <w:bottom w:type="dxa" w:w="60"/>
+              <w:right w:type="dxa" w:w="120"/>
+            </w:tcMar>
+            <w:vAlign w:val="top"/>
+          </w:tcPr>
+          <w:p>
+            <w:pPr>
+              <w:spacing w:after="40" w:before="0"/>
+              <w:jc w:val="left"/>
+            </w:pPr>
+            <w:r>
+              <w:rPr>
+                <w:rFonts w:ascii="Arial" w:cs="Arial" w:eastAsia="Arial" w:hAnsi="Arial"/>
+                <w:b/>
+                <w:bCs/>
+                <w:i w:val="false"/>
+                <w:iCs w:val="false"/>
+                <w:color w:val="000000"/>
+                <w:sz w:val="18"/>
+                <w:szCs w:val="18"/>
+              </w:rPr>
+              <w:t xml:space="preserve">Science &amp; Engineering Practices</w:t>
+            </w:r>
+          </w:p>
+        </w:tc>
+        <w:tc>
+          <w:tcPr>
+            <w:tcW w:type="dxa" w:w="10680"/>
+            <w:shd w:fill="FFFFFF" w:color="auto" w:val="clear"/>
+            <w:tcMar>
+              <w:top w:type="dxa" w:w="60"/>
+              <w:left w:type="dxa" w:w="120"/>
+              <w:bottom w:type="dxa" w:w="60"/>
+              <w:right w:type="dxa" w:w="120"/>
+            </w:tcMar>
+            <w:vAlign w:val="top"/>
+          </w:tcPr>
           <w:p>
             <w:pPr>
               <w:spacing w:after="30" w:before="0"/>
@@ -1087,7 +1272,7 @@
                 <w:sz w:val="18"/>
                 <w:szCs w:val="18"/>
               </w:rPr>
-              <w:t xml:space="preserve">–  Responsibility: The learner takes responsibility for the accuracy of their Lewis diagrams and experimental observations, ensuring honest recording and reporting of results.</w:t>
+              <w:t xml:space="preserve">–  Developing and Using Models: Learners draw Lewis dot-and-cross diagrams and construct 3-D physical models to represent different bond types and giant structures, making abstract atomic interactions visible and testable.</w:t>
             </w:r>
           </w:p>
           <w:p>
@@ -1107,7 +1292,67 @@
                 <w:sz w:val="18"/>
                 <w:szCs w:val="18"/>
               </w:rPr>
-              <w:t xml:space="preserve">–  Social Cohesion: The learner actively participates in and contributes to group discussions and collaborative model-building activities, respecting diverse perspectives from peers across different backgrounds.</w:t>
+              <w:t xml:space="preserve">–  Planning and Carrying Out Investigations: Learners design and conduct fair-test activities to investigate how bond type influences physical properties (solubility, electrical conductivity, melting point) of substances such as NaCl, sugar, graphite, and aluminium wire.</w:t>
+            </w:r>
+          </w:p>
+          <w:p>
+            <w:pPr>
+              <w:spacing w:after="30" w:before="0"/>
+              <w:ind w:left="360" w:hanging="180"/>
+              <w:jc w:val="left"/>
+            </w:pPr>
+            <w:r>
+              <w:rPr>
+                <w:rFonts w:ascii="Arial" w:cs="Arial" w:eastAsia="Arial" w:hAnsi="Arial"/>
+                <w:b w:val="false"/>
+                <w:bCs w:val="false"/>
+                <w:i w:val="false"/>
+                <w:iCs w:val="false"/>
+                <w:color w:val="000000"/>
+                <w:sz w:val="18"/>
+                <w:szCs w:val="18"/>
+              </w:rPr>
+              <w:t xml:space="preserve">–  Analysing and Interpreting Data: Learners collect, record, and compare experimental data on physical properties across bond types, identifying patterns that link structure to behaviour.</w:t>
+            </w:r>
+          </w:p>
+          <w:p>
+            <w:pPr>
+              <w:spacing w:after="30" w:before="0"/>
+              <w:ind w:left="360" w:hanging="180"/>
+              <w:jc w:val="left"/>
+            </w:pPr>
+            <w:r>
+              <w:rPr>
+                <w:rFonts w:ascii="Arial" w:cs="Arial" w:eastAsia="Arial" w:hAnsi="Arial"/>
+                <w:b w:val="false"/>
+                <w:bCs w:val="false"/>
+                <w:i w:val="false"/>
+                <w:iCs w:val="false"/>
+                <w:color w:val="000000"/>
+                <w:sz w:val="18"/>
+                <w:szCs w:val="18"/>
+              </w:rPr>
+              <w:t xml:space="preserve">–  Constructing Explanations: Learners use evidence from investigations, Lewis diagrams, and giant-structure models to construct scientific explanations for why substances with different bond types behave differently.</w:t>
+            </w:r>
+          </w:p>
+          <w:p>
+            <w:pPr>
+              <w:spacing w:after="30" w:before="0"/>
+              <w:ind w:left="360" w:hanging="180"/>
+              <w:jc w:val="left"/>
+            </w:pPr>
+            <w:r>
+              <w:rPr>
+                <w:rFonts w:ascii="Arial" w:cs="Arial" w:eastAsia="Arial" w:hAnsi="Arial"/>
+                <w:b w:val="false"/>
+                <w:bCs w:val="false"/>
+                <w:i w:val="false"/>
+                <w:iCs w:val="false"/>
+                <w:color w:val="000000"/>
+                <w:sz w:val="18"/>
+                <w:szCs w:val="18"/>
+              </w:rPr>
+              <w:t xml:space="preserve">–  Obtaining, Evaluating, and Communicating Information: Learners watch simulations and videos, evaluate the information presented, and communicate findings to peers through group discussion, model presentations, and written explanations.</w:t>
             </w:r>
           </w:p>
         </w:tc>
@@ -1116,32 +1361,32 @@
         <w:tc>
           <w:tcPr>
             <w:tcW w:type="dxa" w:w="3000"/>
-            <w:shd w:fill="D5E8F0" w:color="auto" w:val="clear"/>
-            <w:tcMar>
-              <w:top w:type="dxa" w:w="60"/>
-              <w:left w:type="dxa" w:w="120"/>
-              <w:bottom w:type="dxa" w:w="60"/>
-              <w:right w:type="dxa" w:w="120"/>
-            </w:tcMar>
-            <w:vAlign w:val="top"/>
-          </w:tcPr>
-          <w:p>
-            <w:pPr>
-              <w:spacing w:after="40" w:before="0"/>
-              <w:jc w:val="left"/>
-            </w:pPr>
-            <w:r>
-              <w:rPr>
-                <w:rFonts w:ascii="Arial" w:cs="Arial" w:eastAsia="Arial" w:hAnsi="Arial"/>
-                <w:b/>
-                <w:bCs/>
-                <w:i w:val="false"/>
-                <w:iCs w:val="false"/>
-                <w:color w:val="000000"/>
-                <w:sz w:val="18"/>
-                <w:szCs w:val="18"/>
-              </w:rPr>
-              <w:t xml:space="preserve">Science &amp; Engineering Practices</w:t>
+            <w:shd w:fill="FCE4D6" w:color="auto" w:val="clear"/>
+            <w:tcMar>
+              <w:top w:type="dxa" w:w="60"/>
+              <w:left w:type="dxa" w:w="120"/>
+              <w:bottom w:type="dxa" w:w="60"/>
+              <w:right w:type="dxa" w:w="120"/>
+            </w:tcMar>
+            <w:vAlign w:val="top"/>
+          </w:tcPr>
+          <w:p>
+            <w:pPr>
+              <w:spacing w:after="40" w:before="0"/>
+              <w:jc w:val="left"/>
+            </w:pPr>
+            <w:r>
+              <w:rPr>
+                <w:rFonts w:ascii="Arial" w:cs="Arial" w:eastAsia="Arial" w:hAnsi="Arial"/>
+                <w:b/>
+                <w:bCs/>
+                <w:i w:val="false"/>
+                <w:iCs w:val="false"/>
+                <w:color w:val="000000"/>
+                <w:sz w:val="18"/>
+                <w:szCs w:val="18"/>
+              </w:rPr>
+              <w:t xml:space="preserve">Pertinent &amp; Contemporary Issues (PCIs)</w:t>
             </w:r>
           </w:p>
         </w:tc>
@@ -1174,7 +1419,7 @@
                 <w:sz w:val="18"/>
                 <w:szCs w:val="18"/>
               </w:rPr>
-              <w:t xml:space="preserve">–  Developing and Using Models: Learners draw Lewis dot-and-cross diagrams and construct three-dimensional physical models of ionic, covalent, metallic, and giant covalent structures to represent and explain bonding at the molecular level.</w:t>
+              <w:t xml:space="preserve">–  Socio-Economic and Environmental Issues — Environmental Conservation: The learner uses locally available and recycled materials (bottle tops, clay, wire, maize cobs) to construct bonding models, promoting resourcefulness and reducing waste.</w:t>
             </w:r>
           </w:p>
           <w:p>
@@ -1194,7 +1439,7 @@
                 <w:sz w:val="18"/>
                 <w:szCs w:val="18"/>
               </w:rPr>
-              <w:t xml:space="preserve">–  Planning and Carrying Out Investigations: Learners design and conduct fair tests to investigate the physical properties (solubility, melting point, electrical conductivity, thermal conductivity) of substances with different bond types, such as NaCl, wax, graphite, and aluminium.</w:t>
+              <w:t xml:space="preserve">–  Life Skills — Creative Thinking: The learner models bonding in selected elements and compounds (e.g. SiO₂, NaCl, graphite, diamond) using improvised local materials, developing innovative problem-solving skills.</w:t>
             </w:r>
           </w:p>
           <w:p>
@@ -1214,9 +1459,56 @@
                 <w:sz w:val="18"/>
                 <w:szCs w:val="18"/>
               </w:rPr>
-              <w:t xml:space="preserve">–  Analysing and Interpreting Data: Learners collect, record, and analyse data from property investigations and use patterns in the data to draw conclusions about the relationship between bond type, structure, and properties.</w:t>
-            </w:r>
-          </w:p>
+              <w:t xml:space="preserve">–  Socio-Economic and Environmental Issues — Social Cohesion: The learner discusses with peers different types of chemical bonds and their properties, building teamwork, respect for diverse ideas, and collaborative learning culture.</w:t>
+            </w:r>
+          </w:p>
+        </w:tc>
+      </w:tr>
+      <w:tr>
+        <w:tc>
+          <w:tcPr>
+            <w:tcW w:type="dxa" w:w="3000"/>
+            <w:shd w:fill="D9EEF1" w:color="auto" w:val="clear"/>
+            <w:tcMar>
+              <w:top w:type="dxa" w:w="60"/>
+              <w:left w:type="dxa" w:w="120"/>
+              <w:bottom w:type="dxa" w:w="60"/>
+              <w:right w:type="dxa" w:w="120"/>
+            </w:tcMar>
+            <w:vAlign w:val="top"/>
+          </w:tcPr>
+          <w:p>
+            <w:pPr>
+              <w:spacing w:after="40" w:before="0"/>
+              <w:jc w:val="left"/>
+            </w:pPr>
+            <w:r>
+              <w:rPr>
+                <w:rFonts w:ascii="Arial" w:cs="Arial" w:eastAsia="Arial" w:hAnsi="Arial"/>
+                <w:b/>
+                <w:bCs/>
+                <w:i w:val="false"/>
+                <w:iCs w:val="false"/>
+                <w:color w:val="000000"/>
+                <w:sz w:val="18"/>
+                <w:szCs w:val="18"/>
+              </w:rPr>
+              <w:t xml:space="preserve">Career Connections</w:t>
+            </w:r>
+          </w:p>
+        </w:tc>
+        <w:tc>
+          <w:tcPr>
+            <w:tcW w:type="dxa" w:w="10680"/>
+            <w:shd w:fill="FFFFFF" w:color="auto" w:val="clear"/>
+            <w:tcMar>
+              <w:top w:type="dxa" w:w="60"/>
+              <w:left w:type="dxa" w:w="120"/>
+              <w:bottom w:type="dxa" w:w="60"/>
+              <w:right w:type="dxa" w:w="120"/>
+            </w:tcMar>
+            <w:vAlign w:val="top"/>
+          </w:tcPr>
           <w:p>
             <w:pPr>
               <w:spacing w:after="30" w:before="0"/>
@@ -1234,7 +1526,7 @@
                 <w:sz w:val="18"/>
                 <w:szCs w:val="18"/>
               </w:rPr>
-              <w:t xml:space="preserve">–  Constructing Explanations: Learners use their understanding of bond types and structures to explain observations such as why NaCl dissolves in water but diamond does not, or why graphite conducts electricity but SiO₂ does not.</w:t>
+              <w:t xml:space="preserve">–  Materials Scientist / Metallurgist: Understanding metallic bonding and giant metallic structures underpins careers in Kenya's growing manufacturing sector, including steel production at Devki Steel Mills and aluminium fabrication.</w:t>
             </w:r>
           </w:p>
           <w:p>
@@ -1254,7 +1546,87 @@
                 <w:sz w:val="18"/>
                 <w:szCs w:val="18"/>
               </w:rPr>
-              <w:t xml:space="preserve">–  Obtaining, Evaluating, and Communicating Information: Learners watch videos and simulations on chemical bonding, evaluate the information presented, and communicate their understanding through group presentations and model demonstrations.</w:t>
+              <w:t xml:space="preserve">–  Chemical Engineer: Knowledge of bond types and physical properties is foundational for process design in industries such as Kenya's soda ash extraction at Lake Magadi (ionic compounds) and fertiliser production.</w:t>
+            </w:r>
+          </w:p>
+          <w:p>
+            <w:pPr>
+              <w:spacing w:after="30" w:before="0"/>
+              <w:ind w:left="360" w:hanging="180"/>
+              <w:jc w:val="left"/>
+            </w:pPr>
+            <w:r>
+              <w:rPr>
+                <w:rFonts w:ascii="Arial" w:cs="Arial" w:eastAsia="Arial" w:hAnsi="Arial"/>
+                <w:b w:val="false"/>
+                <w:bCs w:val="false"/>
+                <w:i w:val="false"/>
+                <w:iCs w:val="false"/>
+                <w:color w:val="000000"/>
+                <w:sz w:val="18"/>
+                <w:szCs w:val="18"/>
+              </w:rPr>
+              <w:t xml:space="preserve">–  Pharmacist / Pharmaceutical Chemist: Covalent and hydrogen bonding directly influence drug solubility, absorption, and stability — essential knowledge for Kenya's growing pharmaceutical manufacturing industry.</w:t>
+            </w:r>
+          </w:p>
+          <w:p>
+            <w:pPr>
+              <w:spacing w:after="30" w:before="0"/>
+              <w:ind w:left="360" w:hanging="180"/>
+              <w:jc w:val="left"/>
+            </w:pPr>
+            <w:r>
+              <w:rPr>
+                <w:rFonts w:ascii="Arial" w:cs="Arial" w:eastAsia="Arial" w:hAnsi="Arial"/>
+                <w:b w:val="false"/>
+                <w:bCs w:val="false"/>
+                <w:i w:val="false"/>
+                <w:iCs w:val="false"/>
+                <w:color w:val="000000"/>
+                <w:sz w:val="18"/>
+                <w:szCs w:val="18"/>
+              </w:rPr>
+              <w:t xml:space="preserve">–  Geologist / Mining Engineer: Giant covalent structures (silicates, SiO₂) are the basis of Kenya's rock and mineral resources; understanding their bonding is essential for mining and gemstone industries (e.g. Tsavo rubies, Kasigau garnets).</w:t>
+            </w:r>
+          </w:p>
+          <w:p>
+            <w:pPr>
+              <w:spacing w:after="30" w:before="0"/>
+              <w:ind w:left="360" w:hanging="180"/>
+              <w:jc w:val="left"/>
+            </w:pPr>
+            <w:r>
+              <w:rPr>
+                <w:rFonts w:ascii="Arial" w:cs="Arial" w:eastAsia="Arial" w:hAnsi="Arial"/>
+                <w:b w:val="false"/>
+                <w:bCs w:val="false"/>
+                <w:i w:val="false"/>
+                <w:iCs w:val="false"/>
+                <w:color w:val="000000"/>
+                <w:sz w:val="18"/>
+                <w:szCs w:val="18"/>
+              </w:rPr>
+              <w:t xml:space="preserve">–  Electrical Engineer / Electronics Technician: The electrical conductivity properties arising from metallic and covalent bonding (e.g. graphite, copper, aluminium) are directly relevant to wiring, circuitry, and renewable energy installations across Kenya.</w:t>
+            </w:r>
+          </w:p>
+          <w:p>
+            <w:pPr>
+              <w:spacing w:after="30" w:before="0"/>
+              <w:ind w:left="360" w:hanging="180"/>
+              <w:jc w:val="left"/>
+            </w:pPr>
+            <w:r>
+              <w:rPr>
+                <w:rFonts w:ascii="Arial" w:cs="Arial" w:eastAsia="Arial" w:hAnsi="Arial"/>
+                <w:b w:val="false"/>
+                <w:bCs w:val="false"/>
+                <w:i w:val="false"/>
+                <w:iCs w:val="false"/>
+                <w:color w:val="000000"/>
+                <w:sz w:val="18"/>
+                <w:szCs w:val="18"/>
+              </w:rPr>
+              <w:t xml:space="preserve">–  Environmental Scientist: Understanding intermolecular forces and solubility (linked to bond type) is essential for assessing pollution, water treatment, and environmental remediation in Kenyan water bodies such as Lake Victoria and Nairobi River.</w:t>
             </w:r>
           </w:p>
         </w:tc>
@@ -1263,32 +1635,32 @@
         <w:tc>
           <w:tcPr>
             <w:tcW w:type="dxa" w:w="3000"/>
-            <w:shd w:fill="FCE4D6" w:color="auto" w:val="clear"/>
-            <w:tcMar>
-              <w:top w:type="dxa" w:w="60"/>
-              <w:left w:type="dxa" w:w="120"/>
-              <w:bottom w:type="dxa" w:w="60"/>
-              <w:right w:type="dxa" w:w="120"/>
-            </w:tcMar>
-            <w:vAlign w:val="top"/>
-          </w:tcPr>
-          <w:p>
-            <w:pPr>
-              <w:spacing w:after="40" w:before="0"/>
-              <w:jc w:val="left"/>
-            </w:pPr>
-            <w:r>
-              <w:rPr>
-                <w:rFonts w:ascii="Arial" w:cs="Arial" w:eastAsia="Arial" w:hAnsi="Arial"/>
-                <w:b/>
-                <w:bCs/>
-                <w:i w:val="false"/>
-                <w:iCs w:val="false"/>
-                <w:color w:val="000000"/>
-                <w:sz w:val="18"/>
-                <w:szCs w:val="18"/>
-              </w:rPr>
-              <w:t xml:space="preserve">Pertinent &amp; Contemporary Issues (PCIs)</w:t>
+            <w:shd w:fill="D5E8F0" w:color="auto" w:val="clear"/>
+            <w:tcMar>
+              <w:top w:type="dxa" w:w="60"/>
+              <w:left w:type="dxa" w:w="120"/>
+              <w:bottom w:type="dxa" w:w="60"/>
+              <w:right w:type="dxa" w:w="120"/>
+            </w:tcMar>
+            <w:vAlign w:val="top"/>
+          </w:tcPr>
+          <w:p>
+            <w:pPr>
+              <w:spacing w:after="40" w:before="0"/>
+              <w:jc w:val="left"/>
+            </w:pPr>
+            <w:r>
+              <w:rPr>
+                <w:rFonts w:ascii="Arial" w:cs="Arial" w:eastAsia="Arial" w:hAnsi="Arial"/>
+                <w:b/>
+                <w:bCs/>
+                <w:i w:val="false"/>
+                <w:iCs w:val="false"/>
+                <w:color w:val="000000"/>
+                <w:sz w:val="18"/>
+                <w:szCs w:val="18"/>
+              </w:rPr>
+              <w:t xml:space="preserve">Focus for Lessons</w:t>
             </w:r>
           </w:p>
         </w:tc>
@@ -1306,6 +1678,669 @@
           </w:tcPr>
           <w:p>
             <w:pPr>
+              <w:spacing w:after="40" w:before="0"/>
+              <w:jc w:val="left"/>
+            </w:pPr>
+            <w:r>
+              <w:rPr>
+                <w:rFonts w:ascii="Arial" w:cs="Arial" w:eastAsia="Arial" w:hAnsi="Arial"/>
+                <w:b w:val="false"/>
+                <w:bCs w:val="false"/>
+                <w:i w:val="false"/>
+                <w:iCs w:val="false"/>
+                <w:color w:val="000000"/>
+                <w:sz w:val="18"/>
+                <w:szCs w:val="18"/>
+              </w:rPr>
+              <w:t xml:space="preserve">This unit anchors learning in a single compelling question — why do some substances dissolve in water, conduct electricity, or withstand extreme heat while others do not? — and traces every answer back to the type of chemical bond holding a substance together. Over 8 lessons, learners move from the foundational concept of atomic stability and valence electrons, through the six major bond types and their Lewis representations, to practical investigation of physical properties and real-world uses of substances familiar in Kenyan daily life (table salt in cooking, graphite pencils, aluminium roofing sheets, diamond cutting tools). The unit culminates in a model-building project in which learners use locally sourced materials to construct 3-D representations of giant structures, consolidating conceptual understanding through creative, hands-on application.</w:t>
+            </w:r>
+          </w:p>
+        </w:tc>
+      </w:tr>
+      <w:tr>
+        <w:tc>
+          <w:tcPr>
+            <w:tcW w:type="dxa" w:w="3000"/>
+            <w:shd w:fill="EAD1F5" w:color="auto" w:val="clear"/>
+            <w:tcMar>
+              <w:top w:type="dxa" w:w="60"/>
+              <w:left w:type="dxa" w:w="120"/>
+              <w:bottom w:type="dxa" w:w="60"/>
+              <w:right w:type="dxa" w:w="120"/>
+            </w:tcMar>
+            <w:vAlign w:val="top"/>
+          </w:tcPr>
+          <w:p>
+            <w:pPr>
+              <w:spacing w:after="40" w:before="0"/>
+              <w:jc w:val="left"/>
+            </w:pPr>
+            <w:r>
+              <w:rPr>
+                <w:rFonts w:ascii="Arial" w:cs="Arial" w:eastAsia="Arial" w:hAnsi="Arial"/>
+                <w:b/>
+                <w:bCs/>
+                <w:i w:val="false"/>
+                <w:iCs w:val="false"/>
+                <w:color w:val="000000"/>
+                <w:sz w:val="18"/>
+                <w:szCs w:val="18"/>
+              </w:rPr>
+              <w:t xml:space="preserve">Driving Question / Key Inquiry Questions</w:t>
+            </w:r>
+          </w:p>
+        </w:tc>
+        <w:tc>
+          <w:tcPr>
+            <w:tcW w:type="dxa" w:w="10680"/>
+            <w:shd w:fill="FFFFFF" w:color="auto" w:val="clear"/>
+            <w:tcMar>
+              <w:top w:type="dxa" w:w="60"/>
+              <w:left w:type="dxa" w:w="120"/>
+              <w:bottom w:type="dxa" w:w="60"/>
+              <w:right w:type="dxa" w:w="120"/>
+            </w:tcMar>
+            <w:vAlign w:val="top"/>
+          </w:tcPr>
+          <w:p>
+            <w:pPr>
+              <w:spacing w:after="40" w:before="0"/>
+              <w:jc w:val="left"/>
+            </w:pPr>
+            <w:r>
+              <w:rPr>
+                <w:rFonts w:ascii="Arial" w:cs="Arial" w:eastAsia="Arial" w:hAnsi="Arial"/>
+                <w:b w:val="false"/>
+                <w:bCs w:val="false"/>
+                <w:i w:val="false"/>
+                <w:iCs w:val="false"/>
+                <w:color w:val="000000"/>
+                <w:sz w:val="18"/>
+                <w:szCs w:val="18"/>
+              </w:rPr>
+              <w:t xml:space="preserve">DRIVING QUESTION: How do the chemical bonds holding a substance together determine what that substance can do?</w:t>
+            </w:r>
+          </w:p>
+          <w:p>
+            <w:pPr>
+              <w:spacing w:after="40" w:before="0"/>
+              <w:jc w:val="left"/>
+            </w:pPr>
+            <w:r>
+              <w:rPr>
+                <w:rFonts w:ascii="Arial" w:cs="Arial" w:eastAsia="Arial" w:hAnsi="Arial"/>
+                <w:b w:val="false"/>
+                <w:bCs w:val="false"/>
+                <w:i w:val="false"/>
+                <w:iCs w:val="false"/>
+                <w:color w:val="000000"/>
+                <w:sz w:val="18"/>
+                <w:szCs w:val="18"/>
+              </w:rPr>
+              <w:t xml:space="preserve"/>
+            </w:r>
+          </w:p>
+          <w:p>
+            <w:pPr>
+              <w:spacing w:after="40" w:before="0"/>
+              <w:jc w:val="left"/>
+            </w:pPr>
+            <w:r>
+              <w:rPr>
+                <w:rFonts w:ascii="Arial" w:cs="Arial" w:eastAsia="Arial" w:hAnsi="Arial"/>
+                <w:b w:val="false"/>
+                <w:bCs w:val="false"/>
+                <w:i w:val="false"/>
+                <w:iCs w:val="false"/>
+                <w:color w:val="000000"/>
+                <w:sz w:val="18"/>
+                <w:szCs w:val="18"/>
+              </w:rPr>
+              <w:t xml:space="preserve">KICD KEY INQUIRY QUESTION:</w:t>
+            </w:r>
+          </w:p>
+          <w:p>
+            <w:pPr>
+              <w:spacing w:after="40" w:before="0"/>
+              <w:jc w:val="left"/>
+            </w:pPr>
+            <w:r>
+              <w:rPr>
+                <w:rFonts w:ascii="Arial" w:cs="Arial" w:eastAsia="Arial" w:hAnsi="Arial"/>
+                <w:b w:val="false"/>
+                <w:bCs w:val="false"/>
+                <w:i w:val="false"/>
+                <w:iCs w:val="false"/>
+                <w:color w:val="000000"/>
+                <w:sz w:val="18"/>
+                <w:szCs w:val="18"/>
+              </w:rPr>
+              <w:t xml:space="preserve">1. How do chemical bonds influence the properties of a substance?</w:t>
+            </w:r>
+          </w:p>
+        </w:tc>
+      </w:tr>
+      <w:tr>
+        <w:tc>
+          <w:tcPr>
+            <w:tcW w:type="dxa" w:w="3000"/>
+            <w:shd w:fill="EAD1F5" w:color="auto" w:val="clear"/>
+            <w:tcMar>
+              <w:top w:type="dxa" w:w="60"/>
+              <w:left w:type="dxa" w:w="120"/>
+              <w:bottom w:type="dxa" w:w="60"/>
+              <w:right w:type="dxa" w:w="120"/>
+            </w:tcMar>
+            <w:vAlign w:val="top"/>
+          </w:tcPr>
+          <w:p>
+            <w:pPr>
+              <w:spacing w:after="40" w:before="0"/>
+              <w:jc w:val="left"/>
+            </w:pPr>
+            <w:r>
+              <w:rPr>
+                <w:rFonts w:ascii="Arial" w:cs="Arial" w:eastAsia="Arial" w:hAnsi="Arial"/>
+                <w:b/>
+                <w:bCs/>
+                <w:i w:val="false"/>
+                <w:iCs w:val="false"/>
+                <w:color w:val="000000"/>
+                <w:sz w:val="18"/>
+                <w:szCs w:val="18"/>
+              </w:rPr>
+              <w:t xml:space="preserve">Anchoring Phenomenon</w:t>
+            </w:r>
+          </w:p>
+        </w:tc>
+        <w:tc>
+          <w:tcPr>
+            <w:tcW w:type="dxa" w:w="10680"/>
+            <w:shd w:fill="FFFFFF" w:color="auto" w:val="clear"/>
+            <w:tcMar>
+              <w:top w:type="dxa" w:w="60"/>
+              <w:left w:type="dxa" w:w="120"/>
+              <w:bottom w:type="dxa" w:w="60"/>
+              <w:right w:type="dxa" w:w="120"/>
+            </w:tcMar>
+            <w:vAlign w:val="top"/>
+          </w:tcPr>
+          <w:p>
+            <w:pPr>
+              <w:spacing w:after="40" w:before="0"/>
+              <w:jc w:val="left"/>
+            </w:pPr>
+            <w:r>
+              <w:rPr>
+                <w:rFonts w:ascii="Arial" w:cs="Arial" w:eastAsia="Arial" w:hAnsi="Arial"/>
+                <w:b w:val="false"/>
+                <w:bCs w:val="false"/>
+                <w:i w:val="false"/>
+                <w:iCs w:val="false"/>
+                <w:color w:val="000000"/>
+                <w:sz w:val="18"/>
+                <w:szCs w:val="18"/>
+              </w:rPr>
+              <w:t xml:space="preserve">ANCHORING PHENOMENON — The Salt That Dissolves and the Diamond That Does Not:</w:t>
+            </w:r>
+          </w:p>
+          <w:p>
+            <w:pPr>
+              <w:spacing w:after="40" w:before="0"/>
+              <w:jc w:val="left"/>
+            </w:pPr>
+            <w:r>
+              <w:rPr>
+                <w:rFonts w:ascii="Arial" w:cs="Arial" w:eastAsia="Arial" w:hAnsi="Arial"/>
+                <w:b w:val="false"/>
+                <w:bCs w:val="false"/>
+                <w:i w:val="false"/>
+                <w:iCs w:val="false"/>
+                <w:color w:val="000000"/>
+                <w:sz w:val="18"/>
+                <w:szCs w:val="18"/>
+              </w:rPr>
+              <w:t xml:space="preserve"/>
+            </w:r>
+          </w:p>
+          <w:p>
+            <w:pPr>
+              <w:spacing w:after="40" w:before="0"/>
+              <w:jc w:val="left"/>
+            </w:pPr>
+            <w:r>
+              <w:rPr>
+                <w:rFonts w:ascii="Arial" w:cs="Arial" w:eastAsia="Arial" w:hAnsi="Arial"/>
+                <w:b w:val="false"/>
+                <w:bCs w:val="false"/>
+                <w:i w:val="false"/>
+                <w:iCs w:val="false"/>
+                <w:color w:val="000000"/>
+                <w:sz w:val="18"/>
+                <w:szCs w:val="18"/>
+              </w:rPr>
+              <w:t xml:space="preserve">A Kenyan mama prepares ugali and sukuma wiki. She shakes table salt (NaCl) into a pot of boiling water — within seconds it vanishes completely into the water. Later, her daughter uses a pencil (graphite) to write her Chemistry notes; the graphite slides smoothly across the page and even conducts a small electrical current. Meanwhile, a jeweller in Nairobi's River Road uses a diamond-tipped blade to cut through hard rock — the diamond does not scratch, melt, or dissolve. All three substances — salt, graphite, and diamond — are simple, naturally occurring solids. Yet their behaviours are dramatically different: one dissolves easily, one conducts electricity and feels slippery, and one is the hardest known natural material.</w:t>
+            </w:r>
+          </w:p>
+          <w:p>
+            <w:pPr>
+              <w:spacing w:after="40" w:before="0"/>
+              <w:jc w:val="left"/>
+            </w:pPr>
+            <w:r>
+              <w:rPr>
+                <w:rFonts w:ascii="Arial" w:cs="Arial" w:eastAsia="Arial" w:hAnsi="Arial"/>
+                <w:b w:val="false"/>
+                <w:bCs w:val="false"/>
+                <w:i w:val="false"/>
+                <w:iCs w:val="false"/>
+                <w:color w:val="000000"/>
+                <w:sz w:val="18"/>
+                <w:szCs w:val="18"/>
+              </w:rPr>
+              <w:t xml:space="preserve"/>
+            </w:r>
+          </w:p>
+          <w:p>
+            <w:pPr>
+              <w:spacing w:after="40" w:before="0"/>
+              <w:jc w:val="left"/>
+            </w:pPr>
+            <w:r>
+              <w:rPr>
+                <w:rFonts w:ascii="Arial" w:cs="Arial" w:eastAsia="Arial" w:hAnsi="Arial"/>
+                <w:b w:val="false"/>
+                <w:bCs w:val="false"/>
+                <w:i w:val="false"/>
+                <w:iCs w:val="false"/>
+                <w:color w:val="000000"/>
+                <w:sz w:val="18"/>
+                <w:szCs w:val="18"/>
+              </w:rPr>
+              <w:t xml:space="preserve">WHY IS THIS PUZZLING? Students are likely to assume that all solid substances behave similarly because they look similar from the outside. The puzzling observation is that three solid, non-metallic (or ionic) materials, all found in everyday Kenyan life, behave in completely opposite ways when exposed to water, electricity, heat, and mechanical force. The puzzle deepens when students learn that diamond and graphite are both made entirely of carbon atoms — yet one is the hardest substance on Earth and the other is so soft it marks paper. Something invisible at the atomic scale — the type and arrangement of chemical bonds — must be responsible. This phenomenon anchors the entire unit: every bond type studied, every Lewis diagram drawn, and every practical investigation conducted is a step toward answering the question of what makes these substances so different.</w:t>
+            </w:r>
+          </w:p>
+        </w:tc>
+      </w:tr>
+      <w:tr>
+        <w:tc>
+          <w:tcPr>
+            <w:tcW w:type="dxa" w:w="3000"/>
+            <w:shd w:fill="D9EEF1" w:color="auto" w:val="clear"/>
+            <w:tcMar>
+              <w:top w:type="dxa" w:w="60"/>
+              <w:left w:type="dxa" w:w="120"/>
+              <w:bottom w:type="dxa" w:w="60"/>
+              <w:right w:type="dxa" w:w="120"/>
+            </w:tcMar>
+            <w:vAlign w:val="top"/>
+          </w:tcPr>
+          <w:p>
+            <w:pPr>
+              <w:spacing w:after="40" w:before="0"/>
+              <w:jc w:val="left"/>
+            </w:pPr>
+            <w:r>
+              <w:rPr>
+                <w:rFonts w:ascii="Arial" w:cs="Arial" w:eastAsia="Arial" w:hAnsi="Arial"/>
+                <w:b/>
+                <w:bCs/>
+                <w:i w:val="false"/>
+                <w:iCs w:val="false"/>
+                <w:color w:val="000000"/>
+                <w:sz w:val="18"/>
+                <w:szCs w:val="18"/>
+              </w:rPr>
+              <w:t xml:space="preserve">Storyline Thread</w:t>
+            </w:r>
+          </w:p>
+        </w:tc>
+        <w:tc>
+          <w:tcPr>
+            <w:tcW w:type="dxa" w:w="10680"/>
+            <w:shd w:fill="FFFFFF" w:color="auto" w:val="clear"/>
+            <w:tcMar>
+              <w:top w:type="dxa" w:w="60"/>
+              <w:left w:type="dxa" w:w="120"/>
+              <w:bottom w:type="dxa" w:w="60"/>
+              <w:right w:type="dxa" w:w="120"/>
+            </w:tcMar>
+            <w:vAlign w:val="top"/>
+          </w:tcPr>
+          <w:p>
+            <w:pPr>
+              <w:spacing w:after="40" w:before="0"/>
+              <w:jc w:val="left"/>
+            </w:pPr>
+            <w:r>
+              <w:rPr>
+                <w:rFonts w:ascii="Arial" w:cs="Arial" w:eastAsia="Arial" w:hAnsi="Arial"/>
+                <w:b w:val="false"/>
+                <w:bCs w:val="false"/>
+                <w:i w:val="false"/>
+                <w:iCs w:val="false"/>
+                <w:color w:val="000000"/>
+                <w:sz w:val="18"/>
+                <w:szCs w:val="18"/>
+              </w:rPr>
+              <w:t xml:space="preserve">Lesson 1 — Anchoring the Phenomenon &amp; Atomic Stability (Predict Phase): Students observe the anchoring phenomenon (salt dissolving, graphite conducting, diamond cutting) and record initial predictions about why these substances behave so differently. The teacher introduces the Driving Question Board (DQB). Students review atomic structure and the concept of stability — why atoms gain, lose, or share electrons — and discuss the role of valence electrons in bonding using dot diagrams for noble gases as the "target" configuration (octet/duplet rule). The lesson ends with students posting their initial questions and predictions on the DQB.</w:t>
+            </w:r>
+          </w:p>
+          <w:p>
+            <w:pPr>
+              <w:spacing w:after="40" w:before="0"/>
+              <w:jc w:val="left"/>
+            </w:pPr>
+            <w:r>
+              <w:rPr>
+                <w:rFonts w:ascii="Arial" w:cs="Arial" w:eastAsia="Arial" w:hAnsi="Arial"/>
+                <w:b w:val="false"/>
+                <w:bCs w:val="false"/>
+                <w:i w:val="false"/>
+                <w:iCs w:val="false"/>
+                <w:color w:val="000000"/>
+                <w:sz w:val="18"/>
+                <w:szCs w:val="18"/>
+              </w:rPr>
+              <w:t xml:space="preserve"/>
+            </w:r>
+          </w:p>
+          <w:p>
+            <w:pPr>
+              <w:spacing w:after="40" w:before="0"/>
+              <w:jc w:val="left"/>
+            </w:pPr>
+            <w:r>
+              <w:rPr>
+                <w:rFonts w:ascii="Arial" w:cs="Arial" w:eastAsia="Arial" w:hAnsi="Arial"/>
+                <w:b w:val="false"/>
+                <w:bCs w:val="false"/>
+                <w:i w:val="false"/>
+                <w:iCs w:val="false"/>
+                <w:color w:val="000000"/>
+                <w:sz w:val="18"/>
+                <w:szCs w:val="18"/>
+              </w:rPr>
+              <w:t xml:space="preserve">Lesson 2 — Ionic Bonding: Formation, Lewis Diagrams &amp; Giant Ionic Structures (Observe &amp; Explain Phase): Students read an introduction to ionic bonding, watch a video/animation on electron transfer and lattice formation, and draw dot-and-cross diagrams for ionic compounds (NaCl, MgO, CaCl₂). They observe and discuss the giant ionic structure of NaCl — its 3-D lattice, high melting point, and solubility in water. The teacher connects back to the anchoring phenomenon: why does salt dissolve so readily and conduct electricity when dissolved? Students update the DQB with new explanations.</w:t>
+            </w:r>
+          </w:p>
+          <w:p>
+            <w:pPr>
+              <w:spacing w:after="40" w:before="0"/>
+              <w:jc w:val="left"/>
+            </w:pPr>
+            <w:r>
+              <w:rPr>
+                <w:rFonts w:ascii="Arial" w:cs="Arial" w:eastAsia="Arial" w:hAnsi="Arial"/>
+                <w:b w:val="false"/>
+                <w:bCs w:val="false"/>
+                <w:i w:val="false"/>
+                <w:iCs w:val="false"/>
+                <w:color w:val="000000"/>
+                <w:sz w:val="18"/>
+                <w:szCs w:val="18"/>
+              </w:rPr>
+              <w:t xml:space="preserve"/>
+            </w:r>
+          </w:p>
+          <w:p>
+            <w:pPr>
+              <w:spacing w:after="40" w:before="0"/>
+              <w:jc w:val="left"/>
+            </w:pPr>
+            <w:r>
+              <w:rPr>
+                <w:rFonts w:ascii="Arial" w:cs="Arial" w:eastAsia="Arial" w:hAnsi="Arial"/>
+                <w:b w:val="false"/>
+                <w:bCs w:val="false"/>
+                <w:i w:val="false"/>
+                <w:iCs w:val="false"/>
+                <w:color w:val="000000"/>
+                <w:sz w:val="18"/>
+                <w:szCs w:val="18"/>
+              </w:rPr>
+              <w:t xml:space="preserve">Lesson 3 — Covalent Bonding: Simple Molecular Structures &amp; Lewis Diagrams (Observe &amp; Explain Phase): Students read about covalent bonding and draw dot-and-cross diagrams for simple covalent molecules common in Kenyan contexts (H₂O, CO₂, HCl, CH₄, O₂, N₂, NH₃). They discuss the concept of shared electron pairs and compare covalent molecules to ionic compounds. The teacher uses the supporting phenomenon of ammonia's low boiling point to introduce the idea that molecular size and intermolecular forces matter. Students update Lewis diagram models and add questions to the DQB about what happens in giant covalent structures.</w:t>
+            </w:r>
+          </w:p>
+          <w:p>
+            <w:pPr>
+              <w:spacing w:after="40" w:before="0"/>
+              <w:jc w:val="left"/>
+            </w:pPr>
+            <w:r>
+              <w:rPr>
+                <w:rFonts w:ascii="Arial" w:cs="Arial" w:eastAsia="Arial" w:hAnsi="Arial"/>
+                <w:b w:val="false"/>
+                <w:bCs w:val="false"/>
+                <w:i w:val="false"/>
+                <w:iCs w:val="false"/>
+                <w:color w:val="000000"/>
+                <w:sz w:val="18"/>
+                <w:szCs w:val="18"/>
+              </w:rPr>
+              <w:t xml:space="preserve"/>
+            </w:r>
+          </w:p>
+          <w:p>
+            <w:pPr>
+              <w:spacing w:after="40" w:before="0"/>
+              <w:jc w:val="left"/>
+            </w:pPr>
+            <w:r>
+              <w:rPr>
+                <w:rFonts w:ascii="Arial" w:cs="Arial" w:eastAsia="Arial" w:hAnsi="Arial"/>
+                <w:b w:val="false"/>
+                <w:bCs w:val="false"/>
+                <w:i w:val="false"/>
+                <w:iCs w:val="false"/>
+                <w:color w:val="000000"/>
+                <w:sz w:val="18"/>
+                <w:szCs w:val="18"/>
+              </w:rPr>
+              <w:t xml:space="preserve">Lesson 4 — Dative Covalent, Hydrogen Bonds &amp; Van der Waals Forces (Explain Phase): Students extend their understanding of covalent bonding to dative (coordinate) covalent bonds (NH₄⁺, H₃O⁺) and draw Lewis diagrams. The teacher then guides discussion of intermolecular forces — hydrogen bonding (H₂O, NH₃, HF) and Van der Waals forces (CO₂, noble gases) — linking these to the supporting phenomenon of water's unexpectedly high boiling point. Students compare the boiling points of H₂O, NH₃, and CO₂ from a data table and construct explanations for the trend. DQB is updated: students begin to see that bond type alone is not enough — the arrangement and strength of forces between molecules also matters.</w:t>
+            </w:r>
+          </w:p>
+          <w:p>
+            <w:pPr>
+              <w:spacing w:after="40" w:before="0"/>
+              <w:jc w:val="left"/>
+            </w:pPr>
+            <w:r>
+              <w:rPr>
+                <w:rFonts w:ascii="Arial" w:cs="Arial" w:eastAsia="Arial" w:hAnsi="Arial"/>
+                <w:b w:val="false"/>
+                <w:bCs w:val="false"/>
+                <w:i w:val="false"/>
+                <w:iCs w:val="false"/>
+                <w:color w:val="000000"/>
+                <w:sz w:val="18"/>
+                <w:szCs w:val="18"/>
+              </w:rPr>
+              <w:t xml:space="preserve"/>
+            </w:r>
+          </w:p>
+          <w:p>
+            <w:pPr>
+              <w:spacing w:after="40" w:before="0"/>
+              <w:jc w:val="left"/>
+            </w:pPr>
+            <w:r>
+              <w:rPr>
+                <w:rFonts w:ascii="Arial" w:cs="Arial" w:eastAsia="Arial" w:hAnsi="Arial"/>
+                <w:b w:val="false"/>
+                <w:bCs w:val="false"/>
+                <w:i w:val="false"/>
+                <w:iCs w:val="false"/>
+                <w:color w:val="000000"/>
+                <w:sz w:val="18"/>
+                <w:szCs w:val="18"/>
+              </w:rPr>
+              <w:t xml:space="preserve">Lesson 5 — Metallic Bonding &amp; Giant Metallic Structures (Observe &amp; Explain Phase): Students investigate the properties of aluminium wire and copper wire (conductivity, malleability, lustre) through a hands-on activity. The teacher introduces the sea-of-electrons model of metallic bonding and students draw a simplified representation. They connect findings to the supporting phenomenon of aluminium roofing sheets — why aluminium can be bent without shattering, why it conducts heat and electricity. Students compare metallic bonding to ionic and covalent bonding and update their DQB, noting which questions have now been answered.</w:t>
+            </w:r>
+          </w:p>
+          <w:p>
+            <w:pPr>
+              <w:spacing w:after="40" w:before="0"/>
+              <w:jc w:val="left"/>
+            </w:pPr>
+            <w:r>
+              <w:rPr>
+                <w:rFonts w:ascii="Arial" w:cs="Arial" w:eastAsia="Arial" w:hAnsi="Arial"/>
+                <w:b w:val="false"/>
+                <w:bCs w:val="false"/>
+                <w:i w:val="false"/>
+                <w:iCs w:val="false"/>
+                <w:color w:val="000000"/>
+                <w:sz w:val="18"/>
+                <w:szCs w:val="18"/>
+              </w:rPr>
+              <w:t xml:space="preserve"/>
+            </w:r>
+          </w:p>
+          <w:p>
+            <w:pPr>
+              <w:spacing w:after="40" w:before="0"/>
+              <w:jc w:val="left"/>
+            </w:pPr>
+            <w:r>
+              <w:rPr>
+                <w:rFonts w:ascii="Arial" w:cs="Arial" w:eastAsia="Arial" w:hAnsi="Arial"/>
+                <w:b w:val="false"/>
+                <w:bCs w:val="false"/>
+                <w:i w:val="false"/>
+                <w:iCs w:val="false"/>
+                <w:color w:val="000000"/>
+                <w:sz w:val="18"/>
+                <w:szCs w:val="18"/>
+              </w:rPr>
+              <w:t xml:space="preserve">Lesson 6 — Giant Covalent/Atomic Structures: Diamond, Graphite &amp; SiO₂ (Observe &amp; Explain Phase): Students watch an animation/simulation on the giant covalent structures of diamond, graphite, and SiO₂. They compare the structures in groups — number of bonds per carbon atom, presence/absence of delocalised electrons, layer structure in graphite — and relate these to the physical properties (hardness, conductivity, lubrication) observed in the anchoring phenomenon. Students use a data table to investigate melting points, solubility, and conductivity of diamond, graphite, NaCl, aluminium, and CO₂, identifying patterns across all four giant structure types. The DQB is revisited and most original questions are now answered collaboratively.</w:t>
+            </w:r>
+          </w:p>
+          <w:p>
+            <w:pPr>
+              <w:spacing w:after="40" w:before="0"/>
+              <w:jc w:val="left"/>
+            </w:pPr>
+            <w:r>
+              <w:rPr>
+                <w:rFonts w:ascii="Arial" w:cs="Arial" w:eastAsia="Arial" w:hAnsi="Arial"/>
+                <w:b w:val="false"/>
+                <w:bCs w:val="false"/>
+                <w:i w:val="false"/>
+                <w:iCs w:val="false"/>
+                <w:color w:val="000000"/>
+                <w:sz w:val="18"/>
+                <w:szCs w:val="18"/>
+              </w:rPr>
+              <w:t xml:space="preserve"/>
+            </w:r>
+          </w:p>
+          <w:p>
+            <w:pPr>
+              <w:spacing w:after="40" w:before="0"/>
+              <w:jc w:val="left"/>
+            </w:pPr>
+            <w:r>
+              <w:rPr>
+                <w:rFonts w:ascii="Arial" w:cs="Arial" w:eastAsia="Arial" w:hAnsi="Arial"/>
+                <w:b w:val="false"/>
+                <w:bCs w:val="false"/>
+                <w:i w:val="false"/>
+                <w:iCs w:val="false"/>
+                <w:color w:val="000000"/>
+                <w:sz w:val="18"/>
+                <w:szCs w:val="18"/>
+              </w:rPr>
+              <w:t xml:space="preserve">Lesson 7 — Relating Bond Types, Structures &amp; Uses in Kenyan Life (Explain &amp; Application Phase): Students consolidate all bond types in a structured comparison activity — producing a summary table linking bond type → giant/molecular structure → physical properties → real-world Kenyan uses (NaCl in food preservation, graphite in pencils and electrodes, diamond in Nairobi jewellery and cutting tools, aluminium in roofing and cooking pots, SiO₂ in glass and ceramics). Groups present their sections of the table. The teacher facilitates a class discussion on how understanding bonding helps engineers, chemists, and manufacturers in Kenya choose the right material for the right job. Students update and close out the DQB, confirming all driving question threads have been addressed.</w:t>
+            </w:r>
+          </w:p>
+          <w:p>
+            <w:pPr>
+              <w:spacing w:after="40" w:before="0"/>
+              <w:jc w:val="left"/>
+            </w:pPr>
+            <w:r>
+              <w:rPr>
+                <w:rFonts w:ascii="Arial" w:cs="Arial" w:eastAsia="Arial" w:hAnsi="Arial"/>
+                <w:b w:val="false"/>
+                <w:bCs w:val="false"/>
+                <w:i w:val="false"/>
+                <w:iCs w:val="false"/>
+                <w:color w:val="000000"/>
+                <w:sz w:val="18"/>
+                <w:szCs w:val="18"/>
+              </w:rPr>
+              <w:t xml:space="preserve"/>
+            </w:r>
+          </w:p>
+          <w:p>
+            <w:pPr>
+              <w:spacing w:after="40" w:before="0"/>
+              <w:jc w:val="left"/>
+            </w:pPr>
+            <w:r>
+              <w:rPr>
+                <w:rFonts w:ascii="Arial" w:cs="Arial" w:eastAsia="Arial" w:hAnsi="Arial"/>
+                <w:b w:val="false"/>
+                <w:bCs w:val="false"/>
+                <w:i w:val="false"/>
+                <w:iCs w:val="false"/>
+                <w:color w:val="000000"/>
+                <w:sz w:val="18"/>
+                <w:szCs w:val="18"/>
+              </w:rPr>
+              <w:t xml:space="preserve">Lesson 8 — Model Building Project, Consolidation &amp; Unit Reflection (Model Building Phase): Students work in groups to construct 3-D physical models of bonding in assigned structures (NaCl, SiO₂, graphite, diamond) using locally available materials (bottle tops, clay, wire, maize cobs, string). Each group presents their model, explains the bond type, resultant structure, key physical properties, and one Kenyan real-world use. Peers ask questions and provide feedback. The teacher conducts a final whole-class reflection linking every model back to the anchoring phenomenon — the salt, the pencil, and the diamond — confirming that the driving question has been answered: chemical bonds determine structure, structure determines properties, and properties determine use.</w:t>
+            </w:r>
+          </w:p>
+        </w:tc>
+      </w:tr>
+      <w:tr>
+        <w:tc>
+          <w:tcPr>
+            <w:tcW w:type="dxa" w:w="3000"/>
+            <w:shd w:fill="EAD1F5" w:color="auto" w:val="clear"/>
+            <w:tcMar>
+              <w:top w:type="dxa" w:w="60"/>
+              <w:left w:type="dxa" w:w="120"/>
+              <w:bottom w:type="dxa" w:w="60"/>
+              <w:right w:type="dxa" w:w="120"/>
+            </w:tcMar>
+            <w:vAlign w:val="top"/>
+          </w:tcPr>
+          <w:p>
+            <w:pPr>
+              <w:spacing w:after="40" w:before="0"/>
+              <w:jc w:val="left"/>
+            </w:pPr>
+            <w:r>
+              <w:rPr>
+                <w:rFonts w:ascii="Arial" w:cs="Arial" w:eastAsia="Arial" w:hAnsi="Arial"/>
+                <w:b/>
+                <w:bCs/>
+                <w:i w:val="false"/>
+                <w:iCs w:val="false"/>
+                <w:color w:val="000000"/>
+                <w:sz w:val="18"/>
+                <w:szCs w:val="18"/>
+              </w:rPr>
+              <w:t xml:space="preserve">Supporting Phenomena</w:t>
+            </w:r>
+          </w:p>
+        </w:tc>
+        <w:tc>
+          <w:tcPr>
+            <w:tcW w:type="dxa" w:w="10680"/>
+            <w:shd w:fill="FFFFFF" w:color="auto" w:val="clear"/>
+            <w:tcMar>
+              <w:top w:type="dxa" w:w="60"/>
+              <w:left w:type="dxa" w:w="120"/>
+              <w:bottom w:type="dxa" w:w="60"/>
+              <w:right w:type="dxa" w:w="120"/>
+            </w:tcMar>
+            <w:vAlign w:val="top"/>
+          </w:tcPr>
+          <w:p>
+            <w:pPr>
               <w:spacing w:after="30" w:before="0"/>
               <w:ind w:left="360" w:hanging="180"/>
               <w:jc w:val="left"/>
@@ -1321,7 +2356,7 @@
                 <w:sz w:val="18"/>
                 <w:szCs w:val="18"/>
               </w:rPr>
-              <w:t xml:space="preserve">–  Socio-Economic and Environmental Issues (Environmental Conservation): The learner uses locally available and recycled materials — such as bottle tops, clay, dried maize, sisal string, and cardboard — to construct bonding models, reinforcing the value of resourcefulness and minimising waste.</w:t>
+              <w:t xml:space="preserve">–  The Copper Wire and the Sugar Cube — Two kitchen items in a Kenyan home: a copper wire conducts electricity freely (metallic bonding, delocalised electrons), while a sugar cube (covalent molecular compound) does not conduct electricity even when dissolved. Both are solids, but their bonding produces opposite electrical behaviour — puzzling to students who have not yet linked structure to property.</w:t>
             </w:r>
           </w:p>
           <w:p>
@@ -1341,7 +2376,7 @@
                 <w:sz w:val="18"/>
                 <w:szCs w:val="18"/>
               </w:rPr>
-              <w:t xml:space="preserve">–  Life Skills (Creative Thinking): The learner applies creative thinking to model bonding in selected elements and compounds such as SiO₂, NaCl, graphite, and diamond, making abstract molecular structures tangible and meaningful.</w:t>
+              <w:t xml:space="preserve">–  Ammonia's Unexpected Boiling Point — Ammonia (NH₃) has a much lower molecular mass than water (H₂O), yet water boils at 100 °C while ammonia boils at −33 °C. Kenyan students boiling water on a jiko versus storing ammonia-based fertiliser (e.g. CAN fertiliser used by Rift Valley maize farmers) encounter this contrast; hydrogen bonding in water explains why it remains liquid at room temperature while ammonia does not.</w:t>
             </w:r>
           </w:p>
           <w:p>
@@ -1361,7 +2396,7 @@
                 <w:sz w:val="18"/>
                 <w:szCs w:val="18"/>
               </w:rPr>
-              <w:t xml:space="preserve">–  Socio-Economic and Environmental Issues (Social Cohesion): The learner engages in peer discussions on different types of chemical bonds, practising respectful communication, collaborative reasoning, and collective problem-solving across diverse groups.</w:t>
+              <w:t xml:space="preserve">–  The Aluminium Roofing Sheet — Aluminium sheets on millions of Kenyan homes are light, malleable (can be bent and shaped), and conduct heat and electricity, yet they do not shatter like NaCl crystals do when struck. Metallic bonding — the sea of delocalised electrons — explains both the conductivity and the malleability, contrasting sharply with the brittleness of ionic giant structures.</w:t>
             </w:r>
           </w:p>
           <w:p>
@@ -1381,774 +2416,7 @@
                 <w:sz w:val="18"/>
                 <w:szCs w:val="18"/>
               </w:rPr>
-              <w:t xml:space="preserve">–  Health Education: The learner observes proper safety procedures when handling chemicals and apparatus during property investigations, reinforcing the importance of personal and communal safety in science practice.</w:t>
-            </w:r>
-          </w:p>
-        </w:tc>
-      </w:tr>
-      <w:tr>
-        <w:tc>
-          <w:tcPr>
-            <w:tcW w:type="dxa" w:w="3000"/>
-            <w:shd w:fill="D9EEF1" w:color="auto" w:val="clear"/>
-            <w:tcMar>
-              <w:top w:type="dxa" w:w="60"/>
-              <w:left w:type="dxa" w:w="120"/>
-              <w:bottom w:type="dxa" w:w="60"/>
-              <w:right w:type="dxa" w:w="120"/>
-            </w:tcMar>
-            <w:vAlign w:val="top"/>
-          </w:tcPr>
-          <w:p>
-            <w:pPr>
-              <w:spacing w:after="40" w:before="0"/>
-              <w:jc w:val="left"/>
-            </w:pPr>
-            <w:r>
-              <w:rPr>
-                <w:rFonts w:ascii="Arial" w:cs="Arial" w:eastAsia="Arial" w:hAnsi="Arial"/>
-                <w:b/>
-                <w:bCs/>
-                <w:i w:val="false"/>
-                <w:iCs w:val="false"/>
-                <w:color w:val="000000"/>
-                <w:sz w:val="18"/>
-                <w:szCs w:val="18"/>
-              </w:rPr>
-              <w:t xml:space="preserve">Career Connections</w:t>
-            </w:r>
-          </w:p>
-        </w:tc>
-        <w:tc>
-          <w:tcPr>
-            <w:tcW w:type="dxa" w:w="10680"/>
-            <w:shd w:fill="FFFFFF" w:color="auto" w:val="clear"/>
-            <w:tcMar>
-              <w:top w:type="dxa" w:w="60"/>
-              <w:left w:type="dxa" w:w="120"/>
-              <w:bottom w:type="dxa" w:w="60"/>
-              <w:right w:type="dxa" w:w="120"/>
-            </w:tcMar>
-            <w:vAlign w:val="top"/>
-          </w:tcPr>
-          <w:p>
-            <w:pPr>
-              <w:spacing w:after="30" w:before="0"/>
-              <w:ind w:left="360" w:hanging="180"/>
-              <w:jc w:val="left"/>
-            </w:pPr>
-            <w:r>
-              <w:rPr>
-                <w:rFonts w:ascii="Arial" w:cs="Arial" w:eastAsia="Arial" w:hAnsi="Arial"/>
-                <w:b w:val="false"/>
-                <w:bCs w:val="false"/>
-                <w:i w:val="false"/>
-                <w:iCs w:val="false"/>
-                <w:color w:val="000000"/>
-                <w:sz w:val="18"/>
-                <w:szCs w:val="18"/>
-              </w:rPr>
-              <w:t xml:space="preserve">–  Materials Scientist / Engineer: Understanding chemical bonding is foundational to designing and selecting materials for construction, electronics, and manufacturing industries growing in Kenya's industrial sector.</w:t>
-            </w:r>
-          </w:p>
-          <w:p>
-            <w:pPr>
-              <w:spacing w:after="30" w:before="0"/>
-              <w:ind w:left="360" w:hanging="180"/>
-              <w:jc w:val="left"/>
-            </w:pPr>
-            <w:r>
-              <w:rPr>
-                <w:rFonts w:ascii="Arial" w:cs="Arial" w:eastAsia="Arial" w:hAnsi="Arial"/>
-                <w:b w:val="false"/>
-                <w:bCs w:val="false"/>
-                <w:i w:val="false"/>
-                <w:iCs w:val="false"/>
-                <w:color w:val="000000"/>
-                <w:sz w:val="18"/>
-                <w:szCs w:val="18"/>
-              </w:rPr>
-              <w:t xml:space="preserve">–  Pharmacist / Pharmaceutical Chemist: Knowledge of molecular bonding (covalent, hydrogen bonds, Van der Waals) underpins drug design, solubility, and how medicines interact with the body — relevant to Kenya's expanding pharmaceutical sector.</w:t>
-            </w:r>
-          </w:p>
-          <w:p>
-            <w:pPr>
-              <w:spacing w:after="30" w:before="0"/>
-              <w:ind w:left="360" w:hanging="180"/>
-              <w:jc w:val="left"/>
-            </w:pPr>
-            <w:r>
-              <w:rPr>
-                <w:rFonts w:ascii="Arial" w:cs="Arial" w:eastAsia="Arial" w:hAnsi="Arial"/>
-                <w:b w:val="false"/>
-                <w:bCs w:val="false"/>
-                <w:i w:val="false"/>
-                <w:iCs w:val="false"/>
-                <w:color w:val="000000"/>
-                <w:sz w:val="18"/>
-                <w:szCs w:val="18"/>
-              </w:rPr>
-              <w:t xml:space="preserve">–  Geologist / Mining Engineer: Giant covalent structures such as SiO₂ and diamond are directly relevant to Kenya's mining industry, including gemstone mining in Taita-Taveta and minerals extraction in the Rift Valley.</w:t>
-            </w:r>
-          </w:p>
-          <w:p>
-            <w:pPr>
-              <w:spacing w:after="30" w:before="0"/>
-              <w:ind w:left="360" w:hanging="180"/>
-              <w:jc w:val="left"/>
-            </w:pPr>
-            <w:r>
-              <w:rPr>
-                <w:rFonts w:ascii="Arial" w:cs="Arial" w:eastAsia="Arial" w:hAnsi="Arial"/>
-                <w:b w:val="false"/>
-                <w:bCs w:val="false"/>
-                <w:i w:val="false"/>
-                <w:iCs w:val="false"/>
-                <w:color w:val="000000"/>
-                <w:sz w:val="18"/>
-                <w:szCs w:val="18"/>
-              </w:rPr>
-              <w:t xml:space="preserve">–  Metallurgist / Structural Engineer: Metallic bonding explains the properties of metals like iron and aluminium used in Kenya's construction industry (e.g., SGR infrastructure, building frames).</w:t>
-            </w:r>
-          </w:p>
-          <w:p>
-            <w:pPr>
-              <w:spacing w:after="30" w:before="0"/>
-              <w:ind w:left="360" w:hanging="180"/>
-              <w:jc w:val="left"/>
-            </w:pPr>
-            <w:r>
-              <w:rPr>
-                <w:rFonts w:ascii="Arial" w:cs="Arial" w:eastAsia="Arial" w:hAnsi="Arial"/>
-                <w:b w:val="false"/>
-                <w:bCs w:val="false"/>
-                <w:i w:val="false"/>
-                <w:iCs w:val="false"/>
-                <w:color w:val="000000"/>
-                <w:sz w:val="18"/>
-                <w:szCs w:val="18"/>
-              </w:rPr>
-              <w:t xml:space="preserve">–  Environmental Chemist: Understanding ionic and molecular compounds informs water treatment, soil chemistry, and pollution control — critical for conserving Lake Victoria and other Kenyan ecosystems.</w:t>
-            </w:r>
-          </w:p>
-          <w:p>
-            <w:pPr>
-              <w:spacing w:after="30" w:before="0"/>
-              <w:ind w:left="360" w:hanging="180"/>
-              <w:jc w:val="left"/>
-            </w:pPr>
-            <w:r>
-              <w:rPr>
-                <w:rFonts w:ascii="Arial" w:cs="Arial" w:eastAsia="Arial" w:hAnsi="Arial"/>
-                <w:b w:val="false"/>
-                <w:bCs w:val="false"/>
-                <w:i w:val="false"/>
-                <w:iCs w:val="false"/>
-                <w:color w:val="000000"/>
-                <w:sz w:val="18"/>
-                <w:szCs w:val="18"/>
-              </w:rPr>
-              <w:t xml:space="preserve">–  Chemistry Teacher / Educator: Deep conceptual understanding of chemical bonding is essential for teaching Kenya's CBC curriculum at secondary and tertiary levels.</w:t>
-            </w:r>
-          </w:p>
-        </w:tc>
-      </w:tr>
-      <w:tr>
-        <w:tc>
-          <w:tcPr>
-            <w:tcW w:type="dxa" w:w="3000"/>
-            <w:shd w:fill="D5E8F0" w:color="auto" w:val="clear"/>
-            <w:tcMar>
-              <w:top w:type="dxa" w:w="60"/>
-              <w:left w:type="dxa" w:w="120"/>
-              <w:bottom w:type="dxa" w:w="60"/>
-              <w:right w:type="dxa" w:w="120"/>
-            </w:tcMar>
-            <w:vAlign w:val="top"/>
-          </w:tcPr>
-          <w:p>
-            <w:pPr>
-              <w:spacing w:after="40" w:before="0"/>
-              <w:jc w:val="left"/>
-            </w:pPr>
-            <w:r>
-              <w:rPr>
-                <w:rFonts w:ascii="Arial" w:cs="Arial" w:eastAsia="Arial" w:hAnsi="Arial"/>
-                <w:b/>
-                <w:bCs/>
-                <w:i w:val="false"/>
-                <w:iCs w:val="false"/>
-                <w:color w:val="000000"/>
-                <w:sz w:val="18"/>
-                <w:szCs w:val="18"/>
-              </w:rPr>
-              <w:t xml:space="preserve">Focus for Lessons</w:t>
-            </w:r>
-          </w:p>
-        </w:tc>
-        <w:tc>
-          <w:tcPr>
-            <w:tcW w:type="dxa" w:w="10680"/>
-            <w:shd w:fill="FFFFFF" w:color="auto" w:val="clear"/>
-            <w:tcMar>
-              <w:top w:type="dxa" w:w="60"/>
-              <w:left w:type="dxa" w:w="120"/>
-              <w:bottom w:type="dxa" w:w="60"/>
-              <w:right w:type="dxa" w:w="120"/>
-            </w:tcMar>
-            <w:vAlign w:val="top"/>
-          </w:tcPr>
-          <w:p>
-            <w:pPr>
-              <w:spacing w:after="40" w:before="0"/>
-              <w:jc w:val="left"/>
-            </w:pPr>
-            <w:r>
-              <w:rPr>
-                <w:rFonts w:ascii="Arial" w:cs="Arial" w:eastAsia="Arial" w:hAnsi="Arial"/>
-                <w:b w:val="false"/>
-                <w:bCs w:val="false"/>
-                <w:i w:val="false"/>
-                <w:iCs w:val="false"/>
-                <w:color w:val="000000"/>
-                <w:sz w:val="18"/>
-                <w:szCs w:val="18"/>
-              </w:rPr>
-              <w:t xml:space="preserve">This unit anchors learning in a compelling real-world puzzle: why do substances all around us — table salt (NaCl) used in Kenyan kitchens, graphite in pencils, the aluminium in sufurias, and diamond in gemstones from Taita-Taveta — behave so differently from one another despite all being made of atoms bonded together? Students move from exploring the stability of atoms and the role of valence electrons, through constructing Lewis diagrams and investigating physical properties experimentally, to building cumulative conceptual and physical models that explain how bond type and structure determine the properties and uses of substances. The unit integrates hands-on investigations, digital simulations, collaborative model-building with local materials, and structured sensemaking discussions to develop both deep chemical understanding and key CBC competencies.</w:t>
-            </w:r>
-          </w:p>
-        </w:tc>
-      </w:tr>
-      <w:tr>
-        <w:tc>
-          <w:tcPr>
-            <w:tcW w:type="dxa" w:w="3000"/>
-            <w:shd w:fill="EAD1F5" w:color="auto" w:val="clear"/>
-            <w:tcMar>
-              <w:top w:type="dxa" w:w="60"/>
-              <w:left w:type="dxa" w:w="120"/>
-              <w:bottom w:type="dxa" w:w="60"/>
-              <w:right w:type="dxa" w:w="120"/>
-            </w:tcMar>
-            <w:vAlign w:val="top"/>
-          </w:tcPr>
-          <w:p>
-            <w:pPr>
-              <w:spacing w:after="40" w:before="0"/>
-              <w:jc w:val="left"/>
-            </w:pPr>
-            <w:r>
-              <w:rPr>
-                <w:rFonts w:ascii="Arial" w:cs="Arial" w:eastAsia="Arial" w:hAnsi="Arial"/>
-                <w:b/>
-                <w:bCs/>
-                <w:i w:val="false"/>
-                <w:iCs w:val="false"/>
-                <w:color w:val="000000"/>
-                <w:sz w:val="18"/>
-                <w:szCs w:val="18"/>
-              </w:rPr>
-              <w:t xml:space="preserve">Driving Question / Key Inquiry Questions</w:t>
-            </w:r>
-          </w:p>
-        </w:tc>
-        <w:tc>
-          <w:tcPr>
-            <w:tcW w:type="dxa" w:w="10680"/>
-            <w:shd w:fill="FFFFFF" w:color="auto" w:val="clear"/>
-            <w:tcMar>
-              <w:top w:type="dxa" w:w="60"/>
-              <w:left w:type="dxa" w:w="120"/>
-              <w:bottom w:type="dxa" w:w="60"/>
-              <w:right w:type="dxa" w:w="120"/>
-            </w:tcMar>
-            <w:vAlign w:val="top"/>
-          </w:tcPr>
-          <w:p>
-            <w:pPr>
-              <w:spacing w:after="40" w:before="0"/>
-              <w:jc w:val="left"/>
-            </w:pPr>
-            <w:r>
-              <w:rPr>
-                <w:rFonts w:ascii="Arial" w:cs="Arial" w:eastAsia="Arial" w:hAnsi="Arial"/>
-                <w:b w:val="false"/>
-                <w:bCs w:val="false"/>
-                <w:i w:val="false"/>
-                <w:iCs w:val="false"/>
-                <w:color w:val="000000"/>
-                <w:sz w:val="18"/>
-                <w:szCs w:val="18"/>
-              </w:rPr>
-              <w:t xml:space="preserve">DRIVING QUESTION: How do the types of chemical bonds between atoms determine the structure, properties, and uses of the substances all around us?</w:t>
-            </w:r>
-          </w:p>
-          <w:p>
-            <w:pPr>
-              <w:spacing w:after="40" w:before="0"/>
-              <w:jc w:val="left"/>
-            </w:pPr>
-            <w:r>
-              <w:rPr>
-                <w:rFonts w:ascii="Arial" w:cs="Arial" w:eastAsia="Arial" w:hAnsi="Arial"/>
-                <w:b w:val="false"/>
-                <w:bCs w:val="false"/>
-                <w:i w:val="false"/>
-                <w:iCs w:val="false"/>
-                <w:color w:val="000000"/>
-                <w:sz w:val="18"/>
-                <w:szCs w:val="18"/>
-              </w:rPr>
-              <w:t xml:space="preserve"/>
-            </w:r>
-          </w:p>
-          <w:p>
-            <w:pPr>
-              <w:spacing w:after="40" w:before="0"/>
-              <w:jc w:val="left"/>
-            </w:pPr>
-            <w:r>
-              <w:rPr>
-                <w:rFonts w:ascii="Arial" w:cs="Arial" w:eastAsia="Arial" w:hAnsi="Arial"/>
-                <w:b w:val="false"/>
-                <w:bCs w:val="false"/>
-                <w:i w:val="false"/>
-                <w:iCs w:val="false"/>
-                <w:color w:val="000000"/>
-                <w:sz w:val="18"/>
-                <w:szCs w:val="18"/>
-              </w:rPr>
-              <w:t xml:space="preserve">KICD KEY INQUIRY QUESTIONS:</w:t>
-            </w:r>
-          </w:p>
-          <w:p>
-            <w:pPr>
-              <w:spacing w:after="40" w:before="0"/>
-              <w:jc w:val="left"/>
-            </w:pPr>
-            <w:r>
-              <w:rPr>
-                <w:rFonts w:ascii="Arial" w:cs="Arial" w:eastAsia="Arial" w:hAnsi="Arial"/>
-                <w:b w:val="false"/>
-                <w:bCs w:val="false"/>
-                <w:i w:val="false"/>
-                <w:iCs w:val="false"/>
-                <w:color w:val="000000"/>
-                <w:sz w:val="18"/>
-                <w:szCs w:val="18"/>
-              </w:rPr>
-              <w:t xml:space="preserve">1. How do chemical bonds influence the properties of a substance?</w:t>
-            </w:r>
-          </w:p>
-          <w:p>
-            <w:pPr>
-              <w:spacing w:after="40" w:before="0"/>
-              <w:jc w:val="left"/>
-            </w:pPr>
-            <w:r>
-              <w:rPr>
-                <w:rFonts w:ascii="Arial" w:cs="Arial" w:eastAsia="Arial" w:hAnsi="Arial"/>
-                <w:b w:val="false"/>
-                <w:bCs w:val="false"/>
-                <w:i w:val="false"/>
-                <w:iCs w:val="false"/>
-                <w:color w:val="000000"/>
-                <w:sz w:val="18"/>
-                <w:szCs w:val="18"/>
-              </w:rPr>
-              <w:t xml:space="preserve">2. How do the uses of a substance relate to its bond type and resultant structure?</w:t>
-            </w:r>
-          </w:p>
-        </w:tc>
-      </w:tr>
-      <w:tr>
-        <w:tc>
-          <w:tcPr>
-            <w:tcW w:type="dxa" w:w="3000"/>
-            <w:shd w:fill="EAD1F5" w:color="auto" w:val="clear"/>
-            <w:tcMar>
-              <w:top w:type="dxa" w:w="60"/>
-              <w:left w:type="dxa" w:w="120"/>
-              <w:bottom w:type="dxa" w:w="60"/>
-              <w:right w:type="dxa" w:w="120"/>
-            </w:tcMar>
-            <w:vAlign w:val="top"/>
-          </w:tcPr>
-          <w:p>
-            <w:pPr>
-              <w:spacing w:after="40" w:before="0"/>
-              <w:jc w:val="left"/>
-            </w:pPr>
-            <w:r>
-              <w:rPr>
-                <w:rFonts w:ascii="Arial" w:cs="Arial" w:eastAsia="Arial" w:hAnsi="Arial"/>
-                <w:b/>
-                <w:bCs/>
-                <w:i w:val="false"/>
-                <w:iCs w:val="false"/>
-                <w:color w:val="000000"/>
-                <w:sz w:val="18"/>
-                <w:szCs w:val="18"/>
-              </w:rPr>
-              <w:t xml:space="preserve">Anchoring Phenomenon</w:t>
-            </w:r>
-          </w:p>
-        </w:tc>
-        <w:tc>
-          <w:tcPr>
-            <w:tcW w:type="dxa" w:w="10680"/>
-            <w:shd w:fill="FFFFFF" w:color="auto" w:val="clear"/>
-            <w:tcMar>
-              <w:top w:type="dxa" w:w="60"/>
-              <w:left w:type="dxa" w:w="120"/>
-              <w:bottom w:type="dxa" w:w="60"/>
-              <w:right w:type="dxa" w:w="120"/>
-            </w:tcMar>
-            <w:vAlign w:val="top"/>
-          </w:tcPr>
-          <w:p>
-            <w:pPr>
-              <w:spacing w:after="40" w:before="0"/>
-              <w:jc w:val="left"/>
-            </w:pPr>
-            <w:r>
-              <w:rPr>
-                <w:rFonts w:ascii="Arial" w:cs="Arial" w:eastAsia="Arial" w:hAnsi="Arial"/>
-                <w:b w:val="false"/>
-                <w:bCs w:val="false"/>
-                <w:i w:val="false"/>
-                <w:iCs w:val="false"/>
-                <w:color w:val="000000"/>
-                <w:sz w:val="18"/>
-                <w:szCs w:val="18"/>
-              </w:rPr>
-              <w:t xml:space="preserve">A Form 4 chemistry student in Nairobi notices something puzzling while helping prepare supper: the table salt (sodium chloride) dissolves instantly in water and conducts electricity when dissolved, yet the graphite in her pencil also conducts electricity but does not dissolve in water. Meanwhile, her mother's aluminium sufuria conducts both heat and electricity without dissolving at all, and she recalls from a class trip that diamond — also made of non-metal atoms like graphite — is the hardest known natural substance and does not conduct electricity. All of these substances are made of atoms held together by chemical bonds, yet they behave completely differently. Why? What is it about the way atoms bond together that makes NaCl brittle and soluble, graphite slippery and conductive, diamond ultra-hard and non-conductive, and aluminium malleable and highly conductive? This puzzling contrast between familiar, everyday Kenyan materials drives the entire unit, pushing students to investigate how the type of chemical bond formed between atoms — and the large-scale structure that results — determines every observable property of a substance.</w:t>
-            </w:r>
-          </w:p>
-        </w:tc>
-      </w:tr>
-      <w:tr>
-        <w:tc>
-          <w:tcPr>
-            <w:tcW w:type="dxa" w:w="3000"/>
-            <w:shd w:fill="D9EEF1" w:color="auto" w:val="clear"/>
-            <w:tcMar>
-              <w:top w:type="dxa" w:w="60"/>
-              <w:left w:type="dxa" w:w="120"/>
-              <w:bottom w:type="dxa" w:w="60"/>
-              <w:right w:type="dxa" w:w="120"/>
-            </w:tcMar>
-            <w:vAlign w:val="top"/>
-          </w:tcPr>
-          <w:p>
-            <w:pPr>
-              <w:spacing w:after="40" w:before="0"/>
-              <w:jc w:val="left"/>
-            </w:pPr>
-            <w:r>
-              <w:rPr>
-                <w:rFonts w:ascii="Arial" w:cs="Arial" w:eastAsia="Arial" w:hAnsi="Arial"/>
-                <w:b/>
-                <w:bCs/>
-                <w:i w:val="false"/>
-                <w:iCs w:val="false"/>
-                <w:color w:val="000000"/>
-                <w:sz w:val="18"/>
-                <w:szCs w:val="18"/>
-              </w:rPr>
-              <w:t xml:space="preserve">Storyline Thread</w:t>
-            </w:r>
-          </w:p>
-        </w:tc>
-        <w:tc>
-          <w:tcPr>
-            <w:tcW w:type="dxa" w:w="10680"/>
-            <w:shd w:fill="FFFFFF" w:color="auto" w:val="clear"/>
-            <w:tcMar>
-              <w:top w:type="dxa" w:w="60"/>
-              <w:left w:type="dxa" w:w="120"/>
-              <w:bottom w:type="dxa" w:w="60"/>
-              <w:right w:type="dxa" w:w="120"/>
-            </w:tcMar>
-            <w:vAlign w:val="top"/>
-          </w:tcPr>
-          <w:p>
-            <w:pPr>
-              <w:spacing w:after="40" w:before="0"/>
-              <w:jc w:val="left"/>
-            </w:pPr>
-            <w:r>
-              <w:rPr>
-                <w:rFonts w:ascii="Arial" w:cs="Arial" w:eastAsia="Arial" w:hAnsi="Arial"/>
-                <w:b w:val="false"/>
-                <w:bCs w:val="false"/>
-                <w:i w:val="false"/>
-                <w:iCs w:val="false"/>
-                <w:color w:val="000000"/>
-                <w:sz w:val="18"/>
-                <w:szCs w:val="18"/>
-              </w:rPr>
-              <w:t xml:space="preserve">Lesson 1: Anchoring Phenomenon &amp; Driving Question — Students observe the contrasting properties of NaCl, graphite, aluminium, and diamond (everyday Kenyan materials); generate initial predictions about why they differ; co-construct the Driving Question Board and identify what they need to learn about atomic stability and valence electrons to begin answering it.</w:t>
-            </w:r>
-          </w:p>
-          <w:p>
-            <w:pPr>
-              <w:spacing w:after="40" w:before="0"/>
-              <w:jc w:val="left"/>
-            </w:pPr>
-            <w:r>
-              <w:rPr>
-                <w:rFonts w:ascii="Arial" w:cs="Arial" w:eastAsia="Arial" w:hAnsi="Arial"/>
-                <w:b w:val="false"/>
-                <w:bCs w:val="false"/>
-                <w:i w:val="false"/>
-                <w:iCs w:val="false"/>
-                <w:color w:val="000000"/>
-                <w:sz w:val="18"/>
-                <w:szCs w:val="18"/>
-              </w:rPr>
-              <w:t xml:space="preserve">Lesson 2: Valence Electrons and the Octet Rule — Students review electron configuration, identify valence electrons for elements in periods 1–3, and explore why atoms gain, lose, or share electrons to achieve noble gas configuration (octet/duplet rule); connect to the anchoring phenomenon by asking what sodium and chlorine must do to become stable.</w:t>
-            </w:r>
-          </w:p>
-          <w:p>
-            <w:pPr>
-              <w:spacing w:after="40" w:before="0"/>
-              <w:jc w:val="left"/>
-            </w:pPr>
-            <w:r>
-              <w:rPr>
-                <w:rFonts w:ascii="Arial" w:cs="Arial" w:eastAsia="Arial" w:hAnsi="Arial"/>
-                <w:b w:val="false"/>
-                <w:bCs w:val="false"/>
-                <w:i w:val="false"/>
-                <w:iCs w:val="false"/>
-                <w:color w:val="000000"/>
-                <w:sz w:val="18"/>
-                <w:szCs w:val="18"/>
-              </w:rPr>
-              <w:t xml:space="preserve">Lesson 3: Ionic Bonding — Students learn how ionic bonds form through electron transfer, draw Lewis dot-and-cross diagrams for ionic compounds (NaCl, MgO, CaCl₂), watch a simulation of ionic lattice formation, and connect the giant ionic structure of NaCl to its properties (high melting point, solubility, conductivity when dissolved).</w:t>
-            </w:r>
-          </w:p>
-          <w:p>
-            <w:pPr>
-              <w:spacing w:after="40" w:before="0"/>
-              <w:jc w:val="left"/>
-            </w:pPr>
-            <w:r>
-              <w:rPr>
-                <w:rFonts w:ascii="Arial" w:cs="Arial" w:eastAsia="Arial" w:hAnsi="Arial"/>
-                <w:b w:val="false"/>
-                <w:bCs w:val="false"/>
-                <w:i w:val="false"/>
-                <w:iCs w:val="false"/>
-                <w:color w:val="000000"/>
-                <w:sz w:val="18"/>
-                <w:szCs w:val="18"/>
-              </w:rPr>
-              <w:t xml:space="preserve">Lesson 4: Covalent and Dative Covalent Bonding — Students explore electron sharing in covalent bonds, draw Lewis diagrams for simple molecules (H₂, O₂, H₂O, CO₂, NH₃), distinguish single, double, and triple bonds, and introduce dative covalent bonds (NH₄⁺, H₃O⁺); connect simple molecular structures to their low melting points and non-conductivity.</w:t>
-            </w:r>
-          </w:p>
-          <w:p>
-            <w:pPr>
-              <w:spacing w:after="40" w:before="0"/>
-              <w:jc w:val="left"/>
-            </w:pPr>
-            <w:r>
-              <w:rPr>
-                <w:rFonts w:ascii="Arial" w:cs="Arial" w:eastAsia="Arial" w:hAnsi="Arial"/>
-                <w:b w:val="false"/>
-                <w:bCs w:val="false"/>
-                <w:i w:val="false"/>
-                <w:iCs w:val="false"/>
-                <w:color w:val="000000"/>
-                <w:sz w:val="18"/>
-                <w:szCs w:val="18"/>
-              </w:rPr>
-              <w:t xml:space="preserve">Lesson 5: Hydrogen Bonds and Van der Waals Forces — Students investigate why water's boiling point is anomalously high, model hydrogen bonding between water molecules, contrast with Van der Waals forces in non-polar molecules (e.g., wax, CO₂); use this to explain the properties of simple molecular substances and return to the supporting phenomenon about water.</w:t>
-            </w:r>
-          </w:p>
-          <w:p>
-            <w:pPr>
-              <w:spacing w:after="40" w:before="0"/>
-              <w:jc w:val="left"/>
-            </w:pPr>
-            <w:r>
-              <w:rPr>
-                <w:rFonts w:ascii="Arial" w:cs="Arial" w:eastAsia="Arial" w:hAnsi="Arial"/>
-                <w:b w:val="false"/>
-                <w:bCs w:val="false"/>
-                <w:i w:val="false"/>
-                <w:iCs w:val="false"/>
-                <w:color w:val="000000"/>
-                <w:sz w:val="18"/>
-                <w:szCs w:val="18"/>
-              </w:rPr>
-              <w:t xml:space="preserve">Lesson 6: Metallic Bonding and Giant Covalent Structures — Students model the 'sea of delocalised electrons' in metals to explain malleability, ductility, and conductivity of aluminium and iron (connecting to Kenyan sufurias and SGR rails); compare with giant covalent structures (diamond — hardness, non-conductivity; graphite — layered structure, conductivity; SiO₂ — insolubility, high melting point).</w:t>
-            </w:r>
-          </w:p>
-          <w:p>
-            <w:pPr>
-              <w:spacing w:after="40" w:before="0"/>
-              <w:jc w:val="left"/>
-            </w:pPr>
-            <w:r>
-              <w:rPr>
-                <w:rFonts w:ascii="Arial" w:cs="Arial" w:eastAsia="Arial" w:hAnsi="Arial"/>
-                <w:b w:val="false"/>
-                <w:bCs w:val="false"/>
-                <w:i w:val="false"/>
-                <w:iCs w:val="false"/>
-                <w:color w:val="000000"/>
-                <w:sz w:val="18"/>
-                <w:szCs w:val="18"/>
-              </w:rPr>
-              <w:t xml:space="preserve">Lesson 7: Investigating Physical Properties — Students carry out a structured practical investigation comparing solubility, electrical conductivity, and melting behaviour of NaCl, wax, graphite, and aluminium; record and analyse data; construct evidence-based explanations linking bond type and structure to observed properties and update the Driving Question Board.</w:t>
-            </w:r>
-          </w:p>
-          <w:p>
-            <w:pPr>
-              <w:spacing w:after="40" w:before="0"/>
-              <w:jc w:val="left"/>
-            </w:pPr>
-            <w:r>
-              <w:rPr>
-                <w:rFonts w:ascii="Arial" w:cs="Arial" w:eastAsia="Arial" w:hAnsi="Arial"/>
-                <w:b w:val="false"/>
-                <w:bCs w:val="false"/>
-                <w:i w:val="false"/>
-                <w:iCs w:val="false"/>
-                <w:color w:val="000000"/>
-                <w:sz w:val="18"/>
-                <w:szCs w:val="18"/>
-              </w:rPr>
-              <w:t xml:space="preserve">Lesson 8: Relating Bond Types to Uses &amp; Model Building — Students explore real-world uses of substances (NaCl in food preservation, aluminium in cookware, diamond in cutting tools, graphite in electrodes and pencils, SiO₂ in glass) and justify each use using bond type and structure; complete the unit by constructing physical models of NaCl, diamond/graphite, and a simple covalent molecule using locally available materials, presenting their models and final answers to the Driving Question.</w:t>
-            </w:r>
-          </w:p>
-        </w:tc>
-      </w:tr>
-      <w:tr>
-        <w:tc>
-          <w:tcPr>
-            <w:tcW w:type="dxa" w:w="3000"/>
-            <w:shd w:fill="EAD1F5" w:color="auto" w:val="clear"/>
-            <w:tcMar>
-              <w:top w:type="dxa" w:w="60"/>
-              <w:left w:type="dxa" w:w="120"/>
-              <w:bottom w:type="dxa" w:w="60"/>
-              <w:right w:type="dxa" w:w="120"/>
-            </w:tcMar>
-            <w:vAlign w:val="top"/>
-          </w:tcPr>
-          <w:p>
-            <w:pPr>
-              <w:spacing w:after="40" w:before="0"/>
-              <w:jc w:val="left"/>
-            </w:pPr>
-            <w:r>
-              <w:rPr>
-                <w:rFonts w:ascii="Arial" w:cs="Arial" w:eastAsia="Arial" w:hAnsi="Arial"/>
-                <w:b/>
-                <w:bCs/>
-                <w:i w:val="false"/>
-                <w:iCs w:val="false"/>
-                <w:color w:val="000000"/>
-                <w:sz w:val="18"/>
-                <w:szCs w:val="18"/>
-              </w:rPr>
-              <w:t xml:space="preserve">Supporting Phenomena</w:t>
-            </w:r>
-          </w:p>
-        </w:tc>
-        <w:tc>
-          <w:tcPr>
-            <w:tcW w:type="dxa" w:w="10680"/>
-            <w:shd w:fill="FFFFFF" w:color="auto" w:val="clear"/>
-            <w:tcMar>
-              <w:top w:type="dxa" w:w="60"/>
-              <w:left w:type="dxa" w:w="120"/>
-              <w:bottom w:type="dxa" w:w="60"/>
-              <w:right w:type="dxa" w:w="120"/>
-            </w:tcMar>
-            <w:vAlign w:val="top"/>
-          </w:tcPr>
-          <w:p>
-            <w:pPr>
-              <w:spacing w:after="30" w:before="0"/>
-              <w:ind w:left="360" w:hanging="180"/>
-              <w:jc w:val="left"/>
-            </w:pPr>
-            <w:r>
-              <w:rPr>
-                <w:rFonts w:ascii="Arial" w:cs="Arial" w:eastAsia="Arial" w:hAnsi="Arial"/>
-                <w:b w:val="false"/>
-                <w:bCs w:val="false"/>
-                <w:i w:val="false"/>
-                <w:iCs w:val="false"/>
-                <w:color w:val="000000"/>
-                <w:sz w:val="18"/>
-                <w:szCs w:val="18"/>
-              </w:rPr>
-              <w:t xml:space="preserve">–  A farmer in Kericho applies fertiliser (ammonium nitrate, NH₄NO₃) to tea crops — the fertiliser dissolves readily in rain water and releases ions that plants absorb. Why does this ionic compound dissolve so easily, yet the silicon dioxide (SiO₂) sand in the soil does not dissolve at all, even though both are crystalline solids?</w:t>
-            </w:r>
-          </w:p>
-          <w:p>
-            <w:pPr>
-              <w:spacing w:after="30" w:before="0"/>
-              <w:ind w:left="360" w:hanging="180"/>
-              <w:jc w:val="left"/>
-            </w:pPr>
-            <w:r>
-              <w:rPr>
-                <w:rFonts w:ascii="Arial" w:cs="Arial" w:eastAsia="Arial" w:hAnsi="Arial"/>
-                <w:b w:val="false"/>
-                <w:bCs w:val="false"/>
-                <w:i w:val="false"/>
-                <w:iCs w:val="false"/>
-                <w:color w:val="000000"/>
-                <w:sz w:val="18"/>
-                <w:szCs w:val="18"/>
-              </w:rPr>
-              <w:t xml:space="preserve">–  A welder in Mombasa bends an iron rod into shape with heat, while a piece of chalk (calcium carbonate) shatters when struck with the same force. Both are solids held together by chemical bonds — why can the metal be deformed without breaking while the ionic solid simply cracks?</w:t>
-            </w:r>
-          </w:p>
-          <w:p>
-            <w:pPr>
-              <w:spacing w:after="30" w:before="0"/>
-              <w:ind w:left="360" w:hanging="180"/>
-              <w:jc w:val="left"/>
-            </w:pPr>
-            <w:r>
-              <w:rPr>
-                <w:rFonts w:ascii="Arial" w:cs="Arial" w:eastAsia="Arial" w:hAnsi="Arial"/>
-                <w:b w:val="false"/>
-                <w:bCs w:val="false"/>
-                <w:i w:val="false"/>
-                <w:iCs w:val="false"/>
-                <w:color w:val="000000"/>
-                <w:sz w:val="18"/>
-                <w:szCs w:val="18"/>
-              </w:rPr>
-              <w:t xml:space="preserve">–  In a Kisumu market, a vendor wraps nyama choma in aluminium foil that easily crumples and conducts heat, while the plastic (polymer) bag beside it is an insulator and cannot be shaped the same way. What difference in bonding explains the dramatically different properties of these two materials?</w:t>
-            </w:r>
-          </w:p>
-          <w:p>
-            <w:pPr>
-              <w:spacing w:after="30" w:before="0"/>
-              <w:ind w:left="360" w:hanging="180"/>
-              <w:jc w:val="left"/>
-            </w:pPr>
-            <w:r>
-              <w:rPr>
-                <w:rFonts w:ascii="Arial" w:cs="Arial" w:eastAsia="Arial" w:hAnsi="Arial"/>
-                <w:b w:val="false"/>
-                <w:bCs w:val="false"/>
-                <w:i w:val="false"/>
-                <w:iCs w:val="false"/>
-                <w:color w:val="000000"/>
-                <w:sz w:val="18"/>
-                <w:szCs w:val="18"/>
-              </w:rPr>
-              <w:t xml:space="preserve">–  Water (H₂O) has an unusually high boiling point for such a small molecule — it should boil at around −80°C based on its molecular mass alone, yet it boils at 100°C, making it liquid at normal Kenyan temperatures and essential for life. What special type of bond between water molecules explains this anomaly?</w:t>
+              <w:t xml:space="preserve">–  Dry Ice vs. Table Salt on a Hot Jiko — Dry ice (solid CO₂, simple molecular covalent) sublimes rapidly and at a very low temperature (−78 °C), while table salt requires over 800 °C to melt. Both are white solids that look similar to a casual observer, yet the enormous difference in melting/sublimation temperature reveals the difference between weak Van der Waals forces (CO₂) and strong electrostatic forces in a giant ionic lattice (NaCl).</w:t>
             </w:r>
           </w:p>
         </w:tc>
@@ -2217,7 +2485,7 @@
                 <w:sz w:val="22"/>
                 <w:szCs w:val="22"/>
               </w:rPr>
-              <w:t xml:space="preserve">LESSON 1 (40 minutes): Lesson 1 — Anchoring the Phenomenon: Why Do Salt, Graphite, Aluminium, and Diamond Behave So Differently?</w:t>
+              <w:t xml:space="preserve">LESSON 1 (40 minutes): Anchoring the Phenomenon — The Salt That Dissolves and the Diamond That Does Not</w:t>
             </w:r>
           </w:p>
         </w:tc>
@@ -2384,7 +2652,7 @@
                 <w:sz w:val="18"/>
                 <w:szCs w:val="18"/>
               </w:rPr>
-              <w:t xml:space="preserve">Students anchor the entire unit by observing and puzzling over the contrasting properties of four familiar Kenyan materials — NaCl, graphite, aluminium, and diamond — and co-construct the Driving Question Board that will guide all subsequent lessons.</w:t>
+              <w:t xml:space="preserve">To launch the anchoring phenomenon by confronting students with the puzzling differences between salt, graphite, and diamond, and to ground their curiosity in the concept of atomic stability and valence electrons as the starting point for explaining those differences.</w:t>
             </w:r>
           </w:p>
         </w:tc>
@@ -2451,7 +2719,7 @@
                 <w:sz w:val="18"/>
                 <w:szCs w:val="18"/>
               </w:rPr>
-              <w:t xml:space="preserve">–  Identify that NaCl, graphite, aluminium, and diamond are all made of atoms held together by chemical bonds yet exhibit strikingly different properties.</w:t>
+              <w:t xml:space="preserve">–  Atoms achieve stability by gaining, losing, or sharing electrons to attain a noble-gas (octet or duplet) electron configuration.</w:t>
             </w:r>
           </w:p>
           <w:p>
@@ -2471,7 +2739,7 @@
                 <w:sz w:val="18"/>
                 <w:szCs w:val="18"/>
               </w:rPr>
-              <w:t xml:space="preserve">–  State that valence electrons are the outermost electrons of an atom and are involved in bonding.</w:t>
+              <w:t xml:space="preserve">–  Valence electrons are the outermost electrons of an atom and are the electrons involved in chemical bonding.</w:t>
             </w:r>
           </w:p>
           <w:p>
@@ -2491,7 +2759,7 @@
                 <w:sz w:val="18"/>
                 <w:szCs w:val="18"/>
               </w:rPr>
-              <w:t xml:space="preserve">–  Recognise that different bond types (to be investigated across the unit) produce different large-scale structures and observable properties.</w:t>
+              <w:t xml:space="preserve">–  The number and arrangement of valence electrons in an atom determine what kind of bond it can form, which in turn determines the physical properties of the resulting substance.</w:t>
             </w:r>
           </w:p>
         </w:tc>
@@ -2558,7 +2826,7 @@
                 <w:sz w:val="18"/>
                 <w:szCs w:val="18"/>
               </w:rPr>
-              <w:t xml:space="preserve">–  Observe and record physical property data (solubility, conductivity, hardness, appearance) for four materials and identify patterns.</w:t>
+              <w:t xml:space="preserve">–  Draw electron dot (Lewis) diagrams for selected atoms (Na, Cl, C, Ne, He) to show valence electrons.</w:t>
             </w:r>
           </w:p>
           <w:p>
@@ -2578,7 +2846,7 @@
                 <w:sz w:val="18"/>
                 <w:szCs w:val="18"/>
               </w:rPr>
-              <w:t xml:space="preserve">–  Generate testable questions from observations and organise them on a Driving Question Board.</w:t>
+              <w:t xml:space="preserve">–  Record structured observations and construct initial explanatory predictions about the anchoring phenomenon using scientific reasoning.</w:t>
             </w:r>
           </w:p>
         </w:tc>
@@ -2645,7 +2913,7 @@
                 <w:sz w:val="18"/>
                 <w:szCs w:val="18"/>
               </w:rPr>
-              <w:t xml:space="preserve">–  Appreciate that familiar, everyday Kenyan materials contain fascinating chemistry worth investigating.</w:t>
+              <w:t xml:space="preserve">–  Show curiosity and openness by acknowledging that everyday Kenyan materials — salt, pencil graphite, and diamond — hide complex atomic-level explanations worth investigating.</w:t>
             </w:r>
           </w:p>
           <w:p>
@@ -2665,7 +2933,7 @@
                 <w:sz w:val="18"/>
                 <w:szCs w:val="18"/>
               </w:rPr>
-              <w:t xml:space="preserve">–  Show care (Love value) for peers during hands-on activities by handling materials safely and sharing observations respectfully.</w:t>
+              <w:t xml:space="preserve">–  Appreciate that chemistry is embedded in familiar, local experiences such as cooking ugali and writing in an exercise book.</w:t>
             </w:r>
           </w:p>
         </w:tc>
@@ -2797,7 +3065,7 @@
                 <w:sz w:val="18"/>
                 <w:szCs w:val="18"/>
               </w:rPr>
-              <w:t xml:space="preserve">This opening lesson launches the entire Chemical Bonding sub-strand by presenting the anchoring phenomenon — the puzzling property contrasts of NaCl, graphite, aluminium, and diamond encountered in a Nairobi kitchen — and eliciting students' prior knowledge about atoms and electrons so that all future lessons are driven by genuine curiosity rather than content delivery.</w:t>
+              <w:t xml:space="preserve">This is the opening lesson of the unit. It anchors every subsequent lesson to a single, puzzling phenomenon drawn from Kenyan everyday life. By the end of this lesson students have posted their initial questions and predictions on the Driving Question Board, establishing the intellectual 'need to know' that will drive all 26 lessons in Sub-Strand 1.4. The review of atomic stability and valence electrons provides the conceptual foundation on which all bond types will be built.</w:t>
             </w:r>
           </w:p>
         </w:tc>
@@ -2863,7 +3131,7 @@
                 <w:sz w:val="18"/>
                 <w:szCs w:val="18"/>
               </w:rPr>
-              <w:t xml:space="preserve">Handle graphite pencil rods and NaCl carefully to avoid eye contact. Aluminium sufuria samples may have sharp edges — teacher should pre-cut and file smooth. No open flames in this lesson. Wash hands after handling all materials.</w:t>
+              <w:t xml:space="preserve">No hazardous chemicals are used in this lesson. If live demonstrations of salt dissolving are performed, caution students that the water may be hot. Handle pencils and any rock/mineral samples with care. No specific chemical hazards.</w:t>
             </w:r>
           </w:p>
         </w:tc>
@@ -2956,7 +3224,7 @@
                 <w:sz w:val="18"/>
                 <w:szCs w:val="18"/>
               </w:rPr>
-              <w:t xml:space="preserve">Lesson 1 serves as the anchor for the entire Chemical Bonding sub-strand. Students are drawn into the phenomenon through a relatable Nairobi kitchen scenario in which four everyday Kenyan materials — table salt (NaCl), pencil graphite, an aluminium sufuria fragment, and a description/image of diamond — all contain atoms held together by chemical bonds yet behave completely differently. The lesson begins with a Predict phase in which students draw on prior knowledge of atoms and electrons to make initial guesses about why the properties differ. Students then move into an Observe phase, handling actual samples and recording property data (solubility in water, conductivity with a simple circuit tester, hardness scratch test, physical appearance) on a structured observation table, which gives them concrete, first-hand evidence to puzzle over.</w:t>
+              <w:t xml:space="preserve">This lesson opens Sub-Strand 1.4: Chemical Bonding by presenting students with the anchoring phenomenon: a Kenyan mama dissolves table salt (NaCl) into boiling water while preparing ugali; a student writes Chemistry notes with a graphite pencil that slides smoothly and can conduct electricity; and a jeweller on Nairobi's River Road uses a diamond-tipped blade to cut hard rock — a diamond that will not scratch, melt, or dissolve under ordinary conditions. Three solids. Three completely different behaviours. One invisible explanation: chemical bonds. The lesson is designed to generate genuine intellectual puzzlement before any instruction is delivered, so that students experience the phenomenon as a real mystery worth solving rather than as an illustration of already-known facts.</w:t>
             </w:r>
           </w:p>
           <w:p>
@@ -2994,7 +3262,7 @@
                 <w:sz w:val="18"/>
                 <w:szCs w:val="18"/>
               </w:rPr>
-              <w:t xml:space="preserve">The Explain phase is deliberately incomplete at this stage: students attempt to explain their observations using only what they already know, exposing gaps in understanding and generating genuine need-to-know questions. The teacher uses Socratic questioning to help students articulate what they do not yet understand — particularly around the role of atoms, electrons, and bonding — without delivering the answer. This productive struggle is the engine of the unit.</w:t>
+              <w:t xml:space="preserve">The first half of the lesson is devoted entirely to the Predict and Observe phases. Students first write private predictions about why the three substances behave differently, then encounter the phenomenon through a structured demonstration or short video clip and a set of photographs and data cards. They record structured observations using the I Notice / I Wonder protocol. This positions students as evidence-gatherers and sense-makers from the very first minute, consistent with NGSS Science and Engineering Practice 1 (Asking Questions) and Practice 4 (Analysing and Interpreting Data).</w:t>
             </w:r>
           </w:p>
           <w:p>
@@ -3032,7 +3300,7 @@
                 <w:sz w:val="18"/>
                 <w:szCs w:val="18"/>
               </w:rPr>
-              <w:t xml:space="preserve">The lesson culminates in the co-construction of the Driving Question Board (DQB), where student-generated questions are posted and organised into clusters (What are valence electrons? What types of bonds exist? How does bond type affect properties? How do we use these materials?). Students also produce a first, rough conceptual model — a simple annotated diagram comparing the four materials — that they will revise in every subsequent lesson. By the end of Lesson 1, students have personally invested in the driving question and have a clear map of what they need to learn.</w:t>
+              <w:t xml:space="preserve">The second half of the lesson transitions into the Explain phase, where the teacher guides students to revisit atomic structure and introduces the concept of atomic stability through valence electrons and the octet/duplet rule — using noble gases (helium and neon, known from Grade 9) as the 'target' configuration that other atoms strive to reach. Students draw Lewis dot diagrams for Na, Cl, C, He, and Ne, connecting this foundational content explicitly back to the phenomenon: the way sodium and chlorine each achieve stability by transferring electrons (rather than sharing them) is the first clue toward explaining why NaCl dissolves in water. The lesson closes with the creation of the Driving Question Board (DQB) and a first-draft particle-level sketch — a cumulative model that students will revise across every subsequent lesson in the unit.</w:t>
             </w:r>
           </w:p>
         </w:tc>
@@ -3357,7 +3625,7 @@
                 <w:sz w:val="18"/>
                 <w:szCs w:val="18"/>
               </w:rPr>
-              <w:t xml:space="preserve">Students individually read a short scenario card (projected on the board and printed on cards) describing the Nairobi Form 4 student — Aisha — who notices the puzzling property differences of salt, graphite, aluminium, and diamond while preparing supper with her mother. Students then respond in their science notebooks to two prompt questions: (1) 'From what you already know about atoms, why do you think these four materials behave so differently?' and (2) 'What do you think the word bond means in the phrase chemical bond?' After 3 minutes of individual writing, students share predictions with a shoulder partner for 2 minutes, then two or three pairs share with the class.</w:t>
+              <w:t xml:space="preserve">Students individually read the anchoring phenomenon scenario printed on a phenomenon card (or displayed on the board) describing the mama adding salt to ugali water, the student writing with a graphite pencil, and the River Road jeweller using a diamond blade. Without any teacher input, each student writes in their exercise book: (1) one sentence describing what they find most puzzling, (2) a prediction — in their own words — of why the three substances behave so differently, and (3) a sketch of what they imagine the inside of each solid might look like at the particle level. Students then share their predictions with a shoulder partner for 90 seconds before a whole-class share-out.</w:t>
             </w:r>
           </w:p>
         </w:tc>
@@ -3393,7 +3661,7 @@
             <w:pPr>
               <w:spacing w:after="20" w:before="0"/>
             </w:pPr>
-            <w:hyperlink w:history="1" r:id="rId9o9b4z3st6gfmmzh4pd4k">
+            <w:hyperlink w:history="1" r:id="rId8flqyh-vobr7uqfdlb6ti">
               <w:r>
                 <w:rPr>
                   <w:rFonts w:ascii="Arial" w:cs="Arial" w:eastAsia="Arial" w:hAnsi="Arial"/>
@@ -3402,7 +3670,7 @@
                   <w:szCs w:val="16"/>
                   <w:u w:val="single" w:color="2E75B6"/>
                 </w:rPr>
-                <w:t xml:space="preserve">Genetics vocabulary</w:t>
+                <w:t xml:space="preserve">Noble gas configuration</w:t>
               </w:r>
             </w:hyperlink>
           </w:p>
@@ -3426,7 +3694,7 @@
               <w:spacing w:after="10" w:before="0"/>
               <w:ind w:left="120"/>
             </w:pPr>
-            <w:hyperlink w:history="1" r:id="rIduecbry4fi6m1a7hstfmqv">
+            <w:hyperlink w:history="1" r:id="rIdbxgmkned1zthlicpdmva1">
               <w:r>
                 <w:rPr>
                   <w:rFonts w:ascii="Arial" w:cs="Arial" w:eastAsia="Arial" w:hAnsi="Arial"/>
@@ -3471,7 +3739,7 @@
             <w:pPr>
               <w:spacing w:after="20" w:before="0"/>
             </w:pPr>
-            <w:hyperlink w:history="1" r:id="rIdgufsfbeiou-i2ohx3myvs">
+            <w:hyperlink w:history="1" r:id="rIdseanry7e7qwabyxvweqe2">
               <w:r>
                 <w:rPr>
                   <w:rFonts w:ascii="Arial" w:cs="Arial" w:eastAsia="Arial" w:hAnsi="Arial"/>
@@ -3480,7 +3748,7 @@
                   <w:szCs w:val="16"/>
                   <w:u w:val="single" w:color="2E75B6"/>
                 </w:rPr>
-                <w:t xml:space="preserve">Chemical Bonding (Flexbook)</w:t>
+                <w:t xml:space="preserve">Valence Electrons (Flexbook)</w:t>
               </w:r>
             </w:hyperlink>
           </w:p>
@@ -3504,7 +3772,7 @@
               <w:spacing w:after="10" w:before="0"/>
               <w:ind w:left="120"/>
             </w:pPr>
-            <w:hyperlink w:history="1" r:id="rIdpxq7xogoqrn9bjicyvt41">
+            <w:hyperlink w:history="1" r:id="rId07hdukw8lkw-k7iohgskn">
               <w:r>
                 <w:rPr>
                   <w:rFonts w:ascii="Arial" w:cs="Arial" w:eastAsia="Arial" w:hAnsi="Arial"/>
@@ -3546,7 +3814,7 @@
                 <w:sz w:val="18"/>
                 <w:szCs w:val="18"/>
               </w:rPr>
-              <w:t xml:space="preserve">Display the scenario card on the board and read it aloud expressively to set context. Say: 'Before I tell you anything, I want your brain to work first. Write your prediction in your notebook — there is no wrong answer right now.' Allow 3 minutes of silent individual writing. WAIT TIME: do not speak or prompt during this silence. After writing, say: 'Turn to your shoulder partner. You have 2 minutes — share your predictions and listen carefully because I will call on you.' After partner talk, cold-call 3 pairs (not volunteers): 'Baraka and Zawadi, what did your pair predict?' — 'Amina and Korir, what was your idea?' — 'Faith and Odhiambo, did you agree or disagree with each other?' For each response, probe with: 'What made you think that?' and 'Where does the atom fit into your prediction?' WAIT TIME of 10 seconds after each probe before accepting another response. Record key prediction words on the board in a column labelled 'Our Starting Ideas' — do not correct misconceptions yet; affirm all reasoning.</w:t>
+              <w:t xml:space="preserve">Display the phenomenon card on the board and read it aloud expressively, pausing after each material: '…within seconds the salt vanishes completely… [PAUSE 3 sec] …the graphite slides smoothly and conducts electricity… [PAUSE 3 sec] …the diamond does not scratch, melt, or dissolve.' Then say exactly: 'Before I tell you anything, I want to know what YOU think. Open your exercise books. Write: What is most puzzling to you about these three solids? Then write your best prediction — why do they behave so differently? You have 4 minutes. Work in silence.' Set a visible timer for 4 minutes. Circulate without commenting — only observe what students write. After 4 minutes: 'Turn to your shoulder partner. Share your prediction. You each have 45 seconds. Go.' After partner share, cold-call 4 students (choose 1 high-confidence, 1 hesitant, 1 who drew a particle sketch, 1 who focused on water/dissolving): 'Akinyi, what did you write as most puzzling?' After each response, ask the class: 'Raise your hand if your prediction was similar.' Do NOT confirm or correct predictions — instead say: 'Interesting. Let's hold that idea and see what the evidence shows us.' Record 3–4 representative student predictions verbatim on a section of the board labelled OUR INITIAL PREDICTIONS. WAIT TIME: allow 10–12 seconds of silence after each cold-call question before accepting answers.</w:t>
             </w:r>
           </w:p>
         </w:tc>
@@ -3578,7 +3846,7 @@
                 <w:sz w:val="18"/>
                 <w:szCs w:val="18"/>
               </w:rPr>
-              <w:t xml:space="preserve">Elicit-Before-Explain (EBE): By requiring written predictions before any instruction, the teacher surfaces prior knowledge and misconceptions about atoms, electrons, and bonding. This gives the teacher diagnostic data and gives students a personal stake in finding out whether their prediction is correct, which drives engagement throughout the unit.</w:t>
+              <w:t xml:space="preserve">Private Writing Before Discussion (Think-Before-Talk): Students commit to a written prediction before hearing peers' ideas. This strategy reveals genuine prior conceptions — including the common misconception that 'all solids behave similarly because they look similar' — and creates cognitive dissonance when the phenomenon contradicts those predictions. Writing also ensures all students engage, not just confident volunteers.</w:t>
             </w:r>
           </w:p>
         </w:tc>
@@ -3610,7 +3878,7 @@
                 <w:sz w:val="18"/>
                 <w:szCs w:val="18"/>
               </w:rPr>
-              <w:t xml:space="preserve">Teacher circulates during individual writing and reads over shoulders, noting: (a) whether students connect atoms/electrons to properties at all, (b) whether students use the word 'electron' or 'bond' spontaneously, (c) common misconceptions (e.g., 'salt dissolves because it is small'). Teacher mentally flags 2–3 students with sophisticated prior knowledge and 2–3 with significant gaps to monitor across the unit. The column 'Our Starting Ideas' on the board serves as a public record to revisit in Lesson 26.</w:t>
+              <w:t xml:space="preserve">Teacher scans exercise books during the 4-minute silent writing period, looking for: (a) whether students recognise the carbon-diamond/graphite paradox (both are carbon yet behave oppositely) — this indicates prior knowledge of elements vs. compounds; (b) whether students invoke atomic or particle-level language (electrons, atoms, bonds) or only macroscopic language (hardness, colour, texture) — this gauges readiness for the Explain phase; (c) quality of particle sketches — do students draw structured lattices or random dots? Record 2–3 names of students with notable prior conceptions to revisit during the Explain phase.</w:t>
             </w:r>
           </w:p>
         </w:tc>
@@ -3676,7 +3944,7 @@
                 <w:sz w:val="18"/>
                 <w:szCs w:val="18"/>
               </w:rPr>
-              <w:t xml:space="preserve">In groups of four, students rotate through four material stations (6 minutes total, ~1.5 minutes per station) examining: Station A — NaCl crystals dissolved in water in a small cup with a simple LED circuit tester (two wires with an LED bulb dipped into the solution); Station B — graphite pencil rod rubbed on paper (to show it is slippery and leaves marks) and dipped into a dry circuit tester; Station C — a small, smooth aluminium sufuria strip tested for conductivity and scratched with a fingernail; Station D — a printed photograph and physical properties data card for diamond (hardness, non-conductivity, transparency). Students record observations in a structured four-column table in their notebooks with headers: Material | Appearance | Dissolves in water? | Conducts electricity? | Hardness (can it be scratched?). After rotation, groups spend 2 minutes adding a fifth column: 'What is surprising or puzzling about this material?'</w:t>
+              <w:t xml:space="preserve">Students observe three evidence sources in sequence, completing a structured I Notice / I Wonder table in their exercise books with three columns: Substance | I Notice (observable evidence) | I Wonder (questions raised). Evidence Source 1: A live or video demonstration — teacher or video shows a teaspoon of table salt (NaCl) dissolving in a beaker of warm water, graphite from a broken pencil being touched to the terminals of a simple conductivity tester (LED lights up), and a photograph or physical sample of a diamond-tipped drill bit alongside a data card stating 'Diamond hardness: 10 on Mohs scale; melting point: ~3 550 °C; insoluble in water.' Evidence Source 2: Students receive a data card comparing the three substances across four properties: solubility in water, electrical conductivity, melting point, and hardness. Evidence Source 3: A short 2–3 minute ARES video or simulation showing particle-level animations of NaCl dissolving in water (ions separating), graphite layers sliding, and a diamond lattice resisting force.</w:t>
             </w:r>
           </w:p>
         </w:tc>
@@ -3712,7 +3980,7 @@
             <w:pPr>
               <w:spacing w:after="20" w:before="0"/>
             </w:pPr>
-            <w:hyperlink w:history="1" r:id="rIdilvemlcsmryutbkx-vhb5">
+            <w:hyperlink w:history="1" r:id="rIdrvp-ovyn2vz6tis42ex_x">
               <w:r>
                 <w:rPr>
                   <w:rFonts w:ascii="Arial" w:cs="Arial" w:eastAsia="Arial" w:hAnsi="Arial"/>
@@ -3721,7 +3989,7 @@
                   <w:szCs w:val="16"/>
                   <w:u w:val="single" w:color="2E75B6"/>
                 </w:rPr>
-                <w:t xml:space="preserve">Genetics vocabulary</w:t>
+                <w:t xml:space="preserve">Noble gas configuration</w:t>
               </w:r>
             </w:hyperlink>
           </w:p>
@@ -3745,7 +4013,7 @@
               <w:spacing w:after="10" w:before="0"/>
               <w:ind w:left="120"/>
             </w:pPr>
-            <w:hyperlink w:history="1" r:id="rId0pdaftn9_zzkkdqoksxfc">
+            <w:hyperlink w:history="1" r:id="rId8nea05f3nyt840itwhsfp">
               <w:r>
                 <w:rPr>
                   <w:rFonts w:ascii="Arial" w:cs="Arial" w:eastAsia="Arial" w:hAnsi="Arial"/>
@@ -3790,7 +4058,7 @@
             <w:pPr>
               <w:spacing w:after="20" w:before="0"/>
             </w:pPr>
-            <w:hyperlink w:history="1" r:id="rIdyi3oprhw8p-fmnnhztweh">
+            <w:hyperlink w:history="1" r:id="rIdd2sdlqhmjgvx7kpiphmmw">
               <w:r>
                 <w:rPr>
                   <w:rFonts w:ascii="Arial" w:cs="Arial" w:eastAsia="Arial" w:hAnsi="Arial"/>
@@ -3799,7 +4067,7 @@
                   <w:szCs w:val="16"/>
                   <w:u w:val="single" w:color="2E75B6"/>
                 </w:rPr>
-                <w:t xml:space="preserve">Chemical Bonding (Flexbook)</w:t>
+                <w:t xml:space="preserve">Valence Electrons (Flexbook)</w:t>
               </w:r>
             </w:hyperlink>
           </w:p>
@@ -3823,7 +4091,7 @@
               <w:spacing w:after="10" w:before="0"/>
               <w:ind w:left="120"/>
             </w:pPr>
-            <w:hyperlink w:history="1" r:id="rIdwtpgmc-zz0wnvva0qqoex">
+            <w:hyperlink w:history="1" r:id="rIdgm_mmdgxrdsk5slt1o1x1">
               <w:r>
                 <w:rPr>
                   <w:rFonts w:ascii="Arial" w:cs="Arial" w:eastAsia="Arial" w:hAnsi="Arial"/>
@@ -3865,7 +4133,7 @@
                 <w:sz w:val="18"/>
                 <w:szCs w:val="18"/>
               </w:rPr>
-              <w:t xml:space="preserve">Before rotation begins, model the circuit tester at the front: 'Watch — I dip the wires into plain water. Does the LED light? No. Now I add a pinch of salt. What happens?' (LED lights.) Say: 'Record exactly what you see — not what you think should happen.' Assign roles within each group: Observer, Recorder, Material Handler, and Reporter. During rotation, circulate continuously and use targeted prompts: 'What exactly are you seeing?' — 'Compare graphite and aluminium — both conduct, but are they the same?' — 'What surprises you most at this station?' WAIT TIME: after asking a group question, wait 10 seconds before speaking again. After all rotations, bring the class together and cold-call one Reporter from each of four different groups to share one surprising observation. Say: 'I am not going to explain this yet. I want the puzzle to sit with you.' Write the four most striking observations on the board under the heading 'What We Observed' — e.g., 'NaCl conducts only when dissolved', 'Graphite conducts but does not dissolve', 'Aluminium conducts without dissolving', 'Diamond does not conduct at all.'</w:t>
+              <w:t xml:space="preserve">Before beginning: 'You are going to collect evidence now. Your job is NOT to explain yet — just observe and record. Use the I Notice / I Wonder table.' For Evidence Source 1 (live demo or video), narrate minimally: 'Watch carefully. What do you see happening to the salt? What happens to the graphite and the LED? Look at the diamond data card.' WAIT 15 seconds after each observation for students to write before moving on. For the data card: 'Scan the four properties on your card. Spend 2 minutes writing your I Notice observations for each substance.' Cold-call 3 students to share one I Notice statement each — choose students who did NOT volunteer. After each: 'What does everyone else notice that Mwangi noticed?' For the ARES video/simulation: 'As you watch, sketch in your exercise book what the particles look like inside each substance. Pause if you need to.' After the video: 'Add at least two new I Wonder questions to your table — things the video made you curious about.' Collect 5–6 I Wonder questions from the class and write them on the board (these will migrate to the DQB). Say: 'These questions are gold. We are going to chase every single one of them across this unit.'</w:t>
             </w:r>
           </w:p>
         </w:tc>
@@ -3897,7 +4165,7 @@
                 <w:sz w:val="18"/>
                 <w:szCs w:val="18"/>
               </w:rPr>
-              <w:t xml:space="preserve">Notice and Wonder with Structured Observation: The four-station rotation with the structured table ensures all students gather the same evidence base. The fifth 'surprising' column is a Notice-and-Wonder prompt that transforms passive data collection into active puzzlement, directly connecting observations back to the anchoring phenomenon and generating authentic questions for the DQB.</w:t>
+              <w:t xml:space="preserve">I Notice / I Wonder Protocol: This structured observation strategy separates empirical observation from interpretation, training students to distinguish evidence from explanation — a core scientific practice (NGSS SEP 4: Analysing and Interpreting Data). By explicitly naming 'I Notice' statements as evidence and 'I Wonder' statements as questions, the teacher scaffolds the move from phenomenon to inquiry without short-circuiting student sense-making. The particle-level sketch during the video bridges macroscopic observation to submicroscopic modelling.</w:t>
             </w:r>
           </w:p>
         </w:tc>
@@ -3929,7 +4197,7 @@
                 <w:sz w:val="18"/>
                 <w:szCs w:val="18"/>
               </w:rPr>
-              <w:t xml:space="preserve">Teacher checks that every group's table contains at least one entry per material per property column before the class comes back together. Red flag: any group that writes 'yes/no' without a description — prompt them to add a qualitative observation (e.g., 'LED glowed brightly'). Listen for groups that begin explaining (e.g., 'it conducts because of ions') — note these students as potential resources during the Explain phase. The 'surprising' column responses are the primary formative data; teacher skims these during the cold-call share to identify the richest questions for the DQB.</w:t>
+              <w:t xml:space="preserve">Teacher checks I Notice / I Wonder tables for: (a) specificity — do students write precise observations ('the LED lights up when graphite touches both terminals') rather than vague ones ('graphite is different')? (b) whether any student spontaneously connects hardness/solubility to particle arrangement or bonding — these students can be called on during the Explain phase to bridge ideas; (c) quality of particle sketches — look for students who draw ions, layers, or lattice structures unprompted, indicating strong prior knowledge. Collect 4–6 I Wonder questions that are genuinely about atomic/bond-level explanations (e.g. 'Why does salt split apart in water but diamond doesn't?' or 'Are the carbon atoms in diamond and graphite connected differently?') — these become the seed questions for the DQB.</w:t>
             </w:r>
           </w:p>
         </w:tc>
@@ -3995,7 +4263,7 @@
                 <w:sz w:val="18"/>
                 <w:szCs w:val="18"/>
               </w:rPr>
-              <w:t xml:space="preserve">Students return to their groups and attempt a 'First Explanation' task: using only what they currently know, each group writes two to three sentences on a half-sheet of paper explaining why NaCl and graphite both conduct electricity but behave differently in water. Groups are told explicitly: 'You are not expected to have the full answer. Write your best current thinking and mark with a star (*) anything you are unsure about.' After 4 minutes of group writing, groups post their half-sheets on a designated wall space. The class does a brief Gallery Walk (2 minutes, silent reading) to read all posted explanations, then reconvenes. The teacher facilitates a whole-class discussion to identify common patterns in the explanations and, crucially, to name the gaps — what concepts would students need to fully explain the phenomenon?</w:t>
+              <w:t xml:space="preserve">The teacher guides students through a structured review of atomic stability and valence electrons using the noble gases as the reference point. Students first recall (from Grade 9) the electron configurations of helium (2) and neon (2,8) and draw their Lewis dot diagrams, noting that noble gases do not normally bond — they are already stable. Students then draw Lewis dot diagrams for sodium (Na: 2,8,1), chlorine (Cl: 2,8,7), and carbon (C: 2,4) and identify how many electrons each needs to gain, lose, or share to reach the nearest noble-gas configuration. In groups of three, students discuss and record: 'What would Na have to DO with its one valence electron to become stable? What would Cl have to do with its seven valence electrons?' Groups share their reasoning; the teacher formalises the language of 'losing electrons' (Na → Na⁺) and 'gaining electrons' (Cl → Cl⁻), and introduces the term 'ionic bond' as a preview — the full treatment comes in Lesson 2. Students then connect this back to the phenomenon: 'If Na loses an electron to Cl and they form ions, what might happen when water surrounds those ions?' — planting the seed for why NaCl dissolves.</w:t>
             </w:r>
           </w:p>
         </w:tc>
@@ -4031,7 +4299,7 @@
             <w:pPr>
               <w:spacing w:after="20" w:before="0"/>
             </w:pPr>
-            <w:hyperlink w:history="1" r:id="rIdzu32ldtaz2xewzup2f9-h">
+            <w:hyperlink w:history="1" r:id="rIdg31eozjsgnu795v-jljtq">
               <w:r>
                 <w:rPr>
                   <w:rFonts w:ascii="Arial" w:cs="Arial" w:eastAsia="Arial" w:hAnsi="Arial"/>
@@ -4040,7 +4308,7 @@
                   <w:szCs w:val="16"/>
                   <w:u w:val="single" w:color="2E75B6"/>
                 </w:rPr>
-                <w:t xml:space="preserve">Genetics vocabulary</w:t>
+                <w:t xml:space="preserve">Noble gas configuration</w:t>
               </w:r>
             </w:hyperlink>
           </w:p>
@@ -4064,7 +4332,7 @@
               <w:spacing w:after="10" w:before="0"/>
               <w:ind w:left="120"/>
             </w:pPr>
-            <w:hyperlink w:history="1" r:id="rIdiavqlzzfoiqmrxbwvt-u4">
+            <w:hyperlink w:history="1" r:id="rIdpsqlsg3sjwywft-be3z1k">
               <w:r>
                 <w:rPr>
                   <w:rFonts w:ascii="Arial" w:cs="Arial" w:eastAsia="Arial" w:hAnsi="Arial"/>
@@ -4109,7 +4377,7 @@
             <w:pPr>
               <w:spacing w:after="20" w:before="0"/>
             </w:pPr>
-            <w:hyperlink w:history="1" r:id="rId6qx-toiw7l5gtq7e12oiu">
+            <w:hyperlink w:history="1" r:id="rIdopwikbgcrz3ksawsbnxoh">
               <w:r>
                 <w:rPr>
                   <w:rFonts w:ascii="Arial" w:cs="Arial" w:eastAsia="Arial" w:hAnsi="Arial"/>
@@ -4118,7 +4386,7 @@
                   <w:szCs w:val="16"/>
                   <w:u w:val="single" w:color="2E75B6"/>
                 </w:rPr>
-                <w:t xml:space="preserve">Chemical Bonding (Flexbook)</w:t>
+                <w:t xml:space="preserve">Valence Electrons (Flexbook)</w:t>
               </w:r>
             </w:hyperlink>
           </w:p>
@@ -4142,7 +4410,7 @@
               <w:spacing w:after="10" w:before="0"/>
               <w:ind w:left="120"/>
             </w:pPr>
-            <w:hyperlink w:history="1" r:id="rIdl1qavarktyhgrf2jc3k8j">
+            <w:hyperlink w:history="1" r:id="rId-4_yiu8zplpw9bf3pkvxg">
               <w:r>
                 <w:rPr>
                   <w:rFonts w:ascii="Arial" w:cs="Arial" w:eastAsia="Arial" w:hAnsi="Arial"/>
@@ -4184,7 +4452,7 @@
                 <w:sz w:val="18"/>
                 <w:szCs w:val="18"/>
               </w:rPr>
-              <w:t xml:space="preserve">Introduce the task: 'You have your observations. Now try to explain them using what you know about atoms and electrons. Mark anything you are unsure about with a star.' After groups post, say: 'Walk silently and read every group's explanation. Put a tick next to any idea you agree with.' During the Gallery Walk, circulate and read all postings. After reconvening, cold-call 3 students (not group reporters — choose individuals who were quiet): 'Njeri, what idea on the wall did you tick and why?' — 'Mwangi, did any explanation surprise you?' — 'Achieng, what was the most common starred (unsure) idea?' WAIT TIME: 12 seconds after each question. Synthesise by saying: 'I notice most groups mentioned electrons or ions but were not sure how they connect to conductivity or dissolving. That is exactly right — you are at the edge of your knowledge, and that edge is where learning happens.' Write on the board: 'We need to understand: (1) How do atoms bond? (2) What role do electrons play? (3) How does the type of bond change properties?' Do NOT answer these questions yet. Say: 'These become the first entries on our Driving Question Board.'</w:t>
+              <w:t xml:space="preserve">Open with: 'Let's get some tools we need to start explaining the phenomenon. Who remembers from Grade 9 — why do noble gases almost never react with anything?' WAIT 12 seconds. Cold-call 2 students. Affirm the key idea: 'Exactly — they already have a full outer shell. They are stable. Every other atom is trying to reach that same stability. That is the engine driving all of chemistry.' Draw He and Ne Lewis dot diagrams on the board with deliberate slowness, narrating each step: 'Two dots for helium — full duplet. Eight dots around neon — full octet. Now YOU draw Na, Cl, and C in your books. Count the valence electrons carefully from the period number. You have 3 minutes.' Circulate and check 6–8 books — correct dot placement errors immediately with: 'Remember — spread your first four dots one per side before pairing.' After 3 minutes, cold-call one student to draw Na on the board, one for Cl, one for C. For each: ask the class 'Agree or disagree? Show thumbs.' Then pose the group discussion question: 'In your group of three, answer this: What does sodium NEED to do with its lone valence electron to become like neon? What does chlorine need to do with its seven electrons to become like argon? Write your group's answer as a sentence.' Give 4 minutes. Cold-call 2 groups to share. Then bridge to the phenomenon: 'Sodium gives its electron to chlorine. Both become stable ions. Now here is a question to hold in your mind for the next lesson — if Na⁺ and Cl⁻ are stuck together as ions in the salt crystal, what might water do to separate them?' WAIT 15 seconds. Do not answer — say: 'Write that question in your I Wonder column. We will answer it in Lesson 3.' Close the Explain phase by pointing at the phenomenon board: 'We now have the very first piece of our explanation: atoms bond because it makes them stable. That stability — or instability — determines everything about how these substances behave.'</w:t>
             </w:r>
           </w:p>
         </w:tc>
@@ -4216,7 +4484,7 @@
                 <w:sz w:val="18"/>
                 <w:szCs w:val="18"/>
               </w:rPr>
-              <w:t xml:space="preserve">Gallery Walk with Targeted Cold-Call: Posting explanations publicly externalises group thinking and allows peer-to-peer learning without teacher delivery. The 'star the unsure parts' norm builds metacognitive awareness and directly generates the need-to-know questions that populate the DQB. Crucially, the teacher's role here is to validate the gaps, not fill them — preserving the productive struggle that motivates the rest of the unit.</w:t>
+              <w:t xml:space="preserve">Phenomenon-Connected Concept Introduction (Anchored Instruction): Rather than teaching valence electrons and the octet rule as abstract curriculum content, every concept is immediately tethered to the anchoring phenomenon. Students draw Lewis diagrams for Na and Cl — the exact atoms in the salt that dissolves — so the 'target knowledge' feels purposeful rather than arbitrary. The teacher explicitly names the link ('this is the first clue toward explaining why NaCl dissolves') so students understand why they are learning what they are learning. This strategy builds the habit of connecting submicroscopic models to macroscopic observations — a practice students will use in every subsequent lesson.</w:t>
             </w:r>
           </w:p>
         </w:tc>
@@ -4248,7 +4516,7 @@
                 <w:sz w:val="18"/>
                 <w:szCs w:val="18"/>
               </w:rPr>
-              <w:t xml:space="preserve">Teacher photographs all posted half-sheets to review after class. Look for: (a) whether any group correctly invokes electron transfer or sharing, (b) whether groups conflate conductivity with solubility, (c) the sophistication of uncertainty markers (starred items). Groups that write 'we have no idea' need scaffolding in Lesson 2; groups that correctly mention ion formation can be assigned peer-teaching roles later. The publicly identified gaps become the teacher's road map for sequencing Lessons 2–26.</w:t>
+              <w:t xml:space="preserve">Collect evidence on three dimensions: (1) Accuracy of Lewis dot diagrams — circulate and check all books; common errors include drawing 8 dots for Na (copying neon) or placing all dots in pairs immediately. (2) Quality of group discussion answers — listen for whether students use the language of electron transfer vs. electron sharing, and whether they connect 'stability' to the phenomenon unprompted. (3) Bridge question response — after asking 'what might water do to separate Na⁺ and Cl⁻?', note which students give particle-level answers (e.g. 'the water molecules pull the ions apart') vs. macroscopic answers ('water dissolves things'). Students giving particle-level answers show readiness for Lesson 3 content. Flag for targeted questioning in Lesson 2.</w:t>
             </w:r>
           </w:p>
         </w:tc>
@@ -4314,7 +4582,7 @@
                 <w:sz w:val="18"/>
                 <w:szCs w:val="18"/>
               </w:rPr>
-              <w:t xml:space="preserve">Each student individually writes two questions on separate sticky notes (provided by the teacher): one question they are genuinely curious about after today's observations, and one thing they are confused about. Students bring their sticky notes to a large sheet of chart paper on the wall labelled 'Our Driving Question Board — Chemical Bonding.' The teacher reads several aloud as students post them, then facilitates a 3-minute whole-class clustering activity, grouping questions into four emerging themes with student input: (1) Atoms and Electrons, (2) Types of Chemical Bonds, (3) Bonds and Properties, (4) Uses of Materials. The overarching Driving Question — 'How do the types of chemical bonds between atoms determine the structure, properties, and uses of the substances all around us?' — is written in large letters at the top of the DQB by the teacher. Students copy the DQB structure into their notebooks, leaving space to add answers throughout the unit.</w:t>
+              <w:t xml:space="preserve">Each student writes a minimum of two questions on separate sticky notes (or small paper squares if sticky notes are unavailable): one question about the anchoring phenomenon that they still cannot explain, and one question about chemical bonding that they want the unit to answer. Students post their notes on a dedicated section of the classroom wall or board labelled DRIVING QUESTION BOARD — OUR QUESTIONS ABOUT CHEMICAL BONDING. The class then does a silent gallery walk (2 minutes) to read all posted questions. The teacher facilitates a brief 3-minute whole-class sort, grouping questions into emerging clusters: questions about WHY substances dissolve or don't; questions about electricity and conductivity; questions about hardness and structure; questions about how bonds actually form. The driving question — 'How do the chemical bonds holding a substance together determine what that substance can do?' — is written in large print at the top of the DQB. Students copy all cluster headings into their exercise books as a personal record.</w:t>
             </w:r>
           </w:p>
         </w:tc>
@@ -4350,7 +4618,7 @@
             <w:pPr>
               <w:spacing w:after="20" w:before="0"/>
             </w:pPr>
-            <w:hyperlink w:history="1" r:id="rIdvtces3t6xo_xsollto6pc">
+            <w:hyperlink w:history="1" r:id="rIdnzedrdj4hc9e-p6dl1ofb">
               <w:r>
                 <w:rPr>
                   <w:rFonts w:ascii="Arial" w:cs="Arial" w:eastAsia="Arial" w:hAnsi="Arial"/>
@@ -4359,7 +4627,7 @@
                   <w:szCs w:val="16"/>
                   <w:u w:val="single" w:color="2E75B6"/>
                 </w:rPr>
-                <w:t xml:space="preserve">Genetics vocabulary</w:t>
+                <w:t xml:space="preserve">Noble gas configuration</w:t>
               </w:r>
             </w:hyperlink>
           </w:p>
@@ -4383,7 +4651,7 @@
               <w:spacing w:after="10" w:before="0"/>
               <w:ind w:left="120"/>
             </w:pPr>
-            <w:hyperlink w:history="1" r:id="rIdgdq04sipto8gjweumdwz5">
+            <w:hyperlink w:history="1" r:id="rIdcramq8exbinosdxtwuzws">
               <w:r>
                 <w:rPr>
                   <w:rFonts w:ascii="Arial" w:cs="Arial" w:eastAsia="Arial" w:hAnsi="Arial"/>
@@ -4428,7 +4696,7 @@
             <w:pPr>
               <w:spacing w:after="20" w:before="0"/>
             </w:pPr>
-            <w:hyperlink w:history="1" r:id="rIdqzizmeqf0stngs7cxk1_q">
+            <w:hyperlink w:history="1" r:id="rIdllutaerupud0zlkc63-z2">
               <w:r>
                 <w:rPr>
                   <w:rFonts w:ascii="Arial" w:cs="Arial" w:eastAsia="Arial" w:hAnsi="Arial"/>
@@ -4437,7 +4705,7 @@
                   <w:szCs w:val="16"/>
                   <w:u w:val="single" w:color="2E75B6"/>
                 </w:rPr>
-                <w:t xml:space="preserve">Chemical Bonding (Flexbook)</w:t>
+                <w:t xml:space="preserve">Valence Electrons (Flexbook)</w:t>
               </w:r>
             </w:hyperlink>
           </w:p>
@@ -4461,7 +4729,7 @@
               <w:spacing w:after="10" w:before="0"/>
               <w:ind w:left="120"/>
             </w:pPr>
-            <w:hyperlink w:history="1" r:id="rIdhzcaprrd8tkxlqhzdoddu">
+            <w:hyperlink w:history="1" r:id="rIda32nyeyj01k9ruipq7izt">
               <w:r>
                 <w:rPr>
                   <w:rFonts w:ascii="Arial" w:cs="Arial" w:eastAsia="Arial" w:hAnsi="Arial"/>
@@ -4503,7 +4771,7 @@
                 <w:sz w:val="18"/>
                 <w:szCs w:val="18"/>
               </w:rPr>
-              <w:t xml:space="preserve">Distribute two sticky notes per student and say: 'Write one genuine question you have after today — something you really want to know — and one thing that confused you. Put your name on the back only.' Give 2 minutes of silent writing. WAIT TIME: do not circulate during this writing. As students post, read 4–5 questions aloud to the class: 'Listen — Kamau asks: Why does salt only conduct when dissolved? Wanjiku asks: What exactly is an electron doing when atoms bond? These are brilliant scientific questions.' Facilitate clustering by saying: 'Who thinks their question is about electrons and atoms? Move those to this corner.' Use student names to label clusters — e.g., 'The Electrons Cluster — Fatuma's question lives here.' Write the overarching Driving Question at the top and say: 'This is our compass for the next 26 lessons. Every lesson, we will come back here and ask: What new evidence do we have to answer this question?' Assign one student per group as DQB Keeper — responsible for noting answered questions in green marker as the unit progresses.</w:t>
+              <w:t xml:space="preserve">Distribute sticky notes or paper squares. Say: 'This wall is going to be the most important wall in our classroom for the next 26 lessons. Every question you post today is a promise — a promise that by the end of this unit you will be able to answer it. Write your two questions now. Be specific. Don't write 'Why is diamond hard?' — write 'What is happening between the carbon atoms inside a diamond that makes it resist force?' You have 3 minutes.' Circulate — if a student is stuck, prompt: 'What did you wonder during the video?' or 'What from your I Wonder table is still unanswered?' After posting, say: 'Stand up. Silent gallery walk — 2 minutes. Read every question. Put a small tick on any question you also want answered.' After the gallery walk, facilitate the sort: 'Help me group these. I see some questions about dissolving — who else has a dissolving question? Come put yours in this cluster.' Label clusters with students' input. Write the driving question at the top of the DQB and read it aloud: 'How do the chemical bonds holding a substance together determine what that substance can do? Every cluster on this board is hiding inside that one big question.' Point to the phenomenon images: 'Salt. Graphite. Diamond. By the end of Lesson 26, you will be able to explain all three completely. Let's begin.'</w:t>
             </w:r>
           </w:p>
         </w:tc>
@@ -4535,7 +4803,7 @@
                 <w:sz w:val="18"/>
                 <w:szCs w:val="18"/>
               </w:rPr>
-              <w:t xml:space="preserve">Question Clustering on a Living DQB: The DQB is a visible, public, and persistent artefact that externalises collective curiosity and tracks growing understanding across the unit. Clustering student questions into themes mirrors how scientists organise inquiry and gives students ownership of the unit's direction. The DQB Keeper role creates accountability and continuity across all 26 lessons.</w:t>
+              <w:t xml:space="preserve">Driving Question Board (DQB) — Public Knowledge Tracking: The DQB externalises student curiosity and creates a collective, visible record of the class's intellectual journey. Grouping questions into clusters previews the unit's conceptual architecture (bond types → properties → uses) without the teacher delivering it as a lecture. The silent gallery walk with ticks surfaces shared questions and builds community around shared puzzlement. Returning to the DQB at the start of each subsequent lesson to mark answered questions creates a concrete, motivating record of growing understanding — transforming the board from a decoration into a living document of scientific inquiry.</w:t>
             </w:r>
           </w:p>
         </w:tc>
@@ -4567,7 +4835,7 @@
                 <w:sz w:val="18"/>
                 <w:szCs w:val="18"/>
               </w:rPr>
-              <w:t xml:space="preserve">Teacher reviews all sticky notes after class, categorising question sophistication: Level 1 — factual recall questions ('What is an ionic bond?'), Level 2 — relational questions ('Why does bond type affect conductivity?'), Level 3 — application/transfer questions ('Could we design a new material by choosing a bond type?'). This informs differentiation in subsequent lessons. A healthy DQB at this stage has at least 60% Level 1–2 questions and a few Level 3 questions from advanced learners. If fewer than 3 questions per theme cluster, the teacher adds anonymised teacher-generated questions to ensure full coverage of KICD curriculum content.</w:t>
+              <w:t xml:space="preserve">Teacher photographs the completed DQB for reference. Assess: (a) Whether student questions are phenomenon-connected and specific (high quality) or generic and textbook-like ('What is ionic bonding?') — this reveals the depth of curiosity generated by the phenomenon launch; (b) Which clusters attract the most ticks — these are the highest-priority questions and should be explicitly addressed early in the unit; (c) Whether any student posts a question that reveals a significant misconception (e.g. 'Does diamond have no atoms because it doesn't dissolve?') — these students need targeted attention in Lesson 2. Record the number and quality of questions posted as a participation indicator.</w:t>
             </w:r>
           </w:p>
         </w:tc>
@@ -4633,7 +4901,7 @@
                 <w:sz w:val="18"/>
                 <w:szCs w:val="18"/>
               </w:rPr>
-              <w:t xml:space="preserve">In the final 5 minutes, students individually draw a 'First Model' in their notebooks — a simple annotated diagram with four boxes, one per material (NaCl, graphite, aluminium, diamond), showing their current best guess about what is happening at the atomic level inside each material that causes its observed properties. Students are told: 'Draw what you think the atoms look like inside each material and how they might be connected. Use arrows, labels, and question marks freely — this is your starting point, not your final answer.' Students label their diagrams 'Model Version 1 — Lesson 1' and date them. Teacher collects a photograph of three or four notebooks (volunteer or randomly selected) to project at the start of Lesson 2 for comparison.</w:t>
+              <w:t xml:space="preserve">Students open a dedicated MODEL PAGE at the back of their exercise books (or a separate sheet to be kept throughout the unit) titled: MY GROWING MODEL — How Chemical Bonds Determine What Substances Can Do. Using only what they know so far — the phenomenon, their observations, and the valence electron/octet rule content — each student independently draws a first-draft, particle-level sketch of what they think the inside of each substance (NaCl, graphite/pencil, diamond) looks like. They annotate their sketches with labels and brief notes explaining their current thinking. Students then add a written statement: 'My model can explain… [one thing about the phenomenon]' and 'My model cannot yet explain… [one remaining puzzle].' The teacher emphasises that this is a DRAFT — it will be wrong in places, and that is expected and valuable.</w:t>
             </w:r>
           </w:p>
         </w:tc>
@@ -4669,7 +4937,7 @@
             <w:pPr>
               <w:spacing w:after="20" w:before="0"/>
             </w:pPr>
-            <w:hyperlink w:history="1" r:id="rIdr7mga32hny1o4w0jsloel">
+            <w:hyperlink w:history="1" r:id="rIdsu-prnzwpksies_wzkduc">
               <w:r>
                 <w:rPr>
                   <w:rFonts w:ascii="Arial" w:cs="Arial" w:eastAsia="Arial" w:hAnsi="Arial"/>
@@ -4678,7 +4946,7 @@
                   <w:szCs w:val="16"/>
                   <w:u w:val="single" w:color="2E75B6"/>
                 </w:rPr>
-                <w:t xml:space="preserve">Genetics vocabulary</w:t>
+                <w:t xml:space="preserve">Noble gas configuration</w:t>
               </w:r>
             </w:hyperlink>
           </w:p>
@@ -4702,7 +4970,7 @@
               <w:spacing w:after="10" w:before="0"/>
               <w:ind w:left="120"/>
             </w:pPr>
-            <w:hyperlink w:history="1" r:id="rIdgkpirrc6v49ygqhc9dnxa">
+            <w:hyperlink w:history="1" r:id="rIdcx3vix6llqf0y6ftcuc2n">
               <w:r>
                 <w:rPr>
                   <w:rFonts w:ascii="Arial" w:cs="Arial" w:eastAsia="Arial" w:hAnsi="Arial"/>
@@ -4747,7 +5015,7 @@
             <w:pPr>
               <w:spacing w:after="20" w:before="0"/>
             </w:pPr>
-            <w:hyperlink w:history="1" r:id="rIds1pri84aksntydqjestvk">
+            <w:hyperlink w:history="1" r:id="rIdpknti9ypwjrffs9lfsce8">
               <w:r>
                 <w:rPr>
                   <w:rFonts w:ascii="Arial" w:cs="Arial" w:eastAsia="Arial" w:hAnsi="Arial"/>
@@ -4756,7 +5024,7 @@
                   <w:szCs w:val="16"/>
                   <w:u w:val="single" w:color="2E75B6"/>
                 </w:rPr>
-                <w:t xml:space="preserve">Chemical Bonding (Flexbook)</w:t>
+                <w:t xml:space="preserve">Valence Electrons (Flexbook)</w:t>
               </w:r>
             </w:hyperlink>
           </w:p>
@@ -4780,7 +5048,7 @@
               <w:spacing w:after="10" w:before="0"/>
               <w:ind w:left="120"/>
             </w:pPr>
-            <w:hyperlink w:history="1" r:id="rId2ahxzbvf7-xhhl65zuehi">
+            <w:hyperlink w:history="1" r:id="rId21iw5rviapus_glm6uxsz">
               <w:r>
                 <w:rPr>
                   <w:rFonts w:ascii="Arial" w:cs="Arial" w:eastAsia="Arial" w:hAnsi="Arial"/>
@@ -4822,7 +5090,7 @@
                 <w:sz w:val="18"/>
                 <w:szCs w:val="18"/>
               </w:rPr>
-              <w:t xml:space="preserve">Say: 'In the last 5 minutes, I want you to draw — not write — what you think is happening inside each material at the atomic level. Use your imagination. There is no wrong picture at this stage.' After 4 minutes of individual drawing, say: 'Hold up your notebook. Look around — notice how different everyone's models are. By Lesson 26, you will all have a much more accurate and detailed model, and you will be amazed at how much your thinking has changed.' Cold-call 2 students to briefly describe their model in one sentence: 'Omondi, tell me in one sentence what you drew for NaCl.' WAIT TIME: 10 seconds. 'Chebet, what did you draw for graphite?' Close by saying: 'These models belong to you. We will revise them every single lesson as we gather more evidence. That is exactly how real chemists work.' Point to the DQB: 'Tomorrow, we start answering the first cluster — Atoms and Electrons. Come ready to think hard.'</w:t>
+              <w:t xml:space="preserve">Say: 'Flip to the very last page of your exercise book. Label it MY GROWING MODEL. Date it today. This page is yours — you will draw on it, cross things out, add to it, and revise it after every single lesson in this unit. By Lesson 26, it will be completely different from what you draw today, and that change is proof of your learning.' Give clear instructions: 'Draw three boxes, one for each substance: NaCl, Graphite, Diamond. Inside each box, draw what you think the particles look like and how they are connected. Use what you know about valence electrons. You have 5 minutes. There are no wrong answers today — only first attempts.' Circulate and encourage: 'What did you notice about the graphite layers in the video? Can you show that?' After 5 minutes: 'Add two sentences at the bottom: My model can explain… and My model cannot yet explain…' Cold-call 3 students to share their 'cannot yet explain' sentence with the class. Write these on the board as OPEN QUESTIONS FOR OUR MODEL. Say: 'Every open question on this board is something a future lesson will help you answer. Come back to this page after Lesson 2 and add what you've learned.' Close the lesson: 'Today we met our phenomenon. We asked great questions. We discovered that valence electrons and stability are the starting point. Next lesson, we dive into the first bond type — and we will use it to start explaining what happens to that salt in the ugali water.'</w:t>
             </w:r>
           </w:p>
         </w:tc>
@@ -4854,7 +5122,7 @@
                 <w:sz w:val="18"/>
                 <w:szCs w:val="18"/>
               </w:rPr>
-              <w:t xml:space="preserve">Preliminary Model (Version 1) as a Thinking Anchor: Requiring students to draw atomic-level models before instruction externalises their mental models, making implicit thinking visible and revisable. Dating and numbering the model ('Version 1') establishes the norm of model revision as a scientific practice (NGSS SEP 2: Developing and Using Models) and gives students a concrete record of their own intellectual growth across the 26-lesson unit.</w:t>
+              <w:t xml:space="preserve">Cumulative Draft Modelling (First-Draft Model): Asking students to build a particle-level model before they have complete knowledge is a deliberate strategy aligned with NGSS SEP 2 (Developing and Using Models). First-draft models make prior conceptions visible and give students something concrete to revise — creating a sense of intellectual progress as the model improves lesson by lesson. The 'can explain / cannot yet explain' sentence structure explicitly acknowledges the limits of current knowledge, normalising scientific uncertainty and motivating further inquiry. Keeping the model page across all 26 lessons gives students a tangible artefact of their learning trajectory.</w:t>
             </w:r>
           </w:p>
         </w:tc>
@@ -4886,7 +5154,7 @@
                 <w:sz w:val="18"/>
                 <w:szCs w:val="18"/>
               </w:rPr>
-              <w:t xml:space="preserve">Teacher scans models during the 4-minute drawing period, noting: (a) whether students draw atoms as circles/dots or as more complex structures, (b) whether any student includes electrons or charges spontaneously, (c) whether any student draws a lattice or repeating structure for NaCl or graphite (indicating strong prior knowledge). Two or three selected notebook photographs are saved for projection in Lesson 2 to launch model revision. Any student who leaves all four boxes blank is flagged for a brief check-in before Lesson 2 to ensure they feel safe to attempt the task.</w:t>
+              <w:t xml:space="preserve">Teacher scans model sketches during the 5-minute drawing period, looking for: (a) Whether students represent NaCl with a regular, repeating pattern vs. random particles — this indicates awareness of crystal structure from Grade 9; (b) Whether any student represents graphite as layers — this is sophisticated prior knowledge to leverage in Lesson 7 (giant covalent structures); (c) Whether students draw any kind of 'connection' or 'bond' between particles, or only isolated spheres — students drawing connections are ready for the formal bond diagrams in Lessons 2–3. Collect the 'cannot yet explain' sentences from 3–4 students and cross-reference with the DQB clusters to ensure the unit sequence addresses students' actual gaps. These model pages should be revisited by the teacher after Lesson 5 and Lesson 15 as formative checkpoints.</w:t>
             </w:r>
           </w:p>
         </w:tc>
@@ -4979,83 +5247,7 @@
                 <w:sz w:val="18"/>
                 <w:szCs w:val="18"/>
               </w:rPr>
-              <w:t xml:space="preserve">1. Which student predictions in the Predict Phase revealed the most significant misconceptions about atoms and bonding, and how will I address these in Lesson 2 without simply telling students the correct answer?</w:t>
-            </w:r>
-          </w:p>
-          <w:p>
-            <w:pPr>
-              <w:spacing w:after="40" w:before="0"/>
-              <w:jc w:val="left"/>
-            </w:pPr>
-            <w:r>
-              <w:rPr>
-                <w:rFonts w:ascii="Arial" w:cs="Arial" w:eastAsia="Arial" w:hAnsi="Arial"/>
-                <w:b w:val="false"/>
-                <w:bCs w:val="false"/>
-                <w:i w:val="false"/>
-                <w:iCs w:val="false"/>
-                <w:color w:val="000000"/>
-                <w:sz w:val="18"/>
-                <w:szCs w:val="18"/>
-              </w:rPr>
-              <w:t xml:space="preserve">2. Did all four groups at the Observe Phase stations gather complete and accurate data? If any station produced unclear results (e.g., LED did not light reliably for NaCl solution), what adjustments do I need to make to the circuit tester setup before the next lesson?</w:t>
-            </w:r>
-          </w:p>
-          <w:p>
-            <w:pPr>
-              <w:spacing w:after="40" w:before="0"/>
-              <w:jc w:val="left"/>
-            </w:pPr>
-            <w:r>
-              <w:rPr>
-                <w:rFonts w:ascii="Arial" w:cs="Arial" w:eastAsia="Arial" w:hAnsi="Arial"/>
-                <w:b w:val="false"/>
-                <w:bCs w:val="false"/>
-                <w:i w:val="false"/>
-                <w:iCs w:val="false"/>
-                <w:color w:val="000000"/>
-                <w:sz w:val="18"/>
-                <w:szCs w:val="18"/>
-              </w:rPr>
-              <w:t xml:space="preserve">3. Looking at the DQB sticky notes, are there important KICD curriculum concepts (e.g., octet rule, Lewis structures, Van der Waals forces) that no student asked about? If so, how will I naturally introduce these as need-to-know questions in subsequent lessons without imposing them top-down?</w:t>
-            </w:r>
-          </w:p>
-          <w:p>
-            <w:pPr>
-              <w:spacing w:after="40" w:before="0"/>
-              <w:jc w:val="left"/>
-            </w:pPr>
-            <w:r>
-              <w:rPr>
-                <w:rFonts w:ascii="Arial" w:cs="Arial" w:eastAsia="Arial" w:hAnsi="Arial"/>
-                <w:b w:val="false"/>
-                <w:bCs w:val="false"/>
-                <w:i w:val="false"/>
-                <w:iCs w:val="false"/>
-                <w:color w:val="000000"/>
-                <w:sz w:val="18"/>
-                <w:szCs w:val="18"/>
-              </w:rPr>
-              <w:t xml:space="preserve">4. Were there students who appeared disengaged during the phenomenon scenario? What connections to their personal Kenyan daily life context can I strengthen — e.g., referencing jiko charcoal, cooking salt from Lake Magadi, or Kenyan jewellery — to increase relevance?</w:t>
-            </w:r>
-          </w:p>
-          <w:p>
-            <w:pPr>
-              <w:spacing w:after="40" w:before="0"/>
-              <w:jc w:val="left"/>
-            </w:pPr>
-            <w:r>
-              <w:rPr>
-                <w:rFonts w:ascii="Arial" w:cs="Arial" w:eastAsia="Arial" w:hAnsi="Arial"/>
-                <w:b w:val="false"/>
-                <w:bCs w:val="false"/>
-                <w:i w:val="false"/>
-                <w:iCs w:val="false"/>
-                <w:color w:val="000000"/>
-                <w:sz w:val="18"/>
-                <w:szCs w:val="18"/>
-              </w:rPr>
-              <w:t xml:space="preserve">5. Comparing the 'First Models' drawn today, what is the dominant naive conception about atomic structure in my class, and how does this inform the sequencing and scaffolding of Lesson 2 on valence electrons and atomic stability?</w:t>
+              <w:t xml:space="preserve">1. When students shared their initial predictions, did the majority use macroscopic language only (e.g. 'salt is softer than diamond') or did any students spontaneously invoke particle-level ideas (atoms, electrons, bonds)? What does this tell me about where to pitch the conceptual level in Lesson 2?\n2. Were the I Wonder questions students generated specific enough to drive inquiry (e.g. 'Why do Na and Cl ions separate in water but carbon atoms in diamond do not?'), or were they surface-level (e.g. 'Why is diamond shiny?')? If questions were surface-level, how might I scaffold deeper questioning in the next DQB session?\n3. Did all students successfully draw correct Lewis dot diagrams for Na, Cl, and C, or were there persistent errors (e.g. drawing 8 dots for Na)? Which students need a brief one-to-one intervention before Lesson 2 on electron configuration review?\n4. How engaged were students with the anchoring phenomenon — did the Kenyan context (ugali, the River Road jeweller, the pencil) generate authentic curiosity, or did it feel artificial? What adjustments to the phenomenon narrative would make it feel more locally real next time?\n5. Looking at students' first-draft model sketches, what is the most common misconception visible in their particle drawings, and how will I directly address that misconception in the Lesson 2 Explain phase without simply telling students the right answer?</w:t>
             </w:r>
           </w:p>
         </w:tc>
@@ -5182,7 +5374,7 @@
                 <w:sz w:val="18"/>
                 <w:szCs w:val="18"/>
               </w:rPr>
-              <w:t xml:space="preserve">Students observed that NaCl dissolves in water and conducts electricity only when dissolved; graphite conducts electricity but does not dissolve; aluminium conducts electricity and heat without dissolving; and diamond neither conducts electricity nor dissolves — yet all four materials are composed of atoms held together by chemical bonds.</w:t>
+              <w:t xml:space="preserve">Students observed that three familiar Kenyan solids — table salt (NaCl) used in cooking ugali, graphite in a pencil used for writing Chemistry notes, and a diamond blade used by a Nairobi jeweller — behave in dramatically different ways: salt dissolves instantly in water, graphite conducts electricity and feels slippery, and diamond is the hardest known natural substance and does not dissolve or melt under ordinary conditions. They observed a conductivity test showing graphite lighting an LED, a data card showing diamond's Mohs hardness of 10 and melting point of ~3 550 °C, and particle-level animations of NaCl dissolving into ions in water.</w:t>
             </w:r>
           </w:p>
         </w:tc>
@@ -5248,7 +5440,7 @@
                 <w:sz w:val="18"/>
                 <w:szCs w:val="18"/>
               </w:rPr>
-              <w:t xml:space="preserve">All substances are made of atoms connected by chemical bonds, but different bond types produce different large-scale structures and therefore different physical properties (solubility, conductivity, hardness). Valence electrons — the outermost electrons of atoms — are involved in forming these bonds, and understanding how they behave is the key to explaining the phenomenon.</w:t>
+              <w:t xml:space="preserve">Students learned that atoms are not stable in their natural state (except noble gases such as helium and neon, which already have full outer shells) and that all chemical bonding is driven by atoms seeking to achieve a stable, noble-gas electron configuration — the octet rule (8 valence electrons) or duplet rule (2 valence electrons for the first period). Students drew Lewis dot diagrams for Na (1 valence electron), Cl (7 valence electrons), C (4 valence electrons), He (2), and Ne (8), and identified that Na must lose 1 electron and Cl must gain 1 electron to reach stability — the first step toward understanding why NaCl forms an ionic bond.</w:t>
             </w:r>
           </w:p>
         </w:tc>
@@ -5314,7 +5506,7 @@
                 <w:sz w:val="18"/>
                 <w:szCs w:val="18"/>
               </w:rPr>
-              <w:t xml:space="preserve">The contrasting properties of NaCl, graphite, aluminium, and diamond observed in Aisha's Nairobi kitchen cannot yet be fully explained — that is the point of this lesson. Students have identified that the type of chemical bond must somehow determine properties, but they need to learn about valence electrons, bond types (ionic, covalent, metallic), and resulting structures before they can fully answer the driving question. This productive gap in understanding motivates the entire unit.</w:t>
+              <w:t xml:space="preserve">The concept of valence electrons and atomic stability provides the first clue toward explaining the anchoring phenomenon: sodium and chlorine each achieve stability through electron transfer rather than sharing, forming oppositely charged ions (Na⁺ and Cl⁻) that are held together by electrostatic attraction. This beginning of an explanation suggests why NaCl might behave differently from a substance like diamond, where carbon atoms (with 4 valence electrons) cannot simply gain or lose electrons — they must share, leading to a completely different type of bond and therefore completely different physical properties. The full explanation of all three substances will be built across the unit, but the engine of all bonding — the drive for atomic stability — has been established.</w:t>
             </w:r>
           </w:p>
         </w:tc>
@@ -5383,7 +5575,7 @@
                 <w:sz w:val="22"/>
                 <w:szCs w:val="22"/>
               </w:rPr>
-              <w:t xml:space="preserve">LESSON 2 (40 minutes): Lesson 2 — Valence Electrons and the Octet Rule: Why Do Atoms Bond at All?</w:t>
+              <w:t xml:space="preserve">LESSON 2 (40 minutes): Ionic Bonding — Formation, Lewis Diagrams &amp; Giant Ionic Structures</w:t>
             </w:r>
           </w:p>
         </w:tc>
@@ -5550,7 +5742,7 @@
                 <w:sz w:val="18"/>
                 <w:szCs w:val="18"/>
               </w:rPr>
-              <w:t xml:space="preserve">Students investigate why atoms are chemically reactive or stable by exploring valence electrons and the octet rule, then apply this understanding to predict what sodium and chlorine must do to achieve stability — directly connecting to the NaCl phenomenon from Lesson 1.</w:t>
+              <w:t xml:space="preserve">Students gather evidence about ionic bond formation through electron transfer and giant lattice structures to begin explaining why table salt dissolves readily and conducts electricity when dissolved.</w:t>
             </w:r>
           </w:p>
         </w:tc>
@@ -5617,7 +5809,7 @@
                 <w:sz w:val="18"/>
                 <w:szCs w:val="18"/>
               </w:rPr>
-              <w:t xml:space="preserve">–  Identify the number of valence electrons for elements in Periods 1–3 using electron configuration</w:t>
+              <w:t xml:space="preserve">–  Define ionic bonding as the electrostatic attraction between oppositely charged ions formed by electron transfer from a metal to a non-metal.</w:t>
             </w:r>
           </w:p>
           <w:p>
@@ -5637,7 +5829,7 @@
                 <w:sz w:val="18"/>
                 <w:szCs w:val="18"/>
               </w:rPr>
-              <w:t xml:space="preserve">–  Explain the octet rule (and duplet rule for Period 1) as the driving force behind chemical bonding</w:t>
+              <w:t xml:space="preserve">–  Describe the giant ionic lattice structure of NaCl, including its 3-D arrangement, high melting point, and solubility in water.</w:t>
             </w:r>
           </w:p>
           <w:p>
@@ -5657,7 +5849,7 @@
                 <w:sz w:val="18"/>
                 <w:szCs w:val="18"/>
               </w:rPr>
-              <w:t xml:space="preserve">–  Describe how atoms achieve noble gas configuration by gaining, losing, or sharing electrons</w:t>
+              <w:t xml:space="preserve">–  Explain how the properties of ionic compounds (solubility, electrical conductivity when dissolved or molten, brittleness, high melting point) arise directly from the giant lattice structure and the strength of electrostatic forces.</w:t>
             </w:r>
           </w:p>
         </w:tc>
@@ -5724,7 +5916,7 @@
                 <w:sz w:val="18"/>
                 <w:szCs w:val="18"/>
               </w:rPr>
-              <w:t xml:space="preserve">–  Draw Lewis electron dot structures for selected Period 1–3 atoms</w:t>
+              <w:t xml:space="preserve">–  Draw accurate dot-and-cross Lewis diagrams for ionic compounds (NaCl, MgO, CaCl₂), correctly showing electron transfer and resulting ion charges.</w:t>
             </w:r>
           </w:p>
           <w:p>
@@ -5744,7 +5936,7 @@
                 <w:sz w:val="18"/>
                 <w:szCs w:val="18"/>
               </w:rPr>
-              <w:t xml:space="preserve">–  Predict whether an atom will gain, lose, or share electrons based on its valence electron count</w:t>
+              <w:t xml:space="preserve">–  Analyse and interpret a 3-D model or diagram of the NaCl giant ionic lattice and connect its structural features to observable physical properties.</w:t>
             </w:r>
           </w:p>
         </w:tc>
@@ -5811,7 +6003,7 @@
                 <w:sz w:val="18"/>
                 <w:szCs w:val="18"/>
               </w:rPr>
-              <w:t xml:space="preserve">–  Appreciate that stability — not change for its own sake — drives atomic behaviour, connecting to the idea that everyday materials like salt exist because atoms 'seek' lower energy states</w:t>
+              <w:t xml:space="preserve">–  Appreciate that invisible atomic-scale events (electron transfer) produce dramatic, observable differences in the behaviour of everyday Kenyan substances such as table salt.</w:t>
             </w:r>
           </w:p>
           <w:p>
@@ -5831,7 +6023,7 @@
                 <w:sz w:val="18"/>
                 <w:szCs w:val="18"/>
               </w:rPr>
-              <w:t xml:space="preserve">–  Show curiosity by questioning why noble gases are unreactive compared to sodium and chlorine</w:t>
+              <w:t xml:space="preserve">–  Show care and respect for peers during group discussions and practical activities, consistent with the value of Love articulated in the KICD curriculum.</w:t>
             </w:r>
           </w:p>
         </w:tc>
@@ -5897,7 +6089,7 @@
                 <w:sz w:val="18"/>
                 <w:szCs w:val="18"/>
               </w:rPr>
-              <w:t xml:space="preserve">How do valence electrons determine whether an atom gains, loses, or shares electrons to achieve stability?</w:t>
+              <w:t xml:space="preserve">How do chemical bonds influence the properties of a substance?</w:t>
             </w:r>
           </w:p>
         </w:tc>
@@ -5963,7 +6155,7 @@
                 <w:sz w:val="18"/>
                 <w:szCs w:val="18"/>
               </w:rPr>
-              <w:t xml:space="preserve">Lesson 1 established that NaCl, graphite, aluminium, and diamond behave differently because of their bond types. Lesson 2 provides the foundational 'why': atoms bond because they have incomplete outer electron shells. By understanding valence electrons and the octet rule, students can now begin to predict exactly what sodium (1 valence electron) and chlorine (7 valence electrons) must do when they meet — setting up the ionic bond investigation in Lesson 3.</w:t>
+              <w:t xml:space="preserve">In Lesson 1, students anchored the puzzle — salt dissolves, graphite conducts, diamond is indestructible — and learned that atoms seek stability by gaining or losing electrons. Lesson 2 zooms into the first bond type: ionic bonding. By studying how Na transfers an electron to Cl to form the giant NaCl lattice, students collect the first concrete piece of evidence needed to answer why the mama's salt vanishes so quickly into the ugali water — advancing the driving question from mystery toward mechanism.</w:t>
             </w:r>
           </w:p>
         </w:tc>
@@ -6029,7 +6221,7 @@
                 <w:sz w:val="18"/>
                 <w:szCs w:val="18"/>
               </w:rPr>
-              <w:t xml:space="preserve">No specific hazards. This is a pencil-and-paper and discussion lesson. Students using pencils to draw Lewis structures should handle shared stationery respectfully.</w:t>
+              <w:t xml:space="preserve">No hazardous chemicals are used in this lesson. If students handle physical model-building materials (e.g., clay balls, toothpicks), remind them not to place materials in their mouths. Ensure adequate workspace so that models are not knocked over and cause injury.</w:t>
             </w:r>
           </w:p>
         </w:tc>
@@ -6122,7 +6314,7 @@
                 <w:sz w:val="18"/>
                 <w:szCs w:val="18"/>
               </w:rPr>
-              <w:t xml:space="preserve">This lesson builds directly on the anchoring phenomenon introduced in Lesson 1. Students observed that table salt (NaCl) dissolves in water and conducts electricity when dissolved, while graphite conducts electricity but does not dissolve, aluminium conducts heat and electricity, and diamond is hard and non-conductive. The question hanging over all of these observations is: what makes atoms bond in the first place? Lesson 2 answers this foundational question by guiding students to discover that atoms bond because their outer electron shells are incomplete. Using electron configuration knowledge from earlier in the course, students identify valence electrons for elements in Periods 1–3 and construct Lewis dot structures — a visual tool that makes the 'electron accounting' of bonding concrete and accessible.</w:t>
+              <w:t xml:space="preserve">This lesson is the first dedicated evidence-gathering session in the Chemical Bonding storyline. Students move from the broad puzzle introduced in Lesson 1 — why does salt dissolve when diamond does not? — toward a mechanistic explanation grounded in ionic bond formation. The lesson opens with a focused prediction task that activates prior knowledge about electron configuration and atomic stability (octet rule), directly building on Lesson 1's foundational concepts. Students then observe electron transfer through an animation or teacher-led video and a structured reading, before practising Lewis dot-and-cross diagrams for NaCl, MgO, and CaCl₂. The lesson anchors every new idea back to the mama shaking salt into the ugali pot — the most immediately familiar context from the phenomenon.</w:t>
             </w:r>
           </w:p>
           <w:p>
@@ -6160,7 +6352,7 @@
                 <w:sz w:val="18"/>
                 <w:szCs w:val="18"/>
               </w:rPr>
-              <w:t xml:space="preserve">The lesson is structured around a central provocation: if noble gases (argon, neon, helium) are completely unreactive and exist as free atoms in the atmosphere above Nairobi and everywhere else on Earth, what makes them special compared to sodium or chlorine? Students work in pairs to compare electron configurations of reactive versus noble-gas elements, discovering the pattern that full outer shells (8 electrons for most elements, 2 for hydrogen and helium) correspond to stability. This is the octet rule — the single most important organising idea for the next seven lessons.</w:t>
+              <w:t xml:space="preserve">The Explain Phase deepens understanding by connecting the giant ionic lattice of NaCl to its observable properties: high melting point (why you need intense heat to melt it), solubility in water (polar water molecules pull Na⁺ and Cl⁻ ions away from the lattice), and electrical conductivity only when dissolved or molten (ions must be free to move). Students use annotated diagrams and structured peer discussion to build these explanations, supported by a Claim–Evidence–Reasoning (CER) framework. The Driving Question Board is updated with new explanatory sticky notes, replacing earlier question marks with partial answers, and students revise their initial atomic-scale models to include ion charges and lattice geometry.</w:t>
             </w:r>
           </w:p>
           <w:p>
@@ -6198,7 +6390,7 @@
                 <w:sz w:val="18"/>
                 <w:szCs w:val="18"/>
               </w:rPr>
-              <w:t xml:space="preserve">In the Model Building phase, students revise their Lesson 1 phenomenon diagrams to annotate sodium and chlorine atoms with their Lewis dot structures, explicitly showing the 'electron gap' that drives bonding. This revision of the model is a visible record of growing understanding and directly advances the driving question. By the end of the lesson, students should be able to predict that sodium will lose its 1 valence electron and chlorine will gain 1 electron — a prediction they will test experimentally in Lesson 3.</w:t>
+              <w:t xml:space="preserve">Throughout the lesson, the teacher uses strategic cold-calling, targeted wait time, and probing questions to surface and correct common misconceptions — particularly the idea that electrons are 'shared' in ionic bonding (they are fully transferred), and that NaCl exists as discrete molecules (it does not; it forms a continuous lattice). By the end of the lesson, students can articulate in their own words why a Kenyan mama's salt dissolves in seconds: the polar water molecules are attracted to the charged Na⁺ and Cl⁻ ions and pull the lattice apart, releasing free ions that can carry electrical charge — a direct, evidence-based partial answer to the driving question.</w:t>
             </w:r>
           </w:p>
         </w:tc>
@@ -6523,7 +6715,7 @@
                 <w:sz w:val="18"/>
                 <w:szCs w:val="18"/>
               </w:rPr>
-              <w:t xml:space="preserve">Students are shown two images side by side on the board or printed on cards: a sealed glass tube containing argon gas (labelled 'Argon — used in light bulbs in Nairobi factories') and a piece of sodium metal stored under oil. The teacher poses the question: 'Argon and sodium are both elements. Argon never reacts with anything. Sodium reacts violently with water. In your exercise book, write down: what do you think is DIFFERENT about the atoms of argon and sodium that makes one so reactive and the other completely stable?' Students write individual predictions for 3 minutes, then share with a partner.</w:t>
+              <w:t xml:space="preserve">Students individually read a two-sentence prompt on the board: 'In Lesson 1 we saw that a Kenyan mama's salt disappeared into boiling water in seconds. Today we will find out WHY — starting with what happens to sodium and chlorine atoms when they meet.' Students then write a 2–3 sentence prediction in their notebooks answering: 'What do you think happens to the electrons of sodium and chlorine when NaCl forms? Draw a simple sketch to show your idea.' After writing, students share predictions with a shoulder partner for 60 seconds before the teacher cold-calls three pairs.</w:t>
             </w:r>
           </w:p>
         </w:tc>
@@ -6559,7 +6751,7 @@
             <w:pPr>
               <w:spacing w:after="20" w:before="0"/>
             </w:pPr>
-            <w:hyperlink w:history="1" r:id="rIdxijf5iysrzftsbmco6_56">
+            <w:hyperlink w:history="1" r:id="rIdzucdekrugpqsfl9-jxzeg">
               <w:r>
                 <w:rPr>
                   <w:rFonts w:ascii="Arial" w:cs="Arial" w:eastAsia="Arial" w:hAnsi="Arial"/>
@@ -6568,7 +6760,7 @@
                   <w:szCs w:val="16"/>
                   <w:u w:val="single" w:color="2E75B6"/>
                 </w:rPr>
-                <w:t xml:space="preserve">Noble gas configuration</w:t>
+                <w:t xml:space="preserve">Genetics vocabulary</w:t>
               </w:r>
             </w:hyperlink>
           </w:p>
@@ -6592,7 +6784,7 @@
               <w:spacing w:after="10" w:before="0"/>
               <w:ind w:left="120"/>
             </w:pPr>
-            <w:hyperlink w:history="1" r:id="rIdreysomdkfprfolxdvaepe">
+            <w:hyperlink w:history="1" r:id="rIdzwleo8szum5i8xh9int4w">
               <w:r>
                 <w:rPr>
                   <w:rFonts w:ascii="Arial" w:cs="Arial" w:eastAsia="Arial" w:hAnsi="Arial"/>
@@ -6637,7 +6829,7 @@
             <w:pPr>
               <w:spacing w:after="20" w:before="0"/>
             </w:pPr>
-            <w:hyperlink w:history="1" r:id="rIdcrgkzunlzs2xkkd5htnyc">
+            <w:hyperlink w:history="1" r:id="rIdilbw1xkfsmmiog_cdvdzh">
               <w:r>
                 <w:rPr>
                   <w:rFonts w:ascii="Arial" w:cs="Arial" w:eastAsia="Arial" w:hAnsi="Arial"/>
@@ -6646,7 +6838,7 @@
                   <w:szCs w:val="16"/>
                   <w:u w:val="single" w:color="2E75B6"/>
                 </w:rPr>
-                <w:t xml:space="preserve">Valence Electrons (Flexbook)</w:t>
+                <w:t xml:space="preserve">Covalent and Ionic Bonding (PLIX)</w:t>
               </w:r>
             </w:hyperlink>
           </w:p>
@@ -6670,7 +6862,7 @@
               <w:spacing w:after="10" w:before="0"/>
               <w:ind w:left="120"/>
             </w:pPr>
-            <w:hyperlink w:history="1" r:id="rId8uyzeku3o6cswy1g7sxss">
+            <w:hyperlink w:history="1" r:id="rIddrlr1j1h3tbgqwlqwm8ah">
               <w:r>
                 <w:rPr>
                   <w:rFonts w:ascii="Arial" w:cs="Arial" w:eastAsia="Arial" w:hAnsi="Arial"/>
@@ -6712,7 +6904,7 @@
                 <w:sz w:val="18"/>
                 <w:szCs w:val="18"/>
               </w:rPr>
-              <w:t xml:space="preserve">Display the two images and say: 'Look carefully at these two elements. Both are made of atoms. One is completely stable and never bonds with anything. One is so reactive it has to be stored under oil to stop it reacting with air. In your books — not on your phones, not talking yet — write your best prediction for WHY they are so different. You have 3 minutes. Go.' [START TIMER. Circulate and read over shoulders. Note interesting predictions — especially any that mention electrons or outer shells — to highlight during sharing.] After 3 minutes: 'Stop writing. Turn to your neighbour and share your prediction. You have 90 seconds.' [WAIT 90 seconds.] Cold-call 3 pairs: 'Wanjiru and Kamau, what did you predict?', 'Otieno and Achieng, what was different about your prediction?', 'Mwangi and Fatuma, did you agree or disagree with each other?' Record key prediction words on the board under the heading 'OUR PREDICTIONS' — do NOT confirm or deny yet. Say: 'Keep these predictions in mind. By the end of today, you will know exactly what makes argon stable and sodium reactive — and why that matters for our salt and pencil mystery.'</w:t>
+              <w:t xml:space="preserve">Write the prompt on the board before learners enter. As students write predictions (allow 3 minutes silent individual work), circulate and note the range of ideas — especially whether students distinguish between electron sharing and electron transfer. After 3 minutes say: 'Turn and share your prediction with your partner. You have 60 seconds — go.' After sharing, cold-call exactly 3 pairs: 'Pair near the window — what did you predict? Pair in the middle row — do you agree or disagree and why? Pair at the back — did you draw something different?' Wait at least 12 seconds after each question before accepting responses. Do NOT correct predictions yet — instead say: 'Hold those ideas — we are going to test them against evidence right now.' Record key student predictions (electron sharing, electron giving, atoms merging) on the board in a 'Our Predictions' column to revisit during the Explain Phase.</w:t>
             </w:r>
           </w:p>
         </w:tc>
@@ -6744,7 +6936,7 @@
                 <w:sz w:val="18"/>
                 <w:szCs w:val="18"/>
               </w:rPr>
-              <w:t xml:space="preserve">Prediction Anchoring: Students commit a written prediction to paper before instruction, activating prior knowledge of electron configuration from earlier topics. Writing before discussing prevents groupthink and gives the teacher diagnostic information about where misconceptions lie (e.g., students may predict mass, size, or number of protons rather than valence electrons). The public display of predictions on the board creates accountability — students will revisit and revise these predictions in the Explain phase.</w:t>
+              <w:t xml:space="preserve">Prediction Journaling with Annotated Sketches — students externalise their mental models before instruction, making implicit assumptions visible. Comparing sketches with a partner surfaces alternative conceptions (e.g., electrons shared vs. transferred) in a low-stakes way, preparing students to notice and resolve contradictions during the Observe Phase.</w:t>
             </w:r>
           </w:p>
         </w:tc>
@@ -6776,7 +6968,7 @@
                 <w:sz w:val="18"/>
                 <w:szCs w:val="18"/>
               </w:rPr>
-              <w:t xml:space="preserve">Teacher scans written predictions while circulating to identify: (1) students who correctly invoke electrons or electron shells — these students can be used as peer explainers later; (2) students who cite atomic mass, size, or number of protons — these students hold a common misconception and need targeted questioning during the Observe phase; (3) students who write 'I don't know' — seat these students near stronger peers for pair work. Record the spread of prediction types mentally to calibrate the depth of explanation needed.</w:t>
+              <w:t xml:space="preserve">Teacher circulates and looks for: (1) Does the student's sketch show electrons moving from Na to Cl, or being shared between them? (2) Does the student use the word 'transfer' or 'give'? (3) Does the student mention ions or charges? Students who draw electrons being shared (a covalent conception) need targeted follow-up during the Explain Phase. Record names of 2–3 students with misconceptions for intentional cold-calling later.</w:t>
             </w:r>
           </w:p>
         </w:tc>
@@ -6842,7 +7034,7 @@
                 <w:sz w:val="18"/>
                 <w:szCs w:val="18"/>
               </w:rPr>
-              <w:t xml:space="preserve">Students receive a structured worksheet titled 'Electron Configuration Detectives.' The worksheet presents the electron configurations of 10 elements from Periods 1–3 (H, He, Li, C, N, O, F, Ne, Na, Cl, Ar) in the format used in Kenya's Form 3 syllabus (e.g., Na: 2, 8, 1). Students complete three tasks: (1) Circle the number in the outermost shell for each element — this is the valence electron count. (2) Sort the 10 elements into two columns: 'Reactive' and 'Stable/Unreactive' based on what they already know from the phenomenon and from prior lessons. (3) Look for a pattern — what valence electron count do all the 'Stable' elements share? Students work in pairs for 7 minutes, then the teacher leads a whole-class data-pooling discussion to build a shared class table on the board.</w:t>
+              <w:t xml:space="preserve">Students first watch a 4–5 minute teacher-curated animation or video showing electron transfer between sodium and chlorine atoms step by step, pausing to annotate a printed or drawn diagram: they label Na losing one electron (becoming Na⁺) and Cl gaining one electron (becoming Cl⁻), and draw arrows showing electron movement. They then read a one-page structured text (provided by teacher or ARES platform) describing the giant ionic lattice of NaCl — its repeating 3-D arrangement of alternating Na⁺ and Cl⁻ ions, its high melting point (801 °C), its solubility in water, and its ability to conduct electricity only when dissolved or molten. Students complete a guided observation table: 'What I saw in the video | What I read about NaCl | One question I still have.'</w:t>
             </w:r>
           </w:p>
         </w:tc>
@@ -6878,7 +7070,7 @@
             <w:pPr>
               <w:spacing w:after="20" w:before="0"/>
             </w:pPr>
-            <w:hyperlink w:history="1" r:id="rId2dhpi9ah0qetpaiohwnu4">
+            <w:hyperlink w:history="1" r:id="rIdd70ngw4d-zmbh4ppysqdx">
               <w:r>
                 <w:rPr>
                   <w:rFonts w:ascii="Arial" w:cs="Arial" w:eastAsia="Arial" w:hAnsi="Arial"/>
@@ -6887,7 +7079,7 @@
                   <w:szCs w:val="16"/>
                   <w:u w:val="single" w:color="2E75B6"/>
                 </w:rPr>
-                <w:t xml:space="preserve">Noble gas configuration</w:t>
+                <w:t xml:space="preserve">Genetics vocabulary</w:t>
               </w:r>
             </w:hyperlink>
           </w:p>
@@ -6911,7 +7103,7 @@
               <w:spacing w:after="10" w:before="0"/>
               <w:ind w:left="120"/>
             </w:pPr>
-            <w:hyperlink w:history="1" r:id="rIdr9-zkevix0nj1yw_eae0i">
+            <w:hyperlink w:history="1" r:id="rId-r6tcxvebwnnhojahmbru">
               <w:r>
                 <w:rPr>
                   <w:rFonts w:ascii="Arial" w:cs="Arial" w:eastAsia="Arial" w:hAnsi="Arial"/>
@@ -6956,7 +7148,7 @@
             <w:pPr>
               <w:spacing w:after="20" w:before="0"/>
             </w:pPr>
-            <w:hyperlink w:history="1" r:id="rIdutrrhlx1yc0kwkdmrrma5">
+            <w:hyperlink w:history="1" r:id="rIdgldlt6qw2wmz3aqfzdz-a">
               <w:r>
                 <w:rPr>
                   <w:rFonts w:ascii="Arial" w:cs="Arial" w:eastAsia="Arial" w:hAnsi="Arial"/>
@@ -6965,7 +7157,7 @@
                   <w:szCs w:val="16"/>
                   <w:u w:val="single" w:color="2E75B6"/>
                 </w:rPr>
-                <w:t xml:space="preserve">Valence Electrons (Flexbook)</w:t>
+                <w:t xml:space="preserve">Covalent and Ionic Bonding (PLIX)</w:t>
               </w:r>
             </w:hyperlink>
           </w:p>
@@ -6989,7 +7181,7 @@
               <w:spacing w:after="10" w:before="0"/>
               <w:ind w:left="120"/>
             </w:pPr>
-            <w:hyperlink w:history="1" r:id="rIdn2lbckownfujx-u2tagas">
+            <w:hyperlink w:history="1" r:id="rId-l4wlxrvoz7ip5wq5l4wu">
               <w:r>
                 <w:rPr>
                   <w:rFonts w:ascii="Arial" w:cs="Arial" w:eastAsia="Arial" w:hAnsi="Arial"/>
@@ -7031,7 +7223,7 @@
                 <w:sz w:val="18"/>
                 <w:szCs w:val="18"/>
               </w:rPr>
-              <w:t xml:space="preserve">Distribute worksheets and say: 'You are electron configuration detectives. Your job in the next 7 minutes is to find the pattern that explains why argon never reacts and sodium always does. Work with your partner. Task 1: circle the outermost number for each element — that is how many electrons are in the outer shell. Task 2: sort them into reactive and stable. Task 3: find the pattern. Go.' [CIRCULATE for 7 minutes. Prioritise pairs who are struggling with 'outermost shell' — prompt with: 'If sodium is 2, 8, 1 — how many shells does it have? Which number is in the last shell?'] After 7 minutes, draw a two-column table on the board. Cold-call 5 different students to fill in one element each: 'Njeri, come and write hydrogen's valence electrons here.' 'Kipchoge, what did you get for chlorine?' Build the complete table together. Then ask: 'Look at the stable column — He, Ne, Ar. What do their valence electron counts have in common?' [WAIT 12 seconds — count silently to ensure real wait time.] Cold-call: 'Amina, what pattern do you see?' After student responds, probe: 'Why might having 8 — or 2 for helium — electrons in the outer shell make an atom stable? What does it mean to have a FULL outer shell? Discuss with your partner for 1 minute.' [WAIT 60 seconds.] Take 2 more cold-calls. Say: 'This pattern has a name. It is called the OCTET RULE — from the Latin for eight. Atoms are most stable when their outer shell contains 8 electrons. Hydrogen and helium are stable with 2 — we call that the DUPLET RULE.' Write both terms on the board.</w:t>
+              <w:t xml:space="preserve">Before playing the video, say: 'As you watch, I need you to do one job — notice exactly what happens to the electron from sodium. Does it stay with sodium? Does it move somewhere? Track it with your pen on your diagram.' Play the animation and pause at the moment of electron transfer: 'Freeze — what just happened? Look at your diagram. Aisha, what did you observe? [Wait 12 seconds.] James, do you agree?' After the video, direct students to the reading: 'Now read the section on the NaCl giant lattice. As you read, complete your observation table. You have 5 minutes.' Circulate and prompt with: 'What does the lattice look like? How is it different from just two atoms joined together?' After reading, cold-call 3 students to share one observation each. Write key observations on the board under the heading 'Evidence from Observation': 'Na loses 1 electron → Na⁺ | Cl gains 1 electron → Cl⁻ | Millions of ions arranged in a repeating 3-D pattern | Melting point = 801 °C | Dissolves in water | Conducts electricity when dissolved.' Say: 'Keep these observations — you will need them to build your explanation.'</w:t>
             </w:r>
           </w:p>
         </w:tc>
@@ -7063,7 +7255,7 @@
                 <w:sz w:val="18"/>
                 <w:szCs w:val="18"/>
               </w:rPr>
-              <w:t xml:space="preserve">Pattern Recognition from Data: Rather than telling students the octet rule, the worksheet guides them to discover it by sorting elements they already know into reactive/stable categories and then counting valence electrons. This inductive approach mirrors how scientists actually work — observing patterns in data and inferring rules. The shared class table-building on the board makes the collective evidence visible and gives every student a chance to contribute, reinforcing that scientific knowledge is built communally.</w:t>
+              <w:t xml:space="preserve">Guided Observation Table (See–Read–Wonder) — structuring the observation into three columns (video evidence, reading evidence, remaining questions) trains students to distinguish between direct observation and inference, and to identify the boundary of their current understanding. Annotating diagrams during the video makes the invisible (electron transfer) visible on paper, a core NGSS Science and Engineering Practice (Analysing and Interpreting Data; Developing and Using Models).</w:t>
             </w:r>
           </w:p>
         </w:tc>
@@ -7095,7 +7287,7 @@
                 <w:sz w:val="18"/>
                 <w:szCs w:val="18"/>
               </w:rPr>
-              <w:t xml:space="preserve">Teacher checks two specific things during circulation: (1) Can students correctly identify the outermost shell from a configuration like 2, 8, 7? Students who read the middle number (8) instead of the last number (7) for chlorine need immediate re-teaching with a concrete analogy ('the last floor of the building is what matters'). (2) Do student-sorted tables correctly place He, Ne, Ar in the 'Stable' column? Any student who places sodium or chlorine in 'Stable' needs to be redirected to recall the Lesson 1 phenomenon — 'Remember, sodium chloride forms when Na and Cl react. If they were already stable, would they react at all?'</w:t>
+              <w:t xml:space="preserve">Teacher checks observation tables during circulation: (1) Has the student correctly drawn an arrow showing electron movement from Na to Cl? (2) Has the student noted ion charges (Na⁺, Cl⁻) rather than just atoms? (3) Has the student recorded at least two properties of the NaCl lattice (e.g., high melting point, solubility)? A student who has not noted ion charges has a critical gap — prompt: 'Look at the video again — what does the + sign on sodium mean? What did sodium lose?' The 'One question I still have' column is collected mentally by the teacher and used to seed the DQB Phase.</w:t>
             </w:r>
           </w:p>
         </w:tc>
@@ -7161,7 +7353,7 @@
                 <w:sz w:val="18"/>
                 <w:szCs w:val="18"/>
               </w:rPr>
-              <w:t xml:space="preserve">Students now apply the octet rule to the phenomenon directly. Working in groups of three, they complete a 'Stability Gap Analysis' for the four substances from the anchoring phenomenon: Na (2,8,1), Cl (2,8,7), C as in graphite/diamond (2,4), and Al (2,8,3). For each atom, students calculate: (a) current valence electrons, (b) electrons needed to reach 8 (the 'gap'), and (c) whether the easiest route is to LOSE electrons (small gap from full inner shell) or GAIN electrons (small gap from octet). Students then draw Lewis electron dot structures for each atom using the dot-and-cross method specified in the KICD curriculum. Finally, each group writes one sentence per atom predicting what it will do when it meets other atoms.</w:t>
+              <w:t xml:space="preserve">Students work in groups of three to draw dot-and-cross Lewis diagrams for three ionic compounds: NaCl, MgO, and CaCl₂. For each compound they: (1) write the electron configuration of each atom, (2) draw the dot-and-cross diagram showing electron transfer, (3) write the resulting ion charges, and (4) write one sentence explaining how the resulting structure accounts for one physical property. Groups then apply a Claim–Evidence–Reasoning (CER) frame to answer: 'Why does the mama's salt dissolve in water but diamond does not?' — using evidence from the Observe Phase (lattice structure, ion charges, water polarity introduced briefly by teacher). A group representative from two groups shares their CER with the class.</w:t>
             </w:r>
           </w:p>
         </w:tc>
@@ -7197,7 +7389,7 @@
             <w:pPr>
               <w:spacing w:after="20" w:before="0"/>
             </w:pPr>
-            <w:hyperlink w:history="1" r:id="rId8_mtbj2jzi8xyvlvuvidm">
+            <w:hyperlink w:history="1" r:id="rIdull7b19cixhipzqqxdzle">
               <w:r>
                 <w:rPr>
                   <w:rFonts w:ascii="Arial" w:cs="Arial" w:eastAsia="Arial" w:hAnsi="Arial"/>
@@ -7206,7 +7398,7 @@
                   <w:szCs w:val="16"/>
                   <w:u w:val="single" w:color="2E75B6"/>
                 </w:rPr>
-                <w:t xml:space="preserve">Noble gas configuration</w:t>
+                <w:t xml:space="preserve">Genetics vocabulary</w:t>
               </w:r>
             </w:hyperlink>
           </w:p>
@@ -7230,7 +7422,7 @@
               <w:spacing w:after="10" w:before="0"/>
               <w:ind w:left="120"/>
             </w:pPr>
-            <w:hyperlink w:history="1" r:id="rIdhmutip2zsmvdt_9gtk_gj">
+            <w:hyperlink w:history="1" r:id="rIdmonq4ypv_9s5j145kml3y">
               <w:r>
                 <w:rPr>
                   <w:rFonts w:ascii="Arial" w:cs="Arial" w:eastAsia="Arial" w:hAnsi="Arial"/>
@@ -7275,7 +7467,7 @@
             <w:pPr>
               <w:spacing w:after="20" w:before="0"/>
             </w:pPr>
-            <w:hyperlink w:history="1" r:id="rIdd55ylu4_lui8dhxjo-z0u">
+            <w:hyperlink w:history="1" r:id="rIdnzqsqge4lzhyhv8s41atl">
               <w:r>
                 <w:rPr>
                   <w:rFonts w:ascii="Arial" w:cs="Arial" w:eastAsia="Arial" w:hAnsi="Arial"/>
@@ -7284,7 +7476,7 @@
                   <w:szCs w:val="16"/>
                   <w:u w:val="single" w:color="2E75B6"/>
                 </w:rPr>
-                <w:t xml:space="preserve">Valence Electrons (Flexbook)</w:t>
+                <w:t xml:space="preserve">Covalent and Ionic Bonding (PLIX)</w:t>
               </w:r>
             </w:hyperlink>
           </w:p>
@@ -7308,7 +7500,7 @@
               <w:spacing w:after="10" w:before="0"/>
               <w:ind w:left="120"/>
             </w:pPr>
-            <w:hyperlink w:history="1" r:id="rIdch2iosydkwurxiqjubcml">
+            <w:hyperlink w:history="1" r:id="rId7lj0nhv0yo2vckzy5lvbi">
               <w:r>
                 <w:rPr>
                   <w:rFonts w:ascii="Arial" w:cs="Arial" w:eastAsia="Arial" w:hAnsi="Arial"/>
@@ -7350,7 +7542,7 @@
                 <w:sz w:val="18"/>
                 <w:szCs w:val="18"/>
               </w:rPr>
-              <w:t xml:space="preserve">Say: 'Now we use our new tool — the octet rule — to go back to our phenomenon. Remember from Lesson 1: salt dissolves, graphite conducts, aluminium bends, diamond is the hardest thing on Earth. All of these start with atoms. Let us look at what those atoms NEED.' Distribute the Stability Gap Analysis sheet. Model the first example live: 'Sodium is 2, 8, 1. Outer shell has 1 electron. To reach 8, sodium needs 7 MORE electrons. But wait — to reach the electron count of neon (which is 2, 8 and is stable), sodium only needs to LOSE 1 electron and its new outer shell IS 8. So it is much easier for sodium to lose 1 than to gain 7. Make sense?' [WAIT 8 seconds.] 'Now in your groups of three, do the same analysis for Cl, C, and Al. You have 6 minutes.' [CIRCULATE. For groups stuck on carbon (2,4), prompt: 'Carbon needs 4 to gain OR would lose 4. What does that suggest — neither losing nor gaining is easy for carbon. What might carbon do instead? Think about our phenomenon — graphite shares... what?' Do not give the answer — plant the question.] After 6 minutes, cold-call groups to share Lewis dot structures on the board — ask 3 different groups to draw Na, Cl, and Al respectively. For each structure, ask: 'Does this atom have a full outer shell right now? What is missing?' Then say: 'Look at sodium — 1 lonely dot. Look at chlorine — 7 dots, one space. What do you think happens when a sodium atom meets a chlorine atom?' [WAIT 15 seconds — this is the key conceptual leap; resist filling the silence.] Cold-call: 'Keziah, what is your group's prediction?'</w:t>
+              <w:t xml:space="preserve">Distribute or project the Lewis diagram task sheet. Say: 'In your groups of three, I need each person to draw at least one complete diagram — no passengers. Start with NaCl, then MgO, then CaCl₂. You have 8 minutes.' Circulate actively — look for common errors: (1) students drawing shared electrons rather than transferred electrons — correct by pointing to the observation table: 'Look at your evidence — did the electron stay with both atoms or fully move to chlorine?' (2) students forgetting to show the ion charge brackets — prompt: 'Once the electron has moved, what is sodium now called? Show that with square brackets and a + sign.' After 8 minutes, pause the class: 'Let's check NaCl together.' Cold-call one student to draw their diagram on the board. Ask two other students to peer-assess: 'Thumbs up if correct, thumbs sideways if you see something to fix.' Spend 2 minutes correcting errors publicly. Then introduce CER: 'Now use your diagrams and your observation table to complete this sentence frame: We claim that salt dissolves because… Our evidence is… This makes sense because…' Cold-call two groups to share CER answers. After the second group, say: 'Notice how both groups used the word IONS — that is the key. The lattice breaks apart into free ions because water molecules are attracted to the charges. Diamond has no charges — water molecules have nothing to pull on.'</w:t>
             </w:r>
           </w:p>
         </w:tc>
@@ -7382,7 +7574,7 @@
                 <w:sz w:val="18"/>
                 <w:szCs w:val="18"/>
               </w:rPr>
-              <w:t xml:space="preserve">Stability Gap Analysis (Structured Application): This strategy moves students from knowing the octet rule abstractly to applying it to specific atoms from the phenomenon. By quantifying the 'gap' (electrons needed to reach 8), students make the cost-benefit logic of gaining versus losing electrons concrete and calculable. Drawing Lewis dot structures then gives a visual representation of the gap, making the concept of 'incomplete outer shell' tangible. Returning to the phenomenon atoms (Na, Cl, C, Al) directly advances the driving question and maintains narrative coherence across lessons.</w:t>
+              <w:t xml:space="preserve">Claim–Evidence–Reasoning (CER) Framework — students structure their explanation around a scientific argument rather than simply recalling facts. This strategy (aligned to NGSS Practice: Constructing Explanations) requires students to explicitly link the mechanism (ionic charges in the lattice) to the observable outcome (dissolution), making the causal chain visible. Drawing Lewis diagrams simultaneously activates the NGSS Practice of Developing and Using Models, anchoring abstract electron transfer in a concrete, drawable representation.</w:t>
             </w:r>
           </w:p>
         </w:tc>
@@ -7414,7 +7606,7 @@
                 <w:sz w:val="18"/>
                 <w:szCs w:val="18"/>
               </w:rPr>
-              <w:t xml:space="preserve">Teacher looks for three specific indicators: (1) Lewis dot structures drawn correctly — valence electrons as dots arranged around the element symbol, not clustered together (a common error). Correct: Na with 1 dot; Cl with 7 dots (3 pairs + 1 lone); Al with 3 dots. (2) Students can articulate 'lose vs. gain' logic without prompting — e.g., 'Na loses because it only has 1 to lose.' (3) Students recognise carbon's ambiguity (4 electrons — neither loss nor gain is 'easier') and spontaneously raise the idea of sharing. If fewer than half the class identifies Na as a 'loser' and Cl as a 'gainer' during cold-calls, pause and re-model with the analogy: 'If you have 1 shilling and need 8 for bus fare, is it easier to find 7 more shillings or to give away that 1 shilling and go home?'</w:t>
+              <w:t xml:space="preserve">Teacher assesses Lewis diagrams for: (1) Correct electron transfer direction (Na → Cl, Mg → O, Ca → 2Cl); (2) Correct ion charges in brackets ([Na]⁺, [Cl]⁻); (3) Dot-and-cross distinction maintained (dots for one element, crosses for the other). Teacher assesses CER responses for: (1) Claim names ion charges or lattice; (2) Evidence cites a specific observation (e.g., 'ions are free to move when dissolved'); (3) Reasoning links ion freedom to conductivity or water attraction to solubility. A CER that says only 'salt dissolves because it is soluble' lacks evidence and reasoning — prompt: 'What is it about the structure of salt that water can pull apart?'</w:t>
             </w:r>
           </w:p>
         </w:tc>
@@ -7480,7 +7672,7 @@
                 <w:sz w:val="18"/>
                 <w:szCs w:val="18"/>
               </w:rPr>
-              <w:t xml:space="preserve">Students return to the class Driving Question Board established in Lesson 1. Each student writes one sticky note (or one entry in their DQB section of their exercise books) in response to the prompt: 'Today I learned that _______ because of valence electrons. This makes me wonder _______.' Students place their 'I learned' notes on the green section of the DQB and their 'I wonder' notes on the yellow section. The teacher then facilitates a 3-minute whole-class review of new questions that have emerged, clustering related questions together on the board.</w:t>
+              <w:t xml:space="preserve">Each student writes on a sticky note (or paper strip) one thing they can now partially explain about the anchoring phenomenon, and one new question that has arisen. The class sorts these onto the shared DQB (a large poster or section of the blackboard divided into: 'What we now understand | New questions | Still puzzling us'). Students look for patterns: which new questions relate to the salt, which to diamond, which to graphite. The class reads aloud the updated board together and identifies which questions will be answered in the next lessons.</w:t>
             </w:r>
           </w:p>
         </w:tc>
@@ -7516,7 +7708,7 @@
             <w:pPr>
               <w:spacing w:after="20" w:before="0"/>
             </w:pPr>
-            <w:hyperlink w:history="1" r:id="rIdg-f95klvyo-iwamacjr_c">
+            <w:hyperlink w:history="1" r:id="rId95rhzjpoypadg4rxyzw0y">
               <w:r>
                 <w:rPr>
                   <w:rFonts w:ascii="Arial" w:cs="Arial" w:eastAsia="Arial" w:hAnsi="Arial"/>
@@ -7525,7 +7717,7 @@
                   <w:szCs w:val="16"/>
                   <w:u w:val="single" w:color="2E75B6"/>
                 </w:rPr>
-                <w:t xml:space="preserve">Noble gas configuration</w:t>
+                <w:t xml:space="preserve">Genetics vocabulary</w:t>
               </w:r>
             </w:hyperlink>
           </w:p>
@@ -7549,7 +7741,7 @@
               <w:spacing w:after="10" w:before="0"/>
               <w:ind w:left="120"/>
             </w:pPr>
-            <w:hyperlink w:history="1" r:id="rIdlhlamvquqpylpuycfhkhl">
+            <w:hyperlink w:history="1" r:id="rIdjp79iz-kxzasbta5-vnao">
               <w:r>
                 <w:rPr>
                   <w:rFonts w:ascii="Arial" w:cs="Arial" w:eastAsia="Arial" w:hAnsi="Arial"/>
@@ -7594,7 +7786,7 @@
             <w:pPr>
               <w:spacing w:after="20" w:before="0"/>
             </w:pPr>
-            <w:hyperlink w:history="1" r:id="rIdwbbqtbetk1jkr-4c4jxcz">
+            <w:hyperlink w:history="1" r:id="rIdmrzp8pa_3isv5oqs9ggci">
               <w:r>
                 <w:rPr>
                   <w:rFonts w:ascii="Arial" w:cs="Arial" w:eastAsia="Arial" w:hAnsi="Arial"/>
@@ -7603,7 +7795,7 @@
                   <w:szCs w:val="16"/>
                   <w:u w:val="single" w:color="2E75B6"/>
                 </w:rPr>
-                <w:t xml:space="preserve">Valence Electrons (Flexbook)</w:t>
+                <w:t xml:space="preserve">Covalent and Ionic Bonding (PLIX)</w:t>
               </w:r>
             </w:hyperlink>
           </w:p>
@@ -7627,7 +7819,7 @@
               <w:spacing w:after="10" w:before="0"/>
               <w:ind w:left="120"/>
             </w:pPr>
-            <w:hyperlink w:history="1" r:id="rIdm11uy63sntfyg0bysmbi-">
+            <w:hyperlink w:history="1" r:id="rId2nln6jtcp6p21i_ji3pfa">
               <w:r>
                 <w:rPr>
                   <w:rFonts w:ascii="Arial" w:cs="Arial" w:eastAsia="Arial" w:hAnsi="Arial"/>
@@ -7669,7 +7861,7 @@
                 <w:sz w:val="18"/>
                 <w:szCs w:val="18"/>
               </w:rPr>
-              <w:t xml:space="preserve">Direct students to the DQB and say: 'In Lesson 1, we added questions about WHY salt dissolves but graphite does not. Today we have answered one of those foundation questions — why do atoms bond at all. Now update the board.' Distribute sticky notes or say 'Open your DQB page.' Give the prompt verbally and write it on the board: 'Today I learned that _______ because of valence electrons. This makes me wonder _______.' [WAIT 3 minutes for silent writing.] Then say: 'Place your learned notes on green and wonder notes on yellow.' [Allow 2 minutes for posting/recording.] Read 3–4 'I wonder' notes aloud yourself: 'Someone has written — I wonder what happens when sodium and chlorine actually meet. Excellent. That is Lesson 3.' 'Someone asks — I wonder if ALL metals lose electrons. Great question — we will get to Period 3 metals in Lesson 5.' 'Someone wonders — why does carbon not just lose or gain electrons like sodium does? That question is going to unlock Lesson 4 on covalent bonding.' Say: 'Every question you are asking right now is a question that chemists asked. You are thinking like scientists.' Point back to the driving question: 'We are building towards answering: HOW do bond types determine structure and properties? Today we built the foundation — atoms bond to fill their outer shells. Next lesson, we watch what sodium and chlorine actually do.'</w:t>
+              <w:t xml:space="preserve">Distribute sticky notes or paper strips. Say: 'On the YELLOW strip, write one thing you can now explain about the mama's salt that you could NOT explain at the start of Lesson 1. On the BLUE strip, write one new question today's evidence raised for you.' Give 2 minutes for silent writing. Then say: 'Bring your strips and place them on the board — yellows on the left, blues on the right.' As students place strips, read several aloud and ask the class to sort them: 'Is this question about salt, graphite, or diamond? Which column does it belong in?' After sorting, cold-call 2 students: 'Wanjiku — which question on this board do you most want answered, and why? [Wait 12 seconds.] Hassan — do you think the answer will involve the same kind of bond, or a different one?' Summarise: 'We have answered part of the salt question — ionic bonds form a lattice, water pulls the ions apart. But look at these blue questions — why is diamond so hard? Why does graphite conduct electricity? Those require a different bond type entirely. That is exactly where we are going next.'</w:t>
             </w:r>
           </w:p>
         </w:tc>
@@ -7701,7 +7893,7 @@
                 <w:sz w:val="18"/>
                 <w:szCs w:val="18"/>
               </w:rPr>
-              <w:t xml:space="preserve">DQB Progressive Refinement: The Driving Question Board is a living document that tracks the class's collective growing understanding. By requiring both a 'learned' and a 'wonder' statement, the strategy prevents students from treating the lesson as complete and closed — it deliberately opens new questions. The teacher's public reading of student wonder-questions validates curiosity as scientifically productive and creates anticipation for future lessons, maintaining the narrative thread of the unit storyline.</w:t>
+              <w:t xml:space="preserve">Driving Question Board Sorting — the DQB functions as a public, cumulative knowledge tracker (aligned to NGSS Practice: Asking Questions and Defining Problems). By physically categorising new explanations alongside new questions, students visualise the structure of the scientific storyline — what is known, what remains unknown, and what the next investigation must address. The colour-coded sorting (understanding vs. new questions) makes epistemic progress tangible.</w:t>
             </w:r>
           </w:p>
         </w:tc>
@@ -7733,7 +7925,7 @@
                 <w:sz w:val="18"/>
                 <w:szCs w:val="18"/>
               </w:rPr>
-              <w:t xml:space="preserve">Teacher reads all 'I learned' sticky notes during the posting phase and scans for: (1) Correct causal language — 'atoms bond BECAUSE their outer shell is incomplete' rather than 'atoms bond to get electrons.' (2) Phenomenon connection — at least 30% of notes should reference Na, Cl, or the salt example from the phenomenon. (3) Depth of wonder — surface wonders ('I wonder what bonding looks like') versus deep wonders ('I wonder if the number of electrons lost or gained affects how strong the bond is') indicate different levels of conceptual engagement. Notes showing deep wonders signal students ready for extension; surface wonders signal students who need more scaffolding in Lesson 3.</w:t>
+              <w:t xml:space="preserve">Teacher reads the yellow 'understanding' strips to assess whether students have correctly attributed salt's dissolution to ionic charges and lattice structure, not surface-level ideas like 'salt is small' or 'salt is soft.' A yellow strip that says 'salt dissolves because it has ions that water likes' shows adequate understanding. A strip that says 'salt dissolves because it is salty' reveals no mechanistic understanding — this student needs a brief individual conversation. Blue 'new question' strips that name specific bond types (covalent, metallic) or specific properties (hardness, conductivity) signal readiness to advance; strips that repeat Lesson 1 questions signal incomplete learning from the Observe/Explain Phases.</w:t>
             </w:r>
           </w:p>
         </w:tc>
@@ -7799,7 +7991,7 @@
                 <w:sz w:val="18"/>
                 <w:szCs w:val="18"/>
               </w:rPr>
-              <w:t xml:space="preserve">Students retrieve their Lesson 1 phenomenon diagrams (drawn in their science notebooks) showing the four substances: NaCl, graphite, aluminium, and diamond. Using the Lewis dot structures they practised in the Explain phase, students now annotate their diagrams by adding Lewis dot structures for Na and Cl atoms BEFORE bonding. They draw an arrow between the Na and Cl atoms and write a prediction sentence: 'I predict Na will _______ its valence electron and Cl will _______ it, because _______.' Students who finish early extend by adding Lewis dot structures for Al (2,8,3) and annotating what they predict Al will do. All annotations are made in a different colour pen or pencil to distinguish Lesson 2 additions from Lesson 1 work.</w:t>
+              <w:t xml:space="preserve">Students return to the atomic-scale sketch they drew in Lesson 1 (their initial model of why salt dissolves and diamond does not). Using locally available materials — maize kernels and beans to represent Na⁺ and Cl⁻ ions, or clay balls of two colours, or simply coloured pencil drawings — students revise their model to show: (1) the transfer of one electron from Na to Cl, (2) the resulting ion charges, and (3) at least a 2×2 section of the NaCl giant ionic lattice (alternating Na⁺ and Cl⁻). Students label their model with two annotations: one explaining why the lattice has a high melting point, and one explaining why water can dissolve it. Students add a 'What my model does NOT yet explain' note at the bottom.</w:t>
             </w:r>
           </w:p>
         </w:tc>
@@ -7835,7 +8027,7 @@
             <w:pPr>
               <w:spacing w:after="20" w:before="0"/>
             </w:pPr>
-            <w:hyperlink w:history="1" r:id="rId2t9dwkpomkphdpegzd5xr">
+            <w:hyperlink w:history="1" r:id="rIdvsa6fxujbynnvin_8a5hl">
               <w:r>
                 <w:rPr>
                   <w:rFonts w:ascii="Arial" w:cs="Arial" w:eastAsia="Arial" w:hAnsi="Arial"/>
@@ -7844,7 +8036,7 @@
                   <w:szCs w:val="16"/>
                   <w:u w:val="single" w:color="2E75B6"/>
                 </w:rPr>
-                <w:t xml:space="preserve">Noble gas configuration</w:t>
+                <w:t xml:space="preserve">Genetics vocabulary</w:t>
               </w:r>
             </w:hyperlink>
           </w:p>
@@ -7868,7 +8060,7 @@
               <w:spacing w:after="10" w:before="0"/>
               <w:ind w:left="120"/>
             </w:pPr>
-            <w:hyperlink w:history="1" r:id="rIdqv5f9hqiwpz7zft1bwrt5">
+            <w:hyperlink w:history="1" r:id="rIdtzqmvv2haxaodrdkrlt8r">
               <w:r>
                 <w:rPr>
                   <w:rFonts w:ascii="Arial" w:cs="Arial" w:eastAsia="Arial" w:hAnsi="Arial"/>
@@ -7913,7 +8105,7 @@
             <w:pPr>
               <w:spacing w:after="20" w:before="0"/>
             </w:pPr>
-            <w:hyperlink w:history="1" r:id="rIdvxqz9buz8oj-woh_a9w3a">
+            <w:hyperlink w:history="1" r:id="rIdxvl5oskf4fot5rrteqfs1">
               <w:r>
                 <w:rPr>
                   <w:rFonts w:ascii="Arial" w:cs="Arial" w:eastAsia="Arial" w:hAnsi="Arial"/>
@@ -7922,7 +8114,7 @@
                   <w:szCs w:val="16"/>
                   <w:u w:val="single" w:color="2E75B6"/>
                 </w:rPr>
-                <w:t xml:space="preserve">Valence Electrons (Flexbook)</w:t>
+                <w:t xml:space="preserve">Covalent and Ionic Bonding (PLIX)</w:t>
               </w:r>
             </w:hyperlink>
           </w:p>
@@ -7946,7 +8138,7 @@
               <w:spacing w:after="10" w:before="0"/>
               <w:ind w:left="120"/>
             </w:pPr>
-            <w:hyperlink w:history="1" r:id="rIdmdqxbypvngqsuftwu1yvg">
+            <w:hyperlink w:history="1" r:id="rId4an-y4ifsxncu3cqflc6o">
               <w:r>
                 <w:rPr>
                   <w:rFonts w:ascii="Arial" w:cs="Arial" w:eastAsia="Arial" w:hAnsi="Arial"/>
@@ -7988,7 +8180,7 @@
                 <w:sz w:val="18"/>
                 <w:szCs w:val="18"/>
               </w:rPr>
-              <w:t xml:space="preserve">Say: 'Open your phenomenon diagrams from Lesson 1. We are going to make them more detailed and more powerful using what we learned today. This is how science works — your model gets better as you learn more.' Demonstrate on the board by drawing a rough Na atom circle, then adding the Lewis dot structure beside it. Say: 'I am adding a Lewis dot structure to show sodium has only 1 valence electron. Now I draw Cl next to it with 7 dots. Now I draw an arrow and write my prediction.' [Model writing: 'I predict Na will LOSE its 1 valence electron and Cl will GAIN it, because Na needs to lose 1 to reach neon configuration and Cl needs 1 more to reach argon configuration.'] 'Now you do the same in your own diagrams. Use a different colour so we can see what is new today. You have 5 minutes.' [CIRCULATE. Look specifically for students who draw the electrons going IN to the bond between the atoms rather than transferring from Na TO Cl — this is a pre-misconception about ionic vs covalent bonding that will need addressing in Lesson 3. Do not correct it yet; note it.] With 1 minute remaining: 'Write your prediction sentence. It must include the word BECAUSE and it must mention valence electrons.' After time, cold-call 2 students to read their prediction sentences aloud. Close by saying: 'Your model now shows WHY atoms bond. Next lesson, we will observe what actually happens when sodium meets chlorine and test your predictions.'</w:t>
+              <w:t xml:space="preserve">Say: 'Open your notebooks to the sketch you made in Lesson 1. Look at it critically — what is missing now that you know about ionic bonds? You are going to upgrade your model in the next 6 minutes using whatever materials are on your desk or in your bag.' As students build or draw, circulate and ask: 'Show me on your model where the electron went. Show me which ion is positive and which is negative. If I poured water on this model, where would the water molecules attack first — and why?' After 6 minutes, ask two volunteers to hold up or describe their revised models. Ask the class: 'What does this model show well? What does it NOT yet show?' Prompt the 'What my model does NOT yet explain' annotation: 'Write at the bottom: My model does not yet explain why diamond is so hard and will NOT dissolve. That is our next investigation.' Close the lesson by returning to the driving question: 'How do the chemical bonds holding a substance together determine what that substance can do? Today we answered this for salt. Ionic bonds form a charged lattice — and that lattice's charges are exactly what water molecules grab onto. Next lesson, we investigate a completely different kind of bond — and a completely different kind of structure.'</w:t>
             </w:r>
           </w:p>
         </w:tc>
@@ -8020,7 +8212,7 @@
                 <w:sz w:val="18"/>
                 <w:szCs w:val="18"/>
               </w:rPr>
-              <w:t xml:space="preserve">Cumulative Model Revision: By annotating the SAME diagram from Lesson 1 rather than starting fresh, students build a single coherent visual model that grows in sophistication across all 8 lessons. The use of a different colour for each lesson's additions makes learning progression visible and tangible — students can literally see how their understanding is deepening. The prediction sentence (with BECAUSE) requires causal reasoning, not just description, which is the hallmark of scientific explanation.</w:t>
+              <w:t xml:space="preserve">Cumulative Model Revision (Iterative Modelling) — students do not build a new model from scratch; they revise and annotate an existing model, making their growing understanding visible as a layered record of thinking. This strategy (aligned to NGSS Practice: Developing and Using Models) emphasises that scientific models are always incomplete and always improving — a metacognitive habit that prepares students for the complexity of comparing ionic, covalent, and metallic structures across the eight-lesson sequence. Using locally available materials (maize, beans, clay) connects to the PCI of environmental conservation and social cohesion.</w:t>
             </w:r>
           </w:p>
         </w:tc>
@@ -8052,7 +8244,7 @@
                 <w:sz w:val="18"/>
                 <w:szCs w:val="18"/>
               </w:rPr>
-              <w:t xml:space="preserve">Teacher collects or photographs 4–5 student diagrams at the end of class (with permission) to assess: (1) Lewis dot structures drawn correctly for Na (1 dot) and Cl (7 dots). (2) Arrow showing direction of electron transfer from Na to Cl, not a shared bond — this confirms understanding of the gain/lose prediction; any student drawing a shared bond between Na and Cl is making an interesting prediction that conflates covalent and ionic behaviour and will be a rich discussion point in Lesson 3. (3) Prediction sentence contains causal language referencing valence electrons and stability. Students who write 'Na gives Cl an electron to be happy' have an anthropomorphic framing that is common but can be gently redirected toward energy/stability language in Lesson 3.</w:t>
+              <w:t xml:space="preserve">Teacher checks revised models for three elements: (1) Is electron transfer shown with a directional arrow from Na to Cl? (2) Are ion charges labelled (+ and −)? (3) Is the lattice shown as a repeating pattern rather than a single pair of ions? The 'What my model does NOT yet explain' annotation is particularly revealing — a student who writes 'does not explain diamond' has connected today's learning to the broader driving question; a student who leaves it blank or writes 'nothing' may believe ionic bonding explains all three substances, which is a significant misconception to address in Lesson 3.</w:t>
             </w:r>
           </w:p>
         </w:tc>
@@ -8145,83 +8337,7 @@
                 <w:sz w:val="18"/>
                 <w:szCs w:val="18"/>
               </w:rPr>
-              <w:t xml:space="preserve">1. During the Observe phase, how many students initially sorted noble gases incorrectly into the 'Reactive' column? What does this tell you about gaps in prior learning from earlier electron configuration lessons, and how will you address this before Lesson 3?</w:t>
-            </w:r>
-          </w:p>
-          <w:p>
-            <w:pPr>
-              <w:spacing w:after="40" w:before="0"/>
-              <w:jc w:val="left"/>
-            </w:pPr>
-            <w:r>
-              <w:rPr>
-                <w:rFonts w:ascii="Arial" w:cs="Arial" w:eastAsia="Arial" w:hAnsi="Arial"/>
-                <w:b w:val="false"/>
-                <w:bCs w:val="false"/>
-                <w:i w:val="false"/>
-                <w:iCs w:val="false"/>
-                <w:color w:val="000000"/>
-                <w:sz w:val="18"/>
-                <w:szCs w:val="18"/>
-              </w:rPr>
-              <w:t xml:space="preserve">2. When you waited 15 seconds in the Explain phase after asking 'What do you think happens when sodium meets chlorine?', what did student body language and facial expressions tell you about their level of conceptual readiness? Did the silence feel productive or uncomfortable, and how will you calibrate wait time in future lessons?</w:t>
-            </w:r>
-          </w:p>
-          <w:p>
-            <w:pPr>
-              <w:spacing w:after="40" w:before="0"/>
-              <w:jc w:val="left"/>
-            </w:pPr>
-            <w:r>
-              <w:rPr>
-                <w:rFonts w:ascii="Arial" w:cs="Arial" w:eastAsia="Arial" w:hAnsi="Arial"/>
-                <w:b w:val="false"/>
-                <w:bCs w:val="false"/>
-                <w:i w:val="false"/>
-                <w:iCs w:val="false"/>
-                <w:color w:val="000000"/>
-                <w:sz w:val="18"/>
-                <w:szCs w:val="18"/>
-              </w:rPr>
-              <w:t xml:space="preserve">3. Were students able to articulate the 'lose vs. gain' logic for sodium versus chlorine independently, or did most students need the 'shilling' analogy? If the majority needed the analogy, consider whether the Stability Gap Analysis worksheet needs additional scaffolding for Lesson 3.</w:t>
-            </w:r>
-          </w:p>
-          <w:p>
-            <w:pPr>
-              <w:spacing w:after="40" w:before="0"/>
-              <w:jc w:val="left"/>
-            </w:pPr>
-            <w:r>
-              <w:rPr>
-                <w:rFonts w:ascii="Arial" w:cs="Arial" w:eastAsia="Arial" w:hAnsi="Arial"/>
-                <w:b w:val="false"/>
-                <w:bCs w:val="false"/>
-                <w:i w:val="false"/>
-                <w:iCs w:val="false"/>
-                <w:color w:val="000000"/>
-                <w:sz w:val="18"/>
-                <w:szCs w:val="18"/>
-              </w:rPr>
-              <w:t xml:space="preserve">4. Review the DQB 'I wonder' notes: are students generating questions that anticipate the upcoming lessons (ionic bonding, covalent bonding, metallic bonding), or are their questions circling back to surface-level curiosity? What does this tell you about the depth of sensemaking achieved today?</w:t>
-            </w:r>
-          </w:p>
-          <w:p>
-            <w:pPr>
-              <w:spacing w:after="40" w:before="0"/>
-              <w:jc w:val="left"/>
-            </w:pPr>
-            <w:r>
-              <w:rPr>
-                <w:rFonts w:ascii="Arial" w:cs="Arial" w:eastAsia="Arial" w:hAnsi="Arial"/>
-                <w:b w:val="false"/>
-                <w:bCs w:val="false"/>
-                <w:i w:val="false"/>
-                <w:iCs w:val="false"/>
-                <w:color w:val="000000"/>
-                <w:sz w:val="18"/>
-                <w:szCs w:val="18"/>
-              </w:rPr>
-              <w:t xml:space="preserve">5. In the Model Building phase, how many students drew a shared bond (covalent-style) between Na and Cl rather than a directional electron transfer? This is valuable diagnostic information — these students may have a strong intuition about sharing that will serve them well in Lesson 4 (covalent bonding) but will need gentle conceptual separation in Lesson 3. How will you use this information to differentiate instruction in Lesson 3?</w:t>
+              <w:t xml:space="preserve">1. When students drew their dot-and-cross Lewis diagrams, did the majority correctly show electron TRANSFER (ionic) rather than electron SHARING (covalent)? If more than one-third of students drew shared electrons, what instructional move — a clearer animation, a more guided diagram scaffold, or a targeted re-teach — will I use at the start of Lesson 3?\n2. Were students able to construct a CER explanation that went beyond surface description ('salt dissolves because it dissolves') to a mechanistic account linking ion charges, lattice structure, and water polarity? Which groups struggled most with the Reasoning component, and how will I scaffold that in the next Explain Phase?\n3. Did the Driving Question Board update reveal genuine conceptual progress (yellow strips naming ions, charges, lattice) or superficial restatements of the phenomenon? What does the pattern of blue 'new question' strips tell me about which properties of diamond and graphite students are most curious — and most confused — about?\n4. Were the locally available materials used for model-building (maize kernels, beans, clay) effective at representing the 3-D lattice, or did students struggle to move from a flat 2-D drawing to a 3-D structure? Should I pre-build a sample model to display at the start of the Model Building Phase next time?\n5. Did I successfully maintain the connection to the anchoring phenomenon (the mama's ugali and salt) throughout all five phases, or did the lesson drift into abstract chemistry disconnected from the Kenyan context? At which phase did the phenomenon connection feel weakest, and what specific language or image will I add there in my next delivery?</w:t>
             </w:r>
           </w:p>
         </w:tc>
@@ -8348,7 +8464,7 @@
                 <w:sz w:val="18"/>
                 <w:szCs w:val="18"/>
               </w:rPr>
-              <w:t xml:space="preserve">Students observed (through electron configuration data) that noble gases — helium, neon, and argon — have completely full outer electron shells (2 or 8 valence electrons), while reactive elements like sodium (1 valence electron) and chlorine (7 valence electrons) have incomplete outer shells. They observed this pattern across all Period 1–3 elements on the structured worksheet.</w:t>
+              <w:t xml:space="preserve">Students observed (via animation/video and structured reading) that sodium atoms transfer one electron to chlorine atoms, forming Na⁺ and Cl⁻ ions that arrange into a giant repeating 3-D ionic lattice. They recorded that NaCl has a melting point of 801 °C, dissolves readily in water, and conducts electricity only when dissolved or molten — not as a solid.</w:t>
             </w:r>
           </w:p>
         </w:tc>
@@ -8414,7 +8530,7 @@
                 <w:sz w:val="18"/>
                 <w:szCs w:val="18"/>
               </w:rPr>
-              <w:t xml:space="preserve">Atoms are chemically reactive because their outer electron shells are incomplete. The octet rule states that atoms are most stable with 8 electrons in their outer shell (duplet rule: 2, for Period 1). Sodium has 1 valence electron and will most easily achieve stability by LOSING it (reaching neon configuration). Chlorine has 7 valence electrons and will most easily achieve stability by GAINING 1 (reaching argon configuration). Lewis dot structures are a visual tool for representing valence electrons and predicting bonding behaviour.</w:t>
+              <w:t xml:space="preserve">Ionic bonds form through complete electron transfer from a metal (e.g., Na, Mg, Ca) to a non-metal (e.g., Cl, O), producing oppositely charged ions held together by electrostatic attraction in a giant ionic lattice. The properties of ionic compounds — high melting point, solubility in water, conductivity when dissolved — arise directly from this charged lattice structure. Lewis dot-and-cross diagrams are the tool chemists use to represent this electron transfer visually.</w:t>
             </w:r>
           </w:p>
         </w:tc>
@@ -8480,7 +8596,7 @@
                 <w:sz w:val="18"/>
                 <w:szCs w:val="18"/>
               </w:rPr>
-              <w:t xml:space="preserve">In the anchoring phenomenon, table salt (NaCl) forms because sodium and chlorine atoms each have incomplete outer electron shells and are therefore unstable on their own. The octet rule predicts that sodium will lose 1 electron and chlorine will gain 1 electron — this electron transfer is what creates the attraction between Na⁺ and Cl⁻ ions that makes NaCl. This lesson explains WHY the bond in NaCl forms in the first place, which is the foundational step to explaining why NaCl dissolves in water and conducts electricity when dissolved — properties that distinguish it from graphite, aluminium, and diamond.</w:t>
+              <w:t xml:space="preserve">The mama's table salt dissolves so quickly in the ugali water because NaCl is a giant ionic lattice of Na⁺ and Cl⁻ ions. Polar water molecules are strongly attracted to these charged ions and pull them away from the lattice one by one, releasing free ions into solution — which is also why dissolved salt conducts electricity. Diamond, by contrast, has no ions and no charges for water to attract; its bonds are an entirely different type, which the class will investigate next.</w:t>
             </w:r>
           </w:p>
         </w:tc>
@@ -8549,7 +8665,7 @@
                 <w:sz w:val="22"/>
                 <w:szCs w:val="22"/>
               </w:rPr>
-              <w:t xml:space="preserve">LESSON 3 (40 minutes): Lesson 3 — Ionic Bonding: How Electron Transfer Creates the Giant Structure of Table Salt</w:t>
+              <w:t xml:space="preserve">LESSON 3 (40 minutes): Covalent Bonding — Simple Molecular Structures &amp; Lewis Diagrams</w:t>
             </w:r>
           </w:p>
         </w:tc>
@@ -8716,7 +8832,7 @@
                 <w:sz w:val="18"/>
                 <w:szCs w:val="18"/>
               </w:rPr>
-              <w:t xml:space="preserve">Students investigate how electron transfer between sodium and chlorine produces oppositely charged ions that arrange into a giant ionic lattice, explaining why table salt (NaCl) has a high melting point, dissolves in water, and conducts electricity when dissolved.</w:t>
+              <w:t xml:space="preserve">Students investigate how atoms share electrons to form covalent bonds and draw Lewis dot-and-cross diagrams for simple molecules found in Kenyan everyday life, advancing toward explaining why graphite and water behave differently from ionic compounds like NaCl.</w:t>
             </w:r>
           </w:p>
         </w:tc>
@@ -8783,7 +8899,7 @@
                 <w:sz w:val="18"/>
                 <w:szCs w:val="18"/>
               </w:rPr>
-              <w:t xml:space="preserve">–  Ionic bonds form when a metal atom transfers one or more valence electrons to a non-metal atom, producing cations and anions held together by electrostatic attraction.</w:t>
+              <w:t xml:space="preserve">–  Define a covalent bond as the electrostatic attraction arising from the sharing of one or more pairs of electrons between two non-metal atoms.</w:t>
             </w:r>
           </w:p>
           <w:p>
@@ -8803,7 +8919,7 @@
                 <w:sz w:val="18"/>
                 <w:szCs w:val="18"/>
               </w:rPr>
-              <w:t xml:space="preserve">–  Lewis dot-and-cross diagrams represent electron transfer in ionic compounds (NaCl, MgO, CaCl₂), showing each atom achieving a full outer shell (octet/duplet).</w:t>
+              <w:t xml:space="preserve">–  Identify and draw correct Lewis dot-and-cross diagrams for H₂O, CO₂, HCl, CH₄, O₂, N₂, and NH₃, showing single, double, and triple bonds.</w:t>
             </w:r>
           </w:p>
           <w:p>
@@ -8823,7 +8939,27 @@
                 <w:sz w:val="18"/>
                 <w:szCs w:val="18"/>
               </w:rPr>
-              <w:t xml:space="preserve">–  The giant ionic lattice structure of NaCl — a regular 3D arrangement of Na⁺ and Cl⁻ ions — directly accounts for its high melting point, solubility in water, electrical conductivity when dissolved, and brittleness.</w:t>
+              <w:t xml:space="preserve">–  Distinguish between a covalent (molecular) substance and an ionic compound in terms of bond formation, structure, and basic physical properties (low melting point, non-conductivity in solid state).</w:t>
+            </w:r>
+          </w:p>
+          <w:p>
+            <w:pPr>
+              <w:spacing w:after="30" w:before="0"/>
+              <w:ind w:left="360" w:hanging="180"/>
+              <w:jc w:val="left"/>
+            </w:pPr>
+            <w:r>
+              <w:rPr>
+                <w:rFonts w:ascii="Arial" w:cs="Arial" w:eastAsia="Arial" w:hAnsi="Arial"/>
+                <w:b w:val="false"/>
+                <w:bCs w:val="false"/>
+                <w:i w:val="false"/>
+                <w:iCs w:val="false"/>
+                <w:color w:val="000000"/>
+                <w:sz w:val="18"/>
+                <w:szCs w:val="18"/>
+              </w:rPr>
+              <w:t xml:space="preserve">–  Explain how the concept of shared electron pairs satisfies the octet (or duplet) rule for each atom in a simple covalent molecule.</w:t>
             </w:r>
           </w:p>
         </w:tc>
@@ -8890,7 +9026,7 @@
                 <w:sz w:val="18"/>
                 <w:szCs w:val="18"/>
               </w:rPr>
-              <w:t xml:space="preserve">–  Draw accurate Lewis dot-and-cross diagrams for ionic compounds including NaCl, MgO, and CaCl₂, correctly showing electron transfer and resulting charges.</w:t>
+              <w:t xml:space="preserve">–  Draw accurate Lewis dot-and-cross diagrams independently, correctly placing bonding pairs and lone pairs for simple covalent molecules.</w:t>
             </w:r>
           </w:p>
           <w:p>
@@ -8910,7 +9046,7 @@
                 <w:sz w:val="18"/>
                 <w:szCs w:val="18"/>
               </w:rPr>
-              <w:t xml:space="preserve">–  Analyse and explain how the giant ionic lattice structure of NaCl connects to its observable physical properties using evidence from a simulation and data table.</w:t>
+              <w:t xml:space="preserve">–  Analyse and compare particle-level diagrams of ionic and covalent substances to identify structural differences that account for contrasting physical properties.</w:t>
             </w:r>
           </w:p>
         </w:tc>
@@ -8977,7 +9113,7 @@
                 <w:sz w:val="18"/>
                 <w:szCs w:val="18"/>
               </w:rPr>
-              <w:t xml:space="preserve">–  Appreciate that the everyday Kenyan experience of dissolving salt in water for cooking or preparing oral rehydration solution is underpinned by ionic bonding principles.</w:t>
+              <w:t xml:space="preserve">–  Appreciate that invisible atomic-level sharing of electrons gives rise to the observable properties of everyday Kenyan substances such as water, cooking gas (CH₄), and the gases in air (O₂, N₂).</w:t>
             </w:r>
           </w:p>
           <w:p>
@@ -8997,7 +9133,7 @@
                 <w:sz w:val="18"/>
                 <w:szCs w:val="18"/>
               </w:rPr>
-              <w:t xml:space="preserve">–  Show care and patience when working with peers during diagram-drawing activities, avoiding conflict and supporting each other's understanding (Value: Love).</w:t>
+              <w:t xml:space="preserve">–  Show intellectual curiosity by generating new questions about giant covalent structures (diamond, graphite) after recognising the limitations of the simple molecular model.</w:t>
             </w:r>
           </w:p>
         </w:tc>
@@ -9063,7 +9199,7 @@
                 <w:sz w:val="18"/>
                 <w:szCs w:val="18"/>
               </w:rPr>
-              <w:t xml:space="preserve">How do chemical bonds influence the properties of a substance? — specifically, how does ionic bonding and the resulting giant lattice structure explain the properties of NaCl observed in the anchoring phenomenon?</w:t>
+              <w:t xml:space="preserve">How do chemical bonds influence the properties of a substance?</w:t>
             </w:r>
           </w:p>
         </w:tc>
@@ -9129,7 +9265,7 @@
                 <w:sz w:val="18"/>
                 <w:szCs w:val="18"/>
               </w:rPr>
-              <w:t xml:space="preserve">Having established in Lessons 1–2 that atoms bond to achieve stability using valence electrons and the octet rule, students now investigate the first of four bond types — ionic bonding — explaining why the Form 4 student's table salt dissolves instantly, conducts electricity when dissolved, yet has a very high melting point. This builds the first evidence block for answering the driving question and sets a structural template for comparing later bond types.</w:t>
+              <w:t xml:space="preserve">In Lessons 1 and 2, students anchored the phenomenon and explained ionic bonding in NaCl. Lesson 3 opens the covalent bonding chapter of the story: students now gather evidence that non-metal atoms share — rather than transfer — electrons, and they begin to see why simple covalent molecules like water and ammonia have very different properties from ionic NaCl, setting up the unresolved puzzle of why diamond (also covalent) is nothing like water.</w:t>
             </w:r>
           </w:p>
         </w:tc>
@@ -9195,7 +9331,7 @@
                 <w:sz w:val="18"/>
                 <w:szCs w:val="18"/>
               </w:rPr>
-              <w:t xml:space="preserve">No hazardous chemicals are used. If physical salt samples are handled, remind students not to taste laboratory chemicals. Supervise use of devices during simulation activity.</w:t>
+              <w:t xml:space="preserve">No hazardous chemicals are used in this lesson. If ammonia solution is demonstrated (for the supporting phenomenon), handle in a well-ventilated area, keep the stopper on the bottle except during brief demonstration, and ensure students do not inhale the vapour directly. Wear safety goggles during any liquid demonstration.</w:t>
             </w:r>
           </w:p>
         </w:tc>
@@ -9288,7 +9424,7 @@
                 <w:sz w:val="18"/>
                 <w:szCs w:val="18"/>
               </w:rPr>
-              <w:t xml:space="preserve">This lesson anchors firmly in the opening phenomenon: the Form 4 student in Nairobi notices that table salt (NaCl) dissolves readily in water and conducts electricity when dissolved, yet withstands very high temperatures during cooking in the sufuria. In Lessons 1 and 2, students established that atoms bond to achieve noble gas configurations using valence electrons. Now, in Lesson 3, they investigate the mechanism of ionic bonding — electron transfer from sodium to chlorine — and connect it to the giant ionic lattice structure that explains NaCl's distinctive properties.</w:t>
+              <w:t xml:space="preserve">Lesson 3 sits at the heart of the evidence-gathering sequence. Having established in Lesson 2 that ionic bonds form through complete electron transfer — explaining why NaCl dissolves and conducts electricity — students now encounter a fundamentally different bonding mechanism: the sharing of electron pairs between non-metal atoms. The lesson uses the familiar Kenyan kitchen as its entry point: the water (H₂O) that the mama uses to cook ugali, the carbon dioxide (CO₂) gas released when charcoal burns in a jiko, and the ammonia (NH₃) used in some cleaning products around the home. These are all covalent molecules, yet they are liquids or gases at room temperature and do not conduct electricity — a sharp contrast to solid, crystalline NaCl.</w:t>
             </w:r>
           </w:p>
           <w:p>
@@ -9326,7 +9462,7 @@
                 <w:sz w:val="18"/>
                 <w:szCs w:val="18"/>
               </w:rPr>
-              <w:t xml:space="preserve">Students begin by predicting what happens to sodium's and chlorine's electrons when the two atoms come together, drawing on their Lesson 2 knowledge of valence electrons and the octet rule. They then gather evidence by watching a curated ionic lattice simulation and completing guided Lewis dot-and-cross diagrams for NaCl, MgO, and CaCl₂. The Explain phase uses a structured data analysis connecting lattice properties (high melting point, solubility, conductivity) back to the ionic bond itself. Students update the Driving Question Board with new evidence and revise their cumulative class model by adding an ionic bonding panel alongside the phenomenon images established in Lesson 1.</w:t>
+              <w:t xml:space="preserve">The lesson follows the Predict–Observe–Explain–DQB–Model framework. Students first predict how two non-metal atoms (e.g., two hydrogen atoms) might bond without transferring electrons. They then read a structured text passage and study annotated diagrams — the Observe phase — before working in pairs to draw Lewis dot-and-cross diagrams for seven target molecules. In the Explain phase, the class uses a "Bond Comparison Table" to contrast ionic and covalent bonding side by side, directly referencing the anchoring phenomenon. A brief teacher demonstration of ammonia's pungent smell at room temperature introduces the supporting phenomenon: unlike NaCl (which requires extremely high temperatures to melt), NH₃ is already a gas at room temperature, hinting that the forces between covalent molecules must be much weaker than those within an ionic lattice.</w:t>
             </w:r>
           </w:p>
           <w:p>
@@ -9364,7 +9500,7 @@
                 <w:sz w:val="18"/>
                 <w:szCs w:val="18"/>
               </w:rPr>
-              <w:t xml:space="preserve">Throughout, Kenyan contexts are foregrounded: NaCl as table salt in ugali preparation, oral rehydration salts used in Kenyan clinics (which contain NaCl and KCl), and MgO as a refractory lining in Kenyan steel-processing plants. By the end of the lesson, students can explain one quarter of the anchoring phenomenon — the salt — using evidence from electron transfer, ion formation, and lattice structure, and they are primed to compare ionic bonding with the covalent structures of graphite and diamond in subsequent lessons.</w:t>
+              <w:t xml:space="preserve">By the end of the lesson, students update their Lewis diagram models (begun in Lesson 2 for NaCl) with new covalent examples, and they add at least two new questions to the Driving Question Board — in particular, questions about why diamond and graphite, both made of carbon atoms linked by covalent bonds, have such dramatically different hardness and conductivity. These unresolved questions prime the class for Lessons 4 and 5 on giant covalent structures.</w:t>
             </w:r>
           </w:p>
         </w:tc>
@@ -9689,7 +9825,7 @@
                 <w:sz w:val="18"/>
                 <w:szCs w:val="18"/>
               </w:rPr>
-              <w:t xml:space="preserve">Students revisit the phenomenon image (salt dissolving in water, displayed on the board) and individually write responses to two predict prompts in their science notebooks: (1) 'When sodium and chlorine atoms meet, what do you think happens to their electrons — do they share them or does one atom take them from the other? Sketch what you think this looks like.' (2) 'Why do you think NaCl dissolves in water but does not melt easily on a jiko?' Students then do a Think-Pair-Share with a tablemate for 2 minutes before selected pairs share with the class.</w:t>
+              <w:t xml:space="preserve">Students are shown two images side by side on the board: a grain of table salt (NaCl, an ionic compound from Lesson 2) and a droplet of water (H₂O). The teacher asks: 'We know Na gives an electron to Cl to form NaCl. But water is made of hydrogen and oxygen — two non-metals. Neither wants to give away an electron. So how do they bond?' Students write a one-sentence prediction in their notebooks (no pair discussion yet) and sketch a rough particle diagram of what they think a water molecule looks like at the atomic level. They then share predictions with a seat partner for 60 seconds before the teacher cold-calls three students.</w:t>
             </w:r>
           </w:p>
         </w:tc>
@@ -9725,7 +9861,7 @@
             <w:pPr>
               <w:spacing w:after="20" w:before="0"/>
             </w:pPr>
-            <w:hyperlink w:history="1" r:id="rIdu-feyxb_ahtnwgr4ldjzc">
+            <w:hyperlink w:history="1" r:id="rIdy_9yvjgg6v1cnm2fbhbc5">
               <w:r>
                 <w:rPr>
                   <w:rFonts w:ascii="Arial" w:cs="Arial" w:eastAsia="Arial" w:hAnsi="Arial"/>
@@ -9734,7 +9870,7 @@
                   <w:szCs w:val="16"/>
                   <w:u w:val="single" w:color="2E75B6"/>
                 </w:rPr>
-                <w:t xml:space="preserve">Genetics vocabulary</w:t>
+                <w:t xml:space="preserve">Physical and chemical changes</w:t>
               </w:r>
             </w:hyperlink>
           </w:p>
@@ -9758,7 +9894,7 @@
               <w:spacing w:after="10" w:before="0"/>
               <w:ind w:left="120"/>
             </w:pPr>
-            <w:hyperlink w:history="1" r:id="rIdxdx5qi7aa6fwsgwkqrhfk">
+            <w:hyperlink w:history="1" r:id="rIdldjd1faaahkwx1asgj1tr">
               <w:r>
                 <w:rPr>
                   <w:rFonts w:ascii="Arial" w:cs="Arial" w:eastAsia="Arial" w:hAnsi="Arial"/>
@@ -9803,7 +9939,7 @@
             <w:pPr>
               <w:spacing w:after="20" w:before="0"/>
             </w:pPr>
-            <w:hyperlink w:history="1" r:id="rIdvjmyu2qw1uxqibjiodcfs">
+            <w:hyperlink w:history="1" r:id="rIdwqdt2mhwmwgf6t6laoahk">
               <w:r>
                 <w:rPr>
                   <w:rFonts w:ascii="Arial" w:cs="Arial" w:eastAsia="Arial" w:hAnsi="Arial"/>
@@ -9836,7 +9972,7 @@
               <w:spacing w:after="10" w:before="0"/>
               <w:ind w:left="120"/>
             </w:pPr>
-            <w:hyperlink w:history="1" r:id="rIdd1aznedjztzumcafoyr4x">
+            <w:hyperlink w:history="1" r:id="rIdyw3h7efexeeq7e5xu59-w">
               <w:r>
                 <w:rPr>
                   <w:rFonts w:ascii="Arial" w:cs="Arial" w:eastAsia="Arial" w:hAnsi="Arial"/>
@@ -9878,7 +10014,7 @@
                 <w:sz w:val="18"/>
                 <w:szCs w:val="18"/>
               </w:rPr>
-              <w:t xml:space="preserve">Display the phenomenon image and say: 'Cast your mind back to our Form 4 student in Nairobi. She is dissolving salt — sodium chloride — in water to make soup for ugali. From what you know about sodium and chlorine's valence electrons from Lesson 2, I want you to predict, on your own, what you think is happening to those electrons when salt forms. Write your prediction — a sentence AND a sketch — in your notebooks. You have 3 minutes.' WAIT TIME: Allow full 3 minutes of silent independent writing. Circulate and scan notebooks without commenting. Then say: 'Now share your prediction with your partner. Explain your sketch. You have 2 minutes.' After pair discussion, cold-call 3 pairs: 'Akinyi and Kamau, what did you predict? Now Fatuma and Otieno. Now Njeri and Mwangi.' Record key prediction words on the board (e.g., 'sharing,' 'taking,' 'giving away') without correcting. Say: 'We are going to test these predictions today using a simulation and diagrams. Keep your prediction visible — you will revise it at the end.'</w:t>
+              <w:t xml:space="preserve">Display both images and say: 'Look carefully. Sodium chloride — we explained that bond last lesson. Water — made of hydrogen and oxygen, both non-metals. In your notebook, write ONE sentence: how do you think hydrogen and oxygen atoms bond if neither can fully give away an electron? You have 90 seconds — work alone first.' [Wait 90 seconds in silence — circulate, read over shoulders, note misconceptions.] After 90 seconds: 'Now turn and tell your partner your prediction — 60 seconds.' [After 60 seconds] Cold-call exactly 3 students using name cards: 'Amina, what did you predict?' — 'David, do you agree or disagree with Amina — and why?' — 'Grace, what does your sketch show happening between the atoms?' Record key prediction words on the board (e.g., 'share,' 'pull,' 'stick together,' 'attract'). Do NOT correct yet — say: 'Interesting ideas. Let us gather evidence to test these predictions.'</w:t>
             </w:r>
           </w:p>
         </w:tc>
@@ -9910,7 +10046,7 @@
                 <w:sz w:val="18"/>
                 <w:szCs w:val="18"/>
               </w:rPr>
-              <w:t xml:space="preserve">Predict-Sketch-Share: Students commit predictions to paper as both text and a rough sketch before instruction. This activates Lesson 2 prior knowledge (valence electrons, octet rule), surfaces misconceptions (especially the common confusion between sharing and transfer), and creates a personal intellectual stake in the lesson. Recording student language publicly validates their thinking and creates a reference point for revision.</w:t>
+              <w:t xml:space="preserve">Predict–then-Share (Individual → Pair → Cold-Call): Students commit to a written prediction before any instruction, activating prior knowledge of electron configurations and ionic bonding from Lessons 1–2. The individual-first structure prevents social anchoring (copying a neighbour's idea), and the cold-call creates public accountability. Recording student language on the board gives the teacher a real-time misconception map and gives students language to revise at the end of the lesson.</w:t>
             </w:r>
           </w:p>
         </w:tc>
@@ -9942,7 +10078,7 @@
                 <w:sz w:val="18"/>
                 <w:szCs w:val="18"/>
               </w:rPr>
-              <w:t xml:space="preserve">Teacher scans sketches for: (1) whether students show sodium with 1 valence electron and chlorine with 7 (indicating Lesson 2 retention); (2) whether predictions distinguish between electron sharing and electron transfer; (3) common misconception — students drawing both atoms sharing electrons (covalent model) — flagged mentally for explicit address in the Observe phase. Cold-call responses reveal confidence level and the predominant class mental model before instruction.</w:t>
+              <w:t xml:space="preserve">Teacher looks for: (1) Whether students default to ionic logic ('one gives, one takes') for a non-metal pair — this is the key misconception to address. (2) Whether any students spontaneously use the word 'share.' (3) Quality of particle sketches — do students draw atoms as spheres with electrons, or just chemical symbols? These observations shape the depth of scaffolding needed during the Observe phase.</w:t>
             </w:r>
           </w:p>
         </w:tc>
@@ -10008,7 +10144,7 @@
                 <w:sz w:val="18"/>
                 <w:szCs w:val="18"/>
               </w:rPr>
-              <w:t xml:space="preserve">Students watch a 4-minute animated simulation of ionic lattice formation (NaCl), pausing at three teacher-directed moments to annotate a structured observation worksheet. The worksheet contains three panels: Panel A — electron transfer from Na to Cl; Panel B — the resulting Na⁺ and Cl⁻ ions and electrostatic attraction; Panel C — the 3D giant ionic lattice. After the simulation, students work in pairs to complete Lewis dot-and-cross diagrams for NaCl, MgO, and CaCl₂ on the worksheet, using sodium (·), magnesium (·), calcium (·), chlorine (×), and oxygen (×) notation. Finally, students read a two-paragraph evidence card about NaCl properties (melting point 801°C, soluble in water, conducts electricity only when dissolved or molten, brittle/cleaves along crystal planes) and annotate each property with a brief reason.</w:t>
+              <w:t xml:space="preserve">Students receive a two-page structured reading titled 'How Non-Metals Bond: Sharing is Caring' (printed or on ARES), which includes: (a) a clear definition of a covalent bond, (b) step-by-step annotated Lewis dot-and-cross diagrams for H₂ and HCl as worked examples, and (c) a data table showing boiling points of NaCl (1,413 °C), NH₃ (−33 °C), H₂O (100 °C), and CO₂ (−78 °C). Students read independently for 6 minutes, annotating the text with a pencil — underlining the definition, circling numbers of shared pairs, and putting a star next to anything surprising. They then use the worked examples to attempt Lewis diagrams for H₂O and CH₄ in their notebooks before the class discusses. Finally, the teacher performs a 60-second supporting phenomenon demonstration: briefly opens a small bottle of dilute ammonia solution — students note the strong smell even from a distance, and the teacher records the boiling point of NH₃ (−33 °C) on the board.</w:t>
             </w:r>
           </w:p>
         </w:tc>
@@ -10044,7 +10180,7 @@
             <w:pPr>
               <w:spacing w:after="20" w:before="0"/>
             </w:pPr>
-            <w:hyperlink w:history="1" r:id="rId6plydmy2vbvy40j5s1irn">
+            <w:hyperlink w:history="1" r:id="rIddv-vvz3bndwu2zib2dptb">
               <w:r>
                 <w:rPr>
                   <w:rFonts w:ascii="Arial" w:cs="Arial" w:eastAsia="Arial" w:hAnsi="Arial"/>
@@ -10053,7 +10189,7 @@
                   <w:szCs w:val="16"/>
                   <w:u w:val="single" w:color="2E75B6"/>
                 </w:rPr>
-                <w:t xml:space="preserve">Genetics vocabulary</w:t>
+                <w:t xml:space="preserve">Physical and chemical changes</w:t>
               </w:r>
             </w:hyperlink>
           </w:p>
@@ -10077,7 +10213,7 @@
               <w:spacing w:after="10" w:before="0"/>
               <w:ind w:left="120"/>
             </w:pPr>
-            <w:hyperlink w:history="1" r:id="rIdr_qs-pdw8hhzkpy7scczu">
+            <w:hyperlink w:history="1" r:id="rId-tgkkv6vqornp55rrmv4x">
               <w:r>
                 <w:rPr>
                   <w:rFonts w:ascii="Arial" w:cs="Arial" w:eastAsia="Arial" w:hAnsi="Arial"/>
@@ -10122,7 +10258,7 @@
             <w:pPr>
               <w:spacing w:after="20" w:before="0"/>
             </w:pPr>
-            <w:hyperlink w:history="1" r:id="rIdjulm7y_jfnmjetycn1f5z">
+            <w:hyperlink w:history="1" r:id="rIdqjgcaj3f4cipequwlhws2">
               <w:r>
                 <w:rPr>
                   <w:rFonts w:ascii="Arial" w:cs="Arial" w:eastAsia="Arial" w:hAnsi="Arial"/>
@@ -10155,7 +10291,7 @@
               <w:spacing w:after="10" w:before="0"/>
               <w:ind w:left="120"/>
             </w:pPr>
-            <w:hyperlink w:history="1" r:id="rIdolizr66pzc0oox92rfmz6">
+            <w:hyperlink w:history="1" r:id="rIdqhjv879kmu6dm8n-o6b6z">
               <w:r>
                 <w:rPr>
                   <w:rFonts w:ascii="Arial" w:cs="Arial" w:eastAsia="Arial" w:hAnsi="Arial"/>
@@ -10197,7 +10333,7 @@
                 <w:sz w:val="18"/>
                 <w:szCs w:val="18"/>
               </w:rPr>
-              <w:t xml:space="preserve">Say: 'We are going to watch a simulation. I want you to be scientists observing evidence — not just watching. Open your observation worksheet to Panel A.' PLAY simulation and PAUSE at electron transfer moment (approx. 45 seconds). Say: 'Pause. In Panel A, draw what you just saw happening to sodium's outer electron. Label it. You have 90 seconds.' WAIT. PLAY and PAUSE at ion formation (approx. 1 min 30 sec). Say: 'Panel B — draw the two ions you can see. What charge does each carry? Write it. 90 seconds.' WAIT. PLAY the full lattice formation sequence to end. Say: 'Panel C — sketch the pattern you see. How would you describe the arrangement of the two types of ions?' WAIT 2 minutes for sketching. Cold-call 2 students to describe Panel C aloud: 'Chebet, describe the arrangement you drew.' 'Omondi, do you agree or would you add anything?' Then direct pair work: 'Now with your partner, complete the dot-and-cross diagrams on the worksheet. Sodium uses dots, chlorine uses crosses — this way we can track which electrons came from which atom. Start with NaCl, then MgO, then CaCl₂. You have 6 minutes.' Circulate, kneel to student level, and ask quietly: 'How many electrons does magnesium have in its outer shell? So how many does it need to give away?' After pair work, distribute the NaCl properties evidence card. Say: 'Read the two paragraphs. Next to each property, write one sentence connecting it to what you saw in the simulation — the ions and the lattice.'</w:t>
+              <w:t xml:space="preserve">Distribute or direct students to the ARES reading. Say: 'You have 6 minutes to read and annotate — underline the definition of covalent bond, circle how many electrons are shared in each example, and star anything that surprises you. Work in silence.' [Set a visible 6-minute timer. Circulate; tap the shoulder of any student not annotating and point to the instruction on the board.] After 6 minutes: 'Using the worked examples for H₂ and HCl as your model, draw a Lewis dot-and-cross diagram for H₂O and CH₄ in your notebook. You have 4 minutes.' [After 4 minutes, cold-call 2 students to sketch their diagrams on the board — one H₂O, one CH₄.] Ask the class: 'Does this diagram show all atoms satisfying the octet rule? Give me a thumbs up if yes, thumbs sideways if unsure.' [Address misconceptions immediately with: 'Notice that oxygen has 6 valence electrons — how many does it still need to complete its octet? So how many bonds does it form?'] Then perform the ammonia demonstration: hold the bottle at arm's length, briefly remove the stopper, recap immediately. Ask: 'You can smell ammonia from the back of the room. Its boiling point is −33 °C. What does that tell us about the forces between NH₃ molecules compared to the forces holding NaCl together?' [Wait 15 seconds.] Cold-call 2 students.</w:t>
             </w:r>
           </w:p>
         </w:tc>
@@ -10229,7 +10365,7 @@
                 <w:sz w:val="18"/>
                 <w:szCs w:val="18"/>
               </w:rPr>
-              <w:t xml:space="preserve">Pause-Annotate-Discuss (PAD) during simulation: Strategically pausing the simulation at three conceptual moments forces students to process and record evidence in real time rather than passively watching. This mirrors NGSS Science and Engineering Practice 4 (Analysing and Interpreting Data) and Practice 2 (Developing and Using Models). The dot-and-cross convention (Na = dots, Cl = crosses) makes electron provenance visible and prevents confusion about electron identity — a key representation skill in KICD Chemistry.</w:t>
+              <w:t xml:space="preserve">Annotated Reading + Worked Example Transfer: The structured annotation task (underline, circle, star) ensures students process the text actively rather than passively scanning. Immediately transferring the worked-example strategy to new molecules (H₂O, CH₄) within 4 minutes tests whether students have genuinely constructed the procedure or only recognised it. The ammonia demonstration links the abstract boiling-point data to a vivid sensory experience — the smell — making the comparison between ionic and molecular substances memorable and grounded in evidence.</w:t>
             </w:r>
           </w:p>
         </w:tc>
@@ -10261,7 +10397,7 @@
                 <w:sz w:val="18"/>
                 <w:szCs w:val="18"/>
               </w:rPr>
-              <w:t xml:space="preserve">Teacher checks Panel A sketches for correct direction of electron transfer (Na → Cl, not bidirectional). In Panel B, looks for correct ion charges (Na⁺, Cl⁻) and evidence of electrostatic attraction notation. In Panel C, checks for a regular alternating pattern of positive and negative ions. During dot-and-cross pair work, look for: (1) CaCl₂ — students must show Ca giving one electron to each of two Cl atoms (common error: only drawing one Cl); (2) MgO — students must show Mg losing 2 and O gaining 2. Flag pairs struggling with CaCl₂ for targeted support during Explain phase. Property card annotations are checked for causal language ('because the ions are strongly attracted' rather than simply restating the property).</w:t>
+              <w:t xml:space="preserve">Teacher checks: (1) H₂O diagrams — does oxygen form exactly 2 bonds and retain 2 lone pairs? (2) CH₄ diagrams — does carbon form exactly 4 bonds with no lone pairs? Common error: students draw 4 bonds for oxygen (confusing octet with number of bonds). (3) Thumbs signal gives a whole-class gauge of octet-rule confidence. (4) Verbal responses to the ammonia question reveal whether students are beginning to connect weak intermolecular forces to low boiling points — a key conceptual bridge to Lesson 5.</w:t>
             </w:r>
           </w:p>
         </w:tc>
@@ -10327,7 +10463,7 @@
                 <w:sz w:val="18"/>
                 <w:szCs w:val="18"/>
               </w:rPr>
-              <w:t xml:space="preserve">Students engage in a structured whole-class sensemaking discussion guided by four anchor questions displayed on the board, connecting the ionic bond mechanism to the NaCl properties from the phenomenon. Groups of four then complete a 'Claim-Evidence-Reasoning' (CER) card for one assigned property of NaCl (Group A: high melting point; Group B: solubility in water; Group C: electrical conductivity when dissolved; Group D: brittleness/cleavage). Each group writes their CER on a large sticky note and posts it on the class Evidence Wall. A brief gallery walk (3 minutes) allows students to read all four CER cards before a final teacher-led consolidation connects all four properties back to the single structural cause: the giant ionic lattice.</w:t>
+              <w:t xml:space="preserve">Working in pairs, students complete a guided Lewis Diagram Practice Sheet for five remaining molecules: CO₂, O₂, N₂, NH₃, and HCl (HCl was a worked example, so students use it to self-check). For each molecule they must: (1) count valence electrons for each atom, (2) determine the number of bonding pairs needed, (3) draw the full dot-and-cross diagram, and (4) label it as single, double, or triple bond. After 10 minutes of pair work, the class constructs a 'Bond Comparison Table' together on the board comparing ionic bonding (NaCl from Lesson 2) and covalent bonding (H₂O, NH₃) across six dimensions: how the bond forms, what particles are produced, melting/boiling point, solubility in water, electrical conductivity, and an everyday Kenyan example. Students copy the completed table and write one sentence connecting it back to the anchoring phenomenon.</w:t>
             </w:r>
           </w:p>
         </w:tc>
@@ -10363,7 +10499,7 @@
             <w:pPr>
               <w:spacing w:after="20" w:before="0"/>
             </w:pPr>
-            <w:hyperlink w:history="1" r:id="rIdm5xm2sxkrgakn2o7fukix">
+            <w:hyperlink w:history="1" r:id="rIdbq9immjtysxynmrbm650k">
               <w:r>
                 <w:rPr>
                   <w:rFonts w:ascii="Arial" w:cs="Arial" w:eastAsia="Arial" w:hAnsi="Arial"/>
@@ -10372,7 +10508,7 @@
                   <w:szCs w:val="16"/>
                   <w:u w:val="single" w:color="2E75B6"/>
                 </w:rPr>
-                <w:t xml:space="preserve">Genetics vocabulary</w:t>
+                <w:t xml:space="preserve">Physical and chemical changes</w:t>
               </w:r>
             </w:hyperlink>
           </w:p>
@@ -10396,7 +10532,7 @@
               <w:spacing w:after="10" w:before="0"/>
               <w:ind w:left="120"/>
             </w:pPr>
-            <w:hyperlink w:history="1" r:id="rIdqts0prq404tvs5q5in95q">
+            <w:hyperlink w:history="1" r:id="rId5zflqvwl5or1rqmzba59f">
               <w:r>
                 <w:rPr>
                   <w:rFonts w:ascii="Arial" w:cs="Arial" w:eastAsia="Arial" w:hAnsi="Arial"/>
@@ -10441,7 +10577,7 @@
             <w:pPr>
               <w:spacing w:after="20" w:before="0"/>
             </w:pPr>
-            <w:hyperlink w:history="1" r:id="rId3zxesbo6wllgloo2u2wxi">
+            <w:hyperlink w:history="1" r:id="rIdmnar7okqhapfg-tkol8bn">
               <w:r>
                 <w:rPr>
                   <w:rFonts w:ascii="Arial" w:cs="Arial" w:eastAsia="Arial" w:hAnsi="Arial"/>
@@ -10474,7 +10610,7 @@
               <w:spacing w:after="10" w:before="0"/>
               <w:ind w:left="120"/>
             </w:pPr>
-            <w:hyperlink w:history="1" r:id="rIdmhyv4ycblawiuaxo2ouqm">
+            <w:hyperlink w:history="1" r:id="rIdimgh4g4e8xiwctb9giwnw">
               <w:r>
                 <w:rPr>
                   <w:rFonts w:ascii="Arial" w:cs="Arial" w:eastAsia="Arial" w:hAnsi="Arial"/>
@@ -10516,7 +10652,7 @@
                 <w:sz w:val="18"/>
                 <w:szCs w:val="18"/>
               </w:rPr>
-              <w:t xml:space="preserve">Display the four anchor questions: (1) 'Why does it take so much energy to melt NaCl — what must be broken?' (2) 'Why does NaCl conduct electricity when dissolved in water but NOT as a solid?' (3) 'Why does NaCl dissolve in water — what happens to the lattice?' (4) 'Why is NaCl brittle — what happens when you strike a crystal?' Say: 'In your groups of four, you each have one property to explain using evidence from the simulation and your worksheet. Write a Claim, your Evidence, and your Reasoning on the sticky note. Claim: state what the property is. Evidence: describe what you saw in the simulation or read on the card. Reasoning: connect the evidence to ionic bonding. You have 5 minutes.' WAIT. Circulate and prompt with: 'What are the ions doing when NaCl dissolves? Can the ions move when they are locked in the lattice?' After posting, conduct gallery walk. Then cold-call one spokesperson per group for 30-second CER summary. After all four groups, say: 'What is the ONE structural feature that explains ALL four of these properties?' WAIT 15 seconds. Cold-call: 'Wanjiku, what would you say?' Consolidate by writing on the board: 'Giant ionic lattice → strong electrostatic forces between ions → high melting point, solubility when ions separate, conductivity when ions are mobile, brittleness when planes shift.' Return explicitly to the phenomenon: 'So now we can explain the first part of our Nairobi student's puzzle. Why does her salt dissolve and conduct electricity when dissolved? Because...' — gesture to board and have class complete the sentence chorally.</w:t>
+              <w:t xml:space="preserve">Distribute the Lewis Diagram Practice Sheet. Say: 'With your partner, complete diagrams for CO₂, O₂, N₂, NH₃, and HCl. For each one, first count the valence electrons — write that number in the margin before you start drawing. You have 10 minutes.' [Circulate purposefully — kneel to pair level, do not hover. When you spot an error, do NOT correct directly. Instead ask: 'How many valence electrons does nitrogen have? So how many does it still need? How many bonds does that suggest?'] After 10 minutes, lead the Bond Comparison Table construction: 'Let us build a table together. I need a volunteer to tell me: how does an ionic bond form? [Take response.] And how does a covalent bond form? [Cold-call if no volunteer — use name card.]' Fill in the table row by row, asking cold-call questions for each row. For the 'Kenyan example' row say: 'Give me a covalent substance you encounter in your daily life in Kenya — think about cooking, breathing, cleaning.' [Expect: water, cooking gas/LPG (propane/butane), CO₂ from a jiko, ammonia in omo/cleaning products.] After the table is complete: 'In your notebook, write ONE sentence that connects this table back to the question: why does salt dissolve in the mama's cooking pot but diamond does not? You have 2 minutes — work alone.' [Cold-call 3 students to share their sentences. Probe with: 'You said covalent molecules have lower melting points — so why does diamond, which is also covalent, NOT melt easily? Is the diamond puzzle solved yet?']</w:t>
             </w:r>
           </w:p>
         </w:tc>
@@ -10548,7 +10684,7 @@
                 <w:sz w:val="18"/>
                 <w:szCs w:val="18"/>
               </w:rPr>
-              <w:t xml:space="preserve">Claim-Evidence-Reasoning (CER) framework: CER structures scientific explanation by separating what students claim, what evidence supports it, and the reasoning that links the two. This enacts NGSS Practice 6 (Constructing Explanations) and directly addresses KICD outcome (b) — investigating the relationship between bond type and physical properties. The gallery walk builds collective knowledge and exposes students to all four property explanations before consolidation, ensuring no group only understands their assigned property.</w:t>
+              <w:t xml:space="preserve">Guided Practice + Comparative Concept Table: The step-by-step electron-counting protocol (count valence electrons before drawing) gives students a repeatable procedure they own independently — directly supporting the KICD core competency 'Learning to learn.' The Bond Comparison Table is a 'Concept Contrast' sensemaking strategy: by placing ionic and covalent properties side by side in the same visual frame, students are forced to articulate differences rather than learn each type in isolation. The teacher's closing provocation ('why does diamond not melt?') deliberately destabilises premature closure, keeping the anchoring phenomenon alive and pointing forward to Lessons 4–5.</w:t>
             </w:r>
           </w:p>
         </w:tc>
@@ -10580,7 +10716,7 @@
                 <w:sz w:val="18"/>
                 <w:szCs w:val="18"/>
               </w:rPr>
-              <w:t xml:space="preserve">Teacher reads all four sticky-note CER cards during the gallery walk. Success indicators: Claims use precise language ('NaCl has a high melting point because...' not 'salt is hard to melt'); Evidence references the simulation or data card specifically; Reasoning uses the words 'ions,' 'electrostatic attraction,' or 'lattice.' Flag any group whose Reasoning column simply restates the claim without a structural explanation. Use the choral sentence completion at the end as a quick whole-class comprehension check — listen for 'ionic lattice,' 'ions moving freely,' or 'strong attraction' in student completions.</w:t>
+              <w:t xml:space="preserve">Teacher checks: (1) N₂ triple bond — the most common error is drawing a double bond; look for three pairs of crosses between the two N atoms. (2) CO₂ double bonds — students often forget lone pairs on oxygen; check that each O has 2 lone pairs after forming 2 bonds. (3) Quality of the connecting sentence — does it use the evidence from the table (e.g., boiling point, conductivity) or just restate the phenomenon descriptively? (4) Responses to the diamond provocation — 'I don't know' is fine and productive; record any student who spontaneously says 'maybe diamond has a different kind of covalent structure' as evidence of high-level inferencing.</w:t>
             </w:r>
           </w:p>
         </w:tc>
@@ -10646,7 +10782,7 @@
                 <w:sz w:val="18"/>
                 <w:szCs w:val="18"/>
               </w:rPr>
-              <w:t xml:space="preserve">Students return to the class Driving Question Board established in Lesson 1. They each receive one sticky note (green = new evidence learned; orange = new question raised). On their green note, students write one specific piece of evidence from today's lesson that helps answer the driving question. On their orange note, they write one new question today's lesson raised for them — particularly connecting to the other substances in the phenomenon (graphite, diamond, aluminium). Students post their notes in the DQB columns and the class does a 2-minute silent read of the new additions.</w:t>
+              <w:t xml:space="preserve">Each student receives two sticky notes (or writes in the DQB section of their notebook if physical sticky notes are unavailable). On the first note, they write one thing they now understand better about the anchoring phenomenon (salt, graphite, or diamond) as a result of today's lesson. On the second note, they write one NEW question that today's lesson has raised — particularly focusing on the unresolved diamond-graphite puzzle. Students place (or write) their notes on the class DQB under two columns: 'Evidence We Now Have' and 'New Questions We Are Asking.' The teacher reads three questions aloud and the class votes (show of hands) on which question they most want to answer next.</w:t>
             </w:r>
           </w:p>
         </w:tc>
@@ -10682,7 +10818,7 @@
             <w:pPr>
               <w:spacing w:after="20" w:before="0"/>
             </w:pPr>
-            <w:hyperlink w:history="1" r:id="rIdi4saksu0ajzpgol3cubzr">
+            <w:hyperlink w:history="1" r:id="rIdwhy-ugtmtu0zj8qqubeyu">
               <w:r>
                 <w:rPr>
                   <w:rFonts w:ascii="Arial" w:cs="Arial" w:eastAsia="Arial" w:hAnsi="Arial"/>
@@ -10691,7 +10827,7 @@
                   <w:szCs w:val="16"/>
                   <w:u w:val="single" w:color="2E75B6"/>
                 </w:rPr>
-                <w:t xml:space="preserve">Genetics vocabulary</w:t>
+                <w:t xml:space="preserve">Physical and chemical changes</w:t>
               </w:r>
             </w:hyperlink>
           </w:p>
@@ -10715,7 +10851,7 @@
               <w:spacing w:after="10" w:before="0"/>
               <w:ind w:left="120"/>
             </w:pPr>
-            <w:hyperlink w:history="1" r:id="rId8wo4gpt4xl_t8va0zia_m">
+            <w:hyperlink w:history="1" r:id="rIdhacednr40he8gwx7w1nup">
               <w:r>
                 <w:rPr>
                   <w:rFonts w:ascii="Arial" w:cs="Arial" w:eastAsia="Arial" w:hAnsi="Arial"/>
@@ -10760,7 +10896,7 @@
             <w:pPr>
               <w:spacing w:after="20" w:before="0"/>
             </w:pPr>
-            <w:hyperlink w:history="1" r:id="rIdmninxnb7letpgx-ztdaws">
+            <w:hyperlink w:history="1" r:id="rIdzslhzxbgi-h9xjoltxegg">
               <w:r>
                 <w:rPr>
                   <w:rFonts w:ascii="Arial" w:cs="Arial" w:eastAsia="Arial" w:hAnsi="Arial"/>
@@ -10793,7 +10929,7 @@
               <w:spacing w:after="10" w:before="0"/>
               <w:ind w:left="120"/>
             </w:pPr>
-            <w:hyperlink w:history="1" r:id="rIdxdwdacuowwsacwsy2pnba">
+            <w:hyperlink w:history="1" r:id="rIdwwjyfvus2kzpj9f5k8d9e">
               <w:r>
                 <w:rPr>
                   <w:rFonts w:ascii="Arial" w:cs="Arial" w:eastAsia="Arial" w:hAnsi="Arial"/>
@@ -10835,7 +10971,7 @@
                 <w:sz w:val="18"/>
                 <w:szCs w:val="18"/>
               </w:rPr>
-              <w:t xml:space="preserve">Direct students to the DQB and say: 'In Lesson 1 we put up our first questions about why salt, graphite, diamond, and aluminium behave so differently. Today we have gathered real evidence about salt. On your GREEN note, write one specific thing you learned today that helps answer our driving question — be specific, use the word ionic bond or lattice. On your ORANGE note, write one new question today raised for you — maybe about graphite, diamond, or aluminium. You have 2 minutes.' WAIT 2 minutes. 'Come post your notes now.' After posting, say: 'Two minutes of silent reading — read the new additions around you.' After silent read, cold-call 2 students: 'Kamau, read us one orange question that someone else wrote that YOU also want answered.' 'Aisha, is there a green evidence note that surprises you?' Point to the DQB columns for the remaining substances and say: 'We have explained the SALT. Three substances remain in our phenomenon. What do you think the next lessons will investigate?' Take 2-3 quick responses. Affirm: 'Exactly — we now need to investigate covalent bonds to explain graphite and diamond, and metallic bonds for aluminium. The DQB is our map.'</w:t>
+              <w:t xml:space="preserve">Direct students to the DQB. Say: 'Today we learned that covalent bonds involve sharing electrons, and that simple covalent molecules like water and ammonia have low boiling points and do not conduct electricity. But our phenomenon has an unresolved mystery: diamond is also made of covalent bonds — carbon to carbon — yet it is the hardest substance on Earth and has a boiling point of over 3,500 °C. Simple covalent molecules melt below 200 °C. So something is very different about diamond's covalent structure.' Pause 10 seconds. 'On your first sticky note, write one piece of evidence we now have that helps explain the phenomenon. On your second note, write one new question diamond raises for you. You have 2 minutes.' [After 2 minutes, collect or read notes.] Select 3 student questions to read aloud — choose one basic, one intermediate, one sophisticated. Ask: 'Hands up if THIS question is the one you most want to answer.' Tally votes and say: 'It seems our biggest new question is: [read winning question]. We will investigate that in Lesson 4. Let us pin it at the top of our board.'</w:t>
             </w:r>
           </w:p>
         </w:tc>
@@ -10867,7 +11003,7 @@
                 <w:sz w:val="18"/>
                 <w:szCs w:val="18"/>
               </w:rPr>
-              <w:t xml:space="preserve">Dual-coded DQB update (Evidence + New Questions): Using two colours distinguishes between knowledge consolidation (green) and productive uncertainty (orange). This enacts NGSS Practice 1 (Asking Questions) and makes metacognitive growth visible — students can see the board filling with evidence over the 8-lesson sequence. Directing students to read each other's orange questions builds shared intellectual curiosity and previews the storyline arc of upcoming lessons.</w:t>
+              <w:t xml:space="preserve">Two-Column DQB Update (Evidence vs. New Questions): This strategy makes the iterative nature of scientific inquiry visible. By separating 'what we now know' from 'what we still wonder,' the DQB serves as a running public record of the class's evolving explanation of the phenomenon. The voting step gives students agency over the direction of inquiry and builds genuine curiosity about the next lesson — a key motivational mechanism in the storyline approach. The teacher's framing speech deliberately uses the diamond anomaly to ensure the DQB is not prematurely closed.</w:t>
             </w:r>
           </w:p>
         </w:tc>
@@ -10899,7 +11035,7 @@
                 <w:sz w:val="18"/>
                 <w:szCs w:val="18"/>
               </w:rPr>
-              <w:t xml:space="preserve">Teacher reads green notes for specificity: acceptable = 'Na loses 1 electron to Cl, forming Na⁺ and Cl⁻ in a lattice that explains salt's high melting point'; insufficient = 'ionic bonds form.' Orange notes are assessed for productive directionality: ideal questions reference the other phenomenon substances ('Does graphite also have a lattice?', 'Why doesn't aluminium dissolve like salt does?'). Questions that reveal persistent misconceptions (e.g., 'If NaCl dissolves, does the bond break forever?') are flagged for explicit address in the Lesson 4 preview.</w:t>
+              <w:t xml:space="preserve">Teacher reads all sticky notes (or notebook DQB entries) after class. Looks for: (1) Are 'evidence' notes specific (e.g., 'covalent molecules have low boiling points because forces between molecules are weak') or vague ('covalent bonding is different from ionic')? (2) Are new questions conceptually productive (pointing toward giant covalent structures, bond strength, or network solids) or surface-level ('what is diamond made of?')? (3) Frequency of diamond/graphite questions — high frequency indicates the phenomenon is successfully driving curiosity. Adjust Lesson 4 introduction based on the most common student questions.</w:t>
             </w:r>
           </w:p>
         </w:tc>
@@ -10965,7 +11101,7 @@
                 <w:sz w:val="18"/>
                 <w:szCs w:val="18"/>
               </w:rPr>
-              <w:t xml:space="preserve">Students revise their cumulative class model — a large A3 poster begun in Lesson 1 that maps the four phenomenon substances to their bonding explanations. Today they add an 'Ionic Bonding Panel' for NaCl: a hand-drawn 2D ionic lattice diagram showing alternating Na⁺ and Cl⁻ ions, annotated with (1) the dot-and-cross diagram showing electron transfer, (2) arrows labelling electrostatic attraction, and (3) a properties box listing the four NaCl properties and their structural explanations. Students also sketch the NaCl model using locally available materials concept (e.g., two colours of dried maize and beans to represent Na⁺ and Cl⁻ ions in the lattice) as a note for the upcoming project. Individual students then do a 3-minute 'model revision' in their notebooks — updating their Lesson 1 initial model with today's ionic bonding evidence.</w:t>
+              <w:t xml:space="preserve">Students return to the cumulative model they began in Lesson 1 (a particle-level sketch of salt dissolving, updated in Lesson 2 with a full ionic lattice diagram). Today they add a new panel to their model: a Lewis diagram of a water molecule (H₂O) and an ammonia molecule (NH₃), drawn to scale next to the NaCl ionic pair from Lesson 2. Below each diagram, students write a one-line caption explaining what kind of bond holds the molecule together and one physical property that results from that bond type. Students who finish early are challenged to add a 'mystery panel' showing carbon atoms in diamond — drawn as they currently imagine it — with a question mark label: 'What holds these together, and why is it so strong?'</w:t>
             </w:r>
           </w:p>
         </w:tc>
@@ -11001,7 +11137,7 @@
             <w:pPr>
               <w:spacing w:after="20" w:before="0"/>
             </w:pPr>
-            <w:hyperlink w:history="1" r:id="rIdqnvcwusuhd3z5imxvt6o3">
+            <w:hyperlink w:history="1" r:id="rIdunnwkla5cuhsigtpn_mgb">
               <w:r>
                 <w:rPr>
                   <w:rFonts w:ascii="Arial" w:cs="Arial" w:eastAsia="Arial" w:hAnsi="Arial"/>
@@ -11010,7 +11146,7 @@
                   <w:szCs w:val="16"/>
                   <w:u w:val="single" w:color="2E75B6"/>
                 </w:rPr>
-                <w:t xml:space="preserve">Genetics vocabulary</w:t>
+                <w:t xml:space="preserve">Physical and chemical changes</w:t>
               </w:r>
             </w:hyperlink>
           </w:p>
@@ -11034,7 +11170,7 @@
               <w:spacing w:after="10" w:before="0"/>
               <w:ind w:left="120"/>
             </w:pPr>
-            <w:hyperlink w:history="1" r:id="rIdgjw8m5alk8gaourdzawbx">
+            <w:hyperlink w:history="1" r:id="rIdctntdvazsrkccuhw-0ytn">
               <w:r>
                 <w:rPr>
                   <w:rFonts w:ascii="Arial" w:cs="Arial" w:eastAsia="Arial" w:hAnsi="Arial"/>
@@ -11079,7 +11215,7 @@
             <w:pPr>
               <w:spacing w:after="20" w:before="0"/>
             </w:pPr>
-            <w:hyperlink w:history="1" r:id="rIdx54phkq52ofdtpbjohmpn">
+            <w:hyperlink w:history="1" r:id="rIduyfwdj8ngfyxsxfqqcopa">
               <w:r>
                 <w:rPr>
                   <w:rFonts w:ascii="Arial" w:cs="Arial" w:eastAsia="Arial" w:hAnsi="Arial"/>
@@ -11112,7 +11248,7 @@
               <w:spacing w:after="10" w:before="0"/>
               <w:ind w:left="120"/>
             </w:pPr>
-            <w:hyperlink w:history="1" r:id="rIdu5o9negodgwqjhoormavw">
+            <w:hyperlink w:history="1" r:id="rIdld1wkibvh_fumw7cdujfc">
               <w:r>
                 <w:rPr>
                   <w:rFonts w:ascii="Arial" w:cs="Arial" w:eastAsia="Arial" w:hAnsi="Arial"/>
@@ -11154,7 +11290,7 @@
                 <w:sz w:val="18"/>
                 <w:szCs w:val="18"/>
               </w:rPr>
-              <w:t xml:space="preserve">Distribute the A3 class model posters (one per group, stored from Lesson 1). Say: 'In Lesson 1 you drew a first rough model of why these substances behave differently. Today we can fill in the NaCl panel with real evidence. Your panel must include three things — I am writing them on the board: (1) a dot-and-cross diagram showing Na giving an electron to Cl; (2) a sketch of the ionic lattice with ions labelled; (3) a properties box with at least three properties explained structurally. You have 6 minutes.' WAIT and circulate. Prompt with: 'How does the lattice diagram explain the high melting point? Add that as an annotation.' After 6 minutes, ask each group to display their poster panel. Quick cold-call: 'Otieno's group — point to where in your diagram you can see WHY NaCl conducts when dissolved but not as a solid.' Then say: 'Now individually, take 3 minutes to update YOUR personal model in your notebook. What did you draw in Lesson 1 that you now know was incomplete or wrong? Revise it.' WAIT 3 minutes. Close by saying: 'Your model is growing lesson by lesson. By Lesson 8, it will explain everything our Nairobi student observed. Today you explained the salt. Three more substances to go.'</w:t>
+              <w:t xml:space="preserve">Say: 'Open your cumulative model from Lesson 1. You have been building a visual explanation of our phenomenon — salt that dissolves, diamond that does not. Today we add covalent molecules to that model. Draw a new panel next to your ionic lattice. In that panel, draw the Lewis dot-and-cross diagram of H₂O and NH₃. Underneath each, write one caption: what type of bond, and one property it explains. You have 5 minutes.' [Set timer. Circulate — look specifically at lone pairs on oxygen and nitrogen: 'Does your oxygen have 2 lone pairs after forming 2 bonds? Check.' After 4 minutes: 'If you finish, try drawing a mystery panel for diamond — draw carbon atoms bonded to each other however you imagine it, and label it with a question mark. We will come back to this in Lesson 4.'] At the 1-minute warning say: 'As you finish, look at your full model — ionic compounds on one side, covalent molecules on the other. Where does the pencil's graphite fit? Where does the diamond fit? We are not answering yet — but notice the question.' Close with: 'Next lesson, we go deeper into the carbon world to solve the hardest part of our phenomenon.'</w:t>
             </w:r>
           </w:p>
         </w:tc>
@@ -11186,7 +11322,7 @@
                 <w:sz w:val="18"/>
                 <w:szCs w:val="18"/>
               </w:rPr>
-              <w:t xml:space="preserve">Cumulative Model Revision (NGSS Practice 2 — Developing and Using Models): The A3 poster model grows across all 8 lessons, making conceptual development visible and giving students ownership of a scientific explanation that becomes progressively more complete. Connecting the ionic lattice to locally available materials (maize = Na⁺, beans = Cl⁻) pre-figures the KICD project work and honours the PCI of using locally available materials for model-building. Individual notebook revision enacts metacognition — students must identify what they now know was incomplete in their Lesson 1 model.</w:t>
+              <w:t xml:space="preserve">Cumulative Model Revision (Progressive Panel Building): Each lesson adds a new panel to the same model, making conceptual growth visible and explicit. Students are not drawing a new isolated diagram each lesson — they are building a single explanatory model of the phenomenon. This strategy, aligned with NGSS Science and Engineering Practice 2 (Developing and Using Models), helps students see chemical bonding as a unified explanatory framework rather than disconnected topics. The 'mystery panel' extension maintains productive uncertainty and directly scaffolds curiosity for Lesson 4.</w:t>
             </w:r>
           </w:p>
         </w:tc>
@@ -11218,7 +11354,7 @@
                 <w:sz w:val="18"/>
                 <w:szCs w:val="18"/>
               </w:rPr>
-              <w:t xml:space="preserve">Assess class model panels for three non-negotiables: (1) electron transfer shown with dot-and-cross convention (Na dots moving to Cl); (2) lattice sketch shows regular alternating ion pattern; (3) at least one property is explained with the word 'because' linked to a structural feature. Individual notebook revisions are checked in the following lesson for evidence of model growth — teacher looks for crossed-out or annotated Lesson 1 sketches indicating genuine revision rather than a fresh drawing ignoring prior work.</w:t>
+              <w:t xml:space="preserve">Teacher collects or photographs 5–6 models at random before the next lesson. Checks: (1) Lone pairs correctly placed on O and N in H₂O and NH₃. (2) Captions are mechanistic ('covalent bond = shared electrons → low melting point') not just descriptive ('water has a covalent bond'). (3) For the mystery panel, does the student's intuitive drawing of diamond show carbon bonded to one, two, three, or four other carbons? This reveals their starting mental model for Lesson 4 on giant covalent structures. Use these photographs as the opening provocation of Lesson 4.</w:t>
             </w:r>
           </w:p>
         </w:tc>
@@ -11311,83 +11447,159 @@
                 <w:sz w:val="18"/>
                 <w:szCs w:val="18"/>
               </w:rPr>
-              <w:t xml:space="preserve">1. During the Predict Phase, what were the most common student predictions about electron behaviour — did most students predict transfer or sharing? What does this reveal about the strength of Lesson 2 teaching on valence electrons, and how will you address residual confusion between ionic and covalent bonding in Lesson 4?</w:t>
-            </w:r>
-          </w:p>
-          <w:p>
-            <w:pPr>
-              <w:spacing w:after="40" w:before="0"/>
-              <w:jc w:val="left"/>
-            </w:pPr>
-            <w:r>
-              <w:rPr>
-                <w:rFonts w:ascii="Arial" w:cs="Arial" w:eastAsia="Arial" w:hAnsi="Arial"/>
-                <w:b w:val="false"/>
-                <w:bCs w:val="false"/>
-                <w:i w:val="false"/>
-                <w:iCs w:val="false"/>
-                <w:color w:val="000000"/>
-                <w:sz w:val="18"/>
-                <w:szCs w:val="18"/>
-              </w:rPr>
-              <w:t xml:space="preserve">2. When students completed the CaCl₂ dot-and-cross diagram, how many pairs correctly showed calcium transferring one electron to EACH of two chlorine atoms? Which pairs struggled, and what specific scaffolding would you provide before Lesson 4 to close this gap?</w:t>
-            </w:r>
-          </w:p>
-          <w:p>
-            <w:pPr>
-              <w:spacing w:after="40" w:before="0"/>
-              <w:jc w:val="left"/>
-            </w:pPr>
-            <w:r>
-              <w:rPr>
-                <w:rFonts w:ascii="Arial" w:cs="Arial" w:eastAsia="Arial" w:hAnsi="Arial"/>
-                <w:b w:val="false"/>
-                <w:bCs w:val="false"/>
-                <w:i w:val="false"/>
-                <w:iCs w:val="false"/>
-                <w:color w:val="000000"/>
-                <w:sz w:val="18"/>
-                <w:szCs w:val="18"/>
-              </w:rPr>
-              <w:t xml:space="preserve">3. How specific and structural were the CER sticky-note explanations? Did students use causal language connecting the ionic lattice to properties, or did they describe properties without explanation? What questioning moves could deepen causal reasoning in the next lesson?</w:t>
-            </w:r>
-          </w:p>
-          <w:p>
-            <w:pPr>
-              <w:spacing w:after="40" w:before="0"/>
-              <w:jc w:val="left"/>
-            </w:pPr>
-            <w:r>
-              <w:rPr>
-                <w:rFonts w:ascii="Arial" w:cs="Arial" w:eastAsia="Arial" w:hAnsi="Arial"/>
-                <w:b w:val="false"/>
-                <w:bCs w:val="false"/>
-                <w:i w:val="false"/>
-                <w:iCs w:val="false"/>
-                <w:color w:val="000000"/>
-                <w:sz w:val="18"/>
-                <w:szCs w:val="18"/>
-              </w:rPr>
-              <w:t xml:space="preserve">4. Looking at the DQB orange (new question) notes: what questions did students raise about graphite, diamond, and aluminium that you should explicitly address in Lessons 4–6? Are there any misconceptions evident in the questions that need proactive correction?</w:t>
-            </w:r>
-          </w:p>
-          <w:p>
-            <w:pPr>
-              <w:spacing w:after="40" w:before="0"/>
-              <w:jc w:val="left"/>
-            </w:pPr>
-            <w:r>
-              <w:rPr>
-                <w:rFonts w:ascii="Arial" w:cs="Arial" w:eastAsia="Arial" w:hAnsi="Arial"/>
-                <w:b w:val="false"/>
-                <w:bCs w:val="false"/>
-                <w:i w:val="false"/>
-                <w:iCs w:val="false"/>
-                <w:color w:val="000000"/>
-                <w:sz w:val="18"/>
-                <w:szCs w:val="18"/>
-              </w:rPr>
-              <w:t xml:space="preserve">5. Did the 40-minute timeframe allow all five phases to be completed meaningfully, or did time pressure compress the Model Building Phase? If so, which phase adjustment would you make — and how would you preserve the cumulative model revision that is critical to the 8-lesson storyline?</w:t>
+              <w:t xml:space="preserve">1. During the Predict phase, how many students defaulted to ionic logic (one atom 'gives' an electron to the other) when predicting how two non-metals bond? What does this tell me about how well Lesson 2 distinguished ionic from covalent bonding — and how should I address this residual misconception in Lesson 4's opening?</w:t>
+            </w:r>
+          </w:p>
+          <w:p>
+            <w:pPr>
+              <w:spacing w:after="40" w:before="0"/>
+              <w:jc w:val="left"/>
+            </w:pPr>
+            <w:r>
+              <w:rPr>
+                <w:rFonts w:ascii="Arial" w:cs="Arial" w:eastAsia="Arial" w:hAnsi="Arial"/>
+                <w:b w:val="false"/>
+                <w:bCs w:val="false"/>
+                <w:i w:val="false"/>
+                <w:iCs w:val="false"/>
+                <w:color w:val="000000"/>
+                <w:sz w:val="18"/>
+                <w:szCs w:val="18"/>
+              </w:rPr>
+              <w:t xml:space="preserve"/>
+            </w:r>
+          </w:p>
+          <w:p>
+            <w:pPr>
+              <w:spacing w:after="40" w:before="0"/>
+              <w:jc w:val="left"/>
+            </w:pPr>
+            <w:r>
+              <w:rPr>
+                <w:rFonts w:ascii="Arial" w:cs="Arial" w:eastAsia="Arial" w:hAnsi="Arial"/>
+                <w:b w:val="false"/>
+                <w:bCs w:val="false"/>
+                <w:i w:val="false"/>
+                <w:iCs w:val="false"/>
+                <w:color w:val="000000"/>
+                <w:sz w:val="18"/>
+                <w:szCs w:val="18"/>
+              </w:rPr>
+              <w:t xml:space="preserve">2. When students attempted Lewis diagrams for N₂ and CO₂ independently, what was the most common structural error (e.g., missing lone pairs, wrong bond order)? Do I need to build in an explicit electron-counting drill at the start of Lesson 4 before moving to giant covalent structures?</w:t>
+            </w:r>
+          </w:p>
+          <w:p>
+            <w:pPr>
+              <w:spacing w:after="40" w:before="0"/>
+              <w:jc w:val="left"/>
+            </w:pPr>
+            <w:r>
+              <w:rPr>
+                <w:rFonts w:ascii="Arial" w:cs="Arial" w:eastAsia="Arial" w:hAnsi="Arial"/>
+                <w:b w:val="false"/>
+                <w:bCs w:val="false"/>
+                <w:i w:val="false"/>
+                <w:iCs w:val="false"/>
+                <w:color w:val="000000"/>
+                <w:sz w:val="18"/>
+                <w:szCs w:val="18"/>
+              </w:rPr>
+              <w:t xml:space="preserve"/>
+            </w:r>
+          </w:p>
+          <w:p>
+            <w:pPr>
+              <w:spacing w:after="40" w:before="0"/>
+              <w:jc w:val="left"/>
+            </w:pPr>
+            <w:r>
+              <w:rPr>
+                <w:rFonts w:ascii="Arial" w:cs="Arial" w:eastAsia="Arial" w:hAnsi="Arial"/>
+                <w:b w:val="false"/>
+                <w:bCs w:val="false"/>
+                <w:i w:val="false"/>
+                <w:iCs w:val="false"/>
+                <w:color w:val="000000"/>
+                <w:sz w:val="18"/>
+                <w:szCs w:val="18"/>
+              </w:rPr>
+              <w:t xml:space="preserve">3. Did the ammonia demonstration (supporting phenomenon) succeed in helping students connect molecular structure to macroscopic properties (low boiling point = weak intermolecular forces)? How would I know — what did students say or write that showed this connection was made, versus stated but not understood?</w:t>
+            </w:r>
+          </w:p>
+          <w:p>
+            <w:pPr>
+              <w:spacing w:after="40" w:before="0"/>
+              <w:jc w:val="left"/>
+            </w:pPr>
+            <w:r>
+              <w:rPr>
+                <w:rFonts w:ascii="Arial" w:cs="Arial" w:eastAsia="Arial" w:hAnsi="Arial"/>
+                <w:b w:val="false"/>
+                <w:bCs w:val="false"/>
+                <w:i w:val="false"/>
+                <w:iCs w:val="false"/>
+                <w:color w:val="000000"/>
+                <w:sz w:val="18"/>
+                <w:szCs w:val="18"/>
+              </w:rPr>
+              <w:t xml:space="preserve"/>
+            </w:r>
+          </w:p>
+          <w:p>
+            <w:pPr>
+              <w:spacing w:after="40" w:before="0"/>
+              <w:jc w:val="left"/>
+            </w:pPr>
+            <w:r>
+              <w:rPr>
+                <w:rFonts w:ascii="Arial" w:cs="Arial" w:eastAsia="Arial" w:hAnsi="Arial"/>
+                <w:b w:val="false"/>
+                <w:bCs w:val="false"/>
+                <w:i w:val="false"/>
+                <w:iCs w:val="false"/>
+                <w:color w:val="000000"/>
+                <w:sz w:val="18"/>
+                <w:szCs w:val="18"/>
+              </w:rPr>
+              <w:t xml:space="preserve">4. Looking at the DQB questions generated today, are students asking about giant covalent structures (the intended next step) or are they fixating on a different aspect of the phenomenon (e.g., why salt dissolves)? How do I honour their questions while steering the storyline toward Lessons 4 and 5?</w:t>
+            </w:r>
+          </w:p>
+          <w:p>
+            <w:pPr>
+              <w:spacing w:after="40" w:before="0"/>
+              <w:jc w:val="left"/>
+            </w:pPr>
+            <w:r>
+              <w:rPr>
+                <w:rFonts w:ascii="Arial" w:cs="Arial" w:eastAsia="Arial" w:hAnsi="Arial"/>
+                <w:b w:val="false"/>
+                <w:bCs w:val="false"/>
+                <w:i w:val="false"/>
+                <w:iCs w:val="false"/>
+                <w:color w:val="000000"/>
+                <w:sz w:val="18"/>
+                <w:szCs w:val="18"/>
+              </w:rPr>
+              <w:t xml:space="preserve"/>
+            </w:r>
+          </w:p>
+          <w:p>
+            <w:pPr>
+              <w:spacing w:after="40" w:before="0"/>
+              <w:jc w:val="left"/>
+            </w:pPr>
+            <w:r>
+              <w:rPr>
+                <w:rFonts w:ascii="Arial" w:cs="Arial" w:eastAsia="Arial" w:hAnsi="Arial"/>
+                <w:b w:val="false"/>
+                <w:bCs w:val="false"/>
+                <w:i w:val="false"/>
+                <w:iCs w:val="false"/>
+                <w:color w:val="000000"/>
+                <w:sz w:val="18"/>
+                <w:szCs w:val="18"/>
+              </w:rPr>
+              <w:t xml:space="preserve">5. In the cumulative model, are students' captions becoming more mechanistic over time (explaining WHY a property arises from bond type) or are they remaining descriptive (just naming the bond)? What is one specific instructional move I can use in Lesson 4 to push students from description toward mechanistic explanation?</w:t>
             </w:r>
           </w:p>
         </w:tc>
@@ -11514,7 +11726,7 @@
                 <w:sz w:val="18"/>
                 <w:szCs w:val="18"/>
               </w:rPr>
-              <w:t xml:space="preserve">Students observed (via simulation) that sodium atoms transfer one valence electron to chlorine atoms, forming Na⁺ cations and Cl⁻ anions that arrange into a regular 3D giant ionic lattice. They observed that this lattice has a high melting point (801°C), dissolves in water as ions separate, and conducts electricity only when ions are free to move (dissolved or molten state).</w:t>
+              <w:t xml:space="preserve">Students observed that water (H₂O) and ammonia (NH₃) — covalent molecules found in every Kenyan kitchen — have very low boiling points (100 °C and −33 °C respectively) compared to ionic NaCl (boiling point 1,413 °C). They also detected the strong smell of ammonia gas at room temperature, providing sensory evidence that NH₃ molecules escape from the liquid easily because the forces between molecules are weak. Lewis dot-and-cross diagrams for seven simple covalent molecules (H₂O, CO₂, HCl, CH₄, O₂, N₂, NH₃) showed that non-metal atoms satisfy the octet rule by sharing — not transferring — electron pairs.</w:t>
             </w:r>
           </w:p>
         </w:tc>
@@ -11580,7 +11792,7 @@
                 <w:sz w:val="18"/>
                 <w:szCs w:val="18"/>
               </w:rPr>
-              <w:t xml:space="preserve">Ionic bonds form through electron transfer — metals lose electrons to become cations, non-metals gain electrons to become anions, and the electrostatic attraction between opposite charges constitutes the ionic bond. The giant ionic lattice structure of NaCl (and similar compounds like MgO and CaCl₂) directly determines physical properties: strong electrostatic forces explain the high melting point; separation of ions in water explains solubility; mobile ions in solution explain conductivity; and the rigid lattice explains brittleness. Lewis dot-and-cross diagrams are the representation tool for showing electron transfer in ionic compounds.</w:t>
+              <w:t xml:space="preserve">Covalent bonds form when two non-metal atoms each contribute electrons to a shared bonding pair, which is attracted simultaneously by both nuclei. A single bond involves one shared pair; a double bond, two; a triple bond, three. Simple covalent molecules such as water and ammonia have low melting and boiling points because the forces between separate molecules (intermolecular forces) are weak — unlike the strong electrostatic forces throughout an ionic lattice. Simple covalent substances do not conduct electricity because they have no free ions or delocalised electrons. These properties contrast sharply with ionic NaCl, which has a high melting point and conducts electricity when dissolved or molten.</w:t>
             </w:r>
           </w:p>
         </w:tc>
@@ -11646,7 +11858,7 @@
                 <w:sz w:val="18"/>
                 <w:szCs w:val="18"/>
               </w:rPr>
-              <w:t xml:space="preserve">The first part of the anchoring phenomenon is now explained: the Form 4 student's table salt (NaCl) dissolves instantly in water because the polar water molecules separate the Na⁺ and Cl⁻ ions from the lattice, and it conducts electricity when dissolved because those free ions carry charge. Its high melting point — why it survives cooking temperatures — is explained by the very strong electrostatic forces between ions throughout the giant lattice. This provides one complete evidence block for the driving question: ionic bonding produces a giant ionic structure whose properties (solubility, conductivity when dissolved, high melting point, brittleness) are entirely explained by the nature and arrangement of the ions formed through electron transfer.</w:t>
+              <w:t xml:space="preserve">The anchoring phenomenon shows three solids behaving differently: NaCl dissolves (ionic lattice breaks apart in water), graphite conducts and feels slippery, and diamond is extremely hard and does not dissolve or melt. Today's lesson explains part of this puzzle: NaCl's behaviour is explained by its ionic lattice (Lesson 2), while simple covalent molecules like water and ammonia show that covalent bonding alone does not guarantee hardness or high melting points. The new unresolved question — why diamond (covalent carbon) is so different from water (also covalent) — points toward the concept of giant covalent network structures, which will be investigated in Lesson 4.</w:t>
             </w:r>
           </w:p>
         </w:tc>
@@ -11715,7 +11927,7 @@
                 <w:sz w:val="22"/>
                 <w:szCs w:val="22"/>
               </w:rPr>
-              <w:t xml:space="preserve">LESSON 4 (40 minutes): Lesson 4 — Covalent and Dative Covalent Bonding: Why Do Atoms Share Electrons?</w:t>
+              <w:t xml:space="preserve">LESSON 4 (40 minutes): Dative Covalent Bonds, Hydrogen Bonds &amp; Van der Waals Forces — Why Water Boils Higher Than Expected</w:t>
             </w:r>
           </w:p>
         </w:tc>
@@ -11882,7 +12094,7 @@
                 <w:sz w:val="18"/>
                 <w:szCs w:val="18"/>
               </w:rPr>
-              <w:t xml:space="preserve">Students investigate how non-metal atoms achieve stability by sharing electrons rather than transferring them, constructing Lewis diagrams for simple molecules and connecting simple molecular structures to their characteristically low melting points and non-conductivity — advancing the storyline toward explaining why graphite and diamond (both covalent) behave so differently from each other and from NaCl.</w:t>
+              <w:t xml:space="preserve">Students extend their covalent bonding model to include dative (coordinate) covalent bonds and intermolecular forces, then use boiling point data to explain why water — central to Kenyan cooking and life — behaves so differently from similar molecules.</w:t>
             </w:r>
           </w:p>
         </w:tc>
@@ -11949,7 +12161,7 @@
                 <w:sz w:val="18"/>
                 <w:szCs w:val="18"/>
               </w:rPr>
-              <w:t xml:space="preserve">–  Define a covalent bond as the electrostatic attraction between two nuclei and a shared pair of electrons, distinguishing it from ionic electron transfer</w:t>
+              <w:t xml:space="preserve">–  Define a dative (coordinate) covalent bond as a bond in which both electrons in the shared pair are donated by the same atom, and draw Lewis diagrams for NH₄⁺ and H₃O⁺.</w:t>
             </w:r>
           </w:p>
           <w:p>
@@ -11969,7 +12181,7 @@
                 <w:sz w:val="18"/>
                 <w:szCs w:val="18"/>
               </w:rPr>
-              <w:t xml:space="preserve">–  Draw correct Lewis (dot-and-cross) diagrams for H₂, O₂, H₂O, CO₂, and NH₃, showing single, double, and triple bonds</w:t>
+              <w:t xml:space="preserve">–  Describe hydrogen bonding as an intermolecular force that arises between molecules containing N–H, O–H, or F–H bonds, and explain why it gives water and ammonia unusually high boiling points.</w:t>
             </w:r>
           </w:p>
           <w:p>
@@ -11989,9 +12201,56 @@
                 <w:sz w:val="18"/>
                 <w:szCs w:val="18"/>
               </w:rPr>
-              <w:t xml:space="preserve">–  Explain dative (coordinate) covalent bonds in NH₄⁺ and H₃O⁺ as bonds in which both shared electrons come from one atom</w:t>
-            </w:r>
-          </w:p>
+              <w:t xml:space="preserve">–  Describe Van der Waals (London dispersion) forces as weak, temporary dipole-induced forces present in all molecules, including non-polar molecules such as CO₂ and noble gases.</w:t>
+            </w:r>
+          </w:p>
+        </w:tc>
+      </w:tr>
+      <w:tr>
+        <w:tc>
+          <w:tcPr>
+            <w:tcW w:type="dxa" w:w="2400"/>
+            <w:shd w:fill="D5E8F0" w:color="auto" w:val="clear"/>
+            <w:tcMar>
+              <w:top w:type="dxa" w:w="60"/>
+              <w:left w:type="dxa" w:w="120"/>
+              <w:bottom w:type="dxa" w:w="60"/>
+              <w:right w:type="dxa" w:w="120"/>
+            </w:tcMar>
+            <w:vAlign w:val="top"/>
+          </w:tcPr>
+          <w:p>
+            <w:pPr>
+              <w:spacing w:after="40" w:before="0"/>
+              <w:jc w:val="left"/>
+            </w:pPr>
+            <w:r>
+              <w:rPr>
+                <w:rFonts w:ascii="Arial" w:cs="Arial" w:eastAsia="Arial" w:hAnsi="Arial"/>
+                <w:b/>
+                <w:bCs/>
+                <w:i w:val="false"/>
+                <w:iCs w:val="false"/>
+                <w:color w:val="000000"/>
+                <w:sz w:val="18"/>
+                <w:szCs w:val="18"/>
+              </w:rPr>
+              <w:t xml:space="preserve">Skills</w:t>
+            </w:r>
+          </w:p>
+        </w:tc>
+        <w:tc>
+          <w:tcPr>
+            <w:tcW w:type="dxa" w:w="11280"/>
+            <w:shd w:fill="FFFFFF" w:color="auto" w:val="clear"/>
+            <w:tcMar>
+              <w:top w:type="dxa" w:w="60"/>
+              <w:left w:type="dxa" w:w="120"/>
+              <w:bottom w:type="dxa" w:w="60"/>
+              <w:right w:type="dxa" w:w="120"/>
+            </w:tcMar>
+            <w:vAlign w:val="top"/>
+          </w:tcPr>
           <w:p>
             <w:pPr>
               <w:spacing w:after="30" w:before="0"/>
@@ -12009,7 +12268,27 @@
                 <w:sz w:val="18"/>
                 <w:szCs w:val="18"/>
               </w:rPr>
-              <w:t xml:space="preserve">–  Relate simple molecular covalent structures to low melting points and non-conductivity</w:t>
+              <w:t xml:space="preserve">–  Analyse and interpret a data table of boiling points (H₂O, NH₃, HF, CO₂) to identify trends and construct written explanations linking boiling point to intermolecular force strength.</w:t>
+            </w:r>
+          </w:p>
+          <w:p>
+            <w:pPr>
+              <w:spacing w:after="30" w:before="0"/>
+              <w:ind w:left="360" w:hanging="180"/>
+              <w:jc w:val="left"/>
+            </w:pPr>
+            <w:r>
+              <w:rPr>
+                <w:rFonts w:ascii="Arial" w:cs="Arial" w:eastAsia="Arial" w:hAnsi="Arial"/>
+                <w:b w:val="false"/>
+                <w:bCs w:val="false"/>
+                <w:i w:val="false"/>
+                <w:iCs w:val="false"/>
+                <w:color w:val="000000"/>
+                <w:sz w:val="18"/>
+                <w:szCs w:val="18"/>
+              </w:rPr>
+              <w:t xml:space="preserve">–  Draw accurate Lewis dot-and-cross diagrams for dative covalent species (NH₄⁺, H₃O⁺) and annotate intermolecular force diagrams for H₂O and CO₂.</w:t>
             </w:r>
           </w:p>
         </w:tc>
@@ -12018,32 +12297,32 @@
         <w:tc>
           <w:tcPr>
             <w:tcW w:type="dxa" w:w="2400"/>
-            <w:shd w:fill="D5E8F0" w:color="auto" w:val="clear"/>
-            <w:tcMar>
-              <w:top w:type="dxa" w:w="60"/>
-              <w:left w:type="dxa" w:w="120"/>
-              <w:bottom w:type="dxa" w:w="60"/>
-              <w:right w:type="dxa" w:w="120"/>
-            </w:tcMar>
-            <w:vAlign w:val="top"/>
-          </w:tcPr>
-          <w:p>
-            <w:pPr>
-              <w:spacing w:after="40" w:before="0"/>
-              <w:jc w:val="left"/>
-            </w:pPr>
-            <w:r>
-              <w:rPr>
-                <w:rFonts w:ascii="Arial" w:cs="Arial" w:eastAsia="Arial" w:hAnsi="Arial"/>
-                <w:b/>
-                <w:bCs/>
-                <w:i w:val="false"/>
-                <w:iCs w:val="false"/>
-                <w:color w:val="000000"/>
-                <w:sz w:val="18"/>
-                <w:szCs w:val="18"/>
-              </w:rPr>
-              <w:t xml:space="preserve">Skills</w:t>
+            <w:shd w:fill="E2EFDA" w:color="auto" w:val="clear"/>
+            <w:tcMar>
+              <w:top w:type="dxa" w:w="60"/>
+              <w:left w:type="dxa" w:w="120"/>
+              <w:bottom w:type="dxa" w:w="60"/>
+              <w:right w:type="dxa" w:w="120"/>
+            </w:tcMar>
+            <w:vAlign w:val="top"/>
+          </w:tcPr>
+          <w:p>
+            <w:pPr>
+              <w:spacing w:after="40" w:before="0"/>
+              <w:jc w:val="left"/>
+            </w:pPr>
+            <w:r>
+              <w:rPr>
+                <w:rFonts w:ascii="Arial" w:cs="Arial" w:eastAsia="Arial" w:hAnsi="Arial"/>
+                <w:b/>
+                <w:bCs/>
+                <w:i w:val="false"/>
+                <w:iCs w:val="false"/>
+                <w:color w:val="000000"/>
+                <w:sz w:val="18"/>
+                <w:szCs w:val="18"/>
+              </w:rPr>
+              <w:t xml:space="preserve">Attitudes</w:t>
             </w:r>
           </w:p>
         </w:tc>
@@ -12076,7 +12355,7 @@
                 <w:sz w:val="18"/>
                 <w:szCs w:val="18"/>
               </w:rPr>
-              <w:t xml:space="preserve">–  Construct and interpret Lewis dot-and-cross diagrams for simple covalent and dative covalent species</w:t>
+              <w:t xml:space="preserve">–  Appreciate that invisible atomic-scale forces — not just bond type alone — determine the macroscopic behaviour of everyday substances such as water, ice, and cooking gas.</w:t>
             </w:r>
           </w:p>
           <w:p>
@@ -12096,7 +12375,7 @@
                 <w:sz w:val="18"/>
                 <w:szCs w:val="18"/>
               </w:rPr>
-              <w:t xml:space="preserve">–  Analyse physical property data (melting point, conductivity) and infer the bond type and structure responsible</w:t>
+              <w:t xml:space="preserve">–  Show care and respect for peers during group discussion, consistent with the CBC value of Love.</w:t>
             </w:r>
           </w:p>
         </w:tc>
@@ -12105,32 +12384,32 @@
         <w:tc>
           <w:tcPr>
             <w:tcW w:type="dxa" w:w="2400"/>
-            <w:shd w:fill="E2EFDA" w:color="auto" w:val="clear"/>
-            <w:tcMar>
-              <w:top w:type="dxa" w:w="60"/>
-              <w:left w:type="dxa" w:w="120"/>
-              <w:bottom w:type="dxa" w:w="60"/>
-              <w:right w:type="dxa" w:w="120"/>
-            </w:tcMar>
-            <w:vAlign w:val="top"/>
-          </w:tcPr>
-          <w:p>
-            <w:pPr>
-              <w:spacing w:after="40" w:before="0"/>
-              <w:jc w:val="left"/>
-            </w:pPr>
-            <w:r>
-              <w:rPr>
-                <w:rFonts w:ascii="Arial" w:cs="Arial" w:eastAsia="Arial" w:hAnsi="Arial"/>
-                <w:b/>
-                <w:bCs/>
-                <w:i w:val="false"/>
-                <w:iCs w:val="false"/>
-                <w:color w:val="000000"/>
-                <w:sz w:val="18"/>
-                <w:szCs w:val="18"/>
-              </w:rPr>
-              <w:t xml:space="preserve">Attitudes</w:t>
+            <w:shd w:fill="EAD1F5" w:color="auto" w:val="clear"/>
+            <w:tcMar>
+              <w:top w:type="dxa" w:w="60"/>
+              <w:left w:type="dxa" w:w="120"/>
+              <w:bottom w:type="dxa" w:w="60"/>
+              <w:right w:type="dxa" w:w="120"/>
+            </w:tcMar>
+            <w:vAlign w:val="top"/>
+          </w:tcPr>
+          <w:p>
+            <w:pPr>
+              <w:spacing w:after="40" w:before="0"/>
+              <w:jc w:val="left"/>
+            </w:pPr>
+            <w:r>
+              <w:rPr>
+                <w:rFonts w:ascii="Arial" w:cs="Arial" w:eastAsia="Arial" w:hAnsi="Arial"/>
+                <w:b/>
+                <w:bCs/>
+                <w:i w:val="false"/>
+                <w:iCs w:val="false"/>
+                <w:color w:val="000000"/>
+                <w:sz w:val="18"/>
+                <w:szCs w:val="18"/>
+              </w:rPr>
+              <w:t xml:space="preserve">Key Inquiry Question</w:t>
             </w:r>
           </w:p>
         </w:tc>
@@ -12148,42 +12427,21 @@
           </w:tcPr>
           <w:p>
             <w:pPr>
-              <w:spacing w:after="30" w:before="0"/>
-              <w:ind w:left="360" w:hanging="180"/>
-              <w:jc w:val="left"/>
-            </w:pPr>
-            <w:r>
-              <w:rPr>
-                <w:rFonts w:ascii="Arial" w:cs="Arial" w:eastAsia="Arial" w:hAnsi="Arial"/>
-                <w:b w:val="false"/>
-                <w:bCs w:val="false"/>
-                <w:i w:val="false"/>
-                <w:iCs w:val="false"/>
-                <w:color w:val="000000"/>
-                <w:sz w:val="18"/>
-                <w:szCs w:val="18"/>
-              </w:rPr>
-              <w:t xml:space="preserve">–  Appreciate that the same type of bonding (covalent) can produce strikingly different large-scale structures and properties, building curiosity about the diamond–graphite contrast</w:t>
-            </w:r>
-          </w:p>
-          <w:p>
-            <w:pPr>
-              <w:spacing w:after="30" w:before="0"/>
-              <w:ind w:left="360" w:hanging="180"/>
-              <w:jc w:val="left"/>
-            </w:pPr>
-            <w:r>
-              <w:rPr>
-                <w:rFonts w:ascii="Arial" w:cs="Arial" w:eastAsia="Arial" w:hAnsi="Arial"/>
-                <w:b w:val="false"/>
-                <w:bCs w:val="false"/>
-                <w:i w:val="false"/>
-                <w:iCs w:val="false"/>
-                <w:color w:val="000000"/>
-                <w:sz w:val="18"/>
-                <w:szCs w:val="18"/>
-              </w:rPr>
-              <w:t xml:space="preserve">–  Show care and precision when drawing diagrams, recognising that accuracy in representing electron pairs is essential for correct scientific communication</w:t>
+              <w:spacing w:after="40" w:before="0"/>
+              <w:jc w:val="left"/>
+            </w:pPr>
+            <w:r>
+              <w:rPr>
+                <w:rFonts w:ascii="Arial" w:cs="Arial" w:eastAsia="Arial" w:hAnsi="Arial"/>
+                <w:b w:val="false"/>
+                <w:bCs w:val="false"/>
+                <w:i w:val="false"/>
+                <w:iCs w:val="false"/>
+                <w:color w:val="000000"/>
+                <w:sz w:val="18"/>
+                <w:szCs w:val="18"/>
+              </w:rPr>
+              <w:t xml:space="preserve">How do chemical bonds and intermolecular forces together influence the physical properties of a substance?</w:t>
             </w:r>
           </w:p>
         </w:tc>
@@ -12192,32 +12450,32 @@
         <w:tc>
           <w:tcPr>
             <w:tcW w:type="dxa" w:w="2400"/>
-            <w:shd w:fill="EAD1F5" w:color="auto" w:val="clear"/>
-            <w:tcMar>
-              <w:top w:type="dxa" w:w="60"/>
-              <w:left w:type="dxa" w:w="120"/>
-              <w:bottom w:type="dxa" w:w="60"/>
-              <w:right w:type="dxa" w:w="120"/>
-            </w:tcMar>
-            <w:vAlign w:val="top"/>
-          </w:tcPr>
-          <w:p>
-            <w:pPr>
-              <w:spacing w:after="40" w:before="0"/>
-              <w:jc w:val="left"/>
-            </w:pPr>
-            <w:r>
-              <w:rPr>
-                <w:rFonts w:ascii="Arial" w:cs="Arial" w:eastAsia="Arial" w:hAnsi="Arial"/>
-                <w:b/>
-                <w:bCs/>
-                <w:i w:val="false"/>
-                <w:iCs w:val="false"/>
-                <w:color w:val="000000"/>
-                <w:sz w:val="18"/>
-                <w:szCs w:val="18"/>
-              </w:rPr>
-              <w:t xml:space="preserve">Key Inquiry Question</w:t>
+            <w:shd w:fill="D9EEF1" w:color="auto" w:val="clear"/>
+            <w:tcMar>
+              <w:top w:type="dxa" w:w="60"/>
+              <w:left w:type="dxa" w:w="120"/>
+              <w:bottom w:type="dxa" w:w="60"/>
+              <w:right w:type="dxa" w:w="120"/>
+            </w:tcMar>
+            <w:vAlign w:val="top"/>
+          </w:tcPr>
+          <w:p>
+            <w:pPr>
+              <w:spacing w:after="40" w:before="0"/>
+              <w:jc w:val="left"/>
+            </w:pPr>
+            <w:r>
+              <w:rPr>
+                <w:rFonts w:ascii="Arial" w:cs="Arial" w:eastAsia="Arial" w:hAnsi="Arial"/>
+                <w:b/>
+                <w:bCs/>
+                <w:i w:val="false"/>
+                <w:iCs w:val="false"/>
+                <w:color w:val="000000"/>
+                <w:sz w:val="18"/>
+                <w:szCs w:val="18"/>
+              </w:rPr>
+              <w:t xml:space="preserve">Purpose in Storyline</w:t>
             </w:r>
           </w:p>
         </w:tc>
@@ -12249,7 +12507,7 @@
                 <w:sz w:val="18"/>
                 <w:szCs w:val="18"/>
               </w:rPr>
-              <w:t xml:space="preserve">How do chemical bonds influence the properties of a substance — specifically, why do covalently bonded simple molecular substances have low melting points and do not conduct electricity?</w:t>
+              <w:t xml:space="preserve">Lessons 1–3 established that bond type (ionic vs. covalent) explains why NaCl dissolves and diamond does not. Lesson 4 deepens the model: even among covalent molecules, properties differ enormously because of the forces between molecules. Water's surprisingly high boiling point — critical for cooking ugali and for life in Kenya — cannot be explained by covalent bonds alone; hydrogen bonding between water molecules is the missing piece. The DQB is updated to reflect that force strength between molecules, not just within them, matters.</w:t>
             </w:r>
           </w:p>
         </w:tc>
@@ -12258,32 +12516,32 @@
         <w:tc>
           <w:tcPr>
             <w:tcW w:type="dxa" w:w="2400"/>
-            <w:shd w:fill="D9EEF1" w:color="auto" w:val="clear"/>
-            <w:tcMar>
-              <w:top w:type="dxa" w:w="60"/>
-              <w:left w:type="dxa" w:w="120"/>
-              <w:bottom w:type="dxa" w:w="60"/>
-              <w:right w:type="dxa" w:w="120"/>
-            </w:tcMar>
-            <w:vAlign w:val="top"/>
-          </w:tcPr>
-          <w:p>
-            <w:pPr>
-              <w:spacing w:after="40" w:before="0"/>
-              <w:jc w:val="left"/>
-            </w:pPr>
-            <w:r>
-              <w:rPr>
-                <w:rFonts w:ascii="Arial" w:cs="Arial" w:eastAsia="Arial" w:hAnsi="Arial"/>
-                <w:b/>
-                <w:bCs/>
-                <w:i w:val="false"/>
-                <w:iCs w:val="false"/>
-                <w:color w:val="000000"/>
-                <w:sz w:val="18"/>
-                <w:szCs w:val="18"/>
-              </w:rPr>
-              <w:t xml:space="preserve">Purpose in Storyline</w:t>
+            <w:shd w:fill="FCE4D6" w:color="auto" w:val="clear"/>
+            <w:tcMar>
+              <w:top w:type="dxa" w:w="60"/>
+              <w:left w:type="dxa" w:w="120"/>
+              <w:bottom w:type="dxa" w:w="60"/>
+              <w:right w:type="dxa" w:w="120"/>
+            </w:tcMar>
+            <w:vAlign w:val="top"/>
+          </w:tcPr>
+          <w:p>
+            <w:pPr>
+              <w:spacing w:after="40" w:before="0"/>
+              <w:jc w:val="left"/>
+            </w:pPr>
+            <w:r>
+              <w:rPr>
+                <w:rFonts w:ascii="Arial" w:cs="Arial" w:eastAsia="Arial" w:hAnsi="Arial"/>
+                <w:b/>
+                <w:bCs/>
+                <w:i w:val="false"/>
+                <w:iCs w:val="false"/>
+                <w:color w:val="000000"/>
+                <w:sz w:val="18"/>
+                <w:szCs w:val="18"/>
+              </w:rPr>
+              <w:t xml:space="preserve">Safety Notes</w:t>
             </w:r>
           </w:p>
         </w:tc>
@@ -12315,73 +12573,7 @@
                 <w:sz w:val="18"/>
                 <w:szCs w:val="18"/>
               </w:rPr>
-              <w:t xml:space="preserve">Having established in Lesson 3 why NaCl is soluble and conducts electricity when dissolved (ionic giant structure), students now turn to the covalent world. This lesson builds the electron-sharing model needed to later explain why graphite conducts electricity (giant covalent layer structure with delocalised electrons) and why diamond is the hardest known substance (giant covalent network) — contrasts that have puzzled the Form 4 student since Lesson 1. By the end of this lesson, students can explain why simple molecular covalent substances (like the CO₂ in bread rising or the H₂O in the sufuria of boiling water) have very low melting points compared with NaCl, setting up the giant covalent structures in Lesson 5.</w:t>
-            </w:r>
-          </w:p>
-        </w:tc>
-      </w:tr>
-      <w:tr>
-        <w:tc>
-          <w:tcPr>
-            <w:tcW w:type="dxa" w:w="2400"/>
-            <w:shd w:fill="FCE4D6" w:color="auto" w:val="clear"/>
-            <w:tcMar>
-              <w:top w:type="dxa" w:w="60"/>
-              <w:left w:type="dxa" w:w="120"/>
-              <w:bottom w:type="dxa" w:w="60"/>
-              <w:right w:type="dxa" w:w="120"/>
-            </w:tcMar>
-            <w:vAlign w:val="top"/>
-          </w:tcPr>
-          <w:p>
-            <w:pPr>
-              <w:spacing w:after="40" w:before="0"/>
-              <w:jc w:val="left"/>
-            </w:pPr>
-            <w:r>
-              <w:rPr>
-                <w:rFonts w:ascii="Arial" w:cs="Arial" w:eastAsia="Arial" w:hAnsi="Arial"/>
-                <w:b/>
-                <w:bCs/>
-                <w:i w:val="false"/>
-                <w:iCs w:val="false"/>
-                <w:color w:val="000000"/>
-                <w:sz w:val="18"/>
-                <w:szCs w:val="18"/>
-              </w:rPr>
-              <w:t xml:space="preserve">Safety Notes</w:t>
-            </w:r>
-          </w:p>
-        </w:tc>
-        <w:tc>
-          <w:tcPr>
-            <w:tcW w:type="dxa" w:w="11280"/>
-            <w:shd w:fill="FFFFFF" w:color="auto" w:val="clear"/>
-            <w:tcMar>
-              <w:top w:type="dxa" w:w="60"/>
-              <w:left w:type="dxa" w:w="120"/>
-              <w:bottom w:type="dxa" w:w="60"/>
-              <w:right w:type="dxa" w:w="120"/>
-            </w:tcMar>
-            <w:vAlign w:val="top"/>
-          </w:tcPr>
-          <w:p>
-            <w:pPr>
-              <w:spacing w:after="40" w:before="0"/>
-              <w:jc w:val="left"/>
-            </w:pPr>
-            <w:r>
-              <w:rPr>
-                <w:rFonts w:ascii="Arial" w:cs="Arial" w:eastAsia="Arial" w:hAnsi="Arial"/>
-                <w:b w:val="false"/>
-                <w:bCs w:val="false"/>
-                <w:i w:val="false"/>
-                <w:iCs w:val="false"/>
-                <w:color w:val="000000"/>
-                <w:sz w:val="18"/>
-                <w:szCs w:val="18"/>
-              </w:rPr>
-              <w:t xml:space="preserve">No hazardous chemicals are used. If molecular model kits are available, remind students to handle small spheres carefully so they are not swallowed or lost. No specific chemical hazards.</w:t>
+              <w:t xml:space="preserve">No hazardous chemicals used in this lesson. All activities involve data tables, diagrams, and discussion. Remind students to handle any glassware (if a hot-water demonstration is used) with care and to report spills immediately.</w:t>
             </w:r>
           </w:p>
         </w:tc>
@@ -12474,83 +12666,7 @@
                 <w:sz w:val="18"/>
                 <w:szCs w:val="18"/>
               </w:rPr>
-              <w:t xml:space="preserve">This lesson opens by returning to the anchoring phenomenon: the Form 4 student noticed that graphite (carbon atoms only) conducts electricity while diamond (also carbon atoms only) does not — yet both are purely covalent. Before students can understand that contrast, they must first master what a covalent bond actually is. The lesson begins with a predict task in which students consider why two chlorine atoms — neither of which can simply donate or receive electrons like Na and Cl do — would bond at all. This creates productive cognitive conflict that motivates the electron-sharing model.</w:t>
-            </w:r>
-          </w:p>
-          <w:p>
-            <w:pPr>
-              <w:spacing w:after="40" w:before="0"/>
-              <w:jc w:val="left"/>
-            </w:pPr>
-            <w:r>
-              <w:rPr>
-                <w:rFonts w:ascii="Arial" w:cs="Arial" w:eastAsia="Arial" w:hAnsi="Arial"/>
-                <w:b w:val="false"/>
-                <w:bCs w:val="false"/>
-                <w:i w:val="false"/>
-                <w:iCs w:val="false"/>
-                <w:color w:val="000000"/>
-                <w:sz w:val="18"/>
-                <w:szCs w:val="18"/>
-              </w:rPr>
-              <w:t xml:space="preserve"/>
-            </w:r>
-          </w:p>
-          <w:p>
-            <w:pPr>
-              <w:spacing w:after="40" w:before="0"/>
-              <w:jc w:val="left"/>
-            </w:pPr>
-            <w:r>
-              <w:rPr>
-                <w:rFonts w:ascii="Arial" w:cs="Arial" w:eastAsia="Arial" w:hAnsi="Arial"/>
-                <w:b w:val="false"/>
-                <w:bCs w:val="false"/>
-                <w:i w:val="false"/>
-                <w:iCs w:val="false"/>
-                <w:color w:val="000000"/>
-                <w:sz w:val="18"/>
-                <w:szCs w:val="18"/>
-              </w:rPr>
-              <w:t xml:space="preserve">The observe phase uses a guided Lewis diagram activity supplemented by a short simulation or molecular visualisation on the ARES platform. Students draw dot-and-cross diagrams for H₂, O₂, H₂O, CO₂, and NH₃, counting shared pairs to distinguish single, double, and triple bonds. They then encounter the puzzling case of NH₄⁺ and H₃O⁺, where a nitrogen or oxygen atom donates both electrons of a lone pair to form a dative covalent bond — a logical extension of the sharing model. Students compare physical property data for simple molecular substances (wax, water, CO₂, sugar) with ionic NaCl, observing that covalent molecular substances melt at far lower temperatures and do not conduct electricity in any state.</w:t>
-            </w:r>
-          </w:p>
-          <w:p>
-            <w:pPr>
-              <w:spacing w:after="40" w:before="0"/>
-              <w:jc w:val="left"/>
-            </w:pPr>
-            <w:r>
-              <w:rPr>
-                <w:rFonts w:ascii="Arial" w:cs="Arial" w:eastAsia="Arial" w:hAnsi="Arial"/>
-                <w:b w:val="false"/>
-                <w:bCs w:val="false"/>
-                <w:i w:val="false"/>
-                <w:iCs w:val="false"/>
-                <w:color w:val="000000"/>
-                <w:sz w:val="18"/>
-                <w:szCs w:val="18"/>
-              </w:rPr>
-              <w:t xml:space="preserve"/>
-            </w:r>
-          </w:p>
-          <w:p>
-            <w:pPr>
-              <w:spacing w:after="40" w:before="0"/>
-              <w:jc w:val="left"/>
-            </w:pPr>
-            <w:r>
-              <w:rPr>
-                <w:rFonts w:ascii="Arial" w:cs="Arial" w:eastAsia="Arial" w:hAnsi="Arial"/>
-                <w:b w:val="false"/>
-                <w:bCs w:val="false"/>
-                <w:i w:val="false"/>
-                <w:iCs w:val="false"/>
-                <w:color w:val="000000"/>
-                <w:sz w:val="18"/>
-                <w:szCs w:val="18"/>
-              </w:rPr>
-              <w:t xml:space="preserve">In the explain phase, students construct a causal explanation: weak intermolecular forces between discrete molecules (not the covalent bonds themselves) are overcome at low temperatures, explaining low melting points, while the absence of freely moving charged particles explains non-conductivity. This understanding is captured on the Driving Question Board and in a revised cumulative model, positioning students to tackle giant covalent structures (diamond and graphite) in Lesson 5 with a clear conceptual foundation.</w:t>
+              <w:t xml:space="preserve">This lesson is the fourth step in the evidence-gathering sequence on Chemical Bonding. Having established ionic bonding (Lesson 2) and simple covalent bonding (Lesson 3), students are now ready to confront a new puzzle embedded in the anchoring phenomenon: if both water and carbon dioxide are simple covalent molecules, why does water remain liquid at room temperature while CO₂ is a gas? The lesson opens with a Predict phase that anchors this question in the Kenyan kitchen — the mama in the phenomenon boils water every day for ugali; if water behaved like CO₂, that would be impossible. Students are challenged to predict boiling points before seeing data, surfacing prior ideas about molecular size and bond strength.\n\nThe Observe phase presents a structured data table of boiling points for H₂O, NH₃, HF, and CO₂, supplemented by a short annotated reading or teacher-led animation on hydrogen bond geometry and Van der Waals forces. Students also examine Lewis diagrams for NH₄⁺ and H₃O⁺ to understand how a lone pair can be donated to an empty orbital — the dative covalent bond — extending their existing Lewis diagram skill from Lesson 3. The Explain phase uses a 'Claim–Evidence–Reasoning' (CER) writing frame to push students beyond description toward mechanistic explanation: the relative boiling points of H₂O, NH₃, and CO₂ are explained by the relative strength of hydrogen bonds versus Van der Waals forces.\n\nBy the end of the lesson, students update the Driving Question Board with a critical new insight: bond type alone (as tracked since Lesson 1) is insufficient to explain substance behaviour — the type and strength of forces between molecules add another layer of explanation. The cumulative model students have been building since Lesson 1 is revised to include an intermolecular force layer alongside the intramolecular bond layer. This sets up Lessons 5–6, which will investigate metallic bonding and giant covalent structures (diamond, graphite, SiO₂) to complete the picture of the anchoring phenomenon.</w:t>
             </w:r>
           </w:p>
         </w:tc>
@@ -12875,7 +12991,7 @@
                 <w:sz w:val="18"/>
                 <w:szCs w:val="18"/>
               </w:rPr>
-              <w:t xml:space="preserve">Students are shown two scenarios side by side on the board: (A) sodium and chlorine bonding — which they studied in Lesson 3 — and (B) two chlorine atoms approaching each other. In their exercise books, students write a 2–3 sentence prediction answering: 'Two chlorine atoms are identical — neither one will simply give up its electron to the other. So how do you think they bond? Draw what you think the arrangement of electrons might look like between them.' Students share predictions with a partner before two or three are cold-called to share with the class. This activates prior knowledge of valence electrons and the octet rule from Lesson 2 while surfacing the conceptual gap that motivates the lesson.</w:t>
+              <w:t xml:space="preserve">Students are shown two labelled containers: one representing water (H₂O) and one representing carbon dioxide (CO₂), both described as simple covalent molecules with no ionic character. The teacher asks: 'Both of these are simple covalent molecules — predict which one has a higher boiling point, and explain your reasoning in two sentences in your exercise book.' Students write individual predictions for 3 minutes, then share with a shoulder partner before two or three are cold-called to share with the class. Students are also asked: 'Think about the mama cooking ugali — she boils water every day at around 100 °C. CO₂ is a gas at room temperature, which is about 25 °C. Why might two covalent molecules behave so differently?'</w:t>
             </w:r>
           </w:p>
         </w:tc>
@@ -12911,7 +13027,7 @@
             <w:pPr>
               <w:spacing w:after="20" w:before="0"/>
             </w:pPr>
-            <w:hyperlink w:history="1" r:id="rId7oxsctliftqofjweon2s3">
+            <w:hyperlink w:history="1" r:id="rIdiznpnlodnwtwww8u825mt">
               <w:r>
                 <w:rPr>
                   <w:rFonts w:ascii="Arial" w:cs="Arial" w:eastAsia="Arial" w:hAnsi="Arial"/>
@@ -12920,7 +13036,7 @@
                   <w:szCs w:val="16"/>
                   <w:u w:val="single" w:color="2E75B6"/>
                 </w:rPr>
-                <w:t xml:space="preserve">Genetics vocabulary</w:t>
+                <w:t xml:space="preserve">Van der Waals Forces - Overview</w:t>
               </w:r>
             </w:hyperlink>
           </w:p>
@@ -12936,7 +13052,7 @@
                 <w:sz w:val="14"/>
                 <w:szCs w:val="14"/>
               </w:rPr>
-              <w:t xml:space="preserve">Source: Khan Academy (English - US curriculum)</w:t>
+              <w:t xml:space="preserve">Source: CK-12</w:t>
             </w:r>
           </w:p>
           <w:p>
@@ -12944,7 +13060,7 @@
               <w:spacing w:after="10" w:before="0"/>
               <w:ind w:left="120"/>
             </w:pPr>
-            <w:hyperlink w:history="1" r:id="rIdpzhil8rstsqf0mpjg1qek">
+            <w:hyperlink w:history="1" r:id="rIdlmr9srqoynyj-zcxar4kp">
               <w:r>
                 <w:rPr>
                   <w:rFonts w:ascii="Arial" w:cs="Arial" w:eastAsia="Arial" w:hAnsi="Arial"/>
@@ -12989,7 +13105,7 @@
             <w:pPr>
               <w:spacing w:after="20" w:before="0"/>
             </w:pPr>
-            <w:hyperlink w:history="1" r:id="rId47ot170sa0t6xg9ywi0of">
+            <w:hyperlink w:history="1" r:id="rIdif97gt0sam6mgdpb7k8m_">
               <w:r>
                 <w:rPr>
                   <w:rFonts w:ascii="Arial" w:cs="Arial" w:eastAsia="Arial" w:hAnsi="Arial"/>
@@ -13022,7 +13138,7 @@
               <w:spacing w:after="10" w:before="0"/>
               <w:ind w:left="120"/>
             </w:pPr>
-            <w:hyperlink w:history="1" r:id="rIdnv_2c-6lhhzdb4clrl3xm">
+            <w:hyperlink w:history="1" r:id="rIdvrzu2pp3svwc3fdblyi7l">
               <w:r>
                 <w:rPr>
                   <w:rFonts w:ascii="Arial" w:cs="Arial" w:eastAsia="Arial" w:hAnsi="Arial"/>
@@ -13064,7 +13180,7 @@
                 <w:sz w:val="18"/>
                 <w:szCs w:val="18"/>
               </w:rPr>
-              <w:t xml:space="preserve">Display the two scenarios clearly and read the prompt aloud. Say: 'You have 90 seconds to write your prediction. Use your knowledge of valence electrons from Lesson 2 — remember, chlorine has 7 valence electrons and needs 8 to be stable.' [Allow 90 seconds silent writing.] 'Now turn to your partner and share your prediction for 60 seconds. Go.' [Allow 60 seconds pair talk.] After pair talk, say: 'I am going to cold-call three people — not volunteers — so be ready.' Cold-call Student 1: 'Tell me what you predicted and why.' [WAIT TIME 12 seconds.] After response, cold-call Student 2: 'Do you agree or disagree with that prediction? Add something new.' [WAIT TIME 10 seconds.] Cold-call Student 3: 'Based on what you heard, what is the best prediction so far?' [WAIT TIME 10 seconds.] Record key ideas — especially any student who suggests 'sharing' — on the board under the heading PREDICTIONS. Do NOT confirm or deny. Say: 'Keep these predictions in mind. We are about to gather evidence to test them.'</w:t>
+              <w:t xml:space="preserve">Display the prompt on the board: 'H₂O and CO₂ are both simple covalent molecules. Predict: which has the higher boiling point? Give a reason.' Allow 3 minutes of silent individual writing — do NOT accept shouted answers during this time. After 3 minutes, say: 'Turn to your partner — share your prediction and one reason. You have 90 seconds.' After partner talk, use cold-call: select 3 students (aim for one high-confidence, one uncertain, one who had a different answer from their partner). Ask each: 'Tell us your prediction AND the reason you wrote — not what your partner said.' Record all three predictions verbatim on the board under the heading 'Our Predictions — we will return to these.' Do NOT correct wrong answers yet. Close with: 'Hold your prediction in your mind — we are about to look at real data that will either support or challenge what you wrote.'</w:t>
             </w:r>
           </w:p>
         </w:tc>
@@ -13096,7 +13212,7 @@
                 <w:sz w:val="18"/>
                 <w:szCs w:val="18"/>
               </w:rPr>
-              <w:t xml:space="preserve">Activation of Prior Knowledge + Prediction Conflict: Students recall the octet rule and electron configurations from Lesson 2, then face a deliberate anomaly (two identical atoms cannot transfer electrons) that destabilises any electron-transfer-only model. This creates a 'need to know' that drives engagement with the observe phase.</w:t>
+              <w:t xml:space="preserve">Elicit–Confront–Resolve (Predict phase): By surfacing predictions before instruction, the teacher identifies the dominant prior conception (students commonly predict CO₂ has a higher boiling point because it is a 'bigger' molecule, or predict water because they know it boils at 100 °C from everyday life). Recording predictions publicly creates accountability — students are motivated to check their own reasoning against incoming evidence. This strategy is especially powerful here because many students will be surprised by the data, creating productive cognitive conflict.</w:t>
             </w:r>
           </w:p>
         </w:tc>
@@ -13128,7 +13244,7 @@
                 <w:sz w:val="18"/>
                 <w:szCs w:val="18"/>
               </w:rPr>
-              <w:t xml:space="preserve">Listen for whether students (a) correctly recall that Cl has 7 valence electrons and needs 1 more, and (b) whether any students spontaneously suggest sharing. Students who say 'one chlorine gives an electron to the other' reveal a misconception that ionic bonding is universal — note these students for targeted follow-up during the observe phase. Written predictions in exercise books can be quickly scanned as teacher circulates.</w:t>
+              <w:t xml:space="preserve">Circulate during the 3-minute writing window and scan written predictions. Look for: (a) students who correctly identify water but for the wrong reason (e.g., 'water is heavier'), (b) students who predict CO₂ because it is larger, and (c) students who already reference 'special forces' or 'attraction between molecules.' Note these students by name — category (b) students should be cold-called in the Explain phase to track conceptual change. If fewer than half the class can write any reason at all, pause and prompt: 'Think about what the mama does every morning — what temperature does water need to reach before it boils?'</w:t>
             </w:r>
           </w:p>
         </w:tc>
@@ -13194,7 +13310,7 @@
                 <w:sz w:val="18"/>
                 <w:szCs w:val="18"/>
               </w:rPr>
-              <w:t xml:space="preserve">Students work in pairs through a structured three-part evidence-gathering activity. Part 1 (12 minutes): Each pair receives a Lewis Diagrams Worksheet (or accesses it on the ARES platform). Using dot-and-cross notation, they draw covalent bonding in H₂, Cl₂, O₂, H₂O, CO₂, and NH₃ step by step — first counting valence electrons for each atom, then arranging shared and lone pairs to satisfy the octet (or duplet) rule, then labelling each bond as single, double, or triple. Part 2 (5 minutes): Students watch a 3-minute ARES simulation or teacher-drawn animation showing how a lone pair from NH₃ nitrogen is donated into an empty orbital on H⁺ to form NH₄⁺, and similarly how H₂O forms H₃O⁺ — both producing a dative (coordinate) covalent bond. Students annotate their worksheet with an arrow showing the electron-pair donation. Part 3 (3 minutes): Students examine a data table comparing melting points and conductivity of five substances: NaCl (801°C, conducts when molten/dissolved), candle wax (~60°C, does not conduct), water (0°C, does not conduct in pure form), dry ice/CO₂ (−78°C, does not conduct), and table sugar/sucrose (~186°C, does not conduct). Students circle a pattern they notice about covalent molecular substances.</w:t>
+              <w:t xml:space="preserve">Students receive a printed or on-screen data table showing the boiling points of four molecules: H₂O (100 °C), NH₃ (−33 °C), HF (20 °C), and CO₂ (−78 °C), alongside each molecule's molar mass and Lewis structure. Students first rank the molecules from lowest to highest boiling point, then answer three guided observation questions in their books: (1) 'Which molecule has the highest boiling point despite NOT being the heaviest?' (2) 'What do H₂O, NH₃, and HF have in common in their Lewis structures that CO₂ does not?' (3) 'What pattern do you notice between the presence of N–H, O–H, or F–H bonds and boiling point?' Students then examine a second resource — a teacher-drawn or projected diagram showing the dative covalent bond in NH₄⁺ and H₃O⁺, with the lone pair arrow clearly marked — and copy the Lewis diagrams into their notes, labelling the dative bond with a curved arrow.</w:t>
             </w:r>
           </w:p>
         </w:tc>
@@ -13230,7 +13346,7 @@
             <w:pPr>
               <w:spacing w:after="20" w:before="0"/>
             </w:pPr>
-            <w:hyperlink w:history="1" r:id="rId912cteyhdqqpb7z_kje8g">
+            <w:hyperlink w:history="1" r:id="rIdxtirpi7jfnitoelyy8sls">
               <w:r>
                 <w:rPr>
                   <w:rFonts w:ascii="Arial" w:cs="Arial" w:eastAsia="Arial" w:hAnsi="Arial"/>
@@ -13239,7 +13355,7 @@
                   <w:szCs w:val="16"/>
                   <w:u w:val="single" w:color="2E75B6"/>
                 </w:rPr>
-                <w:t xml:space="preserve">Genetics vocabulary</w:t>
+                <w:t xml:space="preserve">Van der Waals Forces - Overview</w:t>
               </w:r>
             </w:hyperlink>
           </w:p>
@@ -13255,7 +13371,7 @@
                 <w:sz w:val="14"/>
                 <w:szCs w:val="14"/>
               </w:rPr>
-              <w:t xml:space="preserve">Source: Khan Academy (English - US curriculum)</w:t>
+              <w:t xml:space="preserve">Source: CK-12</w:t>
             </w:r>
           </w:p>
           <w:p>
@@ -13263,7 +13379,7 @@
               <w:spacing w:after="10" w:before="0"/>
               <w:ind w:left="120"/>
             </w:pPr>
-            <w:hyperlink w:history="1" r:id="rId1oshp5gzrpni7hnfq5jce">
+            <w:hyperlink w:history="1" r:id="rIdj8jhcbueuswn0lrmhnn9q">
               <w:r>
                 <w:rPr>
                   <w:rFonts w:ascii="Arial" w:cs="Arial" w:eastAsia="Arial" w:hAnsi="Arial"/>
@@ -13308,7 +13424,7 @@
             <w:pPr>
               <w:spacing w:after="20" w:before="0"/>
             </w:pPr>
-            <w:hyperlink w:history="1" r:id="rIdkjxyo6_ntkwupgpz3pseq">
+            <w:hyperlink w:history="1" r:id="rIdtbud5mlx2wnhgcm4jsf4h">
               <w:r>
                 <w:rPr>
                   <w:rFonts w:ascii="Arial" w:cs="Arial" w:eastAsia="Arial" w:hAnsi="Arial"/>
@@ -13341,7 +13457,7 @@
               <w:spacing w:after="10" w:before="0"/>
               <w:ind w:left="120"/>
             </w:pPr>
-            <w:hyperlink w:history="1" r:id="rIdma8b3gpu5vsxo5ai9hbgb">
+            <w:hyperlink w:history="1" r:id="rId6_xlmouflaky7pjz3vjdf">
               <w:r>
                 <w:rPr>
                   <w:rFonts w:ascii="Arial" w:cs="Arial" w:eastAsia="Arial" w:hAnsi="Arial"/>
@@ -13383,7 +13499,7 @@
                 <w:sz w:val="18"/>
                 <w:szCs w:val="18"/>
               </w:rPr>
-              <w:t xml:space="preserve">Distribute or display the Lewis Diagrams Worksheet. Say: 'Start with H₂. Each hydrogen has one valence electron. How many electrons do two hydrogen atoms bring to this bond together? Write that number before you draw anything.' [Allow 45 seconds.] Circulate and check that students are counting total valence electrons before drawing. For pairs who finish H₂ quickly, prompt: 'Good — now try O₂. Oxygen needs to reach 8. How many bonds will it need to share?' [WAIT TIME 12 seconds before moving on.] At the 8-minute mark, pause the class: 'Hands down, eyes up. I want to address a common confusion I am seeing.' Draw the correct O₂ Lewis diagram on the board, narrating: 'Two shared pairs — that gives us a double bond. Each oxygen now has 8 electrons in its outer shell.' For Part 2, play the ARES simulation or draw the dative bond animation live. Say: 'Watch carefully — in NH₄⁺, where do BOTH electrons in the new bond come from? Write the answer in one sentence on your worksheet before we discuss.' [Allow 30 seconds after the animation ends.] Cold-call two students: 'Akinyi, where did both electrons come from?' [WAIT TIME 10 seconds.] 'Mutua, what makes this bond different from the covalent bonds in NH₃?' [WAIT TIME 12 seconds.] For Part 3, say: 'Look at the data table. Working alone for 90 seconds, circle the pattern you see in the melting points of the covalent substances compared with NaCl. Write one sentence describing the pattern.' Cold-call Student: 'Wanjiku, read your sentence.' [WAIT TIME 10 seconds.]</w:t>
+              <w:t xml:space="preserve">Distribute the data table. Say: 'You have 5 minutes to complete the three observation questions individually and silently. This is evidence-gathering time — write exactly what you see in the data, not what you think should happen.' After 5 minutes, reveal the answers to questions 1 and 2 using cold-calls (call 2 students per question — 4 cold-calls total). For question 3, ask: 'What pattern do you see?' — allow 10 seconds WAIT TIME before cold-calling. Then transition to dative bonding: draw NH₄⁺ step-by-step on the board, narrating: 'In Lesson 3, every shared pair had one electron from each atom. Watch what happens here — the nitrogen atom in ammonia has a lone pair. When a hydrogen ion, H⁺, approaches with an empty orbital, nitrogen donates BOTH electrons from its lone pair to form a new bond. This is called a dative or coordinate covalent bond.' Use a coloured marker to draw the donation arrow. Repeat for H₃O⁺. Give students 3 minutes to copy and annotate both diagrams. Ask: 'How is this bond different from the covalent bonds you drew in Lesson 3?' — cold-call 2 students after 10 seconds WAIT TIME.</w:t>
             </w:r>
           </w:p>
         </w:tc>
@@ -13415,7 +13531,7 @@
                 <w:sz w:val="18"/>
                 <w:szCs w:val="18"/>
               </w:rPr>
-              <w:t xml:space="preserve">Structured Inquiry with Progressive Complexity: The three-part sequence moves from concrete representation (drawing Lewis diagrams for simple molecules), to a conceptual extension (dative bonds as a special case of sharing), to data analysis (connecting structure to properties). Each step scaffolds the next, and all three connect back to the phenomenon — the substances on the table (water in the sufuria, CO₂ in bread rising, wax on candles at celebrations) are all simple molecular covalent substances with characteristically low melting points.</w:t>
+              <w:t xml:space="preserve">Data Table Analysis with Guided Observation Questions: Rather than telling students what the data means, the three sequenced questions scaffold progressive noticing — from raw ranking (observational) to pattern identification (analytical) to structural comparison (explanatory). This mirrors the NGSS practice of Analysing and Interpreting Data. The move from data table to Lewis diagram in the same phase links the macroscopic trend (boiling point) to the molecular structure (presence of N–H, O–H bonds), preparing students for the causal explanation they will construct in the Explain phase.</w:t>
             </w:r>
           </w:p>
         </w:tc>
@@ -13447,7 +13563,7 @@
                 <w:sz w:val="18"/>
                 <w:szCs w:val="18"/>
               </w:rPr>
-              <w:t xml:space="preserve">Circulate during Part 1 and look for four specific errors: (1) students not counting total valence electrons before drawing; (2) oxygen drawn with a single bond in O₂ (octet not satisfied); (3) lone pairs omitted entirely; (4) nitrogen in NH₃ given four bonds instead of three. Stamp or initial correct worksheets as you circulate. During Part 3, listen for students who identify 'covalent substances have low melting points' as the pattern — this is the target insight. Students who say 'all non-metals have low melting points' reveal an incomplete generalisation; redirect with 'What about diamond? It is also made of non-metals — we will test that idea next lesson.'</w:t>
+              <w:t xml:space="preserve">Collect written answers to the three observation questions by walking the room during the 5-minute silent work period. Key indicator for understanding: a student who correctly identifies that H₂O has the highest boiling point despite not being the heaviest, AND notes that H₂O, NH₃, and HF all have hydrogen bonded to a highly electronegative atom, is ready for the Explain phase. Key misconception to catch: students who say 'CO₂ has two oxygen atoms so it should have more attraction' — these students need the Lewis diagram of CO₂ (linear, non-polar) contrasted with H₂O (bent, polar) during the Explain phase. Dative bond formative check: ask students to point to the dative bond in their NH₄⁺ diagram and state which atom donated both electrons — all students should be able to point and name nitrogen.</w:t>
             </w:r>
           </w:p>
         </w:tc>
@@ -13513,7 +13629,7 @@
                 <w:sz w:val="18"/>
                 <w:szCs w:val="18"/>
               </w:rPr>
-              <w:t xml:space="preserve">Students work in groups of four for a 'Claim–Evidence–Reasoning' (CER) sensemaking task. Each group receives three questions on a half-sheet: (1) 'Using evidence from your Lewis diagrams, explain why covalent bonds form between non-metal atoms.' (2) 'Why do simple covalent molecules like H₂O and CO₂ have much lower melting points than ionic NaCl?' (3) 'Wanjiru fills a sufuria with water (H₂O) and heats it on a jiko. Why does the water boil away easily, and why does the pure water not conduct electricity?' Groups write a CER response, then each group nominates a spokesperson to share point 2 or 3 with the class. The teacher leads a whole-class discussion that builds a shared explanation: the covalent bond within the molecule is strong, but the intermolecular forces between discrete molecules are weak — so little energy is needed to separate the molecules (low melting/boiling points); and because there are no freely moving ions or delocalised electrons, simple molecular substances do not conduct electricity.</w:t>
+              <w:t xml:space="preserve">The teacher delivers a focused 8-minute explanation of the three intermolecular forces, using a board diagram and Kenya-relevant analogies. Students then work in pairs on a Claim–Evidence–Reasoning (CER) writing frame: 'Claim: Water has a higher boiling point than CO₂ because… Evidence: From the data table, the boiling point of water is ___ °C and CO₂ is ___ °C… Reasoning: This is because intermolecular forces in water are ___ than in CO₂, specifically because…' Pairs write their CER response in exercise books, then one representative from three pairs shares aloud. Students also annotate a pre-drawn diagram of three water molecules showing hydrogen bonds as dashed lines (distinct from the solid covalent O–H bonds), labelling: covalent bond, hydrogen bond, lone pair, partial positive charge (δ+), partial negative charge (δ−).</w:t>
             </w:r>
           </w:p>
         </w:tc>
@@ -13549,7 +13665,7 @@
             <w:pPr>
               <w:spacing w:after="20" w:before="0"/>
             </w:pPr>
-            <w:hyperlink w:history="1" r:id="rIdwzepaqpbyf7o-73us4iik">
+            <w:hyperlink w:history="1" r:id="rId_khrjlxnxt53y9kq6dj5e">
               <w:r>
                 <w:rPr>
                   <w:rFonts w:ascii="Arial" w:cs="Arial" w:eastAsia="Arial" w:hAnsi="Arial"/>
@@ -13558,7 +13674,7 @@
                   <w:szCs w:val="16"/>
                   <w:u w:val="single" w:color="2E75B6"/>
                 </w:rPr>
-                <w:t xml:space="preserve">Genetics vocabulary</w:t>
+                <w:t xml:space="preserve">Van der Waals Forces - Overview</w:t>
               </w:r>
             </w:hyperlink>
           </w:p>
@@ -13574,7 +13690,7 @@
                 <w:sz w:val="14"/>
                 <w:szCs w:val="14"/>
               </w:rPr>
-              <w:t xml:space="preserve">Source: Khan Academy (English - US curriculum)</w:t>
+              <w:t xml:space="preserve">Source: CK-12</w:t>
             </w:r>
           </w:p>
           <w:p>
@@ -13582,7 +13698,7 @@
               <w:spacing w:after="10" w:before="0"/>
               <w:ind w:left="120"/>
             </w:pPr>
-            <w:hyperlink w:history="1" r:id="rIdhso1qutermvt3qd2z7mxv">
+            <w:hyperlink w:history="1" r:id="rId1np--v5lybnbeuhnnzede">
               <w:r>
                 <w:rPr>
                   <w:rFonts w:ascii="Arial" w:cs="Arial" w:eastAsia="Arial" w:hAnsi="Arial"/>
@@ -13627,7 +13743,7 @@
             <w:pPr>
               <w:spacing w:after="20" w:before="0"/>
             </w:pPr>
-            <w:hyperlink w:history="1" r:id="rId0w5nuxzq5dwrv77rsakzw">
+            <w:hyperlink w:history="1" r:id="rIdhwlbk6pkeiioiaw2ui1i8">
               <w:r>
                 <w:rPr>
                   <w:rFonts w:ascii="Arial" w:cs="Arial" w:eastAsia="Arial" w:hAnsi="Arial"/>
@@ -13660,7 +13776,7 @@
               <w:spacing w:after="10" w:before="0"/>
               <w:ind w:left="120"/>
             </w:pPr>
-            <w:hyperlink w:history="1" r:id="rIdlil5tppn_mmnq9hvfqplg">
+            <w:hyperlink w:history="1" r:id="rIdzq4jiyetrlyjbldypsjae">
               <w:r>
                 <w:rPr>
                   <w:rFonts w:ascii="Arial" w:cs="Arial" w:eastAsia="Arial" w:hAnsi="Arial"/>
@@ -13702,7 +13818,7 @@
                 <w:sz w:val="18"/>
                 <w:szCs w:val="18"/>
               </w:rPr>
-              <w:t xml:space="preserve">Assign groups and distribute the CER half-sheet. Say: 'You have 6 minutes to write your CER responses. Every person in the group must contribute at least one sentence — I will check your sheet when I circulate.' [Circulate actively, spending 30–40 seconds per group. Prompt groups who are stuck on question 2: 'Think about what has to happen physically when a substance melts. What is being broken — the bonds inside the molecule, or the attractions between molecules?'] After 6 minutes, call time. Say: 'Group 3 — Amina, share your response to question 2.' [WAIT TIME 10 seconds.] After Amina speaks, say: 'Group 1 — does your group agree? What would you add or change?' [WAIT TIME 10 seconds.] Facilitate convergence toward the target explanation. Then write on the board: 'COVALENT BOND (strong, within molecule) ≠ INTERMOLECULAR FORCE (weak, between molecules). MELTING breaks intermolecular forces, NOT covalent bonds.' Say: 'Copy this distinction into your notes — it will be essential for the next two lessons.' Address the dative bond explicitly: 'In NH₄⁺ and H₃O⁺, once the dative bond is formed, can you tell it apart from the other N–H or O–H bonds? The answer is no — once formed, a dative bond is identical in strength and properties to any other covalent bond. The arrow just shows us the origin of the electrons.' Write: 'Dative covalent bond = normal covalent bond in all properties; arrow notation shows electron-pair donor.' Close the explain phase by pointing back to the phenomenon: 'Our student in Nairobi noticed that pure water does not conduct electricity. Your CER explanation now explains exactly why — no free ions, no delocalised electrons in simple molecular H₂O.'</w:t>
+              <w:t xml:space="preserve">Begin the explanation: 'We have three types of intermolecular forces to learn — forces between molecules, not within them. Think of the covalent bond as the glue holding atoms together inside one molecule. Intermolecular forces are the handshakes between neighbouring molecules.' Draw a table on the board with three rows: (1) Hydrogen Bond — strongest intermolecular force, occurs in H₂O, NH₃, HF; requires H bonded to N, O, or F; (2) Permanent Dipole–Dipole — medium strength, polar molecules like HCl; (3) Van der Waals / London Dispersion — weakest, present in ALL molecules including non-polar CO₂ and noble gases like argon. Use analogy: 'Van der Waals forces are like the slight attraction between two ugali balls placed next to each other — small, temporary, but present.' After the 8-minute explanation, say: 'Now use your CER frame — you have 5 minutes in pairs. Use the data table as your evidence — do not write from memory.' Circulate and prompt struggling pairs with: 'What type of intermolecular force does CO₂ have? What type does H₂O have? Which is stronger?' After pair work, cold-call 3 pairs to share reasoning (not just claim). After each sharing, ask the class: 'Do you agree with the reasoning — thumbs up, thumbs sideways, or thumbs down?' Resolve any thumbs-down responses before moving on. Close the Explain phase by returning to the predictions on the board: 'Look at your original prediction. Hands up if your prediction was correct. Hands up if your reason was correct even if your prediction was too. What changed in your thinking?'</w:t>
             </w:r>
           </w:p>
         </w:tc>
@@ -13734,7 +13850,7 @@
                 <w:sz w:val="18"/>
                 <w:szCs w:val="18"/>
               </w:rPr>
-              <w:t xml:space="preserve">Claim–Evidence–Reasoning (CER) Framework: By requiring students to articulate a claim, cite specific evidence from their Lewis diagrams and data table, and explain the reasoning connecting them, this strategy moves students from 'what we observed' to 'why it happens at the particle level.' The teacher's facilitated whole-class discussion then consolidates individual group explanations into a shared, precise scientific model, with the key distinction between intramolecular covalent bonds and intermolecular forces written explicitly on the board as a reference anchor.</w:t>
+              <w:t xml:space="preserve">Claim–Evidence–Reasoning (CER) Writing Frame: CER is an NGSS-aligned scientific argumentation strategy that separates what a student claims from the data they cite and the reasoning that links the two. Many Kenyan students can identify a trend in data but struggle to articulate the atomic-scale mechanism that explains the trend. The CER frame makes reasoning visible and assessable, and also provides a written record for teacher formative assessment. The 'thumbs' check after each CER sharing creates low-stakes whole-class peer evaluation, encouraging students to listen critically rather than passively.</w:t>
             </w:r>
           </w:p>
         </w:tc>
@@ -13766,7 +13882,7 @@
                 <w:sz w:val="18"/>
                 <w:szCs w:val="18"/>
               </w:rPr>
-              <w:t xml:space="preserve">Look for three indicators of understanding in the CER responses: (1) students correctly attribute low melting points to weak intermolecular forces (not weak covalent bonds); (2) students explain non-conductivity by absence of free ions or delocalised electrons; (3) students can correctly identify the lone pair donor in NH₄⁺ formation. A common misconception to flag: students saying 'the covalent bond breaks when the substance melts' — correct this explicitly during discussion. Students who make this error should be noted for targeted questioning in Lesson 5.</w:t>
+              <w:t xml:space="preserve">Collect 4–5 CER written responses (photograph or collect books) during pair work. Look for three levels of reasoning quality: (L1) Student states a claim and cites boiling point numbers but gives no atomic-scale reason — needs prompting to link to intermolecular force type. (L2) Student names hydrogen bonding but does not explain WHY it is stronger than Van der Waals — needs prompting to reference electronegativity and partial charges. (L3) Student correctly states that the O–H bond is polar due to oxygen's high electronegativity, creating δ+ on H and δ− on O, and that hydrogen bonds form between the δ+ H of one molecule and the lone pair of O on a neighbouring molecule — this is the target reasoning. The water molecule annotation diagram is also a formative artefact: all students should be able to draw dashed hydrogen bonds between molecules and label δ+ and δ− correctly.</w:t>
             </w:r>
           </w:p>
         </w:tc>
@@ -13832,7 +13948,7 @@
                 <w:sz w:val="18"/>
                 <w:szCs w:val="18"/>
               </w:rPr>
-              <w:t xml:space="preserve">Students return to the class Driving Question Board (established in Lesson 1 and updated in Lessons 2 and 3). Individually, each student writes on a sticky note: one new CLAIM they can now make about how bond type affects properties, and one new QUESTION that this lesson has raised for them. They place claims on the green 'EVIDENCE/CLAIMS' column and questions on the yellow 'STILL WONDERING' column of the DQB. The class then takes 2 minutes to read the new additions silently. The teacher highlights two or three sticky notes that directly advance the driving question and one or two questions that preview Lesson 5 (giant covalent structures).</w:t>
+              <w:t xml:space="preserve">Students return to the class Driving Question Board, which has been building since Lesson 1. The board currently holds sticky notes tracking: (Lesson 1) 'Atoms bond to become stable'; (Lesson 2) 'Ionic bonds form by electron transfer — NaCl dissolves because ions separate in water'; (Lesson 3) 'Covalent bonds form by electron sharing — CO₂ and H₂O are both covalent.' Students now write TWO new sticky notes each: one green note answering a question the lesson has resolved ('Something I can now explain about the phenomenon'), and one orange note raising a new question the lesson has opened ('Something I still wonder about'). The teacher curates the notes live, grouping them under two new board headers: 'Forces BETWEEN Molecules Matter Too' and 'Still Wondering.' The class reads the updated board aloud and the teacher explicitly connects today's update to the anchoring phenomenon.</w:t>
             </w:r>
           </w:p>
         </w:tc>
@@ -13868,7 +13984,7 @@
             <w:pPr>
               <w:spacing w:after="20" w:before="0"/>
             </w:pPr>
-            <w:hyperlink w:history="1" r:id="rIdhukthtatslmef5qpwacp0">
+            <w:hyperlink w:history="1" r:id="rIdqtxaifyurpjohnx6q4ncj">
               <w:r>
                 <w:rPr>
                   <w:rFonts w:ascii="Arial" w:cs="Arial" w:eastAsia="Arial" w:hAnsi="Arial"/>
@@ -13877,7 +13993,7 @@
                   <w:szCs w:val="16"/>
                   <w:u w:val="single" w:color="2E75B6"/>
                 </w:rPr>
-                <w:t xml:space="preserve">Genetics vocabulary</w:t>
+                <w:t xml:space="preserve">Van der Waals Forces - Overview</w:t>
               </w:r>
             </w:hyperlink>
           </w:p>
@@ -13893,7 +14009,7 @@
                 <w:sz w:val="14"/>
                 <w:szCs w:val="14"/>
               </w:rPr>
-              <w:t xml:space="preserve">Source: Khan Academy (English - US curriculum)</w:t>
+              <w:t xml:space="preserve">Source: CK-12</w:t>
             </w:r>
           </w:p>
           <w:p>
@@ -13901,7 +14017,7 @@
               <w:spacing w:after="10" w:before="0"/>
               <w:ind w:left="120"/>
             </w:pPr>
-            <w:hyperlink w:history="1" r:id="rIdlc9m3v5wfxjk5cbshpw9e">
+            <w:hyperlink w:history="1" r:id="rId8znryrjcitmoboc8oqueu">
               <w:r>
                 <w:rPr>
                   <w:rFonts w:ascii="Arial" w:cs="Arial" w:eastAsia="Arial" w:hAnsi="Arial"/>
@@ -13946,7 +14062,7 @@
             <w:pPr>
               <w:spacing w:after="20" w:before="0"/>
             </w:pPr>
-            <w:hyperlink w:history="1" r:id="rIdrcjldu2nuef1ohhcxb86v">
+            <w:hyperlink w:history="1" r:id="rIdka610gtztzczb4hoevqar">
               <w:r>
                 <w:rPr>
                   <w:rFonts w:ascii="Arial" w:cs="Arial" w:eastAsia="Arial" w:hAnsi="Arial"/>
@@ -13979,7 +14095,7 @@
               <w:spacing w:after="10" w:before="0"/>
               <w:ind w:left="120"/>
             </w:pPr>
-            <w:hyperlink w:history="1" r:id="rId2n2dxxa-xudnspzcjxhr5">
+            <w:hyperlink w:history="1" r:id="rIdz1pvcp4qgx-jxg5img6hv">
               <w:r>
                 <w:rPr>
                   <w:rFonts w:ascii="Arial" w:cs="Arial" w:eastAsia="Arial" w:hAnsi="Arial"/>
@@ -14021,7 +14137,7 @@
                 <w:sz w:val="18"/>
                 <w:szCs w:val="18"/>
               </w:rPr>
-              <w:t xml:space="preserve">Distribute two sticky notes (one green, one yellow, or label them C and Q) to each student. Say: 'On your green note, write one claim you can now make that helps answer our driving question: How do bond types determine properties? Be specific — use evidence from today. On your yellow note, write one question today's lesson raised for you. You have 2 minutes. Go.' [Allow 2 minutes silent writing.] Circulate and prompt students who are stuck: 'Think about the water in the sufuria — what can you claim about it now that you could not claim before Lesson 1?' After 2 minutes, direct students to place their notes on the DQB. Allow 1 minute silent reading of the board. Then point to 2–3 selected notes and read them aloud: 'This claim says: Simple covalent molecules have low melting points because intermolecular forces between them are weak. That is a strong evidence-backed claim. Notice it is different from what we knew about NaCl.' Then point to a question note: 'This student is asking: If diamond is also covalent, why does it have an extremely HIGH melting point? Excellent — that is exactly what we will investigate in Lesson 5.' Close by saying: 'Our DQB is showing us that covalent bonding is more complex than we first thought. There must be more than one type of covalent structure.'</w:t>
+              <w:t xml:space="preserve">Distribute two sticky notes per student (green and orange if available, otherwise label them G and O). Say: 'Green note — write one thing you can now explain about the salt-and-diamond phenomenon or about water's boiling point that you could not explain at the start of this lesson. Start with the words: Now I can explain…' Allow 2 minutes silent writing. 'Orange note — write one new question this lesson has raised for you. It might be about diamond, graphite, metals, or anything in the phenomenon. Start with: I still wonder…' Allow 2 minutes silent writing. Collect and read 5–6 notes aloud (select a mix of strong and partial explanations). As you read each green note, ask: 'Does this explanation use atomic-scale reasoning — yes or no?' — class responds chorally. Post all notes on the DQB under the correct headers. Then point to the full board and say: 'Look at the story we are building. In Lesson 1 we asked why salt dissolves and diamond does not. In Lesson 2 we explained the salt. In Lesson 3 we drew covalent bonds. Today we discovered that bond type alone is not enough — the forces between molecules also shape what a substance can do. What do you think Lesson 5 will need to explain?' Cold-call 2 students for predictions about Lesson 5.</w:t>
             </w:r>
           </w:p>
         </w:tc>
@@ -14053,7 +14169,7 @@
                 <w:sz w:val="18"/>
                 <w:szCs w:val="18"/>
               </w:rPr>
-              <w:t xml:space="preserve">Driving Question Board Update — Public Knowledge Building: The DQB functions as a collective, visible record of the class's growing understanding. By requiring both a claim and a question, the strategy prevents premature closure — students articulate what they now know while simultaneously identifying what remains unexplained. Publicly highlighting the diamond question seeds productive anticipation for Lesson 5 and reinforces the storyline continuity that connects every lesson back to the anchoring phenomenon.</w:t>
+              <w:t xml:space="preserve">Driving Question Board (DQB) Curation with Two-Colour Sticky Notes: The two-colour system makes the epistemological progress of the class visible — green notes represent resolved understanding, orange notes represent productive questions that drive the inquiry forward. By reading notes aloud and asking 'Does this use atomic-scale reasoning?', the teacher publicly models the standard of explanation the curriculum demands (mechanistic, not descriptive). The DQB also functions as a formative portfolio of class understanding across lessons — the teacher can photograph the board after each lesson to track conceptual growth.</w:t>
             </w:r>
           </w:p>
         </w:tc>
@@ -14085,7 +14201,7 @@
                 <w:sz w:val="18"/>
                 <w:szCs w:val="18"/>
               </w:rPr>
-              <w:t xml:space="preserve">Read the claim sticky notes as students place them. Target claims should reference: electron sharing, weak intermolecular forces, low melting points, or non-conductivity of simple molecular substances. Weak claims (e.g., 'covalent bonds share electrons') are superficial — prompt these students: 'That is true, but how does sharing electrons explain why water boils at 100°C but salt melts at 801°C?' Quality question notes that preview Lesson 5 (asking about diamond, graphite, or giant structures) indicate strong lesson comprehension and curiosity — these students may be paired as peer tutors in Lesson 5.</w:t>
+              <w:t xml:space="preserve">The green sticky notes are the primary formative artefact for this phase. Target language on a green note: 'Now I can explain why water has a higher boiling point than CO₂ — water molecules form hydrogen bonds between δ+ H and δ− O atoms on neighbouring molecules, which require more energy to break than the weak Van der Waals forces in CO₂.' A weak green note will say: 'Now I can explain that water has hydrogen bonds.' The teacher should sort weak notes into a 'needs follow-up' pile and revisit those students' understanding in the opening of Lesson 5. Orange notes that ask about diamond, graphite, or metals signal readiness for Lessons 5–6 and should be posted prominently to build anticipation.</w:t>
             </w:r>
           </w:p>
         </w:tc>
@@ -14151,7 +14267,7 @@
                 <w:sz w:val="18"/>
                 <w:szCs w:val="18"/>
               </w:rPr>
-              <w:t xml:space="preserve">Students open their cumulative model — the particle-level diagram they have been building since Lesson 1 (updated in Lessons 2 and 3 to include ionic transfer and NaCl giant structure). Today, they add a new section labelled 'SIMPLE MOLECULAR COVALENT STRUCTURE.' Using dot-and-cross notation, students draw: (a) one simple molecule (H₂O or CO₂ of their choice) with all electron pairs shown, (b) two or three such molecules side by side with dotted lines representing weak intermolecular forces between them, and (c) annotations explaining why the substance has a low melting point (weak forces between molecules overcome easily) and does not conduct electricity (no free ions or delocalised electrons). Students also add a small inset box showing the dative bond in NH₄⁺ with an arrow indicating the lone pair donor. At the bottom of this section, students write one sentence connecting their model back to the phenomenon: 'This explains why the water in the sufuria boils away easily and does not conduct electricity in its pure form.'</w:t>
+              <w:t xml:space="preserve">Students open their cumulative model notebook page (started in Lesson 1) and revise their model of the anchoring phenomenon. The model currently has two layers: (Layer 1, from Lessons 1–2) Ionic bond layer — showing Na⁺ and Cl⁻ ions in a lattice; (Layer 2, from Lesson 3) Covalent bond layer — showing shared electron pairs within H₂O and CO₂ molecules. Today, students add Layer 3: Intermolecular Force Layer. They draw at least three H₂O molecules arranged in a cluster, show the covalent O–H bonds as solid lines, and show the hydrogen bonds between molecules as dashed lines. They also draw two CO₂ molecules side by side with only Van der Waals forces (labelled as a wavy double-headed arrow) between them. Students annotate the two drawings with: 'Hydrogen bonds — stronger — higher boiling point — water stays liquid at room temperature in Nairobi (25 °C)' and 'Van der Waals only — weaker — lower boiling point — CO₂ is a gas at room temperature.' Students also add the dative covalent Lewis diagrams for NH₄⁺ and H₃O⁺ to their model page with the notation 'dative bond — both electrons from one atom.'</w:t>
             </w:r>
           </w:p>
         </w:tc>
@@ -14187,7 +14303,7 @@
             <w:pPr>
               <w:spacing w:after="20" w:before="0"/>
             </w:pPr>
-            <w:hyperlink w:history="1" r:id="rId_jigmo0qz-cnoctgdmyth">
+            <w:hyperlink w:history="1" r:id="rIdybywwqi-prafmhngu1aeb">
               <w:r>
                 <w:rPr>
                   <w:rFonts w:ascii="Arial" w:cs="Arial" w:eastAsia="Arial" w:hAnsi="Arial"/>
@@ -14196,7 +14312,7 @@
                   <w:szCs w:val="16"/>
                   <w:u w:val="single" w:color="2E75B6"/>
                 </w:rPr>
-                <w:t xml:space="preserve">Genetics vocabulary</w:t>
+                <w:t xml:space="preserve">Van der Waals Forces - Overview</w:t>
               </w:r>
             </w:hyperlink>
           </w:p>
@@ -14212,7 +14328,7 @@
                 <w:sz w:val="14"/>
                 <w:szCs w:val="14"/>
               </w:rPr>
-              <w:t xml:space="preserve">Source: Khan Academy (English - US curriculum)</w:t>
+              <w:t xml:space="preserve">Source: CK-12</w:t>
             </w:r>
           </w:p>
           <w:p>
@@ -14220,7 +14336,7 @@
               <w:spacing w:after="10" w:before="0"/>
               <w:ind w:left="120"/>
             </w:pPr>
-            <w:hyperlink w:history="1" r:id="rId-uepjk0_atrtvvdktqfr5">
+            <w:hyperlink w:history="1" r:id="rIdalud1u-eqtkyjpgsxooe4">
               <w:r>
                 <w:rPr>
                   <w:rFonts w:ascii="Arial" w:cs="Arial" w:eastAsia="Arial" w:hAnsi="Arial"/>
@@ -14265,7 +14381,7 @@
             <w:pPr>
               <w:spacing w:after="20" w:before="0"/>
             </w:pPr>
-            <w:hyperlink w:history="1" r:id="rIdhcpdemwydo-l5wo_9hgwe">
+            <w:hyperlink w:history="1" r:id="rIdjctzty3jwmgvrpef_i0_7">
               <w:r>
                 <w:rPr>
                   <w:rFonts w:ascii="Arial" w:cs="Arial" w:eastAsia="Arial" w:hAnsi="Arial"/>
@@ -14298,7 +14414,7 @@
               <w:spacing w:after="10" w:before="0"/>
               <w:ind w:left="120"/>
             </w:pPr>
-            <w:hyperlink w:history="1" r:id="rIdihqguficzg8ijfxrm838i">
+            <w:hyperlink w:history="1" r:id="rIdvacgmpffc4qir-ccuwasv">
               <w:r>
                 <w:rPr>
                   <w:rFonts w:ascii="Arial" w:cs="Arial" w:eastAsia="Arial" w:hAnsi="Arial"/>
@@ -14340,7 +14456,7 @@
                 <w:sz w:val="18"/>
                 <w:szCs w:val="18"/>
               </w:rPr>
-              <w:t xml:space="preserve">Say: 'Open your cumulative model to the next blank section. Title it: SIMPLE MOLECULAR COVALENT STRUCTURE. You will add to this model today — it must connect to the models you built in Lessons 1, 2, and 3.' [Display the model structure on the board as a scaffold.] 'Step 1: Draw your chosen molecule with all electron pairs — shared and lone. You have 2 minutes.' [Allow 2 minutes.] 'Step 2: Draw two or three copies of your molecule next to each other and add dotted lines between them labelled WEAK INTERMOLECULAR FORCES. 90 seconds.' [Allow 90 seconds.] 'Step 3: Add two annotations — one explaining the low melting point, one explaining non-conductivity. Use these exact scientific terms: intermolecular forces, free ions, delocalised electrons. 2 minutes.' [Allow 2 minutes.] 'Step 4: Add your NH₄⁺ inset box with the donor arrow. 90 seconds.' [Allow 90 seconds.] 'Finally, write your phenomenon sentence at the bottom. Look at the board if you need the wording prompt.' [Write on board: 'This explains why _____ because _____.'] Cold-call two students to read their phenomenon sentences aloud. [WAIT TIME 10 seconds each.] Close by saying: 'Your cumulative model now shows two very different structures — the giant ionic lattice of NaCl from Lesson 3 and the simple molecular structure of H₂O from today. Next lesson, you will add a third structure — giant covalent — and finally begin to explain why diamond and graphite, both made of carbon atoms with covalent bonds, are so astonishingly different from each other and from everything else on that kitchen table.'</w:t>
+              <w:t xml:space="preserve">Say: 'Open your model notebook to your cumulative model page. You are adding Layer 3 today. You have 6 minutes.' Display the model revision prompt on the board: '(1) Draw 3 water molecules in a cluster — solid lines for covalent bonds, dashed lines for hydrogen bonds. (2) Draw 2 CO₂ molecules with Van der Waals forces between them. (3) Add a label that connects each drawing to the anchoring phenomenon — the mama's boiling water or the jeweller's diamond blade. (4) Add your dative bond diagrams for NH₄⁺ and H₃O⁺.' Circulate for the full 6 minutes — stop at 4–5 students' desks and ask: 'Show me the difference between a covalent bond and a hydrogen bond in your diagram.' If a student has drawn hydrogen bonds as solid lines (a common error), ask: 'Are hydrogen bonds inside the molecule or between molecules?' and wait 10 seconds for self-correction before intervening. In the final 2 minutes, select one student's model to display (with permission) and ask the class: 'What did this model show that their Lesson 3 model could not show?' Close the lesson: 'Your model now has three layers. By the end of Lesson 8, you will have a complete model that explains everything — why salt dissolves, why diamond is the hardest substance on Earth, and why the graphite in your pencil conducts electricity. Each lesson adds one more layer of explanation.'</w:t>
             </w:r>
           </w:p>
         </w:tc>
@@ -14372,7 +14488,7 @@
                 <w:sz w:val="18"/>
                 <w:szCs w:val="18"/>
               </w:rPr>
-              <w:t xml:space="preserve">Cumulative Model Revision — Progressive Model Building: The cumulative model is the core epistemic tool of the unit. Each lesson adds a new structural type to the same growing diagram, allowing students to literally see the contrast between bond types and structures on a single page. The requirement to write a phenomenon sentence in every model revision ensures that abstract particle-level diagrams are always tethered to the observable, real-world anchoring phenomenon. This models the scientific practice of using representations to explain natural phenomena.</w:t>
+              <w:t xml:space="preserve">Cumulative Model Revision (Layered Model Building): The layered model approach is an NGSS Developing and Using Models practice. By physically adding to the same page over eight lessons, students experience scientific modelling as an iterative, evidence-driven process — not a one-time activity. Each new layer makes a previous inadequacy visible (e.g., the Lesson 3 model shows covalent bonds in H₂O but cannot explain why water is liquid at 25 °C — only Layer 3 resolves this). The requirement to connect every layer to the anchoring phenomenon (mama's water, jeweller's diamond) prevents the model from becoming an abstract diagramming exercise.</w:t>
             </w:r>
           </w:p>
         </w:tc>
@@ -14404,7 +14520,7 @@
                 <w:sz w:val="18"/>
                 <w:szCs w:val="18"/>
               </w:rPr>
-              <w:t xml:space="preserve">Collect or photograph 4–5 cumulative models before students leave. Look for: (1) correct dot-and-cross diagram with lone pairs shown (not just bonding pairs); (2) multiple molecules drawn separately with intermolecular force notation — students who draw one giant connected structure have confused simple molecular with giant covalent; (3) annotations that correctly distinguish intermolecular forces from covalent bonds; (4) a phenomenon sentence that is specific and causal (not just 'water is covalent'). The most critical error to check is students fusing molecules into a continuous lattice — this misconception will interfere directly with Lesson 5 content and must be addressed at the start of the next lesson.</w:t>
+              <w:t xml:space="preserve">Circulate and assess model drawings against three criteria: (1) Correctness — covalent bonds as solid lines, hydrogen bonds as dashed lines, correct placement of δ+ on H and δ− on O; (2) Completeness — at least 3 H₂O molecules, at least 2 CO₂ molecules, dative bond diagrams for both NH₄⁺ and H₃O⁺; (3) Connection to phenomenon — at least one annotation links the drawing to the anchoring phenomenon or the Kenyan context (mama boiling water, Nairobi room temperature, etc.). Students who produce a correct and connected Layer 3 are ready for Lesson 5. Students whose diagrams show hydrogen bonds inside a single water molecule (rather than between molecules) need a targeted re-explanation at the start of Lesson 5 using the analogy: 'The covalent bond is the handshake inside your family — the hydrogen bond is the handshake between neighbouring families at the market.'</w:t>
             </w:r>
           </w:p>
         </w:tc>
@@ -14497,83 +14613,7 @@
                 <w:sz w:val="18"/>
                 <w:szCs w:val="18"/>
               </w:rPr>
-              <w:t xml:space="preserve">1. When students drew Lewis diagrams in the observe phase, which molecules caused the most confusion — and what does this reveal about gaps in their understanding of the octet rule or valence electron counting that I need to address before Lesson 5?</w:t>
-            </w:r>
-          </w:p>
-          <w:p>
-            <w:pPr>
-              <w:spacing w:after="40" w:before="0"/>
-              <w:jc w:val="left"/>
-            </w:pPr>
-            <w:r>
-              <w:rPr>
-                <w:rFonts w:ascii="Arial" w:cs="Arial" w:eastAsia="Arial" w:hAnsi="Arial"/>
-                <w:b w:val="false"/>
-                <w:bCs w:val="false"/>
-                <w:i w:val="false"/>
-                <w:iCs w:val="false"/>
-                <w:color w:val="000000"/>
-                <w:sz w:val="18"/>
-                <w:szCs w:val="18"/>
-              </w:rPr>
-              <w:t xml:space="preserve">2. Did students successfully distinguish between the strength of the covalent bond within a molecule and the weakness of the intermolecular forces between molecules? Which students conflated these two concepts, and how will I address this misconception?</w:t>
-            </w:r>
-          </w:p>
-          <w:p>
-            <w:pPr>
-              <w:spacing w:after="40" w:before="0"/>
-              <w:jc w:val="left"/>
-            </w:pPr>
-            <w:r>
-              <w:rPr>
-                <w:rFonts w:ascii="Arial" w:cs="Arial" w:eastAsia="Arial" w:hAnsi="Arial"/>
-                <w:b w:val="false"/>
-                <w:bCs w:val="false"/>
-                <w:i w:val="false"/>
-                <w:iCs w:val="false"/>
-                <w:color w:val="000000"/>
-                <w:sz w:val="18"/>
-                <w:szCs w:val="18"/>
-              </w:rPr>
-              <w:t xml:space="preserve">3. During the DQB update, what questions did students raise about diamond and graphite? Do these questions reveal that students are already beginning to hypothesise about giant covalent structures, and how can I use their own questions to open Lesson 5?</w:t>
-            </w:r>
-          </w:p>
-          <w:p>
-            <w:pPr>
-              <w:spacing w:after="40" w:before="0"/>
-              <w:jc w:val="left"/>
-            </w:pPr>
-            <w:r>
-              <w:rPr>
-                <w:rFonts w:ascii="Arial" w:cs="Arial" w:eastAsia="Arial" w:hAnsi="Arial"/>
-                <w:b w:val="false"/>
-                <w:bCs w:val="false"/>
-                <w:i w:val="false"/>
-                <w:iCs w:val="false"/>
-                <w:color w:val="000000"/>
-                <w:sz w:val="18"/>
-                <w:szCs w:val="18"/>
-              </w:rPr>
-              <w:t xml:space="preserve">4. When students wrote their phenomenon sentences in the model-building phase, were they specific and causal (connecting electron sharing → discrete molecules → weak intermolecular forces → low melting point) or superficial (just stating 'it is covalent so it melts easily')? What scaffolding do I need to add?</w:t>
-            </w:r>
-          </w:p>
-          <w:p>
-            <w:pPr>
-              <w:spacing w:after="40" w:before="0"/>
-              <w:jc w:val="left"/>
-            </w:pPr>
-            <w:r>
-              <w:rPr>
-                <w:rFonts w:ascii="Arial" w:cs="Arial" w:eastAsia="Arial" w:hAnsi="Arial"/>
-                <w:b w:val="false"/>
-                <w:bCs w:val="false"/>
-                <w:i w:val="false"/>
-                <w:iCs w:val="false"/>
-                <w:color w:val="000000"/>
-                <w:sz w:val="18"/>
-                <w:szCs w:val="18"/>
-              </w:rPr>
-              <w:t xml:space="preserve">5. How effectively did the CER framework push students beyond describing observations to constructing particle-level explanations? Which groups produced the strongest reasoning, and can I use their responses as exemplars at the start of Lesson 5?</w:t>
+              <w:t xml:space="preserve">1. When students shared their boiling point predictions in the Predict phase, what was the most common misconception — did students predict based on molecular size, bond type, or everyday experience (e.g., 'I know water boils at 100 °C')? How will you address the dominant misconception explicitly at the start of Lesson 5?\n2. During the CER writing frame activity, how many pairs reached Level 3 reasoning (referencing electronegativity, partial charges δ+ and δ−, and the specific geometry of hydrogen bond formation)? What scaffolding would help Level 1 and Level 2 students move up in Lesson 5?\n3. Were students able to consistently distinguish between intramolecular covalent bonds (solid lines, within the molecule) and intermolecular hydrogen bonds (dashed lines, between molecules) in their model diagrams? If the confusion persisted, what visual or physical analogy could reinforce this distinction?\n4. Review the orange 'still wondering' sticky notes from the DQB. Do the majority of student questions point toward metallic bonding, giant covalent structures (diamond/graphite), or something unexpected? How will you sequence Lesson 5 to honour the most productive student questions?\n5. Did the Kenyan contexts (mama cooking ugali, Nairobi room temperature, water boiling at 100 °C) genuinely engage students in connecting chemistry to their lived experience, or did they feel inserted? What additional local contexts — perhaps from Lake Victoria fishing communities who rely on water's thermal properties, or Kericho tea farmers who depend on rainfall — could deepen the phenomenon connection in the next lesson?</w:t>
             </w:r>
           </w:p>
         </w:tc>
@@ -14700,7 +14740,7 @@
                 <w:sz w:val="18"/>
                 <w:szCs w:val="18"/>
               </w:rPr>
-              <w:t xml:space="preserve">Students observed that simple covalent molecular substances (water, CO₂, wax, sugar) have much lower melting points than ionic NaCl and do not conduct electricity in any state; they also observed through Lewis diagram construction that non-metal atoms achieve stability by sharing electron pairs rather than transferring them, and that a donor atom can provide both electrons in a dative covalent bond (NH₄⁺, H₃O⁺).</w:t>
+              <w:t xml:space="preserve">From the boiling point data table, students observed that H₂O (100 °C) has a dramatically higher boiling point than CO₂ (−78 °C) despite both being simple covalent molecules. Students also observed that H₂O, NH₃, and HF — all molecules with H bonded to a highly electronegative atom — have higher boiling points than expected from their molar masses alone. In the Lewis diagrams for NH₄⁺ and H₃O⁺, students observed that a lone pair from one atom can be donated to form a new bond, creating a dative covalent bond.</w:t>
             </w:r>
           </w:p>
         </w:tc>
@@ -14766,7 +14806,7 @@
                 <w:sz w:val="18"/>
                 <w:szCs w:val="18"/>
               </w:rPr>
-              <w:t xml:space="preserve">Covalent bonds form when non-metal atoms share pairs of electrons so that each atom achieves a full outer shell (octet or duplet). Single, double, and triple bonds involve one, two, or three shared pairs respectively. A dative covalent bond is a special case where one atom donates both electrons of a lone pair to form the shared pair. Simple molecular covalent substances consist of discrete molecules held together by weak intermolecular forces — these forces, not the strong covalent bonds, are broken when the substance melts, explaining low melting points. The absence of free ions or delocalised electrons in simple molecular substances explains their non-conductivity.</w:t>
+              <w:t xml:space="preserve">Students learned that intermolecular forces — forces between molecules rather than within them — determine key physical properties such as boiling point. Hydrogen bonds (in H₂O, NH₃, HF) are stronger intermolecular forces than Van der Waals forces (in CO₂, noble gases) because they arise from the attraction between a δ+ hydrogen and a lone pair on a neighbouring electronegative atom. Dative (coordinate) covalent bonds form when both electrons in the shared pair are donated by a single atom, as seen in the ammonium ion (NH₄⁺) and the hydronium ion (H₃O⁺). Bond type alone is insufficient to explain substance behaviour — the type and strength of intermolecular forces adds a critical second layer of explanation.</w:t>
             </w:r>
           </w:p>
         </w:tc>
@@ -14832,7 +14872,7 @@
                 <w:sz w:val="18"/>
                 <w:szCs w:val="18"/>
               </w:rPr>
-              <w:t xml:space="preserve">The Form 4 student's observation that pure water (H₂O) does not conduct electricity and boils away easily is now explained: water is a simple molecular covalent substance made of discrete molecules with only weak intermolecular forces between them, requiring little energy to separate (low boiling point at 100°C compared to NaCl's 801°C melting point), and containing no free ions or delocalised electrons to carry electric charge. This deepens the contrast with NaCl (giant ionic — high melting point, conducts when dissolved) and sets up the next puzzle: why does diamond — also a covalent substance — have an extremely high melting point and extreme hardness, unlike any simple molecular covalent substance?</w:t>
+              <w:t xml:space="preserve">The lesson advances the anchoring phenomenon by explaining why the mama in the phenomenon can boil water at 100 °C to cook ugali: water molecules are held together by relatively strong hydrogen bonds that require significant energy to break, keeping water liquid at Nairobi's room temperature (≈25 °C). This contrasts with CO₂, which has only weak Van der Waals forces between molecules and is therefore a gas at room temperature. The lesson also updates the class model: bond type (ionic vs. covalent, established in Lessons 2–3) explains lattice structure and solubility, but intermolecular force strength (established in Lesson 4) explains boiling points and physical states. The diamond and graphite contrast — still not fully explained — is preserved as a productive question on the DQB, motivating Lesson 5.</w:t>
             </w:r>
           </w:p>
         </w:tc>
@@ -14901,7 +14941,7 @@
                 <w:sz w:val="22"/>
                 <w:szCs w:val="22"/>
               </w:rPr>
-              <w:t xml:space="preserve">LESSON 5 (40 minutes): Lesson 5 — Hydrogen Bonds and Van der Waals Forces: Why Does Water Boil So High and Wax Melt So Low?</w:t>
+              <w:t xml:space="preserve">LESSON 5 (40 minutes): Metallic Bonding &amp; Giant Metallic Structures — The Sea of Electrons</w:t>
             </w:r>
           </w:p>
         </w:tc>
@@ -15068,7 +15108,7 @@
                 <w:sz w:val="18"/>
                 <w:szCs w:val="18"/>
               </w:rPr>
-              <w:t xml:space="preserve">Students investigate intermolecular forces — hydrogen bonds and Van der Waals forces — to explain why simple molecular substances have low melting and boiling points, and why water is a spectacular exception, advancing the class's ability to explain the phenomenon of contrasting everyday Kenyan materials.</w:t>
+              <w:t xml:space="preserve">Students investigate the physical properties of aluminium and copper metals, model the sea-of-electrons explanation for metallic bonding, and connect metallic bond character to the everyday Kenyan phenomenon of aluminium roofing sheets and copper electrical wiring.</w:t>
             </w:r>
           </w:p>
         </w:tc>
@@ -15135,7 +15175,7 @@
                 <w:sz w:val="18"/>
                 <w:szCs w:val="18"/>
               </w:rPr>
-              <w:t xml:space="preserve">–  Hydrogen bonds form between molecules containing a highly electronegative atom (F, O, or N) bonded to hydrogen, and are stronger than Van der Waals forces but weaker than covalent or ionic bonds.</w:t>
+              <w:t xml:space="preserve">–  Metallic bonding arises when metal atoms release their valence electrons into a shared 'sea' of delocalised electrons surrounding a lattice of positive metal ions (cations).</w:t>
             </w:r>
           </w:p>
           <w:p>
@@ -15155,7 +15195,7 @@
                 <w:sz w:val="18"/>
                 <w:szCs w:val="18"/>
               </w:rPr>
-              <w:t xml:space="preserve">–  Van der Waals (dispersion) forces are weak, temporary attractions between all molecules caused by instantaneous dipoles; their strength increases with molecular size and surface area.</w:t>
+              <w:t xml:space="preserve">–  Giant metallic structures account for the characteristic properties of metals: high electrical and thermal conductivity, malleability, ductility, and metallic lustre.</w:t>
             </w:r>
           </w:p>
           <w:p>
@@ -15175,7 +15215,7 @@
                 <w:sz w:val="18"/>
                 <w:szCs w:val="18"/>
               </w:rPr>
-              <w:t xml:space="preserve">–  Simple molecular substances held together only by Van der Waals forces (e.g., wax, CO₂) have low melting and boiling points, are non-conductors, and may be soft or waxy.</w:t>
+              <w:t xml:space="preserve">–  Metallic bonding differs from ionic bonding (no complete electron transfer to a non-metal) and covalent bonding (no electron sharing between specific atom pairs) — the electrons are free and mobile throughout the entire structure.</w:t>
             </w:r>
           </w:p>
         </w:tc>
@@ -15242,7 +15282,7 @@
                 <w:sz w:val="18"/>
                 <w:szCs w:val="18"/>
               </w:rPr>
-              <w:t xml:space="preserve">–  Draw and interpret diagrams showing hydrogen bonding between water molecules using dot-and-cross notation and dashed-line conventions.</w:t>
+              <w:t xml:space="preserve">–  Carry out a hands-on investigation into the conductivity, malleability, and lustre of aluminium wire and copper wire and record observations systematically.</w:t>
             </w:r>
           </w:p>
           <w:p>
@@ -15262,7 +15302,7 @@
                 <w:sz w:val="18"/>
                 <w:szCs w:val="18"/>
               </w:rPr>
-              <w:t xml:space="preserve">–  Analyse and compare physical property data (boiling points of Group VI hydrides) to identify anomalies caused by hydrogen bonding.</w:t>
+              <w:t xml:space="preserve">–  Draw a simplified sea-of-electrons diagram showing positive metal ions arranged in a lattice surrounded by a 'cloud' of delocalised electrons.</w:t>
             </w:r>
           </w:p>
         </w:tc>
@@ -15329,7 +15369,7 @@
                 <w:sz w:val="18"/>
                 <w:szCs w:val="18"/>
               </w:rPr>
-              <w:t xml:space="preserve">–  Appreciate how invisible molecular-level forces determine the large-scale, observable behaviour of everyday Kenyan materials such as cooking water, candle wax, and paraffin.</w:t>
+              <w:t xml:space="preserve">–  Appreciate how the invisible arrangement of electrons at the atomic scale determines the large-scale usefulness of metals in Kenyan infrastructure (roofing, wiring, cookware).</w:t>
             </w:r>
           </w:p>
           <w:p>
@@ -15349,7 +15389,7 @@
                 <w:sz w:val="18"/>
                 <w:szCs w:val="18"/>
               </w:rPr>
-              <w:t xml:space="preserve">–  Show curiosity and persistence when interpreting data that initially seems puzzling or counter-intuitive.</w:t>
+              <w:t xml:space="preserve">–  Show care (Love value) for peers during hands-on activities by handling wires and electrical components safely and responsibly.</w:t>
             </w:r>
           </w:p>
         </w:tc>
@@ -15415,7 +15455,7 @@
                 <w:sz w:val="18"/>
                 <w:szCs w:val="18"/>
               </w:rPr>
-              <w:t xml:space="preserve">How do chemical bonds influence the properties of a substance — specifically, why does water have such an unexpectedly high boiling point compared to other simple molecular substances?</w:t>
+              <w:t xml:space="preserve">How does metallic bonding explain the physical properties — conductivity, malleability, and lustre — of metals such as aluminium and copper?</w:t>
             </w:r>
           </w:p>
         </w:tc>
@@ -15481,7 +15521,7 @@
                 <w:sz w:val="18"/>
                 <w:szCs w:val="18"/>
               </w:rPr>
-              <w:t xml:space="preserve">Lessons 3 and 4 explained ionic and covalent bonding between atoms; Lesson 5 shifts scale to explain attractions between molecules, filling the gap of why simple molecular substances behave so differently from giant structures, and specifically why water — the most Kenyan of all everyday liquids — behaves anomalously. This sets up Lesson 6's comparison of all four major structure types.</w:t>
+              <w:t xml:space="preserve">Having explained why salt dissolves (ionic), why graphite conducts (giant covalent), and why water has unexpectedly high boiling point (intermolecular forces), students now complete the bond-type survey by investigating metallic bonding. This lesson answers why the aluminium roofing sheet on a Kenyan home can be bent without shattering and conducts heat rapidly — advancing the central claim that bond type determines what a substance can do.</w:t>
             </w:r>
           </w:p>
         </w:tc>
@@ -15547,7 +15587,7 @@
                 <w:sz w:val="18"/>
                 <w:szCs w:val="18"/>
               </w:rPr>
-              <w:t xml:space="preserve">No hazardous chemicals used. If candle wax or paraffin is handled, warn students not to touch recently melted wax (burn risk). Keep open flames away from paper materials on desks.</w:t>
+              <w:t xml:space="preserve">Handle cut wire ends carefully — sharp tips can scratch skin. Do not connect battery terminals directly together (short circuit). Wash hands after handling copper wire as prolonged skin contact with copper dust can cause irritation. Remind learners: Love value — avoid actions that may harm peers during practical activities.</w:t>
             </w:r>
           </w:p>
         </w:tc>
@@ -15640,7 +15680,7 @@
                 <w:sz w:val="18"/>
                 <w:szCs w:val="18"/>
               </w:rPr>
-              <w:t xml:space="preserve">This lesson opens the 'intermolecular forces' chapter of the unit storyline. Students have so far explained ionic bonding in NaCl (Lesson 3) and covalent/dative bonding in molecules (Lesson 4), but the driving question demands they also account for the properties of simple molecular substances — substances whose molecules are held together internally by covalent bonds but are only attracted to each other by much weaker intermolecular forces. The anchoring phenomenon is extended: the Form 4 student also notices that the water in her family's aluminium sufuria boils at 100 °C, which seems unremarkably normal — until chemistry reveals it is anything but normal. A molecule as small as H₂O should boil far below 0 °C if only Van der Waals forces acted between molecules; hydrogen bonding raises its boiling point by roughly 160 °C above the expected value, keeping water liquid at Kenyan room temperatures and making life possible.</w:t>
+              <w:t xml:space="preserve">Lesson 5 positions metallic bonding as the final major bond type in the unit's evidence-gathering sequence, bridging the gap between what students already know (ionic and covalent bonding studied in Lessons 2–4) and the remaining puzzle of why metals behave so differently from salts and molecular compounds. The anchoring phenomenon — table salt dissolving instantly versus a diamond blade cutting rock — is extended here with a supporting phenomenon drawn from everyday Kenyan life: the ubiquitous aluminium mabati (corrugated iron sheet) roofing on homes across Nairobi, Kisumu, and rural Kenya. Students are challenged to explain why the same sheet can be bent into shape by a fundi (artisan) yet conduct a dangerous electric current if a live wire touches it.</w:t>
             </w:r>
           </w:p>
           <w:p>
@@ -15678,7 +15718,7 @@
                 <w:sz w:val="18"/>
                 <w:szCs w:val="18"/>
               </w:rPr>
-              <w:t xml:space="preserve">Students begin by predicting the boiling points of simple hydrides from a data table, then observe a graph of Group VI hydride boiling points that dramatically reveals water's anomaly. Through guided sensemaking they model hydrogen bond formation using dot-and-cross diagrams and the dashed-line convention, contrasting this with the weak Van der Waals forces in non-polar molecules like wax and CO₂. The lesson uses locally resonant examples — cooking water, candle wax used during power cuts, paraffin stoves, and the CO₂ bubbles in a soda bottle — to ground all abstract concepts in Kenyan daily life.</w:t>
+              <w:t xml:space="preserve">The lesson opens with a Predict Phase in which students draw on prior knowledge of electron behaviour to hypothesise what happens to metal atoms' valence electrons when many metal atoms pack together. This activates curiosity before any instruction. Students then move into a structured Observe Phase, testing strips of aluminium foil and short lengths of copper wire for malleability (bending without breaking), electrical conductivity (using a simple battery-LED circuit), and lustre (visual inspection). Data is recorded in a class evidence table, making the properties concrete and tangible before the model is introduced.</w:t>
             </w:r>
           </w:p>
           <w:p>
@@ -15716,7 +15756,7 @@
                 <w:sz w:val="18"/>
                 <w:szCs w:val="18"/>
               </w:rPr>
-              <w:t xml:space="preserve">By the end of the lesson, students can distinguish between intramolecular covalent bonds (within a molecule) and intermolecular hydrogen bonds or Van der Waals forces (between molecules), explain why simple molecular substances have low melting/boiling points and do not conduct electricity, and explain water's anomalously high boiling point. These ideas feed directly into the unit-level driving question by explaining yet another contrasting material behaviour: why candle wax melts easily in Nairobi afternoon heat but water does not.</w:t>
+              <w:t xml:space="preserve">In the Explain Phase, the teacher introduces the sea-of-electrons model through a structured analogy and guided diagram drawing, helping students connect the mobility of delocalised electrons to each observed property. Students compare metallic bonding explicitly to ionic (Lesson 2) and covalent (Lesson 3) bonding using a three-column comparison chart. Finally, students update their Driving Question Board and revise their cumulative atomic-scale model, adding a metallic bonding panel alongside their existing ionic and covalent panels — building the comprehensive evidence base needed to answer the driving question in the unit's final synthesis lesson.</w:t>
             </w:r>
           </w:p>
         </w:tc>
@@ -16041,7 +16081,7 @@
                 <w:sz w:val="18"/>
                 <w:szCs w:val="18"/>
               </w:rPr>
-              <w:t xml:space="preserve">Students receive a small data card listing the boiling points of three simple hydrides of Group VI: H₂S (−60 °C), H₂Se (−41 °C), and H₂Te (−2 °C). Working individually for 2 minutes, students write a prediction: 'Based on this trend, what do you predict the boiling point of H₂O should be?' They record their prediction in their exercise books and briefly justify it in one sentence. Students then do a quick Turn-and-Talk with a partner, comparing predictions before the teacher takes whole-class responses.</w:t>
+              <w:t xml:space="preserve">Students are shown two objects placed at the front of the class: a strip of aluminium foil (cut from common kitchen foil) and a short length of copper wire (like that used in Kenyan electrical installations). Without any teacher explanation, students write individual predictions in their exercise books in response to two prompts: (1) 'What do you think will happen to the aluminium strip if I bend it — will it snap like a biscuit, stretch like ugali dough, or something else? Why?' and (2) 'What do you think is happening to the electrons inside a metal when metal atoms are packed tightly together?' Students then share predictions with a shoulder partner before three pairs are cold-called to share with the class.</w:t>
             </w:r>
           </w:p>
         </w:tc>
@@ -16077,7 +16117,7 @@
             <w:pPr>
               <w:spacing w:after="20" w:before="0"/>
             </w:pPr>
-            <w:hyperlink w:history="1" r:id="rIdzrfsj30w8rggqbaavb-eu">
+            <w:hyperlink w:history="1" r:id="rIdjnciy5a0x1btieqebi4my">
               <w:r>
                 <w:rPr>
                   <w:rFonts w:ascii="Arial" w:cs="Arial" w:eastAsia="Arial" w:hAnsi="Arial"/>
@@ -16086,7 +16126,7 @@
                   <w:szCs w:val="16"/>
                   <w:u w:val="single" w:color="2E75B6"/>
                 </w:rPr>
-                <w:t xml:space="preserve">Van der Waals Forces - Overview</w:t>
+                <w:t xml:space="preserve">Genetics vocabulary</w:t>
               </w:r>
             </w:hyperlink>
           </w:p>
@@ -16102,7 +16142,7 @@
                 <w:sz w:val="14"/>
                 <w:szCs w:val="14"/>
               </w:rPr>
-              <w:t xml:space="preserve">Source: CK-12</w:t>
+              <w:t xml:space="preserve">Source: Khan Academy (English - US curriculum)</w:t>
             </w:r>
           </w:p>
           <w:p>
@@ -16110,7 +16150,7 @@
               <w:spacing w:after="10" w:before="0"/>
               <w:ind w:left="120"/>
             </w:pPr>
-            <w:hyperlink w:history="1" r:id="rIdzit7u_5ezmqnk1jtzzxf4">
+            <w:hyperlink w:history="1" r:id="rIdjy5bl8rq1i9nkiduf0sav">
               <w:r>
                 <w:rPr>
                   <w:rFonts w:ascii="Arial" w:cs="Arial" w:eastAsia="Arial" w:hAnsi="Arial"/>
@@ -16155,7 +16195,7 @@
             <w:pPr>
               <w:spacing w:after="20" w:before="0"/>
             </w:pPr>
-            <w:hyperlink w:history="1" r:id="rIdfoo4izhzlynby1uqwgmv8">
+            <w:hyperlink w:history="1" r:id="rIdambhdaqesteqqjibjnriu">
               <w:r>
                 <w:rPr>
                   <w:rFonts w:ascii="Arial" w:cs="Arial" w:eastAsia="Arial" w:hAnsi="Arial"/>
@@ -16164,7 +16204,7 @@
                   <w:szCs w:val="16"/>
                   <w:u w:val="single" w:color="2E75B6"/>
                 </w:rPr>
-                <w:t xml:space="preserve">Hydrogen and Alkali Metals (Flexbook)</w:t>
+                <w:t xml:space="preserve">Metallic Bonding (Flexbook)</w:t>
               </w:r>
             </w:hyperlink>
           </w:p>
@@ -16188,7 +16228,7 @@
               <w:spacing w:after="10" w:before="0"/>
               <w:ind w:left="120"/>
             </w:pPr>
-            <w:hyperlink w:history="1" r:id="rIdpk0h4ck0mqp1odaiibsxc">
+            <w:hyperlink w:history="1" r:id="rIdlfubcw7z7rwrqu-jay2s3">
               <w:r>
                 <w:rPr>
                   <w:rFonts w:ascii="Arial" w:cs="Arial" w:eastAsia="Arial" w:hAnsi="Arial"/>
@@ -16230,7 +16270,7 @@
                 <w:sz w:val="18"/>
                 <w:szCs w:val="18"/>
               </w:rPr>
-              <w:t xml:space="preserve">Distribute data cards as students settle. Say: 'Look at this data carefully — it shows boiling points going UP as the molecules get bigger. Based only on this trend, write your best prediction for where H₂O should fit. You have 2 minutes — work alone first.' [Allow 2 minutes of silent individual thinking — do not circulate during this time to preserve authentic prediction.] After 2 minutes: 'Now turn to your neighbour and compare your predictions. You have 1 minute.' [Allow 1 minute.] Bring class back: 'Who predicted a boiling point below zero for water? Raise your hands.' [Count hands — note on board: X students predicted below 0 °C.] Cold-call 3 students with raised hands: 'Tell me your number and your reasoning.' Record 2–3 predictions on the board. Then ask: 'Does anyone think water's actual boiling point is HIGHER than your prediction? Why might that be?' [WAIT TIME: 12 seconds.] Cold-call 2 students who hesitate. Say: 'Keep your prediction written down — we will test it with evidence in a moment.'</w:t>
+              <w:t xml:space="preserve">Display the aluminium strip and copper wire prominently. Read both prediction prompts aloud and write them on the board. Say: 'Do not look anything up — I want your best scientific guess based on what you already know about electrons and bonding.' Allow 3 minutes of individual silent writing. Then say: 'Turn to your partner — you have 90 seconds to compare predictions. Do you agree or disagree?' After partner talk, say: 'I am going to cold-call three pairs — not volunteers.' Cold-call Pair 1: 'Tell us your prediction for prompt one.' [WAIT 10 seconds after naming pair before expecting response.] Cold-call Pair 2: 'What did you predict about the electrons?' [WAIT 12 seconds.] Cold-call Pair 3: 'Did you agree or disagree with your partner, and why?' [WAIT 10 seconds.] Record key prediction words on the board under two columns: 'ELECTRONS STAY IN PLACE' vs 'ELECTRONS MOVE FREELY' — return to this at the end of the lesson.</w:t>
             </w:r>
           </w:p>
         </w:tc>
@@ -16262,7 +16302,7 @@
                 <w:sz w:val="18"/>
                 <w:szCs w:val="18"/>
               </w:rPr>
-              <w:t xml:space="preserve">Anchored Prediction with Trend Extrapolation — Students use observable data trends to generate a falsifiable prediction before instruction. This activates prior knowledge about molecular size and forces, creates cognitive dissonance when the actual value is revealed, and gives students ownership of the anomaly they are about to investigate.</w:t>
+              <w:t xml:space="preserve">Elicit-before-Instruct (Activate Prior Knowledge): By requiring students to commit a written prediction to paper before any teaching, the teacher surfaces existing mental models — including the common misconception that metal electrons behave like covalent shared electrons fixed between two specific atoms. Recording predictions publicly creates cognitive dissonance when observations later contradict them, making the sea-of-electrons model more memorable.</w:t>
             </w:r>
           </w:p>
         </w:tc>
@@ -16294,7 +16334,7 @@
                 <w:sz w:val="18"/>
                 <w:szCs w:val="18"/>
               </w:rPr>
-              <w:t xml:space="preserve">Teacher observes whether students correctly extrapolate the trend to predict a boiling point around −70 °C to −80 °C for H₂O. Most students should predict well below 0 °C if they follow the trend. Any student who predicts 100 °C is drawing on prior knowledge but not yet using the data — note this for the Explain Phase. Teacher records on board how many predicted below vs. above 0 °C to use as a reference point during the Observe Phase reveal.</w:t>
+              <w:t xml:space="preserve">Teacher scans written predictions during partner talk (circulate, read over shoulders of at least 6 students). Key indicator of prior knowledge depth: does the student mention 'electrons moving' or 'electrons being shared'? Red flag misconception to note: students who predict 'metal atoms share electrons like covalent bonding' — these students need targeted questioning during the Explain Phase. Record names of 2–3 students holding this misconception for follow-up.</w:t>
             </w:r>
           </w:p>
         </w:tc>
@@ -16360,7 +16400,7 @@
                 <w:sz w:val="18"/>
                 <w:szCs w:val="18"/>
               </w:rPr>
-              <w:t xml:space="preserve">The teacher reveals the complete Group VI hydride boiling point graph (or draws it on the board), showing H₂Te, H₂Se, H₂S following the downward trend, but then H₂O dramatically breaking the pattern at +100 °C — approximately 160 °C above the expected value. Students annotate the graph in their books by marking the 'expected' boiling point for H₂O and the 'actual' boiling point, labelling the gap 'something extra must be happening here.' Students then observe two demonstrations or images: (a) a candle (wax) melting easily in moderate heat, and (b) a pot of water needing sustained heat to boil — connecting the molecular-level graph to macroscopic Kenyan kitchen observations.</w:t>
+              <w:t xml:space="preserve">Working in groups of four, students conduct a three-station investigation. Station A (Malleability): Students bend a strip of aluminium foil repeatedly, then attempt the same with a dried piece of ugali (corn cake) or a chalk stick as a non-metal comparator — observing which bends without breaking and which snaps. Station B (Electrical Conductivity): Students complete a simple circuit (1.5 V AA battery, LED bulb, connecting wires with crocodile clips) and test whether inserting a strip of aluminium foil or copper wire lights the LED. They also test a wooden stick and a plastic ruler as non-conductors. Station C (Lustre &amp; Heat Conduction): Students observe the surface of copper wire and aluminium foil in direct sunlight or under a torch beam, noting whether they reflect light (lustre). They also briefly touch the end of a short aluminium strip held at the other end over a candle flame (teacher-supervised) to feel heat travel along the metal. Students record all observations in a shared group data table with columns: Material | Bends without breaking? | Conducts electricity? | Shiny surface? | Conducts heat?</w:t>
             </w:r>
           </w:p>
         </w:tc>
@@ -16396,7 +16436,7 @@
             <w:pPr>
               <w:spacing w:after="20" w:before="0"/>
             </w:pPr>
-            <w:hyperlink w:history="1" r:id="rIdxt8kxas8auukqjl7gxdst">
+            <w:hyperlink w:history="1" r:id="rId7722ore2c7g_q9ajjksbp">
               <w:r>
                 <w:rPr>
                   <w:rFonts w:ascii="Arial" w:cs="Arial" w:eastAsia="Arial" w:hAnsi="Arial"/>
@@ -16405,7 +16445,7 @@
                   <w:szCs w:val="16"/>
                   <w:u w:val="single" w:color="2E75B6"/>
                 </w:rPr>
-                <w:t xml:space="preserve">Van der Waals Forces - Overview</w:t>
+                <w:t xml:space="preserve">Genetics vocabulary</w:t>
               </w:r>
             </w:hyperlink>
           </w:p>
@@ -16421,7 +16461,7 @@
                 <w:sz w:val="14"/>
                 <w:szCs w:val="14"/>
               </w:rPr>
-              <w:t xml:space="preserve">Source: CK-12</w:t>
+              <w:t xml:space="preserve">Source: Khan Academy (English - US curriculum)</w:t>
             </w:r>
           </w:p>
           <w:p>
@@ -16429,7 +16469,7 @@
               <w:spacing w:after="10" w:before="0"/>
               <w:ind w:left="120"/>
             </w:pPr>
-            <w:hyperlink w:history="1" r:id="rIdfm-cpdusv6r-c4ulxfw9g">
+            <w:hyperlink w:history="1" r:id="rIdnz2sglam3etwkem2shzns">
               <w:r>
                 <w:rPr>
                   <w:rFonts w:ascii="Arial" w:cs="Arial" w:eastAsia="Arial" w:hAnsi="Arial"/>
@@ -16474,7 +16514,7 @@
             <w:pPr>
               <w:spacing w:after="20" w:before="0"/>
             </w:pPr>
-            <w:hyperlink w:history="1" r:id="rIdzmmp6s0_33airog7alvfi">
+            <w:hyperlink w:history="1" r:id="rId3cnlccldt-w84mkscqgsi">
               <w:r>
                 <w:rPr>
                   <w:rFonts w:ascii="Arial" w:cs="Arial" w:eastAsia="Arial" w:hAnsi="Arial"/>
@@ -16483,7 +16523,7 @@
                   <w:szCs w:val="16"/>
                   <w:u w:val="single" w:color="2E75B6"/>
                 </w:rPr>
-                <w:t xml:space="preserve">Hydrogen and Alkali Metals (Flexbook)</w:t>
+                <w:t xml:space="preserve">Metallic Bonding (Flexbook)</w:t>
               </w:r>
             </w:hyperlink>
           </w:p>
@@ -16507,7 +16547,7 @@
               <w:spacing w:after="10" w:before="0"/>
               <w:ind w:left="120"/>
             </w:pPr>
-            <w:hyperlink w:history="1" r:id="rIdcxx5ydql6hy-amnazvtu4">
+            <w:hyperlink w:history="1" r:id="rIdulrnoodt6ezb34mmn-enr">
               <w:r>
                 <w:rPr>
                   <w:rFonts w:ascii="Arial" w:cs="Arial" w:eastAsia="Arial" w:hAnsi="Arial"/>
@@ -16549,7 +16589,7 @@
                 <w:sz w:val="18"/>
                 <w:szCs w:val="18"/>
               </w:rPr>
-              <w:t xml:space="preserve">Draw or project the graph axes on the board. Say: 'I am going to complete the data. Watch carefully.' Slowly plot H₂S, H₂Se, H₂Te and draw the trend line downward. Pause dramatically before plotting H₂O. 'Now — here is water.' Plot +100 °C. [Pause — WAIT TIME: 10 seconds of silence. Let the visual anomaly sink in.] Ask: 'What do you notice?' [WAIT TIME: 12 seconds.] Cold-call 4 students by name: 'Wanjiku — what do you notice? Otieno — does this match your prediction? Fatuma — what does this gap on the graph tell us? Kipchoge — what question does this raise in your mind?' Record student noticings on the board verbatim. Then say: 'This gap — roughly 160 degrees — is not an error. It is one of the most important anomalies in chemistry. Something is happening between water molecules that does NOT happen between H₂S or H₂Te molecules. Your job today is to figure out what that something is.' Hold up a candle stub: 'This wax melts easily — even on a hot Nairobi afternoon. Why does water NOT do the same thing, even though both are molecular substances held together by covalent bonds internally?' [WAIT TIME: 10 seconds.] Say: 'Write one observation sentence about the graph and one observation sentence about the wax vs. water comparison in your books — 90 seconds.'</w:t>
+              <w:t xml:space="preserve">Prepare materials before class: pre-cut aluminium foil strips (10 cm × 2 cm), 15 cm lengths of copper wire (stripped at ends), 1.5 V batteries, LED bulbs, crocodile clip wires, wooden sticks, plastic rulers, chalk or dried ugali pieces. Distribute materials and say: 'Your job right now is NOT to explain — only to observe and record. Scientists gather evidence before they build explanations.' Circulate every 90 seconds. At Station A, prompt: 'What does it feel like when you bend the aluminium? Does it resist, or does it move smoothly?' [WAIT 10 seconds for group discussion before moving on.] At Station B, ask: 'Why does the LED light up for metal but not for wood? Write exactly what you see — not what you think should happen.' At Station C, say: 'Look at the surface of the copper wire under the torch — what do you notice about the light?' With 5 minutes remaining in the Observe Phase, stop all groups and conduct a rapid whole-class data share: cold-call one reporter from each of four groups to read their table row aloud. Scribe a consolidated class results table on the board.</w:t>
             </w:r>
           </w:p>
         </w:tc>
@@ -16581,7 +16621,7 @@
                 <w:sz w:val="18"/>
                 <w:szCs w:val="18"/>
               </w:rPr>
-              <w:t xml:space="preserve">Anomaly-Driven Observation (Data Discrepancy) — The graph makes the anomaly visually undeniable. By plotting the trend first and then revealing the outlier, the teacher creates productive cognitive conflict. The wax vs. water comparison anchors the abstract graph in a concrete, sensory Kenyan kitchen context that students can visualise from lived experience.</w:t>
+              <w:t xml:space="preserve">Science and Engineering Practice — Planning and Carrying Out Investigations: Students follow a structured but student-directed investigation protocol, generating their own data table entries rather than copying teacher-provided results. The use of a non-metal comparator (chalk/ugali) at Station A is a deliberate contrast design — students observe the property difference directly, making the metallic property claim evidence-based rather than assertion-based. The class data consolidation ensures all groups, including those who make procedural errors, have access to reliable class-level data for the Explain Phase.</w:t>
             </w:r>
           </w:p>
         </w:tc>
@@ -16613,7 +16653,7 @@
                 <w:sz w:val="18"/>
                 <w:szCs w:val="18"/>
               </w:rPr>
-              <w:t xml:space="preserve">Teacher circulates during the 90-second writing period and reads 4–5 students' observation sentences. Look for: (1) students identifying that water's boiling point is much higher than expected from the trend, and (2) students connecting this to the idea that 'something extra' holds water molecules together. Red flag: students who write only 'water boils at 100 °C' without referencing the anomaly — these students may need a targeted prompt: 'Compared to what the trend predicts, is 100 °C high or low?'</w:t>
+              <w:t xml:space="preserve">As teacher circulates, listen for groups correctly linking LED illumination to electron movement ('electrons can flow through the metal'). If groups say 'the battery pushes the metal,' ask: 'What is actually moving through the wire?' [WAIT 12 seconds.] Check data tables for completeness — all four columns filled for all four materials. Flag any group recording that chalk 'conducted electricity' (likely circuit error — check connections). At the class data share, assess whether cold-called reporters can read results without peer prompting — this reveals individual engagement during the activity.</w:t>
             </w:r>
           </w:p>
         </w:tc>
@@ -16679,7 +16719,7 @@
                 <w:sz w:val="18"/>
                 <w:szCs w:val="18"/>
               </w:rPr>
-              <w:t xml:space="preserve">Students work in pairs to read a short structured text (provided on a resource card or projected) explaining hydrogen bonding: the concept of electronegativity difference causing a partial positive charge on H and a partial negative charge on O, represented by δ+ and δ−; the resulting attraction between the δ+ H of one water molecule and the lone pair on the O of an adjacent molecule, shown with a dashed line. Students draw a hydrogen bonding diagram between three water molecules using the dashed-line convention. They then read a second short section on Van der Waals forces in non-polar molecules (wax, CO₂) and answer three guided questions in their books: (1) What is the key difference between a hydrogen bond and a covalent bond? (2) Why does wax melt at a much lower temperature than water boils? (3) Using the idea of intermolecular forces, predict whether solid CO₂ ('dry ice') would sublime at a low or high temperature, and why.</w:t>
+              <w:t xml:space="preserve">The teacher introduces the sea-of-electrons model using a structured analogy and board diagram. Students first listen and engage with the analogy, then independently draw their own sea-of-electrons diagram in their exercise books, labelling: positive metal ions (cations) in a regular lattice, delocalised electrons shown as a 'cloud' or 'sea' surrounding the ions, and arrows showing electron mobility in all directions. Students then complete a three-column Bond Comparison Chart in pairs, comparing metallic bonding to ionic (Lesson 2) and covalent (Lesson 3) bonding across five rows: What is transferred/shared, What holds the structure together, Can electrons move freely?, Typical physical state, and One Kenyan example. Finally, students apply the model to explain each observation from the Observe Phase: 'Use the sea-of-electrons model to explain in one sentence why aluminium can be bent without breaking.'</w:t>
             </w:r>
           </w:p>
         </w:tc>
@@ -16715,7 +16755,7 @@
             <w:pPr>
               <w:spacing w:after="20" w:before="0"/>
             </w:pPr>
-            <w:hyperlink w:history="1" r:id="rIdkxmysvqecg1z0aaeyzqwr">
+            <w:hyperlink w:history="1" r:id="rIdjdjsbhzymbaqdckcmx4ui">
               <w:r>
                 <w:rPr>
                   <w:rFonts w:ascii="Arial" w:cs="Arial" w:eastAsia="Arial" w:hAnsi="Arial"/>
@@ -16724,7 +16764,7 @@
                   <w:szCs w:val="16"/>
                   <w:u w:val="single" w:color="2E75B6"/>
                 </w:rPr>
-                <w:t xml:space="preserve">Van der Waals Forces - Overview</w:t>
+                <w:t xml:space="preserve">Genetics vocabulary</w:t>
               </w:r>
             </w:hyperlink>
           </w:p>
@@ -16740,7 +16780,7 @@
                 <w:sz w:val="14"/>
                 <w:szCs w:val="14"/>
               </w:rPr>
-              <w:t xml:space="preserve">Source: CK-12</w:t>
+              <w:t xml:space="preserve">Source: Khan Academy (English - US curriculum)</w:t>
             </w:r>
           </w:p>
           <w:p>
@@ -16748,7 +16788,7 @@
               <w:spacing w:after="10" w:before="0"/>
               <w:ind w:left="120"/>
             </w:pPr>
-            <w:hyperlink w:history="1" r:id="rIdlx8tkbk28kynrlawtrsfn">
+            <w:hyperlink w:history="1" r:id="rIdtmedmaow_mz7xysxde6sc">
               <w:r>
                 <w:rPr>
                   <w:rFonts w:ascii="Arial" w:cs="Arial" w:eastAsia="Arial" w:hAnsi="Arial"/>
@@ -16793,7 +16833,7 @@
             <w:pPr>
               <w:spacing w:after="20" w:before="0"/>
             </w:pPr>
-            <w:hyperlink w:history="1" r:id="rId7gdn5ar1vh1uovpau6wlu">
+            <w:hyperlink w:history="1" r:id="rId77iwgghfeosskqv1pmvjs">
               <w:r>
                 <w:rPr>
                   <w:rFonts w:ascii="Arial" w:cs="Arial" w:eastAsia="Arial" w:hAnsi="Arial"/>
@@ -16802,7 +16842,7 @@
                   <w:szCs w:val="16"/>
                   <w:u w:val="single" w:color="2E75B6"/>
                 </w:rPr>
-                <w:t xml:space="preserve">Hydrogen and Alkali Metals (Flexbook)</w:t>
+                <w:t xml:space="preserve">Metallic Bonding (Flexbook)</w:t>
               </w:r>
             </w:hyperlink>
           </w:p>
@@ -16826,7 +16866,7 @@
               <w:spacing w:after="10" w:before="0"/>
               <w:ind w:left="120"/>
             </w:pPr>
-            <w:hyperlink w:history="1" r:id="rIdy92mso2azy6mtqjwp58vo">
+            <w:hyperlink w:history="1" r:id="rIdxg51lp9_rrfxok3awwatq">
               <w:r>
                 <w:rPr>
                   <w:rFonts w:ascii="Arial" w:cs="Arial" w:eastAsia="Arial" w:hAnsi="Arial"/>
@@ -16868,7 +16908,7 @@
                 <w:sz w:val="18"/>
                 <w:szCs w:val="18"/>
               </w:rPr>
-              <w:t xml:space="preserve">Distribute resource cards or display the structured text. Say: 'You have 8 minutes to read, draw your hydrogen bonding diagram, and answer the three questions. Work in pairs — both partners must have a complete diagram in their own book.' [Circulate actively — spend no more than 45 seconds at any one pair. Use targeted prompts: 'Show me which bond is covalent and which is the hydrogen bond — how are they different on your diagram?' and 'What symbol tells us a bond is a hydrogen bond on a diagram?'] After 8 minutes, use whole-class cold-calling: 'Amina, come draw your hydrogen bonding diagram on the board.' While Amina draws, ask the class: 'What should she label with δ+ and δ−? Thumbs up when you see a part she should label.' After diagram is complete: 'Baraka, answer question 2 for us — why does wax melt so much more easily than water boils?' [WAIT TIME: 12 seconds.] 'Njeri, build on what Baraka said using the word intermolecular.' Explicitly name the concept: 'The key vocabulary today is INTERMOLECULAR — meaning between molecules, not within. Hydrogen bonds are intermolecular. Van der Waals forces are intermolecular. The covalent bonds inside water are intramolecular. Write these two words and their meanings right now.' [Allow 60 seconds.] Return to the phenomenon: 'So now — why does the Form 4 student's cooking water need so much heat from the charcoal jiko to boil? Explain using the words intermolecular and hydrogen bond.' [WAIT TIME: 15 seconds.] Cold-call 3 students.</w:t>
+              <w:t xml:space="preserve">Begin the analogy: 'Imagine a matatu stage in Nairobi — packed with people [the positive metal ions] standing in rows, and between them, a huge crowd of boda boda riders [the delocalised electrons] weaving freely in every direction. The riders are not attached to any one person — they belong to everyone.' Draw this on the board as a simple diagram: circles in a grid (ions) with small dots scattered everywhere between them (electrons). Then say: 'This is the sea-of-electrons model of metallic bonding. Metal atoms release their valence electrons into a shared pool. Those electrons are delocalised — they do not belong to any one atom.' Write DELOCALISED on the board and underline it. Ask: 'How does a sea of mobile electrons explain why aluminium conducts electricity?' [WAIT 15 seconds — do NOT accept the first hand immediately. After 15 seconds, cold-call a student who did NOT have their hand raised.] After student response, refine: 'Exactly — when a voltage is applied, the delocalised electrons flow in one direction, carrying charge — that is electrical conductivity.' Repeat the questioning pattern for malleability: 'How does the sea-of-electrons model explain why aluminium bends without snapping?' [WAIT 12 seconds, cold-call a different student.] Guide to the answer: 'When layers of ions slide past each other, the delocalised electrons adjust instantly — there is no rigid directional bond to break, unlike in an ionic crystal where shifting layers brings like charges together and causes shattering.' Distribute or draw the Bond Comparison Chart template and give pairs 5 minutes to complete it. Then cold-call two pairs to share one row each.</w:t>
             </w:r>
           </w:p>
         </w:tc>
@@ -16900,7 +16940,7 @@
                 <w:sz w:val="18"/>
                 <w:szCs w:val="18"/>
               </w:rPr>
-              <w:t xml:space="preserve">Structured Paired Reading with Progressive Questioning (Jigsaw-within-pairs) — Students construct understanding from a resource text rather than receiving it through lecture, promoting Learning to Learn competency. The three tiered questions move from recall (Q1) to explanation (Q2) to application/prediction (Q3), scaffolding scientific reasoning. Cold-calling a student to draw on the board makes the diagram a shared class artefact that all students can check against their own work.</w:t>
+              <w:t xml:space="preserve">Analogical Reasoning followed by Representational Modelling: The matatu-stage analogy connects the abstract concept of delocalised electrons to a vivid, culturally familiar Nairobi scene, lowering the cognitive load for initial comprehension. Students then immediately translate the analogy into a scientific diagram — a representational shift that requires active processing rather than passive listening. The Bond Comparison Chart is an explicit contrastive analysis tool: by placing metallic, ionic, and covalent bonding side by side, students must retrieve and apply prior lesson knowledge, strengthening memory consolidation and deepening conceptual differentiation.</w:t>
             </w:r>
           </w:p>
         </w:tc>
@@ -16932,7 +16972,7 @@
                 <w:sz w:val="18"/>
                 <w:szCs w:val="18"/>
               </w:rPr>
-              <w:t xml:space="preserve">Teacher collects diagnostic evidence at three points: (1) During circulation, check that hydrogen bond diagrams correctly show the dashed line between δ+ H and the lone pair on O of the adjacent molecule — not between two O atoms or between O and O. (2) Listen for students using the word 'intermolecular' correctly in cold-call responses. (3) Written responses to Q3 (CO₂ prediction) reveal whether students can transfer the concept of weak Van der Waals forces to a new context — correct answer is that dry ice sublimes at a low temperature (−78 °C) because only weak Van der Waals forces hold CO₂ molecules together. Students who struggle with Q3 may need teacher scaffolding before Lesson 6's comparison activity.</w:t>
+              <w:t xml:space="preserve">Collect 6 randomly selected sea-of-electrons diagrams (ask students to pass notebooks to the front for 60 seconds). Check for: (1) positive ions drawn as a regular array (not random), (2) electrons drawn between/around ions (not inside them), (3) the word 'delocalised' or 'free electrons' in the label. Common error — students draw electrons in fixed pairs between ions (covalent misconception applied to metals) — if seen in more than 3 of 6 books, pause and re-teach using the matatu analogy. During Bond Comparison Chart sharing, listen for accurate differentiation: metallic bonding should NOT be described as 'sharing' (covalent) or 'transfer to a non-metal' (ionic).</w:t>
             </w:r>
           </w:p>
         </w:tc>
@@ -16998,7 +17038,7 @@
                 <w:sz w:val="18"/>
                 <w:szCs w:val="18"/>
               </w:rPr>
-              <w:t xml:space="preserve">Students return to the class Driving Question Board. Each student writes one sticky note (or contributes to a shared board column) with a new piece of evidence or a new question generated by today's lesson. The teacher guides students to sort contributions into two columns: 'Evidence we now have' and 'Questions still remaining.' Students verbally connect today's learning to the original phenomenon by completing the sentence frame: 'Hydrogen bonds explain why ___, but I still wonder ___.' The class identifies that the phenomenon now requires one more piece of evidence — comparing all four bond/structure types side by side — to fully answer the driving question.</w:t>
+              <w:t xml:space="preserve">Students return to the class Driving Question Board displayed at the front of the room. Each student silently re-reads all sticky notes currently on the board (questions and partial answers accumulated from Lessons 1–4). Each student then writes on two sticky notes: (1) a question that has now been answered by today's lesson (green sticky note) — they write the answer in one sentence and place it next to the original question, and (2) a new question that today's lesson has raised (orange sticky note) — for example, 'If electrons are free to move in metals, why don't metals dissolve in water like NaCl does?' or 'Do all metals have the same strength of metallic bond?' Students place their notes on the board and the teacher facilitates a 3-minute gallery-style review where students walk up and read new contributions.</w:t>
             </w:r>
           </w:p>
         </w:tc>
@@ -17034,7 +17074,7 @@
             <w:pPr>
               <w:spacing w:after="20" w:before="0"/>
             </w:pPr>
-            <w:hyperlink w:history="1" r:id="rIdg8pm7oj1qfs-2opudfvrz">
+            <w:hyperlink w:history="1" r:id="rIdlvqfh3ttguy85p7jxze9-">
               <w:r>
                 <w:rPr>
                   <w:rFonts w:ascii="Arial" w:cs="Arial" w:eastAsia="Arial" w:hAnsi="Arial"/>
@@ -17043,7 +17083,7 @@
                   <w:szCs w:val="16"/>
                   <w:u w:val="single" w:color="2E75B6"/>
                 </w:rPr>
-                <w:t xml:space="preserve">Van der Waals Forces - Overview</w:t>
+                <w:t xml:space="preserve">Genetics vocabulary</w:t>
               </w:r>
             </w:hyperlink>
           </w:p>
@@ -17059,7 +17099,7 @@
                 <w:sz w:val="14"/>
                 <w:szCs w:val="14"/>
               </w:rPr>
-              <w:t xml:space="preserve">Source: CK-12</w:t>
+              <w:t xml:space="preserve">Source: Khan Academy (English - US curriculum)</w:t>
             </w:r>
           </w:p>
           <w:p>
@@ -17067,7 +17107,7 @@
               <w:spacing w:after="10" w:before="0"/>
               <w:ind w:left="120"/>
             </w:pPr>
-            <w:hyperlink w:history="1" r:id="rIdo00uslz0wru10g3fdugm0">
+            <w:hyperlink w:history="1" r:id="rIdpozseqflyqhko0v2x-gwz">
               <w:r>
                 <w:rPr>
                   <w:rFonts w:ascii="Arial" w:cs="Arial" w:eastAsia="Arial" w:hAnsi="Arial"/>
@@ -17112,7 +17152,7 @@
             <w:pPr>
               <w:spacing w:after="20" w:before="0"/>
             </w:pPr>
-            <w:hyperlink w:history="1" r:id="rIdjmvq3woiqk1e800dccuph">
+            <w:hyperlink w:history="1" r:id="rIdy8kpv-fhsg3usphwhwgck">
               <w:r>
                 <w:rPr>
                   <w:rFonts w:ascii="Arial" w:cs="Arial" w:eastAsia="Arial" w:hAnsi="Arial"/>
@@ -17121,7 +17161,7 @@
                   <w:szCs w:val="16"/>
                   <w:u w:val="single" w:color="2E75B6"/>
                 </w:rPr>
-                <w:t xml:space="preserve">Hydrogen and Alkali Metals (Flexbook)</w:t>
+                <w:t xml:space="preserve">Metallic Bonding (Flexbook)</w:t>
               </w:r>
             </w:hyperlink>
           </w:p>
@@ -17145,7 +17185,7 @@
               <w:spacing w:after="10" w:before="0"/>
               <w:ind w:left="120"/>
             </w:pPr>
-            <w:hyperlink w:history="1" r:id="rIdpsgmolurg0ztvt6xmklwe">
+            <w:hyperlink w:history="1" r:id="rIdl6bzjo_9pjlugjvzm2vba">
               <w:r>
                 <w:rPr>
                   <w:rFonts w:ascii="Arial" w:cs="Arial" w:eastAsia="Arial" w:hAnsi="Arial"/>
@@ -17187,7 +17227,7 @@
                 <w:sz w:val="18"/>
                 <w:szCs w:val="18"/>
               </w:rPr>
-              <w:t xml:space="preserve">Bring the class's attention to the DQB (physically or digitally). Say: 'In Lesson 1, our student noticed that water — which is essential to all Kenyan cooking — behaves strangely compared to other molecular substances. We now have a molecular explanation. What evidence can we add to our board today?' [WAIT TIME: 10 seconds.] Cold-call 4 students to share their sticky note contributions. As students speak, physically place notes on the board in the correct column and narrate: 'Zawadi says hydrogen bonds between water molecules explain the high boiling point — that goes in Evidence. Mwangi asks why hydrogen bonds don't form in wax — great question, that goes in Questions Remaining.' Then say: 'Look at our board. We can now explain NaCl (ionic bonds — Lesson 3), diamond and graphite (covalent bonds — Lesson 4), and water and wax (intermolecular forces — today). What is STILL missing from our explanation of the phenomenon?' [WAIT TIME: 12 seconds.] Guide students to notice that aluminium (metallic bonding) has not yet been fully addressed, and that a side-by-side comparison is needed. Say: 'Write your sentence frame in your books now: Hydrogen bonds explain why ___, but I still wonder ___.' [Allow 90 seconds.] Cold-call 3 students to read their sentences aloud.</w:t>
+              <w:t xml:space="preserve">Signal the transition: 'We are now going to update our Driving Question Board — this is our scientific record of what we are figuring out together.' Hand out pre-cut green and orange sticky notes. Say: 'Green note: one question from our board that you can now answer because of today's lesson. Write the question AND your one-sentence answer. Orange note: one new question today's lesson has raised for you.' Allow 3 minutes of silent individual writing. Then say: 'Walk up and add your notes to the board — green answers next to the question they answer, orange new questions in the new-questions zone.' After posting (2 minutes), read aloud two green notes and two orange notes selected at random. For each green note, ask the class: 'Does everyone agree with this answer? Thumbs up, thumbs sideways, or thumbs down.' For a thumbs-down response, cold-call the student who gave it: 'Tell us what you would change about this answer.' [WAIT 10 seconds.] Close by pointing to the original driving question: 'How do chemical bonds determine what a substance can do? What evidence do we now have about metallic bonds?'</w:t>
             </w:r>
           </w:p>
         </w:tc>
@@ -17219,7 +17259,7 @@
                 <w:sz w:val="18"/>
                 <w:szCs w:val="18"/>
               </w:rPr>
-              <w:t xml:space="preserve">Driving Question Board Update with Evidence Sorting — The DQB serves as a running public record of the class's collective understanding. Sorting new contributions into 'evidence' vs. 'questions' trains students to distinguish between what is now explained and what remains uncertain, modelling authentic scientific practice. The sentence frame scaffolds metacognitive articulation of partial understanding.</w:t>
+              <w:t xml:space="preserve">Driving Question Board Update — Tracking Epistemic Progress: The DQB is a living public record of the class's growing understanding. By physically moving from orange (unanswered) to green (answered) sticky notes, students experience the tangible progression of scientific knowledge-building. The gallery walk creates a low-stakes social accountability structure — all contributions are visible and valued. Requiring students to write both an answered question AND a new question models the authentic scientific process: answering one question always generates new ones.</w:t>
             </w:r>
           </w:p>
         </w:tc>
@@ -17251,7 +17291,7 @@
                 <w:sz w:val="18"/>
                 <w:szCs w:val="18"/>
               </w:rPr>
-              <w:t xml:space="preserve">Teacher reads sticky notes and listens to sentence frames for two indicators: (1) Students correctly attribute water's high boiling point to hydrogen bonds (not to covalent bonds within water, a common misconception). (2) Students' 'still wonder' questions are substantive and point forward — e.g., 'I still wonder why metallic bonds make aluminium conduct electricity' — suggesting readiness for Lesson 6. Misconception flag: if students write 'hydrogen bonds hold the H and O atoms together inside water,' address this immediately by asking the class: 'Is a hydrogen bond inside a water molecule or between two water molecules? Use the prefix inter- to help you.'  </w:t>
+              <w:t xml:space="preserve">Teacher photographs the updated DQB after the lesson for comparison with Lesson 4's state. Count the number of green notes added — a low count (fewer than half the class contributing a green note) signals that today's Explain Phase did not achieve sufficient conceptual clarity and re-teaching is needed in Lesson 6's opening. Read orange sticky notes after class: the sophistication of new questions (e.g., 'Why do transition metals have higher melting points than Group I metals?' vs 'What is a metal?') reveals the range of conceptual depth across the class.</w:t>
             </w:r>
           </w:p>
         </w:tc>
@@ -17317,7 +17357,7 @@
                 <w:sz w:val="18"/>
                 <w:szCs w:val="18"/>
               </w:rPr>
-              <w:t xml:space="preserve">Students revisit the cumulative class model begun in Lesson 1 (a visual display showing the four contrasting materials from the phenomenon). Today they add a new panel for 'Simple Molecular Substances' next to the existing panels for NaCl and covalent substances. Using pencils, rulers, and coloured pens, each student draws a model panel in their book showing: (a) two or three water molecules with intramolecular covalent bonds (solid lines) and intermolecular hydrogen bonds (dashed lines), δ+ and δ− labels; (b) two wax-like molecules showing only weak Van der Waals forces (wavy arrows or dotted lines labelled 'weak VdW'). Beneath the model, students write two property predictions: melting/boiling point (low or high) and electrical conductivity (yes/no), using the model to justify each prediction.</w:t>
+              <w:t xml:space="preserve">Students open their cumulative atomic-scale model booklets (a folded A3 sheet maintained since Lesson 1, with one panel per bond type). On the Metallic Bonding panel, students draw and annotate a complete giant metallic structure diagram for aluminium, including: a 4×4 array of Al³⁺ ions drawn as large labelled circles, a sea of small dots representing 3 delocalised electrons per aluminium atom (since Al has 3 valence electrons), a bracket labelling the structure 'Giant Metallic Structure,' and two callout boxes explaining (a) why the structure conducts electricity and heat and (b) why it is malleable. In the bottom corner of the panel, students draw the supporting phenomenon: a sketch of an aluminium mabati roof with a thought bubble connecting to the atomic diagram — labelling the connection 'Delocalised electrons → conducts heat from sun → roof heats rapidly.' Finally, students write one sentence at the bottom of the panel comparing this structure to the giant ionic structure of NaCl drawn in Lesson 2.</w:t>
             </w:r>
           </w:p>
         </w:tc>
@@ -17353,7 +17393,7 @@
             <w:pPr>
               <w:spacing w:after="20" w:before="0"/>
             </w:pPr>
-            <w:hyperlink w:history="1" r:id="rIdssmgh72i7uo4ijaohz6pq">
+            <w:hyperlink w:history="1" r:id="rIdy1v2erw3246insasdjsrp">
               <w:r>
                 <w:rPr>
                   <w:rFonts w:ascii="Arial" w:cs="Arial" w:eastAsia="Arial" w:hAnsi="Arial"/>
@@ -17362,7 +17402,7 @@
                   <w:szCs w:val="16"/>
                   <w:u w:val="single" w:color="2E75B6"/>
                 </w:rPr>
-                <w:t xml:space="preserve">Van der Waals Forces - Overview</w:t>
+                <w:t xml:space="preserve">Genetics vocabulary</w:t>
               </w:r>
             </w:hyperlink>
           </w:p>
@@ -17378,7 +17418,7 @@
                 <w:sz w:val="14"/>
                 <w:szCs w:val="14"/>
               </w:rPr>
-              <w:t xml:space="preserve">Source: CK-12</w:t>
+              <w:t xml:space="preserve">Source: Khan Academy (English - US curriculum)</w:t>
             </w:r>
           </w:p>
           <w:p>
@@ -17386,7 +17426,7 @@
               <w:spacing w:after="10" w:before="0"/>
               <w:ind w:left="120"/>
             </w:pPr>
-            <w:hyperlink w:history="1" r:id="rIdwttt3gkfuzpz181vzxuld">
+            <w:hyperlink w:history="1" r:id="rIdvwe1i4yp0u5sqtvn_lwbx">
               <w:r>
                 <w:rPr>
                   <w:rFonts w:ascii="Arial" w:cs="Arial" w:eastAsia="Arial" w:hAnsi="Arial"/>
@@ -17431,7 +17471,7 @@
             <w:pPr>
               <w:spacing w:after="20" w:before="0"/>
             </w:pPr>
-            <w:hyperlink w:history="1" r:id="rIdgloiw2gtvkagistud_lvk">
+            <w:hyperlink w:history="1" r:id="rIdow02cxtzw63_dg3hh_6ne">
               <w:r>
                 <w:rPr>
                   <w:rFonts w:ascii="Arial" w:cs="Arial" w:eastAsia="Arial" w:hAnsi="Arial"/>
@@ -17440,7 +17480,7 @@
                   <w:szCs w:val="16"/>
                   <w:u w:val="single" w:color="2E75B6"/>
                 </w:rPr>
-                <w:t xml:space="preserve">Hydrogen and Alkali Metals (Flexbook)</w:t>
+                <w:t xml:space="preserve">Metallic Bonding (Flexbook)</w:t>
               </w:r>
             </w:hyperlink>
           </w:p>
@@ -17464,7 +17504,7 @@
               <w:spacing w:after="10" w:before="0"/>
               <w:ind w:left="120"/>
             </w:pPr>
-            <w:hyperlink w:history="1" r:id="rId5cfnjqwai0s0etnxrwvcc">
+            <w:hyperlink w:history="1" r:id="rId39ci7h7vcktrhlnxocau5">
               <w:r>
                 <w:rPr>
                   <w:rFonts w:ascii="Arial" w:cs="Arial" w:eastAsia="Arial" w:hAnsi="Arial"/>
@@ -17506,7 +17546,7 @@
                 <w:sz w:val="18"/>
                 <w:szCs w:val="18"/>
               </w:rPr>
-              <w:t xml:space="preserve">Say: 'Open your books to your cumulative model page. We are going to add a new panel today — Simple Molecular Substances. Draw a box and label it. Inside, draw three water molecules arranged in a bent shape — remember from Lesson 4 that water is a bent molecule — and connect them with the dashed hydrogen bond lines we practised. Then draw two wax-molecule shapes (long zigzag chains) and show Van der Waals forces with wavy dotted lines between them.' [Allow 5 minutes for drawing. Circulate and give targeted feedback. Look for: Are the hydrogen bonds between molecules, not within them? Are covalent bonds solid lines and hydrogen bonds dashed? Are δ+ and δ− on the correct atoms?] After 5 minutes: 'Now write your two property predictions beneath your model with justifications. Use this sentence frame: The boiling point of water is [high/low] because ___. Water [does/does not] conduct electricity because ___.' [Allow 2 minutes.] Bring the class together: 'Chebet, show us your model under the document camera.' [If no camera, ask Chebet to describe it.] Ask the class: 'Compare your model to Chebet's — what is the same? What is different? Does her model correctly show where hydrogen bonds form?' [WAIT TIME: 12 seconds.] Close by returning to the phenomenon: 'We now have four panels on our model: ionic NaCl, covalent diamond and graphite, simple molecular water and wax. One material from our phenomenon is still waiting — aluminium. That comes next lesson.'</w:t>
+              <w:t xml:space="preserve">Distribute or direct students to their model booklets. Display a reference diagram of the sea-of-electrons model on the board for students to use as a scaffold (do not erase). Say: 'Your model panel is your scientific explanation — it must be detailed enough that a student who missed today's lesson could read it and understand metallic bonding.' Circulate and use targeted prompts: To students drawing electrons inside the ion circles: 'Where do the valence electrons go when the metal atoms pack together? Are they still attached to one atom?' [WAIT 10 seconds.] To students who have not added the mabati connection: 'How does your atomic diagram help explain why a mabati roof heats up so fast on a sunny Kisumu afternoon? Add that connection.' With 3 minutes remaining, cold-call two students to hold up their panels and describe their diagram in one sentence each to the class. Close the lesson by saying: 'You have now investigated four bond types — ionic, covalent, dative covalent, intermolecular forces, and metallic. In our next lesson, we will compare all of these side by side to build our final answer to the driving question: how do chemical bonds determine what a substance can do?'</w:t>
             </w:r>
           </w:p>
         </w:tc>
@@ -17538,7 +17578,7 @@
                 <w:sz w:val="18"/>
                 <w:szCs w:val="18"/>
               </w:rPr>
-              <w:t xml:space="preserve">Cumulative Model Revision (Additive Panel Strategy) — Each lesson adds a new panel to a growing visual model of the phenomenon's materials. This strategy makes the growth of understanding visible over time, reinforces that the four materials in the phenomenon represent four distinct bonding/structure types, and requires students to commit their understanding to a public, evaluable form. The property prediction sentences force students to use the model as an explanatory tool, not just a drawing exercise.</w:t>
+              <w:t xml:space="preserve">Cumulative Model Revision (Science and Engineering Practice — Developing and Using Models): The model booklet panel system makes conceptual growth visible over the unit — students can physically flip between panels to compare bond types. Requiring the phenomenon connection (mabati roof sketch with thought bubble) forces students to bridge the atomic scale and the macroscopic observable world, which is the core scientific practice of explaining phenomena. The comparison sentence to NaCl (Lesson 2) activates cross-lesson retrieval, strengthening long-term retention through spaced recall.</w:t>
             </w:r>
           </w:p>
         </w:tc>
@@ -17570,7 +17610,7 @@
                 <w:sz w:val="18"/>
                 <w:szCs w:val="18"/>
               </w:rPr>
-              <w:t xml:space="preserve">Teacher collects or photographs 4–5 student model panels during circulation. Key success criteria: (1) Hydrogen bonds shown as dashed lines between molecules, not solid lines within molecules. (2) δ+ on H atoms and δ− on O atoms (not reversed). (3) Van der Waals forces in the wax section labelled as 'weak.' (4) Property predictions logically derived from the model — e.g., 'Water has a high boiling point because many hydrogen bonds must be broken, requiring more energy.' Misconception to flag and address next lesson: students who draw hydrogen bonds inside a single water molecule between the H and O — these students have not yet distinguished intramolecular from intermolecular forces.</w:t>
+              <w:t xml:space="preserve">Teacher collects 5–6 model booklets at the end of class for a rapid review. Success criteria for the metallic bonding panel: (1) Al³⁺ ions drawn correctly and labelled, (2) delocalised electrons shown as distributed dots throughout the structure (not paired between specific atoms), (3) both callout boxes present (conductivity explanation AND malleability explanation), (4) mabati phenomenon connection drawn and labelled, (5) comparison sentence to NaCl is scientifically accurate. Students meeting 4–5 criteria are ready for Lesson 6 synthesis. Students meeting 0–2 criteria should receive a brief one-to-one correction at the start of Lesson 6.</w:t>
             </w:r>
           </w:p>
         </w:tc>
@@ -17663,83 +17703,83 @@
                 <w:sz w:val="18"/>
                 <w:szCs w:val="18"/>
               </w:rPr>
-              <w:t xml:space="preserve">1. Did students successfully identify water's boiling point anomaly from the graph data, or did many students already 'know' the answer and skip the reasoning? How can you protect the authenticity of prediction next time?</w:t>
-            </w:r>
-          </w:p>
-          <w:p>
-            <w:pPr>
-              <w:spacing w:after="40" w:before="0"/>
-              <w:jc w:val="left"/>
-            </w:pPr>
-            <w:r>
-              <w:rPr>
-                <w:rFonts w:ascii="Arial" w:cs="Arial" w:eastAsia="Arial" w:hAnsi="Arial"/>
-                <w:b w:val="false"/>
-                <w:bCs w:val="false"/>
-                <w:i w:val="false"/>
-                <w:iCs w:val="false"/>
-                <w:color w:val="000000"/>
-                <w:sz w:val="18"/>
-                <w:szCs w:val="18"/>
-              </w:rPr>
-              <w:t xml:space="preserve">2. Were students consistently using the terms 'intramolecular' and 'intermolecular' correctly in their explanations by the end of the lesson, or did the misconception (hydrogen bonds inside a water molecule) persist? Which students need targeted follow-up?</w:t>
-            </w:r>
-          </w:p>
-          <w:p>
-            <w:pPr>
-              <w:spacing w:after="40" w:before="0"/>
-              <w:jc w:val="left"/>
-            </w:pPr>
-            <w:r>
-              <w:rPr>
-                <w:rFonts w:ascii="Arial" w:cs="Arial" w:eastAsia="Arial" w:hAnsi="Arial"/>
-                <w:b w:val="false"/>
-                <w:bCs w:val="false"/>
-                <w:i w:val="false"/>
-                <w:iCs w:val="false"/>
-                <w:color w:val="000000"/>
-                <w:sz w:val="18"/>
-                <w:szCs w:val="18"/>
-              </w:rPr>
-              <w:t xml:space="preserve">3. How effectively did the Kenyan kitchen context (jiko, sufuria, candle wax during power cuts, soda bottles) help students connect abstract intermolecular force concepts to lived experience? Which examples generated the most engagement?</w:t>
-            </w:r>
-          </w:p>
-          <w:p>
-            <w:pPr>
-              <w:spacing w:after="40" w:before="0"/>
-              <w:jc w:val="left"/>
-            </w:pPr>
-            <w:r>
-              <w:rPr>
-                <w:rFonts w:ascii="Arial" w:cs="Arial" w:eastAsia="Arial" w:hAnsi="Arial"/>
-                <w:b w:val="false"/>
-                <w:bCs w:val="false"/>
-                <w:i w:val="false"/>
-                <w:iCs w:val="false"/>
-                <w:color w:val="000000"/>
-                <w:sz w:val="18"/>
-                <w:szCs w:val="18"/>
-              </w:rPr>
-              <w:t xml:space="preserve">4. Did the cumulative model panels show genuine conceptual progress, or were students copying diagrams without understanding what they represent? What question could you ask next lesson to quickly diagnose this?</w:t>
-            </w:r>
-          </w:p>
-          <w:p>
-            <w:pPr>
-              <w:spacing w:after="40" w:before="0"/>
-              <w:jc w:val="left"/>
-            </w:pPr>
-            <w:r>
-              <w:rPr>
-                <w:rFonts w:ascii="Arial" w:cs="Arial" w:eastAsia="Arial" w:hAnsi="Arial"/>
-                <w:b w:val="false"/>
-                <w:bCs w:val="false"/>
-                <w:i w:val="false"/>
-                <w:iCs w:val="false"/>
-                <w:color w:val="000000"/>
-                <w:sz w:val="18"/>
-                <w:szCs w:val="18"/>
-              </w:rPr>
-              <w:t xml:space="preserve">5. Looking at the DQB after this lesson, do students' 'still wonder' questions point meaningfully toward metallic bonding (Lesson 6) and the comparative structure lesson? If not, what bridging question will you pose at the start of Lesson 6 to create that link?</w:t>
+              <w:t xml:space="preserve">1. During the Observe Phase, did all groups successfully complete all three stations within the allocated time? If not, which station caused the most delay — and how could the materials or instructions be simplified for the next class without reducing the quality of evidence students gather?</w:t>
+            </w:r>
+          </w:p>
+          <w:p>
+            <w:pPr>
+              <w:spacing w:after="40" w:before="0"/>
+              <w:jc w:val="left"/>
+            </w:pPr>
+            <w:r>
+              <w:rPr>
+                <w:rFonts w:ascii="Arial" w:cs="Arial" w:eastAsia="Arial" w:hAnsi="Arial"/>
+                <w:b w:val="false"/>
+                <w:bCs w:val="false"/>
+                <w:i w:val="false"/>
+                <w:iCs w:val="false"/>
+                <w:color w:val="000000"/>
+                <w:sz w:val="18"/>
+                <w:szCs w:val="18"/>
+              </w:rPr>
+              <w:t xml:space="preserve">2. When I introduced the matatu-stage analogy for the sea of electrons, did students' faces and responses suggest genuine comprehension, or did the analogy cause confusion (e.g., students focusing on 'boda boda riders' rather than 'electron mobility')? What alternative analogy drawn from Kenyan daily life might work better?</w:t>
+            </w:r>
+          </w:p>
+          <w:p>
+            <w:pPr>
+              <w:spacing w:after="40" w:before="0"/>
+              <w:jc w:val="left"/>
+            </w:pPr>
+            <w:r>
+              <w:rPr>
+                <w:rFonts w:ascii="Arial" w:cs="Arial" w:eastAsia="Arial" w:hAnsi="Arial"/>
+                <w:b w:val="false"/>
+                <w:bCs w:val="false"/>
+                <w:i w:val="false"/>
+                <w:iCs w:val="false"/>
+                <w:color w:val="000000"/>
+                <w:sz w:val="18"/>
+                <w:szCs w:val="18"/>
+              </w:rPr>
+              <w:t xml:space="preserve">3. How accurately did students differentiate metallic bonding from covalent bonding in the Bond Comparison Chart? Specifically, did any students persistently describe metallic bonding as 'sharing electrons between two atoms'? What targeted re-teaching move would address this misconception at the start of Lesson 6?</w:t>
+            </w:r>
+          </w:p>
+          <w:p>
+            <w:pPr>
+              <w:spacing w:after="40" w:before="0"/>
+              <w:jc w:val="left"/>
+            </w:pPr>
+            <w:r>
+              <w:rPr>
+                <w:rFonts w:ascii="Arial" w:cs="Arial" w:eastAsia="Arial" w:hAnsi="Arial"/>
+                <w:b w:val="false"/>
+                <w:bCs w:val="false"/>
+                <w:i w:val="false"/>
+                <w:iCs w:val="false"/>
+                <w:color w:val="000000"/>
+                <w:sz w:val="18"/>
+                <w:szCs w:val="18"/>
+              </w:rPr>
+              <w:t xml:space="preserve">4. Looking at the DQB update: were the new orange sticky-note questions superficial ('What is metallic bonding?') or did they show genuine scientific curiosity ('Why do some metals conduct electricity better than others at the atomic scale?')? What does the quality of new questions tell me about the depth of understanding achieved today?</w:t>
+            </w:r>
+          </w:p>
+          <w:p>
+            <w:pPr>
+              <w:spacing w:after="40" w:before="0"/>
+              <w:jc w:val="left"/>
+            </w:pPr>
+            <w:r>
+              <w:rPr>
+                <w:rFonts w:ascii="Arial" w:cs="Arial" w:eastAsia="Arial" w:hAnsi="Arial"/>
+                <w:b w:val="false"/>
+                <w:bCs w:val="false"/>
+                <w:i w:val="false"/>
+                <w:iCs w:val="false"/>
+                <w:color w:val="000000"/>
+                <w:sz w:val="18"/>
+                <w:szCs w:val="18"/>
+              </w:rPr>
+              <w:t xml:space="preserve">5. In the Model Building Phase, did students successfully draw the phenomenon connection between the atomic diagram and the aluminium mabati roof — or did they draw the diagram and the phenomenon sketch as two disconnected items? How can I structure the model-building prompt in future lessons to make the macro-to-micro connection more automatic for all learners?</w:t>
             </w:r>
           </w:p>
         </w:tc>
@@ -17866,7 +17906,7 @@
                 <w:sz w:val="18"/>
                 <w:szCs w:val="18"/>
               </w:rPr>
-              <w:t xml:space="preserve">Students observed that water's boiling point (+100 °C) is approximately 160 °C higher than the value predicted by the Group VI hydride boiling point trend, and that wax and CO₂ (non-polar molecular substances) melt or sublimate at very low temperatures — confirming that 'something extra' holds water molecules together that is absent in non-polar substances.</w:t>
+              <w:t xml:space="preserve">Students bent aluminium foil without breaking it and tested copper wire completing an LED circuit, observing that metals are malleable (bend without snapping), conduct electricity (LED lights up), conduct heat (warmth travels along aluminium strip), and have a shiny metallic lustre — properties that chalk, wood, and plastic do not share.</w:t>
             </w:r>
           </w:p>
         </w:tc>
@@ -17932,7 +17972,7 @@
                 <w:sz w:val="18"/>
                 <w:szCs w:val="18"/>
               </w:rPr>
-              <w:t xml:space="preserve">Hydrogen bonds form between molecules containing a highly electronegative atom (O, N, F) bonded to H; the δ+ H of one molecule is attracted to a lone pair on the electronegative atom of an adjacent molecule, creating an intermolecular force much stronger than Van der Waals dispersion forces. Van der Waals forces are weak, temporary attractions present in all molecules but dominant in non-polar substances like wax and CO₂, giving these substances low melting and boiling points. Simple molecular substances do not conduct electricity because they have no free ions or electrons.</w:t>
+              <w:t xml:space="preserve">Metallic bonding forms when metal atoms release their valence electrons into a shared 'sea' of delocalised electrons surrounding a lattice of positive metal ions. Because these electrons are mobile and not fixed between specific atoms, they can carry electrical charge (conductivity), allow ion layers to slide without the bond breaking (malleability), and transfer kinetic energy rapidly (thermal conductivity). This giant metallic structure is distinct from giant ionic structures (fixed ions held by electrostatic attraction) and covalent structures (electrons shared in fixed pairs between atoms).</w:t>
             </w:r>
           </w:p>
         </w:tc>
@@ -17998,7 +18038,7 @@
                 <w:sz w:val="18"/>
                 <w:szCs w:val="18"/>
               </w:rPr>
-              <w:t xml:space="preserve">The Form 4 student's cooking water requires sustained heat from the charcoal jiko to boil because the many hydrogen bonds between water molecules require significant energy to break — far more than the Van der Waals forces holding wax molecules together, which is why wax melts easily on a warm Nairobi afternoon while water remains liquid. This is a direct consequence of the type of intermolecular force acting between the molecules, which is in turn determined by the polarity of the molecule, which is determined by the electronegativity of the atoms involved — all traceable back to bond type, the central focus of the driving question.</w:t>
+              <w:t xml:space="preserve">The supporting phenomenon — an aluminium mabati roofing sheet on a Kenyan home — can be bent and shaped by a fundi without cracking (malleability from delocalised electrons allowing ion layers to slide) and heats up rapidly in the Kisumu sun (thermal conductivity from free electron energy transfer). This advances the driving question: metallic bonds, with their sea of free electrons, give metals a completely different set of properties from the ionic bond of dissolving NaCl and the giant covalent network of non-scratching diamond — confirming that bond type at the atomic scale determines what a substance can do at the human scale.</w:t>
             </w:r>
           </w:p>
         </w:tc>
@@ -18067,7 +18107,7 @@
                 <w:sz w:val="22"/>
                 <w:szCs w:val="22"/>
               </w:rPr>
-              <w:t xml:space="preserve">LESSON 6 (40 minutes): Lesson 6 — Metallic Bonding and Giant Covalent Structures: Why Is Aluminium Malleable but Diamond Unbreakable?</w:t>
+              <w:t xml:space="preserve">LESSON 6 (40 minutes): Giant Covalent/Atomic Structures — Diamond, Graphite &amp; SiO₂: Why the Jeweller's Blade Never Breaks and the Pencil Writes So Smoothly</w:t>
             </w:r>
           </w:p>
         </w:tc>
@@ -18234,7 +18274,7 @@
                 <w:sz w:val="18"/>
                 <w:szCs w:val="18"/>
               </w:rPr>
-              <w:t xml:space="preserve">Students model the sea of delocalised electrons in metallic bonding to explain the properties of aluminium and iron, then contrast these with giant covalent structures (diamond, graphite, SiO₂) to complete the evidence needed for answering the driving question.</w:t>
+              <w:t xml:space="preserve">Students investigate the giant covalent/atomic structures of diamond, graphite, and SiO₂ through animation and data analysis, and use structural evidence to explain why diamond cuts rock, graphite writes on paper, and neither dissolves in water — directly resolving the core puzzle of the anchoring phenomenon.</w:t>
             </w:r>
           </w:p>
         </w:tc>
@@ -18301,7 +18341,7 @@
                 <w:sz w:val="18"/>
                 <w:szCs w:val="18"/>
               </w:rPr>
-              <w:t xml:space="preserve">–  Metallic bonding involves a lattice of positive metal ions surrounded by a 'sea' of delocalised electrons that are free to move throughout the structure.</w:t>
+              <w:t xml:space="preserve">–  Giant covalent (atomic) structures consist of a continuous three-dimensional or layered network of covalent bonds, giving these substances characteristically high melting points and insolubility in water.</w:t>
             </w:r>
           </w:p>
           <w:p>
@@ -18321,7 +18361,7 @@
                 <w:sz w:val="18"/>
                 <w:szCs w:val="18"/>
               </w:rPr>
-              <w:t xml:space="preserve">–  Giant covalent (atomic) structures consist of millions of atoms covalently bonded in a continuous network, giving very high melting points and exceptional hardness (diamond, SiO₂) or layered conductivity (graphite).</w:t>
+              <w:t xml:space="preserve">–  Diamond has four covalent bonds per carbon atom arranged tetrahedrally in a rigid 3-D lattice, making it the hardest natural substance; graphite has three covalent bonds per carbon atom within flat hexagonal layers held together by weak Van der Waals forces, with one delocalised electron per atom between layers enabling electrical conductivity and lubrication.</w:t>
             </w:r>
           </w:p>
           <w:p>
@@ -18341,7 +18381,27 @@
                 <w:sz w:val="18"/>
                 <w:szCs w:val="18"/>
               </w:rPr>
-              <w:t xml:space="preserve">–  The specific structural features of each bond type — ion arrangement, electron mobility, layer spacing — directly determine observable physical properties such as malleability, conductivity, hardness, and solubility.</w:t>
+              <w:t xml:space="preserve">–  Silicon dioxide (SiO₂) forms a giant covalent lattice where each Si atom is bonded to four O atoms, explaining its very high melting point and use in Kenyan sand and quartz rocks.</w:t>
+            </w:r>
+          </w:p>
+          <w:p>
+            <w:pPr>
+              <w:spacing w:after="30" w:before="0"/>
+              <w:ind w:left="360" w:hanging="180"/>
+              <w:jc w:val="left"/>
+            </w:pPr>
+            <w:r>
+              <w:rPr>
+                <w:rFonts w:ascii="Arial" w:cs="Arial" w:eastAsia="Arial" w:hAnsi="Arial"/>
+                <w:b w:val="false"/>
+                <w:bCs w:val="false"/>
+                <w:i w:val="false"/>
+                <w:iCs w:val="false"/>
+                <w:color w:val="000000"/>
+                <w:sz w:val="18"/>
+                <w:szCs w:val="18"/>
+              </w:rPr>
+              <w:t xml:space="preserve">–  Comparing data on melting points, solubility, and conductivity across giant ionic (NaCl), giant covalent (diamond, SiO₂), simple molecular (CO₂), and giant metallic (aluminium) structures reveals systematic patterns directly tied to bond type and structure.</w:t>
             </w:r>
           </w:p>
         </w:tc>
@@ -18408,7 +18468,7 @@
                 <w:sz w:val="18"/>
                 <w:szCs w:val="18"/>
               </w:rPr>
-              <w:t xml:space="preserve">–  Model the sea of delocalised electrons in a metal using locally available materials and use the model to predict physical properties.</w:t>
+              <w:t xml:space="preserve">–  Analyse and interpret data tables comparing physical properties of substances to identify patterns linked to structure and bonding.</w:t>
             </w:r>
           </w:p>
           <w:p>
@@ -18428,7 +18488,7 @@
                 <w:sz w:val="18"/>
                 <w:szCs w:val="18"/>
               </w:rPr>
-              <w:t xml:space="preserve">–  Compare and contrast property data for diamond, graphite, SiO₂, aluminium, and iron and link each property to a specific structural feature.</w:t>
+              <w:t xml:space="preserve">–  Construct evidence-based written explanations connecting atomic-scale structural features (bond number, delocalisation, layer arrangement) to observable macroscopic properties.</w:t>
             </w:r>
           </w:p>
         </w:tc>
@@ -18495,7 +18555,7 @@
                 <w:sz w:val="18"/>
                 <w:szCs w:val="18"/>
               </w:rPr>
-              <w:t xml:space="preserve">–  Appreciate how understanding bond types and structures enables engineers and artisans across Kenya — from jua kali welders to SGR builders — to select the right material for each job.</w:t>
+              <w:t xml:space="preserve">–  Appreciate that invisible atomic-scale arrangements determine the remarkable diversity of everyday materials encountered in Kenyan life — from a Nairobi jeweller's diamond blade to a student's pencil.</w:t>
             </w:r>
           </w:p>
           <w:p>
@@ -18515,7 +18575,7 @@
                 <w:sz w:val="18"/>
                 <w:szCs w:val="18"/>
               </w:rPr>
-              <w:t xml:space="preserve">–  Show care (Love) for peers during practical modelling activities, ensuring no one is hurt by materials or equipment.</w:t>
+              <w:t xml:space="preserve">–  Show intellectual curiosity and collaborative respect when revisiting and revising earlier predictions on the DQB, recognising that science understanding grows through accumulated evidence.</w:t>
             </w:r>
           </w:p>
         </w:tc>
@@ -18581,7 +18641,7 @@
                 <w:sz w:val="18"/>
                 <w:szCs w:val="18"/>
               </w:rPr>
-              <w:t xml:space="preserve">How do the types of chemical bonds between atoms determine the structure, properties, and uses of the substances all around us?</w:t>
+              <w:t xml:space="preserve">How do the type, number, and three-dimensional arrangement of covalent bonds in giant atomic structures determine their hardness, conductivity, and solubility?</w:t>
             </w:r>
           </w:p>
         </w:tc>
@@ -18647,7 +18707,7 @@
                 <w:sz w:val="18"/>
                 <w:szCs w:val="18"/>
               </w:rPr>
-              <w:t xml:space="preserve">After establishing ionic, covalent, dative covalent, hydrogen, and van der Waals bonding in Lessons 2–5, Lesson 6 completes the bond-type inventory by explaining metallic bonding and giant covalent structures — directly accounting for the aluminium sufuria and the graphite pencil from the anchoring phenomenon, and setting up Lesson 7's cross-bond comparison.</w:t>
+              <w:t xml:space="preserve">Lesson 6 is the explanatory climax of the evidence-gathering sequence: having studied ionic, simple covalent, dative/hydrogen/Van der Waals, and metallic bonding in Lessons 1–5, students now investigate the final bond-structure category — giant covalent/atomic — which explains the two most puzzling behaviours in the anchoring phenomenon: why the jeweller's diamond blade never scratches (all four C–C bonds, rigid 3-D lattice) and why the pencil graphite writes so smoothly and conducts electricity (layered structure, delocalised electrons). The comparative data table ties all four giant structure types together, enabling students to answer nearly all questions on the Driving Question Board.</w:t>
             </w:r>
           </w:p>
         </w:tc>
@@ -18713,7 +18773,7 @@
                 <w:sz w:val="18"/>
                 <w:szCs w:val="18"/>
               </w:rPr>
-              <w:t xml:space="preserve">No hazardous chemicals used. If using clay or wire for models, caution students about sharp wire ends. Remind students not to throw or flick modelling materials across the room (Love value — care for others).</w:t>
+              <w:t xml:space="preserve">No hazardous chemicals are used in this lesson. If physical samples of graphite (pencil leads) are handled, remind students not to rub eyes. Diamond-tipped tools referenced in the phenomenon are illustrative only and not present in the classroom. Standard classroom behaviour applies.</w:t>
             </w:r>
           </w:p>
         </w:tc>
@@ -18806,7 +18866,7 @@
                 <w:sz w:val="18"/>
                 <w:szCs w:val="18"/>
               </w:rPr>
-              <w:t xml:space="preserve">This lesson targets the two remaining bond types from the anchoring phenomenon: metallic bonding (aluminium sufuria, iron SGR rails) and giant covalent structures (diamond, graphite pencil, SiO₂ sand). Students begin by predicting — using only their prior knowledge — why the aluminium sufuria can be dented and bent without shattering, while a diamond cannot. This cognitive tension primes them to receive the 'sea of delocalised electrons' model with genuine curiosity.</w:t>
+              <w:t xml:space="preserve">Lesson 6 is the structural and explanatory centrepiece of the Chemical Bonding unit. For the first time, students encounter a bond-structure category — giant covalent/atomic — that explains both of the most visually dramatic behaviours in the anchoring phenomenon: the diamond-tipped blade used by a Nairobi jeweller that cuts through hard rock without scratching, and the graphite pencil that slides smoothly across the page and conducts electricity. Students open the lesson by making written predictions about why diamond and graphite, both made entirely of carbon, behave so differently — activating prior knowledge from Lesson 3 (simple covalent) and Lesson 5 (metallic bonding) before encountering new evidence. They then watch a short animation or simulation showing the 3-D tetrahedral lattice of diamond, the layered hexagonal sheets of graphite, and the Si–O network of SiO₂, pausing at key moments to record structural observations on a guided observation sheet.</w:t>
             </w:r>
           </w:p>
           <w:p>
@@ -18844,7 +18904,7 @@
                 <w:sz w:val="18"/>
                 <w:szCs w:val="18"/>
               </w:rPr>
-              <w:t xml:space="preserve">In the Observe phase, students carry out a structured two-part activity: (1) a tactile modelling exercise in which they use locally available materials (dried maize kernels or small stones representing cations, and a piece of cloth or tray of water representing the electron sea) to simulate metallic bonding, then test the model's predictions by bending a piece of aluminium foil and observing that it does not crack; (2) a data-interpretation task using a provided properties table for diamond, graphite, SiO₂, aluminium, and iron that links melting point, hardness, electrical conductivity, and solubility data to structural differences.</w:t>
+              <w:t xml:space="preserve">In the Explain phase, students work in small groups to complete a comparative data table covering five substances — diamond, graphite, NaCl, aluminium, and CO₂ — recording melting point, solubility in water, and electrical conductivity. They identify patterns across the four giant structure types and write evidence-based explanations linking each pattern to atomic-scale structural features. This activity directly fulfils the KICD requirement to "carry out activities to investigate the physical properties of giant ionic, simple molecular, giant atomic/covalent and giant metallic compounds." The lesson culminates in a whole-class Driving Question Board (DQB) review — the most substantial DQB session in the sequence — in which students collaboratively move question cards to the 'answered' column, revise their working models, and identify the one or two questions that remain open for Lesson 7.</w:t>
             </w:r>
           </w:p>
           <w:p>
@@ -18882,7 +18942,7 @@
                 <w:sz w:val="18"/>
                 <w:szCs w:val="18"/>
               </w:rPr>
-              <w:t xml:space="preserve">In the Explain and Model Building phases, students annotate and revise their cumulative unit models — first developed in Lesson 1 — to include metallic and giant covalent structures alongside the ionic and covalent structures from previous lessons. By the end of the lesson, all four principal bond types are represented on a single class anchor chart and in each student's notebook model, directly answering why the aluminium sufuria, graphite pencil, diamond, and salt behave so differently — completing the core evidence-gathering sequence of the unit.</w:t>
+              <w:t xml:space="preserve">Throughout, Kenya-relevant contexts anchor the learning: the jeweller on Nairobi's River Road, the student writing Chemistry notes with a pencil, silica sand at the Kenyan coast (Malindi, Diani), and quartz found in Rift Valley rocks. By the end of the lesson, students have a complete evidence base for answering the driving question across all bond types, setting up Lesson 7's synthesis and Lesson 8's project presentation.</w:t>
             </w:r>
           </w:p>
         </w:tc>
@@ -19207,7 +19267,7 @@
                 <w:sz w:val="18"/>
                 <w:szCs w:val="18"/>
               </w:rPr>
-              <w:t xml:space="preserve">Students observe two objects placed at the front of the classroom: a piece of aluminium foil (cut from a sufuria or kitchen roll) and a photograph/sample of graphite (pencil lead). Working individually for 2 minutes, they write answers to two prompt questions in their notebooks: (1) 'Why can you bend aluminium foil without it cracking, but you cannot bend a piece of chalk the same way?' and (2) 'Graphite conducts electricity — but so does aluminium. Could they be bonded the same way? Explain your reasoning.' Students then share predictions with a neighbour (Think-Pair) before three pairs are cold-called to share with the class.</w:t>
+              <w:t xml:space="preserve">Students individually read the two-sentence prompt written on the board: 'Diamond and graphite are both made of 100% carbon atoms. Yet diamond is the hardest natural substance on Earth, and graphite is so soft it leaves a mark on paper. Using what you already know about covalent bonds, write a prediction: what must be different at the atomic scale between diamond and graphite to cause such different properties?' Students write a 3–5 sentence prediction in their exercise books without conferring, recalling their Lesson 3 knowledge of simple covalent bonds and Lesson 5 knowledge of delocalised electrons. After writing, they share predictions with a shoulder partner for 60 seconds, then two pairs are cold-called to share with the class.</w:t>
             </w:r>
           </w:p>
         </w:tc>
@@ -19243,7 +19303,7 @@
             <w:pPr>
               <w:spacing w:after="20" w:before="0"/>
             </w:pPr>
-            <w:hyperlink w:history="1" r:id="rIdlyp-fdkj7nxh6dcxfhsng">
+            <w:hyperlink w:history="1" r:id="rIdqwnhsbsrvqihhbbawxn8a">
               <w:r>
                 <w:rPr>
                   <w:rFonts w:ascii="Arial" w:cs="Arial" w:eastAsia="Arial" w:hAnsi="Arial"/>
@@ -19276,7 +19336,7 @@
               <w:spacing w:after="10" w:before="0"/>
               <w:ind w:left="120"/>
             </w:pPr>
-            <w:hyperlink w:history="1" r:id="rIdnlegrm9fu-rpu2fabxh_l">
+            <w:hyperlink w:history="1" r:id="rIdegmrmxiefyqleliexxgc9">
               <w:r>
                 <w:rPr>
                   <w:rFonts w:ascii="Arial" w:cs="Arial" w:eastAsia="Arial" w:hAnsi="Arial"/>
@@ -19321,7 +19381,7 @@
             <w:pPr>
               <w:spacing w:after="20" w:before="0"/>
             </w:pPr>
-            <w:hyperlink w:history="1" r:id="rIdnkmjxkwaiwe4omrbj4q3o">
+            <w:hyperlink w:history="1" r:id="rIdenoekillxywzbjf_u7mow">
               <w:r>
                 <w:rPr>
                   <w:rFonts w:ascii="Arial" w:cs="Arial" w:eastAsia="Arial" w:hAnsi="Arial"/>
@@ -19330,7 +19390,7 @@
                   <w:szCs w:val="16"/>
                   <w:u w:val="single" w:color="2E75B6"/>
                 </w:rPr>
-                <w:t xml:space="preserve">Metallic Bonding (Flexbook)</w:t>
+                <w:t xml:space="preserve">Covalent and Ionic Bonding (PLIX)</w:t>
               </w:r>
             </w:hyperlink>
           </w:p>
@@ -19354,7 +19414,7 @@
               <w:spacing w:after="10" w:before="0"/>
               <w:ind w:left="120"/>
             </w:pPr>
-            <w:hyperlink w:history="1" r:id="rId3-pht9uplkes3xtwwynzo">
+            <w:hyperlink w:history="1" r:id="rIdqk196ecs-6-h1gnxz7ugc">
               <w:r>
                 <w:rPr>
                   <w:rFonts w:ascii="Arial" w:cs="Arial" w:eastAsia="Arial" w:hAnsi="Arial"/>
@@ -19396,7 +19456,7 @@
                 <w:sz w:val="18"/>
                 <w:szCs w:val="18"/>
               </w:rPr>
-              <w:t xml:space="preserve">Place the aluminium foil and graphite pencil visibly at the front before students enter. Open with: 'Remember our Form 4 student in Nairobi — she noticed her mother's aluminium sufuria conducts heat and can be dented, yet it never dissolves in the soup. Today we find out exactly why.' Distribute the two prompt questions on the board or a printed slip. After 2 minutes of individual writing, say: 'Turn to your partner. You have 90 seconds — share your prediction and listen to theirs.' [WAIT 90 seconds.] Cold-call 3 pairs in sequence: 'Pair one — what did you predict for question one?' [WAIT 10 seconds after each response before probing.] After each response, ask: 'What evidence from our previous lessons supports that prediction?' Do NOT correct predictions — record key ideas on the board under the heading 'Our Predictions.' Emphasise: 'Hold these predictions — our observations will either support or challenge them.'</w:t>
+              <w:t xml:space="preserve">Write the prompt on the board before students enter. As students write, circulate silently — do NOT answer questions during this phase; redirect with 'Write your best thinking first.' After 3 minutes, say: 'Finish your sentence.' Allow 10 seconds WAIT TIME. Then: 'Turn to your shoulder partner. You have 60 seconds — share your prediction and listen to theirs. Go.' After 60 seconds, cold-call exactly 2 pairs (choose one pair who drew a diagram and one who wrote only words): 'Akinyi and Wanjiku — what did you predict?' After each response, ask the class: 'Does anyone predict something different? Raise your hand.' Cold-call 1 dissenting student. Do NOT confirm or correct any prediction — say: 'Keep that idea in mind. We are about to gather evidence.'</w:t>
             </w:r>
           </w:p>
         </w:tc>
@@ -19428,7 +19488,7 @@
                 <w:sz w:val="18"/>
                 <w:szCs w:val="18"/>
               </w:rPr>
-              <w:t xml:space="preserve">Think-Pair-Share with Anchored Prediction: Students activate prior knowledge (Lessons 3–5) to make a testable claim before instruction, creating a cognitive hook. Recording predictions publicly makes thinking visible and gives students a personal stake in the upcoming evidence.</w:t>
+              <w:t xml:space="preserve">Strategy — Predict-Before-Evidence with Partner Calibration: Students externalise prior conceptions before seeing new information, preventing passive reception. The partner-share step surfaces the range of class predictions without the teacher adjudicating, creating productive cognitive tension that the animation will then resolve. Anchoring to the phenomenon (diamond blade / pencil graphite) ensures predictions are grounded in observable context rather than abstract recall.</w:t>
             </w:r>
           </w:p>
         </w:tc>
@@ -19460,7 +19520,7 @@
                 <w:sz w:val="18"/>
                 <w:szCs w:val="18"/>
               </w:rPr>
-              <w:t xml:space="preserve">Teacher listens for: (a) whether students attempt to link bonding from prior lessons (e.g., 'maybe it's like covalent bonding?'), (b) whether students use observable properties as evidence, and (c) any misconception that 'all conductors must be bonded the same way.' Flag pairs who conflate metallic and covalent bonding for targeted follow-up during the Explain phase.</w:t>
+              <w:t xml:space="preserve">Look for: (1) Students who correctly anticipate that bond number or arrangement per atom differs between diamond and graphite — these students have strong transfer from Lesson 3; (2) Students who predict 'diamond has stronger bonds' without specifying structure — probe with 'stronger how? More bonds or longer bonds?' during circulation; (3) Students who confuse intermolecular and intramolecular forces — flag these students for targeted questioning during the Explain phase. Record names of 2–3 students with incomplete models for cold-call follow-up later.</w:t>
             </w:r>
           </w:p>
         </w:tc>
@@ -19526,7 +19586,7 @@
                 <w:sz w:val="18"/>
                 <w:szCs w:val="18"/>
               </w:rPr>
-              <w:t xml:space="preserve">Students carry out two structured activities in groups of four. Activity A (Metallic Bonding Model, 8 minutes): Each group receives a tray of dried maize kernels (or small stones) and a sheet of thin plastic or cloth. They arrange the kernels in a close-packed grid representing metal cations, then lay the cloth over them to represent the delocalised electron sea. They gently push one row of kernels sideways and observe that the cloth (electrons) flows around and the structure does not break — linking this to aluminium foil being bent without cracking. They record a labelled sketch of their model in notebooks. Activity B (Giant Covalent Data Interpretation, 8 minutes): Groups receive a pre-prepared data table (melting point, hardness on Mohs scale, electrical conductivity, solubility in water) for diamond, graphite, SiO₂, aluminium, and iron. They complete a structured observation grid: for each substance, they write one sentence stating the most striking property and propose a structural explanation using the word 'bonding.'</w:t>
+              <w:t xml:space="preserve">Students watch a 6–8 minute animation or simulation showing the giant covalent structures of diamond, graphite, and SiO₂ in sequence. Each student has a printed or drawn Guided Observation Sheet with three columns (Diamond / Graphite / SiO₂) and five rows: (1) Number of covalent bonds per central atom; (2) Shape/arrangement of bonds; (3) Are any electrons delocalised? (4) Are layers present? (5) Predicted hardness and conductivity based on structure. The teacher pauses the animation three times at key frames — after the diamond lattice, after the graphite layer structure, and after the SiO₂ network — giving students 90 seconds each time to complete the relevant column on their sheet. After the animation, students compare their observation sheets with their group of four.</w:t>
             </w:r>
           </w:p>
         </w:tc>
@@ -19562,7 +19622,7 @@
             <w:pPr>
               <w:spacing w:after="20" w:before="0"/>
             </w:pPr>
-            <w:hyperlink w:history="1" r:id="rId4rr6reyqknggbm4wbr0yu">
+            <w:hyperlink w:history="1" r:id="rIdffey3bok4mie2lo7fcpyy">
               <w:r>
                 <w:rPr>
                   <w:rFonts w:ascii="Arial" w:cs="Arial" w:eastAsia="Arial" w:hAnsi="Arial"/>
@@ -19595,7 +19655,7 @@
               <w:spacing w:after="10" w:before="0"/>
               <w:ind w:left="120"/>
             </w:pPr>
-            <w:hyperlink w:history="1" r:id="rIdjbcsoynbtj8gwetm90lv2">
+            <w:hyperlink w:history="1" r:id="rIdz15byw-wrm8if8prpsuvk">
               <w:r>
                 <w:rPr>
                   <w:rFonts w:ascii="Arial" w:cs="Arial" w:eastAsia="Arial" w:hAnsi="Arial"/>
@@ -19640,7 +19700,7 @@
             <w:pPr>
               <w:spacing w:after="20" w:before="0"/>
             </w:pPr>
-            <w:hyperlink w:history="1" r:id="rIdli_vt__vjoxjae_3grmow">
+            <w:hyperlink w:history="1" r:id="rIdlksetse9skqtsorsotwer">
               <w:r>
                 <w:rPr>
                   <w:rFonts w:ascii="Arial" w:cs="Arial" w:eastAsia="Arial" w:hAnsi="Arial"/>
@@ -19649,7 +19709,7 @@
                   <w:szCs w:val="16"/>
                   <w:u w:val="single" w:color="2E75B6"/>
                 </w:rPr>
-                <w:t xml:space="preserve">Metallic Bonding (Flexbook)</w:t>
+                <w:t xml:space="preserve">Covalent and Ionic Bonding (PLIX)</w:t>
               </w:r>
             </w:hyperlink>
           </w:p>
@@ -19673,7 +19733,7 @@
               <w:spacing w:after="10" w:before="0"/>
               <w:ind w:left="120"/>
             </w:pPr>
-            <w:hyperlink w:history="1" r:id="rIdankbmxd__tooucw2p95et">
+            <w:hyperlink w:history="1" r:id="rIdeajc9gnr4orahnpca3zem">
               <w:r>
                 <w:rPr>
                   <w:rFonts w:ascii="Arial" w:cs="Arial" w:eastAsia="Arial" w:hAnsi="Arial"/>
@@ -19715,7 +19775,7 @@
                 <w:sz w:val="18"/>
                 <w:szCs w:val="18"/>
               </w:rPr>
-              <w:t xml:space="preserve">Distribute materials before the phase begins to avoid losing time. Introduce Activity A: 'You have maize kernels and a cloth. Arrange the kernels in rows — these are the metal cations. Lay the cloth over them — this is your sea of electrons. Now slowly push one row sideways. Watch what happens and record it.' [Circulate — spend 30 seconds per group checking arrangement is close-packed.] After 4 minutes, ask the class to pause: 'Raise your hand if the kernels stayed together even after you pushed the row.' [Affirm.] 'Why did the structure not fall apart? Write one sentence.' [WAIT 15 seconds for writing.] Cold-call 2 groups. Transition: 'Now flip to Activity B — the data table. Your job is not to memorise numbers but to find patterns. For each substance, what one property stands out, and what does that tell you about its structure?' Circulate during Activity B, prompting with: 'Diamond's melting point is over 3500 °C — what must be true about the bonds holding it together?' and 'Graphite conducts electricity — but diamond does not. They are both pure carbon. What structural difference could explain this?' [WAIT 10 seconds after each prompt before offering a hint.]</w:t>
+              <w:t xml:space="preserve">Before playing, say: 'You are watching as a scientist, not a student. Your job is to collect structural evidence — count bonds, note shapes, spot electrons. Fill in your observation sheet at each pause. I will pause after each structure.' Play the diamond segment (approximately 2 minutes). PAUSE. Say: 'You have 90 seconds — complete the Diamond column now.' Set a visible timer. After 90 seconds: 'Eyes up.' Ask ONE cold-call student: 'Kamau — how many covalent bonds does each carbon atom form in diamond?' WAIT 10 seconds. If correct (4), say: 'Good evidence. What does that tell us about the structure?' WAIT 15 seconds. Repeat pause-and-complete for graphite and SiO₂. After the full animation, say: 'In your groups of four, compare your observation sheets. Where do you disagree, put a question mark. You have 2 minutes.' Circulate and note groups with incorrect delocalised-electron entries for graphite — these are the most common misconception.</w:t>
             </w:r>
           </w:p>
         </w:tc>
@@ -19747,7 +19807,7 @@
                 <w:sz w:val="18"/>
                 <w:szCs w:val="18"/>
               </w:rPr>
-              <w:t xml:space="preserve">Analogical Modelling followed by Data Pattern Analysis: The maize-kernel model makes the abstract electron sea tangible and testable — students physically manipulate the model and observe the predicted outcome (no fracture on layer shift). The data table then grounds the model in real quantitative evidence, building the habit of linking structure to observable properties (NGSS SEP 4: Analysing and Interpreting Data).</w:t>
+              <w:t xml:space="preserve">Strategy — Pause-Record-Compare with Structured Observation Sheet: Rather than watching the animation passively, the structured pause-and-record protocol forces students to extract specific structural data at each stage, mimicking the data-collection discipline of scientific practice (NGSS SEP 3: Planning and Carrying Out Investigations). The group comparison step uses peer checking to catch errors before the Explain phase, reducing misconceptions that would otherwise persist into the data table activity.</w:t>
             </w:r>
           </w:p>
         </w:tc>
@@ -19779,7 +19839,7 @@
                 <w:sz w:val="18"/>
                 <w:szCs w:val="18"/>
               </w:rPr>
-              <w:t xml:space="preserve">During Activity A, teacher checks that each group's model sketch (a) labels cations and delocalised electrons separately, (b) shows close packing, and (c) includes a sentence linking electron mobility to a property. During Activity B, teacher scans observation grids for: whether students correctly identify that diamond's extreme hardness = strong covalent bonds in all directions; whether students note graphite's layered structure as distinct from diamond despite both being carbon. Groups with vague or property-only responses (no structural explanation) are flagged for targeted questioning in the Explain phase.</w:t>
+              <w:t xml:space="preserve">Collect 4–5 observation sheets at random during group comparison (swap quickly, return after 60 seconds). Check: (1) Does the student record '4 bonds' for diamond carbon and '3 bonds' for graphite carbon? (2) Does the student note 'yes' for delocalised electrons in graphite and 'no' for diamond? (3) Does the student note 'layers present' for graphite and '3-D lattice' for diamond? Students who write 'diamond has ionic bonds' or 'graphite has metallic bonds' need immediate one-on-one correction before the Explain phase begins.</w:t>
             </w:r>
           </w:p>
         </w:tc>
@@ -19845,7 +19905,7 @@
                 <w:sz w:val="18"/>
                 <w:szCs w:val="18"/>
               </w:rPr>
-              <w:t xml:space="preserve">The teacher leads a whole-class sensemaking discussion that consolidates both activities. Students use their notebook sketches and data grids as reference. First, they collaboratively construct a class definition of metallic bonding. Then, working in pairs, they complete a structured comparison table contrasting metallic bonding with the three giant covalent structures (diamond, graphite, SiO₂) across five properties: bond type, structure type, melting point (high/low), electrical conductivity (yes/no/why), and one real Kenyan use. Finally, students return to the anchoring phenomenon and write two sentences in their notebooks explaining — using today's evidence — why the aluminium sufuria and the graphite pencil behave as they do.</w:t>
+              <w:t xml:space="preserve">Each group of four receives a Comparative Properties Data Table card listing five substances — diamond, graphite, NaCl, aluminium, and CO₂ — with columns for melting point (°C), solubility in water, electrical conductivity (solid and molten/aqueous), and structure type. Some cells are pre-filled; students must complete the remaining cells using their observation sheets, prior lesson notes (Lessons 2–5), and a brief reference card provided. After completing the table (8 minutes), each group writes three 'pattern statements' in the form: 'Substances with [structural feature] tend to have [property] because [atomic-scale reason].' Groups share one pattern statement each in a whole-class round, and the teacher scribes them on the board under the heading 'Evidence Patterns — All Four Giant Structure Types.' Students then individually write a 5–6 sentence explanation answering: 'Why does the Nairobi jeweller's diamond blade never scratch, while the pencil graphite writes so smoothly and conducts electricity?'</w:t>
             </w:r>
           </w:p>
         </w:tc>
@@ -19881,7 +19941,7 @@
             <w:pPr>
               <w:spacing w:after="20" w:before="0"/>
             </w:pPr>
-            <w:hyperlink w:history="1" r:id="rIdydoze7o9de2womynj2ukc">
+            <w:hyperlink w:history="1" r:id="rIdnap4e3kzvkozvuvyya6fl">
               <w:r>
                 <w:rPr>
                   <w:rFonts w:ascii="Arial" w:cs="Arial" w:eastAsia="Arial" w:hAnsi="Arial"/>
@@ -19914,7 +19974,7 @@
               <w:spacing w:after="10" w:before="0"/>
               <w:ind w:left="120"/>
             </w:pPr>
-            <w:hyperlink w:history="1" r:id="rIduyzrl4oe0xwjmpf24tho3">
+            <w:hyperlink w:history="1" r:id="rIdk_d_m9vhmffk0-rgps8vu">
               <w:r>
                 <w:rPr>
                   <w:rFonts w:ascii="Arial" w:cs="Arial" w:eastAsia="Arial" w:hAnsi="Arial"/>
@@ -19959,7 +20019,7 @@
             <w:pPr>
               <w:spacing w:after="20" w:before="0"/>
             </w:pPr>
-            <w:hyperlink w:history="1" r:id="rIdkaidanb_ulemdd5-g5cp2">
+            <w:hyperlink w:history="1" r:id="rId2fazlksey3kdn6qnoccwn">
               <w:r>
                 <w:rPr>
                   <w:rFonts w:ascii="Arial" w:cs="Arial" w:eastAsia="Arial" w:hAnsi="Arial"/>
@@ -19968,7 +20028,7 @@
                   <w:szCs w:val="16"/>
                   <w:u w:val="single" w:color="2E75B6"/>
                 </w:rPr>
-                <w:t xml:space="preserve">Metallic Bonding (Flexbook)</w:t>
+                <w:t xml:space="preserve">Covalent and Ionic Bonding (PLIX)</w:t>
               </w:r>
             </w:hyperlink>
           </w:p>
@@ -19992,7 +20052,7 @@
               <w:spacing w:after="10" w:before="0"/>
               <w:ind w:left="120"/>
             </w:pPr>
-            <w:hyperlink w:history="1" r:id="rIdgaxqe0xuljo88pbb_7hll">
+            <w:hyperlink w:history="1" r:id="rId73numd1-yy3h_atimre_f">
               <w:r>
                 <w:rPr>
                   <w:rFonts w:ascii="Arial" w:cs="Arial" w:eastAsia="Arial" w:hAnsi="Arial"/>
@@ -20034,7 +20094,7 @@
                 <w:sz w:val="18"/>
                 <w:szCs w:val="18"/>
               </w:rPr>
-              <w:t xml:space="preserve">Begin by projecting (or drawing) a simple diagram of the metallic lattice: rows of '+' symbols in a sea of 'e⁻' dots. Ask: 'From your maize model, what are the '+' symbols and what does the sea represent?' Cold-call 2 students. [WAIT 10 seconds each.] Build the class definition together: write each contributed phrase on the board until you reach: 'Metallic bonding is the electrostatic attraction between a lattice of positive metal ions and a sea of delocalised electrons that are free to move throughout the structure.' Say: 'Now, why does this make aluminium malleable? If I hammer the sufuria, the layers of cations shift — does the electron sea break?' [WAIT 10 seconds.] Cold-call 1 student. 'And why does aluminium conduct electricity?' [WAIT 10 seconds.] Cold-call 1 student. Transition to giant covalent: display a side-by-side image of diamond (tetrahedral 3D network) and graphite (hexagonal layers). Ask: 'Both are pure carbon. One conducts electricity, one does not. One is the hardest natural substance, one is slippery. Using your data table — what structural difference explains this?' Give pairs 2 minutes to discuss. Cold-call 2 pairs. Confirm: 'In diamond, every carbon bonds to four others in all directions — no free electrons, no layers that slide. In graphite, carbon atoms form flat layers held together by weak van der Waals forces — layers slide easily, and the delocalised electrons between layers conduct electricity.' Connect to phenomenon: 'Now write two sentences in your notebook: why does the aluminium sufuria conduct heat without dissolving, and why does the graphite pencil leave a mark and conduct electricity?' [WAIT 3 minutes for individual writing.] Cold-call 2 students to read aloud.</w:t>
+              <w:t xml:space="preserve">Distribute data table cards. Say: 'This table contains all five substances we have studied across Lessons 2 to 6. Some cells are filled — your job is to complete the rest using your notes and observation sheet. You have 8 minutes. Every group member must contribute at least one cell — agree who fills which column before you start.' Circulate. At 4 minutes, prompt: 'You should have at least three columns complete. Check your melting point for NaCl — where did you record that?' At 8 minutes: 'Pens down. Each group — write your three pattern statements now. 3 minutes.' After pattern statements, conduct a whole-class share: cold-call groups in order, scribing each statement. After all are scribled, say: 'Look at these patterns. Which one surprises you most? Think for 15 seconds.' WAIT 15 seconds. Cold-call 2 students. Then say: 'Now, individually, write your explanation about the jeweller's diamond and the student's pencil. Use at least three of these pattern statements as evidence. You have 4 minutes.' Circulate — look for students who write only surface-level answers ('diamond is hard') without citing bond number or lattice structure.</w:t>
             </w:r>
           </w:p>
         </w:tc>
@@ -20066,7 +20126,7 @@
                 <w:sz w:val="18"/>
                 <w:szCs w:val="18"/>
               </w:rPr>
-              <w:t xml:space="preserve">Collaborative Definition Construction followed by Targeted Comparison Table: Co-constructing the definition ensures students contribute language rather than passively copy — building scientific vocabulary ownership (NGSS SEP 6: Constructing Explanations). The comparison table requires students to hold multiple structures in mind simultaneously, training the cross-cutting concept of Structure and Function.</w:t>
+              <w:t xml:space="preserve">Strategy — Comparative Data Table with Pattern-Statement Generation (NGSS SEP 6: Constructing Explanations): By placing all five substances side-by-side in one table, students are compelled to identify cross-cutting patterns rather than treating each substance in isolation. The 'pattern statement' scaffold (Substances with X tend to have Y because Z) requires students to move from descriptive observation to causal mechanistic reasoning — the hallmark of sensemaking. Scribing all statements on the board creates a shared class knowledge artefact that students can cite in their individual explanations, supporting both collaborative and independent learning (KICD Core Competency: Learning to Learn).</w:t>
             </w:r>
           </w:p>
         </w:tc>
@@ -20098,7 +20158,7 @@
                 <w:sz w:val="18"/>
                 <w:szCs w:val="18"/>
               </w:rPr>
-              <w:t xml:space="preserve">Teacher reads 4–5 students' two-sentence phenomenon explanations while circulating. Look for: (a) explicit mention of 'delocalised electrons' for aluminium conductivity, (b) explanation of malleability using layer shift without bond breaking, (c) contrast between diamond (3D covalent network, no free electrons) and graphite (layered, delocalised electrons between layers). Absence of mechanistic language ('the electrons move') signals need for re-teaching during Model Building. Collect 3 notebooks at random to review after class.</w:t>
+              <w:t xml:space="preserve">Collect individual explanations. Grade against a 3-point rubric: (1) Names the structural feature correctly (4 C–C bonds in tetrahedral lattice for diamond; 3 C–C bonds in layers + delocalised electrons for graphite); (2) Links structural feature to specific property (rigidity → hardness; delocalised electrons → conductivity; weak Van der Waals between layers → lubrication/softness); (3) Uses the phenomenon context (jeweller, pencil, Nairobi) rather than generic statements. Students scoring 0–1 on the rubric are identified for targeted support in Lesson 7's synthesis activity.</w:t>
             </w:r>
           </w:p>
         </w:tc>
@@ -20164,7 +20224,7 @@
                 <w:sz w:val="18"/>
                 <w:szCs w:val="18"/>
               </w:rPr>
-              <w:t xml:space="preserve">Each student writes one new 'answer sticky' — a 2–3 sentence evidence-based claim — to add to the class Driving Question Board. The claim must address: 'What does metallic bonding or a giant covalent structure explain that we could not explain before today?' Students also write one new 'question sticky' — something today's lesson has made them more curious about. Both stickies are placed on the DQB in their designated columns ('Evidence We Now Have' and 'Questions We Still Have'). The class takes 3 minutes to read the new additions silently, and one student is chosen to read aloud the question they find most interesting.</w:t>
+              <w:t xml:space="preserve">The DQB — first constructed in Lesson 1 and updated in Lessons 2–5 — is displayed at the front of the room with all original question cards still visible. Each group receives three coloured stickers: GREEN (we can now fully answer this question with evidence), YELLOW (we can partially answer this question), and RED (this question is still open). Groups spend 3 minutes reviewing the DQB and deciding which sticker to place on which question card, with one student from each group coming to the board in rotation. The class then conducts a whole-group discussion of the 2–3 questions that receive the most GREEN stickers, with students orally articulating the full evidence-based answers. Finally, any RED cards are discussed — the class decides whether the remaining open questions will be addressed in Lesson 7 (synthesis) or Lesson 8 (project).</w:t>
             </w:r>
           </w:p>
         </w:tc>
@@ -20200,7 +20260,7 @@
             <w:pPr>
               <w:spacing w:after="20" w:before="0"/>
             </w:pPr>
-            <w:hyperlink w:history="1" r:id="rIdrz-ud44rnokyjdztphyfn">
+            <w:hyperlink w:history="1" r:id="rId0xngrm7p_ak0a2hq6vrjr">
               <w:r>
                 <w:rPr>
                   <w:rFonts w:ascii="Arial" w:cs="Arial" w:eastAsia="Arial" w:hAnsi="Arial"/>
@@ -20233,7 +20293,7 @@
               <w:spacing w:after="10" w:before="0"/>
               <w:ind w:left="120"/>
             </w:pPr>
-            <w:hyperlink w:history="1" r:id="rIdzxhbmzd5a7u2bueraajfc">
+            <w:hyperlink w:history="1" r:id="rIdioprpcr8hfw0dcxrxclv8">
               <w:r>
                 <w:rPr>
                   <w:rFonts w:ascii="Arial" w:cs="Arial" w:eastAsia="Arial" w:hAnsi="Arial"/>
@@ -20278,7 +20338,7 @@
             <w:pPr>
               <w:spacing w:after="20" w:before="0"/>
             </w:pPr>
-            <w:hyperlink w:history="1" r:id="rIdjrljujxcxgcxatu0o5o33">
+            <w:hyperlink w:history="1" r:id="rIdfzns3or7ldnv6fy8jt0kp">
               <w:r>
                 <w:rPr>
                   <w:rFonts w:ascii="Arial" w:cs="Arial" w:eastAsia="Arial" w:hAnsi="Arial"/>
@@ -20287,7 +20347,7 @@
                   <w:szCs w:val="16"/>
                   <w:u w:val="single" w:color="2E75B6"/>
                 </w:rPr>
-                <w:t xml:space="preserve">Metallic Bonding (Flexbook)</w:t>
+                <w:t xml:space="preserve">Covalent and Ionic Bonding (PLIX)</w:t>
               </w:r>
             </w:hyperlink>
           </w:p>
@@ -20311,7 +20371,7 @@
               <w:spacing w:after="10" w:before="0"/>
               <w:ind w:left="120"/>
             </w:pPr>
-            <w:hyperlink w:history="1" r:id="rIdquj7xupk4exbk_xaf3q_8">
+            <w:hyperlink w:history="1" r:id="rIdgya-5oc0pgplap0csom8d">
               <w:r>
                 <w:rPr>
                   <w:rFonts w:ascii="Arial" w:cs="Arial" w:eastAsia="Arial" w:hAnsi="Arial"/>
@@ -20353,7 +20413,7 @@
                 <w:sz w:val="18"/>
                 <w:szCs w:val="18"/>
               </w:rPr>
-              <w:t xml:space="preserve">Distribute two sticky notes per student (or instruct them to write on torn notebook paper if stickies are unavailable). Say: 'We now have evidence about six bond types — ionic, covalent, dative covalent, hydrogen bonds, van der Waals forces, and today's metallic bonding and giant covalent structures. Write your answer sticky: what can you now explain about our phenomenon that you could not explain at the start of today's lesson? Be specific — name the substance and the bond type.' [WAIT 3 minutes for writing.] 'Now write your question sticky — what does today's lesson make you more curious about? It could be about another material, about how bonds form in industry, or about anything connected to our driving question.' [WAIT 2 minutes.] Invite students to place stickies on the DQB. Read 2 answer stickies aloud and affirm specific language. Ask: 'Who wrote a question that connects to the SGR railway or to a Kenyan jua kali workshop?' Cold-call 1 student to read their question sticky. Say: 'Keep that question in mind — our next two lessons will help you answer it.'</w:t>
+              <w:t xml:space="preserve">Reveal the full DQB. Say: 'Cast your minds back to Lesson 1 — the mama shaking salt into the ugali pot, the daughter writing with her pencil, the jeweller on River Road. Look at every question your class posted. Today is the biggest DQB session of the unit — after six lessons of evidence, how many can we answer?' Distribute stickers. After groups deliberate (3 minutes), invite one representative per group to the board in rotation: 'Otieno's group — place your stickers.' After all stickers are placed, identify the question with the most GREEN stickers. Ask: 'Who can give me the full answer to this question — evidence from the data table, structure, and bond type?' WAIT 15 seconds. Cold-call 1 student, then ask for a 'yes, and…' addition from a second student. Repeat for the second most-answered question. For RED cards, say: 'These questions are still open. Look at them carefully — do you think Lesson 7 or Lesson 8 will answer them? Vote with your fingers: one finger for Lesson 7, two for Lesson 8.' Tally votes visibly. End with: 'By Lesson 8, every question on this board should be answered. Hold us to that.'</w:t>
             </w:r>
           </w:p>
         </w:tc>
@@ -20385,7 +20445,7 @@
                 <w:sz w:val="18"/>
                 <w:szCs w:val="18"/>
               </w:rPr>
-              <w:t xml:space="preserve">Public Knowledge Tracking via DQB: The board makes the class's growing understanding visible and cumulative, allowing students to see how each lesson adds a new explanatory layer to the driving question. Writing both an answer and a question models the scientific disposition that new knowledge always generates new curiosity (NGSS SEP 1: Asking Questions).</w:t>
+              <w:t xml:space="preserve">Strategy — Collaborative DQB Audit with Evidence Stickering: This is the most metacognitive phase of the entire lesson sequence. By physically placing coloured stickers and then defending answers aloud, students perform a public audit of their own growing understanding — a practice directly aligned with NGSS SEP 8 (Obtaining, Evaluating, and Communicating Information). The stickering creates a visible, whole-class representation of how the evidence gathered across six lessons has progressively resolved the original puzzle, reinforcing the narrative structure of the storyline and motivating the final two lessons.</w:t>
             </w:r>
           </w:p>
         </w:tc>
@@ -20417,7 +20477,7 @@
                 <w:sz w:val="18"/>
                 <w:szCs w:val="18"/>
               </w:rPr>
-              <w:t xml:space="preserve">Teacher reads DQB answer stickies for: (a) correct naming of bond/structure type, (b) linking structure to at least one specific property, (c) use of Kenyan context (sufuria, SGR, pencil). Question stickies are scanned for productive confusion (e.g., 'Why does graphite conduct but not dissolve, while NaCl dissolves but only conducts when dissolved?') — these are recorded for use as lesson openers in Lessons 7–8.</w:t>
+              <w:t xml:space="preserve">Observe the stickering process: (1) Do groups agree on GREEN vs. YELLOW, or is there significant disagreement? — disagreement signals incomplete sensemaking in at least one group member; (2) Listen to the oral answers given for GREEN-stickered questions — are students citing specific structural evidence (e.g., 'four C–C bonds in a tetrahedral lattice') or reverting to surface-level answers ('diamond is very hard')? (3) Note which questions remain on RED — if foundational questions about bond type vs. property are still RED after Lesson 6, allocate 10 minutes of re-teaching at the start of Lesson 7.</w:t>
             </w:r>
           </w:p>
         </w:tc>
@@ -20483,7 +20543,7 @@
                 <w:sz w:val="18"/>
                 <w:szCs w:val="18"/>
               </w:rPr>
-              <w:t xml:space="preserve">Students return to their cumulative unit model — the annotated diagram of the anchoring phenomenon substances begun in Lesson 1 and updated in each subsequent lesson. Today they add two new panels to their model: (1) a labelled diagram of metallic bonding showing the cation lattice and electron sea for aluminium, with arrows indicating electron movement and labels for malleability and conductivity; (2) a side-by-side labelled sketch of diamond (3D tetrahedral network) and graphite (hexagonal layers with weak inter-layer forces and delocalised electrons). Each panel must include: bond type name, key structural feature, and two properties explained by that structure. Students who finish early add a third panel for SiO₂ (silica/sand). The class closes by displaying three models under a document camera (or posted on the wall) and students give one 'warm' (strength) and one 'wonder' (improvement suggestion) as peer feedback.</w:t>
+              <w:t xml:space="preserve">Students return to their individual cumulative bond-type models — a visual diagram begun in Lesson 1 and revised after each lesson — and make their Lesson 6 additions. They must add: (1) A labelled sketch of the diamond lattice showing four C–C bonds per atom in a tetrahedral arrangement; (2) A labelled sketch of the graphite layer structure showing three C–C bonds per atom, the hexagonal layer, and a notation for delocalised electrons between layers; (3) A one-row addition to their model's summary table for 'Giant Covalent/Atomic' structure type, filling in: bond type, example substances, melting point (high/low), solubility (yes/no), conductivity (yes/no), and one Kenyan real-world use. Students who finish early add a labelled sketch of the SiO₂ network and note its relevance to Kenyan coastal silica sand. In the final 2 minutes, students write one 'I used to think… but now I think…' sentence at the bottom of their model page.</w:t>
             </w:r>
           </w:p>
         </w:tc>
@@ -20519,7 +20579,7 @@
             <w:pPr>
               <w:spacing w:after="20" w:before="0"/>
             </w:pPr>
-            <w:hyperlink w:history="1" r:id="rIdggujxiiyugrt0zlnipsu9">
+            <w:hyperlink w:history="1" r:id="rIdbc0dcm_gz9intpeqg9c-o">
               <w:r>
                 <w:rPr>
                   <w:rFonts w:ascii="Arial" w:cs="Arial" w:eastAsia="Arial" w:hAnsi="Arial"/>
@@ -20552,7 +20612,7 @@
               <w:spacing w:after="10" w:before="0"/>
               <w:ind w:left="120"/>
             </w:pPr>
-            <w:hyperlink w:history="1" r:id="rIdoscle5fnnrhtl3mwt1qkp">
+            <w:hyperlink w:history="1" r:id="rId4fvyyoe1q3vjnepwa3w13">
               <w:r>
                 <w:rPr>
                   <w:rFonts w:ascii="Arial" w:cs="Arial" w:eastAsia="Arial" w:hAnsi="Arial"/>
@@ -20597,7 +20657,7 @@
             <w:pPr>
               <w:spacing w:after="20" w:before="0"/>
             </w:pPr>
-            <w:hyperlink w:history="1" r:id="rId_ef3hvmyrxrzs_eivcfcv">
+            <w:hyperlink w:history="1" r:id="rId5-8srl3nelzctgv1jumft">
               <w:r>
                 <w:rPr>
                   <w:rFonts w:ascii="Arial" w:cs="Arial" w:eastAsia="Arial" w:hAnsi="Arial"/>
@@ -20606,7 +20666,7 @@
                   <w:szCs w:val="16"/>
                   <w:u w:val="single" w:color="2E75B6"/>
                 </w:rPr>
-                <w:t xml:space="preserve">Metallic Bonding (Flexbook)</w:t>
+                <w:t xml:space="preserve">Covalent and Ionic Bonding (PLIX)</w:t>
               </w:r>
             </w:hyperlink>
           </w:p>
@@ -20630,7 +20690,7 @@
               <w:spacing w:after="10" w:before="0"/>
               <w:ind w:left="120"/>
             </w:pPr>
-            <w:hyperlink w:history="1" r:id="rId97jswkwj-q7ab-ilshfqc">
+            <w:hyperlink w:history="1" r:id="rIdjlvhnzq209ddenyfj7fet">
               <w:r>
                 <w:rPr>
                   <w:rFonts w:ascii="Arial" w:cs="Arial" w:eastAsia="Arial" w:hAnsi="Arial"/>
@@ -20672,7 +20732,7 @@
                 <w:sz w:val="18"/>
                 <w:szCs w:val="18"/>
               </w:rPr>
-              <w:t xml:space="preserve">Say: 'Open your unit models — the diagram you started in Lesson 1. You have been updating it every lesson. Today you add metallic bonding and giant covalent structures.' Project a model template on the board showing blank Panel 5 (metallic bonding) and Panel 6 (giant covalent). Say: 'Your diagram must include — and I am serious about this — the name of the bond, the key structural feature that makes it unique, and two properties it explains. Use the words: lattice, delocalised, cation, tetrahedral, layers, van der Waals.' [Write these six words on the board as a word bank.] Circulate during the 6 minutes of model drawing. For students who draw the electron sea without labelling it: 'What is special about these electrons? Add the word that tells us they can move freely.' For students who draw diamond without showing the 3D connectivity: 'In diamond, every carbon touches four others — how can you show that in 2D?' After 6 minutes, select 3 models to display. For each, ask the class: 'One warm — what is strong about this model?' [WAIT 10 seconds.] Cold-call 1 student. 'One wonder — what could make it clearer?' [WAIT 10 seconds.] Cold-call 1 different student. Close: 'Your model now contains all six bond types we have studied. In Lesson 7, we will use this model to answer the driving question fully — so make sure it is complete and in your notebook.'</w:t>
+              <w:t xml:space="preserve">Say: 'Open your model. You have built it through five lessons — ionic, simple covalent, dative/hydrogen/Van der Waals, and metallic. Today you add the final giant structure type: giant covalent. You have 5 minutes to add your diamond sketch, graphite sketch, and summary table row. Use your observation sheet and data table as reference.' Set a 5-minute timer. Circulate — check that students draw BOTH diamond and graphite (not just one). Prompt students who draw only diamond: 'Where is your graphite layer? The pencil in the phenomenon — that is graphite. Include it.' At 5 minutes: 'Finish your sketch. Now write your I-used-to-think sentence at the bottom of the page. One sentence. 2 minutes.' After 2 minutes, cold-call 3 students to read their sentences aloud — choose one who has shown a strong misconception shift, one who has shown good prior knowledge, and one mid-range student. After each, ask the class: 'Does anyone have a different shift to share?' WAIT 10 seconds. Close with: 'Your model now covers all four giant structure types. In Lesson 7, we synthesise — and in Lesson 8, you will use locally available materials to build a physical model of one of these structures. Start thinking about which structure you will choose.'</w:t>
             </w:r>
           </w:p>
         </w:tc>
@@ -20704,7 +20764,7 @@
                 <w:sz w:val="18"/>
                 <w:szCs w:val="18"/>
               </w:rPr>
-              <w:t xml:space="preserve">Cumulative Model Revision with Peer Gallery Critique: Revising the same model across lessons externalises conceptual change — students can literally see how their understanding has grown since Lesson 1. Peer feedback using warm/wonder language scaffolds scientific discourse and makes evaluation criteria explicit (NGSS SEP 2: Developing and Using Models; Cross-Cutting Concept: Structure and Function).</w:t>
+              <w:t xml:space="preserve">Strategy — Cumulative Model Revision with I-Used-To-Think/Now-I-Think Reflection (NGSS SEP 2: Developing and Using Models): The cumulative model is the physical artefact of the entire unit's knowledge construction. Each revision forces students to integrate new structural knowledge with everything previously learned, making the model a genuine epistemic tool rather than a decorative summary. The 'I used to think… but now I think…' sentence is a metacognitive reflection protocol that makes conceptual change visible to both student and teacher, directly surfacing shifts in understanding about the phenomenon.</w:t>
             </w:r>
           </w:p>
         </w:tc>
@@ -20736,7 +20796,7 @@
                 <w:sz w:val="18"/>
                 <w:szCs w:val="18"/>
               </w:rPr>
-              <w:t xml:space="preserve">Teacher scans models for: (a) correct structural diagrams (cation lattice with electron sea for metals; 3D network for diamond; layered hexagons for graphite), (b) properties correctly linked to structural features — not just listed, (c) use of at least 4 of the 6 word-bank terms. Models missing mechanistic links (structure → property) are flagged for individual follow-up at the start of Lesson 7. The three displayed models serve as anchor examples for the class standard.</w:t>
+              <w:t xml:space="preserve">Scan model additions during circulation: (1) Does the diamond sketch show a 3-D tetrahedral arrangement (not a 2-D square grid)? (2) Does the graphite sketch show distinct horizontal layers with a gap between them (representing Van der Waals forces) and a notation for delocalised electrons? (3) Does the summary table row correctly mark giant covalent as 'high melting point, insoluble, non-conductor (diamond) / conductor (graphite)'? (4) Do the 'I used to think' sentences reveal genuine conceptual change (e.g., 'I used to think diamond and graphite were different elements, but now I know they are both carbon arranged differently') or surface rephrasing ('I used to think diamond was hard, now I know it is very hard')? Students producing surface rephrasing need scaffolded prompting in Lesson 7.</w:t>
             </w:r>
           </w:p>
         </w:tc>
@@ -20829,83 +20889,83 @@
                 <w:sz w:val="18"/>
                 <w:szCs w:val="18"/>
               </w:rPr>
-              <w:t xml:space="preserve">1. Did students successfully distinguish between metallic bonding (delocalised electrons, cation lattice) and giant covalent bonding (no free electrons in diamond, delocalised between layers in graphite) — or did any groups conflate the two types of conductivity? What re-teaching is needed at the start of Lesson 7?</w:t>
-            </w:r>
-          </w:p>
-          <w:p>
-            <w:pPr>
-              <w:spacing w:after="40" w:before="0"/>
-              <w:jc w:val="left"/>
-            </w:pPr>
-            <w:r>
-              <w:rPr>
-                <w:rFonts w:ascii="Arial" w:cs="Arial" w:eastAsia="Arial" w:hAnsi="Arial"/>
-                <w:b w:val="false"/>
-                <w:bCs w:val="false"/>
-                <w:i w:val="false"/>
-                <w:iCs w:val="false"/>
-                <w:color w:val="000000"/>
-                <w:sz w:val="18"/>
-                <w:szCs w:val="18"/>
-              </w:rPr>
-              <w:t xml:space="preserve">2. During the maize-kernel modelling activity, did students make the conceptual leap from 'the structure did not break when I pushed the row' to 'this explains why aluminium is malleable' — or did they treat it as a fun activity without extracting the principle? How can I make the model-to-property link more explicit next time?</w:t>
-            </w:r>
-          </w:p>
-          <w:p>
-            <w:pPr>
-              <w:spacing w:after="40" w:before="0"/>
-              <w:jc w:val="left"/>
-            </w:pPr>
-            <w:r>
-              <w:rPr>
-                <w:rFonts w:ascii="Arial" w:cs="Arial" w:eastAsia="Arial" w:hAnsi="Arial"/>
-                <w:b w:val="false"/>
-                <w:bCs w:val="false"/>
-                <w:i w:val="false"/>
-                <w:iCs w:val="false"/>
-                <w:color w:val="000000"/>
-                <w:sz w:val="18"/>
-                <w:szCs w:val="18"/>
-              </w:rPr>
-              <w:t xml:space="preserve">3. Were students able to write two-sentence phenomenon explanations (aluminium sufuria, graphite pencil) using mechanistic language ('delocalised electrons move freely, carrying charge…') rather than simply restating properties? Which students need targeted support?</w:t>
-            </w:r>
-          </w:p>
-          <w:p>
-            <w:pPr>
-              <w:spacing w:after="40" w:before="0"/>
-              <w:jc w:val="left"/>
-            </w:pPr>
-            <w:r>
-              <w:rPr>
-                <w:rFonts w:ascii="Arial" w:cs="Arial" w:eastAsia="Arial" w:hAnsi="Arial"/>
-                <w:b w:val="false"/>
-                <w:bCs w:val="false"/>
-                <w:i w:val="false"/>
-                <w:iCs w:val="false"/>
-                <w:color w:val="000000"/>
-                <w:sz w:val="18"/>
-                <w:szCs w:val="18"/>
-              </w:rPr>
-              <w:t xml:space="preserve">4. How productive were the DQB question stickies? Did students generate questions that point productively toward Lesson 7's cross-bond comparison, or were questions too vague ('Why are there different bonds?')? How will I use the best questions as Lesson 7 openers?</w:t>
-            </w:r>
-          </w:p>
-          <w:p>
-            <w:pPr>
-              <w:spacing w:after="40" w:before="0"/>
-              <w:jc w:val="left"/>
-            </w:pPr>
-            <w:r>
-              <w:rPr>
-                <w:rFonts w:ascii="Arial" w:cs="Arial" w:eastAsia="Arial" w:hAnsi="Arial"/>
-                <w:b w:val="false"/>
-                <w:bCs w:val="false"/>
-                <w:i w:val="false"/>
-                <w:iCs w:val="false"/>
-                <w:color w:val="000000"/>
-                <w:sz w:val="18"/>
-                <w:szCs w:val="18"/>
-              </w:rPr>
-              <w:t xml:space="preserve">5. By the end of this lesson, every student's cumulative model should contain panels for all six bond types studied so far. How complete and accurate were the models I reviewed? What proportion of students are ready to use this model to answer the full driving question in Lessons 7–8?</w:t>
+              <w:t xml:space="preserve">1. During the Predict phase, what range of predictions did students make about diamond vs. graphite? Did any students correctly anticipate the role of bond number or electron delocalisation before seeing the animation — and if so, what prior experiences or lessons enabled that transfer?</w:t>
+            </w:r>
+          </w:p>
+          <w:p>
+            <w:pPr>
+              <w:spacing w:after="40" w:before="0"/>
+              <w:jc w:val="left"/>
+            </w:pPr>
+            <w:r>
+              <w:rPr>
+                <w:rFonts w:ascii="Arial" w:cs="Arial" w:eastAsia="Arial" w:hAnsi="Arial"/>
+                <w:b w:val="false"/>
+                <w:bCs w:val="false"/>
+                <w:i w:val="false"/>
+                <w:iCs w:val="false"/>
+                <w:color w:val="000000"/>
+                <w:sz w:val="18"/>
+                <w:szCs w:val="18"/>
+              </w:rPr>
+              <w:t xml:space="preserve">2. When students completed the Comparative Properties Data Table, which cells caused the most confusion or error? Were students struggling with data recall (e.g., forgetting NaCl melting point from Lesson 2), structural reasoning (e.g., why CO₂ has a low melting point despite having covalent bonds), or pattern generalisation? How will you address these gaps in Lesson 7's synthesis?</w:t>
+            </w:r>
+          </w:p>
+          <w:p>
+            <w:pPr>
+              <w:spacing w:after="40" w:before="0"/>
+              <w:jc w:val="left"/>
+            </w:pPr>
+            <w:r>
+              <w:rPr>
+                <w:rFonts w:ascii="Arial" w:cs="Arial" w:eastAsia="Arial" w:hAnsi="Arial"/>
+                <w:b w:val="false"/>
+                <w:bCs w:val="false"/>
+                <w:i w:val="false"/>
+                <w:iCs w:val="false"/>
+                <w:color w:val="000000"/>
+                <w:sz w:val="18"/>
+                <w:szCs w:val="18"/>
+              </w:rPr>
+              <w:t xml:space="preserve">3. During the DQB Audit, how many question cards received GREEN stickers? Were there any questions that should have been answered by this lesson but remained on RED — and if so, does this reflect a gap in the lesson's Explain phase or a gap in a prior lesson?</w:t>
+            </w:r>
+          </w:p>
+          <w:p>
+            <w:pPr>
+              <w:spacing w:after="40" w:before="0"/>
+              <w:jc w:val="left"/>
+            </w:pPr>
+            <w:r>
+              <w:rPr>
+                <w:rFonts w:ascii="Arial" w:cs="Arial" w:eastAsia="Arial" w:hAnsi="Arial"/>
+                <w:b w:val="false"/>
+                <w:bCs w:val="false"/>
+                <w:i w:val="false"/>
+                <w:iCs w:val="false"/>
+                <w:color w:val="000000"/>
+                <w:sz w:val="18"/>
+                <w:szCs w:val="18"/>
+              </w:rPr>
+              <w:t xml:space="preserve">4. Did students' 'I used to think… but now I think…' sentences reveal genuine structural-level conceptual change (citing bond number, lattice arrangement, delocalised electrons), or did they remain at the macroscopic/property level? What scaffolding could deepen the atomic-scale reasoning in the Model Building phase?</w:t>
+            </w:r>
+          </w:p>
+          <w:p>
+            <w:pPr>
+              <w:spacing w:after="40" w:before="0"/>
+              <w:jc w:val="left"/>
+            </w:pPr>
+            <w:r>
+              <w:rPr>
+                <w:rFonts w:ascii="Arial" w:cs="Arial" w:eastAsia="Arial" w:hAnsi="Arial"/>
+                <w:b w:val="false"/>
+                <w:bCs w:val="false"/>
+                <w:i w:val="false"/>
+                <w:iCs w:val="false"/>
+                <w:color w:val="000000"/>
+                <w:sz w:val="18"/>
+                <w:szCs w:val="18"/>
+              </w:rPr>
+              <w:t xml:space="preserve">5. How effectively did the Kenya-relevant contexts (Nairobi jeweller, pencil/graphite, Malindi silica sand) maintain student engagement and relevance throughout the lesson? Were there moments when students' own experiences or observations enriched the class discussion in ways you did not anticipate — and how will you build on those in Lesson 7?</w:t>
             </w:r>
           </w:p>
         </w:tc>
@@ -21032,7 +21092,7 @@
                 <w:sz w:val="18"/>
                 <w:szCs w:val="18"/>
               </w:rPr>
-              <w:t xml:space="preserve">Students observed that aluminium foil bends without cracking (modelled using maize kernels in a cloth 'electron sea'), that diamond has an extreme melting point and hardness but does not conduct electricity, that graphite conducts electricity and has a layered slippery structure, and that SiO₂ has a very high melting point and is insoluble — all evidenced through the properties data table and tactile models.</w:t>
+              <w:t xml:space="preserve">Students watched an animation showing the 3-D tetrahedral lattice of diamond (4 C–C bonds per atom), the layered hexagonal structure of graphite (3 C–C bonds per atom + delocalised electrons between layers), and the Si–O network of SiO₂. They recorded structural observations on a guided sheet and compared physical property data — melting point, solubility, and conductivity — for diamond, graphite, NaCl, aluminium, and CO₂ across a comparative data table.</w:t>
             </w:r>
           </w:p>
         </w:tc>
@@ -21098,7 +21158,7 @@
                 <w:sz w:val="18"/>
                 <w:szCs w:val="18"/>
               </w:rPr>
-              <w:t xml:space="preserve">Metallic bonding involves positive metal ions arranged in a lattice surrounded by a sea of delocalised electrons that are free to move; this explains malleability (layers shift without breaking), electrical conductivity (electrons flow), and high melting point (strong electrostatic attraction). Giant covalent structures have millions of atoms joined by covalent bonds in a continuous network: diamond (3D tetrahedral, hardest natural substance, non-conductive), graphite (hexagonal layers, delocalised electrons between layers make it conductive and slippery), and SiO₂ (3D network, very high melting point, insoluble).</w:t>
+              <w:t xml:space="preserve">Giant covalent/atomic structures consist of continuous networks of strong covalent bonds throughout the entire solid, giving very high melting points and insolubility in water. Diamond's rigid 3-D tetrahedral lattice (4 bonds per C atom) makes it the hardest natural substance. Graphite's layered structure (3 bonds per C atom, delocalised electrons between layers, weak Van der Waals forces holding layers together) makes it soft, a lubricant, and an electrical conductor. SiO₂ forms a giant covalent network with each Si bonded to 4 O atoms, explaining its very high melting point. Comparing all four giant structure types reveals that bond type and three-dimensional arrangement — not just bond strength — determine a substance's macroscopic properties.</w:t>
             </w:r>
           </w:p>
         </w:tc>
@@ -21164,7 +21224,7 @@
                 <w:sz w:val="18"/>
                 <w:szCs w:val="18"/>
               </w:rPr>
-              <w:t xml:space="preserve">The anchoring phenomenon is now fully accountable at the structural level: the aluminium sufuria is malleable and conductive because delocalised electrons flow freely through the cation lattice and layers shift without bond breaking. The graphite pencil conducts electricity because of delocalised electrons between sliding layers, and it leaves a mark because layers slide off easily. Diamond is the hardest natural substance and non-conductive because every carbon atom is bonded covalently to four others in all directions, leaving no free electrons and no planes of weakness. Combined with Lessons 3–5 (ionic, covalent, hydrogen, van der Waals), students can now explain all four substances in the phenomenon through bond type and resulting structure.</w:t>
+              <w:t xml:space="preserve">The anchoring phenomenon is now fully explained: the Nairobi jeweller's diamond blade never scratches because every carbon atom is locked into four strong covalent bonds in a rigid 3-D lattice — there are no weak points, no free electrons, and no layers to slide. The student's pencil graphite writes smoothly because the hexagonal carbon layers are held together only by weak Van der Waals forces and slide over each other easily, leaving a mark on paper; the delocalised electrons between layers also allow graphite to conduct the small electrical current noted in the phenomenon. Neither diamond nor graphite dissolves in water because they have no ions to dissociate and no polar bonds to interact with water molecules. The mama's table salt (NaCl) dissolves because it is a giant ionic structure whose ions are pulled apart by polar water molecules — a contrast that now makes complete structural sense. All four giant structure types — ionic (NaCl), covalent (diamond, SiO₂), molecular (CO₂), and metallic (aluminium) — have now been studied, and the driving question can be answered with full evidence.</w:t>
             </w:r>
           </w:p>
         </w:tc>
@@ -21233,7 +21293,7 @@
                 <w:sz w:val="22"/>
                 <w:szCs w:val="22"/>
               </w:rPr>
-              <w:t xml:space="preserve">LESSON 7 (40 minutes): Lesson 7 — Investigating Physical Properties: What Does the Evidence Tell Us About Bond Type and Structure?</w:t>
+              <w:t xml:space="preserve">LESSON 7 (40 minutes): Relating Bond Types, Structures &amp; Uses in Kenyan Life — The Grand Consolidation</w:t>
             </w:r>
           </w:p>
         </w:tc>
@@ -21400,7 +21460,7 @@
                 <w:sz w:val="18"/>
                 <w:szCs w:val="18"/>
               </w:rPr>
-              <w:t xml:space="preserve">Students carry out a structured practical investigation comparing solubility, electrical conductivity, and melting behaviour of NaCl, wax, graphite, and aluminium, then construct evidence-based explanations linking each substance's bond type and giant structure to its observed physical properties.</w:t>
+              <w:t xml:space="preserve">Students consolidate all bond types studied across the unit into a structured comparison that directly links bond type → structure → physical properties → real-world Kenyan uses, answering the driving question.</w:t>
             </w:r>
           </w:p>
         </w:tc>
@@ -21467,7 +21527,7 @@
                 <w:sz w:val="18"/>
                 <w:szCs w:val="18"/>
               </w:rPr>
-              <w:t xml:space="preserve">–  Ionic giant structures (NaCl) are soluble in water and conduct electricity only when dissolved or molten, because ions are only free to move in solution or melt</w:t>
+              <w:t xml:space="preserve">–  Identify the bond type (ionic, covalent, dative covalent, hydrogen bond, Van der Waals, metallic) present in NaCl, graphite, diamond, aluminium, and SiO₂.</w:t>
             </w:r>
           </w:p>
           <w:p>
@@ -21487,7 +21547,7 @@
                 <w:sz w:val="18"/>
                 <w:szCs w:val="18"/>
               </w:rPr>
-              <w:t xml:space="preserve">–  Simple molecular structures (wax) have low melting points and do not conduct electricity because only weak Van der Waals forces exist between molecules and no charged particles are present</w:t>
+              <w:t xml:space="preserve">–  State the giant or molecular structure that results from each bond type and explain how it determines key physical properties (melting point, conductivity, solubility, hardness).</w:t>
             </w:r>
           </w:p>
           <w:p>
@@ -21507,9 +21567,56 @@
                 <w:sz w:val="18"/>
                 <w:szCs w:val="18"/>
               </w:rPr>
-              <w:t xml:space="preserve">–  Giant covalent structures (graphite) conduct electricity due to delocalised electrons in layered sheets but do not dissolve in water</w:t>
-            </w:r>
-          </w:p>
+              <w:t xml:space="preserve">–  Relate the physical properties of each substance to at least one specific real-world use in Kenya (e.g., NaCl in food preservation, graphite in pencil manufacture and electrodes, diamond in Nairobi jewellery and cutting tools, aluminium in roofing and cooking pots, SiO₂ in glass and ceramics).</w:t>
+            </w:r>
+          </w:p>
+        </w:tc>
+      </w:tr>
+      <w:tr>
+        <w:tc>
+          <w:tcPr>
+            <w:tcW w:type="dxa" w:w="2400"/>
+            <w:shd w:fill="D5E8F0" w:color="auto" w:val="clear"/>
+            <w:tcMar>
+              <w:top w:type="dxa" w:w="60"/>
+              <w:left w:type="dxa" w:w="120"/>
+              <w:bottom w:type="dxa" w:w="60"/>
+              <w:right w:type="dxa" w:w="120"/>
+            </w:tcMar>
+            <w:vAlign w:val="top"/>
+          </w:tcPr>
+          <w:p>
+            <w:pPr>
+              <w:spacing w:after="40" w:before="0"/>
+              <w:jc w:val="left"/>
+            </w:pPr>
+            <w:r>
+              <w:rPr>
+                <w:rFonts w:ascii="Arial" w:cs="Arial" w:eastAsia="Arial" w:hAnsi="Arial"/>
+                <w:b/>
+                <w:bCs/>
+                <w:i w:val="false"/>
+                <w:iCs w:val="false"/>
+                <w:color w:val="000000"/>
+                <w:sz w:val="18"/>
+                <w:szCs w:val="18"/>
+              </w:rPr>
+              <w:t xml:space="preserve">Skills</w:t>
+            </w:r>
+          </w:p>
+        </w:tc>
+        <w:tc>
+          <w:tcPr>
+            <w:tcW w:type="dxa" w:w="11280"/>
+            <w:shd w:fill="FFFFFF" w:color="auto" w:val="clear"/>
+            <w:tcMar>
+              <w:top w:type="dxa" w:w="60"/>
+              <w:left w:type="dxa" w:w="120"/>
+              <w:bottom w:type="dxa" w:w="60"/>
+              <w:right w:type="dxa" w:w="120"/>
+            </w:tcMar>
+            <w:vAlign w:val="top"/>
+          </w:tcPr>
           <w:p>
             <w:pPr>
               <w:spacing w:after="30" w:before="0"/>
@@ -21527,7 +21634,27 @@
                 <w:sz w:val="18"/>
                 <w:szCs w:val="18"/>
               </w:rPr>
-              <w:t xml:space="preserve">–  Giant metallic structures (aluminium) conduct electricity and heat in solid state due to a sea of delocalised electrons, are malleable, and do not dissolve in water</w:t>
+              <w:t xml:space="preserve">–  Construct and interpret a structured comparison summary table linking bond type, structure, properties, and Kenyan uses for five substances.</w:t>
+            </w:r>
+          </w:p>
+          <w:p>
+            <w:pPr>
+              <w:spacing w:after="30" w:before="0"/>
+              <w:ind w:left="360" w:hanging="180"/>
+              <w:jc w:val="left"/>
+            </w:pPr>
+            <w:r>
+              <w:rPr>
+                <w:rFonts w:ascii="Arial" w:cs="Arial" w:eastAsia="Arial" w:hAnsi="Arial"/>
+                <w:b w:val="false"/>
+                <w:bCs w:val="false"/>
+                <w:i w:val="false"/>
+                <w:iCs w:val="false"/>
+                <w:color w:val="000000"/>
+                <w:sz w:val="18"/>
+                <w:szCs w:val="18"/>
+              </w:rPr>
+              <w:t xml:space="preserve">–  Present and justify group findings using scientific evidence gathered across Lessons 1–6, responding to peer questions with evidence-based reasoning.</w:t>
             </w:r>
           </w:p>
         </w:tc>
@@ -21536,32 +21663,32 @@
         <w:tc>
           <w:tcPr>
             <w:tcW w:type="dxa" w:w="2400"/>
-            <w:shd w:fill="D5E8F0" w:color="auto" w:val="clear"/>
-            <w:tcMar>
-              <w:top w:type="dxa" w:w="60"/>
-              <w:left w:type="dxa" w:w="120"/>
-              <w:bottom w:type="dxa" w:w="60"/>
-              <w:right w:type="dxa" w:w="120"/>
-            </w:tcMar>
-            <w:vAlign w:val="top"/>
-          </w:tcPr>
-          <w:p>
-            <w:pPr>
-              <w:spacing w:after="40" w:before="0"/>
-              <w:jc w:val="left"/>
-            </w:pPr>
-            <w:r>
-              <w:rPr>
-                <w:rFonts w:ascii="Arial" w:cs="Arial" w:eastAsia="Arial" w:hAnsi="Arial"/>
-                <w:b/>
-                <w:bCs/>
-                <w:i w:val="false"/>
-                <w:iCs w:val="false"/>
-                <w:color w:val="000000"/>
-                <w:sz w:val="18"/>
-                <w:szCs w:val="18"/>
-              </w:rPr>
-              <w:t xml:space="preserve">Skills</w:t>
+            <w:shd w:fill="E2EFDA" w:color="auto" w:val="clear"/>
+            <w:tcMar>
+              <w:top w:type="dxa" w:w="60"/>
+              <w:left w:type="dxa" w:w="120"/>
+              <w:bottom w:type="dxa" w:w="60"/>
+              <w:right w:type="dxa" w:w="120"/>
+            </w:tcMar>
+            <w:vAlign w:val="top"/>
+          </w:tcPr>
+          <w:p>
+            <w:pPr>
+              <w:spacing w:after="40" w:before="0"/>
+              <w:jc w:val="left"/>
+            </w:pPr>
+            <w:r>
+              <w:rPr>
+                <w:rFonts w:ascii="Arial" w:cs="Arial" w:eastAsia="Arial" w:hAnsi="Arial"/>
+                <w:b/>
+                <w:bCs/>
+                <w:i w:val="false"/>
+                <w:iCs w:val="false"/>
+                <w:color w:val="000000"/>
+                <w:sz w:val="18"/>
+                <w:szCs w:val="18"/>
+              </w:rPr>
+              <w:t xml:space="preserve">Attitudes</w:t>
             </w:r>
           </w:p>
         </w:tc>
@@ -21594,7 +21721,7 @@
                 <w:sz w:val="18"/>
                 <w:szCs w:val="18"/>
               </w:rPr>
-              <w:t xml:space="preserve">–  Carry out a systematic practical investigation recording qualitative and quantitative observations in a structured data table</w:t>
+              <w:t xml:space="preserve">–  Appreciate how understanding chemical bonding at the atomic scale empowers Kenyan engineers, manufacturers, and chemists to choose the right material for the right job, connecting chemistry to national development.</w:t>
             </w:r>
           </w:p>
           <w:p>
@@ -21614,7 +21741,7 @@
                 <w:sz w:val="18"/>
                 <w:szCs w:val="18"/>
               </w:rPr>
-              <w:t xml:space="preserve">–  Construct evidence-based explanations that link observed physical properties to bond type and large-scale structure</w:t>
+              <w:t xml:space="preserve">–  Show care and social cohesion by listening respectfully to peer presentations and building on others' reasoning rather than dismissing it.</w:t>
             </w:r>
           </w:p>
         </w:tc>
@@ -21623,32 +21750,32 @@
         <w:tc>
           <w:tcPr>
             <w:tcW w:type="dxa" w:w="2400"/>
-            <w:shd w:fill="E2EFDA" w:color="auto" w:val="clear"/>
-            <w:tcMar>
-              <w:top w:type="dxa" w:w="60"/>
-              <w:left w:type="dxa" w:w="120"/>
-              <w:bottom w:type="dxa" w:w="60"/>
-              <w:right w:type="dxa" w:w="120"/>
-            </w:tcMar>
-            <w:vAlign w:val="top"/>
-          </w:tcPr>
-          <w:p>
-            <w:pPr>
-              <w:spacing w:after="40" w:before="0"/>
-              <w:jc w:val="left"/>
-            </w:pPr>
-            <w:r>
-              <w:rPr>
-                <w:rFonts w:ascii="Arial" w:cs="Arial" w:eastAsia="Arial" w:hAnsi="Arial"/>
-                <w:b/>
-                <w:bCs/>
-                <w:i w:val="false"/>
-                <w:iCs w:val="false"/>
-                <w:color w:val="000000"/>
-                <w:sz w:val="18"/>
-                <w:szCs w:val="18"/>
-              </w:rPr>
-              <w:t xml:space="preserve">Attitudes</w:t>
+            <w:shd w:fill="EAD1F5" w:color="auto" w:val="clear"/>
+            <w:tcMar>
+              <w:top w:type="dxa" w:w="60"/>
+              <w:left w:type="dxa" w:w="120"/>
+              <w:bottom w:type="dxa" w:w="60"/>
+              <w:right w:type="dxa" w:w="120"/>
+            </w:tcMar>
+            <w:vAlign w:val="top"/>
+          </w:tcPr>
+          <w:p>
+            <w:pPr>
+              <w:spacing w:after="40" w:before="0"/>
+              <w:jc w:val="left"/>
+            </w:pPr>
+            <w:r>
+              <w:rPr>
+                <w:rFonts w:ascii="Arial" w:cs="Arial" w:eastAsia="Arial" w:hAnsi="Arial"/>
+                <w:b/>
+                <w:bCs/>
+                <w:i w:val="false"/>
+                <w:iCs w:val="false"/>
+                <w:color w:val="000000"/>
+                <w:sz w:val="18"/>
+                <w:szCs w:val="18"/>
+              </w:rPr>
+              <w:t xml:space="preserve">Key Inquiry Question</w:t>
             </w:r>
           </w:p>
         </w:tc>
@@ -21666,42 +21793,21 @@
           </w:tcPr>
           <w:p>
             <w:pPr>
-              <w:spacing w:after="30" w:before="0"/>
-              <w:ind w:left="360" w:hanging="180"/>
-              <w:jc w:val="left"/>
-            </w:pPr>
-            <w:r>
-              <w:rPr>
-                <w:rFonts w:ascii="Arial" w:cs="Arial" w:eastAsia="Arial" w:hAnsi="Arial"/>
-                <w:b w:val="false"/>
-                <w:bCs w:val="false"/>
-                <w:i w:val="false"/>
-                <w:iCs w:val="false"/>
-                <w:color w:val="000000"/>
-                <w:sz w:val="18"/>
-                <w:szCs w:val="18"/>
-              </w:rPr>
-              <w:t xml:space="preserve">–  Show care (Love) by following safety procedures and avoiding hazards to self and peers during the practical investigation</w:t>
-            </w:r>
-          </w:p>
-          <w:p>
-            <w:pPr>
-              <w:spacing w:after="30" w:before="0"/>
-              <w:ind w:left="360" w:hanging="180"/>
-              <w:jc w:val="left"/>
-            </w:pPr>
-            <w:r>
-              <w:rPr>
-                <w:rFonts w:ascii="Arial" w:cs="Arial" w:eastAsia="Arial" w:hAnsi="Arial"/>
-                <w:b w:val="false"/>
-                <w:bCs w:val="false"/>
-                <w:i w:val="false"/>
-                <w:iCs w:val="false"/>
-                <w:color w:val="000000"/>
-                <w:sz w:val="18"/>
-                <w:szCs w:val="18"/>
-              </w:rPr>
-              <w:t xml:space="preserve">–  Appreciate how bond type and structure rationally explain the contrasting behaviours of everyday Kenyan materials</w:t>
+              <w:spacing w:after="40" w:before="0"/>
+              <w:jc w:val="left"/>
+            </w:pPr>
+            <w:r>
+              <w:rPr>
+                <w:rFonts w:ascii="Arial" w:cs="Arial" w:eastAsia="Arial" w:hAnsi="Arial"/>
+                <w:b w:val="false"/>
+                <w:bCs w:val="false"/>
+                <w:i w:val="false"/>
+                <w:iCs w:val="false"/>
+                <w:color w:val="000000"/>
+                <w:sz w:val="18"/>
+                <w:szCs w:val="18"/>
+              </w:rPr>
+              <w:t xml:space="preserve">How do chemical bonds influence the properties of a substance, and how do those properties determine its uses in everyday Kenyan life?</w:t>
             </w:r>
           </w:p>
         </w:tc>
@@ -21710,32 +21816,32 @@
         <w:tc>
           <w:tcPr>
             <w:tcW w:type="dxa" w:w="2400"/>
-            <w:shd w:fill="EAD1F5" w:color="auto" w:val="clear"/>
-            <w:tcMar>
-              <w:top w:type="dxa" w:w="60"/>
-              <w:left w:type="dxa" w:w="120"/>
-              <w:bottom w:type="dxa" w:w="60"/>
-              <w:right w:type="dxa" w:w="120"/>
-            </w:tcMar>
-            <w:vAlign w:val="top"/>
-          </w:tcPr>
-          <w:p>
-            <w:pPr>
-              <w:spacing w:after="40" w:before="0"/>
-              <w:jc w:val="left"/>
-            </w:pPr>
-            <w:r>
-              <w:rPr>
-                <w:rFonts w:ascii="Arial" w:cs="Arial" w:eastAsia="Arial" w:hAnsi="Arial"/>
-                <w:b/>
-                <w:bCs/>
-                <w:i w:val="false"/>
-                <w:iCs w:val="false"/>
-                <w:color w:val="000000"/>
-                <w:sz w:val="18"/>
-                <w:szCs w:val="18"/>
-              </w:rPr>
-              <w:t xml:space="preserve">Key Inquiry Question</w:t>
+            <w:shd w:fill="D9EEF1" w:color="auto" w:val="clear"/>
+            <w:tcMar>
+              <w:top w:type="dxa" w:w="60"/>
+              <w:left w:type="dxa" w:w="120"/>
+              <w:bottom w:type="dxa" w:w="60"/>
+              <w:right w:type="dxa" w:w="120"/>
+            </w:tcMar>
+            <w:vAlign w:val="top"/>
+          </w:tcPr>
+          <w:p>
+            <w:pPr>
+              <w:spacing w:after="40" w:before="0"/>
+              <w:jc w:val="left"/>
+            </w:pPr>
+            <w:r>
+              <w:rPr>
+                <w:rFonts w:ascii="Arial" w:cs="Arial" w:eastAsia="Arial" w:hAnsi="Arial"/>
+                <w:b/>
+                <w:bCs/>
+                <w:i w:val="false"/>
+                <w:iCs w:val="false"/>
+                <w:color w:val="000000"/>
+                <w:sz w:val="18"/>
+                <w:szCs w:val="18"/>
+              </w:rPr>
+              <w:t xml:space="preserve">Purpose in Storyline</w:t>
             </w:r>
           </w:p>
         </w:tc>
@@ -21767,7 +21873,7 @@
                 <w:sz w:val="18"/>
                 <w:szCs w:val="18"/>
               </w:rPr>
-              <w:t xml:space="preserve">How do chemical bonds influence the physical properties of a substance, and how do those properties relate to bond type and resultant structure?</w:t>
+              <w:t xml:space="preserve">Lesson 7 is the Explain and Application phase of the evidence-gathering sequence. Students have spent Lessons 1–6 building evidence about each bond type in isolation; this lesson is the moment of convergence — all threads are woven together into one coherent explanatory framework that fully answers the driving question: 'How do the chemical bonds holding a substance together determine what that substance can do?' The mama's dissolving salt, the daughter's graphite pencil, and the jeweller's diamond-tipped blade are now fully explained.</w:t>
             </w:r>
           </w:p>
         </w:tc>
@@ -21776,32 +21882,32 @@
         <w:tc>
           <w:tcPr>
             <w:tcW w:type="dxa" w:w="2400"/>
-            <w:shd w:fill="D9EEF1" w:color="auto" w:val="clear"/>
-            <w:tcMar>
-              <w:top w:type="dxa" w:w="60"/>
-              <w:left w:type="dxa" w:w="120"/>
-              <w:bottom w:type="dxa" w:w="60"/>
-              <w:right w:type="dxa" w:w="120"/>
-            </w:tcMar>
-            <w:vAlign w:val="top"/>
-          </w:tcPr>
-          <w:p>
-            <w:pPr>
-              <w:spacing w:after="40" w:before="0"/>
-              <w:jc w:val="left"/>
-            </w:pPr>
-            <w:r>
-              <w:rPr>
-                <w:rFonts w:ascii="Arial" w:cs="Arial" w:eastAsia="Arial" w:hAnsi="Arial"/>
-                <w:b/>
-                <w:bCs/>
-                <w:i w:val="false"/>
-                <w:iCs w:val="false"/>
-                <w:color w:val="000000"/>
-                <w:sz w:val="18"/>
-                <w:szCs w:val="18"/>
-              </w:rPr>
-              <w:t xml:space="preserve">Purpose in Storyline</w:t>
+            <w:shd w:fill="FCE4D6" w:color="auto" w:val="clear"/>
+            <w:tcMar>
+              <w:top w:type="dxa" w:w="60"/>
+              <w:left w:type="dxa" w:w="120"/>
+              <w:bottom w:type="dxa" w:w="60"/>
+              <w:right w:type="dxa" w:w="120"/>
+            </w:tcMar>
+            <w:vAlign w:val="top"/>
+          </w:tcPr>
+          <w:p>
+            <w:pPr>
+              <w:spacing w:after="40" w:before="0"/>
+              <w:jc w:val="left"/>
+            </w:pPr>
+            <w:r>
+              <w:rPr>
+                <w:rFonts w:ascii="Arial" w:cs="Arial" w:eastAsia="Arial" w:hAnsi="Arial"/>
+                <w:b/>
+                <w:bCs/>
+                <w:i w:val="false"/>
+                <w:iCs w:val="false"/>
+                <w:color w:val="000000"/>
+                <w:sz w:val="18"/>
+                <w:szCs w:val="18"/>
+              </w:rPr>
+              <w:t xml:space="preserve">Safety Notes</w:t>
             </w:r>
           </w:p>
         </w:tc>
@@ -21833,73 +21939,7 @@
                 <w:sz w:val="18"/>
                 <w:szCs w:val="18"/>
               </w:rPr>
-              <w:t xml:space="preserve">This lesson is the empirical centrepiece of the unit: students move from theoretical models built in Lessons 1–6 to direct experimental evidence, generating a data set that allows them to definitively link bond type → giant structure → physical properties for each of the four substances from the original phenomenon (NaCl, wax/simple molecular, graphite, aluminium), setting up the final lesson's synthesis of uses.</w:t>
-            </w:r>
-          </w:p>
-        </w:tc>
-      </w:tr>
-      <w:tr>
-        <w:tc>
-          <w:tcPr>
-            <w:tcW w:type="dxa" w:w="2400"/>
-            <w:shd w:fill="FCE4D6" w:color="auto" w:val="clear"/>
-            <w:tcMar>
-              <w:top w:type="dxa" w:w="60"/>
-              <w:left w:type="dxa" w:w="120"/>
-              <w:bottom w:type="dxa" w:w="60"/>
-              <w:right w:type="dxa" w:w="120"/>
-            </w:tcMar>
-            <w:vAlign w:val="top"/>
-          </w:tcPr>
-          <w:p>
-            <w:pPr>
-              <w:spacing w:after="40" w:before="0"/>
-              <w:jc w:val="left"/>
-            </w:pPr>
-            <w:r>
-              <w:rPr>
-                <w:rFonts w:ascii="Arial" w:cs="Arial" w:eastAsia="Arial" w:hAnsi="Arial"/>
-                <w:b/>
-                <w:bCs/>
-                <w:i w:val="false"/>
-                <w:iCs w:val="false"/>
-                <w:color w:val="000000"/>
-                <w:sz w:val="18"/>
-                <w:szCs w:val="18"/>
-              </w:rPr>
-              <w:t xml:space="preserve">Safety Notes</w:t>
-            </w:r>
-          </w:p>
-        </w:tc>
-        <w:tc>
-          <w:tcPr>
-            <w:tcW w:type="dxa" w:w="11280"/>
-            <w:shd w:fill="FFFFFF" w:color="auto" w:val="clear"/>
-            <w:tcMar>
-              <w:top w:type="dxa" w:w="60"/>
-              <w:left w:type="dxa" w:w="120"/>
-              <w:bottom w:type="dxa" w:w="60"/>
-              <w:right w:type="dxa" w:w="120"/>
-            </w:tcMar>
-            <w:vAlign w:val="top"/>
-          </w:tcPr>
-          <w:p>
-            <w:pPr>
-              <w:spacing w:after="40" w:before="0"/>
-              <w:jc w:val="left"/>
-            </w:pPr>
-            <w:r>
-              <w:rPr>
-                <w:rFonts w:ascii="Arial" w:cs="Arial" w:eastAsia="Arial" w:hAnsi="Arial"/>
-                <w:b w:val="false"/>
-                <w:bCs w:val="false"/>
-                <w:i w:val="false"/>
-                <w:iCs w:val="false"/>
-                <w:color w:val="000000"/>
-                <w:sz w:val="18"/>
-                <w:szCs w:val="18"/>
-              </w:rPr>
-              <w:t xml:space="preserve">Heating wax: use a water bath or pre-melted wax in a boiling tube — never heat wax directly over an open flame. Hot equipment risk — use tongs and heat-proof mats. Electrical circuit uses low-voltage (1.5 V) battery only. Graphite powder may cause eye irritation — avoid blowing. Wash hands after handling all substances.</w:t>
+              <w:t xml:space="preserve">No specific chemical hazards. Students use paper, markers, and previously collected data only. Ensure group presentations do not involve sharp objects. Remind students of respectful discussion norms.</w:t>
             </w:r>
           </w:p>
         </w:tc>
@@ -21992,7 +22032,7 @@
                 <w:sz w:val="18"/>
                 <w:szCs w:val="18"/>
               </w:rPr>
-              <w:t xml:space="preserve">In Lessons 1–6, students built theoretical models explaining why ionic, covalent, Van der Waals, hydrogen bond, metallic, and giant covalent structures form and what those structures look like at the particle level. Lesson 7 now puts those models to the test through a structured practical investigation. Using four station-based activities, groups test the solubility in water, electrical conductivity (solid and dissolved/molten where applicable), and relative melting behaviour of sodium chloride (NaCl), candle wax (representing simple molecular/Van der Waals), graphite (giant covalent), and aluminium foil (giant metallic). Students record findings in a class evidence table and then cross-reference their data against the theoretical predictions made in earlier lessons.</w:t>
+              <w:t xml:space="preserve">Lesson 7 is the intellectual summit of the Chemical Bonding unit. Over the previous six lessons, students gathered evidence about each bond type — ionic bonding in NaCl, covalent bonding in simple molecules, dative covalent and intermolecular forces in water, metallic bonding in aluminium, and giant covalent structures in diamond, graphite, and SiO₂. In this lesson, students do not encounter new content; instead, they perform the critical cognitive work of consolidation — organising all prior evidence into a structured summary table that makes the invisible patterns visible: bond type drives structure, structure drives properties, and properties drive the uses that Kenyans encounter every day.</w:t>
             </w:r>
           </w:p>
           <w:p>
@@ -22030,7 +22070,7 @@
                 <w:sz w:val="18"/>
                 <w:szCs w:val="18"/>
               </w:rPr>
-              <w:t xml:space="preserve">The lesson is anchored throughout to the original phenomenon: the Form 4 student in Nairobi noticing that salt dissolves and conducts, graphite conducts but does not dissolve, aluminium conducts without dissolving, and diamond (giant covalent like graphite) neither dissolves nor conducts. By the end of the investigation, students have first-hand empirical evidence that maps directly onto those four contrasting behaviours. The Explain Phase formalises this mapping using the NGSS practice of constructing explanations from evidence.</w:t>
+              <w:t xml:space="preserve">The lesson opens with a Predict phase in which students, without notes, attempt to match five familiar Kenyan substances to their bond types and one property — surfacing any remaining misconceptions before the group activity begins. In the Observe/Evidence-Gathering phase, student groups are each assigned one substance (NaCl, graphite, diamond, aluminium, or SiO₂) and use their lesson notes, Lewis diagrams, and investigation results from previous lessons to complete their section of a large class summary table. Groups then present their sections to the class, creating a collective explanatory resource. The Explain phase deepens understanding through a teacher-facilitated whole-class discussion on the engineering and economic significance of materials science in Kenya — connecting bonding theory to roof sheeting in Nairobi estates, cooking pots in rural homes, pencils in secondary schools, and gem cutting on River Road.</w:t>
             </w:r>
           </w:p>
           <w:p>
@@ -22068,7 +22108,7 @@
                 <w:sz w:val="18"/>
                 <w:szCs w:val="18"/>
               </w:rPr>
-              <w:t xml:space="preserve">The Driving Question Board is updated with green 'evidence confirmed' sticky notes replacing earlier 'we think' predictions, and students revise their cumulative bond-structure-property models to incorporate experimental findings. This positions Lesson 8 — which focuses on uses — as a natural consequence: because we now know the properties, we can predict and explain the uses.</w:t>
+              <w:t xml:space="preserve">The Driving Question Board is formally closed in this lesson: students review every question posted across Lessons 1–6, confirm which have been answered, identify the evidence that answers them, and celebrate the arc of their growing understanding. Finally, in the Model Building phase, students make a final revision to their cumulative atomic-scale model, ensuring it now represents all five substances and their bond types in a single coherent visual, directly answering the anchoring phenomenon of the dissolving salt, the writing graphite, and the unbreakable diamond.</w:t>
             </w:r>
           </w:p>
         </w:tc>
@@ -22393,7 +22433,7 @@
                 <w:sz w:val="18"/>
                 <w:szCs w:val="18"/>
               </w:rPr>
-              <w:t xml:space="preserve">Students receive a Prediction Table (printed or on ARES platform) listing the four substances — NaCl, candle wax, graphite powder/rod, aluminium foil — across the top and three property columns: Solubility in water (soluble/insoluble), Electrical conductivity as solid (yes/no), and Relative melting behaviour (low/medium/high). Working individually for 3 minutes, students fill in their predictions with a brief reason for each cell drawn from their prior learning in Lessons 1–6. They then share predictions with a shoulder partner and note any disagreements before the class discussion.</w:t>
+              <w:t xml:space="preserve">Without referring to notes, each student individually completes a 'Quick Sort' card task: five substance cards (NaCl, graphite, diamond, aluminium, SiO₂) are printed on their worksheet, and they must write beside each one: (a) the bond type they believe is present, and (b) one physical property they predict results from that bond. Students then share predictions with their table partner and note where they agree or disagree — circling disagreements in red for later resolution. This surfaces prior knowledge and exposes any persistent misconceptions (e.g., confusing graphite as metallic because it conducts electricity) before the group consolidation begins.</w:t>
             </w:r>
           </w:p>
         </w:tc>
@@ -22429,7 +22469,7 @@
             <w:pPr>
               <w:spacing w:after="20" w:before="0"/>
             </w:pPr>
-            <w:hyperlink w:history="1" r:id="rIdaz1eflw5ezoifougez73z">
+            <w:hyperlink w:history="1" r:id="rIdimn6mtmsum30vwkendd7t">
               <w:r>
                 <w:rPr>
                   <w:rFonts w:ascii="Arial" w:cs="Arial" w:eastAsia="Arial" w:hAnsi="Arial"/>
@@ -22462,7 +22502,7 @@
               <w:spacing w:after="10" w:before="0"/>
               <w:ind w:left="120"/>
             </w:pPr>
-            <w:hyperlink w:history="1" r:id="rIdbd1h2amdqvzqo-uxat7ne">
+            <w:hyperlink w:history="1" r:id="rIdo1sgi7xdp8lmvd6sl0abz">
               <w:r>
                 <w:rPr>
                   <w:rFonts w:ascii="Arial" w:cs="Arial" w:eastAsia="Arial" w:hAnsi="Arial"/>
@@ -22507,7 +22547,7 @@
             <w:pPr>
               <w:spacing w:after="20" w:before="0"/>
             </w:pPr>
-            <w:hyperlink w:history="1" r:id="rIdwym505guqxazyaultjnah">
+            <w:hyperlink w:history="1" r:id="rIdpk8tjsw_m4thpbamzi0qv">
               <w:r>
                 <w:rPr>
                   <w:rFonts w:ascii="Arial" w:cs="Arial" w:eastAsia="Arial" w:hAnsi="Arial"/>
@@ -22516,7 +22556,7 @@
                   <w:szCs w:val="16"/>
                   <w:u w:val="single" w:color="2E75B6"/>
                 </w:rPr>
-                <w:t xml:space="preserve">Covalent and Ionic Bonding (PLIX)</w:t>
+                <w:t xml:space="preserve">Bond Polarity (Flexbook)</w:t>
               </w:r>
             </w:hyperlink>
           </w:p>
@@ -22540,7 +22580,7 @@
               <w:spacing w:after="10" w:before="0"/>
               <w:ind w:left="120"/>
             </w:pPr>
-            <w:hyperlink w:history="1" r:id="rIdp1mhc8rin6xjm47ebwxly">
+            <w:hyperlink w:history="1" r:id="rIdcib2k8qddlr94sqfcryuu">
               <w:r>
                 <w:rPr>
                   <w:rFonts w:ascii="Arial" w:cs="Arial" w:eastAsia="Arial" w:hAnsi="Arial"/>
@@ -22582,7 +22622,7 @@
                 <w:sz w:val="18"/>
                 <w:szCs w:val="18"/>
               </w:rPr>
-              <w:t xml:space="preserve">Display the Prediction Table on the board or ARES screen. Say: 'Before we touch any equipment today, I want you to be scientists who commit to a prediction. Use everything you learned in Lessons 1 through 6 — your models, your notes, the DQB — and fill in every cell. You have 3 minutes working alone. Go.' [Set visible 3-minute timer. Circulate silently, noting predictions that are misconceived — particularly students who predict wax will conduct electricity or NaCl will not dissolve.] After 3 minutes: 'Now turn to your shoulder partner. Compare your tables. Circle any cell where you disagree and write down why you disagree. Two minutes.' [Circulate and listen.] Cold-call 3 pairs to share one disagreement each. For each, ask: 'What evidence from a previous lesson supports your prediction?' [WAIT TIME 12 seconds after each question before accepting responses.] Record class prediction tally on the board in a 4×3 grid using tally marks for yes/no responses. Say: 'These are our scientific hypotheses. The experiment we are about to do will tell us which predictions are correct — and which ones force us to revise our models.'</w:t>
+              <w:t xml:space="preserve">Distribute the Quick Sort worksheet face-down. Say: 'You have worked incredibly hard across six lessons gathering evidence about chemical bonding. Before we put it all together, I want to see what your brain already knows — no notes, no phones, just your thinking. Flip your sheet over. You have 3 minutes.' [Start timer. Circulate silently — do NOT answer questions. After 3 minutes, say:] 'Now turn to your partner. You have 90 seconds — find ONE substance where you disagree on the bond type or property. Circle it in red.' [After 90 seconds, WAIT 12 seconds of silence, then cold-call 3 pairs:] 'Kamau and Achieng — which substance did you disagree on, and what were your two ideas?' Repeat for two more pairs. Record disagreements on the board under the heading 'We Are Not Yet Sure About…' — these become targets for the group activity.</w:t>
             </w:r>
           </w:p>
         </w:tc>
@@ -22614,7 +22654,7 @@
                 <w:sz w:val="18"/>
                 <w:szCs w:val="18"/>
               </w:rPr>
-              <w:t xml:space="preserve">Prediction Commitment with Reason Justification — by requiring students to write a reason for every cell, this strategy activates prior knowledge from Lessons 1–6, surfaces misconceptions before instruction, and creates cognitive dissonance when experimental results contradict predictions, which drives deeper sensemaking during the Explain Phase.</w:t>
+              <w:t xml:space="preserve">Prior Knowledge Activation via Quick Sort: By asking students to sort and predict without notes, the teacher makes existing mental models visible. Disagreements flagged in red become productive cognitive targets — students are now motivated to resolve the tension during the group activity, which increases engagement with the evidence they will review.</w:t>
             </w:r>
           </w:p>
         </w:tc>
@@ -22646,7 +22686,7 @@
                 <w:sz w:val="18"/>
                 <w:szCs w:val="18"/>
               </w:rPr>
-              <w:t xml:space="preserve">Teacher scans prediction tables during circulation to identify: (1) students who correctly link ionic structure to solubility/conductivity in solution; (2) students who incorrectly predict solid NaCl conducts (common misconception — ions not free in solid lattice); (3) students who understand Van der Waals → low melting point for wax. Teacher notes these patterns to target cold-calls during the Explain Phase.</w:t>
+              <w:t xml:space="preserve">Teacher looks for: (1) Can students correctly name the bond type for at least 3 of 5 substances without notes? (2) Are there persistent misconceptions — particularly confusing graphite's electrical conductivity with metallic bonding, or assuming diamond has the same structure as graphite? (3) Do students link properties to bond type (e.g., 'high melting point because strong bonds') or do they list properties without explanation? Teacher notes which substances appear on the 'Not Yet Sure' board — these receive targeted attention during presentations.</w:t>
             </w:r>
           </w:p>
         </w:tc>
@@ -22712,7 +22752,7 @@
                 <w:sz w:val="18"/>
                 <w:szCs w:val="18"/>
               </w:rPr>
-              <w:t xml:space="preserve">Students work in groups of 4 at four rotating stations (8 minutes total across all stations, ~2 minutes per station, or teacher may keep groups at one assigned station and share data). Station A — Solubility: Add a spatula of NaCl, a small piece of wax, a pinch of graphite powder, and a small piece of aluminium foil (separate beakers) to 50 mL of water in clear plastic cups; stir for 30 seconds and observe. Station B — Electrical conductivity (solid): Connect each substance in turn into a simple circuit (1.5 V battery, LED, connecting wires with crocodile clips); observe whether LED lights. Station C — Electrical conductivity (NaCl solution): Test the NaCl solution from Station A in the same circuit; compare to distilled water. Station D — Melting behaviour (teacher demonstration or pre-set): Observe pre-melted wax solidifying in a test tube versus aluminium foil that remains solid over a Bunsen burner for 30 seconds (teacher-conducted); record qualitative observations. All groups record raw observations in a class Evidence Table projected on the board — one representative from each group fills in their row after each station.</w:t>
+              <w:t xml:space="preserve">In groups of 4–5, students are each assigned one of five substances: NaCl, graphite, diamond, aluminium, or SiO₂. Each group retrieves their own lesson notes, Lewis diagrams, and practical investigation results from Lessons 1–6 (these are their 'evidence bank'). Using a large A3 summary table template provided by the teacher, each group completes their row of the class master table, filling in: Bond Type | Structure Type (giant ionic / simple molecular / giant covalent / giant metallic) | Key Physical Properties with evidence (melting point, conductivity, solubility, hardness) | Real-World Kenyan Use (with a specific example). Groups then pin their completed A3 section to the class 'Bond Type Wall' and prepare a 2-minute spoken presentation — one speaker per group, supported by the rest. The class observes all five presentations in sequence, completing their own individual copy of the full summary table as each group presents.</w:t>
             </w:r>
           </w:p>
         </w:tc>
@@ -22748,7 +22788,7 @@
             <w:pPr>
               <w:spacing w:after="20" w:before="0"/>
             </w:pPr>
-            <w:hyperlink w:history="1" r:id="rIdhfmxy11jqmj_xwc9dj6my">
+            <w:hyperlink w:history="1" r:id="rIdxumkgask2yl-vu20jro4q">
               <w:r>
                 <w:rPr>
                   <w:rFonts w:ascii="Arial" w:cs="Arial" w:eastAsia="Arial" w:hAnsi="Arial"/>
@@ -22781,7 +22821,7 @@
               <w:spacing w:after="10" w:before="0"/>
               <w:ind w:left="120"/>
             </w:pPr>
-            <w:hyperlink w:history="1" r:id="rIdjfcq6mv7vbt66-fvp0nln">
+            <w:hyperlink w:history="1" r:id="rIdw_xwdji1nl48qilqtbbo-">
               <w:r>
                 <w:rPr>
                   <w:rFonts w:ascii="Arial" w:cs="Arial" w:eastAsia="Arial" w:hAnsi="Arial"/>
@@ -22826,7 +22866,7 @@
             <w:pPr>
               <w:spacing w:after="20" w:before="0"/>
             </w:pPr>
-            <w:hyperlink w:history="1" r:id="rIdfs2tupaefef8nf5s9p0oq">
+            <w:hyperlink w:history="1" r:id="rId0q8x-hp31ljtkzwvlfzok">
               <w:r>
                 <w:rPr>
                   <w:rFonts w:ascii="Arial" w:cs="Arial" w:eastAsia="Arial" w:hAnsi="Arial"/>
@@ -22835,7 +22875,7 @@
                   <w:szCs w:val="16"/>
                   <w:u w:val="single" w:color="2E75B6"/>
                 </w:rPr>
-                <w:t xml:space="preserve">Covalent and Ionic Bonding (PLIX)</w:t>
+                <w:t xml:space="preserve">Bond Polarity (Flexbook)</w:t>
               </w:r>
             </w:hyperlink>
           </w:p>
@@ -22859,7 +22899,7 @@
               <w:spacing w:after="10" w:before="0"/>
               <w:ind w:left="120"/>
             </w:pPr>
-            <w:hyperlink w:history="1" r:id="rId9uo-ihaancuig7zlvwhrv">
+            <w:hyperlink w:history="1" r:id="rIdbbuk8xdzrufsslzvyvwrr">
               <w:r>
                 <w:rPr>
                   <w:rFonts w:ascii="Arial" w:cs="Arial" w:eastAsia="Arial" w:hAnsi="Arial"/>
@@ -22901,7 +22941,7 @@
                 <w:sz w:val="18"/>
                 <w:szCs w:val="18"/>
               </w:rPr>
-              <w:t xml:space="preserve">Before stations open: 'Read the safety card at each station before you touch anything. Hot equipment — tongs only. The battery is 1.5 volts — it is safe, but do not short-circuit it. Graphite powder — keep it away from your eyes.' Assign roles within groups: Recorder, Equipment Manager, Observer, Reporter. As groups work, circulate with targeted questions at each station — Station A: 'What do you see happening to the NaCl crystals? Describe it precisely.' [WAIT 10 seconds] Station B: 'When you place graphite in the circuit, what happens to the LED? Does that surprise you given what we said about delocalised electrons in Lesson 6?' [WAIT 12 seconds] Station C: 'Compare the brightness of the LED with dissolved NaCl versus solid NaCl. What does the difference tell us about the ions?' [WAIT 12 seconds] Station D (demonstration): Say aloud while showing: 'Notice the wax melts at a temperature you could achieve with a candle flame — roughly 60 degrees Celsius. Aluminium does not melt even over a Bunsen burner in 30 seconds because its melting point is 660 degrees Celsius. What does that tell us about the strength of the forces holding the particles together?' [WAIT 15 seconds — cold-call 2 students.] After all data is collected, project the completed class Evidence Table and say: 'Everyone copy this table into your notebooks. This is your experimental evidence — it must be accurate.'</w:t>
+              <w:t xml:space="preserve">Assign groups by calling out names — ensure stronger and weaker students are mixed. Distribute A3 template sheets and say: 'Your evidence bank is everything you have from Lessons 1 to 6 — your notes, your Lewis diagrams, your practical results. Your job for the next 8 minutes is to complete your substance's row in our class table. Every claim must be backed by evidence you gathered in a previous lesson. I will be coming around — I will ask you: What is your evidence for that property?' [Circulate and probe: 'Aisha, your group says NaCl has a high melting point — which lesson gave you evidence for that? What did you observe?' Give WAIT TIME of 12 seconds before prompting.] After 8 minutes, call groups to present in order: NaCl → aluminium → graphite → SiO₂ → diamond. Between each presentation, ask the class: 'Does this group's evidence match what you recorded in Lesson [X]? Give a thumbs up if yes, thumbs sideways if you are not sure.' After all five, cold-call 2 students to identify one pattern they notice across all five rows.</w:t>
             </w:r>
           </w:p>
         </w:tc>
@@ -22933,7 +22973,7 @@
                 <w:sz w:val="18"/>
                 <w:szCs w:val="18"/>
               </w:rPr>
-              <w:t xml:space="preserve">Station-Based Evidence Collection with Shared Class Data Table — each group contributes data to a collective evidence record, mirroring how scientists share experimental results. The shared table allows cross-group comparison and prevents groups from dismissing anomalous results, reinforcing the NGSS practice of using data as the basis for explanation rather than prior belief.</w:t>
+              <w:t xml:space="preserve">Jigsaw Evidence Consolidation: Each group is an 'expert' on one substance and teaches the rest of the class. This strategy distributes the cognitive load of synthesising six lessons of evidence across five groups, while ensuring every student receives a complete picture through peer teaching. The act of presenting to peers requires groups to organise their evidence into a coherent argument — a higher-order cognitive task than simply reviewing notes.</w:t>
             </w:r>
           </w:p>
         </w:tc>
@@ -22965,7 +23005,7 @@
                 <w:sz w:val="18"/>
                 <w:szCs w:val="18"/>
               </w:rPr>
-              <w:t xml:space="preserve">Teacher checks that observations are qualitative and specific (e.g. 'NaCl crystals disappeared, solution became clear' not 'NaCl changed') and that LED observations are recorded as 'bright / dim / off' rather than just 'yes/no'. Teacher listens for students at Station B who are surprised graphite conducts — this is the productive anomaly from the phenomenon that should resurface in the Explain Phase. Any group recording that solid NaCl conducts electricity needs immediate corrective questioning at the station.</w:t>
+              <w:t xml:space="preserve">Teacher checks A3 tables for: (1) Correct bond type named and supported with a Lewis diagram reference or practical evidence. (2) Correct structure type (e.g., NaCl = giant ionic, not 'just ionic'). (3) Properties linked causally to structure (e.g., 'NaCl conducts electricity when dissolved because ions are free to move — but not when solid because ions are held in fixed lattice positions'). (4) At least one specific, named Kenyan use (e.g., 'aluminium used for mabati roofing in Nairobi estates because it is light, malleable, and does not corrode easily'). Misconception to watch for: students writing that graphite is a metallic structure because it conducts electricity — probe with 'What atoms make up graphite? Are there any metal atoms?'</w:t>
             </w:r>
           </w:p>
         </w:tc>
@@ -23031,7 +23071,7 @@
                 <w:sz w:val="18"/>
                 <w:szCs w:val="18"/>
               </w:rPr>
-              <w:t xml:space="preserve">Using their completed Evidence Table and their Prediction Table, students work in groups to complete an Explanation Frame for each substance. The frame has three columns: Observation (from evidence table), Bond type and structure (from Lessons 1–6 models), Explanation — why does the structure produce this property? Groups write explanations for all four substances across all three properties, then each group presents one explanation to the class. The class evaluates each presented explanation against two criteria: (1) Does it cite specific evidence from today's experiment? (2) Does it name the bond type and describe the structure? Students then individually write a 4-sentence synthesis statement connecting all four substances back to the original phenomenon.</w:t>
+              <w:t xml:space="preserve">With the full class summary table now visible on the Bond Type Wall, the teacher leads a structured whole-class discussion using three focus questions that push students from description to explanation to application. Students first individually write a one-sentence answer to each question in their notebooks, then share with the class. The discussion culminates in students composing a 'Materials Scientist's Rule' — a generalisation they write in their own words that captures the relationship between bond type, structure, properties, and uses. Students then apply this rule to a novel Kenyan scenario: 'A manufacturer in Athi River is choosing a material for a new cooking pot. Should they use aluminium metal or sodium chloride? Use your Materials Scientist's Rule to justify your answer.' Students write their justification individually before a short pair-share.</w:t>
             </w:r>
           </w:p>
         </w:tc>
@@ -23067,7 +23107,7 @@
             <w:pPr>
               <w:spacing w:after="20" w:before="0"/>
             </w:pPr>
-            <w:hyperlink w:history="1" r:id="rIdtgoq-99jb8qy_1gzlnnaa">
+            <w:hyperlink w:history="1" r:id="rIdzpfb8nlquisxzg7tw0ts2">
               <w:r>
                 <w:rPr>
                   <w:rFonts w:ascii="Arial" w:cs="Arial" w:eastAsia="Arial" w:hAnsi="Arial"/>
@@ -23100,7 +23140,7 @@
               <w:spacing w:after="10" w:before="0"/>
               <w:ind w:left="120"/>
             </w:pPr>
-            <w:hyperlink w:history="1" r:id="rIdi35p4q8v6e-hgmm9mkuuz">
+            <w:hyperlink w:history="1" r:id="rIdyqvneomoc7581zl9tcmp_">
               <w:r>
                 <w:rPr>
                   <w:rFonts w:ascii="Arial" w:cs="Arial" w:eastAsia="Arial" w:hAnsi="Arial"/>
@@ -23145,7 +23185,7 @@
             <w:pPr>
               <w:spacing w:after="20" w:before="0"/>
             </w:pPr>
-            <w:hyperlink w:history="1" r:id="rId1frha9hrj4jmgujqee7wg">
+            <w:hyperlink w:history="1" r:id="rIdozxsirkhke2sxm9i2uqdv">
               <w:r>
                 <w:rPr>
                   <w:rFonts w:ascii="Arial" w:cs="Arial" w:eastAsia="Arial" w:hAnsi="Arial"/>
@@ -23154,7 +23194,7 @@
                   <w:szCs w:val="16"/>
                   <w:u w:val="single" w:color="2E75B6"/>
                 </w:rPr>
-                <w:t xml:space="preserve">Covalent and Ionic Bonding (PLIX)</w:t>
+                <w:t xml:space="preserve">Bond Polarity (Flexbook)</w:t>
               </w:r>
             </w:hyperlink>
           </w:p>
@@ -23178,7 +23218,7 @@
               <w:spacing w:after="10" w:before="0"/>
               <w:ind w:left="120"/>
             </w:pPr>
-            <w:hyperlink w:history="1" r:id="rIdixjoudqdfdsc7p6ed_dlm">
+            <w:hyperlink w:history="1" r:id="rIdbgpj-nh4aqrcf35ue0nj5">
               <w:r>
                 <w:rPr>
                   <w:rFonts w:ascii="Arial" w:cs="Arial" w:eastAsia="Arial" w:hAnsi="Arial"/>
@@ -23220,7 +23260,7 @@
                 <w:sz w:val="18"/>
                 <w:szCs w:val="18"/>
               </w:rPr>
-              <w:t xml:space="preserve">Display the Explanation Frame on the board. Say: 'You are now going to do what chemists do — use your evidence to explain why. Your explanation must have three parts: what you observed, what the bond type and structure is, and why that structure produces that observation. You have 7 minutes in your groups.' [Set timer. Circulate. Listen for groups conflating ionic and metallic conductivity — both conduct but for different structural reasons. Prompt: 'Both NaCl solution and aluminium conduct electricity — but are they conducting for the same reason? Look at your Lesson 3 and Lesson 6 notes.'] [WAIT 12 seconds after asking any group.] After groups present, use Socratic questioning: 'Group 2 says graphite conducts because it has delocalised electrons. Does the evidence from Station B support or challenge that claim? Be specific.' [WAIT 15 seconds — cold-call 3 students who have not spoken yet.] Address the key misconception: 'Some of you predicted solid NaCl would conduct. What did the LED tell us? Why can the ions NOT move in solid NaCl?' [Draw giant ionic lattice quickly on board — ions locked in position.] After all presentations: 'Now write your 4-sentence synthesis. Sentence 1: NaCl. Sentence 2: Wax. Sentence 3: Graphite. Sentence 4: Aluminium. Each sentence must connect bond type → structure → the property you observed today.' [Give 4 minutes for individual writing.]</w:t>
+              <w:t xml:space="preserve">Point to the completed Bond Type Wall and say: 'Look at all five rows. We have evidence from six lessons sitting right here. Now I want us to think like materials scientists — people who choose the right material for the right job.' Write on the board: QUESTION 1: 'What pattern do you notice between bond strength and melting point across all five substances?' [WAIT 15 seconds of complete silence — do not speak. Then cold-call 3 students by name.] After responses, summarise: 'So stronger bonds — whether ionic, covalent, or metallic — generally mean higher melting points. This is why a jiko uses charcoal, which contains graphite-like structures, rather than salt.' QUESTION 2: 'Why can aluminium be beaten into a cooking pot shape but diamond cannot be shaped the same way?' [WAIT 12 seconds, cold-call 2 students.] QUESTION 3: 'The mama in our phenomenon dissolved salt in her ugali water. Why does NaCl dissolve but SiO₂ glass does not, even though both have giant structures?' [WAIT 15 seconds, cold-call 3 students.] Then say: 'In your notebooks, write your own Materials Scientist's Rule — one or two sentences that a Form 1 student could use to predict what a substance can do if they know its bond type.' Give 3 minutes of silent writing. Share 3–4 rules aloud. Then pose the Athi River cooking pot scenario and give 2 minutes of individual writing followed by a 60-second pair-share.</w:t>
             </w:r>
           </w:p>
         </w:tc>
@@ -23252,7 +23292,7 @@
                 <w:sz w:val="18"/>
                 <w:szCs w:val="18"/>
               </w:rPr>
-              <w:t xml:space="preserve">Claim-Evidence-Reasoning (CER) Explanation Frames — this NGSS-aligned strategy explicitly separates observation (evidence) from structural interpretation (reasoning), preventing students from writing circular explanations. The three-column structure scaffolds the intellectual move from 'what happened' to 'why it happened at the particle level', which is the core disciplinary practice of this lesson.</w:t>
+              <w:t xml:space="preserve">Structured Academic Controversy with Generalisation: By posing three progressively deeper questions (pattern → causal mechanism → application to phenomenon), the teacher moves students through Bloom's taxonomy from recall to synthesis. The 'Materials Scientist's Rule' task requires students to abstract a general principle from five specific cases — the hallmark of scientific thinking. The novel application scenario (Athi River cooking pot) checks whether the rule is genuinely understood or merely memorised.</w:t>
             </w:r>
           </w:p>
         </w:tc>
@@ -23284,7 +23324,7 @@
                 <w:sz w:val="18"/>
                 <w:szCs w:val="18"/>
               </w:rPr>
-              <w:t xml:space="preserve">Teacher reads 4–5 individual synthesis statements during writing time (walk and read over shoulders). Look for: (1) correct linkage of ionic structure → mobile ions only in solution/melt → conductivity; (2) correct linkage of Van der Waals → weak intermolecular forces → low melting point for wax; (3) correct distinction between graphite's delocalised electrons (within layers) and aluminium's sea of delocalised electrons (3D). Flag any student who writes that 'all conductors conduct for the same reason' — address with targeted questioning in the DQB phase.</w:t>
+              <w:t xml:space="preserve">Teacher listens for: (1) Students using causal language — 'because,' 'therefore,' 'which means' — rather than simply listing facts. (2) Correct application of the rule to the novel scenario: aluminium (giant metallic, malleable, good conductor of heat, does not dissolve in water) is correct for a cooking pot; NaCl (giant ionic, dissolves in water, brittle) is incorrect. (3) Students connecting back to the phenomenon — e.g., 'This is why the mama's salt dissolved but her glass pot did not.' A strong 'Materials Scientist's Rule' will reference bond type, structure type, and at least one property. A weak rule lists substances without generalising — these students need a follow-up prompt: 'Can you write it so it works for a substance you have never seen before?'</w:t>
             </w:r>
           </w:p>
         </w:tc>
@@ -23350,7 +23390,7 @@
                 <w:sz w:val="18"/>
                 <w:szCs w:val="18"/>
               </w:rPr>
-              <w:t xml:space="preserve">Each group receives two types of sticky notes: green ('Evidence confirms') and orange ('We now understand'). Students revisit the DQB from previous lessons and identify every question or 'we think' prediction that today's experimental evidence either confirms or answers. They write a specific, evidence-referencing statement on a green sticky note and physically place it on or next to the original DQB card it addresses. Groups also add orange sticky notes for new understanding generated today — particularly the distinction between ionic and metallic conductivity mechanisms, and the empirical confirmation of wax's low melting point. The class then does a 2-minute 'DQB Gallery Walk' to read all additions.</w:t>
+              <w:t xml:space="preserve">The teacher displays the Driving Question Board that has been maintained since Lesson 1, with all questions students have posted across the unit. Working in their groups, students are given 3 minutes to read through all posted questions and sticky notes. Each group selects two questions from the DQB and writes a brief 'Answer Card' — a 2–3 sentence evidence-based response they can post beside the original question, citing which lesson provided the key evidence. The class then does a 'Gallery Walk' — moving around the DQB for 3 minutes to read all Answer Cards. Students place a green dot sticker beside any question they feel has been fully answered and a yellow dot beside any question they feel still needs more work. The teacher leads a 2-minute closing discussion on the yellow-dot questions, acknowledging them as seeds for future Chemistry study (e.g., bond polarity, molecular geometry) rather than failures of the unit.</w:t>
             </w:r>
           </w:p>
         </w:tc>
@@ -23386,7 +23426,7 @@
             <w:pPr>
               <w:spacing w:after="20" w:before="0"/>
             </w:pPr>
-            <w:hyperlink w:history="1" r:id="rIdslbc13td-1glvc2fgvnzo">
+            <w:hyperlink w:history="1" r:id="rIdsriitevjhmxz091p8p4rk">
               <w:r>
                 <w:rPr>
                   <w:rFonts w:ascii="Arial" w:cs="Arial" w:eastAsia="Arial" w:hAnsi="Arial"/>
@@ -23419,7 +23459,7 @@
               <w:spacing w:after="10" w:before="0"/>
               <w:ind w:left="120"/>
             </w:pPr>
-            <w:hyperlink w:history="1" r:id="rIdyre3i2p2rgbbu-6d8eqwc">
+            <w:hyperlink w:history="1" r:id="rIdsjl1icfgpklxgqfrkcfus">
               <w:r>
                 <w:rPr>
                   <w:rFonts w:ascii="Arial" w:cs="Arial" w:eastAsia="Arial" w:hAnsi="Arial"/>
@@ -23464,7 +23504,7 @@
             <w:pPr>
               <w:spacing w:after="20" w:before="0"/>
             </w:pPr>
-            <w:hyperlink w:history="1" r:id="rId9f6dfa7joqlxnxftg771-">
+            <w:hyperlink w:history="1" r:id="rIdpetl5wkmpveadxaaamvmi">
               <w:r>
                 <w:rPr>
                   <w:rFonts w:ascii="Arial" w:cs="Arial" w:eastAsia="Arial" w:hAnsi="Arial"/>
@@ -23473,7 +23513,7 @@
                   <w:szCs w:val="16"/>
                   <w:u w:val="single" w:color="2E75B6"/>
                 </w:rPr>
-                <w:t xml:space="preserve">Covalent and Ionic Bonding (PLIX)</w:t>
+                <w:t xml:space="preserve">Bond Polarity (Flexbook)</w:t>
               </w:r>
             </w:hyperlink>
           </w:p>
@@ -23497,7 +23537,7 @@
               <w:spacing w:after="10" w:before="0"/>
               <w:ind w:left="120"/>
             </w:pPr>
-            <w:hyperlink w:history="1" r:id="rIdf4xua7klwv-xur4a88e8g">
+            <w:hyperlink w:history="1" r:id="rIdthplvng_3ouiirwxdpdyo">
               <w:r>
                 <w:rPr>
                   <w:rFonts w:ascii="Arial" w:cs="Arial" w:eastAsia="Arial" w:hAnsi="Arial"/>
@@ -23539,7 +23579,7 @@
                 <w:sz w:val="18"/>
                 <w:szCs w:val="18"/>
               </w:rPr>
-              <w:t xml:space="preserve">Direct students to the DQB: 'Look at every card on this board that was placed in Lessons 1 through 6. Today we generated real experimental evidence. Your job is to find every card that our data from today speaks to — either confirms, modifies, or answers — and attach a green sticky note.' Demonstrate with one example: point to the Lesson 1 card asking 'Why does NaCl conduct electricity but only when dissolved?' and say: 'Our Station C data today — LED lit up brightly in NaCl solution but not with solid NaCl — directly answers this. On a green sticky I would write: Evidence from Station B and C confirms: NaCl ions are locked in solid lattice, only mobile in solution, so only solution conducts.' [Allow 5 minutes for group sticky-note work.] During Gallery Walk: 'As you walk, read one orange sticky note from a different group that surprises you or that you disagree with. We will discuss two of those.' Cold-call 2 students after Gallery Walk: 'Tell me one orange sticky from another group and whether you agree. Why?' [WAIT 12 seconds each.] Say: 'Notice how the DQB is filling up with evidence. One lesson remains — Lesson 8. What questions are still unanswered on this board? Point to one.' [WAIT 10 seconds — cold-call 3 students to point to remaining questions about uses.]</w:t>
+              <w:t xml:space="preserve">Bring the physical or digital DQB into full view of the class. Say: 'Cast your minds back to Lesson 1 — we stood in front of this board with questions we could not answer. Look at it now. In 3 minutes, your group will choose two questions and write an Answer Card. Your answer must say: what the answer is, what evidence supports it, and which lesson that evidence came from.' [Set timer for 3 minutes. Circulate and prompt groups who are writing vague answers: 'Can you name the specific bond type that explains that? Can you point to which lesson?'] After posting Answer Cards, say: 'We are doing a Gallery Walk. You have 3 minutes. Green dot = fully answered. Yellow dot = still a bit fuzzy.' [Distribute dot stickers. After walk:] 'I see yellow dots on [name specific questions]. These are not failures — these are the questions that will drive your next unit. A scientist who has no more questions has stopped thinking.' Cold-call 1 student: 'Wanjiku, what new question has this unit opened up for you that we have not answered yet?'</w:t>
             </w:r>
           </w:p>
         </w:tc>
@@ -23571,7 +23611,7 @@
                 <w:sz w:val="18"/>
                 <w:szCs w:val="18"/>
               </w:rPr>
-              <w:t xml:space="preserve">DQB Evidence Anchoring with Colour-Coded Sticky Notes — using green ('evidence confirms') and orange ('new understanding') sticky notes creates a visual record of the epistemic shift from hypothesis to evidence-based conclusion. The colour distinction helps students and teacher track which claims are now empirically supported versus which remain theoretical, developing scientific epistemology alongside content knowledge.</w:t>
+              <w:t xml:space="preserve">DQB Closure with Evidence Citation: The DQB has functioned as a public record of the class's growing understanding since Lesson 1. Formally closing it with evidence-based Answer Cards and dot-sticker voting gives students a metacognitive experience — they can literally see and measure how much they have learned. The yellow-dot discussion normalises scientific uncertainty and positions unanswered questions as the engine of further inquiry rather than as gaps or failures.</w:t>
             </w:r>
           </w:p>
         </w:tc>
@@ -23603,7 +23643,7 @@
                 <w:sz w:val="18"/>
                 <w:szCs w:val="18"/>
               </w:rPr>
-              <w:t xml:space="preserve">Teacher checks that green sticky notes cite specific station evidence (not just 'we did the experiment'). A quality green sticky reads: 'Station B: LED did NOT light with solid NaCl — confirms ions cannot move in solid ionic lattice.' A weak sticky reads: 'NaCl conducts when dissolved.' Teacher uses the Gallery Walk to identify groups whose sticky notes show persistent misconceptions about why both graphite and aluminium conduct electricity.</w:t>
+              <w:t xml:space="preserve">Teacher checks Answer Cards for: (1) Evidence cited by lesson number and specific observation (e.g., 'In Lesson 2 practical, NaCl solution conducted electricity but solid NaCl did not — this shows ions must be free to move'). (2) Direct connection to the driving question — does the answer address what a substance 'can do' in terms of its bond type? (3) Yellow-dot questions reveal remaining gaps — if more than half the class places a yellow dot on the same question, the teacher notes this for a brief recap at the start of Lesson 8. A fully successful DQB closure has green dots on all core bond-type questions and only yellow dots on extension concepts.</w:t>
             </w:r>
           </w:p>
         </w:tc>
@@ -23669,7 +23709,7 @@
                 <w:sz w:val="18"/>
                 <w:szCs w:val="18"/>
               </w:rPr>
-              <w:t xml:space="preserve">Students return to their cumulative bond-structure-property model begun in Lesson 1 and progressively revised through Lessons 2–6. Today's revision task is to add a 'Physical Properties Evidence' layer to the model for all four substances. Using a four-quadrant diagram (one quadrant per substance: NaCl, wax, graphite, aluminium), students annotate each quadrant with: (1) the bond type and structural diagram (from previous lessons), (2) three observed properties from today's investigation (solubility, conductivity, melting behaviour), and (3) a one-sentence structural explanation for each property. Students who finish early are challenged to add a fifth quadrant for diamond, predicting its properties from its giant covalent structure by analogy with graphite (no delocalised electrons → non-conductor; strong covalent bonds throughout → very high melting point → no solubility).</w:t>
+              <w:t xml:space="preserve">Students open their cumulative atomic-scale models — the drawings, diagrams, or physical models they have been building and revising since Lesson 1. In this final revision, they must ensure their model represents all five substances from the unit (NaCl, graphite, diamond, aluminium, SiO₂) and shows for each: the bond type, the resulting structure (giant or molecular), and one key property that emerges from that structure, connected by an arrow to a specific Kenyan use. Students add a 'Legend' to their model that explains the symbols used. Finally, each student writes a 'Phenomenon Explanation Statement' at the bottom of their model page — 3–5 sentences directly answering the original anchoring phenomenon: Why does the mama's salt dissolve, the daughter's graphite pencil write smoothly, and the jeweller's diamond blade never break?</w:t>
             </w:r>
           </w:p>
         </w:tc>
@@ -23705,7 +23745,7 @@
             <w:pPr>
               <w:spacing w:after="20" w:before="0"/>
             </w:pPr>
-            <w:hyperlink w:history="1" r:id="rIdm6sn_qcdnaltvo2uptruu">
+            <w:hyperlink w:history="1" r:id="rId7imyddgpfwwhzbytjffsn">
               <w:r>
                 <w:rPr>
                   <w:rFonts w:ascii="Arial" w:cs="Arial" w:eastAsia="Arial" w:hAnsi="Arial"/>
@@ -23738,7 +23778,7 @@
               <w:spacing w:after="10" w:before="0"/>
               <w:ind w:left="120"/>
             </w:pPr>
-            <w:hyperlink w:history="1" r:id="rIdicykdihtrevucrqo-ubit">
+            <w:hyperlink w:history="1" r:id="rId8bsdrn4eyh2escmrexzal">
               <w:r>
                 <w:rPr>
                   <w:rFonts w:ascii="Arial" w:cs="Arial" w:eastAsia="Arial" w:hAnsi="Arial"/>
@@ -23783,7 +23823,7 @@
             <w:pPr>
               <w:spacing w:after="20" w:before="0"/>
             </w:pPr>
-            <w:hyperlink w:history="1" r:id="rIduz3rkqqlqgwq1jaxeonsf">
+            <w:hyperlink w:history="1" r:id="rIdromfx6q1x4ojovrn35rvk">
               <w:r>
                 <w:rPr>
                   <w:rFonts w:ascii="Arial" w:cs="Arial" w:eastAsia="Arial" w:hAnsi="Arial"/>
@@ -23792,7 +23832,7 @@
                   <w:szCs w:val="16"/>
                   <w:u w:val="single" w:color="2E75B6"/>
                 </w:rPr>
-                <w:t xml:space="preserve">Covalent and Ionic Bonding (PLIX)</w:t>
+                <w:t xml:space="preserve">Bond Polarity (Flexbook)</w:t>
               </w:r>
             </w:hyperlink>
           </w:p>
@@ -23816,7 +23856,7 @@
               <w:spacing w:after="10" w:before="0"/>
               <w:ind w:left="120"/>
             </w:pPr>
-            <w:hyperlink w:history="1" r:id="rIdjir5ulxmqkcqxnzqocrgm">
+            <w:hyperlink w:history="1" r:id="rIdd2kuz68dwjhwo7ulif7th">
               <w:r>
                 <w:rPr>
                   <w:rFonts w:ascii="Arial" w:cs="Arial" w:eastAsia="Arial" w:hAnsi="Arial"/>
@@ -23858,7 +23898,7 @@
                 <w:sz w:val="18"/>
                 <w:szCs w:val="18"/>
               </w:rPr>
-              <w:t xml:space="preserve">Say: 'Open your cumulative model from Lesson 1. Today we add the most important layer yet — real experimental evidence. Your model must now show not just how the bonds form, but what properties result from that bonding. Draw four quadrants — label them NaCl, Wax, Graphite, Aluminium.' [Display example quadrant on board for NaCl with one property partially filled.] 'You have 6 minutes. Every quadrant must have a structural diagram, three properties from our data table today, and one sentence explaining why the structure causes each property.' [Circulate and provide targeted feedback — not corrections. Ask: 'Your NaCl quadrant shows it conducts electricity. Does your explanation say why it only conducts in solution?' WAIT 10 seconds. 'Your graphite quadrant — your structural diagram from Lesson 6 showed layered sheets with delocalised electrons between them. Is that shown here? How does that connect to the LED lighting at Station B?'] With 2 minutes remaining: 'Early finishers — add a diamond quadrant. You have not tested diamond today, but using your model of giant covalent structure from Lesson 6, predict its three properties and explain why.' [WAIT and observe.] Close by saying: 'Your model now connects bond type → structure → real, measured properties. In Lesson 8 — our final lesson — you will extend this model one more step: bond type → structure → properties → uses. The model will be complete.'</w:t>
+              <w:t xml:space="preserve">Say: 'Your model has been growing since Lesson 1. Today it gets its final upgrade. Open your model now.' [Give 60 seconds for students to locate their models.] 'Your model must now show all five substances, the bond in each, the structure it creates, one property, and one Kenyan use — connected by arrows. You also need a legend so anyone can read your model. You have 5 minutes.' [Circulate and give specific feedback: 'Otieno, I can see your NaCl model from Lesson 2 — can you now add an arrow showing why it dissolves in the mama's ugali water?' 'Fatuma, your graphite shows the layers — can you add why that makes it slippery for a pencil?'] After 5 minutes, say: 'Now the most important thing you will write in this unit. At the bottom of your model page, write 3 to 5 sentences answering our driving question using the mama, the daughter, and the jeweller from Lesson 1. Use the word BECAUSE at least three times.' Give 4 minutes of silent writing. Cold-call 2 students to read their Phenomenon Explanation Statement aloud. Celebrate: 'Six lessons ago, you could not explain why salt dissolves and diamond does not. Now you can. That is chemistry.'</w:t>
             </w:r>
           </w:p>
         </w:tc>
@@ -23890,7 +23930,7 @@
                 <w:sz w:val="18"/>
                 <w:szCs w:val="18"/>
               </w:rPr>
-              <w:t xml:space="preserve">Cumulative Four-Quadrant Model Revision — this iterative model-building strategy (used across all 8 lessons) develops the NGSS practice of developing and using models. Each revision adds a new evidential layer, making the model progressively more explanatory and less diagrammatic. The four-quadrant format creates a visual comparison across all four substances, which directly mirrors the structure of the original phenomenon and prepares students for the final lesson synthesis.</w:t>
+              <w:t xml:space="preserve">Cumulative Model Revision with Phenomenon Re-anchoring: The cumulative model serves as an externalised representation of the student's growing conceptual understanding across the entire unit. Each revision marks a step in the storyline. The final revision is uniquely powerful because it requires students to integrate all prior revisions into one coherent whole and then use that model to directly explain the phenomenon they encountered in Lesson 1 — completing the full explanatory arc. The 'BECAUSE three times' constraint forces causal reasoning rather than descriptive listing.</w:t>
             </w:r>
           </w:p>
         </w:tc>
@@ -23922,7 +23962,7 @@
                 <w:sz w:val="18"/>
                 <w:szCs w:val="18"/>
               </w:rPr>
-              <w:t xml:space="preserve">Teacher collects or photographs 3–4 models at the end of class to review before Lesson 8. Quality indicators: (1) All four quadrants completed with structural diagram, three properties, and one explanation sentence; (2) Explanations use particle-level language ('ions free to move', 'delocalised electrons', 'weak Van der Waals forces', 'strong covalent bonds throughout lattice'); (3) The distinction between ionic conductivity (mobile ions) and metallic conductivity (mobile electrons) is explicit. Students who add a correct diamond quadrant demonstrate transfer of structural reasoning — note these students for peer teaching roles in Lesson 8.</w:t>
+              <w:t xml:space="preserve">Teacher collects or photographs final models and Phenomenon Explanation Statements at end of lesson. Assess for: (1) All five substances present with correct bond types and structure labels. (2) Causal arrows connecting structure → property → Kenyan use (not just labels). (3) Phenomenon Explanation Statement uses the correct bond types by name, explains why NaCl dissolves (ionic lattice breaks in polar water, ions free to move), why graphite writes smoothly (weak Van der Waals between layers allow sliding, delocalised electrons allow conductivity), and why diamond does not scratch or dissolve (continuous 3D covalent network, no free ions or electrons, no weak interlayer forces). A high-quality statement will use the words 'bond type,' 'structure,' 'property,' and 'use' — all connected causally.</w:t>
             </w:r>
           </w:p>
         </w:tc>
@@ -24015,83 +24055,83 @@
                 <w:sz w:val="18"/>
                 <w:szCs w:val="18"/>
               </w:rPr>
-              <w:t xml:space="preserve">1. Were students able to distinguish between the mechanism of electrical conductivity in NaCl solution (mobile ions) and in aluminium (mobile delocalised electrons) — or did they conflate both as simply 'conductors'? What follow-up question or analogy would clarify this distinction at the start of Lesson 8?</w:t>
-            </w:r>
-          </w:p>
-          <w:p>
-            <w:pPr>
-              <w:spacing w:after="40" w:before="0"/>
-              <w:jc w:val="left"/>
-            </w:pPr>
-            <w:r>
-              <w:rPr>
-                <w:rFonts w:ascii="Arial" w:cs="Arial" w:eastAsia="Arial" w:hAnsi="Arial"/>
-                <w:b w:val="false"/>
-                <w:bCs w:val="false"/>
-                <w:i w:val="false"/>
-                <w:iCs w:val="false"/>
-                <w:color w:val="000000"/>
-                <w:sz w:val="18"/>
-                <w:szCs w:val="18"/>
-              </w:rPr>
-              <w:t xml:space="preserve">2. Did the practical investigation generate sufficient cognitive dissonance — particularly around graphite conducting but not dissolving? Which predictions on the Prediction Table were most commonly wrong, and does this reveal a persistent misconception about bond type and conductivity that needs to be addressed before Lesson 8?</w:t>
-            </w:r>
-          </w:p>
-          <w:p>
-            <w:pPr>
-              <w:spacing w:after="40" w:before="0"/>
-              <w:jc w:val="left"/>
-            </w:pPr>
-            <w:r>
-              <w:rPr>
-                <w:rFonts w:ascii="Arial" w:cs="Arial" w:eastAsia="Arial" w:hAnsi="Arial"/>
-                <w:b w:val="false"/>
-                <w:bCs w:val="false"/>
-                <w:i w:val="false"/>
-                <w:iCs w:val="false"/>
-                <w:color w:val="000000"/>
-                <w:sz w:val="18"/>
-                <w:szCs w:val="18"/>
-              </w:rPr>
-              <w:t xml:space="preserve">3. Were the Explanation Frames completed at a particle-level structural depth, or did groups write surface-level descriptions ('NaCl dissolves because it is a salt')? Which groups need scaffolding support for the synthesis in Lesson 8?</w:t>
-            </w:r>
-          </w:p>
-          <w:p>
-            <w:pPr>
-              <w:spacing w:after="40" w:before="0"/>
-              <w:jc w:val="left"/>
-            </w:pPr>
-            <w:r>
-              <w:rPr>
-                <w:rFonts w:ascii="Arial" w:cs="Arial" w:eastAsia="Arial" w:hAnsi="Arial"/>
-                <w:b w:val="false"/>
-                <w:bCs w:val="false"/>
-                <w:i w:val="false"/>
-                <w:iCs w:val="false"/>
-                <w:color w:val="000000"/>
-                <w:sz w:val="18"/>
-                <w:szCs w:val="18"/>
-              </w:rPr>
-              <w:t xml:space="preserve">4. How accurately does the DQB now reflect the class's growing understanding — are the green and orange sticky notes specific enough to be useful as a revision tool? Are the unanswered questions on the DQB pointing clearly toward the uses-focused Lesson 8, or are there structural gaps that need revisiting?</w:t>
-            </w:r>
-          </w:p>
-          <w:p>
-            <w:pPr>
-              <w:spacing w:after="40" w:before="0"/>
-              <w:jc w:val="left"/>
-            </w:pPr>
-            <w:r>
-              <w:rPr>
-                <w:rFonts w:ascii="Arial" w:cs="Arial" w:eastAsia="Arial" w:hAnsi="Arial"/>
-                <w:b w:val="false"/>
-                <w:bCs w:val="false"/>
-                <w:i w:val="false"/>
-                <w:iCs w:val="false"/>
-                <w:color w:val="000000"/>
-                <w:sz w:val="18"/>
-                <w:szCs w:val="18"/>
-              </w:rPr>
-              <w:t xml:space="preserve">5. Did all groups successfully complete all four quadrants of their cumulative model with particle-level explanations, and did any students successfully extend to the diamond quadrant through transfer of reasoning? How will I use these models as the entry point for Lesson 8's synthesis of bond type, structure, properties, and uses?</w:t>
+              <w:t xml:space="preserve">1. When students completed the Quick Sort prediction task without notes, which bond type or substance produced the most disagreements on the 'We Are Not Yet Sure About…' board? What does this tell you about which concept from Lessons 1–6 was least well consolidated, and how will you address this in Lesson 8?</w:t>
+            </w:r>
+          </w:p>
+          <w:p>
+            <w:pPr>
+              <w:spacing w:after="40" w:before="0"/>
+              <w:jc w:val="left"/>
+            </w:pPr>
+            <w:r>
+              <w:rPr>
+                <w:rFonts w:ascii="Arial" w:cs="Arial" w:eastAsia="Arial" w:hAnsi="Arial"/>
+                <w:b w:val="false"/>
+                <w:bCs w:val="false"/>
+                <w:i w:val="false"/>
+                <w:iCs w:val="false"/>
+                <w:color w:val="000000"/>
+                <w:sz w:val="18"/>
+                <w:szCs w:val="18"/>
+              </w:rPr>
+              <w:t xml:space="preserve">2. During the Jigsaw Evidence Consolidation, did all five groups produce A3 tables that linked properties causally to structure (using 'because' language), or did some groups revert to listing facts? Which groups need targeted support in constructing causal scientific arguments?</w:t>
+            </w:r>
+          </w:p>
+          <w:p>
+            <w:pPr>
+              <w:spacing w:after="40" w:before="0"/>
+              <w:jc w:val="left"/>
+            </w:pPr>
+            <w:r>
+              <w:rPr>
+                <w:rFonts w:ascii="Arial" w:cs="Arial" w:eastAsia="Arial" w:hAnsi="Arial"/>
+                <w:b w:val="false"/>
+                <w:bCs w:val="false"/>
+                <w:i w:val="false"/>
+                <w:iCs w:val="false"/>
+                <w:color w:val="000000"/>
+                <w:sz w:val="18"/>
+                <w:szCs w:val="18"/>
+              </w:rPr>
+              <w:t xml:space="preserve">3. How many students placed yellow dots on the DQB questions about electrical conductivity in graphite versus metallic conductivity? If this confusion persists, plan a 5-minute recap at the start of Lesson 8 using a specific contrast: 'Graphite conducts because of delocalised π electrons between carbon layers — but there are no metal ions. Aluminium conducts because of delocalised electrons AND a lattice of positive metal ions.'</w:t>
+            </w:r>
+          </w:p>
+          <w:p>
+            <w:pPr>
+              <w:spacing w:after="40" w:before="0"/>
+              <w:jc w:val="left"/>
+            </w:pPr>
+            <w:r>
+              <w:rPr>
+                <w:rFonts w:ascii="Arial" w:cs="Arial" w:eastAsia="Arial" w:hAnsi="Arial"/>
+                <w:b w:val="false"/>
+                <w:bCs w:val="false"/>
+                <w:i w:val="false"/>
+                <w:iCs w:val="false"/>
+                <w:color w:val="000000"/>
+                <w:sz w:val="18"/>
+                <w:szCs w:val="18"/>
+              </w:rPr>
+              <w:t xml:space="preserve">4. In the Phenomenon Explanation Statements, did students use the mama, the daughter, and the jeweller as the narrative frame, or did they revert to abstract chemistry language disconnected from the phenomenon? Strong answers connect atomic-scale bonding directly to the everyday Kenyan scene — if most statements were abstract, consider starting Lesson 8 by reading two contrasting student examples aloud and asking the class which one a Form 1 student could understand.</w:t>
+            </w:r>
+          </w:p>
+          <w:p>
+            <w:pPr>
+              <w:spacing w:after="40" w:before="0"/>
+              <w:jc w:val="left"/>
+            </w:pPr>
+            <w:r>
+              <w:rPr>
+                <w:rFonts w:ascii="Arial" w:cs="Arial" w:eastAsia="Arial" w:hAnsi="Arial"/>
+                <w:b w:val="false"/>
+                <w:bCs w:val="false"/>
+                <w:i w:val="false"/>
+                <w:iCs w:val="false"/>
+                <w:color w:val="000000"/>
+                <w:sz w:val="18"/>
+                <w:szCs w:val="18"/>
+              </w:rPr>
+              <w:t xml:space="preserve">5. Were the 'Materials Scientist's Rule' generalisations specific enough to be predictive (i.e., usable for a new substance) or were they too vague ('strong bonds make hard substances')? Collect three representative rules — one strong, one partial, one weak — and use them as an anonymous class discussion starter in Lesson 8 to model what a high-quality scientific generalisation looks like.</w:t>
             </w:r>
           </w:p>
         </w:tc>
@@ -24218,7 +24258,7 @@
                 <w:sz w:val="18"/>
                 <w:szCs w:val="18"/>
               </w:rPr>
-              <w:t xml:space="preserve">Students observed that NaCl dissolved readily in water and its solution conducted electricity (LED lit brightly), solid NaCl did not conduct; candle wax did not dissolve and did not conduct and showed low melting behaviour; graphite did not dissolve in water but conducted electricity as a solid (LED lit); aluminium foil did not dissolve, conducted electricity as a solid, and showed very high melting behaviour compared to wax.</w:t>
+              <w:t xml:space="preserve">Students observed the completed class Bond Type Wall — a five-row summary table built from the evidence gathered in Lessons 1–6, showing NaCl (giant ionic, dissolves in water, conducts when dissolved, used in food preservation), graphite (giant covalent with weak interlayer Van der Waals forces, conducts electricity, slippery — used in pencils and electrodes), diamond (giant covalent 3D network, hardest natural substance, non-conductor — used in jewellery and cutting tools in Nairobi), aluminium (giant metallic, malleable and conductive — used in mabati roofing and cooking pots), and SiO₂ (giant covalent, very high melting point, hard, non-conductor — used in glass and ceramics). Students also observed the completed Driving Question Board with evidence-backed Answer Cards beside questions posted in earlier lessons.</w:t>
             </w:r>
           </w:p>
         </w:tc>
@@ -24284,7 +24324,7 @@
                 <w:sz w:val="18"/>
                 <w:szCs w:val="18"/>
               </w:rPr>
-              <w:t xml:space="preserve">The physical properties of a substance — solubility, electrical conductivity, and melting behaviour — are directly determined by the bond type and giant structure: ionic structures (NaCl) conduct only when ions are free to move (solution/melt); simple molecular structures (wax) have low melting points due to weak Van der Waals forces and cannot conduct; giant covalent structures (graphite) conduct due to delocalised electrons between layers; giant metallic structures (aluminium) conduct in solid state via a sea of delocalised electrons and have high melting points due to strong metallic bonding.</w:t>
+              <w:t xml:space="preserve">Students learned that all the physical properties observed across the unit — solubility, melting point, electrical conductivity, hardness, malleability — are direct consequences of bond type and the giant or molecular structure that bond type creates. They generalised this into a Materials Scientist's Rule: knowing the bond type of a substance allows a scientist or engineer to predict its properties and therefore its appropriate uses. Students also learned that two substances can share the same atoms (diamond and graphite are both pure carbon) yet behave entirely differently because their bond arrangement and structure differ — confirming that it is the type and pattern of bonding, not just the elements present, that determines what a substance can do.</w:t>
             </w:r>
           </w:p>
         </w:tc>
@@ -24350,7 +24390,7 @@
                 <w:sz w:val="18"/>
                 <w:szCs w:val="18"/>
               </w:rPr>
-              <w:t xml:space="preserve">The experimental evidence directly explains why Amina, the Form 4 student in Nairobi, observed the contrasting behaviours of NaCl, graphite, and aluminium during supper preparation: each substance has a different bond type producing a different giant structure, and it is that structure — specifically whether charged particles (ions or electrons) are free to move, and how strong the forces between structural units are — that determines every observable physical property. The data table from today's investigation is empirical proof of the theoretical models built in Lessons 1–6.</w:t>
+              <w:t xml:space="preserve">The anchoring phenomenon is now fully explained. The mama's table salt (NaCl) dissolves in ugali water because its giant ionic lattice is broken apart by the polar water molecules, releasing free Na⁺ and Cl⁻ ions — ionic bonds are strong in the solid but the lattice is disrupted by water. The daughter's graphite pencil writes smoothly because weak Van der Waals forces between carbon layers allow those layers to slide off onto paper, and the delocalised π electrons between layers allow electrical conductivity without any metal atoms being present. The jeweller's diamond-tipped blade never breaks or dissolves because every carbon atom in diamond is held in a continuous 3D network of strong covalent bonds with no weak interlayer forces, no free ions, and no planes of cleavage — making it the hardest naturally occurring substance on Earth. Bond type, structure, and properties are one unified explanatory story.</w:t>
             </w:r>
           </w:p>
         </w:tc>
@@ -24419,7 +24459,7 @@
                 <w:sz w:val="22"/>
                 <w:szCs w:val="22"/>
               </w:rPr>
-              <w:t xml:space="preserve">LESSON 8 (40 minutes): Lesson 8 — Relating Bond Types to Uses &amp; Final Model Building: Answering Our Driving Question</w:t>
+              <w:t xml:space="preserve">LESSON 8 (40 minutes): Model Building Project, Consolidation &amp; Unit Reflection — Answering the Driving Question</w:t>
             </w:r>
           </w:p>
         </w:tc>
@@ -24586,7 +24626,7 @@
                 <w:sz w:val="18"/>
                 <w:szCs w:val="18"/>
               </w:rPr>
-              <w:t xml:space="preserve">Students synthesise all seven lessons of evidence to construct physical models of NaCl, diamond/graphite, and a simple covalent molecule, justify real-world uses of substances by bond type and structure, and deliver a final, complete answer to the unit driving question.</w:t>
+              <w:t xml:space="preserve">Students construct, present, and evaluate 3-D physical models of assigned bonding structures to deliver a final, evidence-based explanation of why salt dissolves, graphite conducts electricity, and diamond is the hardest natural material — fully answering the unit driving question.</w:t>
             </w:r>
           </w:p>
         </w:tc>
@@ -24653,7 +24693,7 @@
                 <w:sz w:val="18"/>
                 <w:szCs w:val="18"/>
               </w:rPr>
-              <w:t xml:space="preserve">–  Explain how the bond type and giant/simple structure of NaCl, aluminium, diamond, graphite, and SiO₂ directly determines each substance's observable properties</w:t>
+              <w:t xml:space="preserve">–  Describe how bond type (ionic, covalent, metallic, giant covalent) determines the resultant structure of a substance (giant ionic lattice, simple molecular, giant atomic, metallic lattice).</w:t>
             </w:r>
           </w:p>
           <w:p>
@@ -24673,7 +24713,7 @@
                 <w:sz w:val="18"/>
                 <w:szCs w:val="18"/>
               </w:rPr>
-              <w:t xml:space="preserve">–  Justify specific real-world uses of these substances (food preservation, cookware, cutting tools, electrodes, pencils, glassmaking) using bond type and structure as evidence</w:t>
+              <w:t xml:space="preserve">–  Explain how resultant structure determines key physical properties (solubility, melting point, electrical conductivity, hardness, malleability).</w:t>
             </w:r>
           </w:p>
           <w:p>
@@ -24693,7 +24733,7 @@
                 <w:sz w:val="18"/>
                 <w:szCs w:val="18"/>
               </w:rPr>
-              <w:t xml:space="preserve">–  Articulate a complete, evidence-based answer to the driving question: 'How do the types of chemical bonds between atoms determine the structure, properties, and uses of the substances all around us?'</w:t>
+              <w:t xml:space="preserve">–  Relate bond type and structure to specific Kenyan real-world uses of NaCl, SiO₂, graphite, and diamond.</w:t>
             </w:r>
           </w:p>
         </w:tc>
@@ -24760,7 +24800,7 @@
                 <w:sz w:val="18"/>
                 <w:szCs w:val="18"/>
               </w:rPr>
-              <w:t xml:space="preserve">–  Construct three-dimensional physical models of giant ionic (NaCl), giant covalent (diamond/graphite), and simple covalent (H₂O or CO₂) structures using locally available materials</w:t>
+              <w:t xml:space="preserve">–  Construct an accurate 3-D physical model of an assigned bonding structure using locally available materials (bottle tops, clay, wire, maize cobs, string).</w:t>
             </w:r>
           </w:p>
           <w:p>
@@ -24780,7 +24820,27 @@
                 <w:sz w:val="18"/>
                 <w:szCs w:val="18"/>
               </w:rPr>
-              <w:t xml:space="preserve">–  Present and justify model features to peers using scientific vocabulary (lattice, delocalised electrons, covalent network, intermolecular forces)</w:t>
+              <w:t xml:space="preserve">–  Present and justify a scientific argument linking bond type → structure → property → use, and provide constructive peer feedback on others' models.</w:t>
+            </w:r>
+          </w:p>
+          <w:p>
+            <w:pPr>
+              <w:spacing w:after="30" w:before="0"/>
+              <w:ind w:left="360" w:hanging="180"/>
+              <w:jc w:val="left"/>
+            </w:pPr>
+            <w:r>
+              <w:rPr>
+                <w:rFonts w:ascii="Arial" w:cs="Arial" w:eastAsia="Arial" w:hAnsi="Arial"/>
+                <w:b w:val="false"/>
+                <w:bCs w:val="false"/>
+                <w:i w:val="false"/>
+                <w:iCs w:val="false"/>
+                <w:color w:val="000000"/>
+                <w:sz w:val="18"/>
+                <w:szCs w:val="18"/>
+              </w:rPr>
+              <w:t xml:space="preserve">–  Revise personal/group explanatory models in response to evidence gathered across all eight lessons.</w:t>
             </w:r>
           </w:p>
         </w:tc>
@@ -24847,7 +24907,7 @@
                 <w:sz w:val="18"/>
                 <w:szCs w:val="18"/>
               </w:rPr>
-              <w:t xml:space="preserve">–  Appreciate the elegance of how atomic-level bonding explains the everyday Kenyan materials encountered at home, school, and in industry</w:t>
+              <w:t xml:space="preserve">–  Appreciate how invisible atomic-scale bonds in everyday Kenyan materials (table salt, pencils, mining blades) determine their observable behaviour, connecting chemistry to daily life.</w:t>
             </w:r>
           </w:p>
           <w:p>
@@ -24867,7 +24927,7 @@
                 <w:sz w:val="18"/>
                 <w:szCs w:val="18"/>
               </w:rPr>
-              <w:t xml:space="preserve">–  Demonstrate creativity and care for peers while constructing and sharing models collaboratively</w:t>
+              <w:t xml:space="preserve">–  Show care and respect during peer feedback, demonstrating the value of Love as mandated by KICD, by offering comments that are honest, kind, and constructive.</w:t>
             </w:r>
           </w:p>
         </w:tc>
@@ -24933,7 +24993,7 @@
                 <w:sz w:val="18"/>
                 <w:szCs w:val="18"/>
               </w:rPr>
-              <w:t xml:space="preserve">How do the uses of a substance relate to its bond type and resultant structure?</w:t>
+              <w:t xml:space="preserve">How do the chemical bonds holding a substance together determine what that substance can do?</w:t>
             </w:r>
           </w:p>
         </w:tc>
@@ -24999,7 +25059,7 @@
                 <w:sz w:val="18"/>
                 <w:szCs w:val="18"/>
               </w:rPr>
-              <w:t xml:space="preserve">This final lesson closes the unit storyline: students return to the Form 4 student's kitchen observation from Lesson 1 — salt, graphite, aluminium, and diamond all behaving differently — and now possess the full explanatory toolkit (seven lessons of evidence) to answer WHY completely, building physical models that make the invisible atomic world visible and presenting their final driving question answers.</w:t>
+              <w:t xml:space="preserve">This is the final lesson of Sub-Strand 1.4. Students synthesise all evidence accumulated across Lessons 1–7 — valence electrons, bond types, Lewis diagrams, intermolecular forces, metallic bonding, and giant covalent structures — into a single, coherent, model-based explanation. By physically building and presenting models of NaCl, SiO₂, graphite, and diamond, learners confirm that the anchoring phenomenon (the mama's salt dissolving, the graphite pencil writing, the jeweller's diamond blade cutting) is fully explained: bond type determines structure, structure determines properties, and properties determine use.</w:t>
             </w:r>
           </w:p>
         </w:tc>
@@ -25065,7 +25125,7 @@
                 <w:sz w:val="18"/>
                 <w:szCs w:val="18"/>
               </w:rPr>
-              <w:t xml:space="preserve">Model-building uses everyday materials (maize, beans, bottle tops, clay, wire, straws, toothpicks). Remind students to handle sharp toothpicks/wire carefully and to avoid putting small items (beads, seeds) in mouths. No chemicals involved in this lesson.</w:t>
+              <w:t xml:space="preserve">Students use wire, clay, and bottle tops — ensure wire ends are bent back or taped to prevent cuts. Supervise use of scissors. No chemicals or open flames in this lesson. Remind learners of the KICD value of Love: handle each other's models with care to avoid accidental damage.</w:t>
             </w:r>
           </w:p>
         </w:tc>
@@ -25158,83 +25218,7 @@
                 <w:sz w:val="18"/>
                 <w:szCs w:val="18"/>
               </w:rPr>
-              <w:t xml:space="preserve">Lesson 8 is the culminating lesson of the Chemical Bonding sub-strand. Students have spent seven lessons building an evidence base — from valence electrons and the octet rule (Lesson 2) through ionic, covalent, dative covalent, hydrogen, Van der Waals, and metallic bonds (Lessons 3–6) to experimental investigation of physical properties (Lesson 7). In this lesson, they bring all that evidence together in two major activities. First, they work in groups to match real-world Kenyan uses of substances — NaCl in fish preservation at Lake Victoria, aluminium sufuria for cooking ugali, diamond-tipped cutting tools used in Kenyan construction, graphite electrodes in industry, and SiO₂ in glass bottles — to the bond types and structures that make each use possible, constructing and presenting a justified 'Uses Table'. Second, they build physical models of NaCl (giant ionic lattice), diamond or graphite (giant covalent network), and water or CO₂ (simple covalent molecule) using locally sourced materials such as dried maize, beans, clay lumps, bottle tops, toothpicks, and wire, then compare their final models to the rough sketches drawn in Lesson 1.</w:t>
-            </w:r>
-          </w:p>
-          <w:p>
-            <w:pPr>
-              <w:spacing w:after="40" w:before="0"/>
-              <w:jc w:val="left"/>
-            </w:pPr>
-            <w:r>
-              <w:rPr>
-                <w:rFonts w:ascii="Arial" w:cs="Arial" w:eastAsia="Arial" w:hAnsi="Arial"/>
-                <w:b w:val="false"/>
-                <w:bCs w:val="false"/>
-                <w:i w:val="false"/>
-                <w:iCs w:val="false"/>
-                <w:color w:val="000000"/>
-                <w:sz w:val="18"/>
-                <w:szCs w:val="18"/>
-              </w:rPr>
-              <w:t xml:space="preserve"/>
-            </w:r>
-          </w:p>
-          <w:p>
-            <w:pPr>
-              <w:spacing w:after="40" w:before="0"/>
-              <w:jc w:val="left"/>
-            </w:pPr>
-            <w:r>
-              <w:rPr>
-                <w:rFonts w:ascii="Arial" w:cs="Arial" w:eastAsia="Arial" w:hAnsi="Arial"/>
-                <w:b w:val="false"/>
-                <w:bCs w:val="false"/>
-                <w:i w:val="false"/>
-                <w:iCs w:val="false"/>
-                <w:color w:val="000000"/>
-                <w:sz w:val="18"/>
-                <w:szCs w:val="18"/>
-              </w:rPr>
-              <w:t xml:space="preserve">The lesson is anchored throughout to the original phenomenon: the Form 4 student's puzzlement at why salt, graphite, aluminium, and diamond — all made of atoms held by chemical bonds — behave so completely differently. By lesson end, every student should be able to deliver a full, evidence-supported answer to the driving question, demonstrating mastery of KICD Specific Learning Outcomes (a), (b), (c), and (d) for Sub-Strand 1.4. The Driving Question Board is completed and celebrated as a record of the class's intellectual journey over all eight lessons.</w:t>
-            </w:r>
-          </w:p>
-          <w:p>
-            <w:pPr>
-              <w:spacing w:after="40" w:before="0"/>
-              <w:jc w:val="left"/>
-            </w:pPr>
-            <w:r>
-              <w:rPr>
-                <w:rFonts w:ascii="Arial" w:cs="Arial" w:eastAsia="Arial" w:hAnsi="Arial"/>
-                <w:b w:val="false"/>
-                <w:bCs w:val="false"/>
-                <w:i w:val="false"/>
-                <w:iCs w:val="false"/>
-                <w:color w:val="000000"/>
-                <w:sz w:val="18"/>
-                <w:szCs w:val="18"/>
-              </w:rPr>
-              <w:t xml:space="preserve"/>
-            </w:r>
-          </w:p>
-          <w:p>
-            <w:pPr>
-              <w:spacing w:after="40" w:before="0"/>
-              <w:jc w:val="left"/>
-            </w:pPr>
-            <w:r>
-              <w:rPr>
-                <w:rFonts w:ascii="Arial" w:cs="Arial" w:eastAsia="Arial" w:hAnsi="Arial"/>
-                <w:b w:val="false"/>
-                <w:bCs w:val="false"/>
-                <w:i w:val="false"/>
-                <w:iCs w:val="false"/>
-                <w:color w:val="000000"/>
-                <w:sz w:val="18"/>
-                <w:szCs w:val="18"/>
-              </w:rPr>
-              <w:t xml:space="preserve">Core competencies foregrounded in this lesson are Creativity and Imagination (model construction), Critical Thinking and Problem Solving (justifying uses from bond type), and Learning to Learn (independent synthesis). PCIs addressed include environmental conservation (using locally available/recycled materials for models) and social cohesion (collaborative group presentations). The value of Love is enacted as students work carefully to avoid injuring peers with sharp materials and support each other's presentations with constructive feedback.</w:t>
+              <w:t xml:space="preserve">Lesson 8 is the culminating lesson of the Chemical Bonding sub-strand and the moment the anchoring phenomenon is fully resolved. Over the preceding seven lessons, students have built a growing body of evidence: atoms seek stability through electron transfer or sharing (Lesson 1), ionic bonds produce giant lattices that dissolve and conduct when molten (Lesson 2), covalent bonds produce simple molecular structures with low melting points (Lesson 3), intermolecular forces explain anomalous properties like water's high boiling point (Lesson 4), metallic bonding creates malleable conductors (Lesson 5), and giant covalent networks produce the extreme hardness of diamond and the lubricity of graphite (Lessons 6–7). In Lesson 8, all of this converges: groups build physical 3-D models of NaCl, SiO₂, graphite, and diamond from locally available Kenyan materials — bottle tops, coloured clay, maize cobs, wire, and string — and present their models to the class as a final scientific explanation.\n\nThe lesson is structured so that the predict phase asks students to make one final, full prediction about the anchoring phenomenon before any review, activating prior knowledge and revealing conceptual growth since Lesson 1. The observe phase is the group model-construction and gallery-walk activity, during which students inspect each other's physical models and record evidence. The explain phase is the formal group presentations and whole-class discussion, in which the teacher cold-calls peers to connect each model back to a specific observation from the anchoring phenomenon. The DQB phase involves the class ceremonially closing every open question posted across the unit, celebrating the journey from puzzlement to explanation. The model-building phase is a final individual model-revision task in which each student updates their personal explanatory diagram from Lesson 1, annotating it with everything learned.\n\nThis lesson fulfils multiple KICD mandates simultaneously: the Project (Model bonding in selected molecules and compounds using locally available materials), Core Competency development in Creativity and Imagination, Critical Thinking, and Learning to Learn, the PCI of environmental conservation (reusing local materials), and the Value of Love through careful, respectful peer feedback. By the end of the lesson, every student should be able to answer the driving question — 'How do the chemical bonds holding a substance together determine what that substance can do?' — using specific, evidence-based language tied to the salt, the pencil, and the jeweller's diamond blade.</w:t>
             </w:r>
           </w:p>
         </w:tc>
@@ -25559,7 +25543,7 @@
                 <w:sz w:val="18"/>
                 <w:szCs w:val="18"/>
               </w:rPr>
-              <w:t xml:space="preserve">Students open their exercise books to the rough diagram/notes they made in Lesson 1 about the Form 4 student's kitchen observations (salt, graphite, aluminium sufuria, diamond). Working individually for 3 minutes, they write a 'Before and After' statement: one sentence describing what they thought in Lesson 1 and one sentence describing what they now believe explains the differences. They also predict which substance — NaCl, aluminium, diamond, or graphite — they think will be hardest to model using local materials and briefly explain why.</w:t>
+              <w:t xml:space="preserve">Students open their exercise books to a fresh page and, without consulting notes, write a final individual prediction answering the driving question in three sentences or more: 'How do the chemical bonds in NaCl, graphite, and diamond determine what each substance can do?' They are then asked to compare their current answer with the one-sentence prediction they wrote in Lesson 1, noting at least two specific ways their thinking has changed. After 4 minutes of individual writing, students share their comparisons with a shoulder partner before two pairs are cold-called to share with the class.</w:t>
             </w:r>
           </w:p>
         </w:tc>
@@ -25595,7 +25579,7 @@
             <w:pPr>
               <w:spacing w:after="20" w:before="0"/>
             </w:pPr>
-            <w:hyperlink w:history="1" r:id="rIdlnixfxmwry6otjhe54v-5">
+            <w:hyperlink w:history="1" r:id="rIdrakjtvma_f2int7qjipka">
               <w:r>
                 <w:rPr>
                   <w:rFonts w:ascii="Arial" w:cs="Arial" w:eastAsia="Arial" w:hAnsi="Arial"/>
@@ -25628,7 +25612,7 @@
               <w:spacing w:after="10" w:before="0"/>
               <w:ind w:left="120"/>
             </w:pPr>
-            <w:hyperlink w:history="1" r:id="rIdqrb98luawztwpqcb8x7yo">
+            <w:hyperlink w:history="1" r:id="rIdfd6oi-set4zf-u05cmojy">
               <w:r>
                 <w:rPr>
                   <w:rFonts w:ascii="Arial" w:cs="Arial" w:eastAsia="Arial" w:hAnsi="Arial"/>
@@ -25673,7 +25657,7 @@
             <w:pPr>
               <w:spacing w:after="20" w:before="0"/>
             </w:pPr>
-            <w:hyperlink w:history="1" r:id="rId35n-scsmkdpdwzmk9em9r">
+            <w:hyperlink w:history="1" r:id="rIdt7f7j03w_dceldn6u2f6o">
               <w:r>
                 <w:rPr>
                   <w:rFonts w:ascii="Arial" w:cs="Arial" w:eastAsia="Arial" w:hAnsi="Arial"/>
@@ -25682,7 +25666,7 @@
                   <w:szCs w:val="16"/>
                   <w:u w:val="single" w:color="2E75B6"/>
                 </w:rPr>
-                <w:t xml:space="preserve">Covalent and Ionic Bonding (PLIX)</w:t>
+                <w:t xml:space="preserve">Chemical Bonding (Flexbook)</w:t>
               </w:r>
             </w:hyperlink>
           </w:p>
@@ -25706,7 +25690,7 @@
               <w:spacing w:after="10" w:before="0"/>
               <w:ind w:left="120"/>
             </w:pPr>
-            <w:hyperlink w:history="1" r:id="rIdenfghgpwr6glur5lhuke8">
+            <w:hyperlink w:history="1" r:id="rIdx9-ny7dl4664nm_sbxow8">
               <w:r>
                 <w:rPr>
                   <w:rFonts w:ascii="Arial" w:cs="Arial" w:eastAsia="Arial" w:hAnsi="Arial"/>
@@ -25748,7 +25732,7 @@
                 <w:sz w:val="18"/>
                 <w:szCs w:val="18"/>
               </w:rPr>
-              <w:t xml:space="preserve">Display the original phenomenon slide/poster used in Lesson 1 showing the Form 4 student in the Nairobi kitchen. Say exactly: 'We began this unit in that kitchen eight lessons ago. Before we share our final answers, I want each of you to look back at what you wrote in Lesson 1 and write two sentences — what did you think THEN, and what do you think NOW?' Allow 3 minutes of individual silent writing. WAIT TIME: do not speak or circulate for the first 90 seconds; let silence do its work. After 3 minutes, cold-call 3 students using a random name method: 'Akinyi, read us your THEN sentence please.' 'Kamau, read your NOW sentence.' 'Wanjiru, which substance do you predict will be hardest to model — and why?' After each response, ask the class: 'Does anyone want to add to that? Hands up.' Accept 1–2 additional contributions per response. Record key contrasting phrases on the board in two columns: LESSON 1 IDEAS | LESSON 8 IDEAS.</w:t>
+              <w:t xml:space="preserve">Display the anchoring phenomenon image (the mama shaking salt into the pot, the pencil writing, the jeweller's blade cutting) prominently on the board. Say verbatim: 'We have spent seven lessons gathering evidence about chemical bonds. Before we reveal our final models, I want to know — in YOUR OWN WORDS — can you now answer the big question? Write your best answer right now. Three sentences minimum. Go.' Allow 4 minutes of silent individual writing. Circulate — do NOT give hints. After 4 minutes, say: 'Now open your Lesson 1 notes. Find your very first prediction. Compare it to what you just wrote. What has changed? Tell your partner.' Allow 90 seconds of partner talk. Then cold-call 2 pairs (select one higher-confidence and one lower-confidence student): 'Akinyi, tell us one specific thing your Lesson 1 self did not know.' After each response, wait 12 seconds before responding, giving the class time to reflect. Record key phrases from student responses on the board under the heading 'How Our Thinking Has Grown.'</w:t>
             </w:r>
           </w:p>
         </w:tc>
@@ -25780,7 +25764,7 @@
                 <w:sz w:val="18"/>
                 <w:szCs w:val="18"/>
               </w:rPr>
-              <w:t xml:space="preserve">Then-and-Now Reflection — a metacognitive strategy in which students explicitly compare their prior understanding to their current understanding, making conceptual growth visible and activating all prior lesson knowledge as a foundation for final synthesis.</w:t>
+              <w:t xml:space="preserve">Strategy: **Retrospective Prediction Comparison (Before/After Elicitation)**. By writing a fresh prediction before any review and then immediately comparing it to their Lesson 1 answer, students make their own conceptual growth visible to themselves. This metacognitive move — central to 'Learning to Learn' (KICD Core Competency) — shows students that science understanding is built incrementally through evidence, mirroring how scientists revise models over time. The contrast also surfaces any remaining misconceptions the teacher needs to address during presentations.</w:t>
             </w:r>
           </w:p>
         </w:tc>
@@ -25812,7 +25796,7 @@
                 <w:sz w:val="18"/>
                 <w:szCs w:val="18"/>
               </w:rPr>
-              <w:t xml:space="preserve">Listen for whether students' 'NOW' sentences reference specific bond types (ionic, metallic, giant covalent) and specific structural features (lattice, delocalised electrons, network). A student who says only 'salt dissolves because it is ionic' is partially there; a student who says 'NaCl dissolves because water molecules pull apart the Na⁺ and Cl⁻ ions from the giant ionic lattice due to ion-dipole attractions' demonstrates full mastery. Note any persistent misconceptions for targeted follow-up during the Explain phase.</w:t>
+              <w:t xml:space="preserve">Teacher circulates during individual writing and looks for: (1) students who can name specific bond types (ionic, giant covalent) rather than vague terms like 'strong bonds'; (2) students who link bond type to at least one observable property (e.g., 'NaCl dissolves because ions are attracted to water molecules'); (3) students who still conflate diamond and graphite as identical ('both are carbon so both are the same'). Flag group 3 students to ensure their assigned model group addresses this misconception explicitly during the Observe phase.</w:t>
             </w:r>
           </w:p>
         </w:tc>
@@ -25878,7 +25862,7 @@
                 <w:sz w:val="18"/>
                 <w:szCs w:val="18"/>
               </w:rPr>
-              <w:t xml:space="preserve">Groups of 4 receive a 'Real-World Uses Card Set' — six laminated cards (or printed slips) each describing a specific Kenyan use of a substance: Card 1 (NaCl — salting omena fish at Lake Victoria for preservation), Card 2 (Aluminium — making sufuria for cooking ugali and githeri), Card 3 (Diamond — tipped drill bits used in Nairobi construction sites), Card 4 (Graphite — electrodes in industrial electrolysis plants in Kenya), Card 5 (SiO₂ — glass bottles used for storing Tusker and mineral water), Card 6 (Polyethylene/simple covalent — plastic water pipes and packaging used across Kenya). Groups also receive a 'Bond-Structure-Properties Evidence Sheet' summarising data from their Lesson 7 investigation (conductivity, solubility, melting point results). Groups have 6 minutes to read all cards and evidence, then physically sort and match each use card to the bond type that enables it, writing brief justification notes on mini-whiteboards or paper.</w:t>
+              <w:t xml:space="preserve">Groups of 4–5 students (assigned in Lesson 7) collect their pre-prepared model-building materials — bottle tops (representing ions or atoms), coloured clay balls (different colours for different elements), wire (representing covalent bonds), maize cobs (representing the carbon backbone in graphite layers), and string (representing metallic or Van der Waals forces). Each group is assigned one structure: Group 1 = NaCl (giant ionic), Group 2 = SiO₂ (giant covalent/atomic), Group 3 = Graphite (giant covalent, layered), Group 4 = Diamond (giant covalent, tetrahedral). Groups spend 10 minutes constructing or finalising their 3-D model, labelling it with a card showing: (a) bond type, (b) structure name, (c) three physical properties, and (d) one Kenyan real-world use. Groups then place their finished models on their desks and conduct a 5-minute silent gallery walk, recording one observation and one question for each model in their exercise books.</w:t>
             </w:r>
           </w:p>
         </w:tc>
@@ -25914,7 +25898,7 @@
             <w:pPr>
               <w:spacing w:after="20" w:before="0"/>
             </w:pPr>
-            <w:hyperlink w:history="1" r:id="rIdo_by6m1gjfk8yyyuyez55">
+            <w:hyperlink w:history="1" r:id="rIddyf2smix-xkyimuhqglzj">
               <w:r>
                 <w:rPr>
                   <w:rFonts w:ascii="Arial" w:cs="Arial" w:eastAsia="Arial" w:hAnsi="Arial"/>
@@ -25947,7 +25931,7 @@
               <w:spacing w:after="10" w:before="0"/>
               <w:ind w:left="120"/>
             </w:pPr>
-            <w:hyperlink w:history="1" r:id="rIduloein8qkcx2xkrrtyygv">
+            <w:hyperlink w:history="1" r:id="rIdwwaqx33ken37jx0x3_gjh">
               <w:r>
                 <w:rPr>
                   <w:rFonts w:ascii="Arial" w:cs="Arial" w:eastAsia="Arial" w:hAnsi="Arial"/>
@@ -25992,7 +25976,7 @@
             <w:pPr>
               <w:spacing w:after="20" w:before="0"/>
             </w:pPr>
-            <w:hyperlink w:history="1" r:id="rIddh6jeegteas9zdj5if9vl">
+            <w:hyperlink w:history="1" r:id="rIdoamkb69ssb6jfnnbnqv9q">
               <w:r>
                 <w:rPr>
                   <w:rFonts w:ascii="Arial" w:cs="Arial" w:eastAsia="Arial" w:hAnsi="Arial"/>
@@ -26001,7 +25985,7 @@
                   <w:szCs w:val="16"/>
                   <w:u w:val="single" w:color="2E75B6"/>
                 </w:rPr>
-                <w:t xml:space="preserve">Covalent and Ionic Bonding (PLIX)</w:t>
+                <w:t xml:space="preserve">Chemical Bonding (Flexbook)</w:t>
               </w:r>
             </w:hyperlink>
           </w:p>
@@ -26025,7 +26009,7 @@
               <w:spacing w:after="10" w:before="0"/>
               <w:ind w:left="120"/>
             </w:pPr>
-            <w:hyperlink w:history="1" r:id="rIdtsj7lfyjahvmyfhea9sid">
+            <w:hyperlink w:history="1" r:id="rId0rwbc6lc9mqhhzs8ucjvw">
               <w:r>
                 <w:rPr>
                   <w:rFonts w:ascii="Arial" w:cs="Arial" w:eastAsia="Arial" w:hAnsi="Arial"/>
@@ -26067,7 +26051,7 @@
                 <w:sz w:val="18"/>
                 <w:szCs w:val="18"/>
               </w:rPr>
-              <w:t xml:space="preserve">Distribute materials before the lesson starts to save time. As groups work, circulate and use targeted prompting questions — do NOT give answers. For groups that are uncertain: 'Look at your Lesson 7 evidence sheet — what did you observe about aluminium's conductivity? How does that connect to why a sufuria is safe to put on a jiko?' For groups that finish early: 'Can you rank your six substances from weakest to strongest intermolecular/interlattice forces? Use melting point data as your evidence.' After 6 minutes, call time: 'Pens down, let's share. I'll ask each group to defend one card.' Cold-call each group for ONE card (6 groups × 1 card = 6 shares). For each share, ask the listening class: 'Do you agree? Thumbs up, thumbs sideways, or thumbs down — 3 seconds.' WAIT TIME: give 10 seconds after each group presents before soliciting class response.</w:t>
+              <w:t xml:space="preserve">Distribute materials promptly at the start of this phase. Say: 'You have 10 minutes to build or finalise your model. Your model must be able to SHOW someone why your substance has the properties it has. The bottle tops, clay, and wire are not decorations — they must mean something. Every bond in your model must be intentional.' Circulate to each group every 2–3 minutes. Ask targeted questions: To the NaCl group — 'Which colour bottle top is Na⁺ and which is Cl⁻? If I pull one out, what happens to the rest of the lattice?' To the graphite group — 'How are you showing the weak Van der Waals forces between the layers? Why is that important for explaining why the pencil writes?' To the diamond group — 'Why does every carbon in your model have exactly four bonds? What would happen to the hardness if one bond were missing?' After 10 minutes, say: 'Stop building. Place your model label card in front. Now we do a silent gallery walk — no talking, only observing and writing. You have 5 minutes. Write one observation and one question per model.' Set a visible timer. After the gallery walk, say: 'Return to your seats. We now present.'</w:t>
             </w:r>
           </w:p>
         </w:tc>
@@ -26099,7 +26083,7 @@
                 <w:sz w:val="18"/>
                 <w:szCs w:val="18"/>
               </w:rPr>
-              <w:t xml:space="preserve">Evidence Card Sorting — a jigsaw-variant strategy where students physically manipulate use-scenario cards and match them to explanatory concepts, making the abstract relationship between bond type and real-world function concrete and discussable. The Lesson 7 data sheet serves as the empirical anchor, grounding reasoning in experimental evidence rather than memorised facts.</w:t>
+              <w:t xml:space="preserve">Strategy: **3-D Physical Modelling + Silent Gallery Walk (Embodied Cognition &amp; Peer Evidence Gathering)**. Building a physical model with real materials (bottle tops, clay, wire) requires students to make every abstract concept — bond angle, lattice arrangement, layer separation — into a tangible, spatial decision. This embodies chemistry in a way that diagrams cannot. The silent gallery walk then functions as a structured observation activity: by recording evidence from each model in writing, students build a comparative evidence base that they will use in the Explain phase to answer the driving question across all four structures simultaneously.</w:t>
             </w:r>
           </w:p>
         </w:tc>
@@ -26131,7 +26115,7 @@
                 <w:sz w:val="18"/>
                 <w:szCs w:val="18"/>
               </w:rPr>
-              <w:t xml:space="preserve">Watch for the quality of justification language on mini-whiteboards. Acceptable: 'Aluminium conducts heat — metallic bond.' Target mastery: 'Aluminium's delocalised electrons transfer kinetic energy rapidly through the lattice, making it an excellent heat conductor for sufuria — and its layers of ions can slide without breaking bonds, so it can be shaped.' Flag any group that confuses graphite (giant covalent, layered) with diamond (giant covalent, 3D network) — this is a common persistent error that must be corrected before model building.</w:t>
+              <w:t xml:space="preserve">Teacher checks each completed model against three non-negotiable criteria before presentations begin: (1) bond type is correctly represented (e.g., NaCl model shows alternating + and − ions, NOT covalent sharing); (2) the label card includes a specific Kenyan use (not just 'used in industry'); (3) the structure reflects the correct geometry (diamond model shows tetrahedral bonding, graphite shows planar layers with visible gaps). If a model has a critical error, the teacher quietly tells the group: 'I need you to fix one thing before you present — look at your carbon in the diamond. How many bonds should each carbon have?' — allowing self-correction without public embarrassment.</w:t>
             </w:r>
           </w:p>
         </w:tc>
@@ -26197,7 +26181,7 @@
                 <w:sz w:val="18"/>
                 <w:szCs w:val="18"/>
               </w:rPr>
-              <w:t xml:space="preserve">The teacher leads a whole-class 'Final Explanation Gallery Walk' structured around the driving question. Each group has already produced a mini-whiteboard or poster during the Observe phase. Now, one representative from each group stands at their station while the other three rotate to read and leave a sticky-note comment ('I agree because…' or 'I want to add…'). After 4 minutes of rotation, all students return to their own group, read the comments, and spend 2 minutes refining their justification statement into a single 'Final Explanation Sentence' for their assigned substance — written large enough to post on the class Driving Question Board. The teacher then facilitates a 5-minute whole-class synthesis, sequencing the six substance explanations from simplest to most complex (simple covalent → giant ionic → metallic → giant covalent layered → giant covalent 3D network → giant covalent SiO₂).</w:t>
+              <w:t xml:space="preserve">Each group presents their model to the class in 3–4 minutes. The presentation must follow a mandatory structure: (1) Name the bond type and draw its Lewis diagram on the board. (2) Describe the resultant structure using the physical model. (3) Explain three physical properties using the bond/structure as evidence. (4) State one specific Kenyan real-world use and explain WHY that use is possible given the bond type. After each presentation, the class asks one question from their gallery-walk notes and the presenting group responds. The teacher then asks one whole-class connecting question linking the presented model back to the anchoring phenomenon.</w:t>
             </w:r>
           </w:p>
         </w:tc>
@@ -26233,7 +26217,7 @@
             <w:pPr>
               <w:spacing w:after="20" w:before="0"/>
             </w:pPr>
-            <w:hyperlink w:history="1" r:id="rIdmhksjdilvbtwlptr1vn6z">
+            <w:hyperlink w:history="1" r:id="rIdxuhu3iylg35cythdoiuka">
               <w:r>
                 <w:rPr>
                   <w:rFonts w:ascii="Arial" w:cs="Arial" w:eastAsia="Arial" w:hAnsi="Arial"/>
@@ -26266,7 +26250,7 @@
               <w:spacing w:after="10" w:before="0"/>
               <w:ind w:left="120"/>
             </w:pPr>
-            <w:hyperlink w:history="1" r:id="rIdktsll5f2fzmzpzp6ff1x_">
+            <w:hyperlink w:history="1" r:id="rIdt45gdv49fvnfe2748swah">
               <w:r>
                 <w:rPr>
                   <w:rFonts w:ascii="Arial" w:cs="Arial" w:eastAsia="Arial" w:hAnsi="Arial"/>
@@ -26311,7 +26295,7 @@
             <w:pPr>
               <w:spacing w:after="20" w:before="0"/>
             </w:pPr>
-            <w:hyperlink w:history="1" r:id="rIdwhchiouyxy0kwoojyiks8">
+            <w:hyperlink w:history="1" r:id="rIdhjmghnhsmrcqff0mzwzdo">
               <w:r>
                 <w:rPr>
                   <w:rFonts w:ascii="Arial" w:cs="Arial" w:eastAsia="Arial" w:hAnsi="Arial"/>
@@ -26320,7 +26304,7 @@
                   <w:szCs w:val="16"/>
                   <w:u w:val="single" w:color="2E75B6"/>
                 </w:rPr>
-                <w:t xml:space="preserve">Covalent and Ionic Bonding (PLIX)</w:t>
+                <w:t xml:space="preserve">Chemical Bonding (Flexbook)</w:t>
               </w:r>
             </w:hyperlink>
           </w:p>
@@ -26344,7 +26328,7 @@
               <w:spacing w:after="10" w:before="0"/>
               <w:ind w:left="120"/>
             </w:pPr>
-            <w:hyperlink w:history="1" r:id="rIdkmtti3fj4fks3ej1swhgi">
+            <w:hyperlink w:history="1" r:id="rIdtup--1eh2cvweshn1vak0">
               <w:r>
                 <w:rPr>
                   <w:rFonts w:ascii="Arial" w:cs="Arial" w:eastAsia="Arial" w:hAnsi="Arial"/>
@@ -26386,7 +26370,7 @@
                 <w:sz w:val="18"/>
                 <w:szCs w:val="18"/>
               </w:rPr>
-              <w:t xml:space="preserve">During the Gallery Walk rotation, stand at the graphite vs diamond station — this is the most conceptually difficult comparison and the one most likely to surface lingering misconceptions. When students read the diamond and graphite cards, ask: 'Both are made only of carbon atoms with covalent bonds. Why does graphite conduct electricity and diamond does not? What is the structural difference?' WAIT TIME: 15 seconds. If no student answers, prompt: 'Think about how many covalent bonds each carbon forms in each structure.' During whole-class synthesis, sequence explanations by cold-calling group reporters in order: start with polyethylene (simple covalent, weakest forces) and end with diamond (strongest 3D covalent network). After each explanation, use the 'Press for Evidence' move: 'That's a good claim — what evidence from our seven lessons supports it?' Write the final explanation sentences on the board under the heading: 'OUR FINAL ANSWERS'. At the end of synthesis, say: 'Look at what you knew in Lesson 1 compared to what you can explain now. This is science — building understanding one piece of evidence at a time.'</w:t>
+              <w:t xml:space="preserve">Introduce the presentation format by writing the four steps on the board. Say: 'Every group must hit all four steps. If you skip the Lewis diagram, I will stop you and ask the class to help draw it. If you cannot name a specific Kenyan use, I will cold-call someone from the audience to help.' After Group 1 (NaCl) presents, ask the whole class: 'Group 1 showed us that NaCl has a giant ionic lattice. Now look at the anchoring phenomenon — the mama's salt dissolves in the boiling water. Using Group 1's model, can someone tell me exactly WHY that happens at the particle level?' WAIT 15 seconds. Cold-call 2 students. After Group 3 (Graphite) presents, ask: 'The graphite pencil writes because the layers slide. Which part of Group 3's model shows me WHY the layers can slide? Point to it.' After Group 4 (Diamond) presents, ask: 'The jeweller in River Road, Nairobi uses a diamond blade to cut rock. Group 4 — use your model to explain to the jeweller why diamond can do that and graphite cannot.' After all presentations, say: 'We can now answer the driving question. Repeat after me: Chemical bonds determine STRUCTURE. Structure determines PROPERTIES. Properties determine USE.' Ask the class to say the chain aloud twice, then instruct them to write it in their books and annotate it with one example from each of the four models.</w:t>
             </w:r>
           </w:p>
         </w:tc>
@@ -26418,7 +26402,7 @@
                 <w:sz w:val="18"/>
                 <w:szCs w:val="18"/>
               </w:rPr>
-              <w:t xml:space="preserve">Structured Gallery Walk with Press-for-Evidence — the physical rotation creates low-stakes peer review; the Press-for-Evidence teacher move forces students to ground claims in experimental or observational data from previous lessons rather than stating memorised conclusions, developing scientific argumentation skills aligned with NGSS Science and Engineering Practice 7 (Engaging in Argument from Evidence).</w:t>
+              <w:t xml:space="preserve">Strategy: **Structured Scientific Presentation + Phenomenon Anchoring (Argumentation from Evidence)**. The mandatory four-step presentation format mirrors the NGSS Science and Engineering Practice of Engaging in Argument from Evidence. Students must not just describe their model — they must use it as evidence for a scientific claim about properties and uses. The teacher's deliberate cold-call connections after each presentation (always looping back to the salt, the pencil, or the diamond) ensure that the anchoring phenomenon remains the evaluative frame: a good explanation is one that resolves a specific puzzling observation from the phenomenon, not one that merely recites facts.</w:t>
             </w:r>
           </w:p>
         </w:tc>
@@ -26450,7 +26434,7 @@
                 <w:sz w:val="18"/>
                 <w:szCs w:val="18"/>
               </w:rPr>
-              <w:t xml:space="preserve">Collect each group's 'Final Explanation Sentence' as a written product. Assess against three criteria: (1) names the correct bond type/structure, (2) connects at least one physical property to that structure using a causal mechanism (e.g. 'because delocalised electrons…', 'because ion-dipole forces overcome…'), (3) links that property to the specific real-world use. Students who meet all three criteria have achieved SLO (c) at mastery level. Students who meet only (1) need further reinforcement.</w:t>
+              <w:t xml:space="preserve">Teacher uses a 3-column exit check during presentations (recorded on a clipboard): Column 1 = 'Can student name the bond type correctly?'; Column 2 = 'Can student link structure to at least one property?'; Column 3 = 'Can student connect to the anchoring phenomenon unprompted?' Students who score 0–1 out of 3 are flagged for a brief teacher check-in during the DQB phase. The quality of peer questions (from gallery-walk notes) is also assessed: a good peer question challenges the model ('But if graphite layers slide, why doesn't it melt?'), while a surface question merely seeks clarification ('What colour is NaCl?'). Teacher notes the ratio publicly to push deeper questioning.</w:t>
             </w:r>
           </w:p>
         </w:tc>
@@ -26516,7 +26500,7 @@
                 <w:sz w:val="18"/>
                 <w:szCs w:val="18"/>
               </w:rPr>
-              <w:t xml:space="preserve">Students return to the class Driving Question Board that has been built up across all eight lessons. Each group posts their 'Final Explanation Sentence' card on the board under the driving question: 'How do the types of chemical bonds between atoms determine the structure, properties, and uses of the substances all around us?' The teacher then guides the class in a 3-minute 'DQB Celebration Walk' — students silently read all eight lesson contributions on the board from Lesson 1 to Lesson 8, tracing the intellectual journey from 'we don't know why' to 'we can now fully explain'. Each student individually writes in their exercise book one sentence completing this stem: 'At the start of this unit I thought _______ but now I understand that _______ because _______.'</w:t>
+              <w:t xml:space="preserve">The class returns to the Driving Question Board — a physical display that has been accumulating questions and partial answers since Lesson 1. Each student selects one question card from the DQB that they personally can now answer using evidence from the unit. They write the answer on a green sticky note and attach it to the corresponding question card, ceremonially 'closing' that question. Students also write one NEW question that the unit has raised for them — something they are now curious about that goes beyond bonding (e.g., 'How do bond types change during a chemical reaction?' or 'Why do some covalent compounds conduct electricity in solution?') — and add it to the board on a yellow sticky note, signalling the beginning of the next unit's inquiry. The teacher leads a brief 3-minute whole-class read-aloud of the original driving question and confirms it is now answered.</w:t>
             </w:r>
           </w:p>
         </w:tc>
@@ -26552,7 +26536,7 @@
             <w:pPr>
               <w:spacing w:after="20" w:before="0"/>
             </w:pPr>
-            <w:hyperlink w:history="1" r:id="rIdeexk8ix-fqgfbx-0hknsz">
+            <w:hyperlink w:history="1" r:id="rId5ed3gejbpodv21uropck_">
               <w:r>
                 <w:rPr>
                   <w:rFonts w:ascii="Arial" w:cs="Arial" w:eastAsia="Arial" w:hAnsi="Arial"/>
@@ -26585,7 +26569,7 @@
               <w:spacing w:after="10" w:before="0"/>
               <w:ind w:left="120"/>
             </w:pPr>
-            <w:hyperlink w:history="1" r:id="rId1lo6jhd7qozcis5sqpgxt">
+            <w:hyperlink w:history="1" r:id="rIdxsvgigohgjo1xxqayhsoe">
               <w:r>
                 <w:rPr>
                   <w:rFonts w:ascii="Arial" w:cs="Arial" w:eastAsia="Arial" w:hAnsi="Arial"/>
@@ -26630,7 +26614,7 @@
             <w:pPr>
               <w:spacing w:after="20" w:before="0"/>
             </w:pPr>
-            <w:hyperlink w:history="1" r:id="rIdna5dxswhxlsbaqgfqum6r">
+            <w:hyperlink w:history="1" r:id="rIdj-_yiowu0j0gmuwcfeh31">
               <w:r>
                 <w:rPr>
                   <w:rFonts w:ascii="Arial" w:cs="Arial" w:eastAsia="Arial" w:hAnsi="Arial"/>
@@ -26639,7 +26623,7 @@
                   <w:szCs w:val="16"/>
                   <w:u w:val="single" w:color="2E75B6"/>
                 </w:rPr>
-                <w:t xml:space="preserve">Covalent and Ionic Bonding (PLIX)</w:t>
+                <w:t xml:space="preserve">Chemical Bonding (Flexbook)</w:t>
               </w:r>
             </w:hyperlink>
           </w:p>
@@ -26663,7 +26647,7 @@
               <w:spacing w:after="10" w:before="0"/>
               <w:ind w:left="120"/>
             </w:pPr>
-            <w:hyperlink w:history="1" r:id="rIdjogv4tdqfjh1efeucpnsq">
+            <w:hyperlink w:history="1" r:id="rIdeu2vc_denheee0gwufoex">
               <w:r>
                 <w:rPr>
                   <w:rFonts w:ascii="Arial" w:cs="Arial" w:eastAsia="Arial" w:hAnsi="Arial"/>
@@ -26705,7 +26689,7 @@
                 <w:sz w:val="18"/>
                 <w:szCs w:val="18"/>
               </w:rPr>
-              <w:t xml:space="preserve">Arrange the DQB so that Lesson 1 questions/wonderings are on the left and Lesson 8 final explanations are on the right — the board should visually narrate the unit story. As students do the silent walk, say: 'Notice how the questions we had in Lesson 1 have been answered one by one — that is exactly how scientists work. Every property of every material around you is explainable by what is happening between atoms.' After the silent walk, cold-call 3 students to read their sentence-stem completion aloud — choose one student who struggled early in the unit if possible, to publicly celebrate their growth. Then say: 'Class, can we now answer our driving question completely? Let's try together.' Read the driving question aloud and invite students to call out key phrases — write a collective answer on the board, shaped by student voices. End with: 'Aisha noticed that salt, graphite, aluminium, and diamond all behave differently. Now you can explain exactly why to her — and to anyone else who is curious. That is the power of chemistry.'</w:t>
+              <w:t xml:space="preserve">Point to the DQB and say: 'This board has been asking us questions since Lesson 1. Today we close it — but as scientists, we never really close all questions. We answer some and open new ones.' Distribute green and yellow sticky notes. Say: 'Green note = an answer. Find one question on the board you can now answer fully. Write your answer — use evidence from the unit — and stick your green note on it. Yellow note = a new question. What does this unit make you curious about that we haven't answered yet? Write it and stick it on the board.' Allow 4 minutes of individual work. Then cold-call 3 students — one per model type — to read their green answers aloud. After each, say: 'Class, do you agree that question is now closed? Thumbs up if yes.' Finally, read the driving question aloud: 'How do the chemical bonds holding a substance together determine what that substance can do?' Pause 12 seconds. Say: 'Is this question answered? Tell your partner — in one sentence.' Cold-call 2 students. Then say together: 'Chemical bonds determine structure. Structure determines properties. Properties determine use.' Record this on the board as the unit's final answer.</w:t>
             </w:r>
           </w:p>
         </w:tc>
@@ -26737,7 +26721,7 @@
                 <w:sz w:val="18"/>
                 <w:szCs w:val="18"/>
               </w:rPr>
-              <w:t xml:space="preserve">DQB Completion and Sentence-Stem Reflection — the DQB serves as a public, cumulative knowledge artefact that makes the unit's intellectual progression visible. The sentence-stem ('I thought… but now I understand… because…') is a structured metacognitive tool that requires students to explicitly name their conceptual change and the evidence that caused it, reinforcing long-term retention and scientific thinking habits.</w:t>
+              <w:t xml:space="preserve">Strategy: **DQB Ceremonial Closure + New Question Generation (Metacognitive Bookending)**. The DQB has served as the public memory of the class's growing understanding throughout the unit. Closing questions with green notes makes conceptual progress visible and celebrated, reinforcing that science understanding is built — not received. The yellow sticky notes are equally important: they demonstrate that answering one question in science always opens new ones, modelling the iterative nature of scientific inquiry and providing a natural bridge to Sub-Strand 1.5 (Periodicity). This also fulfils the KICD Core Competency of Learning to Learn by making students aware of their own knowledge boundaries.</w:t>
             </w:r>
           </w:p>
         </w:tc>
@@ -26769,7 +26753,7 @@
                 <w:sz w:val="18"/>
                 <w:szCs w:val="18"/>
               </w:rPr>
-              <w:t xml:space="preserve">Read the sentence-stem completions as an exit-level formative check. A complete response names a prior misconception, a new understanding that includes bond type and structural feature, and a causal 'because' that references evidence. Tally the proportion of students who include all three elements — this gives a unit-level mastery indicator for reporting. Any student whose 'because' clause is vague ('because we learned it') should be individually followed up before the end-of-strand assessment.</w:t>
+              <w:t xml:space="preserve">Teacher reads all green sticky notes after the lesson. A complete answer must include: (1) a bond type name, (2) a structural consequence, and (3) a property or use. Incomplete answers (e.g., 'NaCl dissolves because it is ionic') that lack a mechanistic explanation (the lattice breaks apart into ions attracted to water molecules) are noted and addressed in the next sub-strand's recap. Yellow sticky notes are read to identify genuine curiosity and conceptual stretch — these questions are photographed and displayed at the start of Sub-Strand 1.5 to maintain storyline continuity.</w:t>
             </w:r>
           </w:p>
         </w:tc>
@@ -26835,7 +26819,7 @@
                 <w:sz w:val="18"/>
                 <w:szCs w:val="18"/>
               </w:rPr>
-              <w:t xml:space="preserve">Groups choose one of three assigned structures to model using locally available materials: Group A/B build the NaCl giant ionic lattice (alternating Na⁺ and Cl⁻ represented by two different colours of dried maize/beans or clay balls, connected with toothpicks in a 3D cubic arrangement); Group C/D build the diamond giant covalent network or graphite layered structure (clay balls for carbon atoms connected with toothpicks — diamond: each carbon connects to 4 others tetrahedrally; graphite: hexagonal layers connected within layers but loosely stacked); Group E builds water or CO₂ (simple covalent — clay atoms, toothpick bonds, showing lone pairs with wire loops). After 8 minutes of building, each group presents their model in 60 seconds: name the substance, describe the bond type and structure shown, and state one use justified by the model. Groups self-assess against a checklist: correct number of bonds per atom, correct geometry, correct representation of particles (ions vs atoms), connection to one real-world use.</w:t>
+              <w:t xml:space="preserve">In the final 6 minutes, each student works individually to revise their personal explanatory diagram — first drawn in Lesson 1 — in their exercise book. They redraw the three anchoring phenomenon objects (the pot of salted water, the pencil writing on paper, the diamond blade cutting rock) and annotate each with: the bond type present, the resultant structure name, two physical properties explained by that structure, and one Kenyan real-world use. This is their final, cumulative, individual model — a visual record of everything learned across the unit. Students are instructed to compare their Lesson 1 diagram and their Lesson 8 diagram side by side and write one sentence below each that describes the single most important idea they added to their understanding.</w:t>
             </w:r>
           </w:p>
         </w:tc>
@@ -26871,7 +26855,7 @@
             <w:pPr>
               <w:spacing w:after="20" w:before="0"/>
             </w:pPr>
-            <w:hyperlink w:history="1" r:id="rId514roavgqy8gt6xrvsajk">
+            <w:hyperlink w:history="1" r:id="rIdq_a8tdjk0rajmegnc0bhu">
               <w:r>
                 <w:rPr>
                   <w:rFonts w:ascii="Arial" w:cs="Arial" w:eastAsia="Arial" w:hAnsi="Arial"/>
@@ -26904,7 +26888,7 @@
               <w:spacing w:after="10" w:before="0"/>
               <w:ind w:left="120"/>
             </w:pPr>
-            <w:hyperlink w:history="1" r:id="rIdu_u7-457gxuhfjordw0ss">
+            <w:hyperlink w:history="1" r:id="rIdo4v-glf2e1lasgxz6e_mv">
               <w:r>
                 <w:rPr>
                   <w:rFonts w:ascii="Arial" w:cs="Arial" w:eastAsia="Arial" w:hAnsi="Arial"/>
@@ -26949,7 +26933,7 @@
             <w:pPr>
               <w:spacing w:after="20" w:before="0"/>
             </w:pPr>
-            <w:hyperlink w:history="1" r:id="rIdhvfzjky-1qkl82aisir7s">
+            <w:hyperlink w:history="1" r:id="rIddel-advbvrgunvr-igaod">
               <w:r>
                 <w:rPr>
                   <w:rFonts w:ascii="Arial" w:cs="Arial" w:eastAsia="Arial" w:hAnsi="Arial"/>
@@ -26958,7 +26942,7 @@
                   <w:szCs w:val="16"/>
                   <w:u w:val="single" w:color="2E75B6"/>
                 </w:rPr>
-                <w:t xml:space="preserve">Covalent and Ionic Bonding (PLIX)</w:t>
+                <w:t xml:space="preserve">Chemical Bonding (Flexbook)</w:t>
               </w:r>
             </w:hyperlink>
           </w:p>
@@ -26982,7 +26966,7 @@
               <w:spacing w:after="10" w:before="0"/>
               <w:ind w:left="120"/>
             </w:pPr>
-            <w:hyperlink w:history="1" r:id="rIdxrk8waj4gnpii8w93lrph">
+            <w:hyperlink w:history="1" r:id="rIdraa6vjvf4o9aupeqn1fav">
               <w:r>
                 <w:rPr>
                   <w:rFonts w:ascii="Arial" w:cs="Arial" w:eastAsia="Arial" w:hAnsi="Arial"/>
@@ -27024,7 +27008,7 @@
                 <w:sz w:val="18"/>
                 <w:szCs w:val="18"/>
               </w:rPr>
-              <w:t xml:space="preserve">Before building starts, hold up examples of materials available and say: 'Scientists use models to make invisible things visible. Your model does not need to be perfect — but it must be accurate. Every atom or ion must have the correct number of bonds shown.' As groups build, rotate every 90 seconds: spend longest with the diamond/graphite groups as the geometry is most challenging. For diamond groups, ask: 'How many bonds is each carbon forming? Show me on your model.' For graphite groups: 'Why did you use loose connections between your layers? What property does that represent?' WAIT TIME: 10 seconds after each question before accepting answers. During presentations, use the 'Tag and Add' protocol: after each group presents, tag one peer to add one detail the presenting group did not mention. This keeps all students engaged during others' presentations. At the close of all presentations, place all models side by side and ask: 'What does it look like when you compare these models side by side? What does that tell us about why these substances have such different properties?' Cold-call 2 students for responses. End the lesson by returning to the phenomenon image: 'Aisha's kitchen — salt, graphite, aluminium sufuria, diamond. You built the evidence. You built the models. You answered the question. Well done.'</w:t>
+              <w:t xml:space="preserve">Say: 'Last activity. Open your Lesson 1 notes — find the diagram you drew on Day 1. Now turn to a fresh page. You are going to redraw it — but this time, you know everything. Annotate each object: bond type, structure name, two properties, one Kenyan use. You have 6 minutes. This is your personal final model of the entire unit.' Play quiet background music if available. Circulate and check that students are annotating all three phenomenon objects (not just the one their group modelled). With 2 minutes remaining, say: 'Now write one sentence under your Lesson 1 diagram and one sentence under your Lesson 8 diagram. Lesson 1 sentence: what did you think then? Lesson 8 sentence: what do you know now?' With 30 seconds remaining, say: 'Hold up your Lesson 8 diagram. Look around the room. Every one of you has just built a scientific explanation from evidence. That is exactly what chemists do.' Collect the Lesson 8 diagrams OR photograph them for the ARES platform portfolio.</w:t>
             </w:r>
           </w:p>
         </w:tc>
@@ -27056,7 +27040,7 @@
                 <w:sz w:val="18"/>
                 <w:szCs w:val="18"/>
               </w:rPr>
-              <w:t xml:space="preserve">Three-Dimensional Model Construction with Peer Presentation — physical model building (NGSS Science and Engineering Practice 2: Developing and Using Models) makes abstract lattice and molecular structures tangible; the 60-second presentation requirement forces students to translate spatial understanding into verbal scientific explanation, consolidating learning across both modalities. Comparing all models side-by-side at the end creates a powerful visual argument for why structure determines properties.</w:t>
+              <w:t xml:space="preserve">Strategy: **Cumulative Model Revision with Before/After Comparison (Longitudinal Model-Based Learning)**. The explicit comparison of the Lesson 1 diagram and the Lesson 8 diagram is the most powerful sensemaking move in the unit. It makes conceptual change visible, personal, and permanent. This strategy — core to Model-Based Learning and NGSS Practice 2 (Developing and Using Models) — shows students that models are tools for thinking that improve as evidence accumulates, not fixed pictures to memorise. The final annotated diagram also serves as a revision artefact that students can return to when preparing for assessments.</w:t>
             </w:r>
           </w:p>
         </w:tc>
@@ -27088,7 +27072,7 @@
                 <w:sz w:val="18"/>
                 <w:szCs w:val="18"/>
               </w:rPr>
-              <w:t xml:space="preserve">Use the model self-assessment checklist as a performance task indicator. Teacher observes: (1) Does the NaCl model show alternating ions — not Na-Na or Cl-Cl neighbours? (2) Does the diamond model show tetrahedral 4-bond carbon — not 3 or 6? (3) Does the graphite model show hexagonal layers that are loosely stacked (not rigidly bonded between layers)? (4) Does the simple covalent model show the correct number of shared pairs and lone pairs? Presentation quality: can the student name the bond type, describe the structural feature, and connect it to one use unprompted? Document one specific observation per group as a performance record for SLO (a) and (c) assessment.</w:t>
+              <w:t xml:space="preserve">Teacher collects or photographs all Lesson 8 final diagrams. Assessment criteria: (1) All three phenomenon objects are annotated (salt/NaCl, pencil/graphite, diamond blade/diamond); (2) Bond type, structure name, and at least two properties are correctly stated for each; (3) At least one Kenyan real-world use is given per substance; (4) The Lesson 8 diagram shows measurably greater detail and accuracy than the Lesson 1 diagram. Students whose Lesson 8 diagram is not meaningfully more detailed than Lesson 1 are scheduled for a brief one-on-one consolidation conversation before the next sub-strand begins. Teacher also notes which specific annotations (e.g., Van der Waals forces between graphite layers) are most commonly missing — these become the opening recap points in Sub-Strand 1.5, Lesson 1.</w:t>
             </w:r>
           </w:p>
         </w:tc>
@@ -27181,83 +27165,7 @@
                 <w:sz w:val="18"/>
                 <w:szCs w:val="18"/>
               </w:rPr>
-              <w:t xml:space="preserve">1. During the Gallery Walk, were students able to use causal language ('because the delocalised electrons…', 'because water molecules pull apart the ions…') or did they revert to descriptive statements? What does this tell me about depth of understanding achieved over the eight lessons?</w:t>
-            </w:r>
-          </w:p>
-          <w:p>
-            <w:pPr>
-              <w:spacing w:after="40" w:before="0"/>
-              <w:jc w:val="left"/>
-            </w:pPr>
-            <w:r>
-              <w:rPr>
-                <w:rFonts w:ascii="Arial" w:cs="Arial" w:eastAsia="Arial" w:hAnsi="Arial"/>
-                <w:b w:val="false"/>
-                <w:bCs w:val="false"/>
-                <w:i w:val="false"/>
-                <w:iCs w:val="false"/>
-                <w:color w:val="000000"/>
-                <w:sz w:val="18"/>
-                <w:szCs w:val="18"/>
-              </w:rPr>
-              <w:t xml:space="preserve">2. Which substance pairing caused the most confusion during card sorting — was it diamond vs graphite, or ionic vs metallic? How should I address this before the end-of-strand assessment in Sub-Strand 1.4?</w:t>
-            </w:r>
-          </w:p>
-          <w:p>
-            <w:pPr>
-              <w:spacing w:after="40" w:before="0"/>
-              <w:jc w:val="left"/>
-            </w:pPr>
-            <w:r>
-              <w:rPr>
-                <w:rFonts w:ascii="Arial" w:cs="Arial" w:eastAsia="Arial" w:hAnsi="Arial"/>
-                <w:b w:val="false"/>
-                <w:bCs w:val="false"/>
-                <w:i w:val="false"/>
-                <w:iCs w:val="false"/>
-                <w:color w:val="000000"/>
-                <w:sz w:val="18"/>
-                <w:szCs w:val="18"/>
-              </w:rPr>
-              <w:t xml:space="preserve">3. Were the locally available model materials (maize, beans, clay, toothpicks) sufficient for students to accurately represent the 3D geometry of diamond's tetrahedral network and graphite's layered structure? What adjustments would make the model-building activity more geometrically accurate next time?</w:t>
-            </w:r>
-          </w:p>
-          <w:p>
-            <w:pPr>
-              <w:spacing w:after="40" w:before="0"/>
-              <w:jc w:val="left"/>
-            </w:pPr>
-            <w:r>
-              <w:rPr>
-                <w:rFonts w:ascii="Arial" w:cs="Arial" w:eastAsia="Arial" w:hAnsi="Arial"/>
-                <w:b w:val="false"/>
-                <w:bCs w:val="false"/>
-                <w:i w:val="false"/>
-                <w:iCs w:val="false"/>
-                <w:color w:val="000000"/>
-                <w:sz w:val="18"/>
-                <w:szCs w:val="18"/>
-              </w:rPr>
-              <w:t xml:space="preserve">4. When cold-calling students for their sentence-stem completions ('I thought… but now I understand… because…'), how many students included a causal 'because' clause grounded in bond type and structural evidence? What proportion of the class demonstrated full mastery of KICD SLO (c)?</w:t>
-            </w:r>
-          </w:p>
-          <w:p>
-            <w:pPr>
-              <w:spacing w:after="40" w:before="0"/>
-              <w:jc w:val="left"/>
-            </w:pPr>
-            <w:r>
-              <w:rPr>
-                <w:rFonts w:ascii="Arial" w:cs="Arial" w:eastAsia="Arial" w:hAnsi="Arial"/>
-                <w:b w:val="false"/>
-                <w:bCs w:val="false"/>
-                <w:i w:val="false"/>
-                <w:iCs w:val="false"/>
-                <w:color w:val="000000"/>
-                <w:sz w:val="18"/>
-                <w:szCs w:val="18"/>
-              </w:rPr>
-              <w:t xml:space="preserve">5. Did the Driving Question Board, viewed as a complete eight-lesson record, effectively narrate the unit storyline for students — did they visibly recognise their own intellectual growth? If not, how could the DQB be structured differently across future iterations of this unit to make the progression of understanding more explicit?</w:t>
+              <w:t xml:space="preserve">1. During the gallery walk, which group's model most clearly illustrated the link between bond type and physical properties — and why? What made their material choices or labelling more effective than others, and how can I replicate that scaffolding in the next unit's project?\n2. When I cold-called students to connect each group's model back to the anchoring phenomenon (the salt dissolving, the pencil writing, the diamond cutting), how fluently were students able to make that connection without prompting? Did any specific bond type (e.g., Van der Waals forces between graphite layers) remain poorly understood, suggesting I need to revisit it in Sub-Strand 1.5?\n3. How rich and mechanistic were the green sticky-note answers on the DQB? Did students write explanations that included bond type, structural consequence, AND a property — or were answers still surface-level (e.g., 'ionic bonds dissolve')? What does this tell me about the depth of understanding achieved across the eight lessons?\n4. Comparing students' Lesson 1 and Lesson 8 diagrams: which conceptual moves were most commonly added (e.g., lattice structure, Van der Waals, tetrahedral carbon) and which were most often still missing? Are there any students whose Lesson 8 diagram is not meaningfully more detailed than Lesson 1, and what targeted support do they need before the next sub-strand?\n5. Did the use of locally available Kenyan materials (bottle tops, maize cobs, clay, wire) genuinely help students represent abstract bonding concepts spatially, or did some groups treat the materials as decorative? How can I better scaffold the material-to-concept mapping in future model-building projects to ensure intentionality?</w:t>
             </w:r>
           </w:p>
         </w:tc>
@@ -27384,7 +27292,7 @@
                 <w:sz w:val="18"/>
                 <w:szCs w:val="18"/>
               </w:rPr>
-              <w:t xml:space="preserve">Students observed that real-world Kenyan uses of substances (salting omena at Lake Victoria, aluminium sufuria for cooking ugali, diamond-tipped construction drills, graphite electrodes, SiO₂ glass bottles) can each be directly traced to specific bond types and structural features established across the previous seven lessons; they also observed their own intellectual growth by comparing Lesson 1 ideas to Lesson 8 explanations on the Driving Question Board.</w:t>
+              <w:t xml:space="preserve">Students observed four 3-D physical models of NaCl (giant ionic lattice), SiO₂ (giant covalent network), graphite (layered giant covalent structure), and diamond (tetrahedral giant covalent structure) constructed from locally available Kenyan materials — bottle tops, clay, wire, maize cobs, and string. During the gallery walk, they recorded structural features of each model and noted how the visible arrangement of 'atoms' and 'bonds' in the model corresponded to physical properties like hardness, solubility, and electrical conductivity.</w:t>
             </w:r>
           </w:p>
         </w:tc>
@@ -27450,7 +27358,7 @@
                 <w:sz w:val="18"/>
                 <w:szCs w:val="18"/>
               </w:rPr>
-              <w:t xml:space="preserve">Bond type determines structure (giant ionic lattice → NaCl; giant metallic lattice → aluminium; giant covalent 3D network → diamond; giant covalent layered → graphite; simple covalent molecules → water, CO₂); structure determines physical properties (solubility, conductivity, hardness, melting point); physical properties directly explain why each substance is used in specific Kenyan and global applications — making the driving question fully answerable with evidence.</w:t>
+              <w:t xml:space="preserve">Students learned that the chain 'bond type → resultant structure → physical properties → real-world use' is the master explanatory framework for all of Sub-Strand 1.4. Ionic bonds (NaCl) produce giant lattices that dissolve in water and conduct when molten. Giant covalent bonds (diamond) produce rigid, non-conducting, insoluble, extremely hard solids. Giant covalent layered structures (graphite) produce soft, electrically conductive, insoluble solids. Giant covalent network structures (SiO₂) produce hard, high-melting, non-conducting solids used as abrasives and in glassmaking. These properties directly determine the uses of each substance in Kenyan life — table salt in cooking, graphite in pencils, diamond in mining blades, SiO₂ in sand and glass.</w:t>
             </w:r>
           </w:p>
         </w:tc>
@@ -27516,7 +27424,7 @@
                 <w:sz w:val="18"/>
                 <w:szCs w:val="18"/>
               </w:rPr>
-              <w:t xml:space="preserve">The Form 4 student's kitchen puzzle is now fully resolved: NaCl's giant ionic lattice (strong electrostatic forces, ions that separate in water) explains its solubility and conductivity when dissolved and its use in food preservation; aluminium's giant metallic lattice (delocalised electrons, sliding ion layers) explains its conductivity, malleability, and suitability for sufuria; diamond's 3D giant covalent network (every carbon bonded to four others) explains its extreme hardness and non-conductivity in cutting tools; graphite's layered giant covalent structure (free electrons in layers, weak Van der Waals between layers) explains its conductivity and lubricating slipperiness in pencils and electrodes — all of these differences arise solely from the type of chemical bond formed between atoms and the large-scale structure that results.</w:t>
+              <w:t xml:space="preserve">The anchoring phenomenon is now fully explained. The Kenyan mama's table salt dissolves because the giant ionic lattice of NaCl breaks apart into Na⁺ and Cl⁻ ions, which are individually attracted to and surrounded by polar water molecules — a process impossible for diamond or SiO₂ because their covalent network bonds cannot be broken by water. The graphite pencil writes and conducts electricity because weak Van der Waals forces between its carbon layers allow layers to slide off onto paper, and because delocalised electrons within each layer carry charge freely — properties that emerge directly from graphite's unique layered giant covalent structure. The jeweller's diamond blade cuts through rock without scratching or melting because every carbon atom in diamond forms four strong, directional covalent bonds in a tetrahedral lattice extending throughout the entire solid, making it the hardest naturally occurring material on Earth. Bond type determines structure; structure determines properties; properties determine use — the driving question is answered.</w:t>
             </w:r>
           </w:p>
         </w:tc>

--- a/data/outputs/docx/Grade 10 Chemistry/Chemistry 1.4/Chemistry_Chemical_Bonding_CBE_LessonSequence.docx
+++ b/data/outputs/docx/Grade 10 Chemistry/Chemistry 1.4/Chemistry_Chemical_Bonding_CBE_LessonSequence.docx
@@ -3661,7 +3661,7 @@
             <w:pPr>
               <w:spacing w:after="20" w:before="0"/>
             </w:pPr>
-            <w:hyperlink w:history="1" r:id="rId8flqyh-vobr7uqfdlb6ti">
+            <w:hyperlink w:history="1" r:id="rIdveoqwzsiolvanvp-pyvuw">
               <w:r>
                 <w:rPr>
                   <w:rFonts w:ascii="Arial" w:cs="Arial" w:eastAsia="Arial" w:hAnsi="Arial"/>
@@ -3694,7 +3694,7 @@
               <w:spacing w:after="10" w:before="0"/>
               <w:ind w:left="120"/>
             </w:pPr>
-            <w:hyperlink w:history="1" r:id="rIdbxgmkned1zthlicpdmva1">
+            <w:hyperlink w:history="1" r:id="rIdzgmnkdj8xp3ubqrznmhrj">
               <w:r>
                 <w:rPr>
                   <w:rFonts w:ascii="Arial" w:cs="Arial" w:eastAsia="Arial" w:hAnsi="Arial"/>
@@ -3739,7 +3739,7 @@
             <w:pPr>
               <w:spacing w:after="20" w:before="0"/>
             </w:pPr>
-            <w:hyperlink w:history="1" r:id="rIdseanry7e7qwabyxvweqe2">
+            <w:hyperlink w:history="1" r:id="rIdi_gdr1eccloyy-fnex_a1">
               <w:r>
                 <w:rPr>
                   <w:rFonts w:ascii="Arial" w:cs="Arial" w:eastAsia="Arial" w:hAnsi="Arial"/>
@@ -3772,7 +3772,7 @@
               <w:spacing w:after="10" w:before="0"/>
               <w:ind w:left="120"/>
             </w:pPr>
-            <w:hyperlink w:history="1" r:id="rId07hdukw8lkw-k7iohgskn">
+            <w:hyperlink w:history="1" r:id="rId-3pqptuz26c1mlmfrvqwi">
               <w:r>
                 <w:rPr>
                   <w:rFonts w:ascii="Arial" w:cs="Arial" w:eastAsia="Arial" w:hAnsi="Arial"/>
@@ -3980,7 +3980,7 @@
             <w:pPr>
               <w:spacing w:after="20" w:before="0"/>
             </w:pPr>
-            <w:hyperlink w:history="1" r:id="rIdrvp-ovyn2vz6tis42ex_x">
+            <w:hyperlink w:history="1" r:id="rIddxjwfklvwbipap6kqg9ry">
               <w:r>
                 <w:rPr>
                   <w:rFonts w:ascii="Arial" w:cs="Arial" w:eastAsia="Arial" w:hAnsi="Arial"/>
@@ -4013,7 +4013,7 @@
               <w:spacing w:after="10" w:before="0"/>
               <w:ind w:left="120"/>
             </w:pPr>
-            <w:hyperlink w:history="1" r:id="rId8nea05f3nyt840itwhsfp">
+            <w:hyperlink w:history="1" r:id="rIdevzjthgknpq8unbqpryzm">
               <w:r>
                 <w:rPr>
                   <w:rFonts w:ascii="Arial" w:cs="Arial" w:eastAsia="Arial" w:hAnsi="Arial"/>
@@ -4058,7 +4058,7 @@
             <w:pPr>
               <w:spacing w:after="20" w:before="0"/>
             </w:pPr>
-            <w:hyperlink w:history="1" r:id="rIdd2sdlqhmjgvx7kpiphmmw">
+            <w:hyperlink w:history="1" r:id="rIdsexb1lwvz9_go9cy4imny">
               <w:r>
                 <w:rPr>
                   <w:rFonts w:ascii="Arial" w:cs="Arial" w:eastAsia="Arial" w:hAnsi="Arial"/>
@@ -4091,7 +4091,7 @@
               <w:spacing w:after="10" w:before="0"/>
               <w:ind w:left="120"/>
             </w:pPr>
-            <w:hyperlink w:history="1" r:id="rIdgm_mmdgxrdsk5slt1o1x1">
+            <w:hyperlink w:history="1" r:id="rIdaji5mqdhmb6dpupfe8ngk">
               <w:r>
                 <w:rPr>
                   <w:rFonts w:ascii="Arial" w:cs="Arial" w:eastAsia="Arial" w:hAnsi="Arial"/>
@@ -4299,7 +4299,7 @@
             <w:pPr>
               <w:spacing w:after="20" w:before="0"/>
             </w:pPr>
-            <w:hyperlink w:history="1" r:id="rIdg31eozjsgnu795v-jljtq">
+            <w:hyperlink w:history="1" r:id="rId_ev0lsg9eg0dqu1h01mf5">
               <w:r>
                 <w:rPr>
                   <w:rFonts w:ascii="Arial" w:cs="Arial" w:eastAsia="Arial" w:hAnsi="Arial"/>
@@ -4332,7 +4332,7 @@
               <w:spacing w:after="10" w:before="0"/>
               <w:ind w:left="120"/>
             </w:pPr>
-            <w:hyperlink w:history="1" r:id="rIdpsqlsg3sjwywft-be3z1k">
+            <w:hyperlink w:history="1" r:id="rIdw8cdxl4sdnsfipwpzqbyh">
               <w:r>
                 <w:rPr>
                   <w:rFonts w:ascii="Arial" w:cs="Arial" w:eastAsia="Arial" w:hAnsi="Arial"/>
@@ -4377,7 +4377,7 @@
             <w:pPr>
               <w:spacing w:after="20" w:before="0"/>
             </w:pPr>
-            <w:hyperlink w:history="1" r:id="rIdopwikbgcrz3ksawsbnxoh">
+            <w:hyperlink w:history="1" r:id="rIdepwxtyaayezvhjvhqwsu5">
               <w:r>
                 <w:rPr>
                   <w:rFonts w:ascii="Arial" w:cs="Arial" w:eastAsia="Arial" w:hAnsi="Arial"/>
@@ -4410,7 +4410,7 @@
               <w:spacing w:after="10" w:before="0"/>
               <w:ind w:left="120"/>
             </w:pPr>
-            <w:hyperlink w:history="1" r:id="rId-4_yiu8zplpw9bf3pkvxg">
+            <w:hyperlink w:history="1" r:id="rIdw5bye6dpuncbyztr6x-pn">
               <w:r>
                 <w:rPr>
                   <w:rFonts w:ascii="Arial" w:cs="Arial" w:eastAsia="Arial" w:hAnsi="Arial"/>
@@ -4618,7 +4618,7 @@
             <w:pPr>
               <w:spacing w:after="20" w:before="0"/>
             </w:pPr>
-            <w:hyperlink w:history="1" r:id="rIdnzedrdj4hc9e-p6dl1ofb">
+            <w:hyperlink w:history="1" r:id="rIdyz2psxrnmu4isnmll9r36">
               <w:r>
                 <w:rPr>
                   <w:rFonts w:ascii="Arial" w:cs="Arial" w:eastAsia="Arial" w:hAnsi="Arial"/>
@@ -4651,7 +4651,7 @@
               <w:spacing w:after="10" w:before="0"/>
               <w:ind w:left="120"/>
             </w:pPr>
-            <w:hyperlink w:history="1" r:id="rIdcramq8exbinosdxtwuzws">
+            <w:hyperlink w:history="1" r:id="rId5m8xlst2mvhwlk-aujded">
               <w:r>
                 <w:rPr>
                   <w:rFonts w:ascii="Arial" w:cs="Arial" w:eastAsia="Arial" w:hAnsi="Arial"/>
@@ -4696,7 +4696,7 @@
             <w:pPr>
               <w:spacing w:after="20" w:before="0"/>
             </w:pPr>
-            <w:hyperlink w:history="1" r:id="rIdllutaerupud0zlkc63-z2">
+            <w:hyperlink w:history="1" r:id="rIdogcvrfuggxazxuymzgyak">
               <w:r>
                 <w:rPr>
                   <w:rFonts w:ascii="Arial" w:cs="Arial" w:eastAsia="Arial" w:hAnsi="Arial"/>
@@ -4729,7 +4729,7 @@
               <w:spacing w:after="10" w:before="0"/>
               <w:ind w:left="120"/>
             </w:pPr>
-            <w:hyperlink w:history="1" r:id="rIda32nyeyj01k9ruipq7izt">
+            <w:hyperlink w:history="1" r:id="rId5i06snnlm4u3kailbwukq">
               <w:r>
                 <w:rPr>
                   <w:rFonts w:ascii="Arial" w:cs="Arial" w:eastAsia="Arial" w:hAnsi="Arial"/>
@@ -4937,7 +4937,7 @@
             <w:pPr>
               <w:spacing w:after="20" w:before="0"/>
             </w:pPr>
-            <w:hyperlink w:history="1" r:id="rIdsu-prnzwpksies_wzkduc">
+            <w:hyperlink w:history="1" r:id="rIdgtbc0kk5e7hq1g2ismyuk">
               <w:r>
                 <w:rPr>
                   <w:rFonts w:ascii="Arial" w:cs="Arial" w:eastAsia="Arial" w:hAnsi="Arial"/>
@@ -4970,7 +4970,7 @@
               <w:spacing w:after="10" w:before="0"/>
               <w:ind w:left="120"/>
             </w:pPr>
-            <w:hyperlink w:history="1" r:id="rIdcx3vix6llqf0y6ftcuc2n">
+            <w:hyperlink w:history="1" r:id="rIduat7popw1ce1ju1z7wmcv">
               <w:r>
                 <w:rPr>
                   <w:rFonts w:ascii="Arial" w:cs="Arial" w:eastAsia="Arial" w:hAnsi="Arial"/>
@@ -5015,7 +5015,7 @@
             <w:pPr>
               <w:spacing w:after="20" w:before="0"/>
             </w:pPr>
-            <w:hyperlink w:history="1" r:id="rIdpknti9ypwjrffs9lfsce8">
+            <w:hyperlink w:history="1" r:id="rIdcoer5vdcvktewtkpinpna">
               <w:r>
                 <w:rPr>
                   <w:rFonts w:ascii="Arial" w:cs="Arial" w:eastAsia="Arial" w:hAnsi="Arial"/>
@@ -5048,7 +5048,7 @@
               <w:spacing w:after="10" w:before="0"/>
               <w:ind w:left="120"/>
             </w:pPr>
-            <w:hyperlink w:history="1" r:id="rId21iw5rviapus_glm6uxsz">
+            <w:hyperlink w:history="1" r:id="rIdldfwmilxogoy8mbpdaxge">
               <w:r>
                 <w:rPr>
                   <w:rFonts w:ascii="Arial" w:cs="Arial" w:eastAsia="Arial" w:hAnsi="Arial"/>
@@ -6751,7 +6751,7 @@
             <w:pPr>
               <w:spacing w:after="20" w:before="0"/>
             </w:pPr>
-            <w:hyperlink w:history="1" r:id="rIdzucdekrugpqsfl9-jxzeg">
+            <w:hyperlink w:history="1" r:id="rIday5hed_zcglsefw_pl8qx">
               <w:r>
                 <w:rPr>
                   <w:rFonts w:ascii="Arial" w:cs="Arial" w:eastAsia="Arial" w:hAnsi="Arial"/>
@@ -6784,7 +6784,7 @@
               <w:spacing w:after="10" w:before="0"/>
               <w:ind w:left="120"/>
             </w:pPr>
-            <w:hyperlink w:history="1" r:id="rIdzwleo8szum5i8xh9int4w">
+            <w:hyperlink w:history="1" r:id="rId2lrqhx6q-li5n0-goayat">
               <w:r>
                 <w:rPr>
                   <w:rFonts w:ascii="Arial" w:cs="Arial" w:eastAsia="Arial" w:hAnsi="Arial"/>
@@ -6829,7 +6829,7 @@
             <w:pPr>
               <w:spacing w:after="20" w:before="0"/>
             </w:pPr>
-            <w:hyperlink w:history="1" r:id="rIdilbw1xkfsmmiog_cdvdzh">
+            <w:hyperlink w:history="1" r:id="rIdluj0qjwl9fcfpf4ncwtcj">
               <w:r>
                 <w:rPr>
                   <w:rFonts w:ascii="Arial" w:cs="Arial" w:eastAsia="Arial" w:hAnsi="Arial"/>
@@ -6862,7 +6862,7 @@
               <w:spacing w:after="10" w:before="0"/>
               <w:ind w:left="120"/>
             </w:pPr>
-            <w:hyperlink w:history="1" r:id="rIddrlr1j1h3tbgqwlqwm8ah">
+            <w:hyperlink w:history="1" r:id="rIdlho-9livr0aramwe2cfkz">
               <w:r>
                 <w:rPr>
                   <w:rFonts w:ascii="Arial" w:cs="Arial" w:eastAsia="Arial" w:hAnsi="Arial"/>
@@ -7070,7 +7070,7 @@
             <w:pPr>
               <w:spacing w:after="20" w:before="0"/>
             </w:pPr>
-            <w:hyperlink w:history="1" r:id="rIdd70ngw4d-zmbh4ppysqdx">
+            <w:hyperlink w:history="1" r:id="rIdo6_m9lekouudqhii8o3cb">
               <w:r>
                 <w:rPr>
                   <w:rFonts w:ascii="Arial" w:cs="Arial" w:eastAsia="Arial" w:hAnsi="Arial"/>
@@ -7103,7 +7103,7 @@
               <w:spacing w:after="10" w:before="0"/>
               <w:ind w:left="120"/>
             </w:pPr>
-            <w:hyperlink w:history="1" r:id="rId-r6tcxvebwnnhojahmbru">
+            <w:hyperlink w:history="1" r:id="rIdvtk9fuyfwvg6nd-d0q0c5">
               <w:r>
                 <w:rPr>
                   <w:rFonts w:ascii="Arial" w:cs="Arial" w:eastAsia="Arial" w:hAnsi="Arial"/>
@@ -7148,7 +7148,7 @@
             <w:pPr>
               <w:spacing w:after="20" w:before="0"/>
             </w:pPr>
-            <w:hyperlink w:history="1" r:id="rIdgldlt6qw2wmz3aqfzdz-a">
+            <w:hyperlink w:history="1" r:id="rIdhd0xie52lzrl-cxlczzjf">
               <w:r>
                 <w:rPr>
                   <w:rFonts w:ascii="Arial" w:cs="Arial" w:eastAsia="Arial" w:hAnsi="Arial"/>
@@ -7181,7 +7181,7 @@
               <w:spacing w:after="10" w:before="0"/>
               <w:ind w:left="120"/>
             </w:pPr>
-            <w:hyperlink w:history="1" r:id="rId-l4wlxrvoz7ip5wq5l4wu">
+            <w:hyperlink w:history="1" r:id="rIdjvpbbzor9bqgewfggyzak">
               <w:r>
                 <w:rPr>
                   <w:rFonts w:ascii="Arial" w:cs="Arial" w:eastAsia="Arial" w:hAnsi="Arial"/>
@@ -7389,7 +7389,7 @@
             <w:pPr>
               <w:spacing w:after="20" w:before="0"/>
             </w:pPr>
-            <w:hyperlink w:history="1" r:id="rIdull7b19cixhipzqqxdzle">
+            <w:hyperlink w:history="1" r:id="rIde-6zue9prkhajiqalthh-">
               <w:r>
                 <w:rPr>
                   <w:rFonts w:ascii="Arial" w:cs="Arial" w:eastAsia="Arial" w:hAnsi="Arial"/>
@@ -7422,7 +7422,7 @@
               <w:spacing w:after="10" w:before="0"/>
               <w:ind w:left="120"/>
             </w:pPr>
-            <w:hyperlink w:history="1" r:id="rIdmonq4ypv_9s5j145kml3y">
+            <w:hyperlink w:history="1" r:id="rId0hqgm2wqfppp5xp4pbubq">
               <w:r>
                 <w:rPr>
                   <w:rFonts w:ascii="Arial" w:cs="Arial" w:eastAsia="Arial" w:hAnsi="Arial"/>
@@ -7467,7 +7467,7 @@
             <w:pPr>
               <w:spacing w:after="20" w:before="0"/>
             </w:pPr>
-            <w:hyperlink w:history="1" r:id="rIdnzqsqge4lzhyhv8s41atl">
+            <w:hyperlink w:history="1" r:id="rIdf-034f2ekgy4quxfma3od">
               <w:r>
                 <w:rPr>
                   <w:rFonts w:ascii="Arial" w:cs="Arial" w:eastAsia="Arial" w:hAnsi="Arial"/>
@@ -7500,7 +7500,7 @@
               <w:spacing w:after="10" w:before="0"/>
               <w:ind w:left="120"/>
             </w:pPr>
-            <w:hyperlink w:history="1" r:id="rId7lj0nhv0yo2vckzy5lvbi">
+            <w:hyperlink w:history="1" r:id="rIdq8mc1xontehkgkxfvrzef">
               <w:r>
                 <w:rPr>
                   <w:rFonts w:ascii="Arial" w:cs="Arial" w:eastAsia="Arial" w:hAnsi="Arial"/>
@@ -7708,7 +7708,7 @@
             <w:pPr>
               <w:spacing w:after="20" w:before="0"/>
             </w:pPr>
-            <w:hyperlink w:history="1" r:id="rId95rhzjpoypadg4rxyzw0y">
+            <w:hyperlink w:history="1" r:id="rIdtbwobsplve3z4fokciryj">
               <w:r>
                 <w:rPr>
                   <w:rFonts w:ascii="Arial" w:cs="Arial" w:eastAsia="Arial" w:hAnsi="Arial"/>
@@ -7741,7 +7741,7 @@
               <w:spacing w:after="10" w:before="0"/>
               <w:ind w:left="120"/>
             </w:pPr>
-            <w:hyperlink w:history="1" r:id="rIdjp79iz-kxzasbta5-vnao">
+            <w:hyperlink w:history="1" r:id="rIdqbmkg6mhlby8b03opvraa">
               <w:r>
                 <w:rPr>
                   <w:rFonts w:ascii="Arial" w:cs="Arial" w:eastAsia="Arial" w:hAnsi="Arial"/>
@@ -7786,7 +7786,7 @@
             <w:pPr>
               <w:spacing w:after="20" w:before="0"/>
             </w:pPr>
-            <w:hyperlink w:history="1" r:id="rIdmrzp8pa_3isv5oqs9ggci">
+            <w:hyperlink w:history="1" r:id="rIdr8_hmkcydfqi9fenltbc_">
               <w:r>
                 <w:rPr>
                   <w:rFonts w:ascii="Arial" w:cs="Arial" w:eastAsia="Arial" w:hAnsi="Arial"/>
@@ -7819,7 +7819,7 @@
               <w:spacing w:after="10" w:before="0"/>
               <w:ind w:left="120"/>
             </w:pPr>
-            <w:hyperlink w:history="1" r:id="rId2nln6jtcp6p21i_ji3pfa">
+            <w:hyperlink w:history="1" r:id="rIdzxnggzbia6ou2oo8nh2gs">
               <w:r>
                 <w:rPr>
                   <w:rFonts w:ascii="Arial" w:cs="Arial" w:eastAsia="Arial" w:hAnsi="Arial"/>
@@ -8027,7 +8027,7 @@
             <w:pPr>
               <w:spacing w:after="20" w:before="0"/>
             </w:pPr>
-            <w:hyperlink w:history="1" r:id="rIdvsa6fxujbynnvin_8a5hl">
+            <w:hyperlink w:history="1" r:id="rIderiehjgtebbjyymfjh68c">
               <w:r>
                 <w:rPr>
                   <w:rFonts w:ascii="Arial" w:cs="Arial" w:eastAsia="Arial" w:hAnsi="Arial"/>
@@ -8060,7 +8060,7 @@
               <w:spacing w:after="10" w:before="0"/>
               <w:ind w:left="120"/>
             </w:pPr>
-            <w:hyperlink w:history="1" r:id="rIdtzqmvv2haxaodrdkrlt8r">
+            <w:hyperlink w:history="1" r:id="rIdxngbugjlzzpj3ce-cxntq">
               <w:r>
                 <w:rPr>
                   <w:rFonts w:ascii="Arial" w:cs="Arial" w:eastAsia="Arial" w:hAnsi="Arial"/>
@@ -8105,7 +8105,7 @@
             <w:pPr>
               <w:spacing w:after="20" w:before="0"/>
             </w:pPr>
-            <w:hyperlink w:history="1" r:id="rIdxvl5oskf4fot5rrteqfs1">
+            <w:hyperlink w:history="1" r:id="rIdmpc-kw9ouh6btelriqiqg">
               <w:r>
                 <w:rPr>
                   <w:rFonts w:ascii="Arial" w:cs="Arial" w:eastAsia="Arial" w:hAnsi="Arial"/>
@@ -8138,7 +8138,7 @@
               <w:spacing w:after="10" w:before="0"/>
               <w:ind w:left="120"/>
             </w:pPr>
-            <w:hyperlink w:history="1" r:id="rId4an-y4ifsxncu3cqflc6o">
+            <w:hyperlink w:history="1" r:id="rIdsfgvyct3kmg2idiln_dh6">
               <w:r>
                 <w:rPr>
                   <w:rFonts w:ascii="Arial" w:cs="Arial" w:eastAsia="Arial" w:hAnsi="Arial"/>
@@ -9861,7 +9861,7 @@
             <w:pPr>
               <w:spacing w:after="20" w:before="0"/>
             </w:pPr>
-            <w:hyperlink w:history="1" r:id="rIdy_9yvjgg6v1cnm2fbhbc5">
+            <w:hyperlink w:history="1" r:id="rId0la2hscgwrrudga1br2-6">
               <w:r>
                 <w:rPr>
                   <w:rFonts w:ascii="Arial" w:cs="Arial" w:eastAsia="Arial" w:hAnsi="Arial"/>
@@ -9894,7 +9894,7 @@
               <w:spacing w:after="10" w:before="0"/>
               <w:ind w:left="120"/>
             </w:pPr>
-            <w:hyperlink w:history="1" r:id="rIdldjd1faaahkwx1asgj1tr">
+            <w:hyperlink w:history="1" r:id="rIdpyuuhb9y97f0ng57xqb2o">
               <w:r>
                 <w:rPr>
                   <w:rFonts w:ascii="Arial" w:cs="Arial" w:eastAsia="Arial" w:hAnsi="Arial"/>
@@ -9939,7 +9939,7 @@
             <w:pPr>
               <w:spacing w:after="20" w:before="0"/>
             </w:pPr>
-            <w:hyperlink w:history="1" r:id="rIdwqdt2mhwmwgf6t6laoahk">
+            <w:hyperlink w:history="1" r:id="rId1wmgjmem_y1yqtk5klevx">
               <w:r>
                 <w:rPr>
                   <w:rFonts w:ascii="Arial" w:cs="Arial" w:eastAsia="Arial" w:hAnsi="Arial"/>
@@ -9972,7 +9972,7 @@
               <w:spacing w:after="10" w:before="0"/>
               <w:ind w:left="120"/>
             </w:pPr>
-            <w:hyperlink w:history="1" r:id="rIdyw3h7efexeeq7e5xu59-w">
+            <w:hyperlink w:history="1" r:id="rIde9pl3hygbkhtuo5xrs0e5">
               <w:r>
                 <w:rPr>
                   <w:rFonts w:ascii="Arial" w:cs="Arial" w:eastAsia="Arial" w:hAnsi="Arial"/>
@@ -10180,7 +10180,7 @@
             <w:pPr>
               <w:spacing w:after="20" w:before="0"/>
             </w:pPr>
-            <w:hyperlink w:history="1" r:id="rIddv-vvz3bndwu2zib2dptb">
+            <w:hyperlink w:history="1" r:id="rIdwbpww6grf7xhuzl4jjjfx">
               <w:r>
                 <w:rPr>
                   <w:rFonts w:ascii="Arial" w:cs="Arial" w:eastAsia="Arial" w:hAnsi="Arial"/>
@@ -10213,7 +10213,7 @@
               <w:spacing w:after="10" w:before="0"/>
               <w:ind w:left="120"/>
             </w:pPr>
-            <w:hyperlink w:history="1" r:id="rId-tgkkv6vqornp55rrmv4x">
+            <w:hyperlink w:history="1" r:id="rId1vdchfzpl-ihgu9g7azhn">
               <w:r>
                 <w:rPr>
                   <w:rFonts w:ascii="Arial" w:cs="Arial" w:eastAsia="Arial" w:hAnsi="Arial"/>
@@ -10258,7 +10258,7 @@
             <w:pPr>
               <w:spacing w:after="20" w:before="0"/>
             </w:pPr>
-            <w:hyperlink w:history="1" r:id="rIdqjgcaj3f4cipequwlhws2">
+            <w:hyperlink w:history="1" r:id="rIdnk5thkwzpdm_vbpk7jeqj">
               <w:r>
                 <w:rPr>
                   <w:rFonts w:ascii="Arial" w:cs="Arial" w:eastAsia="Arial" w:hAnsi="Arial"/>
@@ -10291,7 +10291,7 @@
               <w:spacing w:after="10" w:before="0"/>
               <w:ind w:left="120"/>
             </w:pPr>
-            <w:hyperlink w:history="1" r:id="rIdqhjv879kmu6dm8n-o6b6z">
+            <w:hyperlink w:history="1" r:id="rIdlz7t9drnmwpa5_4yutzka">
               <w:r>
                 <w:rPr>
                   <w:rFonts w:ascii="Arial" w:cs="Arial" w:eastAsia="Arial" w:hAnsi="Arial"/>
@@ -10499,7 +10499,7 @@
             <w:pPr>
               <w:spacing w:after="20" w:before="0"/>
             </w:pPr>
-            <w:hyperlink w:history="1" r:id="rIdbq9immjtysxynmrbm650k">
+            <w:hyperlink w:history="1" r:id="rIdqtwkjntnd6d47o2sq0nhw">
               <w:r>
                 <w:rPr>
                   <w:rFonts w:ascii="Arial" w:cs="Arial" w:eastAsia="Arial" w:hAnsi="Arial"/>
@@ -10532,7 +10532,7 @@
               <w:spacing w:after="10" w:before="0"/>
               <w:ind w:left="120"/>
             </w:pPr>
-            <w:hyperlink w:history="1" r:id="rId5zflqvwl5or1rqmzba59f">
+            <w:hyperlink w:history="1" r:id="rIdsbrv1j-vmiibisdjgggdl">
               <w:r>
                 <w:rPr>
                   <w:rFonts w:ascii="Arial" w:cs="Arial" w:eastAsia="Arial" w:hAnsi="Arial"/>
@@ -10577,7 +10577,7 @@
             <w:pPr>
               <w:spacing w:after="20" w:before="0"/>
             </w:pPr>
-            <w:hyperlink w:history="1" r:id="rIdmnar7okqhapfg-tkol8bn">
+            <w:hyperlink w:history="1" r:id="rIdawfjek0-krp_j0dtnvldv">
               <w:r>
                 <w:rPr>
                   <w:rFonts w:ascii="Arial" w:cs="Arial" w:eastAsia="Arial" w:hAnsi="Arial"/>
@@ -10610,7 +10610,7 @@
               <w:spacing w:after="10" w:before="0"/>
               <w:ind w:left="120"/>
             </w:pPr>
-            <w:hyperlink w:history="1" r:id="rIdimgh4g4e8xiwctb9giwnw">
+            <w:hyperlink w:history="1" r:id="rIdxyejbxjv7ltbirlhbpupl">
               <w:r>
                 <w:rPr>
                   <w:rFonts w:ascii="Arial" w:cs="Arial" w:eastAsia="Arial" w:hAnsi="Arial"/>
@@ -10818,7 +10818,7 @@
             <w:pPr>
               <w:spacing w:after="20" w:before="0"/>
             </w:pPr>
-            <w:hyperlink w:history="1" r:id="rIdwhy-ugtmtu0zj8qqubeyu">
+            <w:hyperlink w:history="1" r:id="rIdjbycmbbtevmhu5ynlnmbg">
               <w:r>
                 <w:rPr>
                   <w:rFonts w:ascii="Arial" w:cs="Arial" w:eastAsia="Arial" w:hAnsi="Arial"/>
@@ -10851,7 +10851,7 @@
               <w:spacing w:after="10" w:before="0"/>
               <w:ind w:left="120"/>
             </w:pPr>
-            <w:hyperlink w:history="1" r:id="rIdhacednr40he8gwx7w1nup">
+            <w:hyperlink w:history="1" r:id="rId6wds0djbw3s4ytyfh6qa4">
               <w:r>
                 <w:rPr>
                   <w:rFonts w:ascii="Arial" w:cs="Arial" w:eastAsia="Arial" w:hAnsi="Arial"/>
@@ -10896,7 +10896,7 @@
             <w:pPr>
               <w:spacing w:after="20" w:before="0"/>
             </w:pPr>
-            <w:hyperlink w:history="1" r:id="rIdzslhzxbgi-h9xjoltxegg">
+            <w:hyperlink w:history="1" r:id="rIdkkvfvtqiidkfnt7ur8moz">
               <w:r>
                 <w:rPr>
                   <w:rFonts w:ascii="Arial" w:cs="Arial" w:eastAsia="Arial" w:hAnsi="Arial"/>
@@ -10929,7 +10929,7 @@
               <w:spacing w:after="10" w:before="0"/>
               <w:ind w:left="120"/>
             </w:pPr>
-            <w:hyperlink w:history="1" r:id="rIdwwjyfvus2kzpj9f5k8d9e">
+            <w:hyperlink w:history="1" r:id="rIdnvg4ucdx3rhctp52pothj">
               <w:r>
                 <w:rPr>
                   <w:rFonts w:ascii="Arial" w:cs="Arial" w:eastAsia="Arial" w:hAnsi="Arial"/>
@@ -11137,7 +11137,7 @@
             <w:pPr>
               <w:spacing w:after="20" w:before="0"/>
             </w:pPr>
-            <w:hyperlink w:history="1" r:id="rIdunnwkla5cuhsigtpn_mgb">
+            <w:hyperlink w:history="1" r:id="rIdns69_ck0c_nsj_ev1gzhu">
               <w:r>
                 <w:rPr>
                   <w:rFonts w:ascii="Arial" w:cs="Arial" w:eastAsia="Arial" w:hAnsi="Arial"/>
@@ -11170,7 +11170,7 @@
               <w:spacing w:after="10" w:before="0"/>
               <w:ind w:left="120"/>
             </w:pPr>
-            <w:hyperlink w:history="1" r:id="rIdctntdvazsrkccuhw-0ytn">
+            <w:hyperlink w:history="1" r:id="rIdwekwga1wrdx7b9b6p-fvt">
               <w:r>
                 <w:rPr>
                   <w:rFonts w:ascii="Arial" w:cs="Arial" w:eastAsia="Arial" w:hAnsi="Arial"/>
@@ -11215,7 +11215,7 @@
             <w:pPr>
               <w:spacing w:after="20" w:before="0"/>
             </w:pPr>
-            <w:hyperlink w:history="1" r:id="rIduyfwdj8ngfyxsxfqqcopa">
+            <w:hyperlink w:history="1" r:id="rIdz9qpa6ulvee_25wrlksz3">
               <w:r>
                 <w:rPr>
                   <w:rFonts w:ascii="Arial" w:cs="Arial" w:eastAsia="Arial" w:hAnsi="Arial"/>
@@ -11248,7 +11248,7 @@
               <w:spacing w:after="10" w:before="0"/>
               <w:ind w:left="120"/>
             </w:pPr>
-            <w:hyperlink w:history="1" r:id="rIdld1wkibvh_fumw7cdujfc">
+            <w:hyperlink w:history="1" r:id="rIdxpaxkw__ftzn2qyp4t6wi">
               <w:r>
                 <w:rPr>
                   <w:rFonts w:ascii="Arial" w:cs="Arial" w:eastAsia="Arial" w:hAnsi="Arial"/>
@@ -13027,7 +13027,7 @@
             <w:pPr>
               <w:spacing w:after="20" w:before="0"/>
             </w:pPr>
-            <w:hyperlink w:history="1" r:id="rIdiznpnlodnwtwww8u825mt">
+            <w:hyperlink w:history="1" r:id="rIda5hutjvju1ey19nu9frov">
               <w:r>
                 <w:rPr>
                   <w:rFonts w:ascii="Arial" w:cs="Arial" w:eastAsia="Arial" w:hAnsi="Arial"/>
@@ -13060,7 +13060,7 @@
               <w:spacing w:after="10" w:before="0"/>
               <w:ind w:left="120"/>
             </w:pPr>
-            <w:hyperlink w:history="1" r:id="rIdlmr9srqoynyj-zcxar4kp">
+            <w:hyperlink w:history="1" r:id="rIdhofbkdere9-3usquh2l3d">
               <w:r>
                 <w:rPr>
                   <w:rFonts w:ascii="Arial" w:cs="Arial" w:eastAsia="Arial" w:hAnsi="Arial"/>
@@ -13105,7 +13105,7 @@
             <w:pPr>
               <w:spacing w:after="20" w:before="0"/>
             </w:pPr>
-            <w:hyperlink w:history="1" r:id="rIdif97gt0sam6mgdpb7k8m_">
+            <w:hyperlink w:history="1" r:id="rIddffwtlhqms0sxvmojpjeg">
               <w:r>
                 <w:rPr>
                   <w:rFonts w:ascii="Arial" w:cs="Arial" w:eastAsia="Arial" w:hAnsi="Arial"/>
@@ -13138,7 +13138,7 @@
               <w:spacing w:after="10" w:before="0"/>
               <w:ind w:left="120"/>
             </w:pPr>
-            <w:hyperlink w:history="1" r:id="rIdvrzu2pp3svwc3fdblyi7l">
+            <w:hyperlink w:history="1" r:id="rId2hgzlc9yfhgmnofwbrl7x">
               <w:r>
                 <w:rPr>
                   <w:rFonts w:ascii="Arial" w:cs="Arial" w:eastAsia="Arial" w:hAnsi="Arial"/>
@@ -13346,7 +13346,7 @@
             <w:pPr>
               <w:spacing w:after="20" w:before="0"/>
             </w:pPr>
-            <w:hyperlink w:history="1" r:id="rIdxtirpi7jfnitoelyy8sls">
+            <w:hyperlink w:history="1" r:id="rIdeshgcakl0en7za2gnhy5l">
               <w:r>
                 <w:rPr>
                   <w:rFonts w:ascii="Arial" w:cs="Arial" w:eastAsia="Arial" w:hAnsi="Arial"/>
@@ -13379,7 +13379,7 @@
               <w:spacing w:after="10" w:before="0"/>
               <w:ind w:left="120"/>
             </w:pPr>
-            <w:hyperlink w:history="1" r:id="rIdj8jhcbueuswn0lrmhnn9q">
+            <w:hyperlink w:history="1" r:id="rIdpgx6-fwblbpv9dmekfaos">
               <w:r>
                 <w:rPr>
                   <w:rFonts w:ascii="Arial" w:cs="Arial" w:eastAsia="Arial" w:hAnsi="Arial"/>
@@ -13424,7 +13424,7 @@
             <w:pPr>
               <w:spacing w:after="20" w:before="0"/>
             </w:pPr>
-            <w:hyperlink w:history="1" r:id="rIdtbud5mlx2wnhgcm4jsf4h">
+            <w:hyperlink w:history="1" r:id="rIdathmles4j7-5eejt4dv5h">
               <w:r>
                 <w:rPr>
                   <w:rFonts w:ascii="Arial" w:cs="Arial" w:eastAsia="Arial" w:hAnsi="Arial"/>
@@ -13457,7 +13457,7 @@
               <w:spacing w:after="10" w:before="0"/>
               <w:ind w:left="120"/>
             </w:pPr>
-            <w:hyperlink w:history="1" r:id="rId6_xlmouflaky7pjz3vjdf">
+            <w:hyperlink w:history="1" r:id="rIdsorqdwrlvlfxlzrylndwk">
               <w:r>
                 <w:rPr>
                   <w:rFonts w:ascii="Arial" w:cs="Arial" w:eastAsia="Arial" w:hAnsi="Arial"/>
@@ -13665,7 +13665,7 @@
             <w:pPr>
               <w:spacing w:after="20" w:before="0"/>
             </w:pPr>
-            <w:hyperlink w:history="1" r:id="rId_khrjlxnxt53y9kq6dj5e">
+            <w:hyperlink w:history="1" r:id="rIdjtoehevgwx6ktxmcsi37t">
               <w:r>
                 <w:rPr>
                   <w:rFonts w:ascii="Arial" w:cs="Arial" w:eastAsia="Arial" w:hAnsi="Arial"/>
@@ -13698,7 +13698,7 @@
               <w:spacing w:after="10" w:before="0"/>
               <w:ind w:left="120"/>
             </w:pPr>
-            <w:hyperlink w:history="1" r:id="rId1np--v5lybnbeuhnnzede">
+            <w:hyperlink w:history="1" r:id="rIdpj_ypdh6d1wuyz5cxns1a">
               <w:r>
                 <w:rPr>
                   <w:rFonts w:ascii="Arial" w:cs="Arial" w:eastAsia="Arial" w:hAnsi="Arial"/>
@@ -13743,7 +13743,7 @@
             <w:pPr>
               <w:spacing w:after="20" w:before="0"/>
             </w:pPr>
-            <w:hyperlink w:history="1" r:id="rIdhwlbk6pkeiioiaw2ui1i8">
+            <w:hyperlink w:history="1" r:id="rId3oq1fczk7ge8nu0b9l70u">
               <w:r>
                 <w:rPr>
                   <w:rFonts w:ascii="Arial" w:cs="Arial" w:eastAsia="Arial" w:hAnsi="Arial"/>
@@ -13776,7 +13776,7 @@
               <w:spacing w:after="10" w:before="0"/>
               <w:ind w:left="120"/>
             </w:pPr>
-            <w:hyperlink w:history="1" r:id="rIdzq4jiyetrlyjbldypsjae">
+            <w:hyperlink w:history="1" r:id="rIdoc1g2-2ymdyegcdgah4js">
               <w:r>
                 <w:rPr>
                   <w:rFonts w:ascii="Arial" w:cs="Arial" w:eastAsia="Arial" w:hAnsi="Arial"/>
@@ -13984,7 +13984,7 @@
             <w:pPr>
               <w:spacing w:after="20" w:before="0"/>
             </w:pPr>
-            <w:hyperlink w:history="1" r:id="rIdqtxaifyurpjohnx6q4ncj">
+            <w:hyperlink w:history="1" r:id="rId15hceuhxxyxumwsgoke3c">
               <w:r>
                 <w:rPr>
                   <w:rFonts w:ascii="Arial" w:cs="Arial" w:eastAsia="Arial" w:hAnsi="Arial"/>
@@ -14017,7 +14017,7 @@
               <w:spacing w:after="10" w:before="0"/>
               <w:ind w:left="120"/>
             </w:pPr>
-            <w:hyperlink w:history="1" r:id="rId8znryrjcitmoboc8oqueu">
+            <w:hyperlink w:history="1" r:id="rIdpacaqxrfmoywxviayboxl">
               <w:r>
                 <w:rPr>
                   <w:rFonts w:ascii="Arial" w:cs="Arial" w:eastAsia="Arial" w:hAnsi="Arial"/>
@@ -14062,7 +14062,7 @@
             <w:pPr>
               <w:spacing w:after="20" w:before="0"/>
             </w:pPr>
-            <w:hyperlink w:history="1" r:id="rIdka610gtztzczb4hoevqar">
+            <w:hyperlink w:history="1" r:id="rIdil5zrht4wnafpmx_mynxj">
               <w:r>
                 <w:rPr>
                   <w:rFonts w:ascii="Arial" w:cs="Arial" w:eastAsia="Arial" w:hAnsi="Arial"/>
@@ -14095,7 +14095,7 @@
               <w:spacing w:after="10" w:before="0"/>
               <w:ind w:left="120"/>
             </w:pPr>
-            <w:hyperlink w:history="1" r:id="rIdz1pvcp4qgx-jxg5img6hv">
+            <w:hyperlink w:history="1" r:id="rIdr2khqetft48jqgv_1_jlq">
               <w:r>
                 <w:rPr>
                   <w:rFonts w:ascii="Arial" w:cs="Arial" w:eastAsia="Arial" w:hAnsi="Arial"/>
@@ -14303,7 +14303,7 @@
             <w:pPr>
               <w:spacing w:after="20" w:before="0"/>
             </w:pPr>
-            <w:hyperlink w:history="1" r:id="rIdybywwqi-prafmhngu1aeb">
+            <w:hyperlink w:history="1" r:id="rIdr0y8asqrcrkufaha1zoxp">
               <w:r>
                 <w:rPr>
                   <w:rFonts w:ascii="Arial" w:cs="Arial" w:eastAsia="Arial" w:hAnsi="Arial"/>
@@ -14336,7 +14336,7 @@
               <w:spacing w:after="10" w:before="0"/>
               <w:ind w:left="120"/>
             </w:pPr>
-            <w:hyperlink w:history="1" r:id="rIdalud1u-eqtkyjpgsxooe4">
+            <w:hyperlink w:history="1" r:id="rIdr7l-exd1sl_dnqgcfjfvz">
               <w:r>
                 <w:rPr>
                   <w:rFonts w:ascii="Arial" w:cs="Arial" w:eastAsia="Arial" w:hAnsi="Arial"/>
@@ -14381,7 +14381,7 @@
             <w:pPr>
               <w:spacing w:after="20" w:before="0"/>
             </w:pPr>
-            <w:hyperlink w:history="1" r:id="rIdjctzty3jwmgvrpef_i0_7">
+            <w:hyperlink w:history="1" r:id="rId9poexnmu5n3aq9cfbofo-">
               <w:r>
                 <w:rPr>
                   <w:rFonts w:ascii="Arial" w:cs="Arial" w:eastAsia="Arial" w:hAnsi="Arial"/>
@@ -14414,7 +14414,7 @@
               <w:spacing w:after="10" w:before="0"/>
               <w:ind w:left="120"/>
             </w:pPr>
-            <w:hyperlink w:history="1" r:id="rIdvacgmpffc4qir-ccuwasv">
+            <w:hyperlink w:history="1" r:id="rIdgismhmq4bkk2sjwurdr78">
               <w:r>
                 <w:rPr>
                   <w:rFonts w:ascii="Arial" w:cs="Arial" w:eastAsia="Arial" w:hAnsi="Arial"/>
@@ -16117,7 +16117,7 @@
             <w:pPr>
               <w:spacing w:after="20" w:before="0"/>
             </w:pPr>
-            <w:hyperlink w:history="1" r:id="rIdjnciy5a0x1btieqebi4my">
+            <w:hyperlink w:history="1" r:id="rId085h9muyxwy68nd5kndyq">
               <w:r>
                 <w:rPr>
                   <w:rFonts w:ascii="Arial" w:cs="Arial" w:eastAsia="Arial" w:hAnsi="Arial"/>
@@ -16150,7 +16150,7 @@
               <w:spacing w:after="10" w:before="0"/>
               <w:ind w:left="120"/>
             </w:pPr>
-            <w:hyperlink w:history="1" r:id="rIdjy5bl8rq1i9nkiduf0sav">
+            <w:hyperlink w:history="1" r:id="rIdkgpl11xgiylyxvbssopp3">
               <w:r>
                 <w:rPr>
                   <w:rFonts w:ascii="Arial" w:cs="Arial" w:eastAsia="Arial" w:hAnsi="Arial"/>
@@ -16195,7 +16195,7 @@
             <w:pPr>
               <w:spacing w:after="20" w:before="0"/>
             </w:pPr>
-            <w:hyperlink w:history="1" r:id="rIdambhdaqesteqqjibjnriu">
+            <w:hyperlink w:history="1" r:id="rIdsewlm3gi9lkl0etayzma9">
               <w:r>
                 <w:rPr>
                   <w:rFonts w:ascii="Arial" w:cs="Arial" w:eastAsia="Arial" w:hAnsi="Arial"/>
@@ -16228,7 +16228,7 @@
               <w:spacing w:after="10" w:before="0"/>
               <w:ind w:left="120"/>
             </w:pPr>
-            <w:hyperlink w:history="1" r:id="rIdlfubcw7z7rwrqu-jay2s3">
+            <w:hyperlink w:history="1" r:id="rIdfrx1qilkkgapx4zwmxkxd">
               <w:r>
                 <w:rPr>
                   <w:rFonts w:ascii="Arial" w:cs="Arial" w:eastAsia="Arial" w:hAnsi="Arial"/>
@@ -16436,7 +16436,7 @@
             <w:pPr>
               <w:spacing w:after="20" w:before="0"/>
             </w:pPr>
-            <w:hyperlink w:history="1" r:id="rId7722ore2c7g_q9ajjksbp">
+            <w:hyperlink w:history="1" r:id="rId1rxnpx5ffj0tvhemlsgsz">
               <w:r>
                 <w:rPr>
                   <w:rFonts w:ascii="Arial" w:cs="Arial" w:eastAsia="Arial" w:hAnsi="Arial"/>
@@ -16469,7 +16469,7 @@
               <w:spacing w:after="10" w:before="0"/>
               <w:ind w:left="120"/>
             </w:pPr>
-            <w:hyperlink w:history="1" r:id="rIdnz2sglam3etwkem2shzns">
+            <w:hyperlink w:history="1" r:id="rIdbachox1dl7wv3net1sz4j">
               <w:r>
                 <w:rPr>
                   <w:rFonts w:ascii="Arial" w:cs="Arial" w:eastAsia="Arial" w:hAnsi="Arial"/>
@@ -16514,7 +16514,7 @@
             <w:pPr>
               <w:spacing w:after="20" w:before="0"/>
             </w:pPr>
-            <w:hyperlink w:history="1" r:id="rId3cnlccldt-w84mkscqgsi">
+            <w:hyperlink w:history="1" r:id="rIde2rjjtmscfbnrf3i0ni__">
               <w:r>
                 <w:rPr>
                   <w:rFonts w:ascii="Arial" w:cs="Arial" w:eastAsia="Arial" w:hAnsi="Arial"/>
@@ -16547,7 +16547,7 @@
               <w:spacing w:after="10" w:before="0"/>
               <w:ind w:left="120"/>
             </w:pPr>
-            <w:hyperlink w:history="1" r:id="rIdulrnoodt6ezb34mmn-enr">
+            <w:hyperlink w:history="1" r:id="rId6rvj78c8ckozfzs1wkzdj">
               <w:r>
                 <w:rPr>
                   <w:rFonts w:ascii="Arial" w:cs="Arial" w:eastAsia="Arial" w:hAnsi="Arial"/>
@@ -16755,7 +16755,7 @@
             <w:pPr>
               <w:spacing w:after="20" w:before="0"/>
             </w:pPr>
-            <w:hyperlink w:history="1" r:id="rIdjdjsbhzymbaqdckcmx4ui">
+            <w:hyperlink w:history="1" r:id="rIdfnazljan9teklrdsv64xc">
               <w:r>
                 <w:rPr>
                   <w:rFonts w:ascii="Arial" w:cs="Arial" w:eastAsia="Arial" w:hAnsi="Arial"/>
@@ -16788,7 +16788,7 @@
               <w:spacing w:after="10" w:before="0"/>
               <w:ind w:left="120"/>
             </w:pPr>
-            <w:hyperlink w:history="1" r:id="rIdtmedmaow_mz7xysxde6sc">
+            <w:hyperlink w:history="1" r:id="rIdidkhzbljatylnveyjsdcf">
               <w:r>
                 <w:rPr>
                   <w:rFonts w:ascii="Arial" w:cs="Arial" w:eastAsia="Arial" w:hAnsi="Arial"/>
@@ -16833,7 +16833,7 @@
             <w:pPr>
               <w:spacing w:after="20" w:before="0"/>
             </w:pPr>
-            <w:hyperlink w:history="1" r:id="rId77iwgghfeosskqv1pmvjs">
+            <w:hyperlink w:history="1" r:id="rIdv18vjkzvsfqkmnhqawaww">
               <w:r>
                 <w:rPr>
                   <w:rFonts w:ascii="Arial" w:cs="Arial" w:eastAsia="Arial" w:hAnsi="Arial"/>
@@ -16866,7 +16866,7 @@
               <w:spacing w:after="10" w:before="0"/>
               <w:ind w:left="120"/>
             </w:pPr>
-            <w:hyperlink w:history="1" r:id="rIdxg51lp9_rrfxok3awwatq">
+            <w:hyperlink w:history="1" r:id="rIdxxfgwffqdd2lsx9enwbus">
               <w:r>
                 <w:rPr>
                   <w:rFonts w:ascii="Arial" w:cs="Arial" w:eastAsia="Arial" w:hAnsi="Arial"/>
@@ -17074,7 +17074,7 @@
             <w:pPr>
               <w:spacing w:after="20" w:before="0"/>
             </w:pPr>
-            <w:hyperlink w:history="1" r:id="rIdlvqfh3ttguy85p7jxze9-">
+            <w:hyperlink w:history="1" r:id="rIdexhzic0q74esprabiorxz">
               <w:r>
                 <w:rPr>
                   <w:rFonts w:ascii="Arial" w:cs="Arial" w:eastAsia="Arial" w:hAnsi="Arial"/>
@@ -17107,7 +17107,7 @@
               <w:spacing w:after="10" w:before="0"/>
               <w:ind w:left="120"/>
             </w:pPr>
-            <w:hyperlink w:history="1" r:id="rIdpozseqflyqhko0v2x-gwz">
+            <w:hyperlink w:history="1" r:id="rId3vgxwlyycucbvmcy12nod">
               <w:r>
                 <w:rPr>
                   <w:rFonts w:ascii="Arial" w:cs="Arial" w:eastAsia="Arial" w:hAnsi="Arial"/>
@@ -17152,7 +17152,7 @@
             <w:pPr>
               <w:spacing w:after="20" w:before="0"/>
             </w:pPr>
-            <w:hyperlink w:history="1" r:id="rIdy8kpv-fhsg3usphwhwgck">
+            <w:hyperlink w:history="1" r:id="rId8likrjxy3bg4ftor0qzjb">
               <w:r>
                 <w:rPr>
                   <w:rFonts w:ascii="Arial" w:cs="Arial" w:eastAsia="Arial" w:hAnsi="Arial"/>
@@ -17185,7 +17185,7 @@
               <w:spacing w:after="10" w:before="0"/>
               <w:ind w:left="120"/>
             </w:pPr>
-            <w:hyperlink w:history="1" r:id="rIdl6bzjo_9pjlugjvzm2vba">
+            <w:hyperlink w:history="1" r:id="rIdv0h3fh5vg7zkpxx6lkslr">
               <w:r>
                 <w:rPr>
                   <w:rFonts w:ascii="Arial" w:cs="Arial" w:eastAsia="Arial" w:hAnsi="Arial"/>
@@ -17393,7 +17393,7 @@
             <w:pPr>
               <w:spacing w:after="20" w:before="0"/>
             </w:pPr>
-            <w:hyperlink w:history="1" r:id="rIdy1v2erw3246insasdjsrp">
+            <w:hyperlink w:history="1" r:id="rIdzmnqet3wnz5tvxnd4us5e">
               <w:r>
                 <w:rPr>
                   <w:rFonts w:ascii="Arial" w:cs="Arial" w:eastAsia="Arial" w:hAnsi="Arial"/>
@@ -17426,7 +17426,7 @@
               <w:spacing w:after="10" w:before="0"/>
               <w:ind w:left="120"/>
             </w:pPr>
-            <w:hyperlink w:history="1" r:id="rIdvwe1i4yp0u5sqtvn_lwbx">
+            <w:hyperlink w:history="1" r:id="rIdq1tv9yd69pvliekhzhqrs">
               <w:r>
                 <w:rPr>
                   <w:rFonts w:ascii="Arial" w:cs="Arial" w:eastAsia="Arial" w:hAnsi="Arial"/>
@@ -17471,7 +17471,7 @@
             <w:pPr>
               <w:spacing w:after="20" w:before="0"/>
             </w:pPr>
-            <w:hyperlink w:history="1" r:id="rIdow02cxtzw63_dg3hh_6ne">
+            <w:hyperlink w:history="1" r:id="rIdhhfh1htjqgbhf9xg1vhdb">
               <w:r>
                 <w:rPr>
                   <w:rFonts w:ascii="Arial" w:cs="Arial" w:eastAsia="Arial" w:hAnsi="Arial"/>
@@ -17504,7 +17504,7 @@
               <w:spacing w:after="10" w:before="0"/>
               <w:ind w:left="120"/>
             </w:pPr>
-            <w:hyperlink w:history="1" r:id="rId39ci7h7vcktrhlnxocau5">
+            <w:hyperlink w:history="1" r:id="rId1bttimvuj6octgg59ahgh">
               <w:r>
                 <w:rPr>
                   <w:rFonts w:ascii="Arial" w:cs="Arial" w:eastAsia="Arial" w:hAnsi="Arial"/>
@@ -19303,7 +19303,7 @@
             <w:pPr>
               <w:spacing w:after="20" w:before="0"/>
             </w:pPr>
-            <w:hyperlink w:history="1" r:id="rIdqwnhsbsrvqihhbbawxn8a">
+            <w:hyperlink w:history="1" r:id="rId4p0x8xao2hnnusuyy_u00">
               <w:r>
                 <w:rPr>
                   <w:rFonts w:ascii="Arial" w:cs="Arial" w:eastAsia="Arial" w:hAnsi="Arial"/>
@@ -19336,7 +19336,7 @@
               <w:spacing w:after="10" w:before="0"/>
               <w:ind w:left="120"/>
             </w:pPr>
-            <w:hyperlink w:history="1" r:id="rIdegmrmxiefyqleliexxgc9">
+            <w:hyperlink w:history="1" r:id="rIdviozre7wdt_zwui7mwlqw">
               <w:r>
                 <w:rPr>
                   <w:rFonts w:ascii="Arial" w:cs="Arial" w:eastAsia="Arial" w:hAnsi="Arial"/>
@@ -19381,7 +19381,7 @@
             <w:pPr>
               <w:spacing w:after="20" w:before="0"/>
             </w:pPr>
-            <w:hyperlink w:history="1" r:id="rIdenoekillxywzbjf_u7mow">
+            <w:hyperlink w:history="1" r:id="rIdkje2sfsraavvg7klzhtbz">
               <w:r>
                 <w:rPr>
                   <w:rFonts w:ascii="Arial" w:cs="Arial" w:eastAsia="Arial" w:hAnsi="Arial"/>
@@ -19414,7 +19414,7 @@
               <w:spacing w:after="10" w:before="0"/>
               <w:ind w:left="120"/>
             </w:pPr>
-            <w:hyperlink w:history="1" r:id="rIdqk196ecs-6-h1gnxz7ugc">
+            <w:hyperlink w:history="1" r:id="rIduu0go0izt1ffzl_fwu9yn">
               <w:r>
                 <w:rPr>
                   <w:rFonts w:ascii="Arial" w:cs="Arial" w:eastAsia="Arial" w:hAnsi="Arial"/>
@@ -19622,7 +19622,7 @@
             <w:pPr>
               <w:spacing w:after="20" w:before="0"/>
             </w:pPr>
-            <w:hyperlink w:history="1" r:id="rIdffey3bok4mie2lo7fcpyy">
+            <w:hyperlink w:history="1" r:id="rIdazl1rircqmnw3tx-d4bbe">
               <w:r>
                 <w:rPr>
                   <w:rFonts w:ascii="Arial" w:cs="Arial" w:eastAsia="Arial" w:hAnsi="Arial"/>
@@ -19655,7 +19655,7 @@
               <w:spacing w:after="10" w:before="0"/>
               <w:ind w:left="120"/>
             </w:pPr>
-            <w:hyperlink w:history="1" r:id="rIdz15byw-wrm8if8prpsuvk">
+            <w:hyperlink w:history="1" r:id="rIdryp7rwnjxv4gklbnobegt">
               <w:r>
                 <w:rPr>
                   <w:rFonts w:ascii="Arial" w:cs="Arial" w:eastAsia="Arial" w:hAnsi="Arial"/>
@@ -19700,7 +19700,7 @@
             <w:pPr>
               <w:spacing w:after="20" w:before="0"/>
             </w:pPr>
-            <w:hyperlink w:history="1" r:id="rIdlksetse9skqtsorsotwer">
+            <w:hyperlink w:history="1" r:id="rIdxnkltizibuudojlcc9fxr">
               <w:r>
                 <w:rPr>
                   <w:rFonts w:ascii="Arial" w:cs="Arial" w:eastAsia="Arial" w:hAnsi="Arial"/>
@@ -19733,7 +19733,7 @@
               <w:spacing w:after="10" w:before="0"/>
               <w:ind w:left="120"/>
             </w:pPr>
-            <w:hyperlink w:history="1" r:id="rIdeajc9gnr4orahnpca3zem">
+            <w:hyperlink w:history="1" r:id="rIdgfo-s55tt40lfonyylih_">
               <w:r>
                 <w:rPr>
                   <w:rFonts w:ascii="Arial" w:cs="Arial" w:eastAsia="Arial" w:hAnsi="Arial"/>
@@ -19941,7 +19941,7 @@
             <w:pPr>
               <w:spacing w:after="20" w:before="0"/>
             </w:pPr>
-            <w:hyperlink w:history="1" r:id="rIdnap4e3kzvkozvuvyya6fl">
+            <w:hyperlink w:history="1" r:id="rIdfxr-c9wjkrletyltj-myy">
               <w:r>
                 <w:rPr>
                   <w:rFonts w:ascii="Arial" w:cs="Arial" w:eastAsia="Arial" w:hAnsi="Arial"/>
@@ -19974,7 +19974,7 @@
               <w:spacing w:after="10" w:before="0"/>
               <w:ind w:left="120"/>
             </w:pPr>
-            <w:hyperlink w:history="1" r:id="rIdk_d_m9vhmffk0-rgps8vu">
+            <w:hyperlink w:history="1" r:id="rIdq6-ebfxgqg1_b6k8nltjp">
               <w:r>
                 <w:rPr>
                   <w:rFonts w:ascii="Arial" w:cs="Arial" w:eastAsia="Arial" w:hAnsi="Arial"/>
@@ -20019,7 +20019,7 @@
             <w:pPr>
               <w:spacing w:after="20" w:before="0"/>
             </w:pPr>
-            <w:hyperlink w:history="1" r:id="rId2fazlksey3kdn6qnoccwn">
+            <w:hyperlink w:history="1" r:id="rIdljftfr3kb8vo60hyvch6e">
               <w:r>
                 <w:rPr>
                   <w:rFonts w:ascii="Arial" w:cs="Arial" w:eastAsia="Arial" w:hAnsi="Arial"/>
@@ -20052,7 +20052,7 @@
               <w:spacing w:after="10" w:before="0"/>
               <w:ind w:left="120"/>
             </w:pPr>
-            <w:hyperlink w:history="1" r:id="rId73numd1-yy3h_atimre_f">
+            <w:hyperlink w:history="1" r:id="rIdevfelmi5xox_9c1n7ws2t">
               <w:r>
                 <w:rPr>
                   <w:rFonts w:ascii="Arial" w:cs="Arial" w:eastAsia="Arial" w:hAnsi="Arial"/>
@@ -20260,7 +20260,7 @@
             <w:pPr>
               <w:spacing w:after="20" w:before="0"/>
             </w:pPr>
-            <w:hyperlink w:history="1" r:id="rId0xngrm7p_ak0a2hq6vrjr">
+            <w:hyperlink w:history="1" r:id="rIdl_jjk8f16htf1raklauyk">
               <w:r>
                 <w:rPr>
                   <w:rFonts w:ascii="Arial" w:cs="Arial" w:eastAsia="Arial" w:hAnsi="Arial"/>
@@ -20293,7 +20293,7 @@
               <w:spacing w:after="10" w:before="0"/>
               <w:ind w:left="120"/>
             </w:pPr>
-            <w:hyperlink w:history="1" r:id="rIdioprpcr8hfw0dcxrxclv8">
+            <w:hyperlink w:history="1" r:id="rIdvhfjwhbjh_n9wdzybtekm">
               <w:r>
                 <w:rPr>
                   <w:rFonts w:ascii="Arial" w:cs="Arial" w:eastAsia="Arial" w:hAnsi="Arial"/>
@@ -20338,7 +20338,7 @@
             <w:pPr>
               <w:spacing w:after="20" w:before="0"/>
             </w:pPr>
-            <w:hyperlink w:history="1" r:id="rIdfzns3or7ldnv6fy8jt0kp">
+            <w:hyperlink w:history="1" r:id="rIdkpfoox0jxm9sxuuchk0tr">
               <w:r>
                 <w:rPr>
                   <w:rFonts w:ascii="Arial" w:cs="Arial" w:eastAsia="Arial" w:hAnsi="Arial"/>
@@ -20371,7 +20371,7 @@
               <w:spacing w:after="10" w:before="0"/>
               <w:ind w:left="120"/>
             </w:pPr>
-            <w:hyperlink w:history="1" r:id="rIdgya-5oc0pgplap0csom8d">
+            <w:hyperlink w:history="1" r:id="rIdy4t-k6szijegwhfp5d1kv">
               <w:r>
                 <w:rPr>
                   <w:rFonts w:ascii="Arial" w:cs="Arial" w:eastAsia="Arial" w:hAnsi="Arial"/>
@@ -20579,7 +20579,7 @@
             <w:pPr>
               <w:spacing w:after="20" w:before="0"/>
             </w:pPr>
-            <w:hyperlink w:history="1" r:id="rIdbc0dcm_gz9intpeqg9c-o">
+            <w:hyperlink w:history="1" r:id="rIdoxnufph-bh47jemi88zhr">
               <w:r>
                 <w:rPr>
                   <w:rFonts w:ascii="Arial" w:cs="Arial" w:eastAsia="Arial" w:hAnsi="Arial"/>
@@ -20612,7 +20612,7 @@
               <w:spacing w:after="10" w:before="0"/>
               <w:ind w:left="120"/>
             </w:pPr>
-            <w:hyperlink w:history="1" r:id="rId4fvyyoe1q3vjnepwa3w13">
+            <w:hyperlink w:history="1" r:id="rIdt0yjgsfzmeyxf6uprriuo">
               <w:r>
                 <w:rPr>
                   <w:rFonts w:ascii="Arial" w:cs="Arial" w:eastAsia="Arial" w:hAnsi="Arial"/>
@@ -20657,7 +20657,7 @@
             <w:pPr>
               <w:spacing w:after="20" w:before="0"/>
             </w:pPr>
-            <w:hyperlink w:history="1" r:id="rId5-8srl3nelzctgv1jumft">
+            <w:hyperlink w:history="1" r:id="rId--naownlaszxpn_esnjd6">
               <w:r>
                 <w:rPr>
                   <w:rFonts w:ascii="Arial" w:cs="Arial" w:eastAsia="Arial" w:hAnsi="Arial"/>
@@ -20690,7 +20690,7 @@
               <w:spacing w:after="10" w:before="0"/>
               <w:ind w:left="120"/>
             </w:pPr>
-            <w:hyperlink w:history="1" r:id="rIdjlvhnzq209ddenyfj7fet">
+            <w:hyperlink w:history="1" r:id="rIdsx0btxxothikhwo6c9hwq">
               <w:r>
                 <w:rPr>
                   <w:rFonts w:ascii="Arial" w:cs="Arial" w:eastAsia="Arial" w:hAnsi="Arial"/>
@@ -22469,7 +22469,7 @@
             <w:pPr>
               <w:spacing w:after="20" w:before="0"/>
             </w:pPr>
-            <w:hyperlink w:history="1" r:id="rIdimn6mtmsum30vwkendd7t">
+            <w:hyperlink w:history="1" r:id="rId_s2zwpxo31norhvfzv9ll">
               <w:r>
                 <w:rPr>
                   <w:rFonts w:ascii="Arial" w:cs="Arial" w:eastAsia="Arial" w:hAnsi="Arial"/>
@@ -22502,7 +22502,7 @@
               <w:spacing w:after="10" w:before="0"/>
               <w:ind w:left="120"/>
             </w:pPr>
-            <w:hyperlink w:history="1" r:id="rIdo1sgi7xdp8lmvd6sl0abz">
+            <w:hyperlink w:history="1" r:id="rIddy0demxl6vtap8qmzkgnw">
               <w:r>
                 <w:rPr>
                   <w:rFonts w:ascii="Arial" w:cs="Arial" w:eastAsia="Arial" w:hAnsi="Arial"/>
@@ -22547,7 +22547,7 @@
             <w:pPr>
               <w:spacing w:after="20" w:before="0"/>
             </w:pPr>
-            <w:hyperlink w:history="1" r:id="rIdpk8tjsw_m4thpbamzi0qv">
+            <w:hyperlink w:history="1" r:id="rIdtuxwxpfmtzeqlv4lbp4qx">
               <w:r>
                 <w:rPr>
                   <w:rFonts w:ascii="Arial" w:cs="Arial" w:eastAsia="Arial" w:hAnsi="Arial"/>
@@ -22580,7 +22580,7 @@
               <w:spacing w:after="10" w:before="0"/>
               <w:ind w:left="120"/>
             </w:pPr>
-            <w:hyperlink w:history="1" r:id="rIdcib2k8qddlr94sqfcryuu">
+            <w:hyperlink w:history="1" r:id="rId0b9wwptj3lj7hi4upfxh4">
               <w:r>
                 <w:rPr>
                   <w:rFonts w:ascii="Arial" w:cs="Arial" w:eastAsia="Arial" w:hAnsi="Arial"/>
@@ -22788,7 +22788,7 @@
             <w:pPr>
               <w:spacing w:after="20" w:before="0"/>
             </w:pPr>
-            <w:hyperlink w:history="1" r:id="rIdxumkgask2yl-vu20jro4q">
+            <w:hyperlink w:history="1" r:id="rIdxqw-w3kvez8mrnqypodbw">
               <w:r>
                 <w:rPr>
                   <w:rFonts w:ascii="Arial" w:cs="Arial" w:eastAsia="Arial" w:hAnsi="Arial"/>
@@ -22821,7 +22821,7 @@
               <w:spacing w:after="10" w:before="0"/>
               <w:ind w:left="120"/>
             </w:pPr>
-            <w:hyperlink w:history="1" r:id="rIdw_xwdji1nl48qilqtbbo-">
+            <w:hyperlink w:history="1" r:id="rId-va3pskgyjrucoqa-glpe">
               <w:r>
                 <w:rPr>
                   <w:rFonts w:ascii="Arial" w:cs="Arial" w:eastAsia="Arial" w:hAnsi="Arial"/>
@@ -22866,7 +22866,7 @@
             <w:pPr>
               <w:spacing w:after="20" w:before="0"/>
             </w:pPr>
-            <w:hyperlink w:history="1" r:id="rId0q8x-hp31ljtkzwvlfzok">
+            <w:hyperlink w:history="1" r:id="rIdax6ebmvup0l87bpe0b0mr">
               <w:r>
                 <w:rPr>
                   <w:rFonts w:ascii="Arial" w:cs="Arial" w:eastAsia="Arial" w:hAnsi="Arial"/>
@@ -22899,7 +22899,7 @@
               <w:spacing w:after="10" w:before="0"/>
               <w:ind w:left="120"/>
             </w:pPr>
-            <w:hyperlink w:history="1" r:id="rIdbbuk8xdzrufsslzvyvwrr">
+            <w:hyperlink w:history="1" r:id="rId3ojat3xkdeondqrpomnhd">
               <w:r>
                 <w:rPr>
                   <w:rFonts w:ascii="Arial" w:cs="Arial" w:eastAsia="Arial" w:hAnsi="Arial"/>
@@ -23107,7 +23107,7 @@
             <w:pPr>
               <w:spacing w:after="20" w:before="0"/>
             </w:pPr>
-            <w:hyperlink w:history="1" r:id="rIdzpfb8nlquisxzg7tw0ts2">
+            <w:hyperlink w:history="1" r:id="rIdxj8f_71zeiixsyqmr8hse">
               <w:r>
                 <w:rPr>
                   <w:rFonts w:ascii="Arial" w:cs="Arial" w:eastAsia="Arial" w:hAnsi="Arial"/>
@@ -23140,7 +23140,7 @@
               <w:spacing w:after="10" w:before="0"/>
               <w:ind w:left="120"/>
             </w:pPr>
-            <w:hyperlink w:history="1" r:id="rIdyqvneomoc7581zl9tcmp_">
+            <w:hyperlink w:history="1" r:id="rIdgekapuefflaghvs0zfn5q">
               <w:r>
                 <w:rPr>
                   <w:rFonts w:ascii="Arial" w:cs="Arial" w:eastAsia="Arial" w:hAnsi="Arial"/>
@@ -23185,7 +23185,7 @@
             <w:pPr>
               <w:spacing w:after="20" w:before="0"/>
             </w:pPr>
-            <w:hyperlink w:history="1" r:id="rIdozxsirkhke2sxm9i2uqdv">
+            <w:hyperlink w:history="1" r:id="rIdbvwnkytvivd_84rvjrh8m">
               <w:r>
                 <w:rPr>
                   <w:rFonts w:ascii="Arial" w:cs="Arial" w:eastAsia="Arial" w:hAnsi="Arial"/>
@@ -23218,7 +23218,7 @@
               <w:spacing w:after="10" w:before="0"/>
               <w:ind w:left="120"/>
             </w:pPr>
-            <w:hyperlink w:history="1" r:id="rIdbgpj-nh4aqrcf35ue0nj5">
+            <w:hyperlink w:history="1" r:id="rIdbdawhslti4z_xz_5jnldh">
               <w:r>
                 <w:rPr>
                   <w:rFonts w:ascii="Arial" w:cs="Arial" w:eastAsia="Arial" w:hAnsi="Arial"/>
@@ -23426,7 +23426,7 @@
             <w:pPr>
               <w:spacing w:after="20" w:before="0"/>
             </w:pPr>
-            <w:hyperlink w:history="1" r:id="rIdsriitevjhmxz091p8p4rk">
+            <w:hyperlink w:history="1" r:id="rIdafugrtrurpynyhtnkkmcs">
               <w:r>
                 <w:rPr>
                   <w:rFonts w:ascii="Arial" w:cs="Arial" w:eastAsia="Arial" w:hAnsi="Arial"/>
@@ -23459,7 +23459,7 @@
               <w:spacing w:after="10" w:before="0"/>
               <w:ind w:left="120"/>
             </w:pPr>
-            <w:hyperlink w:history="1" r:id="rIdsjl1icfgpklxgqfrkcfus">
+            <w:hyperlink w:history="1" r:id="rIdmohfregridilp6m2mxrwn">
               <w:r>
                 <w:rPr>
                   <w:rFonts w:ascii="Arial" w:cs="Arial" w:eastAsia="Arial" w:hAnsi="Arial"/>
@@ -23504,7 +23504,7 @@
             <w:pPr>
               <w:spacing w:after="20" w:before="0"/>
             </w:pPr>
-            <w:hyperlink w:history="1" r:id="rIdpetl5wkmpveadxaaamvmi">
+            <w:hyperlink w:history="1" r:id="rIdhpydooy3jpdmuk3kqtqpj">
               <w:r>
                 <w:rPr>
                   <w:rFonts w:ascii="Arial" w:cs="Arial" w:eastAsia="Arial" w:hAnsi="Arial"/>
@@ -23537,7 +23537,7 @@
               <w:spacing w:after="10" w:before="0"/>
               <w:ind w:left="120"/>
             </w:pPr>
-            <w:hyperlink w:history="1" r:id="rIdthplvng_3ouiirwxdpdyo">
+            <w:hyperlink w:history="1" r:id="rIdvlp9ebsnyzoqyd8zxjkvh">
               <w:r>
                 <w:rPr>
                   <w:rFonts w:ascii="Arial" w:cs="Arial" w:eastAsia="Arial" w:hAnsi="Arial"/>
@@ -23745,7 +23745,7 @@
             <w:pPr>
               <w:spacing w:after="20" w:before="0"/>
             </w:pPr>
-            <w:hyperlink w:history="1" r:id="rId7imyddgpfwwhzbytjffsn">
+            <w:hyperlink w:history="1" r:id="rIdv-nw79vw4fkdlj_rwtwbp">
               <w:r>
                 <w:rPr>
                   <w:rFonts w:ascii="Arial" w:cs="Arial" w:eastAsia="Arial" w:hAnsi="Arial"/>
@@ -23778,7 +23778,7 @@
               <w:spacing w:after="10" w:before="0"/>
               <w:ind w:left="120"/>
             </w:pPr>
-            <w:hyperlink w:history="1" r:id="rId8bsdrn4eyh2escmrexzal">
+            <w:hyperlink w:history="1" r:id="rIdnj2d94mjwnotqkik-lfi4">
               <w:r>
                 <w:rPr>
                   <w:rFonts w:ascii="Arial" w:cs="Arial" w:eastAsia="Arial" w:hAnsi="Arial"/>
@@ -23823,7 +23823,7 @@
             <w:pPr>
               <w:spacing w:after="20" w:before="0"/>
             </w:pPr>
-            <w:hyperlink w:history="1" r:id="rIdromfx6q1x4ojovrn35rvk">
+            <w:hyperlink w:history="1" r:id="rId7cq-pmolajzhkvfdnivy-">
               <w:r>
                 <w:rPr>
                   <w:rFonts w:ascii="Arial" w:cs="Arial" w:eastAsia="Arial" w:hAnsi="Arial"/>
@@ -23856,7 +23856,7 @@
               <w:spacing w:after="10" w:before="0"/>
               <w:ind w:left="120"/>
             </w:pPr>
-            <w:hyperlink w:history="1" r:id="rIdd2kuz68dwjhwo7ulif7th">
+            <w:hyperlink w:history="1" r:id="rIdcuuwztbioognevcit-gg7">
               <w:r>
                 <w:rPr>
                   <w:rFonts w:ascii="Arial" w:cs="Arial" w:eastAsia="Arial" w:hAnsi="Arial"/>
@@ -25579,7 +25579,7 @@
             <w:pPr>
               <w:spacing w:after="20" w:before="0"/>
             </w:pPr>
-            <w:hyperlink w:history="1" r:id="rIdrakjtvma_f2int7qjipka">
+            <w:hyperlink w:history="1" r:id="rId2vl7nzbxdqcc6t0g-df66">
               <w:r>
                 <w:rPr>
                   <w:rFonts w:ascii="Arial" w:cs="Arial" w:eastAsia="Arial" w:hAnsi="Arial"/>
@@ -25612,7 +25612,7 @@
               <w:spacing w:after="10" w:before="0"/>
               <w:ind w:left="120"/>
             </w:pPr>
-            <w:hyperlink w:history="1" r:id="rIdfd6oi-set4zf-u05cmojy">
+            <w:hyperlink w:history="1" r:id="rId7zsxwcfqmu07v0k_bgc6w">
               <w:r>
                 <w:rPr>
                   <w:rFonts w:ascii="Arial" w:cs="Arial" w:eastAsia="Arial" w:hAnsi="Arial"/>
@@ -25657,7 +25657,7 @@
             <w:pPr>
               <w:spacing w:after="20" w:before="0"/>
             </w:pPr>
-            <w:hyperlink w:history="1" r:id="rIdt7f7j03w_dceldn6u2f6o">
+            <w:hyperlink w:history="1" r:id="rId9aytzthv17cm4u8biqphd">
               <w:r>
                 <w:rPr>
                   <w:rFonts w:ascii="Arial" w:cs="Arial" w:eastAsia="Arial" w:hAnsi="Arial"/>
@@ -25690,7 +25690,7 @@
               <w:spacing w:after="10" w:before="0"/>
               <w:ind w:left="120"/>
             </w:pPr>
-            <w:hyperlink w:history="1" r:id="rIdx9-ny7dl4664nm_sbxow8">
+            <w:hyperlink w:history="1" r:id="rIdlozftdezjqp3nvicuj_pj">
               <w:r>
                 <w:rPr>
                   <w:rFonts w:ascii="Arial" w:cs="Arial" w:eastAsia="Arial" w:hAnsi="Arial"/>
@@ -25898,7 +25898,7 @@
             <w:pPr>
               <w:spacing w:after="20" w:before="0"/>
             </w:pPr>
-            <w:hyperlink w:history="1" r:id="rIddyf2smix-xkyimuhqglzj">
+            <w:hyperlink w:history="1" r:id="rIdgpc5yfwgmemfkqeegko3z">
               <w:r>
                 <w:rPr>
                   <w:rFonts w:ascii="Arial" w:cs="Arial" w:eastAsia="Arial" w:hAnsi="Arial"/>
@@ -25931,7 +25931,7 @@
               <w:spacing w:after="10" w:before="0"/>
               <w:ind w:left="120"/>
             </w:pPr>
-            <w:hyperlink w:history="1" r:id="rIdwwaqx33ken37jx0x3_gjh">
+            <w:hyperlink w:history="1" r:id="rIdtkowxx5dfdxmwqtmtxlwt">
               <w:r>
                 <w:rPr>
                   <w:rFonts w:ascii="Arial" w:cs="Arial" w:eastAsia="Arial" w:hAnsi="Arial"/>
@@ -25976,7 +25976,7 @@
             <w:pPr>
               <w:spacing w:after="20" w:before="0"/>
             </w:pPr>
-            <w:hyperlink w:history="1" r:id="rIdoamkb69ssb6jfnnbnqv9q">
+            <w:hyperlink w:history="1" r:id="rIdghpykgre5smekn22e7tky">
               <w:r>
                 <w:rPr>
                   <w:rFonts w:ascii="Arial" w:cs="Arial" w:eastAsia="Arial" w:hAnsi="Arial"/>
@@ -26009,7 +26009,7 @@
               <w:spacing w:after="10" w:before="0"/>
               <w:ind w:left="120"/>
             </w:pPr>
-            <w:hyperlink w:history="1" r:id="rId0rwbc6lc9mqhhzs8ucjvw">
+            <w:hyperlink w:history="1" r:id="rIdk0n6aaoces8owviyysmtl">
               <w:r>
                 <w:rPr>
                   <w:rFonts w:ascii="Arial" w:cs="Arial" w:eastAsia="Arial" w:hAnsi="Arial"/>
@@ -26217,7 +26217,7 @@
             <w:pPr>
               <w:spacing w:after="20" w:before="0"/>
             </w:pPr>
-            <w:hyperlink w:history="1" r:id="rIdxuhu3iylg35cythdoiuka">
+            <w:hyperlink w:history="1" r:id="rIdfw5hwuopv7jiuoi705hh0">
               <w:r>
                 <w:rPr>
                   <w:rFonts w:ascii="Arial" w:cs="Arial" w:eastAsia="Arial" w:hAnsi="Arial"/>
@@ -26250,7 +26250,7 @@
               <w:spacing w:after="10" w:before="0"/>
               <w:ind w:left="120"/>
             </w:pPr>
-            <w:hyperlink w:history="1" r:id="rIdt45gdv49fvnfe2748swah">
+            <w:hyperlink w:history="1" r:id="rId7wdqykvpbuby19smq0qqy">
               <w:r>
                 <w:rPr>
                   <w:rFonts w:ascii="Arial" w:cs="Arial" w:eastAsia="Arial" w:hAnsi="Arial"/>
@@ -26295,7 +26295,7 @@
             <w:pPr>
               <w:spacing w:after="20" w:before="0"/>
             </w:pPr>
-            <w:hyperlink w:history="1" r:id="rIdhjmghnhsmrcqff0mzwzdo">
+            <w:hyperlink w:history="1" r:id="rIdne6hunkzyn2hwr9rraifk">
               <w:r>
                 <w:rPr>
                   <w:rFonts w:ascii="Arial" w:cs="Arial" w:eastAsia="Arial" w:hAnsi="Arial"/>
@@ -26328,7 +26328,7 @@
               <w:spacing w:after="10" w:before="0"/>
               <w:ind w:left="120"/>
             </w:pPr>
-            <w:hyperlink w:history="1" r:id="rIdtup--1eh2cvweshn1vak0">
+            <w:hyperlink w:history="1" r:id="rIdggo_vd2rsmhdhbiwqyh8m">
               <w:r>
                 <w:rPr>
                   <w:rFonts w:ascii="Arial" w:cs="Arial" w:eastAsia="Arial" w:hAnsi="Arial"/>
@@ -26536,7 +26536,7 @@
             <w:pPr>
               <w:spacing w:after="20" w:before="0"/>
             </w:pPr>
-            <w:hyperlink w:history="1" r:id="rId5ed3gejbpodv21uropck_">
+            <w:hyperlink w:history="1" r:id="rId-k2xlgx13iy_eb8ec_aal">
               <w:r>
                 <w:rPr>
                   <w:rFonts w:ascii="Arial" w:cs="Arial" w:eastAsia="Arial" w:hAnsi="Arial"/>
@@ -26569,7 +26569,7 @@
               <w:spacing w:after="10" w:before="0"/>
               <w:ind w:left="120"/>
             </w:pPr>
-            <w:hyperlink w:history="1" r:id="rIdxsvgigohgjo1xxqayhsoe">
+            <w:hyperlink w:history="1" r:id="rIdilbc-zn-bofd9yil1vwis">
               <w:r>
                 <w:rPr>
                   <w:rFonts w:ascii="Arial" w:cs="Arial" w:eastAsia="Arial" w:hAnsi="Arial"/>
@@ -26614,7 +26614,7 @@
             <w:pPr>
               <w:spacing w:after="20" w:before="0"/>
             </w:pPr>
-            <w:hyperlink w:history="1" r:id="rIdj-_yiowu0j0gmuwcfeh31">
+            <w:hyperlink w:history="1" r:id="rId6evzwvsinrh-wziauxwro">
               <w:r>
                 <w:rPr>
                   <w:rFonts w:ascii="Arial" w:cs="Arial" w:eastAsia="Arial" w:hAnsi="Arial"/>
@@ -26647,7 +26647,7 @@
               <w:spacing w:after="10" w:before="0"/>
               <w:ind w:left="120"/>
             </w:pPr>
-            <w:hyperlink w:history="1" r:id="rIdeu2vc_denheee0gwufoex">
+            <w:hyperlink w:history="1" r:id="rIdr3x4jujtjeihzrtrq-xih">
               <w:r>
                 <w:rPr>
                   <w:rFonts w:ascii="Arial" w:cs="Arial" w:eastAsia="Arial" w:hAnsi="Arial"/>
@@ -26855,7 +26855,7 @@
             <w:pPr>
               <w:spacing w:after="20" w:before="0"/>
             </w:pPr>
-            <w:hyperlink w:history="1" r:id="rIdq_a8tdjk0rajmegnc0bhu">
+            <w:hyperlink w:history="1" r:id="rIdec0ybj69h-d8payww8dtz">
               <w:r>
                 <w:rPr>
                   <w:rFonts w:ascii="Arial" w:cs="Arial" w:eastAsia="Arial" w:hAnsi="Arial"/>
@@ -26888,7 +26888,7 @@
               <w:spacing w:after="10" w:before="0"/>
               <w:ind w:left="120"/>
             </w:pPr>
-            <w:hyperlink w:history="1" r:id="rIdo4v-glf2e1lasgxz6e_mv">
+            <w:hyperlink w:history="1" r:id="rId7idrsax0edrfied-1ygm_">
               <w:r>
                 <w:rPr>
                   <w:rFonts w:ascii="Arial" w:cs="Arial" w:eastAsia="Arial" w:hAnsi="Arial"/>
@@ -26933,7 +26933,7 @@
             <w:pPr>
               <w:spacing w:after="20" w:before="0"/>
             </w:pPr>
-            <w:hyperlink w:history="1" r:id="rIddel-advbvrgunvr-igaod">
+            <w:hyperlink w:history="1" r:id="rIdy_gcona-wjttksmwyisrz">
               <w:r>
                 <w:rPr>
                   <w:rFonts w:ascii="Arial" w:cs="Arial" w:eastAsia="Arial" w:hAnsi="Arial"/>
@@ -26966,7 +26966,7 @@
               <w:spacing w:after="10" w:before="0"/>
               <w:ind w:left="120"/>
             </w:pPr>
-            <w:hyperlink w:history="1" r:id="rIdraa6vjvf4o9aupeqn1fav">
+            <w:hyperlink w:history="1" r:id="rIdxlga-rkqytlxapq0lauba">
               <w:r>
                 <w:rPr>
                   <w:rFonts w:ascii="Arial" w:cs="Arial" w:eastAsia="Arial" w:hAnsi="Arial"/>

--- a/data/outputs/docx/Grade 10 Chemistry/Chemistry 1.4/Chemistry_Chemical_Bonding_CBE_LessonSequence.docx
+++ b/data/outputs/docx/Grade 10 Chemistry/Chemistry 1.4/Chemistry_Chemical_Bonding_CBE_LessonSequence.docx
@@ -3661,7 +3661,7 @@
             <w:pPr>
               <w:spacing w:after="20" w:before="0"/>
             </w:pPr>
-            <w:hyperlink w:history="1" r:id="rIdveoqwzsiolvanvp-pyvuw">
+            <w:hyperlink w:history="1" r:id="rIdfihfwwsgvh4hsjmcejohj">
               <w:r>
                 <w:rPr>
                   <w:rFonts w:ascii="Arial" w:cs="Arial" w:eastAsia="Arial" w:hAnsi="Arial"/>
@@ -3694,7 +3694,7 @@
               <w:spacing w:after="10" w:before="0"/>
               <w:ind w:left="120"/>
             </w:pPr>
-            <w:hyperlink w:history="1" r:id="rIdzgmnkdj8xp3ubqrznmhrj">
+            <w:hyperlink w:history="1" r:id="rIdf1xkxkd9-9xhui_nvnonp">
               <w:r>
                 <w:rPr>
                   <w:rFonts w:ascii="Arial" w:cs="Arial" w:eastAsia="Arial" w:hAnsi="Arial"/>
@@ -3739,7 +3739,7 @@
             <w:pPr>
               <w:spacing w:after="20" w:before="0"/>
             </w:pPr>
-            <w:hyperlink w:history="1" r:id="rIdi_gdr1eccloyy-fnex_a1">
+            <w:hyperlink w:history="1" r:id="rId0ni76ixy8hn34fsrdimq-">
               <w:r>
                 <w:rPr>
                   <w:rFonts w:ascii="Arial" w:cs="Arial" w:eastAsia="Arial" w:hAnsi="Arial"/>
@@ -3772,7 +3772,7 @@
               <w:spacing w:after="10" w:before="0"/>
               <w:ind w:left="120"/>
             </w:pPr>
-            <w:hyperlink w:history="1" r:id="rId-3pqptuz26c1mlmfrvqwi">
+            <w:hyperlink w:history="1" r:id="rId-lft5pfgytuek4bdb3lbh">
               <w:r>
                 <w:rPr>
                   <w:rFonts w:ascii="Arial" w:cs="Arial" w:eastAsia="Arial" w:hAnsi="Arial"/>
@@ -3980,7 +3980,7 @@
             <w:pPr>
               <w:spacing w:after="20" w:before="0"/>
             </w:pPr>
-            <w:hyperlink w:history="1" r:id="rIddxjwfklvwbipap6kqg9ry">
+            <w:hyperlink w:history="1" r:id="rIdmrxwjmlwqj4friy97bmgg">
               <w:r>
                 <w:rPr>
                   <w:rFonts w:ascii="Arial" w:cs="Arial" w:eastAsia="Arial" w:hAnsi="Arial"/>
@@ -4013,7 +4013,7 @@
               <w:spacing w:after="10" w:before="0"/>
               <w:ind w:left="120"/>
             </w:pPr>
-            <w:hyperlink w:history="1" r:id="rIdevzjthgknpq8unbqpryzm">
+            <w:hyperlink w:history="1" r:id="rIdm7bxoqfpzels0gicwfarm">
               <w:r>
                 <w:rPr>
                   <w:rFonts w:ascii="Arial" w:cs="Arial" w:eastAsia="Arial" w:hAnsi="Arial"/>
@@ -4058,7 +4058,7 @@
             <w:pPr>
               <w:spacing w:after="20" w:before="0"/>
             </w:pPr>
-            <w:hyperlink w:history="1" r:id="rIdsexb1lwvz9_go9cy4imny">
+            <w:hyperlink w:history="1" r:id="rIduigskgus6gy_ea4fqsgha">
               <w:r>
                 <w:rPr>
                   <w:rFonts w:ascii="Arial" w:cs="Arial" w:eastAsia="Arial" w:hAnsi="Arial"/>
@@ -4091,7 +4091,7 @@
               <w:spacing w:after="10" w:before="0"/>
               <w:ind w:left="120"/>
             </w:pPr>
-            <w:hyperlink w:history="1" r:id="rIdaji5mqdhmb6dpupfe8ngk">
+            <w:hyperlink w:history="1" r:id="rIdydoky5zfmsreb6hqdzq54">
               <w:r>
                 <w:rPr>
                   <w:rFonts w:ascii="Arial" w:cs="Arial" w:eastAsia="Arial" w:hAnsi="Arial"/>
@@ -4299,7 +4299,7 @@
             <w:pPr>
               <w:spacing w:after="20" w:before="0"/>
             </w:pPr>
-            <w:hyperlink w:history="1" r:id="rId_ev0lsg9eg0dqu1h01mf5">
+            <w:hyperlink w:history="1" r:id="rIdrdbusxfvygvhbl9inczff">
               <w:r>
                 <w:rPr>
                   <w:rFonts w:ascii="Arial" w:cs="Arial" w:eastAsia="Arial" w:hAnsi="Arial"/>
@@ -4332,7 +4332,7 @@
               <w:spacing w:after="10" w:before="0"/>
               <w:ind w:left="120"/>
             </w:pPr>
-            <w:hyperlink w:history="1" r:id="rIdw8cdxl4sdnsfipwpzqbyh">
+            <w:hyperlink w:history="1" r:id="rIdwjshtrxyzgyvbn0rxvmzu">
               <w:r>
                 <w:rPr>
                   <w:rFonts w:ascii="Arial" w:cs="Arial" w:eastAsia="Arial" w:hAnsi="Arial"/>
@@ -4377,7 +4377,7 @@
             <w:pPr>
               <w:spacing w:after="20" w:before="0"/>
             </w:pPr>
-            <w:hyperlink w:history="1" r:id="rIdepwxtyaayezvhjvhqwsu5">
+            <w:hyperlink w:history="1" r:id="rIdezzwaextoyhx1xqfgsj0f">
               <w:r>
                 <w:rPr>
                   <w:rFonts w:ascii="Arial" w:cs="Arial" w:eastAsia="Arial" w:hAnsi="Arial"/>
@@ -4410,7 +4410,7 @@
               <w:spacing w:after="10" w:before="0"/>
               <w:ind w:left="120"/>
             </w:pPr>
-            <w:hyperlink w:history="1" r:id="rIdw5bye6dpuncbyztr6x-pn">
+            <w:hyperlink w:history="1" r:id="rIdsd9mzm9sb3aybtezpzxbl">
               <w:r>
                 <w:rPr>
                   <w:rFonts w:ascii="Arial" w:cs="Arial" w:eastAsia="Arial" w:hAnsi="Arial"/>
@@ -4618,7 +4618,7 @@
             <w:pPr>
               <w:spacing w:after="20" w:before="0"/>
             </w:pPr>
-            <w:hyperlink w:history="1" r:id="rIdyz2psxrnmu4isnmll9r36">
+            <w:hyperlink w:history="1" r:id="rIdbhsi5ck8oxbrb5fvurf5i">
               <w:r>
                 <w:rPr>
                   <w:rFonts w:ascii="Arial" w:cs="Arial" w:eastAsia="Arial" w:hAnsi="Arial"/>
@@ -4651,7 +4651,7 @@
               <w:spacing w:after="10" w:before="0"/>
               <w:ind w:left="120"/>
             </w:pPr>
-            <w:hyperlink w:history="1" r:id="rId5m8xlst2mvhwlk-aujded">
+            <w:hyperlink w:history="1" r:id="rIdhugeiejfksj_x32_kumgo">
               <w:r>
                 <w:rPr>
                   <w:rFonts w:ascii="Arial" w:cs="Arial" w:eastAsia="Arial" w:hAnsi="Arial"/>
@@ -4696,7 +4696,7 @@
             <w:pPr>
               <w:spacing w:after="20" w:before="0"/>
             </w:pPr>
-            <w:hyperlink w:history="1" r:id="rIdogcvrfuggxazxuymzgyak">
+            <w:hyperlink w:history="1" r:id="rIdkqgh35kfzjv0yydksvfdr">
               <w:r>
                 <w:rPr>
                   <w:rFonts w:ascii="Arial" w:cs="Arial" w:eastAsia="Arial" w:hAnsi="Arial"/>
@@ -4729,7 +4729,7 @@
               <w:spacing w:after="10" w:before="0"/>
               <w:ind w:left="120"/>
             </w:pPr>
-            <w:hyperlink w:history="1" r:id="rId5i06snnlm4u3kailbwukq">
+            <w:hyperlink w:history="1" r:id="rIdsdsfyu7hn_7amcqhpwaec">
               <w:r>
                 <w:rPr>
                   <w:rFonts w:ascii="Arial" w:cs="Arial" w:eastAsia="Arial" w:hAnsi="Arial"/>
@@ -4937,7 +4937,7 @@
             <w:pPr>
               <w:spacing w:after="20" w:before="0"/>
             </w:pPr>
-            <w:hyperlink w:history="1" r:id="rIdgtbc0kk5e7hq1g2ismyuk">
+            <w:hyperlink w:history="1" r:id="rIdi4m1t5qihj_s74dh3i5_k">
               <w:r>
                 <w:rPr>
                   <w:rFonts w:ascii="Arial" w:cs="Arial" w:eastAsia="Arial" w:hAnsi="Arial"/>
@@ -4970,7 +4970,7 @@
               <w:spacing w:after="10" w:before="0"/>
               <w:ind w:left="120"/>
             </w:pPr>
-            <w:hyperlink w:history="1" r:id="rIduat7popw1ce1ju1z7wmcv">
+            <w:hyperlink w:history="1" r:id="rIdssqx32znyh93clnti7kn6">
               <w:r>
                 <w:rPr>
                   <w:rFonts w:ascii="Arial" w:cs="Arial" w:eastAsia="Arial" w:hAnsi="Arial"/>
@@ -5015,7 +5015,7 @@
             <w:pPr>
               <w:spacing w:after="20" w:before="0"/>
             </w:pPr>
-            <w:hyperlink w:history="1" r:id="rIdcoer5vdcvktewtkpinpna">
+            <w:hyperlink w:history="1" r:id="rIdzhrrxz4r37hgglthpe9ze">
               <w:r>
                 <w:rPr>
                   <w:rFonts w:ascii="Arial" w:cs="Arial" w:eastAsia="Arial" w:hAnsi="Arial"/>
@@ -5048,7 +5048,7 @@
               <w:spacing w:after="10" w:before="0"/>
               <w:ind w:left="120"/>
             </w:pPr>
-            <w:hyperlink w:history="1" r:id="rIdldfwmilxogoy8mbpdaxge">
+            <w:hyperlink w:history="1" r:id="rIdsxvejymow35g9bq9fzjab">
               <w:r>
                 <w:rPr>
                   <w:rFonts w:ascii="Arial" w:cs="Arial" w:eastAsia="Arial" w:hAnsi="Arial"/>
@@ -6751,7 +6751,7 @@
             <w:pPr>
               <w:spacing w:after="20" w:before="0"/>
             </w:pPr>
-            <w:hyperlink w:history="1" r:id="rIday5hed_zcglsefw_pl8qx">
+            <w:hyperlink w:history="1" r:id="rId34uc5owifah-smufpewka">
               <w:r>
                 <w:rPr>
                   <w:rFonts w:ascii="Arial" w:cs="Arial" w:eastAsia="Arial" w:hAnsi="Arial"/>
@@ -6784,7 +6784,7 @@
               <w:spacing w:after="10" w:before="0"/>
               <w:ind w:left="120"/>
             </w:pPr>
-            <w:hyperlink w:history="1" r:id="rId2lrqhx6q-li5n0-goayat">
+            <w:hyperlink w:history="1" r:id="rIdy1sio3y9tfdh5uq5vv9ee">
               <w:r>
                 <w:rPr>
                   <w:rFonts w:ascii="Arial" w:cs="Arial" w:eastAsia="Arial" w:hAnsi="Arial"/>
@@ -6829,7 +6829,7 @@
             <w:pPr>
               <w:spacing w:after="20" w:before="0"/>
             </w:pPr>
-            <w:hyperlink w:history="1" r:id="rIdluj0qjwl9fcfpf4ncwtcj">
+            <w:hyperlink w:history="1" r:id="rIdqgkzdnbnhnp6ssrxcnfvq">
               <w:r>
                 <w:rPr>
                   <w:rFonts w:ascii="Arial" w:cs="Arial" w:eastAsia="Arial" w:hAnsi="Arial"/>
@@ -6862,7 +6862,7 @@
               <w:spacing w:after="10" w:before="0"/>
               <w:ind w:left="120"/>
             </w:pPr>
-            <w:hyperlink w:history="1" r:id="rIdlho-9livr0aramwe2cfkz">
+            <w:hyperlink w:history="1" r:id="rIdbzhsgyzkp_r7ek-7dobo3">
               <w:r>
                 <w:rPr>
                   <w:rFonts w:ascii="Arial" w:cs="Arial" w:eastAsia="Arial" w:hAnsi="Arial"/>
@@ -7070,7 +7070,7 @@
             <w:pPr>
               <w:spacing w:after="20" w:before="0"/>
             </w:pPr>
-            <w:hyperlink w:history="1" r:id="rIdo6_m9lekouudqhii8o3cb">
+            <w:hyperlink w:history="1" r:id="rIdc290xaq-5qfketq_wkoal">
               <w:r>
                 <w:rPr>
                   <w:rFonts w:ascii="Arial" w:cs="Arial" w:eastAsia="Arial" w:hAnsi="Arial"/>
@@ -7103,7 +7103,7 @@
               <w:spacing w:after="10" w:before="0"/>
               <w:ind w:left="120"/>
             </w:pPr>
-            <w:hyperlink w:history="1" r:id="rIdvtk9fuyfwvg6nd-d0q0c5">
+            <w:hyperlink w:history="1" r:id="rIduu-vhgadofyufez46sc7c">
               <w:r>
                 <w:rPr>
                   <w:rFonts w:ascii="Arial" w:cs="Arial" w:eastAsia="Arial" w:hAnsi="Arial"/>
@@ -7148,7 +7148,7 @@
             <w:pPr>
               <w:spacing w:after="20" w:before="0"/>
             </w:pPr>
-            <w:hyperlink w:history="1" r:id="rIdhd0xie52lzrl-cxlczzjf">
+            <w:hyperlink w:history="1" r:id="rIdw5fqgf2wzpsop68eiyypb">
               <w:r>
                 <w:rPr>
                   <w:rFonts w:ascii="Arial" w:cs="Arial" w:eastAsia="Arial" w:hAnsi="Arial"/>
@@ -7181,7 +7181,7 @@
               <w:spacing w:after="10" w:before="0"/>
               <w:ind w:left="120"/>
             </w:pPr>
-            <w:hyperlink w:history="1" r:id="rIdjvpbbzor9bqgewfggyzak">
+            <w:hyperlink w:history="1" r:id="rId1zuo56tlt2vetxb_uj5qg">
               <w:r>
                 <w:rPr>
                   <w:rFonts w:ascii="Arial" w:cs="Arial" w:eastAsia="Arial" w:hAnsi="Arial"/>
@@ -7389,7 +7389,7 @@
             <w:pPr>
               <w:spacing w:after="20" w:before="0"/>
             </w:pPr>
-            <w:hyperlink w:history="1" r:id="rIde-6zue9prkhajiqalthh-">
+            <w:hyperlink w:history="1" r:id="rId-4htonpmmnf13jyrndouk">
               <w:r>
                 <w:rPr>
                   <w:rFonts w:ascii="Arial" w:cs="Arial" w:eastAsia="Arial" w:hAnsi="Arial"/>
@@ -7422,7 +7422,7 @@
               <w:spacing w:after="10" w:before="0"/>
               <w:ind w:left="120"/>
             </w:pPr>
-            <w:hyperlink w:history="1" r:id="rId0hqgm2wqfppp5xp4pbubq">
+            <w:hyperlink w:history="1" r:id="rIdlzr9eybcddjokwb62dlkw">
               <w:r>
                 <w:rPr>
                   <w:rFonts w:ascii="Arial" w:cs="Arial" w:eastAsia="Arial" w:hAnsi="Arial"/>
@@ -7467,7 +7467,7 @@
             <w:pPr>
               <w:spacing w:after="20" w:before="0"/>
             </w:pPr>
-            <w:hyperlink w:history="1" r:id="rIdf-034f2ekgy4quxfma3od">
+            <w:hyperlink w:history="1" r:id="rIdsfbw0s3v3udezuox_u4ve">
               <w:r>
                 <w:rPr>
                   <w:rFonts w:ascii="Arial" w:cs="Arial" w:eastAsia="Arial" w:hAnsi="Arial"/>
@@ -7500,7 +7500,7 @@
               <w:spacing w:after="10" w:before="0"/>
               <w:ind w:left="120"/>
             </w:pPr>
-            <w:hyperlink w:history="1" r:id="rIdq8mc1xontehkgkxfvrzef">
+            <w:hyperlink w:history="1" r:id="rIduqrzdpg4fwrymkadopryo">
               <w:r>
                 <w:rPr>
                   <w:rFonts w:ascii="Arial" w:cs="Arial" w:eastAsia="Arial" w:hAnsi="Arial"/>
@@ -7708,7 +7708,7 @@
             <w:pPr>
               <w:spacing w:after="20" w:before="0"/>
             </w:pPr>
-            <w:hyperlink w:history="1" r:id="rIdtbwobsplve3z4fokciryj">
+            <w:hyperlink w:history="1" r:id="rId9q5ojewperku7k51rwo2v">
               <w:r>
                 <w:rPr>
                   <w:rFonts w:ascii="Arial" w:cs="Arial" w:eastAsia="Arial" w:hAnsi="Arial"/>
@@ -7741,7 +7741,7 @@
               <w:spacing w:after="10" w:before="0"/>
               <w:ind w:left="120"/>
             </w:pPr>
-            <w:hyperlink w:history="1" r:id="rIdqbmkg6mhlby8b03opvraa">
+            <w:hyperlink w:history="1" r:id="rIdl0v2xet-3zbu3-tb78hxm">
               <w:r>
                 <w:rPr>
                   <w:rFonts w:ascii="Arial" w:cs="Arial" w:eastAsia="Arial" w:hAnsi="Arial"/>
@@ -7786,7 +7786,7 @@
             <w:pPr>
               <w:spacing w:after="20" w:before="0"/>
             </w:pPr>
-            <w:hyperlink w:history="1" r:id="rIdr8_hmkcydfqi9fenltbc_">
+            <w:hyperlink w:history="1" r:id="rIdjz5viiokm_-vlymf_22cz">
               <w:r>
                 <w:rPr>
                   <w:rFonts w:ascii="Arial" w:cs="Arial" w:eastAsia="Arial" w:hAnsi="Arial"/>
@@ -7819,7 +7819,7 @@
               <w:spacing w:after="10" w:before="0"/>
               <w:ind w:left="120"/>
             </w:pPr>
-            <w:hyperlink w:history="1" r:id="rIdzxnggzbia6ou2oo8nh2gs">
+            <w:hyperlink w:history="1" r:id="rIdhobxhw0pyu_r2ruwpepum">
               <w:r>
                 <w:rPr>
                   <w:rFonts w:ascii="Arial" w:cs="Arial" w:eastAsia="Arial" w:hAnsi="Arial"/>
@@ -8027,7 +8027,7 @@
             <w:pPr>
               <w:spacing w:after="20" w:before="0"/>
             </w:pPr>
-            <w:hyperlink w:history="1" r:id="rIderiehjgtebbjyymfjh68c">
+            <w:hyperlink w:history="1" r:id="rIdbb6qfdloviwgqlf5ad9hg">
               <w:r>
                 <w:rPr>
                   <w:rFonts w:ascii="Arial" w:cs="Arial" w:eastAsia="Arial" w:hAnsi="Arial"/>
@@ -8060,7 +8060,7 @@
               <w:spacing w:after="10" w:before="0"/>
               <w:ind w:left="120"/>
             </w:pPr>
-            <w:hyperlink w:history="1" r:id="rIdxngbugjlzzpj3ce-cxntq">
+            <w:hyperlink w:history="1" r:id="rIdgidt8d4d454rroob2kpmy">
               <w:r>
                 <w:rPr>
                   <w:rFonts w:ascii="Arial" w:cs="Arial" w:eastAsia="Arial" w:hAnsi="Arial"/>
@@ -8105,7 +8105,7 @@
             <w:pPr>
               <w:spacing w:after="20" w:before="0"/>
             </w:pPr>
-            <w:hyperlink w:history="1" r:id="rIdmpc-kw9ouh6btelriqiqg">
+            <w:hyperlink w:history="1" r:id="rIdn9uowi_b8qya5ymoli0op">
               <w:r>
                 <w:rPr>
                   <w:rFonts w:ascii="Arial" w:cs="Arial" w:eastAsia="Arial" w:hAnsi="Arial"/>
@@ -8138,7 +8138,7 @@
               <w:spacing w:after="10" w:before="0"/>
               <w:ind w:left="120"/>
             </w:pPr>
-            <w:hyperlink w:history="1" r:id="rIdsfgvyct3kmg2idiln_dh6">
+            <w:hyperlink w:history="1" r:id="rId9364suob0hd0n9jjyb_zb">
               <w:r>
                 <w:rPr>
                   <w:rFonts w:ascii="Arial" w:cs="Arial" w:eastAsia="Arial" w:hAnsi="Arial"/>
@@ -9861,7 +9861,7 @@
             <w:pPr>
               <w:spacing w:after="20" w:before="0"/>
             </w:pPr>
-            <w:hyperlink w:history="1" r:id="rId0la2hscgwrrudga1br2-6">
+            <w:hyperlink w:history="1" r:id="rIdfr19ly0lclcohvr66zdug">
               <w:r>
                 <w:rPr>
                   <w:rFonts w:ascii="Arial" w:cs="Arial" w:eastAsia="Arial" w:hAnsi="Arial"/>
@@ -9894,7 +9894,7 @@
               <w:spacing w:after="10" w:before="0"/>
               <w:ind w:left="120"/>
             </w:pPr>
-            <w:hyperlink w:history="1" r:id="rIdpyuuhb9y97f0ng57xqb2o">
+            <w:hyperlink w:history="1" r:id="rIdzf53bt-romam44whpq_un">
               <w:r>
                 <w:rPr>
                   <w:rFonts w:ascii="Arial" w:cs="Arial" w:eastAsia="Arial" w:hAnsi="Arial"/>
@@ -9939,7 +9939,7 @@
             <w:pPr>
               <w:spacing w:after="20" w:before="0"/>
             </w:pPr>
-            <w:hyperlink w:history="1" r:id="rId1wmgjmem_y1yqtk5klevx">
+            <w:hyperlink w:history="1" r:id="rIdwcqvbnfq_mayrkdm5nxjb">
               <w:r>
                 <w:rPr>
                   <w:rFonts w:ascii="Arial" w:cs="Arial" w:eastAsia="Arial" w:hAnsi="Arial"/>
@@ -9972,7 +9972,7 @@
               <w:spacing w:after="10" w:before="0"/>
               <w:ind w:left="120"/>
             </w:pPr>
-            <w:hyperlink w:history="1" r:id="rIde9pl3hygbkhtuo5xrs0e5">
+            <w:hyperlink w:history="1" r:id="rIduowifk3sftnpu6ynawfrx">
               <w:r>
                 <w:rPr>
                   <w:rFonts w:ascii="Arial" w:cs="Arial" w:eastAsia="Arial" w:hAnsi="Arial"/>
@@ -10180,7 +10180,7 @@
             <w:pPr>
               <w:spacing w:after="20" w:before="0"/>
             </w:pPr>
-            <w:hyperlink w:history="1" r:id="rIdwbpww6grf7xhuzl4jjjfx">
+            <w:hyperlink w:history="1" r:id="rIdnaj-wxiwr_butb2pl9uzv">
               <w:r>
                 <w:rPr>
                   <w:rFonts w:ascii="Arial" w:cs="Arial" w:eastAsia="Arial" w:hAnsi="Arial"/>
@@ -10213,7 +10213,7 @@
               <w:spacing w:after="10" w:before="0"/>
               <w:ind w:left="120"/>
             </w:pPr>
-            <w:hyperlink w:history="1" r:id="rId1vdchfzpl-ihgu9g7azhn">
+            <w:hyperlink w:history="1" r:id="rIdyjatnndtvu1gin2-7mjbd">
               <w:r>
                 <w:rPr>
                   <w:rFonts w:ascii="Arial" w:cs="Arial" w:eastAsia="Arial" w:hAnsi="Arial"/>
@@ -10258,7 +10258,7 @@
             <w:pPr>
               <w:spacing w:after="20" w:before="0"/>
             </w:pPr>
-            <w:hyperlink w:history="1" r:id="rIdnk5thkwzpdm_vbpk7jeqj">
+            <w:hyperlink w:history="1" r:id="rIdwqt1we9ylmjnr_76gcruj">
               <w:r>
                 <w:rPr>
                   <w:rFonts w:ascii="Arial" w:cs="Arial" w:eastAsia="Arial" w:hAnsi="Arial"/>
@@ -10291,7 +10291,7 @@
               <w:spacing w:after="10" w:before="0"/>
               <w:ind w:left="120"/>
             </w:pPr>
-            <w:hyperlink w:history="1" r:id="rIdlz7t9drnmwpa5_4yutzka">
+            <w:hyperlink w:history="1" r:id="rIdeb73rtk15m2gvndukubdg">
               <w:r>
                 <w:rPr>
                   <w:rFonts w:ascii="Arial" w:cs="Arial" w:eastAsia="Arial" w:hAnsi="Arial"/>
@@ -10499,7 +10499,7 @@
             <w:pPr>
               <w:spacing w:after="20" w:before="0"/>
             </w:pPr>
-            <w:hyperlink w:history="1" r:id="rIdqtwkjntnd6d47o2sq0nhw">
+            <w:hyperlink w:history="1" r:id="rIdjxt6sgvvfzvzq61sbhoru">
               <w:r>
                 <w:rPr>
                   <w:rFonts w:ascii="Arial" w:cs="Arial" w:eastAsia="Arial" w:hAnsi="Arial"/>
@@ -10532,7 +10532,7 @@
               <w:spacing w:after="10" w:before="0"/>
               <w:ind w:left="120"/>
             </w:pPr>
-            <w:hyperlink w:history="1" r:id="rIdsbrv1j-vmiibisdjgggdl">
+            <w:hyperlink w:history="1" r:id="rIdzklhqi8gjg5ls1m4x_it4">
               <w:r>
                 <w:rPr>
                   <w:rFonts w:ascii="Arial" w:cs="Arial" w:eastAsia="Arial" w:hAnsi="Arial"/>
@@ -10577,7 +10577,7 @@
             <w:pPr>
               <w:spacing w:after="20" w:before="0"/>
             </w:pPr>
-            <w:hyperlink w:history="1" r:id="rIdawfjek0-krp_j0dtnvldv">
+            <w:hyperlink w:history="1" r:id="rIdfjhd279eivtpnvmch4vvr">
               <w:r>
                 <w:rPr>
                   <w:rFonts w:ascii="Arial" w:cs="Arial" w:eastAsia="Arial" w:hAnsi="Arial"/>
@@ -10610,7 +10610,7 @@
               <w:spacing w:after="10" w:before="0"/>
               <w:ind w:left="120"/>
             </w:pPr>
-            <w:hyperlink w:history="1" r:id="rIdxyejbxjv7ltbirlhbpupl">
+            <w:hyperlink w:history="1" r:id="rIdlziw2hjqkow6aravw6niu">
               <w:r>
                 <w:rPr>
                   <w:rFonts w:ascii="Arial" w:cs="Arial" w:eastAsia="Arial" w:hAnsi="Arial"/>
@@ -10818,7 +10818,7 @@
             <w:pPr>
               <w:spacing w:after="20" w:before="0"/>
             </w:pPr>
-            <w:hyperlink w:history="1" r:id="rIdjbycmbbtevmhu5ynlnmbg">
+            <w:hyperlink w:history="1" r:id="rIda6gg2zp0labbssrorqm-a">
               <w:r>
                 <w:rPr>
                   <w:rFonts w:ascii="Arial" w:cs="Arial" w:eastAsia="Arial" w:hAnsi="Arial"/>
@@ -10851,7 +10851,7 @@
               <w:spacing w:after="10" w:before="0"/>
               <w:ind w:left="120"/>
             </w:pPr>
-            <w:hyperlink w:history="1" r:id="rId6wds0djbw3s4ytyfh6qa4">
+            <w:hyperlink w:history="1" r:id="rIdtdqarywvksbtt8umtu0cv">
               <w:r>
                 <w:rPr>
                   <w:rFonts w:ascii="Arial" w:cs="Arial" w:eastAsia="Arial" w:hAnsi="Arial"/>
@@ -10896,7 +10896,7 @@
             <w:pPr>
               <w:spacing w:after="20" w:before="0"/>
             </w:pPr>
-            <w:hyperlink w:history="1" r:id="rIdkkvfvtqiidkfnt7ur8moz">
+            <w:hyperlink w:history="1" r:id="rIdbzwhqilzpcdougtbnnivw">
               <w:r>
                 <w:rPr>
                   <w:rFonts w:ascii="Arial" w:cs="Arial" w:eastAsia="Arial" w:hAnsi="Arial"/>
@@ -10929,7 +10929,7 @@
               <w:spacing w:after="10" w:before="0"/>
               <w:ind w:left="120"/>
             </w:pPr>
-            <w:hyperlink w:history="1" r:id="rIdnvg4ucdx3rhctp52pothj">
+            <w:hyperlink w:history="1" r:id="rIdsn8tnaoh0xmwag1q49dwd">
               <w:r>
                 <w:rPr>
                   <w:rFonts w:ascii="Arial" w:cs="Arial" w:eastAsia="Arial" w:hAnsi="Arial"/>
@@ -11137,7 +11137,7 @@
             <w:pPr>
               <w:spacing w:after="20" w:before="0"/>
             </w:pPr>
-            <w:hyperlink w:history="1" r:id="rIdns69_ck0c_nsj_ev1gzhu">
+            <w:hyperlink w:history="1" r:id="rId0k9glnk2kq7ln-pospol0">
               <w:r>
                 <w:rPr>
                   <w:rFonts w:ascii="Arial" w:cs="Arial" w:eastAsia="Arial" w:hAnsi="Arial"/>
@@ -11170,7 +11170,7 @@
               <w:spacing w:after="10" w:before="0"/>
               <w:ind w:left="120"/>
             </w:pPr>
-            <w:hyperlink w:history="1" r:id="rIdwekwga1wrdx7b9b6p-fvt">
+            <w:hyperlink w:history="1" r:id="rIdgxtyf9xru92zrv7wvfywo">
               <w:r>
                 <w:rPr>
                   <w:rFonts w:ascii="Arial" w:cs="Arial" w:eastAsia="Arial" w:hAnsi="Arial"/>
@@ -11215,7 +11215,7 @@
             <w:pPr>
               <w:spacing w:after="20" w:before="0"/>
             </w:pPr>
-            <w:hyperlink w:history="1" r:id="rIdz9qpa6ulvee_25wrlksz3">
+            <w:hyperlink w:history="1" r:id="rIdm34xwan98djuvm9f3u2yz">
               <w:r>
                 <w:rPr>
                   <w:rFonts w:ascii="Arial" w:cs="Arial" w:eastAsia="Arial" w:hAnsi="Arial"/>
@@ -11248,7 +11248,7 @@
               <w:spacing w:after="10" w:before="0"/>
               <w:ind w:left="120"/>
             </w:pPr>
-            <w:hyperlink w:history="1" r:id="rIdxpaxkw__ftzn2qyp4t6wi">
+            <w:hyperlink w:history="1" r:id="rIdjaiijek5uj3uy5jkzegez">
               <w:r>
                 <w:rPr>
                   <w:rFonts w:ascii="Arial" w:cs="Arial" w:eastAsia="Arial" w:hAnsi="Arial"/>
@@ -13027,7 +13027,7 @@
             <w:pPr>
               <w:spacing w:after="20" w:before="0"/>
             </w:pPr>
-            <w:hyperlink w:history="1" r:id="rIda5hutjvju1ey19nu9frov">
+            <w:hyperlink w:history="1" r:id="rIdgnakqeesrlpexsa-redev">
               <w:r>
                 <w:rPr>
                   <w:rFonts w:ascii="Arial" w:cs="Arial" w:eastAsia="Arial" w:hAnsi="Arial"/>
@@ -13060,7 +13060,7 @@
               <w:spacing w:after="10" w:before="0"/>
               <w:ind w:left="120"/>
             </w:pPr>
-            <w:hyperlink w:history="1" r:id="rIdhofbkdere9-3usquh2l3d">
+            <w:hyperlink w:history="1" r:id="rIdjdtp6gjial3eiq6nd2gji">
               <w:r>
                 <w:rPr>
                   <w:rFonts w:ascii="Arial" w:cs="Arial" w:eastAsia="Arial" w:hAnsi="Arial"/>
@@ -13105,7 +13105,7 @@
             <w:pPr>
               <w:spacing w:after="20" w:before="0"/>
             </w:pPr>
-            <w:hyperlink w:history="1" r:id="rIddffwtlhqms0sxvmojpjeg">
+            <w:hyperlink w:history="1" r:id="rIdwjfctlu7l9carfhwpu50j">
               <w:r>
                 <w:rPr>
                   <w:rFonts w:ascii="Arial" w:cs="Arial" w:eastAsia="Arial" w:hAnsi="Arial"/>
@@ -13138,7 +13138,7 @@
               <w:spacing w:after="10" w:before="0"/>
               <w:ind w:left="120"/>
             </w:pPr>
-            <w:hyperlink w:history="1" r:id="rId2hgzlc9yfhgmnofwbrl7x">
+            <w:hyperlink w:history="1" r:id="rIdpklsj_x1tm6e6m6yglywl">
               <w:r>
                 <w:rPr>
                   <w:rFonts w:ascii="Arial" w:cs="Arial" w:eastAsia="Arial" w:hAnsi="Arial"/>
@@ -13346,7 +13346,7 @@
             <w:pPr>
               <w:spacing w:after="20" w:before="0"/>
             </w:pPr>
-            <w:hyperlink w:history="1" r:id="rIdeshgcakl0en7za2gnhy5l">
+            <w:hyperlink w:history="1" r:id="rIdgafxxvvdgeftovxad93cx">
               <w:r>
                 <w:rPr>
                   <w:rFonts w:ascii="Arial" w:cs="Arial" w:eastAsia="Arial" w:hAnsi="Arial"/>
@@ -13379,7 +13379,7 @@
               <w:spacing w:after="10" w:before="0"/>
               <w:ind w:left="120"/>
             </w:pPr>
-            <w:hyperlink w:history="1" r:id="rIdpgx6-fwblbpv9dmekfaos">
+            <w:hyperlink w:history="1" r:id="rId_n-ed-0fzgdvm6zanclpa">
               <w:r>
                 <w:rPr>
                   <w:rFonts w:ascii="Arial" w:cs="Arial" w:eastAsia="Arial" w:hAnsi="Arial"/>
@@ -13424,7 +13424,7 @@
             <w:pPr>
               <w:spacing w:after="20" w:before="0"/>
             </w:pPr>
-            <w:hyperlink w:history="1" r:id="rIdathmles4j7-5eejt4dv5h">
+            <w:hyperlink w:history="1" r:id="rIds78hdzfpcwmprkje54706">
               <w:r>
                 <w:rPr>
                   <w:rFonts w:ascii="Arial" w:cs="Arial" w:eastAsia="Arial" w:hAnsi="Arial"/>
@@ -13457,7 +13457,7 @@
               <w:spacing w:after="10" w:before="0"/>
               <w:ind w:left="120"/>
             </w:pPr>
-            <w:hyperlink w:history="1" r:id="rIdsorqdwrlvlfxlzrylndwk">
+            <w:hyperlink w:history="1" r:id="rId7wv_ui08bis-a9ykp3hf_">
               <w:r>
                 <w:rPr>
                   <w:rFonts w:ascii="Arial" w:cs="Arial" w:eastAsia="Arial" w:hAnsi="Arial"/>
@@ -13665,7 +13665,7 @@
             <w:pPr>
               <w:spacing w:after="20" w:before="0"/>
             </w:pPr>
-            <w:hyperlink w:history="1" r:id="rIdjtoehevgwx6ktxmcsi37t">
+            <w:hyperlink w:history="1" r:id="rId2s2d2gchwmws2lvnql8oy">
               <w:r>
                 <w:rPr>
                   <w:rFonts w:ascii="Arial" w:cs="Arial" w:eastAsia="Arial" w:hAnsi="Arial"/>
@@ -13698,7 +13698,7 @@
               <w:spacing w:after="10" w:before="0"/>
               <w:ind w:left="120"/>
             </w:pPr>
-            <w:hyperlink w:history="1" r:id="rIdpj_ypdh6d1wuyz5cxns1a">
+            <w:hyperlink w:history="1" r:id="rIdnqsa9ze6335rmoetsdwel">
               <w:r>
                 <w:rPr>
                   <w:rFonts w:ascii="Arial" w:cs="Arial" w:eastAsia="Arial" w:hAnsi="Arial"/>
@@ -13743,7 +13743,7 @@
             <w:pPr>
               <w:spacing w:after="20" w:before="0"/>
             </w:pPr>
-            <w:hyperlink w:history="1" r:id="rId3oq1fczk7ge8nu0b9l70u">
+            <w:hyperlink w:history="1" r:id="rId20tlaajosinrijqqtn2bs">
               <w:r>
                 <w:rPr>
                   <w:rFonts w:ascii="Arial" w:cs="Arial" w:eastAsia="Arial" w:hAnsi="Arial"/>
@@ -13776,7 +13776,7 @@
               <w:spacing w:after="10" w:before="0"/>
               <w:ind w:left="120"/>
             </w:pPr>
-            <w:hyperlink w:history="1" r:id="rIdoc1g2-2ymdyegcdgah4js">
+            <w:hyperlink w:history="1" r:id="rIddc_iname1ubnwfcsaddv4">
               <w:r>
                 <w:rPr>
                   <w:rFonts w:ascii="Arial" w:cs="Arial" w:eastAsia="Arial" w:hAnsi="Arial"/>
@@ -13984,7 +13984,7 @@
             <w:pPr>
               <w:spacing w:after="20" w:before="0"/>
             </w:pPr>
-            <w:hyperlink w:history="1" r:id="rId15hceuhxxyxumwsgoke3c">
+            <w:hyperlink w:history="1" r:id="rIdxwd_tgumlgayfp8zyxdst">
               <w:r>
                 <w:rPr>
                   <w:rFonts w:ascii="Arial" w:cs="Arial" w:eastAsia="Arial" w:hAnsi="Arial"/>
@@ -14017,7 +14017,7 @@
               <w:spacing w:after="10" w:before="0"/>
               <w:ind w:left="120"/>
             </w:pPr>
-            <w:hyperlink w:history="1" r:id="rIdpacaqxrfmoywxviayboxl">
+            <w:hyperlink w:history="1" r:id="rIdeh2et7mlg3vni7jiljiuk">
               <w:r>
                 <w:rPr>
                   <w:rFonts w:ascii="Arial" w:cs="Arial" w:eastAsia="Arial" w:hAnsi="Arial"/>
@@ -14062,7 +14062,7 @@
             <w:pPr>
               <w:spacing w:after="20" w:before="0"/>
             </w:pPr>
-            <w:hyperlink w:history="1" r:id="rIdil5zrht4wnafpmx_mynxj">
+            <w:hyperlink w:history="1" r:id="rIdobap6iwwgkofyh-1_rtcg">
               <w:r>
                 <w:rPr>
                   <w:rFonts w:ascii="Arial" w:cs="Arial" w:eastAsia="Arial" w:hAnsi="Arial"/>
@@ -14095,7 +14095,7 @@
               <w:spacing w:after="10" w:before="0"/>
               <w:ind w:left="120"/>
             </w:pPr>
-            <w:hyperlink w:history="1" r:id="rIdr2khqetft48jqgv_1_jlq">
+            <w:hyperlink w:history="1" r:id="rIdcutcgywqvt8quxxhluabk">
               <w:r>
                 <w:rPr>
                   <w:rFonts w:ascii="Arial" w:cs="Arial" w:eastAsia="Arial" w:hAnsi="Arial"/>
@@ -14303,7 +14303,7 @@
             <w:pPr>
               <w:spacing w:after="20" w:before="0"/>
             </w:pPr>
-            <w:hyperlink w:history="1" r:id="rIdr0y8asqrcrkufaha1zoxp">
+            <w:hyperlink w:history="1" r:id="rId9wbues4iuktkd18_uv-ah">
               <w:r>
                 <w:rPr>
                   <w:rFonts w:ascii="Arial" w:cs="Arial" w:eastAsia="Arial" w:hAnsi="Arial"/>
@@ -14336,7 +14336,7 @@
               <w:spacing w:after="10" w:before="0"/>
               <w:ind w:left="120"/>
             </w:pPr>
-            <w:hyperlink w:history="1" r:id="rIdr7l-exd1sl_dnqgcfjfvz">
+            <w:hyperlink w:history="1" r:id="rIduptmtshslonviety6c3k8">
               <w:r>
                 <w:rPr>
                   <w:rFonts w:ascii="Arial" w:cs="Arial" w:eastAsia="Arial" w:hAnsi="Arial"/>
@@ -14381,7 +14381,7 @@
             <w:pPr>
               <w:spacing w:after="20" w:before="0"/>
             </w:pPr>
-            <w:hyperlink w:history="1" r:id="rId9poexnmu5n3aq9cfbofo-">
+            <w:hyperlink w:history="1" r:id="rId4rmo2gdscb8vugihsxnrc">
               <w:r>
                 <w:rPr>
                   <w:rFonts w:ascii="Arial" w:cs="Arial" w:eastAsia="Arial" w:hAnsi="Arial"/>
@@ -14414,7 +14414,7 @@
               <w:spacing w:after="10" w:before="0"/>
               <w:ind w:left="120"/>
             </w:pPr>
-            <w:hyperlink w:history="1" r:id="rIdgismhmq4bkk2sjwurdr78">
+            <w:hyperlink w:history="1" r:id="rIdghpvkaikszcwfeoiqoacr">
               <w:r>
                 <w:rPr>
                   <w:rFonts w:ascii="Arial" w:cs="Arial" w:eastAsia="Arial" w:hAnsi="Arial"/>
@@ -16117,7 +16117,7 @@
             <w:pPr>
               <w:spacing w:after="20" w:before="0"/>
             </w:pPr>
-            <w:hyperlink w:history="1" r:id="rId085h9muyxwy68nd5kndyq">
+            <w:hyperlink w:history="1" r:id="rId9h9dt-bna42e7muenef9u">
               <w:r>
                 <w:rPr>
                   <w:rFonts w:ascii="Arial" w:cs="Arial" w:eastAsia="Arial" w:hAnsi="Arial"/>
@@ -16150,7 +16150,7 @@
               <w:spacing w:after="10" w:before="0"/>
               <w:ind w:left="120"/>
             </w:pPr>
-            <w:hyperlink w:history="1" r:id="rIdkgpl11xgiylyxvbssopp3">
+            <w:hyperlink w:history="1" r:id="rIddb9iqdyes0xsqogbxgogs">
               <w:r>
                 <w:rPr>
                   <w:rFonts w:ascii="Arial" w:cs="Arial" w:eastAsia="Arial" w:hAnsi="Arial"/>
@@ -16195,7 +16195,7 @@
             <w:pPr>
               <w:spacing w:after="20" w:before="0"/>
             </w:pPr>
-            <w:hyperlink w:history="1" r:id="rIdsewlm3gi9lkl0etayzma9">
+            <w:hyperlink w:history="1" r:id="rId0ybebkdqpzgi42foulrz0">
               <w:r>
                 <w:rPr>
                   <w:rFonts w:ascii="Arial" w:cs="Arial" w:eastAsia="Arial" w:hAnsi="Arial"/>
@@ -16228,7 +16228,7 @@
               <w:spacing w:after="10" w:before="0"/>
               <w:ind w:left="120"/>
             </w:pPr>
-            <w:hyperlink w:history="1" r:id="rIdfrx1qilkkgapx4zwmxkxd">
+            <w:hyperlink w:history="1" r:id="rIdhhbg1q-j_k_v8tnlsmcrm">
               <w:r>
                 <w:rPr>
                   <w:rFonts w:ascii="Arial" w:cs="Arial" w:eastAsia="Arial" w:hAnsi="Arial"/>
@@ -16436,7 +16436,7 @@
             <w:pPr>
               <w:spacing w:after="20" w:before="0"/>
             </w:pPr>
-            <w:hyperlink w:history="1" r:id="rId1rxnpx5ffj0tvhemlsgsz">
+            <w:hyperlink w:history="1" r:id="rIdqu6brjajpu2aavupzhzoe">
               <w:r>
                 <w:rPr>
                   <w:rFonts w:ascii="Arial" w:cs="Arial" w:eastAsia="Arial" w:hAnsi="Arial"/>
@@ -16469,7 +16469,7 @@
               <w:spacing w:after="10" w:before="0"/>
               <w:ind w:left="120"/>
             </w:pPr>
-            <w:hyperlink w:history="1" r:id="rIdbachox1dl7wv3net1sz4j">
+            <w:hyperlink w:history="1" r:id="rIdnqlmcwtznwnuxl1et0jql">
               <w:r>
                 <w:rPr>
                   <w:rFonts w:ascii="Arial" w:cs="Arial" w:eastAsia="Arial" w:hAnsi="Arial"/>
@@ -16514,7 +16514,7 @@
             <w:pPr>
               <w:spacing w:after="20" w:before="0"/>
             </w:pPr>
-            <w:hyperlink w:history="1" r:id="rIde2rjjtmscfbnrf3i0ni__">
+            <w:hyperlink w:history="1" r:id="rId0lcilppiodcctv4gjywpb">
               <w:r>
                 <w:rPr>
                   <w:rFonts w:ascii="Arial" w:cs="Arial" w:eastAsia="Arial" w:hAnsi="Arial"/>
@@ -16547,7 +16547,7 @@
               <w:spacing w:after="10" w:before="0"/>
               <w:ind w:left="120"/>
             </w:pPr>
-            <w:hyperlink w:history="1" r:id="rId6rvj78c8ckozfzs1wkzdj">
+            <w:hyperlink w:history="1" r:id="rIdh7u_rxrfy3czv5xbbqi92">
               <w:r>
                 <w:rPr>
                   <w:rFonts w:ascii="Arial" w:cs="Arial" w:eastAsia="Arial" w:hAnsi="Arial"/>
@@ -16755,7 +16755,7 @@
             <w:pPr>
               <w:spacing w:after="20" w:before="0"/>
             </w:pPr>
-            <w:hyperlink w:history="1" r:id="rIdfnazljan9teklrdsv64xc">
+            <w:hyperlink w:history="1" r:id="rId6coghbfbiuqwt2xo365u9">
               <w:r>
                 <w:rPr>
                   <w:rFonts w:ascii="Arial" w:cs="Arial" w:eastAsia="Arial" w:hAnsi="Arial"/>
@@ -16788,7 +16788,7 @@
               <w:spacing w:after="10" w:before="0"/>
               <w:ind w:left="120"/>
             </w:pPr>
-            <w:hyperlink w:history="1" r:id="rIdidkhzbljatylnveyjsdcf">
+            <w:hyperlink w:history="1" r:id="rIdnxsyhjnuaeljvw2fyciif">
               <w:r>
                 <w:rPr>
                   <w:rFonts w:ascii="Arial" w:cs="Arial" w:eastAsia="Arial" w:hAnsi="Arial"/>
@@ -16833,7 +16833,7 @@
             <w:pPr>
               <w:spacing w:after="20" w:before="0"/>
             </w:pPr>
-            <w:hyperlink w:history="1" r:id="rIdv18vjkzvsfqkmnhqawaww">
+            <w:hyperlink w:history="1" r:id="rIdrg6kqnl3dnea_yv5xiife">
               <w:r>
                 <w:rPr>
                   <w:rFonts w:ascii="Arial" w:cs="Arial" w:eastAsia="Arial" w:hAnsi="Arial"/>
@@ -16866,7 +16866,7 @@
               <w:spacing w:after="10" w:before="0"/>
               <w:ind w:left="120"/>
             </w:pPr>
-            <w:hyperlink w:history="1" r:id="rIdxxfgwffqdd2lsx9enwbus">
+            <w:hyperlink w:history="1" r:id="rIds0zeknfdcr2iqvxdwwi7d">
               <w:r>
                 <w:rPr>
                   <w:rFonts w:ascii="Arial" w:cs="Arial" w:eastAsia="Arial" w:hAnsi="Arial"/>
@@ -17074,7 +17074,7 @@
             <w:pPr>
               <w:spacing w:after="20" w:before="0"/>
             </w:pPr>
-            <w:hyperlink w:history="1" r:id="rIdexhzic0q74esprabiorxz">
+            <w:hyperlink w:history="1" r:id="rIde-4ex3jdod7xntl2kr18g">
               <w:r>
                 <w:rPr>
                   <w:rFonts w:ascii="Arial" w:cs="Arial" w:eastAsia="Arial" w:hAnsi="Arial"/>
@@ -17107,7 +17107,7 @@
               <w:spacing w:after="10" w:before="0"/>
               <w:ind w:left="120"/>
             </w:pPr>
-            <w:hyperlink w:history="1" r:id="rId3vgxwlyycucbvmcy12nod">
+            <w:hyperlink w:history="1" r:id="rIdpwriuljjrnzas5eyhc1vy">
               <w:r>
                 <w:rPr>
                   <w:rFonts w:ascii="Arial" w:cs="Arial" w:eastAsia="Arial" w:hAnsi="Arial"/>
@@ -17152,7 +17152,7 @@
             <w:pPr>
               <w:spacing w:after="20" w:before="0"/>
             </w:pPr>
-            <w:hyperlink w:history="1" r:id="rId8likrjxy3bg4ftor0qzjb">
+            <w:hyperlink w:history="1" r:id="rId1ho6odruvprzplnixikea">
               <w:r>
                 <w:rPr>
                   <w:rFonts w:ascii="Arial" w:cs="Arial" w:eastAsia="Arial" w:hAnsi="Arial"/>
@@ -17185,7 +17185,7 @@
               <w:spacing w:after="10" w:before="0"/>
               <w:ind w:left="120"/>
             </w:pPr>
-            <w:hyperlink w:history="1" r:id="rIdv0h3fh5vg7zkpxx6lkslr">
+            <w:hyperlink w:history="1" r:id="rIdfxlzpgwojj8g8vvx-fcos">
               <w:r>
                 <w:rPr>
                   <w:rFonts w:ascii="Arial" w:cs="Arial" w:eastAsia="Arial" w:hAnsi="Arial"/>
@@ -17393,7 +17393,7 @@
             <w:pPr>
               <w:spacing w:after="20" w:before="0"/>
             </w:pPr>
-            <w:hyperlink w:history="1" r:id="rIdzmnqet3wnz5tvxnd4us5e">
+            <w:hyperlink w:history="1" r:id="rIdgfji67zq9rirvn5nl4xyx">
               <w:r>
                 <w:rPr>
                   <w:rFonts w:ascii="Arial" w:cs="Arial" w:eastAsia="Arial" w:hAnsi="Arial"/>
@@ -17426,7 +17426,7 @@
               <w:spacing w:after="10" w:before="0"/>
               <w:ind w:left="120"/>
             </w:pPr>
-            <w:hyperlink w:history="1" r:id="rIdq1tv9yd69pvliekhzhqrs">
+            <w:hyperlink w:history="1" r:id="rIdxqkwxxio3bvlj-l-pagms">
               <w:r>
                 <w:rPr>
                   <w:rFonts w:ascii="Arial" w:cs="Arial" w:eastAsia="Arial" w:hAnsi="Arial"/>
@@ -17471,7 +17471,7 @@
             <w:pPr>
               <w:spacing w:after="20" w:before="0"/>
             </w:pPr>
-            <w:hyperlink w:history="1" r:id="rIdhhfh1htjqgbhf9xg1vhdb">
+            <w:hyperlink w:history="1" r:id="rId7dx7f162kqm9cfscwgsbp">
               <w:r>
                 <w:rPr>
                   <w:rFonts w:ascii="Arial" w:cs="Arial" w:eastAsia="Arial" w:hAnsi="Arial"/>
@@ -17504,7 +17504,7 @@
               <w:spacing w:after="10" w:before="0"/>
               <w:ind w:left="120"/>
             </w:pPr>
-            <w:hyperlink w:history="1" r:id="rId1bttimvuj6octgg59ahgh">
+            <w:hyperlink w:history="1" r:id="rIdwfrpdrwofv9pfukbswgnq">
               <w:r>
                 <w:rPr>
                   <w:rFonts w:ascii="Arial" w:cs="Arial" w:eastAsia="Arial" w:hAnsi="Arial"/>
@@ -19303,7 +19303,7 @@
             <w:pPr>
               <w:spacing w:after="20" w:before="0"/>
             </w:pPr>
-            <w:hyperlink w:history="1" r:id="rId4p0x8xao2hnnusuyy_u00">
+            <w:hyperlink w:history="1" r:id="rIde0wsu7vqnah0kjvvfl2pj">
               <w:r>
                 <w:rPr>
                   <w:rFonts w:ascii="Arial" w:cs="Arial" w:eastAsia="Arial" w:hAnsi="Arial"/>
@@ -19336,7 +19336,7 @@
               <w:spacing w:after="10" w:before="0"/>
               <w:ind w:left="120"/>
             </w:pPr>
-            <w:hyperlink w:history="1" r:id="rIdviozre7wdt_zwui7mwlqw">
+            <w:hyperlink w:history="1" r:id="rIdw4itzqkq1disqme4mknwx">
               <w:r>
                 <w:rPr>
                   <w:rFonts w:ascii="Arial" w:cs="Arial" w:eastAsia="Arial" w:hAnsi="Arial"/>
@@ -19381,7 +19381,7 @@
             <w:pPr>
               <w:spacing w:after="20" w:before="0"/>
             </w:pPr>
-            <w:hyperlink w:history="1" r:id="rIdkje2sfsraavvg7klzhtbz">
+            <w:hyperlink w:history="1" r:id="rIdusarfgfvaegwm83at2e_0">
               <w:r>
                 <w:rPr>
                   <w:rFonts w:ascii="Arial" w:cs="Arial" w:eastAsia="Arial" w:hAnsi="Arial"/>
@@ -19414,7 +19414,7 @@
               <w:spacing w:after="10" w:before="0"/>
               <w:ind w:left="120"/>
             </w:pPr>
-            <w:hyperlink w:history="1" r:id="rIduu0go0izt1ffzl_fwu9yn">
+            <w:hyperlink w:history="1" r:id="rIdy5lxafmankhl1gi7zz5fa">
               <w:r>
                 <w:rPr>
                   <w:rFonts w:ascii="Arial" w:cs="Arial" w:eastAsia="Arial" w:hAnsi="Arial"/>
@@ -19622,7 +19622,7 @@
             <w:pPr>
               <w:spacing w:after="20" w:before="0"/>
             </w:pPr>
-            <w:hyperlink w:history="1" r:id="rIdazl1rircqmnw3tx-d4bbe">
+            <w:hyperlink w:history="1" r:id="rIdoqx6rkccimrso0paistw3">
               <w:r>
                 <w:rPr>
                   <w:rFonts w:ascii="Arial" w:cs="Arial" w:eastAsia="Arial" w:hAnsi="Arial"/>
@@ -19655,7 +19655,7 @@
               <w:spacing w:after="10" w:before="0"/>
               <w:ind w:left="120"/>
             </w:pPr>
-            <w:hyperlink w:history="1" r:id="rIdryp7rwnjxv4gklbnobegt">
+            <w:hyperlink w:history="1" r:id="rIdjp3gvnz5bvauedhwbzvqr">
               <w:r>
                 <w:rPr>
                   <w:rFonts w:ascii="Arial" w:cs="Arial" w:eastAsia="Arial" w:hAnsi="Arial"/>
@@ -19700,7 +19700,7 @@
             <w:pPr>
               <w:spacing w:after="20" w:before="0"/>
             </w:pPr>
-            <w:hyperlink w:history="1" r:id="rIdxnkltizibuudojlcc9fxr">
+            <w:hyperlink w:history="1" r:id="rId2wvbjgyqyxaty_tdddxpv">
               <w:r>
                 <w:rPr>
                   <w:rFonts w:ascii="Arial" w:cs="Arial" w:eastAsia="Arial" w:hAnsi="Arial"/>
@@ -19733,7 +19733,7 @@
               <w:spacing w:after="10" w:before="0"/>
               <w:ind w:left="120"/>
             </w:pPr>
-            <w:hyperlink w:history="1" r:id="rIdgfo-s55tt40lfonyylih_">
+            <w:hyperlink w:history="1" r:id="rIdyk4qcje35oshoypepwzmr">
               <w:r>
                 <w:rPr>
                   <w:rFonts w:ascii="Arial" w:cs="Arial" w:eastAsia="Arial" w:hAnsi="Arial"/>
@@ -19941,7 +19941,7 @@
             <w:pPr>
               <w:spacing w:after="20" w:before="0"/>
             </w:pPr>
-            <w:hyperlink w:history="1" r:id="rIdfxr-c9wjkrletyltj-myy">
+            <w:hyperlink w:history="1" r:id="rIdougpgzzqziriyekjxbugi">
               <w:r>
                 <w:rPr>
                   <w:rFonts w:ascii="Arial" w:cs="Arial" w:eastAsia="Arial" w:hAnsi="Arial"/>
@@ -19974,7 +19974,7 @@
               <w:spacing w:after="10" w:before="0"/>
               <w:ind w:left="120"/>
             </w:pPr>
-            <w:hyperlink w:history="1" r:id="rIdq6-ebfxgqg1_b6k8nltjp">
+            <w:hyperlink w:history="1" r:id="rIdrfkxb1yfrveb78cjd3lnh">
               <w:r>
                 <w:rPr>
                   <w:rFonts w:ascii="Arial" w:cs="Arial" w:eastAsia="Arial" w:hAnsi="Arial"/>
@@ -20019,7 +20019,7 @@
             <w:pPr>
               <w:spacing w:after="20" w:before="0"/>
             </w:pPr>
-            <w:hyperlink w:history="1" r:id="rIdljftfr3kb8vo60hyvch6e">
+            <w:hyperlink w:history="1" r:id="rIdxore9_z1iwdaraf2ck7yc">
               <w:r>
                 <w:rPr>
                   <w:rFonts w:ascii="Arial" w:cs="Arial" w:eastAsia="Arial" w:hAnsi="Arial"/>
@@ -20052,7 +20052,7 @@
               <w:spacing w:after="10" w:before="0"/>
               <w:ind w:left="120"/>
             </w:pPr>
-            <w:hyperlink w:history="1" r:id="rIdevfelmi5xox_9c1n7ws2t">
+            <w:hyperlink w:history="1" r:id="rIdm6fsgrsnpihxt0sdxvq78">
               <w:r>
                 <w:rPr>
                   <w:rFonts w:ascii="Arial" w:cs="Arial" w:eastAsia="Arial" w:hAnsi="Arial"/>
@@ -20260,7 +20260,7 @@
             <w:pPr>
               <w:spacing w:after="20" w:before="0"/>
             </w:pPr>
-            <w:hyperlink w:history="1" r:id="rIdl_jjk8f16htf1raklauyk">
+            <w:hyperlink w:history="1" r:id="rId92yyxmeaurlckqcmcqyjo">
               <w:r>
                 <w:rPr>
                   <w:rFonts w:ascii="Arial" w:cs="Arial" w:eastAsia="Arial" w:hAnsi="Arial"/>
@@ -20293,7 +20293,7 @@
               <w:spacing w:after="10" w:before="0"/>
               <w:ind w:left="120"/>
             </w:pPr>
-            <w:hyperlink w:history="1" r:id="rIdvhfjwhbjh_n9wdzybtekm">
+            <w:hyperlink w:history="1" r:id="rIdmr6k2orak5pteaestelkz">
               <w:r>
                 <w:rPr>
                   <w:rFonts w:ascii="Arial" w:cs="Arial" w:eastAsia="Arial" w:hAnsi="Arial"/>
@@ -20338,7 +20338,7 @@
             <w:pPr>
               <w:spacing w:after="20" w:before="0"/>
             </w:pPr>
-            <w:hyperlink w:history="1" r:id="rIdkpfoox0jxm9sxuuchk0tr">
+            <w:hyperlink w:history="1" r:id="rIdfqdh-o2rvdsskjx3gxt57">
               <w:r>
                 <w:rPr>
                   <w:rFonts w:ascii="Arial" w:cs="Arial" w:eastAsia="Arial" w:hAnsi="Arial"/>
@@ -20371,7 +20371,7 @@
               <w:spacing w:after="10" w:before="0"/>
               <w:ind w:left="120"/>
             </w:pPr>
-            <w:hyperlink w:history="1" r:id="rIdy4t-k6szijegwhfp5d1kv">
+            <w:hyperlink w:history="1" r:id="rId1wj7ux0elqvgr47nmufps">
               <w:r>
                 <w:rPr>
                   <w:rFonts w:ascii="Arial" w:cs="Arial" w:eastAsia="Arial" w:hAnsi="Arial"/>
@@ -20579,7 +20579,7 @@
             <w:pPr>
               <w:spacing w:after="20" w:before="0"/>
             </w:pPr>
-            <w:hyperlink w:history="1" r:id="rIdoxnufph-bh47jemi88zhr">
+            <w:hyperlink w:history="1" r:id="rId0xr7yk5guwwyvpzwsvtfd">
               <w:r>
                 <w:rPr>
                   <w:rFonts w:ascii="Arial" w:cs="Arial" w:eastAsia="Arial" w:hAnsi="Arial"/>
@@ -20612,7 +20612,7 @@
               <w:spacing w:after="10" w:before="0"/>
               <w:ind w:left="120"/>
             </w:pPr>
-            <w:hyperlink w:history="1" r:id="rIdt0yjgsfzmeyxf6uprriuo">
+            <w:hyperlink w:history="1" r:id="rIdklhdva70ushosumh0rrwk">
               <w:r>
                 <w:rPr>
                   <w:rFonts w:ascii="Arial" w:cs="Arial" w:eastAsia="Arial" w:hAnsi="Arial"/>
@@ -20657,7 +20657,7 @@
             <w:pPr>
               <w:spacing w:after="20" w:before="0"/>
             </w:pPr>
-            <w:hyperlink w:history="1" r:id="rId--naownlaszxpn_esnjd6">
+            <w:hyperlink w:history="1" r:id="rId-xksnl4rwrp34a-n2t25f">
               <w:r>
                 <w:rPr>
                   <w:rFonts w:ascii="Arial" w:cs="Arial" w:eastAsia="Arial" w:hAnsi="Arial"/>
@@ -20690,7 +20690,7 @@
               <w:spacing w:after="10" w:before="0"/>
               <w:ind w:left="120"/>
             </w:pPr>
-            <w:hyperlink w:history="1" r:id="rIdsx0btxxothikhwo6c9hwq">
+            <w:hyperlink w:history="1" r:id="rIdi-auh-vdld34trbrxq3ll">
               <w:r>
                 <w:rPr>
                   <w:rFonts w:ascii="Arial" w:cs="Arial" w:eastAsia="Arial" w:hAnsi="Arial"/>
@@ -22469,7 +22469,7 @@
             <w:pPr>
               <w:spacing w:after="20" w:before="0"/>
             </w:pPr>
-            <w:hyperlink w:history="1" r:id="rId_s2zwpxo31norhvfzv9ll">
+            <w:hyperlink w:history="1" r:id="rId9ra3ef20jenvrovjnnkgc">
               <w:r>
                 <w:rPr>
                   <w:rFonts w:ascii="Arial" w:cs="Arial" w:eastAsia="Arial" w:hAnsi="Arial"/>
@@ -22502,7 +22502,7 @@
               <w:spacing w:after="10" w:before="0"/>
               <w:ind w:left="120"/>
             </w:pPr>
-            <w:hyperlink w:history="1" r:id="rIddy0demxl6vtap8qmzkgnw">
+            <w:hyperlink w:history="1" r:id="rIdv-ehunzsaaldvgiw3d13t">
               <w:r>
                 <w:rPr>
                   <w:rFonts w:ascii="Arial" w:cs="Arial" w:eastAsia="Arial" w:hAnsi="Arial"/>
@@ -22547,7 +22547,7 @@
             <w:pPr>
               <w:spacing w:after="20" w:before="0"/>
             </w:pPr>
-            <w:hyperlink w:history="1" r:id="rIdtuxwxpfmtzeqlv4lbp4qx">
+            <w:hyperlink w:history="1" r:id="rIdwtso5ptm8dctj-qkf2oqx">
               <w:r>
                 <w:rPr>
                   <w:rFonts w:ascii="Arial" w:cs="Arial" w:eastAsia="Arial" w:hAnsi="Arial"/>
@@ -22580,7 +22580,7 @@
               <w:spacing w:after="10" w:before="0"/>
               <w:ind w:left="120"/>
             </w:pPr>
-            <w:hyperlink w:history="1" r:id="rId0b9wwptj3lj7hi4upfxh4">
+            <w:hyperlink w:history="1" r:id="rId5mklp1uapbmgm2ipzou3u">
               <w:r>
                 <w:rPr>
                   <w:rFonts w:ascii="Arial" w:cs="Arial" w:eastAsia="Arial" w:hAnsi="Arial"/>
@@ -22788,7 +22788,7 @@
             <w:pPr>
               <w:spacing w:after="20" w:before="0"/>
             </w:pPr>
-            <w:hyperlink w:history="1" r:id="rIdxqw-w3kvez8mrnqypodbw">
+            <w:hyperlink w:history="1" r:id="rId4mis781vc6errvmshfc-6">
               <w:r>
                 <w:rPr>
                   <w:rFonts w:ascii="Arial" w:cs="Arial" w:eastAsia="Arial" w:hAnsi="Arial"/>
@@ -22821,7 +22821,7 @@
               <w:spacing w:after="10" w:before="0"/>
               <w:ind w:left="120"/>
             </w:pPr>
-            <w:hyperlink w:history="1" r:id="rId-va3pskgyjrucoqa-glpe">
+            <w:hyperlink w:history="1" r:id="rIdktbzafhts-wzq8xj2nm-c">
               <w:r>
                 <w:rPr>
                   <w:rFonts w:ascii="Arial" w:cs="Arial" w:eastAsia="Arial" w:hAnsi="Arial"/>
@@ -22866,7 +22866,7 @@
             <w:pPr>
               <w:spacing w:after="20" w:before="0"/>
             </w:pPr>
-            <w:hyperlink w:history="1" r:id="rIdax6ebmvup0l87bpe0b0mr">
+            <w:hyperlink w:history="1" r:id="rId5z7qwcqjvk_c-oh2iioz0">
               <w:r>
                 <w:rPr>
                   <w:rFonts w:ascii="Arial" w:cs="Arial" w:eastAsia="Arial" w:hAnsi="Arial"/>
@@ -22899,7 +22899,7 @@
               <w:spacing w:after="10" w:before="0"/>
               <w:ind w:left="120"/>
             </w:pPr>
-            <w:hyperlink w:history="1" r:id="rId3ojat3xkdeondqrpomnhd">
+            <w:hyperlink w:history="1" r:id="rIdmepckjy7fsaui2mshsaha">
               <w:r>
                 <w:rPr>
                   <w:rFonts w:ascii="Arial" w:cs="Arial" w:eastAsia="Arial" w:hAnsi="Arial"/>
@@ -23107,7 +23107,7 @@
             <w:pPr>
               <w:spacing w:after="20" w:before="0"/>
             </w:pPr>
-            <w:hyperlink w:history="1" r:id="rIdxj8f_71zeiixsyqmr8hse">
+            <w:hyperlink w:history="1" r:id="rIdfdfgdu51smwti1vymd2pc">
               <w:r>
                 <w:rPr>
                   <w:rFonts w:ascii="Arial" w:cs="Arial" w:eastAsia="Arial" w:hAnsi="Arial"/>
@@ -23140,7 +23140,7 @@
               <w:spacing w:after="10" w:before="0"/>
               <w:ind w:left="120"/>
             </w:pPr>
-            <w:hyperlink w:history="1" r:id="rIdgekapuefflaghvs0zfn5q">
+            <w:hyperlink w:history="1" r:id="rIdy_1gwvumz_9r3i1znaz59">
               <w:r>
                 <w:rPr>
                   <w:rFonts w:ascii="Arial" w:cs="Arial" w:eastAsia="Arial" w:hAnsi="Arial"/>
@@ -23185,7 +23185,7 @@
             <w:pPr>
               <w:spacing w:after="20" w:before="0"/>
             </w:pPr>
-            <w:hyperlink w:history="1" r:id="rIdbvwnkytvivd_84rvjrh8m">
+            <w:hyperlink w:history="1" r:id="rId0bjmnqvg36kqrtt23gyjw">
               <w:r>
                 <w:rPr>
                   <w:rFonts w:ascii="Arial" w:cs="Arial" w:eastAsia="Arial" w:hAnsi="Arial"/>
@@ -23218,7 +23218,7 @@
               <w:spacing w:after="10" w:before="0"/>
               <w:ind w:left="120"/>
             </w:pPr>
-            <w:hyperlink w:history="1" r:id="rIdbdawhslti4z_xz_5jnldh">
+            <w:hyperlink w:history="1" r:id="rIdkqhypsf_rtdy_wjq11cnr">
               <w:r>
                 <w:rPr>
                   <w:rFonts w:ascii="Arial" w:cs="Arial" w:eastAsia="Arial" w:hAnsi="Arial"/>
@@ -23426,7 +23426,7 @@
             <w:pPr>
               <w:spacing w:after="20" w:before="0"/>
             </w:pPr>
-            <w:hyperlink w:history="1" r:id="rIdafugrtrurpynyhtnkkmcs">
+            <w:hyperlink w:history="1" r:id="rIdwvum8nmilrii3ain1y2pc">
               <w:r>
                 <w:rPr>
                   <w:rFonts w:ascii="Arial" w:cs="Arial" w:eastAsia="Arial" w:hAnsi="Arial"/>
@@ -23459,7 +23459,7 @@
               <w:spacing w:after="10" w:before="0"/>
               <w:ind w:left="120"/>
             </w:pPr>
-            <w:hyperlink w:history="1" r:id="rIdmohfregridilp6m2mxrwn">
+            <w:hyperlink w:history="1" r:id="rIdv8shxf6qvj2jqlp4ofbeu">
               <w:r>
                 <w:rPr>
                   <w:rFonts w:ascii="Arial" w:cs="Arial" w:eastAsia="Arial" w:hAnsi="Arial"/>
@@ -23504,7 +23504,7 @@
             <w:pPr>
               <w:spacing w:after="20" w:before="0"/>
             </w:pPr>
-            <w:hyperlink w:history="1" r:id="rIdhpydooy3jpdmuk3kqtqpj">
+            <w:hyperlink w:history="1" r:id="rIdcz6n9hdqi7xtq6rkpdrv3">
               <w:r>
                 <w:rPr>
                   <w:rFonts w:ascii="Arial" w:cs="Arial" w:eastAsia="Arial" w:hAnsi="Arial"/>
@@ -23537,7 +23537,7 @@
               <w:spacing w:after="10" w:before="0"/>
               <w:ind w:left="120"/>
             </w:pPr>
-            <w:hyperlink w:history="1" r:id="rIdvlp9ebsnyzoqyd8zxjkvh">
+            <w:hyperlink w:history="1" r:id="rIdhogyyusr88k286w5zlse6">
               <w:r>
                 <w:rPr>
                   <w:rFonts w:ascii="Arial" w:cs="Arial" w:eastAsia="Arial" w:hAnsi="Arial"/>
@@ -23745,7 +23745,7 @@
             <w:pPr>
               <w:spacing w:after="20" w:before="0"/>
             </w:pPr>
-            <w:hyperlink w:history="1" r:id="rIdv-nw79vw4fkdlj_rwtwbp">
+            <w:hyperlink w:history="1" r:id="rIdaes7t-sjauqozqj2dgrxs">
               <w:r>
                 <w:rPr>
                   <w:rFonts w:ascii="Arial" w:cs="Arial" w:eastAsia="Arial" w:hAnsi="Arial"/>
@@ -23778,7 +23778,7 @@
               <w:spacing w:after="10" w:before="0"/>
               <w:ind w:left="120"/>
             </w:pPr>
-            <w:hyperlink w:history="1" r:id="rIdnj2d94mjwnotqkik-lfi4">
+            <w:hyperlink w:history="1" r:id="rIdkrdi0kn12fslnlcyggn5w">
               <w:r>
                 <w:rPr>
                   <w:rFonts w:ascii="Arial" w:cs="Arial" w:eastAsia="Arial" w:hAnsi="Arial"/>
@@ -23823,7 +23823,7 @@
             <w:pPr>
               <w:spacing w:after="20" w:before="0"/>
             </w:pPr>
-            <w:hyperlink w:history="1" r:id="rId7cq-pmolajzhkvfdnivy-">
+            <w:hyperlink w:history="1" r:id="rIdqew36z7volz17clihzpau">
               <w:r>
                 <w:rPr>
                   <w:rFonts w:ascii="Arial" w:cs="Arial" w:eastAsia="Arial" w:hAnsi="Arial"/>
@@ -23856,7 +23856,7 @@
               <w:spacing w:after="10" w:before="0"/>
               <w:ind w:left="120"/>
             </w:pPr>
-            <w:hyperlink w:history="1" r:id="rIdcuuwztbioognevcit-gg7">
+            <w:hyperlink w:history="1" r:id="rId47-yey4nm_ona-xofdtgi">
               <w:r>
                 <w:rPr>
                   <w:rFonts w:ascii="Arial" w:cs="Arial" w:eastAsia="Arial" w:hAnsi="Arial"/>
@@ -25579,7 +25579,7 @@
             <w:pPr>
               <w:spacing w:after="20" w:before="0"/>
             </w:pPr>
-            <w:hyperlink w:history="1" r:id="rId2vl7nzbxdqcc6t0g-df66">
+            <w:hyperlink w:history="1" r:id="rIdcqimstavgehbwhul1-0lc">
               <w:r>
                 <w:rPr>
                   <w:rFonts w:ascii="Arial" w:cs="Arial" w:eastAsia="Arial" w:hAnsi="Arial"/>
@@ -25612,7 +25612,7 @@
               <w:spacing w:after="10" w:before="0"/>
               <w:ind w:left="120"/>
             </w:pPr>
-            <w:hyperlink w:history="1" r:id="rId7zsxwcfqmu07v0k_bgc6w">
+            <w:hyperlink w:history="1" r:id="rIdiqolmyjdjdzft6bxdp3zd">
               <w:r>
                 <w:rPr>
                   <w:rFonts w:ascii="Arial" w:cs="Arial" w:eastAsia="Arial" w:hAnsi="Arial"/>
@@ -25657,7 +25657,7 @@
             <w:pPr>
               <w:spacing w:after="20" w:before="0"/>
             </w:pPr>
-            <w:hyperlink w:history="1" r:id="rId9aytzthv17cm4u8biqphd">
+            <w:hyperlink w:history="1" r:id="rId6ynamgnqhwmhupknonqyn">
               <w:r>
                 <w:rPr>
                   <w:rFonts w:ascii="Arial" w:cs="Arial" w:eastAsia="Arial" w:hAnsi="Arial"/>
@@ -25690,7 +25690,7 @@
               <w:spacing w:after="10" w:before="0"/>
               <w:ind w:left="120"/>
             </w:pPr>
-            <w:hyperlink w:history="1" r:id="rIdlozftdezjqp3nvicuj_pj">
+            <w:hyperlink w:history="1" r:id="rIdw8htqnmh4hif_hvteo0tf">
               <w:r>
                 <w:rPr>
                   <w:rFonts w:ascii="Arial" w:cs="Arial" w:eastAsia="Arial" w:hAnsi="Arial"/>
@@ -25898,7 +25898,7 @@
             <w:pPr>
               <w:spacing w:after="20" w:before="0"/>
             </w:pPr>
-            <w:hyperlink w:history="1" r:id="rIdgpc5yfwgmemfkqeegko3z">
+            <w:hyperlink w:history="1" r:id="rIdblen-5bovecmgdoku2p0a">
               <w:r>
                 <w:rPr>
                   <w:rFonts w:ascii="Arial" w:cs="Arial" w:eastAsia="Arial" w:hAnsi="Arial"/>
@@ -25931,7 +25931,7 @@
               <w:spacing w:after="10" w:before="0"/>
               <w:ind w:left="120"/>
             </w:pPr>
-            <w:hyperlink w:history="1" r:id="rIdtkowxx5dfdxmwqtmtxlwt">
+            <w:hyperlink w:history="1" r:id="rIdkt_2qczkvpptcwsu08ktx">
               <w:r>
                 <w:rPr>
                   <w:rFonts w:ascii="Arial" w:cs="Arial" w:eastAsia="Arial" w:hAnsi="Arial"/>
@@ -25976,7 +25976,7 @@
             <w:pPr>
               <w:spacing w:after="20" w:before="0"/>
             </w:pPr>
-            <w:hyperlink w:history="1" r:id="rIdghpykgre5smekn22e7tky">
+            <w:hyperlink w:history="1" r:id="rIdwq3wsdvtvh8f6uuyvtzlu">
               <w:r>
                 <w:rPr>
                   <w:rFonts w:ascii="Arial" w:cs="Arial" w:eastAsia="Arial" w:hAnsi="Arial"/>
@@ -26009,7 +26009,7 @@
               <w:spacing w:after="10" w:before="0"/>
               <w:ind w:left="120"/>
             </w:pPr>
-            <w:hyperlink w:history="1" r:id="rIdk0n6aaoces8owviyysmtl">
+            <w:hyperlink w:history="1" r:id="rIdthl4gkzxh_xtm8tcohtye">
               <w:r>
                 <w:rPr>
                   <w:rFonts w:ascii="Arial" w:cs="Arial" w:eastAsia="Arial" w:hAnsi="Arial"/>
@@ -26217,7 +26217,7 @@
             <w:pPr>
               <w:spacing w:after="20" w:before="0"/>
             </w:pPr>
-            <w:hyperlink w:history="1" r:id="rIdfw5hwuopv7jiuoi705hh0">
+            <w:hyperlink w:history="1" r:id="rIdni65_9kaajx-slk1vofl9">
               <w:r>
                 <w:rPr>
                   <w:rFonts w:ascii="Arial" w:cs="Arial" w:eastAsia="Arial" w:hAnsi="Arial"/>
@@ -26250,7 +26250,7 @@
               <w:spacing w:after="10" w:before="0"/>
               <w:ind w:left="120"/>
             </w:pPr>
-            <w:hyperlink w:history="1" r:id="rId7wdqykvpbuby19smq0qqy">
+            <w:hyperlink w:history="1" r:id="rIdqup8jmjk57wuxov48xdtq">
               <w:r>
                 <w:rPr>
                   <w:rFonts w:ascii="Arial" w:cs="Arial" w:eastAsia="Arial" w:hAnsi="Arial"/>
@@ -26295,7 +26295,7 @@
             <w:pPr>
               <w:spacing w:after="20" w:before="0"/>
             </w:pPr>
-            <w:hyperlink w:history="1" r:id="rIdne6hunkzyn2hwr9rraifk">
+            <w:hyperlink w:history="1" r:id="rIdwldfktcmd6zrbhc_0y0ka">
               <w:r>
                 <w:rPr>
                   <w:rFonts w:ascii="Arial" w:cs="Arial" w:eastAsia="Arial" w:hAnsi="Arial"/>
@@ -26328,7 +26328,7 @@
               <w:spacing w:after="10" w:before="0"/>
               <w:ind w:left="120"/>
             </w:pPr>
-            <w:hyperlink w:history="1" r:id="rIdggo_vd2rsmhdhbiwqyh8m">
+            <w:hyperlink w:history="1" r:id="rIdfbht9zfspfqhhoet6hazf">
               <w:r>
                 <w:rPr>
                   <w:rFonts w:ascii="Arial" w:cs="Arial" w:eastAsia="Arial" w:hAnsi="Arial"/>
@@ -26536,7 +26536,7 @@
             <w:pPr>
               <w:spacing w:after="20" w:before="0"/>
             </w:pPr>
-            <w:hyperlink w:history="1" r:id="rId-k2xlgx13iy_eb8ec_aal">
+            <w:hyperlink w:history="1" r:id="rIdvoqnxkgyqmfjnqhe4l7oo">
               <w:r>
                 <w:rPr>
                   <w:rFonts w:ascii="Arial" w:cs="Arial" w:eastAsia="Arial" w:hAnsi="Arial"/>
@@ -26569,7 +26569,7 @@
               <w:spacing w:after="10" w:before="0"/>
               <w:ind w:left="120"/>
             </w:pPr>
-            <w:hyperlink w:history="1" r:id="rIdilbc-zn-bofd9yil1vwis">
+            <w:hyperlink w:history="1" r:id="rIdjvifruos63f1knvrwkfwn">
               <w:r>
                 <w:rPr>
                   <w:rFonts w:ascii="Arial" w:cs="Arial" w:eastAsia="Arial" w:hAnsi="Arial"/>
@@ -26614,7 +26614,7 @@
             <w:pPr>
               <w:spacing w:after="20" w:before="0"/>
             </w:pPr>
-            <w:hyperlink w:history="1" r:id="rId6evzwvsinrh-wziauxwro">
+            <w:hyperlink w:history="1" r:id="rIdi-4kzvebqi5zq_ppjo7wz">
               <w:r>
                 <w:rPr>
                   <w:rFonts w:ascii="Arial" w:cs="Arial" w:eastAsia="Arial" w:hAnsi="Arial"/>
@@ -26647,7 +26647,7 @@
               <w:spacing w:after="10" w:before="0"/>
               <w:ind w:left="120"/>
             </w:pPr>
-            <w:hyperlink w:history="1" r:id="rIdr3x4jujtjeihzrtrq-xih">
+            <w:hyperlink w:history="1" r:id="rId-mqat0jtdpuw-g2zzoj7u">
               <w:r>
                 <w:rPr>
                   <w:rFonts w:ascii="Arial" w:cs="Arial" w:eastAsia="Arial" w:hAnsi="Arial"/>
@@ -26855,7 +26855,7 @@
             <w:pPr>
               <w:spacing w:after="20" w:before="0"/>
             </w:pPr>
-            <w:hyperlink w:history="1" r:id="rIdec0ybj69h-d8payww8dtz">
+            <w:hyperlink w:history="1" r:id="rIdshdvpptin9iehlpgazhij">
               <w:r>
                 <w:rPr>
                   <w:rFonts w:ascii="Arial" w:cs="Arial" w:eastAsia="Arial" w:hAnsi="Arial"/>
@@ -26888,7 +26888,7 @@
               <w:spacing w:after="10" w:before="0"/>
               <w:ind w:left="120"/>
             </w:pPr>
-            <w:hyperlink w:history="1" r:id="rId7idrsax0edrfied-1ygm_">
+            <w:hyperlink w:history="1" r:id="rIds7tkq3_ob2-g4uh9bglce">
               <w:r>
                 <w:rPr>
                   <w:rFonts w:ascii="Arial" w:cs="Arial" w:eastAsia="Arial" w:hAnsi="Arial"/>
@@ -26933,7 +26933,7 @@
             <w:pPr>
               <w:spacing w:after="20" w:before="0"/>
             </w:pPr>
-            <w:hyperlink w:history="1" r:id="rIdy_gcona-wjttksmwyisrz">
+            <w:hyperlink w:history="1" r:id="rIddi5qpszkkmuf8xw-a6syk">
               <w:r>
                 <w:rPr>
                   <w:rFonts w:ascii="Arial" w:cs="Arial" w:eastAsia="Arial" w:hAnsi="Arial"/>
@@ -26966,7 +26966,7 @@
               <w:spacing w:after="10" w:before="0"/>
               <w:ind w:left="120"/>
             </w:pPr>
-            <w:hyperlink w:history="1" r:id="rIdxlga-rkqytlxapq0lauba">
+            <w:hyperlink w:history="1" r:id="rIdmqzgqnycwydrjwfvuics1">
               <w:r>
                 <w:rPr>
                   <w:rFonts w:ascii="Arial" w:cs="Arial" w:eastAsia="Arial" w:hAnsi="Arial"/>
